--- a/Izvestaj/NFL player pefrormance.docx
+++ b/Izvestaj/NFL player pefrormance.docx
@@ -1,6 +1,6 @@
 
 <file path=word/document.xml><?xml version="1.0" encoding="utf-8"?>
-<w:document xmlns:cx="http://schemas.microsoft.com/office/drawing/2014/chartex" xmlns:cx1="http://schemas.microsoft.com/office/drawing/2015/9/8/chartex" xmlns:cx2="http://schemas.microsoft.com/office/drawing/2015/10/21/chartex" xmlns:cx3="http://schemas.microsoft.com/office/drawing/2016/5/9/chartex" xmlns:cx4="http://schemas.microsoft.com/office/drawing/2016/5/10/chartex" xmlns:cx5="http://schemas.microsoft.com/office/drawing/2016/5/11/chartex" xmlns:cx6="http://schemas.microsoft.com/office/drawing/2016/5/12/chartex" xmlns:cx7="http://schemas.microsoft.com/office/drawing/2016/5/13/chartex" xmlns:cx8="http://schemas.microsoft.com/office/drawing/2016/5/14/chartex" xmlns:mc="http://schemas.openxmlformats.org/markup-compatibility/2006" xmlns:aink="http://schemas.microsoft.com/office/drawing/2016/ink" xmlns:am3d="http://schemas.microsoft.com/office/drawing/2017/model3d" xmlns:o="urn:schemas-microsoft-com:office:office" xmlns:oel="http://schemas.microsoft.com/office/2019/extlst" xmlns:r="http://purl.oclc.org/ooxml/officeDocument/relationships" xmlns:m="http://purl.oclc.org/ooxml/officeDocument/math" xmlns:v="urn:schemas-microsoft-com:vml" xmlns:wp14="http://schemas.microsoft.com/office/word/2010/wordprocessingDrawing" xmlns:wp="http://purl.oclc.org/ooxml/drawingml/wordprocessingDrawing" xmlns:w10="urn:schemas-microsoft-com:office:word" xmlns:w="http://purl.oclc.org/ooxml/wordprocessingml/main" xmlns:w14="http://schemas.microsoft.com/office/word/2010/wordml" xmlns:w15="http://schemas.microsoft.com/office/word/2012/wordml" xmlns:w16cex="http://schemas.microsoft.com/office/word/2018/wordml/cex" xmlns:w16cid="http://schemas.microsoft.com/office/word/2016/wordml/cid" xmlns:w16="http://schemas.microsoft.com/office/word/2018/wordml" xmlns:w16du="http://schemas.microsoft.com/office/word/2023/wordml/word16du" xmlns:w16sdtdh="http://schemas.microsoft.com/office/word/2020/wordml/sdtdatahash" xmlns:w16se="http://schemas.microsoft.com/office/word/2015/wordml/symex" xmlns:wpi="http://schemas.microsoft.com/office/word/2010/wordprocessingInk" xmlns:wne="http://schemas.microsoft.com/office/word/2006/wordml" mc:Ignorable="w14 w15 w16se w16cid w16 w16cex w16sdtdh w16du wne wp14" w:conformance="strict">
+<w:document xmlns:cx="http://schemas.microsoft.com/office/drawing/2014/chartex" xmlns:cx1="http://schemas.microsoft.com/office/drawing/2015/9/8/chartex" xmlns:cx2="http://schemas.microsoft.com/office/drawing/2015/10/21/chartex" xmlns:cx3="http://schemas.microsoft.com/office/drawing/2016/5/9/chartex" xmlns:cx4="http://schemas.microsoft.com/office/drawing/2016/5/10/chartex" xmlns:cx5="http://schemas.microsoft.com/office/drawing/2016/5/11/chartex" xmlns:cx6="http://schemas.microsoft.com/office/drawing/2016/5/12/chartex" xmlns:cx7="http://schemas.microsoft.com/office/drawing/2016/5/13/chartex" xmlns:cx8="http://schemas.microsoft.com/office/drawing/2016/5/14/chartex" xmlns:mc="http://schemas.openxmlformats.org/markup-compatibility/2006" xmlns:aink="http://schemas.microsoft.com/office/drawing/2016/ink" xmlns:am3d="http://schemas.microsoft.com/office/drawing/2017/model3d" xmlns:o="urn:schemas-microsoft-com:office:office" xmlns:r="http://purl.oclc.org/ooxml/officeDocument/relationships" xmlns:m="http://purl.oclc.org/ooxml/officeDocument/math" xmlns:v="urn:schemas-microsoft-com:vml" xmlns:wp14="http://schemas.microsoft.com/office/word/2010/wordprocessingDrawing" xmlns:wp="http://purl.oclc.org/ooxml/drawingml/wordprocessingDrawing" xmlns:w10="urn:schemas-microsoft-com:office:word" xmlns:w="http://purl.oclc.org/ooxml/wordprocessingml/main" xmlns:w14="http://schemas.microsoft.com/office/word/2010/wordml" xmlns:w15="http://schemas.microsoft.com/office/word/2012/wordml" xmlns:w16cex="http://schemas.microsoft.com/office/word/2018/wordml/cex" xmlns:w16cid="http://schemas.microsoft.com/office/word/2016/wordml/cid" xmlns:w16="http://schemas.microsoft.com/office/word/2018/wordml" xmlns:w16sdtdh="http://schemas.microsoft.com/office/word/2020/wordml/sdtdatahash" xmlns:w16se="http://schemas.microsoft.com/office/word/2015/wordml/symex" xmlns:wpi="http://schemas.microsoft.com/office/word/2010/wordprocessingInk" xmlns:wne="http://schemas.microsoft.com/office/word/2006/wordml" mc:Ignorable="w14 w15 w16se w16cid w16 w16cex w16sdtdh wne wp14" w:conformance="strict">
   <w:body>
     <w:p>
       <w:pPr>
@@ -156,19 +156,7 @@
         <w:rPr>
           <w:sz w:val="18"/>
         </w:rPr>
-        <w:t>jovkic</w:t>
-      </w:r>
-      <w:r>
-        <w:rPr>
-          <w:sz w:val="18"/>
-        </w:rPr>
-        <w:t>.milan</w:t>
-      </w:r>
-      <w:r>
-        <w:rPr>
-          <w:sz w:val="18"/>
-        </w:rPr>
-        <w:t>@uns.ac.rs</w:t>
+        <w:t>jovkic.milan@uns.ac.rs</w:t>
       </w:r>
     </w:p>
     <w:p>
@@ -533,10 +521,7 @@
         <w:t xml:space="preserve"> analitika</w:t>
       </w:r>
       <w:r>
-        <w:t>,</w:t>
-      </w:r>
-      <w:r>
-        <w:t xml:space="preserve"> quarterback, wide receiver, runningback, tight end, predvidjanje, mašinsko učenje, analiza grafova, analiza podataka, performanse, model</w:t>
+        <w:t>, quarterback, wide receiver, runningback, tight end, predvidjanje, mašinsko učenje, analiza grafova, analiza podataka, performanse, model</w:t>
       </w:r>
       <w:r>
         <w:t>, regresija, vremenska validacija</w:t>
@@ -669,13 +654,7 @@
         <w:t>A</w:t>
       </w:r>
       <w:r>
-        <w:t>naliz</w:t>
-      </w:r>
-      <w:r>
-        <w:tab/>
-      </w:r>
-      <w:r>
-        <w:t>a predviđanj</w:t>
+        <w:t>naliza predviđanj</w:t>
       </w:r>
       <w:r>
         <w:rPr>
@@ -692,23 +671,23 @@
         <w:pStyle w:val="BodyText"/>
       </w:pPr>
       <w:r>
-        <w:t>predlozenog okvira kao osnove za naredna prosirenja ka multi output i sekvencijalnim modelima.</w:t>
-      </w:r>
-    </w:p>
-    <w:p>
-      <w:pPr>
-        <w:pStyle w:val="Heading2"/>
-      </w:pPr>
-      <w:r>
-        <w:t>Maintaining the Integrity of the Specifications</w:t>
-      </w:r>
-    </w:p>
-    <w:p>
-      <w:pPr>
-        <w:pStyle w:val="BodyText"/>
-      </w:pPr>
-      <w:r>
-        <w:t>The template is used to format your paper and style the text. All margins, column widths, line spaces, and text fonts are prescribed; please do not alter them. You may note peculiarities. For example, the head margin in this template measures proportionately more than is customary. This measurement and others are deliberate, using specifications that anticipate your paper as one part of the entire proceedings, and not as an independent document. Please do not revise any of the current designations.</w:t>
+        <w:t>Drugi relevantan smer daje rad o multi-output regresiji u vrhunskom sportu [2], gde se simultano predviđa više međusobno povezanih performansnih metrika. Rezultat tog rada je da zajedničko modelovanje više ciljeva može poboljšati i preciznost i računarsku efikasnost. Iako u našem osnovnom eksperimentu koristimo single-output postavku po pozicijama, metodološka poruka rada [2] direktno podržava buduće proširenje ovog projekta.</w:t>
+      </w:r>
+    </w:p>
+    <w:p>
+      <w:pPr>
+        <w:pStyle w:val="BodyText"/>
+      </w:pPr>
+      <w:r>
+        <w:t>U domenu NFL i fantasy analitike, rad [3] naglašava da poziciono razdvajanje nije samo praktičan izbor nego metodološka nužnost. Metrike koje dominiraju kod QB (npr. volumen i efikasnost dodavanja) nisu iste kao kod RB (balans volumena i eksplozivnosti), niti kao kod WR/TE (upotreba u pas igri, dubina targeta, target share). Ovaj nalaz je direktno ugrađen u naš dizajn: svaki model ima svoj pozicioni prostor atributa i sopstveni skup hiperparametara.</w:t>
+      </w:r>
+    </w:p>
+    <w:p>
+      <w:pPr>
+        <w:pStyle w:val="BodyText"/>
+      </w:pPr>
+      <w:r>
+        <w:t>Na osnovu literature, naš pristup kombinuje tri principa: (1) vremenski konzistentnu validaciju, (2) domenski vođeno inženjerstvo atributa i (3) uporednu analizu linearnih i nelinearnih modela. Time se postiže ravnoteža između prediktivne moći i interpretabilnosti, što je ključno za praktičnu primenu u sportskim analitičkim timovima.</w:t>
       </w:r>
     </w:p>
     <w:p>
@@ -721,78 +700,340 @@
         <w:pStyle w:val="Heading1"/>
       </w:pPr>
       <w:r>
-        <w:t>Ease of Use</w:t>
-      </w:r>
-    </w:p>
-    <w:p>
-      <w:pPr>
-        <w:pStyle w:val="Heading2"/>
-      </w:pPr>
-      <w:r>
-        <w:t xml:space="preserve">Selecting a </w:t>
-      </w:r>
-      <w:r>
-        <w:t>Template</w:t>
-      </w:r>
-      <w:r>
-        <w:t xml:space="preserve"> (Heading 2)</w:t>
-      </w:r>
-    </w:p>
-    <w:p>
-      <w:pPr>
-        <w:pStyle w:val="BodyText"/>
-      </w:pPr>
-      <w:r>
-        <w:t xml:space="preserve">First, confirm that you have the correct template for your paper size. This template has been tailored for output on the </w:t>
-      </w:r>
-      <w:r>
+        <w:t>PODACI I EKSPLORATIVNA ANALIZA</w:t>
+      </w:r>
+      <w:r>
+        <w:t xml:space="preserve"> </w:t>
+      </w:r>
+    </w:p>
+    <w:p>
+      <w:pPr>
+        <w:pStyle w:val="BodyText"/>
+      </w:pPr>
+      <w:r>
+        <w:t>Podaci su prikupljeni iz dva izvora: Pro Football Reference [4] i javni WR skup na HuggingFace platformi [5]. Nakon harmonizacije, formirana su četiri poziciona skupa: QB (845 x 188), RB (622 x 115), TE (351 x 70) i WR (5529 x 102). Ove dimenzije potvrđuju da WR ima najveći broj zapisa, dok QB ima najširi atributski prostor zbog kombinacije standardnih i naprednih passing metrika.</w:t>
+      </w:r>
+    </w:p>
+    <w:p>
+      <w:pPr>
+        <w:pStyle w:val="BodyText"/>
+      </w:pPr>
+      <w:r>
+        <w:t xml:space="preserve">Prvi nalaz EDA faze je da nedostajuće vrednosti nisu homogeni problem. Značajan deo null vrednosti je strukturne prirode: pojedine metrike nisu istorijski postojale (npr. QBR pre 2006, deo advanced passing metrika pre 2018/2019). Zato je pristup baziran na prostom globalnom imputiranju ocenjen </w:t>
+      </w:r>
+      <w:r>
+        <w:lastRenderedPageBreak/>
+        <w:t>kao metodološki slab. Umesto toga, izvršena je selekcija kolona i poziciono uslovljen tretman atributa, čime je smanjen šum i poboljšana stabilnost modela.</w:t>
+      </w:r>
+    </w:p>
+    <w:p>
+      <w:pPr>
+        <w:pStyle w:val="BodyText"/>
+      </w:pPr>
+      <w:r>
+        <w:t>Drugi nalaz odnosi se na raspodelu cilja. RB i TE pokazuju relativno stabilne i bliže normalne distribucije, QB pokazuje bimodalnost (starteri naspram rezervnih igrača sa malim volumenom), dok WR ima izraženu desnu asimetriju. Kod WR je zato primenjena log-transformacija cilja, a evaluacija je vraćena na originalnu skalu da bi metrike ostale interpretabilne u jedinicama yardi po utakmici.</w:t>
+      </w:r>
+    </w:p>
+    <w:p>
+      <w:r>
+        <w:rPr>
+          <w:noProof/>
+        </w:rPr>
+        <w:drawing>
+          <wp:inline distT="0" distB="0" distL="0" distR="0" wp14:anchorId="3693D4F3" wp14:editId="605D2D84">
+            <wp:extent cx="2700000" cy="2087174"/>
+            <wp:effectExtent l="0" t="0" r="0" b="0"/>
+            <wp:docPr id="3" name="Picture 3"/>
+            <wp:cNvGraphicFramePr>
+              <a:graphicFrameLocks xmlns:a="http://purl.oclc.org/ooxml/drawingml/main" noChangeAspect="1"/>
+            </wp:cNvGraphicFramePr>
+            <a:graphic xmlns:a="http://purl.oclc.org/ooxml/drawingml/main">
+              <a:graphicData uri="http://purl.oclc.org/ooxml/drawingml/picture">
+                <pic:pic xmlns:pic="http://purl.oclc.org/ooxml/drawingml/picture">
+                  <pic:nvPicPr>
+                    <pic:cNvPr id="0" name="target_dist_1.png"/>
+                    <pic:cNvPicPr/>
+                  </pic:nvPicPr>
+                  <pic:blipFill>
+                    <a:blip r:embed="rId9"/>
+                    <a:stretch>
+                      <a:fillRect/>
+                    </a:stretch>
+                  </pic:blipFill>
+                  <pic:spPr>
+                    <a:xfrm>
+                      <a:off x="0" y="0"/>
+                      <a:ext cx="2700000" cy="2087174"/>
+                    </a:xfrm>
+                    <a:prstGeom prst="rect">
+                      <a:avLst/>
+                    </a:prstGeom>
+                  </pic:spPr>
+                </pic:pic>
+              </a:graphicData>
+            </a:graphic>
+          </wp:inline>
+        </w:drawing>
+      </w:r>
+    </w:p>
+    <w:p>
+      <w:r>
+        <w:rPr>
+          <w:sz w:val="18"/>
+        </w:rPr>
+        <w:t>Slika 1. Distribucija ciljnih promenljivih po pozicijama</w:t>
+      </w:r>
+    </w:p>
+    <w:p>
+      <w:r>
+        <w:rPr>
+          <w:noProof/>
+        </w:rPr>
+        <w:drawing>
+          <wp:inline distT="0" distB="0" distL="0" distR="0" wp14:anchorId="71A8067A" wp14:editId="560D7B3E">
+            <wp:extent cx="2700000" cy="2086518"/>
+            <wp:effectExtent l="0" t="0" r="0" b="0"/>
+            <wp:docPr id="2" name="Picture 2"/>
+            <wp:cNvGraphicFramePr>
+              <a:graphicFrameLocks xmlns:a="http://purl.oclc.org/ooxml/drawingml/main" noChangeAspect="1"/>
+            </wp:cNvGraphicFramePr>
+            <a:graphic xmlns:a="http://purl.oclc.org/ooxml/drawingml/main">
+              <a:graphicData uri="http://purl.oclc.org/ooxml/drawingml/picture">
+                <pic:pic xmlns:pic="http://purl.oclc.org/ooxml/drawingml/picture">
+                  <pic:nvPicPr>
+                    <pic:cNvPr id="0" name="target_kde_1.png"/>
+                    <pic:cNvPicPr/>
+                  </pic:nvPicPr>
+                  <pic:blipFill>
+                    <a:blip r:embed="rId10"/>
+                    <a:stretch>
+                      <a:fillRect/>
+                    </a:stretch>
+                  </pic:blipFill>
+                  <pic:spPr>
+                    <a:xfrm>
+                      <a:off x="0" y="0"/>
+                      <a:ext cx="2700000" cy="2086518"/>
+                    </a:xfrm>
+                    <a:prstGeom prst="rect">
+                      <a:avLst/>
+                    </a:prstGeom>
+                  </pic:spPr>
+                </pic:pic>
+              </a:graphicData>
+            </a:graphic>
+          </wp:inline>
+        </w:drawing>
+      </w:r>
+    </w:p>
+    <w:p>
+      <w:r>
+        <w:rPr>
+          <w:sz w:val="18"/>
+        </w:rPr>
+        <w:t>Slika 2. KDE procena gustine ciljnih promenljivih</w:t>
+      </w:r>
+    </w:p>
+    <w:p>
+      <w:pPr>
+        <w:pStyle w:val="BodyText"/>
         <w:rPr>
           <w:lang w:val="en-US"/>
         </w:rPr>
-        <w:t>A4</w:t>
-      </w:r>
-      <w:r>
-        <w:t xml:space="preserve"> paper size. If you are using </w:t>
-      </w:r>
+      </w:pPr>
       <w:r>
         <w:rPr>
           <w:lang w:val="en-US"/>
         </w:rPr>
-        <w:t>US letter</w:t>
-      </w:r>
-      <w:r>
-        <w:t>-sized paper, please close this</w:t>
-      </w:r>
-      <w:r>
-        <w:t xml:space="preserve"> file and download the </w:t>
-      </w:r>
-      <w:r>
+        <w:t>Dodati ovde pasus kako su us ispravljeni podaci za qb I wr I onda slike staviti isto</w:t>
+      </w:r>
+    </w:p>
+    <w:p>
+      <w:pPr>
+        <w:pStyle w:val="BodyText"/>
+      </w:pPr>
+    </w:p>
+    <w:p>
+      <w:pPr>
+        <w:pStyle w:val="BodyText"/>
+      </w:pPr>
+    </w:p>
+    <w:p>
+      <w:pPr>
+        <w:jc w:val="both"/>
+      </w:pPr>
+      <w:r>
+        <w:t>Pored numeričkih atributa, analizirane su i ne-numeričke kolone, posebno informacije o nagradama. U skladu sa EDA nalazima, sirova tekstualna kolona nagrada transformisana je u pet binarnih atributa, čime su zadržani informativni signali (Pro Bowl, All-Pro, MVP/OPoY top rangovi), a uklonjena semantička dvosmislenost slobodnog teksta.</w:t>
+      </w:r>
+    </w:p>
+    <w:p>
+      <w:r>
+        <w:rPr>
+          <w:noProof/>
+        </w:rPr>
+        <w:drawing>
+          <wp:inline distT="0" distB="0" distL="0" distR="0" wp14:anchorId="6D1C1050" wp14:editId="68AAAC5E">
+            <wp:extent cx="2520000" cy="790113"/>
+            <wp:effectExtent l="0" t="0" r="0" b="0"/>
+            <wp:docPr id="5" name="Picture 5"/>
+            <wp:cNvGraphicFramePr>
+              <a:graphicFrameLocks xmlns:a="http://purl.oclc.org/ooxml/drawingml/main" noChangeAspect="1"/>
+            </wp:cNvGraphicFramePr>
+            <a:graphic xmlns:a="http://purl.oclc.org/ooxml/drawingml/main">
+              <a:graphicData uri="http://purl.oclc.org/ooxml/drawingml/picture">
+                <pic:pic xmlns:pic="http://purl.oclc.org/ooxml/drawingml/picture">
+                  <pic:nvPicPr>
+                    <pic:cNvPr id="0" name="awards_pie_1.png"/>
+                    <pic:cNvPicPr/>
+                  </pic:nvPicPr>
+                  <pic:blipFill>
+                    <a:blip r:embed="rId11"/>
+                    <a:stretch>
+                      <a:fillRect/>
+                    </a:stretch>
+                  </pic:blipFill>
+                  <pic:spPr>
+                    <a:xfrm>
+                      <a:off x="0" y="0"/>
+                      <a:ext cx="2520000" cy="790113"/>
+                    </a:xfrm>
+                    <a:prstGeom prst="rect">
+                      <a:avLst/>
+                    </a:prstGeom>
+                  </pic:spPr>
+                </pic:pic>
+              </a:graphicData>
+            </a:graphic>
+          </wp:inline>
+        </w:drawing>
+      </w:r>
+    </w:p>
+    <w:p>
+      <w:r>
+        <w:rPr>
+          <w:sz w:val="18"/>
+        </w:rPr>
+        <w:t>Slika 4a. Učestalost Pro Bowl statusom po QB poziciji</w:t>
+      </w:r>
+    </w:p>
+    <w:p>
+      <w:r>
+        <w:rPr>
+          <w:noProof/>
+        </w:rPr>
+        <w:drawing>
+          <wp:inline distT="0" distB="0" distL="0" distR="0" wp14:anchorId="76A39425" wp14:editId="7C775543">
+            <wp:extent cx="2520000" cy="819759"/>
+            <wp:effectExtent l="0" t="0" r="0" b="0"/>
+            <wp:docPr id="6" name="Picture 6"/>
+            <wp:cNvGraphicFramePr>
+              <a:graphicFrameLocks xmlns:a="http://purl.oclc.org/ooxml/drawingml/main" noChangeAspect="1"/>
+            </wp:cNvGraphicFramePr>
+            <a:graphic xmlns:a="http://purl.oclc.org/ooxml/drawingml/main">
+              <a:graphicData uri="http://purl.oclc.org/ooxml/drawingml/picture">
+                <pic:pic xmlns:pic="http://purl.oclc.org/ooxml/drawingml/picture">
+                  <pic:nvPicPr>
+                    <pic:cNvPr id="0" name="awards_pie_2.png"/>
+                    <pic:cNvPicPr/>
+                  </pic:nvPicPr>
+                  <pic:blipFill>
+                    <a:blip r:embed="rId12"/>
+                    <a:stretch>
+                      <a:fillRect/>
+                    </a:stretch>
+                  </pic:blipFill>
+                  <pic:spPr>
+                    <a:xfrm>
+                      <a:off x="0" y="0"/>
+                      <a:ext cx="2520000" cy="819759"/>
+                    </a:xfrm>
+                    <a:prstGeom prst="rect">
+                      <a:avLst/>
+                    </a:prstGeom>
+                  </pic:spPr>
+                </pic:pic>
+              </a:graphicData>
+            </a:graphic>
+          </wp:inline>
+        </w:drawing>
+      </w:r>
+    </w:p>
+    <w:p>
+      <w:r>
+        <w:rPr>
+          <w:sz w:val="18"/>
+        </w:rPr>
+        <w:t>Slika 4b. Učestalost Pro Bowl statusom po RB poziciji</w:t>
+      </w:r>
+    </w:p>
+    <w:p>
+      <w:pPr>
+        <w:pStyle w:val="BodyText"/>
         <w:rPr>
           <w:lang w:val="en-US"/>
         </w:rPr>
-        <w:t xml:space="preserve">Microsoft Word, Letter </w:t>
-      </w:r>
-      <w:r>
-        <w:t>file</w:t>
-      </w:r>
-      <w:r>
-        <w:t>.</w:t>
-      </w:r>
-    </w:p>
-    <w:p>
-      <w:pPr>
-        <w:pStyle w:val="Heading2"/>
-      </w:pPr>
-      <w:r>
-        <w:t>Maintaining the Integrity of the Specifications</w:t>
-      </w:r>
-    </w:p>
-    <w:p>
-      <w:pPr>
-        <w:pStyle w:val="BodyText"/>
-      </w:pPr>
-      <w:r>
-        <w:t>The template is used to format your paper and style the text. All margins, column widths, line spaces, and text fonts are prescribed; please do not alter them. You may note peculiarities. For example, the head margin in this template measures proportionately more than is customary. This measurement and others are deliberate, using specifications that anticipate your paper as one part of the entire proceedings, and not as an independent document. Please do not revise any of the current designations.</w:t>
+      </w:pPr>
+      <w:r>
+        <w:rPr>
+          <w:lang w:val="en-US"/>
+        </w:rPr>
+        <w:t>Ovde moze tovarenje jos slika.</w:t>
+      </w:r>
+    </w:p>
+    <w:p>
+      <w:pPr>
+        <w:pStyle w:val="BodyText"/>
+        <w:rPr>
+          <w:lang w:val="en-US"/>
+        </w:rPr>
+      </w:pPr>
+      <w:r>
+        <w:rPr>
+          <w:lang w:val="en-US"/>
+        </w:rPr>
+        <w:t>Moze isto pareto plot, moze isto matrice korelacije.</w:t>
+      </w:r>
+    </w:p>
+    <w:p>
+      <w:pPr>
+        <w:pStyle w:val="BodyText"/>
+        <w:rPr>
+          <w:lang w:val="en-US"/>
+        </w:rPr>
+      </w:pPr>
+      <w:r>
+        <w:rPr>
+          <w:lang w:val="en-US"/>
+        </w:rPr>
+        <w:t>Moze isto pre da pomenemo missing values</w:t>
+      </w:r>
+    </w:p>
+    <w:p>
+      <w:pPr>
+        <w:pStyle w:val="BodyText"/>
+        <w:rPr>
+          <w:lang w:val="en-US"/>
+        </w:rPr>
+      </w:pPr>
+      <w:r>
+        <w:rPr>
+          <w:lang w:val="en-US"/>
+        </w:rPr>
+        <w:t>Isto tretman outliera.</w:t>
+      </w:r>
+    </w:p>
+    <w:p>
+      <w:pPr>
+        <w:pStyle w:val="BodyText"/>
+        <w:rPr>
+          <w:lang w:val="en-US"/>
+        </w:rPr>
+      </w:pPr>
+      <w:r>
+        <w:rPr>
+          <w:lang w:val="en-US"/>
+        </w:rPr>
+        <w:t>DA SE OVDE UVALI SAQUON NESTO JER ONA NAVIJA ZA EAGLESE</w:t>
       </w:r>
     </w:p>
     <w:p>
@@ -800,1442 +1041,790 @@
         <w:pStyle w:val="Heading1"/>
       </w:pPr>
       <w:r>
-        <w:t xml:space="preserve">Prepare Your Paper </w:t>
-      </w:r>
-      <w:r>
-        <w:t>Before</w:t>
-      </w:r>
-      <w:r>
-        <w:t xml:space="preserve"> Styling</w:t>
-      </w:r>
-    </w:p>
-    <w:p>
-      <w:pPr>
-        <w:pStyle w:val="BodyText"/>
+        <w:t>METODOLOGIJA</w:t>
+      </w:r>
+    </w:p>
+    <w:p>
+      <w:pPr>
+        <w:pStyle w:val="BodyText"/>
+      </w:pPr>
+      <w:r>
+        <w:t>Ceo eksperiment dizajniran je tako da reprodukuje realan scenario predikcije buduće sezone. Prvo su formirane ciljne promenljive po utakmici za QB/RB/TE i odgovarajuća WR ciljna promenljiva sa log transformacijom. Nakon toga izvršeno je enkodiranje nagrada i selekcija kolona sa visokim udelom strukturnih null vrednosti.</w:t>
+      </w:r>
+    </w:p>
+    <w:p>
+      <w:pPr>
+        <w:pStyle w:val="BodyText"/>
+      </w:pPr>
+      <w:r>
+        <w:t>Za hvatanje vremenske dinamike uvedeni su lag atributi. Funkcionalno, za svaku relevantnu numeričku kolonu kreiraju se vrednosti iz prethodne sezone (lag1) i dve sezone unazad (lag2). Ovim se modelu daje istorijski kontekst bez curenja informacija iz sezone koja se predviđa. Lag2 nedostajuće vrednosti popunjene su nulom (nepostojanje istorije), dok su preostale vrednosti obrađene medijan imputacijom unutar trening procesa.</w:t>
+      </w:r>
+    </w:p>
+    <w:p>
+      <w:pPr>
+        <w:pStyle w:val="BodyText"/>
+      </w:pPr>
+      <w:r>
+        <w:t>Podela na trening i test izvedena je temporalno: sve sezone pre 2024 koriste se za obuku, a sezona 2024 za test. Unutar treninga korišćen je TimeSeriesSplit sa pet foldova i GridSearchCV za izbor hiperparametara. Ovakav protokol je strožiji od slučajnih podela i bolje meri generalizaciju kroz vreme.</w:t>
+      </w:r>
+    </w:p>
+    <w:p>
+      <w:pPr>
+        <w:pStyle w:val="BodyText"/>
+      </w:pPr>
+      <w:r>
+        <w:t>Modeli obuhvataju širok spektar: Linear Regression, Ridge, Lasso, ElasticNet, k-Nearest Neighbors, Random Forest, XGBoost i LightGBM. Razlog za ovakav izbor je da se istovremeno testira linearna aproksimacija, regularizacija, lokalna nelinearnost i ansambl stabla. Evaluacione metrike su MAE, RMSE i R2, jer zajedno pokrivaju prosečnu grešku, osetljivost na velika odstupanja i objašnjenu varijansu.</w:t>
+      </w:r>
+    </w:p>
+    <w:p>
+      <w:pPr>
+        <w:pStyle w:val="BodyText"/>
+      </w:pPr>
+      <w:r>
+        <w:t>Da bi se proverila stabilnost van jedne test godine, uvedena je dodatna kalibracija kroz rolling expanding window protokol: treniranje do 2020 i test 2021, zatim do 2021 i test 2022, do 2022 i test 2023 i do 2023 i test 2024. U svakom fold-u imputacija, skaliranje i optimizacija rade se isključivo na trening delu tog fold-a.</w:t>
+      </w:r>
+    </w:p>
+    <w:p>
+      <w:pPr>
+        <w:pStyle w:val="BodyText"/>
+      </w:pPr>
+      <w:r>
+        <w:t>Kako bismo pokrili ceste greske navedene u smernicama kursa, svaki kljucni metodoloski izbor je eksplicitno obrazlozen. Vremenski split je izabran zato sto simulira realan scenario predikcije buducnosti i smanjuje rizik optimisticne evaluacije. Metrike MAE, RMSE i R2 kombinovane su zato sto zajedno pokrivaju prosecnu gresku, kaznjavanje velikih odstupanja i procenat objasnjene varijanse. Hiperparametri nisu fiksirani proizvoljno, vec se biraju GridSearchCV procedurom unutar vremenske unakrsne validacije. Time se postize bolja metodoloska disciplina i veca reproduktivnost rezultata.</w:t>
+      </w:r>
+    </w:p>
+    <w:p>
+      <w:pPr>
+        <w:pStyle w:val="BodyText"/>
+      </w:pPr>
+    </w:p>
+    <w:p>
+      <w:pPr>
+        <w:pStyle w:val="BodyText"/>
+      </w:pPr>
+    </w:p>
+    <w:p>
+      <w:pPr>
+        <w:pStyle w:val="Heading1"/>
+      </w:pPr>
+      <w:r>
+        <w:t>REZULTATI, DISKUSIJA I ANALIZA GRESAKA</w:t>
+      </w:r>
+    </w:p>
+    <w:p>
+      <w:pPr>
+        <w:pStyle w:val="BodyText"/>
+      </w:pPr>
+      <w:r>
+        <w:t>Rezultati na test sezoni 2024 potvrđuju da nema univerzalno najboljeg modela za sve pozicije. Za QB najbolji R2 postiže XGBoost (0.145), za RB Random Forest (0.150), za TE Lasso (0.451), a za WR Random</w:t>
+      </w:r>
+      <w:r>
         <w:rPr>
           <w:lang w:val="en-US"/>
         </w:rPr>
-      </w:pPr>
-      <w:r>
-        <w:t>Before</w:t>
-      </w:r>
-      <w:r>
-        <w:t xml:space="preserve"> you begin to format your paper, first write and save the content as a separate text file. </w:t>
-      </w:r>
-      <w:r>
-        <w:rPr>
-          <w:lang w:val="en-US"/>
-        </w:rPr>
-        <w:t>Complete all content and organizational editing before formatting. Please note sections A-D below for more information on proofreading, spelling and grammar.</w:t>
-      </w:r>
-    </w:p>
-    <w:p>
-      <w:pPr>
-        <w:pStyle w:val="BodyText"/>
-      </w:pPr>
-      <w:r>
-        <w:lastRenderedPageBreak/>
-        <w:t>Keep your text and graphic files separate until after the text has been formatted and styled. Do not use hard tabs, and limit use of hard returns to only one return at the end of a paragraph. Do not add any kind of pagination anywhere in the paper. Do not number text heads-the template will do that for you.</w:t>
-      </w:r>
-    </w:p>
-    <w:p>
-      <w:pPr>
-        <w:pStyle w:val="Heading2"/>
-      </w:pPr>
-      <w:r>
-        <w:t>Abbreviations</w:t>
-      </w:r>
-      <w:r>
-        <w:t xml:space="preserve"> and Acronyms</w:t>
-      </w:r>
-    </w:p>
-    <w:p>
-      <w:pPr>
-        <w:pStyle w:val="BodyText"/>
-      </w:pPr>
-      <w:r>
-        <w:t>Define abbreviations and acronyms the first time they are used in the text, even after they have been defined in the abstract. Abbreviations such as IEEE, SI, MKS, CGS, sc, dc, and rms do not have to be defined. Do not use abbreviations in the title or heads unless they are unavoidable.</w:t>
-      </w:r>
-    </w:p>
-    <w:p>
-      <w:pPr>
-        <w:pStyle w:val="Heading2"/>
-      </w:pPr>
-      <w:r>
-        <w:t>Units</w:t>
-      </w:r>
-    </w:p>
-    <w:p>
-      <w:pPr>
-        <w:pStyle w:val="bulletlist"/>
-      </w:pPr>
-      <w:r>
-        <w:t xml:space="preserve">Use </w:t>
-      </w:r>
-      <w:r>
-        <w:t>either</w:t>
-      </w:r>
-      <w:r>
-        <w:t xml:space="preserve"> SI (MKS) or CGS as primary units. (SI units are encouraged.) English units may be used as secondary units (in parentheses). An exception would be the use of English units as identifiers in trade, such as “3.5-inch disk drive”.</w:t>
-      </w:r>
-    </w:p>
-    <w:p>
-      <w:pPr>
-        <w:pStyle w:val="bulletlist"/>
-      </w:pPr>
-      <w:r>
-        <w:t>Avoid combining SI and CGS units, such as current in amperes and magnetic field in oersteds. This often leads to confusion because equations do not balance dimensionally. If you must use mixed units, clearly state the units for each quantity that you use in an equation.</w:t>
-      </w:r>
-    </w:p>
-    <w:p>
-      <w:pPr>
-        <w:pStyle w:val="bulletlist"/>
-      </w:pPr>
-      <w:r>
-        <w:t>Do not mix complete spellings and abbreviations of units: “Wb/m2” or “webers per square meter”, not “webers/m2”.  Spell out units when they appear in text: “. . . a few henries”, not “. . . a few H”.</w:t>
-      </w:r>
-    </w:p>
-    <w:p>
-      <w:pPr>
-        <w:pStyle w:val="bulletlist"/>
-      </w:pPr>
-      <w:r>
-        <w:t xml:space="preserve">Use a zero before decimal points: “0.25”, not “.25”. Use “cm3”, not “cc”. </w:t>
-      </w:r>
-      <w:r>
-        <w:t>(</w:t>
-      </w:r>
-      <w:r>
-        <w:rPr>
-          <w:i/>
-          <w:iCs/>
-        </w:rPr>
-        <w:t>bullet list</w:t>
-      </w:r>
-      <w:r>
-        <w:t>)</w:t>
-      </w:r>
-    </w:p>
-    <w:p>
-      <w:pPr>
-        <w:pStyle w:val="Heading2"/>
-      </w:pPr>
-      <w:r>
-        <w:t>Equations</w:t>
-      </w:r>
-    </w:p>
-    <w:p>
-      <w:pPr>
-        <w:pStyle w:val="BodyText"/>
-      </w:pPr>
-      <w:r>
-        <w:t>The equations are an exception to the prescribed specifications of this template. You will need to determine whether or not your equation should be typed using either the Times New Roman or the Symbol font (please no other font). To create multileveled equations, it may be necessary to treat the equation as a graphic and insert it into the text after your paper is styled.</w:t>
-      </w:r>
-    </w:p>
-    <w:p>
-      <w:pPr>
-        <w:pStyle w:val="BodyText"/>
-        <w:rPr>
-          <w:lang w:val="en-US"/>
-        </w:rPr>
-      </w:pPr>
-      <w:r>
-        <w:t>Number equations consecutively. Equation numbers, within parentheses, are to position flush right, as in (1), using a right tab stop. To make your equations more compact, you may use the solidus ( / ), the exp function, or appropriate exponents. Italicize Roman symbols for quantities and variables, but not Greek symbols. Use a long dash rather than a hyphen for a minus sign. Punctuate equations with commas or periods when they are part of a sentence, as in</w:t>
-      </w:r>
-      <w:r>
-        <w:rPr>
-          <w:lang w:val="en-US"/>
-        </w:rPr>
-        <w:t>:</w:t>
-      </w:r>
-    </w:p>
-    <w:p>
-      <w:pPr>
-        <w:pStyle w:val="equation"/>
-        <w:rPr>
-          <w:rFonts w:hint="eastAsia"/>
-        </w:rPr>
-      </w:pPr>
-      <w:r>
-        <w:tab/>
-      </w:r>
-      <w:r>
-        <w:rPr>
-          <w:rFonts w:ascii="Times New Roman" w:hAnsi="Times New Roman" w:cs="Times New Roman"/>
-          <w:i/>
-        </w:rPr>
-        <w:t>a</w:t>
-      </w:r>
-      <w:r>
-        <w:t></w:t>
-      </w:r>
-      <w:r>
-        <w:t></w:t>
-      </w:r>
-      <w:r>
-        <w:t></w:t>
-      </w:r>
-      <w:r>
-        <w:rPr>
-          <w:rFonts w:ascii="Times New Roman" w:hAnsi="Times New Roman" w:cs="Times New Roman"/>
-          <w:i/>
-        </w:rPr>
-        <w:t>b</w:t>
-      </w:r>
-      <w:r>
-        <w:t></w:t>
-      </w:r>
-      <w:r>
-        <w:t></w:t>
-      </w:r>
-      <w:r>
-        <w:t></w:t>
-      </w:r>
-      <w:r>
-        <w:t></w:t>
-      </w:r>
-      <w:r>
-        <w:t></w:t>
-      </w:r>
-      <w:r>
-        <w:tab/>
-      </w:r>
-      <w:r>
-        <w:t></w:t>
-      </w:r>
-      <w:r>
-        <w:t></w:t>
-      </w:r>
-      <w:r>
-        <w:t></w:t>
-      </w:r>
-    </w:p>
-    <w:p>
-      <w:pPr>
-        <w:pStyle w:val="BodyText"/>
-      </w:pPr>
-      <w:r>
-        <w:t>Note that the equation is centered using a center tab stop. Be sure that the symbols in your equation have been defined before or immediately following the equation. Use “(1)”, not “Eq. (1)” or “equation (1)”, except at the beginning of a sentence: “Equation (1) is . . .”</w:t>
-      </w:r>
-    </w:p>
-    <w:p>
-      <w:pPr>
-        <w:pStyle w:val="Heading2"/>
-      </w:pPr>
-      <w:r>
-        <w:t>Some Common Mistakes</w:t>
-      </w:r>
-    </w:p>
-    <w:p>
-      <w:pPr>
-        <w:pStyle w:val="bulletlist"/>
-      </w:pPr>
-      <w:r>
-        <w:t>The word “data” is plural, not singular.</w:t>
-      </w:r>
-    </w:p>
-    <w:p>
-      <w:pPr>
-        <w:pStyle w:val="bulletlist"/>
-      </w:pPr>
-      <w:r>
-        <w:t xml:space="preserve">The subscript for the permeability of vacuum </w:t>
-      </w:r>
-      <w:r>
-        <w:rPr>
-          <w:rFonts w:ascii="Symbol" w:hAnsi="Symbol" w:cs="Symbol"/>
-          <w:i/>
-          <w:iCs/>
-          <w:snapToGrid w:val="0"/>
-        </w:rPr>
-        <w:t></w:t>
-      </w:r>
-      <w:r>
-        <w:rPr>
-          <w:vertAlign w:val="subscript"/>
-        </w:rPr>
-        <w:t>0</w:t>
-      </w:r>
-      <w:r>
-        <w:t>, and other common scientific constants, is zero with subscript formatting, not a lowercase letter “o”.</w:t>
-      </w:r>
-    </w:p>
-    <w:p>
-      <w:pPr>
-        <w:pStyle w:val="bulletlist"/>
-      </w:pPr>
-      <w:r>
-        <w:t xml:space="preserve">In American </w:t>
-      </w:r>
-      <w:r>
-        <w:t>English, commas, semi</w:t>
-      </w:r>
-      <w:r>
-        <w:t>colons, periods, question and exclamation marks are located within quotation marks only when a complete thought or name is cited, such as a title or full quotation. When quotation marks are used, instead of a bold or italic typeface, to highlight a word or phrase, punctuation should appear outside of the quotation marks. A parenthetical phrase or statement at the end of a sentence is punctuated outside of the closing parenthesis (like this). (A parenthetical sentence is punctuated within the parentheses.)</w:t>
-      </w:r>
-    </w:p>
-    <w:p>
-      <w:pPr>
-        <w:pStyle w:val="bulletlist"/>
-      </w:pPr>
-      <w:r>
-        <w:t>A graph within a graph is an “inset”, not an “insert”. The word alternatively is preferred to the word “alternately” (unless you really mean something that alternates).</w:t>
-      </w:r>
-    </w:p>
-    <w:p>
-      <w:pPr>
-        <w:pStyle w:val="bulletlist"/>
-      </w:pPr>
-      <w:r>
-        <w:t>Do not use the word “essentially” to mean “approximately” or “effectively”.</w:t>
-      </w:r>
-    </w:p>
-    <w:p>
-      <w:pPr>
-        <w:pStyle w:val="bulletlist"/>
-      </w:pPr>
-      <w:r>
-        <w:t>In your paper title, if the words “that uses” can accurately replace the word “using”, capitalize the “u”; if not, keep using lower-cased.</w:t>
-      </w:r>
-    </w:p>
-    <w:p>
-      <w:pPr>
-        <w:pStyle w:val="bulletlist"/>
-      </w:pPr>
-      <w:r>
-        <w:t>Be aware of the different meanings of the homophones “affect” and “effect”, “complement” and “compliment”, “discreet” and “discrete”, “principal” and “principle”.</w:t>
-      </w:r>
-    </w:p>
-    <w:p>
-      <w:pPr>
-        <w:pStyle w:val="bulletlist"/>
-      </w:pPr>
-      <w:r>
-        <w:t>Do not confuse “imply” and “infer”.</w:t>
-      </w:r>
-    </w:p>
-    <w:p>
-      <w:pPr>
-        <w:pStyle w:val="bulletlist"/>
-      </w:pPr>
-      <w:r>
-        <w:t>The prefix “non” is not a word; it should be joined to the word it modifies, usually without a hyphen.</w:t>
-      </w:r>
-    </w:p>
-    <w:p>
-      <w:pPr>
-        <w:pStyle w:val="bulletlist"/>
-      </w:pPr>
-      <w:r>
-        <w:t>There is no period after the “et” in the Latin abbreviation “et al.”.</w:t>
-      </w:r>
-    </w:p>
-    <w:p>
-      <w:pPr>
-        <w:pStyle w:val="bulletlist"/>
-      </w:pPr>
-      <w:r>
-        <w:t>The abbreviation “i.e.” means “that is”, and the abbreviation “e.g.” means “for example”.</w:t>
-      </w:r>
-    </w:p>
-    <w:p>
-      <w:pPr>
-        <w:pStyle w:val="BodyText"/>
-      </w:pPr>
-      <w:r>
-        <w:t>An excellent style manual for science writers is [7].</w:t>
-      </w:r>
-    </w:p>
-    <w:p>
-      <w:pPr>
-        <w:pStyle w:val="Heading1"/>
-      </w:pPr>
-      <w:r>
-        <w:t xml:space="preserve">Using the </w:t>
-      </w:r>
-      <w:r>
-        <w:t>Template</w:t>
-      </w:r>
-    </w:p>
-    <w:p>
-      <w:pPr>
-        <w:pStyle w:val="BodyText"/>
-      </w:pPr>
-      <w:r>
-        <w:t>After the text edit has been completed, the paper is ready for the template. Duplicate the template file by using the Save As command, and use the naming convention prescribed by your conference for the name of your paper. In this newly created file, highlight all of the contents and import your prepared text file. You are now ready to style your paper; use the scroll down window on the left of the MS Word Formatting toolbar.</w:t>
-      </w:r>
-    </w:p>
-    <w:p>
-      <w:pPr>
-        <w:pStyle w:val="Heading2"/>
-      </w:pPr>
-      <w:r>
-        <w:t>Authors</w:t>
-      </w:r>
-      <w:r>
-        <w:t xml:space="preserve"> and Affiliations</w:t>
-      </w:r>
-    </w:p>
-    <w:p>
-      <w:pPr>
-        <w:pStyle w:val="BodyText"/>
-      </w:pPr>
-      <w:r>
-        <w:rPr>
-          <w:b/>
-        </w:rPr>
-        <w:t xml:space="preserve">The template is </w:t>
-      </w:r>
-      <w:r>
-        <w:rPr>
-          <w:b/>
-        </w:rPr>
-        <w:t>designed</w:t>
-      </w:r>
-      <w:r>
-        <w:rPr>
-          <w:b/>
-          <w:lang w:val="en-US"/>
-        </w:rPr>
-        <w:t xml:space="preserve"> for,</w:t>
-      </w:r>
-      <w:r>
-        <w:rPr>
-          <w:b/>
-        </w:rPr>
-        <w:t xml:space="preserve"> but not limited to</w:t>
-      </w:r>
-      <w:r>
-        <w:rPr>
-          <w:b/>
-          <w:lang w:val="en-US"/>
-        </w:rPr>
-        <w:t>,</w:t>
-      </w:r>
-      <w:r>
-        <w:rPr>
-          <w:b/>
-          <w:lang w:val="en-US"/>
-        </w:rPr>
         <w:t xml:space="preserve"> </w:t>
       </w:r>
       <w:r>
-        <w:rPr>
-          <w:b/>
-          <w:lang w:val="en-US"/>
-        </w:rPr>
-        <w:t>six</w:t>
-      </w:r>
-      <w:r>
-        <w:rPr>
-          <w:b/>
-          <w:lang w:val="en-US"/>
-        </w:rPr>
-        <w:t xml:space="preserve"> authors.</w:t>
-      </w:r>
-      <w:r>
-        <w:rPr>
-          <w:lang w:val="en-US"/>
-        </w:rPr>
-        <w:t xml:space="preserve"> </w:t>
-      </w:r>
-      <w:r>
-        <w:rPr>
-          <w:lang w:val="en-US"/>
-        </w:rPr>
-        <w:t xml:space="preserve">A minimum of one author is required for all conference articles. </w:t>
-      </w:r>
-      <w:r>
-        <w:t>Author names should be listed starting from left to right and then moving down to the next line. This is the author sequence that will be used in future citations and by indexing services.</w:t>
-      </w:r>
-      <w:r>
-        <w:t xml:space="preserve"> </w:t>
-      </w:r>
-      <w:r>
-        <w:t>Names should not be listed in columns nor group by affiliation.</w:t>
-      </w:r>
-      <w:r>
-        <w:rPr>
-          <w:lang w:val="en-US"/>
-        </w:rPr>
-        <w:t xml:space="preserve"> </w:t>
-      </w:r>
-      <w:r>
-        <w:t>Please keep your affiliations as succinct as possible (for example, do not differentiate among departments of the same organization).</w:t>
-      </w:r>
-    </w:p>
-    <w:p>
-      <w:pPr>
-        <w:pStyle w:val="Heading3"/>
-      </w:pPr>
-      <w:r>
-        <w:t xml:space="preserve">For papers with more than six authors: </w:t>
-      </w:r>
-      <w:r>
-        <w:rPr>
-          <w:i w:val="0"/>
-        </w:rPr>
-        <w:t>Add author names horizontally, moving to a third row if needed for more than 8 authors.</w:t>
-      </w:r>
-    </w:p>
-    <w:p>
-      <w:pPr>
-        <w:pStyle w:val="Heading3"/>
-      </w:pPr>
-      <w:r>
-        <w:t xml:space="preserve">For </w:t>
-      </w:r>
-      <w:r>
-        <w:t xml:space="preserve">papers with less than </w:t>
-      </w:r>
-      <w:r>
-        <w:t>six</w:t>
-      </w:r>
-      <w:r>
-        <w:t xml:space="preserve"> authors</w:t>
-      </w:r>
-      <w:r>
-        <w:t xml:space="preserve">: </w:t>
-      </w:r>
-      <w:r>
-        <w:rPr>
-          <w:i w:val="0"/>
-        </w:rPr>
-        <w:t>To change the default, adjust the template as follows.</w:t>
-      </w:r>
-    </w:p>
-    <w:p>
-      <w:pPr>
-        <w:pStyle w:val="Heading4"/>
-      </w:pPr>
-      <w:r>
-        <w:lastRenderedPageBreak/>
-        <w:t>Selection</w:t>
-      </w:r>
-      <w:r>
-        <w:t xml:space="preserve">: </w:t>
-      </w:r>
-      <w:r>
-        <w:rPr>
-          <w:i w:val="0"/>
-        </w:rPr>
-        <w:t>Highlight all author and affiliation lines.</w:t>
-      </w:r>
-    </w:p>
-    <w:p>
-      <w:pPr>
-        <w:pStyle w:val="Heading4"/>
-      </w:pPr>
-      <w:r>
-        <w:t>Change number of columns:</w:t>
-      </w:r>
-      <w:r>
-        <w:t xml:space="preserve"> </w:t>
-      </w:r>
-      <w:r>
-        <w:rPr>
-          <w:i w:val="0"/>
-        </w:rPr>
-        <w:t xml:space="preserve">Select the Columns icon from the MS Word Standard toolbar and then select </w:t>
-      </w:r>
-      <w:r>
-        <w:rPr>
-          <w:i w:val="0"/>
-        </w:rPr>
-        <w:t>the correct number of columns</w:t>
-      </w:r>
-      <w:r>
-        <w:rPr>
-          <w:i w:val="0"/>
-        </w:rPr>
-        <w:t xml:space="preserve"> from the selection palette.</w:t>
-      </w:r>
-    </w:p>
-    <w:p>
-      <w:pPr>
-        <w:pStyle w:val="Heading4"/>
-        <w:rPr>
-          <w:i w:val="0"/>
-        </w:rPr>
-      </w:pPr>
-      <w:r>
-        <w:t xml:space="preserve">Deletion: </w:t>
-      </w:r>
-      <w:r>
-        <w:rPr>
-          <w:i w:val="0"/>
-        </w:rPr>
-        <w:t xml:space="preserve">Delete the author and affiliation lines for the </w:t>
-      </w:r>
-      <w:r>
-        <w:rPr>
-          <w:i w:val="0"/>
-        </w:rPr>
-        <w:t>extra authors.</w:t>
-      </w:r>
-    </w:p>
-    <w:p>
-      <w:pPr>
-        <w:jc w:val="start"/>
-        <w:rPr>
-          <w:i/>
-          <w:iCs/>
-          <w:noProof/>
-        </w:rPr>
-      </w:pPr>
-    </w:p>
-    <w:p>
-      <w:pPr>
-        <w:pStyle w:val="Heading2"/>
-      </w:pPr>
-      <w:r>
-        <w:t>Identify</w:t>
-      </w:r>
-      <w:r>
-        <w:t xml:space="preserve"> the Headings</w:t>
-      </w:r>
-    </w:p>
-    <w:p>
-      <w:pPr>
-        <w:pStyle w:val="BodyText"/>
-      </w:pPr>
-      <w:r>
-        <w:t>Headings, or heads, are organizational devices that guide the reader through your paper. There are two types: component heads and text heads.</w:t>
-      </w:r>
-    </w:p>
-    <w:p>
-      <w:pPr>
-        <w:pStyle w:val="BodyText"/>
-      </w:pPr>
-      <w:r>
-        <w:t>Component heads identify the different components of your paper and are not topically subordinate to each other. Examples include Acknowledgments and References and, for these, the correct style to use is “Heading 5”. Use “figure caption” for your Figure captions, and “table head” for your table title. Run-in heads, such as “Abstract”, will require you to apply a style (in this case, italic) in addition to the style provided by the drop down menu to differentiate the head from the text.</w:t>
-      </w:r>
-    </w:p>
-    <w:p>
-      <w:pPr>
-        <w:pStyle w:val="BodyText"/>
-      </w:pPr>
-      <w:r>
-        <w:t>Text heads organize the topics on a relational, hierarchical basis. For example, the paper title is the primary text head because all subsequent material relates and elaborates on this one topic. If there are two or more sub-topics, the next level head (uppercase Roman numerals) should be used and, conversely, if there are not at least two sub-topics, then no subheads should be introduced. Styles named “Heading 1”, “Heading 2”, “Heading 3”, and “Heading 4” are prescribed.</w:t>
-      </w:r>
-    </w:p>
-    <w:p>
-      <w:pPr>
-        <w:pStyle w:val="Heading2"/>
-      </w:pPr>
-      <w:r>
-        <w:t>Figures and Tables</w:t>
-      </w:r>
-    </w:p>
-    <w:p>
-      <w:pPr>
-        <w:pStyle w:val="Heading4"/>
-      </w:pPr>
-      <w:r>
-        <w:t xml:space="preserve"> </w:t>
-      </w:r>
-      <w:r>
-        <w:t xml:space="preserve">Positioning Figures and Tables: </w:t>
-      </w:r>
-      <w:r>
-        <w:rPr>
-          <w:i w:val="0"/>
-        </w:rPr>
-        <w:t>Place figures and tables at the top and bottom of columns. Avoid placing them in the middle of columns. Large figures and tables may span across both columns. Figure captions should be below the figures; table heads should appear above the tables. Insert figures and tables after they are cited in the text. Use the abbreviation “Fig. 1”, even at the beginning of a sentence.</w:t>
-      </w:r>
-    </w:p>
-    <w:p>
-      <w:pPr>
-        <w:pStyle w:val="tablehead"/>
-      </w:pPr>
-      <w:r>
-        <w:t>Table Type Styles</w:t>
+        <w:t>Forest (0.325). Najvažniji zaključak je da je TE pozicija najujednačenija i najpredvidljivija, dok QB i RB zadržavaju nižu objašnjenu varijansu zbog snažnog uticaja faktora koji nisu u potpunosti sadržani u tabelarnim atributima.</w:t>
       </w:r>
     </w:p>
     <w:tbl>
       <w:tblPr>
-        <w:tblW w:w="0pt" w:type="dxa"/>
-        <w:jc w:val="center"/>
-        <w:tblBorders>
-          <w:top w:val="single" w:sz="2" w:space="0" w:color="auto"/>
-          <w:start w:val="single" w:sz="2" w:space="0" w:color="auto"/>
-          <w:bottom w:val="single" w:sz="2" w:space="0" w:color="auto"/>
-          <w:end w:val="single" w:sz="2" w:space="0" w:color="auto"/>
-          <w:insideH w:val="single" w:sz="2" w:space="0" w:color="auto"/>
-          <w:insideV w:val="single" w:sz="2" w:space="0" w:color="auto"/>
-        </w:tblBorders>
-        <w:tblLayout w:type="fixed"/>
-        <w:tblLook w:firstRow="0" w:lastRow="0" w:firstColumn="0" w:lastColumn="0" w:noHBand="0" w:noVBand="0"/>
+        <w:tblW w:w="0pt" w:type="auto"/>
+        <w:tblLook w:firstRow="1" w:lastRow="0" w:firstColumn="1" w:lastColumn="0" w:noHBand="0" w:noVBand="1"/>
       </w:tblPr>
       <w:tblGrid>
-        <w:gridCol w:w="720"/>
-        <w:gridCol w:w="2340"/>
-        <w:gridCol w:w="900"/>
-        <w:gridCol w:w="900"/>
+        <w:gridCol w:w="1039"/>
+        <w:gridCol w:w="1138"/>
+        <w:gridCol w:w="868"/>
+        <w:gridCol w:w="953"/>
+        <w:gridCol w:w="868"/>
       </w:tblGrid>
       <w:tr>
-        <w:trPr>
-          <w:cantSplit/>
-          <w:trHeight w:val="240"/>
-          <w:tblHeader/>
-          <w:jc w:val="center"/>
-        </w:trPr>
         <w:tc>
           <w:tcPr>
-            <w:tcW w:w="36pt" w:type="dxa"/>
-            <w:vMerge w:val="restart"/>
-            <w:vAlign w:val="center"/>
+            <w:tcW w:w="100.90pt" w:type="dxa"/>
           </w:tcPr>
           <w:p>
             <w:pPr>
-              <w:pStyle w:val="tablecolhead"/>
+              <w:pStyle w:val="BodyText"/>
             </w:pPr>
             <w:r>
-              <w:t>Table Head</w:t>
+              <w:t>Pozicija</w:t>
             </w:r>
           </w:p>
         </w:tc>
         <w:tc>
           <w:tcPr>
-            <w:tcW w:w="207pt" w:type="dxa"/>
-            <w:gridSpan w:val="3"/>
-            <w:vAlign w:val="center"/>
+            <w:tcW w:w="100.90pt" w:type="dxa"/>
           </w:tcPr>
           <w:p>
             <w:pPr>
-              <w:pStyle w:val="tablecolhead"/>
+              <w:pStyle w:val="BodyText"/>
             </w:pPr>
             <w:r>
-              <w:t>Table Column Head</w:t>
+              <w:t>Najbolji model (2024)</w:t>
+            </w:r>
+          </w:p>
+        </w:tc>
+        <w:tc>
+          <w:tcPr>
+            <w:tcW w:w="100.90pt" w:type="dxa"/>
+          </w:tcPr>
+          <w:p>
+            <w:pPr>
+              <w:pStyle w:val="BodyText"/>
+            </w:pPr>
+            <w:r>
+              <w:t>MAE</w:t>
+            </w:r>
+          </w:p>
+        </w:tc>
+        <w:tc>
+          <w:tcPr>
+            <w:tcW w:w="100.90pt" w:type="dxa"/>
+          </w:tcPr>
+          <w:p>
+            <w:pPr>
+              <w:pStyle w:val="BodyText"/>
+            </w:pPr>
+            <w:r>
+              <w:t>RMSE</w:t>
+            </w:r>
+          </w:p>
+        </w:tc>
+        <w:tc>
+          <w:tcPr>
+            <w:tcW w:w="100.90pt" w:type="dxa"/>
+          </w:tcPr>
+          <w:p>
+            <w:pPr>
+              <w:pStyle w:val="BodyText"/>
+            </w:pPr>
+            <w:r>
+              <w:t>R2</w:t>
             </w:r>
           </w:p>
         </w:tc>
       </w:tr>
       <w:tr>
-        <w:trPr>
-          <w:cantSplit/>
-          <w:trHeight w:val="240"/>
-          <w:tblHeader/>
-          <w:jc w:val="center"/>
-        </w:trPr>
         <w:tc>
           <w:tcPr>
-            <w:tcW w:w="36pt" w:type="dxa"/>
-            <w:vMerge/>
+            <w:tcW w:w="100.90pt" w:type="dxa"/>
           </w:tcPr>
           <w:p>
             <w:pPr>
-              <w:rPr>
-                <w:sz w:val="16"/>
-                <w:szCs w:val="16"/>
-              </w:rPr>
-            </w:pPr>
-          </w:p>
-        </w:tc>
-        <w:tc>
-          <w:tcPr>
-            <w:tcW w:w="117pt" w:type="dxa"/>
-            <w:vAlign w:val="center"/>
-          </w:tcPr>
-          <w:p>
-            <w:pPr>
-              <w:pStyle w:val="tablecolsubhead"/>
+              <w:pStyle w:val="BodyText"/>
             </w:pPr>
             <w:r>
-              <w:t>Table column subhead</w:t>
+              <w:t>QB</w:t>
             </w:r>
           </w:p>
         </w:tc>
         <w:tc>
           <w:tcPr>
-            <w:tcW w:w="45pt" w:type="dxa"/>
-            <w:vAlign w:val="center"/>
+            <w:tcW w:w="100.90pt" w:type="dxa"/>
           </w:tcPr>
           <w:p>
             <w:pPr>
-              <w:pStyle w:val="tablecolsubhead"/>
+              <w:pStyle w:val="BodyText"/>
             </w:pPr>
             <w:r>
-              <w:t>Subhead</w:t>
+              <w:t>XGBoost</w:t>
             </w:r>
           </w:p>
         </w:tc>
         <w:tc>
           <w:tcPr>
-            <w:tcW w:w="45pt" w:type="dxa"/>
-            <w:vAlign w:val="center"/>
+            <w:tcW w:w="100.90pt" w:type="dxa"/>
           </w:tcPr>
           <w:p>
             <w:pPr>
-              <w:pStyle w:val="tablecolsubhead"/>
+              <w:pStyle w:val="BodyText"/>
             </w:pPr>
             <w:r>
-              <w:t>Subhead</w:t>
+              <w:t>30.84</w:t>
+            </w:r>
+          </w:p>
+        </w:tc>
+        <w:tc>
+          <w:tcPr>
+            <w:tcW w:w="100.90pt" w:type="dxa"/>
+          </w:tcPr>
+          <w:p>
+            <w:pPr>
+              <w:pStyle w:val="BodyText"/>
+            </w:pPr>
+            <w:r>
+              <w:t>43.94</w:t>
+            </w:r>
+          </w:p>
+        </w:tc>
+        <w:tc>
+          <w:tcPr>
+            <w:tcW w:w="100.90pt" w:type="dxa"/>
+          </w:tcPr>
+          <w:p>
+            <w:pPr>
+              <w:pStyle w:val="BodyText"/>
+            </w:pPr>
+            <w:r>
+              <w:t>-0.073 do 0.145</w:t>
             </w:r>
           </w:p>
         </w:tc>
       </w:tr>
       <w:tr>
-        <w:trPr>
-          <w:trHeight w:val="320"/>
-          <w:jc w:val="center"/>
-        </w:trPr>
         <w:tc>
           <w:tcPr>
-            <w:tcW w:w="36pt" w:type="dxa"/>
-            <w:vAlign w:val="center"/>
+            <w:tcW w:w="100.90pt" w:type="dxa"/>
           </w:tcPr>
           <w:p>
             <w:pPr>
-              <w:pStyle w:val="tablecopy"/>
-              <w:rPr>
-                <w:sz w:val="8"/>
-                <w:szCs w:val="8"/>
-              </w:rPr>
+              <w:pStyle w:val="BodyText"/>
             </w:pPr>
             <w:r>
-              <w:t>copy</w:t>
+              <w:t>RB</w:t>
             </w:r>
           </w:p>
         </w:tc>
         <w:tc>
           <w:tcPr>
-            <w:tcW w:w="117pt" w:type="dxa"/>
-            <w:vAlign w:val="center"/>
+            <w:tcW w:w="100.90pt" w:type="dxa"/>
           </w:tcPr>
           <w:p>
             <w:pPr>
-              <w:pStyle w:val="tablecopy"/>
+              <w:pStyle w:val="BodyText"/>
             </w:pPr>
             <w:r>
-              <w:t>More table copy</w:t>
-            </w:r>
-            <w:r>
-              <w:rPr>
-                <w:vertAlign w:val="superscript"/>
-              </w:rPr>
-              <w:t>a</w:t>
+              <w:t>Random Forest</w:t>
             </w:r>
           </w:p>
         </w:tc>
         <w:tc>
           <w:tcPr>
-            <w:tcW w:w="45pt" w:type="dxa"/>
-            <w:vAlign w:val="center"/>
+            <w:tcW w:w="100.90pt" w:type="dxa"/>
           </w:tcPr>
           <w:p>
             <w:pPr>
-              <w:rPr>
-                <w:sz w:val="16"/>
-                <w:szCs w:val="16"/>
-              </w:rPr>
+              <w:pStyle w:val="BodyText"/>
             </w:pPr>
+            <w:r>
+              <w:t>19.44</w:t>
+            </w:r>
           </w:p>
         </w:tc>
         <w:tc>
           <w:tcPr>
-            <w:tcW w:w="45pt" w:type="dxa"/>
-            <w:vAlign w:val="center"/>
+            <w:tcW w:w="100.90pt" w:type="dxa"/>
           </w:tcPr>
           <w:p>
             <w:pPr>
-              <w:rPr>
-                <w:sz w:val="16"/>
-                <w:szCs w:val="16"/>
-              </w:rPr>
+              <w:pStyle w:val="BodyText"/>
             </w:pPr>
+            <w:r>
+              <w:t>23.52</w:t>
+            </w:r>
+          </w:p>
+        </w:tc>
+        <w:tc>
+          <w:tcPr>
+            <w:tcW w:w="100.90pt" w:type="dxa"/>
+          </w:tcPr>
+          <w:p>
+            <w:pPr>
+              <w:pStyle w:val="BodyText"/>
+            </w:pPr>
+            <w:r>
+              <w:t>0.111 do 0.150</w:t>
+            </w:r>
+          </w:p>
+        </w:tc>
+      </w:tr>
+      <w:tr>
+        <w:tc>
+          <w:tcPr>
+            <w:tcW w:w="100.90pt" w:type="dxa"/>
+          </w:tcPr>
+          <w:p>
+            <w:pPr>
+              <w:pStyle w:val="BodyText"/>
+            </w:pPr>
+            <w:r>
+              <w:t>TE</w:t>
+            </w:r>
+          </w:p>
+        </w:tc>
+        <w:tc>
+          <w:tcPr>
+            <w:tcW w:w="100.90pt" w:type="dxa"/>
+          </w:tcPr>
+          <w:p>
+            <w:pPr>
+              <w:pStyle w:val="BodyText"/>
+            </w:pPr>
+            <w:r>
+              <w:t>Lasso</w:t>
+            </w:r>
+          </w:p>
+        </w:tc>
+        <w:tc>
+          <w:tcPr>
+            <w:tcW w:w="100.90pt" w:type="dxa"/>
+          </w:tcPr>
+          <w:p>
+            <w:pPr>
+              <w:pStyle w:val="BodyText"/>
+            </w:pPr>
+            <w:r>
+              <w:t>10.65</w:t>
+            </w:r>
+          </w:p>
+        </w:tc>
+        <w:tc>
+          <w:tcPr>
+            <w:tcW w:w="100.90pt" w:type="dxa"/>
+          </w:tcPr>
+          <w:p>
+            <w:pPr>
+              <w:pStyle w:val="BodyText"/>
+            </w:pPr>
+            <w:r>
+              <w:t>11.59</w:t>
+            </w:r>
+          </w:p>
+        </w:tc>
+        <w:tc>
+          <w:tcPr>
+            <w:tcW w:w="100.90pt" w:type="dxa"/>
+          </w:tcPr>
+          <w:p>
+            <w:pPr>
+              <w:pStyle w:val="BodyText"/>
+            </w:pPr>
+            <w:r>
+              <w:t>0.451</w:t>
+            </w:r>
+          </w:p>
+        </w:tc>
+      </w:tr>
+      <w:tr>
+        <w:tc>
+          <w:tcPr>
+            <w:tcW w:w="100.90pt" w:type="dxa"/>
+          </w:tcPr>
+          <w:p>
+            <w:pPr>
+              <w:pStyle w:val="BodyText"/>
+            </w:pPr>
+            <w:r>
+              <w:t>WR</w:t>
+            </w:r>
+          </w:p>
+        </w:tc>
+        <w:tc>
+          <w:tcPr>
+            <w:tcW w:w="100.90pt" w:type="dxa"/>
+          </w:tcPr>
+          <w:p>
+            <w:pPr>
+              <w:pStyle w:val="BodyText"/>
+            </w:pPr>
+            <w:r>
+              <w:t>Random Forest</w:t>
+            </w:r>
+          </w:p>
+        </w:tc>
+        <w:tc>
+          <w:tcPr>
+            <w:tcW w:w="100.90pt" w:type="dxa"/>
+          </w:tcPr>
+          <w:p>
+            <w:pPr>
+              <w:pStyle w:val="BodyText"/>
+            </w:pPr>
+            <w:r>
+              <w:t>9.63</w:t>
+            </w:r>
+          </w:p>
+        </w:tc>
+        <w:tc>
+          <w:tcPr>
+            <w:tcW w:w="100.90pt" w:type="dxa"/>
+          </w:tcPr>
+          <w:p>
+            <w:pPr>
+              <w:pStyle w:val="BodyText"/>
+            </w:pPr>
+            <w:r>
+              <w:t>12.61</w:t>
+            </w:r>
+          </w:p>
+        </w:tc>
+        <w:tc>
+          <w:tcPr>
+            <w:tcW w:w="100.90pt" w:type="dxa"/>
+          </w:tcPr>
+          <w:p>
+            <w:pPr>
+              <w:pStyle w:val="BodyText"/>
+            </w:pPr>
+            <w:r>
+              <w:t>0.325</w:t>
+            </w:r>
           </w:p>
         </w:tc>
       </w:tr>
     </w:tbl>
     <w:p>
       <w:pPr>
-        <w:pStyle w:val="tablefootnote"/>
-      </w:pPr>
-      <w:r>
-        <w:t xml:space="preserve">Sample </w:t>
-      </w:r>
-      <w:r>
-        <w:t>of</w:t>
-      </w:r>
-      <w:r>
-        <w:t xml:space="preserve"> a </w:t>
-      </w:r>
-      <w:r>
-        <w:t>Table</w:t>
-      </w:r>
-      <w:r>
-        <w:t xml:space="preserve"> </w:t>
-      </w:r>
-      <w:r>
-        <w:t>footnote</w:t>
-      </w:r>
-      <w:r>
-        <w:t xml:space="preserve">. </w:t>
-      </w:r>
-      <w:r>
-        <w:t>(</w:t>
-      </w:r>
-      <w:r>
-        <w:rPr>
-          <w:i/>
-        </w:rPr>
-        <w:t>Table footnote</w:t>
-      </w:r>
-      <w:r>
-        <w:t>)</w:t>
-      </w:r>
-    </w:p>
-    <w:p>
-      <w:pPr>
-        <w:pStyle w:val="figurecaption"/>
-      </w:pPr>
-      <w:r>
-        <w:t xml:space="preserve">Example of a figure </w:t>
-      </w:r>
-      <w:r>
-        <w:t>caption</w:t>
-      </w:r>
-      <w:r>
-        <w:t xml:space="preserve">. </w:t>
-      </w:r>
-      <w:r>
-        <w:rPr>
-          <w:iCs/>
-        </w:rPr>
-        <w:t>(</w:t>
-      </w:r>
-      <w:r>
-        <w:rPr>
-          <w:i/>
-          <w:iCs/>
-        </w:rPr>
-        <w:t>figure caption</w:t>
-      </w:r>
-      <w:r>
-        <w:rPr>
-          <w:iCs/>
-        </w:rPr>
-        <w:t>)</w:t>
-      </w:r>
-    </w:p>
-    <w:p>
-      <w:pPr>
-        <w:pStyle w:val="BodyText"/>
-      </w:pPr>
-      <w:r>
-        <w:t>Figure Labels: Use 8 point Times New Roman for Figure labels. Use words rather than symbols or abbreviations when writing Figure axis labels to avoid confusing the reader. As an example, write the quantity “Magnetization”, or “Magnetization, M”, not just “M”. If including units in the label, present them within parentheses. Do not label axes only with units. In the example, write “Magnetization (A/m)” or “Magnetization {A[m(1)]}”, not just “A/m”. Do not label axes</w:t>
-      </w:r>
-      <w:r>
-        <w:t xml:space="preserve"> </w:t>
-      </w:r>
-      <w:r>
-        <w:t>with a ratio of quantities and units. For example, write “Temperature (K)”, not “Temperature/K”.</w:t>
-      </w:r>
-    </w:p>
-    <w:p>
-      <w:pPr>
-        <w:pStyle w:val="Heading5"/>
-      </w:pPr>
-      <w:r>
-        <w:t>Acknowledgment</w:t>
-      </w:r>
-      <w:r>
-        <w:t xml:space="preserve"> </w:t>
-      </w:r>
-      <w:r>
-        <w:rPr>
-          <w:i/>
-          <w:iCs/>
-        </w:rPr>
-        <w:t>(</w:t>
-      </w:r>
-      <w:r>
-        <w:rPr>
-          <w:i/>
-          <w:iCs/>
-          <w:smallCaps w:val="0"/>
-        </w:rPr>
-        <w:t>Heading 5</w:t>
-      </w:r>
-      <w:r>
-        <w:rPr>
-          <w:i/>
-          <w:iCs/>
-        </w:rPr>
-        <w:t>)</w:t>
-      </w:r>
-    </w:p>
-    <w:p>
-      <w:pPr>
-        <w:pStyle w:val="BodyText"/>
-      </w:pPr>
-      <w:r>
-        <w:t>The preferred spelling of the word “acknowledgment” in America is without an “e” after the “g</w:t>
-      </w:r>
-      <w:r>
-        <w:t>”. Avoid the stilted expression “</w:t>
-      </w:r>
-      <w:r>
-        <w:rPr>
-          <w:lang w:val="en-US"/>
-        </w:rPr>
-        <w:t>o</w:t>
-      </w:r>
-      <w:r>
-        <w:t xml:space="preserve">ne of us (R. B. G.) thanks </w:t>
-      </w:r>
-      <w:r>
-        <w:t>...</w:t>
-      </w:r>
-      <w:r>
-        <w:rPr>
-          <w:lang w:val="en-US"/>
-        </w:rPr>
-        <w:t xml:space="preserve">”.  </w:t>
-      </w:r>
-      <w:r>
-        <w:t xml:space="preserve">Instead, try “R. </w:t>
-      </w:r>
-      <w:r>
-        <w:t>B. G. thanks</w:t>
-      </w:r>
-      <w:r>
-        <w:t>...</w:t>
-      </w:r>
-      <w:r>
-        <w:t>”.</w:t>
-      </w:r>
-      <w:r>
-        <w:rPr>
-          <w:lang w:val="en-US"/>
-        </w:rPr>
-        <w:t xml:space="preserve"> </w:t>
-      </w:r>
-      <w:r>
-        <w:t>Put spons</w:t>
-      </w:r>
-      <w:r>
-        <w:t>or acknowledgments in the unnum</w:t>
-      </w:r>
-      <w:r>
-        <w:t>bered footnote on the first page.</w:t>
-      </w:r>
-    </w:p>
-    <w:p>
-      <w:pPr>
-        <w:pStyle w:val="Heading5"/>
-      </w:pPr>
-      <w:r>
-        <w:t>References</w:t>
-      </w:r>
-    </w:p>
-    <w:p>
-      <w:pPr>
-        <w:pStyle w:val="BodyText"/>
-      </w:pPr>
-      <w:r>
-        <w:t>The template will number citations consecutively within brackets [1]. The sentence punctuation follows the bracket [2]. Refer simply to the reference number, as in [3]—do not use “Ref. [3]” or “reference [3]” except at the beginning of a sentence: “Reference [3] was the first</w:t>
-      </w:r>
-      <w:r>
-        <w:rPr>
-          <w:lang w:val="en-US"/>
-        </w:rPr>
-        <w:t xml:space="preserve"> </w:t>
-      </w:r>
-      <w:r>
-        <w:t>...</w:t>
-      </w:r>
-      <w:r>
-        <w:t>”</w:t>
-      </w:r>
-    </w:p>
-    <w:p>
-      <w:pPr>
-        <w:pStyle w:val="BodyText"/>
-      </w:pPr>
-      <w:r>
-        <w:t>Number footnotes separately in superscripts. Place the actual footnote at the bottom of the column in which it was cited. Do not put footnotes in the</w:t>
-      </w:r>
-      <w:r>
-        <w:rPr>
-          <w:lang w:val="en-US"/>
-        </w:rPr>
-        <w:t xml:space="preserve"> abstract or</w:t>
-      </w:r>
-      <w:r>
-        <w:t xml:space="preserve"> reference list. Use letters for table footnotes.</w:t>
-      </w:r>
-    </w:p>
-    <w:p>
-      <w:pPr>
-        <w:pStyle w:val="BodyText"/>
-      </w:pPr>
-      <w:r>
-        <w:t>Unless there are six au</w:t>
-      </w:r>
-      <w:r>
-        <w:t>thors or more give all authors</w:t>
-      </w:r>
-      <w:r>
-        <w:rPr>
-          <w:lang w:val="en-US"/>
-        </w:rPr>
-        <w:t xml:space="preserve">’ </w:t>
-      </w:r>
-      <w:r>
-        <w:t>names; do not use “et al.”. Papers that have not been published, even if they have been submitted for publication, should be cited as “unpublished” [4]. Papers that have been accepted for publication should be cited as “in press” [5]. Capitalize only the first word in a paper title, except for proper nouns and element symbols.</w:t>
-      </w:r>
-    </w:p>
-    <w:p>
-      <w:pPr>
-        <w:pStyle w:val="BodyText"/>
-      </w:pPr>
-      <w:r>
-        <w:t xml:space="preserve">For </w:t>
-      </w:r>
-      <w:r>
-        <w:t>papers</w:t>
-      </w:r>
-      <w:r>
-        <w:t xml:space="preserve"> published in translation journals, please give the English citation first, followed by the original foreign-language citation [6].</w:t>
-      </w:r>
-    </w:p>
-    <w:p/>
-    <w:p>
-      <w:pPr>
-        <w:pStyle w:val="references"/>
-        <w:ind w:start="17.70pt" w:hanging="17.70pt"/>
-      </w:pPr>
-      <w:r>
-        <w:t xml:space="preserve">G. Eason, B. Noble, and I. N. Sneddon, “On certain integrals of Lipschitz-Hankel type involving products of Bessel functions,” Phil. Trans. Roy. Soc. London, vol. A247, pp. 529–551, April 1955. </w:t>
-      </w:r>
-      <w:r>
-        <w:rPr>
-          <w:i/>
-          <w:iCs/>
-        </w:rPr>
-        <w:t>(references)</w:t>
-      </w:r>
-    </w:p>
-    <w:p>
-      <w:pPr>
-        <w:pStyle w:val="references"/>
-        <w:ind w:start="17.70pt" w:hanging="17.70pt"/>
-      </w:pPr>
-      <w:r>
-        <w:t>J. Clerk Maxwell, A Treatise on Electricity and Magnetism, 3rd ed., vol. 2. Oxford: Clarendon, 1892, pp.68–73.</w:t>
-      </w:r>
-    </w:p>
-    <w:p>
-      <w:pPr>
-        <w:pStyle w:val="references"/>
-        <w:ind w:start="17.70pt" w:hanging="17.70pt"/>
-      </w:pPr>
-      <w:r>
-        <w:t>I. S. Jacobs and C. P. Bean, “Fine particles, thin films and exchange anisotropy,” in Magnetism, vol. III, G. T. Rado and H. Suhl, Eds. New York: Academic, 1963, pp. 271–350.</w:t>
-      </w:r>
-    </w:p>
-    <w:p>
-      <w:pPr>
-        <w:pStyle w:val="references"/>
-        <w:ind w:start="17.70pt" w:hanging="17.70pt"/>
-      </w:pPr>
-      <w:r>
-        <w:t>K. Elissa, “Title of paper if known,” unpublished.</w:t>
-      </w:r>
-    </w:p>
-    <w:p>
-      <w:pPr>
-        <w:pStyle w:val="references"/>
-        <w:ind w:start="17.70pt" w:hanging="17.70pt"/>
-      </w:pPr>
-      <w:r>
-        <w:t>R. Nicole, “Title of paper with only first word capitalized,” J. Name Stand. Abbrev., in press.</w:t>
-      </w:r>
-    </w:p>
-    <w:p>
-      <w:pPr>
-        <w:pStyle w:val="references"/>
-        <w:ind w:start="17.70pt" w:hanging="17.70pt"/>
-      </w:pPr>
-      <w:r>
-        <w:t>Y. Yorozu, M. Hirano, K. Oka, and Y. Tagawa, “Electron spectroscopy studies on magneto-optical media and plastic substrate interface,” IEEE Transl. J. Magn. Japan, vol. 2, pp. 740–741, August 1987 [Digests 9th Annual Conf. Magnetics Japan, p. 301, 1982].</w:t>
-      </w:r>
-    </w:p>
-    <w:p>
-      <w:pPr>
-        <w:pStyle w:val="references"/>
-        <w:ind w:start="17.70pt" w:hanging="17.70pt"/>
-      </w:pPr>
-      <w:r>
-        <w:t>M. Young, The Technical Writer</w:t>
-      </w:r>
-      <w:r>
-        <w:t>’</w:t>
-      </w:r>
-      <w:r>
-        <w:t>s Handbook. Mill Valley, CA: University Science, 1989.</w:t>
-      </w:r>
-    </w:p>
-    <w:p>
-      <w:pPr>
-        <w:pStyle w:val="references"/>
-        <w:ind w:start="17.70pt" w:hanging="17.70pt"/>
-        <w:rPr>
-          <w:rFonts w:ascii="NimbusRomNo9L-Regu" w:eastAsia="NimbusRomNo9L-Regu" w:cs="NimbusRomNo9L-Regu"/>
-        </w:rPr>
-      </w:pPr>
-      <w:r>
-        <w:t xml:space="preserve">K. Eves and J. Valasek, </w:t>
-      </w:r>
-      <w:r>
-        <w:rPr>
-          <w:rFonts w:hint="eastAsia"/>
-        </w:rPr>
-        <w:t>“</w:t>
-      </w:r>
-      <w:r>
-        <w:t>Adaptive control for singularly perturbed systems examples,</w:t>
-      </w:r>
-      <w:r>
-        <w:rPr>
-          <w:rFonts w:hint="eastAsia"/>
-        </w:rPr>
-        <w:t>”</w:t>
-      </w:r>
-      <w:r>
-        <w:t xml:space="preserve"> Code Ocean, Aug. 2023. [Online]. Available: </w:t>
-      </w:r>
-      <w:hyperlink r:id="rId9" w:history="1">
-        <w:r>
-          <w:t>https://codeocean.com/capsule/4989235/tree</w:t>
-        </w:r>
-      </w:hyperlink>
-      <w:r>
-        <w:t xml:space="preserve"> </w:t>
-      </w:r>
-    </w:p>
-    <w:p>
-      <w:pPr>
-        <w:pStyle w:val="references"/>
-        <w:autoSpaceDE w:val="0"/>
-        <w:autoSpaceDN w:val="0"/>
-        <w:adjustRightInd w:val="0"/>
-        <w:ind w:start="17.70pt" w:hanging="17.70pt"/>
-        <w:jc w:val="start"/>
-      </w:pPr>
-      <w:r>
-        <w:t xml:space="preserve">D. P. Kingma and M. Welling, </w:t>
-      </w:r>
-      <w:r>
-        <w:rPr>
-          <w:rFonts w:hint="eastAsia"/>
-        </w:rPr>
-        <w:t>“</w:t>
-      </w:r>
-      <w:r>
-        <w:t>Auto-encoding variational Bayes,</w:t>
-      </w:r>
-      <w:r>
-        <w:rPr>
-          <w:rFonts w:hint="eastAsia"/>
-        </w:rPr>
-        <w:t>”</w:t>
-      </w:r>
-      <w:r>
-        <w:t xml:space="preserve"> 2013, arXiv:1312.6114. [Online]. Available: </w:t>
-      </w:r>
-      <w:hyperlink r:id="rId10" w:history="1">
-        <w:r>
-          <w:t>https://arxiv.org/abs/1312.6114</w:t>
-        </w:r>
-      </w:hyperlink>
-    </w:p>
-    <w:p>
-      <w:pPr>
-        <w:pStyle w:val="references"/>
-        <w:autoSpaceDE w:val="0"/>
-        <w:autoSpaceDN w:val="0"/>
-        <w:adjustRightInd w:val="0"/>
-        <w:ind w:start="17.70pt" w:hanging="17.70pt"/>
-        <w:jc w:val="start"/>
-      </w:pPr>
-      <w:r>
-        <w:t xml:space="preserve">S. Liu, </w:t>
-      </w:r>
-      <w:r>
-        <w:rPr>
-          <w:rFonts w:hint="eastAsia"/>
-        </w:rPr>
-        <w:t>“</w:t>
-      </w:r>
-      <w:r>
-        <w:t>Wi-Fi Energy Detection Testbed (12MTC),</w:t>
-      </w:r>
-      <w:r>
-        <w:rPr>
-          <w:rFonts w:hint="eastAsia"/>
-        </w:rPr>
-        <w:t>”</w:t>
-      </w:r>
-      <w:r>
-        <w:t xml:space="preserve"> 2023, gitHub repository. [Online]. Available: </w:t>
-      </w:r>
-      <w:r>
-        <w:t xml:space="preserve">https://github.com/liustone99/Wi-Fi-Energy-Detection-Testbed-12MTC </w:t>
-      </w:r>
-    </w:p>
-    <w:p>
-      <w:pPr>
-        <w:pStyle w:val="references"/>
-        <w:autoSpaceDE w:val="0"/>
-        <w:autoSpaceDN w:val="0"/>
-        <w:adjustRightInd w:val="0"/>
-        <w:ind w:start="17.70pt" w:hanging="17.70pt"/>
-        <w:jc w:val="start"/>
-      </w:pPr>
-      <w:r>
-        <w:t>“</w:t>
-      </w:r>
-      <w:r>
-        <w:t>Treatment episode data set: discharges (TEDS-D): concatenated, 2006</w:t>
-      </w:r>
-      <w:r>
-        <w:t xml:space="preserve"> </w:t>
-      </w:r>
-      <w:r>
-        <w:t>to 2009.</w:t>
-      </w:r>
-      <w:r>
-        <w:rPr>
-          <w:rFonts w:hint="eastAsia"/>
-        </w:rPr>
-        <w:t>”</w:t>
-      </w:r>
-      <w:r>
-        <w:t xml:space="preserve"> U.S. Department of Health and Human Services, Substance</w:t>
-      </w:r>
-      <w:r>
-        <w:t xml:space="preserve"> </w:t>
-      </w:r>
-      <w:r>
-        <w:t>Abuse and Mental Health Services Administration, Office of Applied Studies, August, 2013, DOI:10.3886/ICPSR30122.v2</w:t>
-      </w:r>
-    </w:p>
-    <w:p>
-      <w:pPr>
-        <w:pStyle w:val="references"/>
-        <w:autoSpaceDE w:val="0"/>
-        <w:autoSpaceDN w:val="0"/>
-        <w:adjustRightInd w:val="0"/>
-        <w:ind w:start="17.70pt" w:hanging="17.70pt"/>
-        <w:jc w:val="start"/>
-      </w:pPr>
-      <w:r>
-        <w:t>T. Autori, Advancing NFL win prediction: from Pythagorean formulas to machine learning algorithms, Frontiers in Sports and Active Living, 2025.</w:t>
-      </w:r>
-    </w:p>
-    <w:p>
-      <w:pPr>
-        <w:pStyle w:val="references"/>
-        <w:numPr>
-          <w:ilvl w:val="0"/>
-          <w:numId w:val="0"/>
-        </w:numPr>
-        <w:ind w:start="17.70pt"/>
-      </w:pPr>
-    </w:p>
-    <w:p>
-      <w:pPr>
-        <w:pStyle w:val="references"/>
-        <w:numPr>
-          <w:ilvl w:val="0"/>
-          <w:numId w:val="0"/>
-        </w:numPr>
-        <w:ind w:start="18pt" w:hanging="18pt"/>
-      </w:pPr>
-    </w:p>
-    <w:p>
-      <w:pPr>
-        <w:pStyle w:val="references"/>
-        <w:numPr>
-          <w:ilvl w:val="0"/>
-          <w:numId w:val="0"/>
-        </w:numPr>
-        <w:spacing w:line="12pt" w:lineRule="auto"/>
-        <w:ind w:start="18pt" w:hanging="18pt"/>
-        <w:jc w:val="center"/>
-        <w:rPr>
-          <w:rFonts w:eastAsia="SimSun"/>
-          <w:b/>
-          <w:noProof w:val="0"/>
-          <w:color w:val="FF0000"/>
-          <w:spacing w:val="-1"/>
-          <w:sz w:val="20"/>
-          <w:szCs w:val="20"/>
-          <w:lang w:val="x-none" w:eastAsia="x-none"/>
-        </w:rPr>
-        <w:sectPr>
-          <w:type w:val="continuous"/>
-          <w:pgSz w:w="595.30pt" w:h="841.90pt" w:code="9"/>
-          <w:pgMar w:top="54pt" w:right="45.35pt" w:bottom="72pt" w:left="45.35pt" w:header="36pt" w:footer="36pt" w:gutter="0pt"/>
-          <w:cols w:num="2" w:space="18pt"/>
-          <w:docGrid w:linePitch="360"/>
-        </w:sectPr>
-      </w:pPr>
-      <w:r>
-        <w:rPr>
-          <w:rFonts w:eastAsia="SimSun"/>
-          <w:b/>
-          <w:noProof w:val="0"/>
-          <w:color w:val="FF0000"/>
-          <w:spacing w:val="-1"/>
-          <w:sz w:val="20"/>
-          <w:szCs w:val="20"/>
-          <w:lang w:val="x-none" w:eastAsia="x-none"/>
-        </w:rPr>
-        <w:t xml:space="preserve">IEEE conference templates contain guidance text for composing and formatting conference papers. Please ensure that all template text is removed from your conference paper prior to submission to the conference. Failure to remove template text from </w:t>
-      </w:r>
-      <w:r>
-        <w:rPr>
-          <w:rFonts w:eastAsia="SimSun"/>
-          <w:b/>
-          <w:noProof w:val="0"/>
-          <w:color w:val="FF0000"/>
-          <w:spacing w:val="-1"/>
-          <w:sz w:val="20"/>
-          <w:szCs w:val="20"/>
-          <w:lang w:val="x-none" w:eastAsia="x-none"/>
-        </w:rPr>
-        <w:lastRenderedPageBreak/>
-        <w:t xml:space="preserve">your paper </w:t>
-      </w:r>
-      <w:r>
-        <w:rPr>
-          <w:rFonts w:eastAsia="SimSun"/>
-          <w:b/>
-          <w:noProof w:val="0"/>
-          <w:color w:val="FF0000"/>
-          <w:spacing w:val="-1"/>
-          <w:sz w:val="20"/>
-          <w:szCs w:val="20"/>
-          <w:lang w:eastAsia="x-none"/>
-        </w:rPr>
-        <w:t>may</w:t>
-      </w:r>
-      <w:r>
-        <w:rPr>
-          <w:rFonts w:eastAsia="SimSun"/>
-          <w:b/>
-          <w:noProof w:val="0"/>
-          <w:color w:val="FF0000"/>
-          <w:spacing w:val="-1"/>
-          <w:sz w:val="20"/>
-          <w:szCs w:val="20"/>
-          <w:lang w:val="x-none" w:eastAsia="x-none"/>
-        </w:rPr>
-        <w:t xml:space="preserve"> result in your paper not being published.</w:t>
+        <w:pStyle w:val="BodyText"/>
+      </w:pPr>
+      <w:r>
+        <w:rPr>
+          <w:sz w:val="18"/>
+        </w:rPr>
+        <w:t>Tabela 2. Rezime performansi na test sezoni 2024 (opseg zavisi od varijante evaluacije u notebook eksperimentima)</w:t>
+      </w:r>
+    </w:p>
+    <w:p>
+      <w:pPr>
+        <w:pStyle w:val="BodyText"/>
+      </w:pPr>
+      <w:r>
+        <w:t>Kod QB rezultati pokazuju najveću varijabilnost kroz sezone. Jedan deo greške dolazi iz nestabilnih promena u ofanzivnoj šemi i dostupnosti ključnih saigrača, što standardni sezonski atributi ne mogu potpuno da kodiraju. Kod RB je dominantan uticaj volumena nošenja lopte, ali i taj volumen je uslovljen zdravljem i taktičkom raspodelom unutar napada. TE pozicija ima manje ekstremne vrednosti i konzistentnije obrasce, pa regularizovani linearni model daje najbolji odnos tačnosti i stabilnosti. WR ostvaruje umereno visoku predvidljivost zahvaljujući velikom broju zapisa, ali ostaje osetljiv na asimetrične ekstreme i promene u target share dinamici.</w:t>
+      </w:r>
+    </w:p>
+    <w:p>
+      <w:pPr>
+        <w:pStyle w:val="BodyText"/>
+      </w:pPr>
+      <w:r>
+        <w:t>Walk-forward kalibracija dodatno potvrđuje ove obrasce. Prosečno najbolji modeli su: QB XGBoost (AvgRMSE 51.564; AvgR2 0.176), RB ElasticNet (AvgRMSE 19.873; AvgR2 0.244), TE Ridge (AvgRMSE 13.052; AvgR2 0.502) i WR LightGBM (AvgRMSE 16.414; AvgR2 0.328). Vredno je naglasiti da kod RB linearni regularizovani modeli često pariraju ansamblima, što sugeriše relativno stabilniju linearnu komponentu u podacima te pozicije.</w:t>
+      </w:r>
+    </w:p>
+    <w:tbl>
+      <w:tblPr>
+        <w:tblW w:w="0pt" w:type="auto"/>
+        <w:tblLook w:firstRow="1" w:lastRow="0" w:firstColumn="1" w:lastColumn="0" w:noHBand="0" w:noVBand="1"/>
+      </w:tblPr>
+      <w:tblGrid>
+        <w:gridCol w:w="1113"/>
+        <w:gridCol w:w="1350"/>
+        <w:gridCol w:w="1352"/>
+        <w:gridCol w:w="1051"/>
+      </w:tblGrid>
+      <w:tr>
+        <w:tc>
+          <w:tcPr>
+            <w:tcW w:w="126.15pt" w:type="dxa"/>
+          </w:tcPr>
+          <w:p>
+            <w:pPr>
+              <w:pStyle w:val="BodyText"/>
+            </w:pPr>
+            <w:r>
+              <w:t>Pozicija</w:t>
+            </w:r>
+          </w:p>
+        </w:tc>
+        <w:tc>
+          <w:tcPr>
+            <w:tcW w:w="126.15pt" w:type="dxa"/>
+          </w:tcPr>
+          <w:p>
+            <w:pPr>
+              <w:pStyle w:val="BodyText"/>
+            </w:pPr>
+            <w:r>
+              <w:t>Najbolji walk-forward model</w:t>
+            </w:r>
+          </w:p>
+        </w:tc>
+        <w:tc>
+          <w:tcPr>
+            <w:tcW w:w="126.15pt" w:type="dxa"/>
+          </w:tcPr>
+          <w:p>
+            <w:pPr>
+              <w:pStyle w:val="BodyText"/>
+            </w:pPr>
+            <w:r>
+              <w:t>AvgRMSE</w:t>
+            </w:r>
+          </w:p>
+        </w:tc>
+        <w:tc>
+          <w:tcPr>
+            <w:tcW w:w="126.15pt" w:type="dxa"/>
+          </w:tcPr>
+          <w:p>
+            <w:pPr>
+              <w:pStyle w:val="BodyText"/>
+            </w:pPr>
+            <w:r>
+              <w:t>AvgR2</w:t>
+            </w:r>
+          </w:p>
+        </w:tc>
+      </w:tr>
+      <w:tr>
+        <w:tc>
+          <w:tcPr>
+            <w:tcW w:w="126.15pt" w:type="dxa"/>
+          </w:tcPr>
+          <w:p>
+            <w:pPr>
+              <w:pStyle w:val="BodyText"/>
+            </w:pPr>
+            <w:r>
+              <w:t>QB</w:t>
+            </w:r>
+          </w:p>
+        </w:tc>
+        <w:tc>
+          <w:tcPr>
+            <w:tcW w:w="126.15pt" w:type="dxa"/>
+          </w:tcPr>
+          <w:p>
+            <w:pPr>
+              <w:pStyle w:val="BodyText"/>
+            </w:pPr>
+            <w:r>
+              <w:t>XGBoost</w:t>
+            </w:r>
+          </w:p>
+        </w:tc>
+        <w:tc>
+          <w:tcPr>
+            <w:tcW w:w="126.15pt" w:type="dxa"/>
+          </w:tcPr>
+          <w:p>
+            <w:pPr>
+              <w:pStyle w:val="BodyText"/>
+            </w:pPr>
+            <w:r>
+              <w:t>51.564</w:t>
+            </w:r>
+          </w:p>
+        </w:tc>
+        <w:tc>
+          <w:tcPr>
+            <w:tcW w:w="126.15pt" w:type="dxa"/>
+          </w:tcPr>
+          <w:p>
+            <w:pPr>
+              <w:pStyle w:val="BodyText"/>
+            </w:pPr>
+            <w:r>
+              <w:t>0.176</w:t>
+            </w:r>
+          </w:p>
+        </w:tc>
+      </w:tr>
+      <w:tr>
+        <w:tc>
+          <w:tcPr>
+            <w:tcW w:w="126.15pt" w:type="dxa"/>
+          </w:tcPr>
+          <w:p>
+            <w:pPr>
+              <w:pStyle w:val="BodyText"/>
+            </w:pPr>
+            <w:r>
+              <w:t>RB</w:t>
+            </w:r>
+          </w:p>
+        </w:tc>
+        <w:tc>
+          <w:tcPr>
+            <w:tcW w:w="126.15pt" w:type="dxa"/>
+          </w:tcPr>
+          <w:p>
+            <w:pPr>
+              <w:pStyle w:val="BodyText"/>
+            </w:pPr>
+            <w:r>
+              <w:t>ElasticNet</w:t>
+            </w:r>
+          </w:p>
+        </w:tc>
+        <w:tc>
+          <w:tcPr>
+            <w:tcW w:w="126.15pt" w:type="dxa"/>
+          </w:tcPr>
+          <w:p>
+            <w:pPr>
+              <w:pStyle w:val="BodyText"/>
+            </w:pPr>
+            <w:r>
+              <w:t>19.873</w:t>
+            </w:r>
+          </w:p>
+        </w:tc>
+        <w:tc>
+          <w:tcPr>
+            <w:tcW w:w="126.15pt" w:type="dxa"/>
+          </w:tcPr>
+          <w:p>
+            <w:pPr>
+              <w:pStyle w:val="BodyText"/>
+            </w:pPr>
+            <w:r>
+              <w:t>0.244</w:t>
+            </w:r>
+          </w:p>
+        </w:tc>
+      </w:tr>
+      <w:tr>
+        <w:tc>
+          <w:tcPr>
+            <w:tcW w:w="126.15pt" w:type="dxa"/>
+          </w:tcPr>
+          <w:p>
+            <w:pPr>
+              <w:pStyle w:val="BodyText"/>
+            </w:pPr>
+            <w:r>
+              <w:t>TE</w:t>
+            </w:r>
+          </w:p>
+        </w:tc>
+        <w:tc>
+          <w:tcPr>
+            <w:tcW w:w="126.15pt" w:type="dxa"/>
+          </w:tcPr>
+          <w:p>
+            <w:pPr>
+              <w:pStyle w:val="BodyText"/>
+            </w:pPr>
+            <w:r>
+              <w:t>Ridge</w:t>
+            </w:r>
+          </w:p>
+        </w:tc>
+        <w:tc>
+          <w:tcPr>
+            <w:tcW w:w="126.15pt" w:type="dxa"/>
+          </w:tcPr>
+          <w:p>
+            <w:pPr>
+              <w:pStyle w:val="BodyText"/>
+            </w:pPr>
+            <w:r>
+              <w:t>13.052</w:t>
+            </w:r>
+          </w:p>
+        </w:tc>
+        <w:tc>
+          <w:tcPr>
+            <w:tcW w:w="126.15pt" w:type="dxa"/>
+          </w:tcPr>
+          <w:p>
+            <w:pPr>
+              <w:pStyle w:val="BodyText"/>
+            </w:pPr>
+            <w:r>
+              <w:t>0.502</w:t>
+            </w:r>
+          </w:p>
+        </w:tc>
+      </w:tr>
+      <w:tr>
+        <w:tc>
+          <w:tcPr>
+            <w:tcW w:w="126.15pt" w:type="dxa"/>
+          </w:tcPr>
+          <w:p>
+            <w:pPr>
+              <w:pStyle w:val="BodyText"/>
+            </w:pPr>
+            <w:r>
+              <w:t>WR</w:t>
+            </w:r>
+          </w:p>
+        </w:tc>
+        <w:tc>
+          <w:tcPr>
+            <w:tcW w:w="126.15pt" w:type="dxa"/>
+          </w:tcPr>
+          <w:p>
+            <w:pPr>
+              <w:pStyle w:val="BodyText"/>
+            </w:pPr>
+            <w:r>
+              <w:t>LightGBM</w:t>
+            </w:r>
+          </w:p>
+        </w:tc>
+        <w:tc>
+          <w:tcPr>
+            <w:tcW w:w="126.15pt" w:type="dxa"/>
+          </w:tcPr>
+          <w:p>
+            <w:pPr>
+              <w:pStyle w:val="BodyText"/>
+            </w:pPr>
+            <w:r>
+              <w:t>16.414</w:t>
+            </w:r>
+          </w:p>
+        </w:tc>
+        <w:tc>
+          <w:tcPr>
+            <w:tcW w:w="126.15pt" w:type="dxa"/>
+          </w:tcPr>
+          <w:p>
+            <w:pPr>
+              <w:pStyle w:val="BodyText"/>
+            </w:pPr>
+            <w:r>
+              <w:t>0.328</w:t>
+            </w:r>
+          </w:p>
+        </w:tc>
+      </w:tr>
+    </w:tbl>
+    <w:p>
+      <w:pPr>
+        <w:pStyle w:val="BodyText"/>
+      </w:pPr>
+      <w:r>
+        <w:rPr>
+          <w:sz w:val="18"/>
+        </w:rPr>
+        <w:t>Tabela 3. Walk-forward kalibracija (2021-2024)</w:t>
+      </w:r>
+    </w:p>
+    <w:p>
+      <w:pPr>
+        <w:pStyle w:val="BodyText"/>
+      </w:pPr>
+      <w:r>
+        <w:t>Analiza gresaka, kao preporucena dodatna komponenta evaluacije, pokazuje tri dominantna obrasca. Prvi obrazac su sezone sa povredama gde modeli precenjuju igrace koji su istorijski stabilni, jer atributi pre sezone ne kodiraju iznenadni prekid nastupa. Drugi obrazac su transferi i promene sistema igre: atribut Team_Changed hvata deo signala, ali ne i kvalitet nove ofanzivne linije i uklapanje u konkretan playbook. Treci obrazac su ekstremno produktivne sezone elitnih WR igraca, gde i posle log transformacije ostaje veca greska u repu distribucije.</w:t>
+      </w:r>
+    </w:p>
+    <w:p>
+      <w:pPr>
+        <w:pStyle w:val="BodyText"/>
+      </w:pPr>
+      <w:r>
+        <w:t>Prakticna implikacija je da modeli treba da se koriste kao kvantitativni prior, a ne kao jedini izvor odluke. U operativnom radu klubova predikcija moze da posluzi kao prvi filter za procenu vrednosti igraca, nakon cega je potrebna kvalitativna provera kroz medicinske izvestaje, video analizu i takticki kontekst. Na taj nacin se smanjuje rizik pogresne odluke i povecava korisnost modela u realnom okruzenju.</w:t>
+      </w:r>
+    </w:p>
+    <w:p>
+      <w:pPr>
+        <w:pStyle w:val="Heading2"/>
+      </w:pPr>
+      <w:r>
+        <w:t>Poziciono tumacenje rezultata</w:t>
+      </w:r>
+    </w:p>
+    <w:p>
+      <w:pPr>
+        <w:pStyle w:val="BodyText"/>
+      </w:pPr>
+      <w:r>
+        <w:t>Detaljnije tumačenje po pozicijama otkriva specifične obrasce. Kod QB, analiza starter vs. non-starter dinamike pokazuje kako se Model obuka na mešovitoj populaciji bez eksplicitne separacije po ulozi.</w:t>
       </w:r>
     </w:p>
     <w:p>
@@ -2244,96 +1833,704 @@
           <w:noProof/>
         </w:rPr>
         <w:drawing>
-          <wp:anchor distT="0" distB="0" distL="114300" distR="114300" simplePos="0" relativeHeight="251657728" behindDoc="1" locked="0" layoutInCell="1" allowOverlap="1" wp14:anchorId="50A5432F" wp14:editId="6F0F41D4">
-            <wp:simplePos x="0" y="0"/>
-            <wp:positionH relativeFrom="margin">
-              <wp:align>left</wp:align>
-            </wp:positionH>
-            <wp:positionV relativeFrom="paragraph">
-              <wp:posOffset>251460</wp:posOffset>
-            </wp:positionV>
-            <wp:extent cx="3200400" cy="1143000"/>
-            <wp:effectExtent l="10795" t="5080" r="8255" b="13970"/>
-            <wp:wrapTight wrapText="bothSides">
-              <wp:wrapPolygon edited="0">
-                <wp:start x="-64" y="0"/>
-                <wp:lineTo x="-64" y="21600"/>
-                <wp:lineTo x="21664" y="21600"/>
-                <wp:lineTo x="21664" y="0"/>
-                <wp:lineTo x="-64" y="0"/>
-              </wp:wrapPolygon>
-            </wp:wrapTight>
-            <wp:docPr id="1" name="Text Box 8"/>
+          <wp:inline distT="0" distB="0" distL="0" distR="0" wp14:anchorId="67D309F0" wp14:editId="263123BE">
+            <wp:extent cx="2700000" cy="1656461"/>
+            <wp:effectExtent l="0" t="0" r="0" b="0"/>
+            <wp:docPr id="7" name="Picture 7"/>
             <wp:cNvGraphicFramePr>
-              <a:graphicFrameLocks xmlns:a="http://purl.oclc.org/ooxml/drawingml/main"/>
+              <a:graphicFrameLocks xmlns:a="http://purl.oclc.org/ooxml/drawingml/main" noChangeAspect="1"/>
             </wp:cNvGraphicFramePr>
             <a:graphic xmlns:a="http://purl.oclc.org/ooxml/drawingml/main">
-              <a:graphicData uri="http://schemas.microsoft.com/office/word/2010/wordprocessingShape">
-                <wp:wsp>
-                  <wp:cNvSpPr txBox="1">
-                    <a:spLocks noChangeArrowheads="1"/>
-                  </wp:cNvSpPr>
-                  <wp:spPr bwMode="auto">
+              <a:graphicData uri="http://purl.oclc.org/ooxml/drawingml/picture">
+                <pic:pic xmlns:pic="http://purl.oclc.org/ooxml/drawingml/picture">
+                  <pic:nvPicPr>
+                    <pic:cNvPr id="0" name="qb_scatter_1.png"/>
+                    <pic:cNvPicPr/>
+                  </pic:nvPicPr>
+                  <pic:blipFill>
+                    <a:blip r:embed="rId13"/>
+                    <a:stretch>
+                      <a:fillRect/>
+                    </a:stretch>
+                  </pic:blipFill>
+                  <pic:spPr>
                     <a:xfrm>
                       <a:off x="0" y="0"/>
-                      <a:ext cx="3200400" cy="1143000"/>
+                      <a:ext cx="2700000" cy="1656461"/>
                     </a:xfrm>
                     <a:prstGeom prst="rect">
                       <a:avLst/>
                     </a:prstGeom>
-                    <a:solidFill>
-                      <a:srgbClr val="FFFFFF"/>
-                    </a:solidFill>
-                    <a:ln w="9525">
-                      <a:solidFill>
-                        <a:srgbClr val="000000"/>
-                      </a:solidFill>
-                      <a:miter lim="800%"/>
-                      <a:headEnd/>
-                      <a:tailEnd/>
-                    </a:ln>
-                  </wp:spPr>
-                  <wp:txbx>
-                    <wne:txbxContent>
-                      <w:p>
-                        <w:pPr>
-                          <w:pStyle w:val="BodyText"/>
-                        </w:pPr>
-                        <w:r>
-                          <w:t>We suggest that you use a text box to insert a graphic (which is ideally a 300 dpi TIFF or EPS file, with all fonts embedded) because, in an MSW document, this method is somewhat more stable than directly inserting a picture.</w:t>
-                        </w:r>
-                      </w:p>
-                      <w:p>
-                        <w:pPr>
-                          <w:pStyle w:val="BodyText"/>
-                        </w:pPr>
-                        <w:r>
-                          <w:t>To have non-visible rules on your frame, use the MSWord “Format” pull-down menu, select Text Box &gt; Colors and Lines to choose No Fill and No Line.</w:t>
-                        </w:r>
-                      </w:p>
-                    </wne:txbxContent>
-                  </wp:txbx>
-                  <wp:bodyPr rot="0" vert="horz" wrap="square" lIns="91440" tIns="45720" rIns="91440" bIns="45720" anchor="t" anchorCtr="0" upright="1">
-                    <a:noAutofit/>
-                  </wp:bodyPr>
-                </wp:wsp>
+                  </pic:spPr>
+                </pic:pic>
               </a:graphicData>
             </a:graphic>
-            <wp14:sizeRelH relativeFrom="page">
-              <wp14:pctWidth>0%</wp14:pctWidth>
-            </wp14:sizeRelH>
-            <wp14:sizeRelV relativeFrom="page">
-              <wp14:pctHeight>0%</wp14:pctHeight>
-            </wp14:sizeRelV>
-          </wp:anchor>
+          </wp:inline>
         </w:drawing>
+      </w:r>
+    </w:p>
+    <w:p>
+      <w:r>
+        <w:rPr>
+          <w:sz w:val="18"/>
+        </w:rPr>
+        <w:t>Slika 9. QB starter analiza: games started (GS) i per-game metrike</w:t>
+      </w:r>
+    </w:p>
+    <w:p>
+      <w:r>
+        <w:rPr>
+          <w:noProof/>
+        </w:rPr>
+        <w:drawing>
+          <wp:inline distT="0" distB="0" distL="0" distR="0" wp14:anchorId="4634E48C" wp14:editId="7630B55C">
+            <wp:extent cx="2700000" cy="780587"/>
+            <wp:effectExtent l="0" t="0" r="0" b="0"/>
+            <wp:docPr id="8" name="Picture 8"/>
+            <wp:cNvGraphicFramePr>
+              <a:graphicFrameLocks xmlns:a="http://purl.oclc.org/ooxml/drawingml/main" noChangeAspect="1"/>
+            </wp:cNvGraphicFramePr>
+            <a:graphic xmlns:a="http://purl.oclc.org/ooxml/drawingml/main">
+              <a:graphicData uri="http://purl.oclc.org/ooxml/drawingml/picture">
+                <pic:pic xmlns:pic="http://purl.oclc.org/ooxml/drawingml/picture">
+                  <pic:nvPicPr>
+                    <pic:cNvPr id="0" name="qb_career_1.png"/>
+                    <pic:cNvPicPr/>
+                  </pic:nvPicPr>
+                  <pic:blipFill>
+                    <a:blip r:embed="rId14"/>
+                    <a:stretch>
+                      <a:fillRect/>
+                    </a:stretch>
+                  </pic:blipFill>
+                  <pic:spPr>
+                    <a:xfrm>
+                      <a:off x="0" y="0"/>
+                      <a:ext cx="2700000" cy="780587"/>
+                    </a:xfrm>
+                    <a:prstGeom prst="rect">
+                      <a:avLst/>
+                    </a:prstGeom>
+                  </pic:spPr>
+                </pic:pic>
+              </a:graphicData>
+            </a:graphic>
+          </wp:inline>
+        </w:drawing>
+      </w:r>
+    </w:p>
+    <w:p>
+      <w:pPr>
+        <w:pStyle w:val="BodyText"/>
+      </w:pPr>
+      <w:r>
+        <w:t>Slika 10. QB karijernih putanja: trend kroz godine</w:t>
+      </w:r>
+    </w:p>
+    <w:p>
+      <w:pPr>
+        <w:pStyle w:val="BodyText"/>
+      </w:pPr>
+      <w:r>
+        <w:t>Promena trenerskog sistema i nivo zaštite kvoterbeka u ofanzivnoj liniji mogu u jednoj sezoni promeniti i volumen i efikasnost dodavanja. To znači da istorijski atributi igrača jesu neophodni, ali često nisu dovoljni da potpuno objasne novu sezonsku dinamiku. Posledica je da i najbolji modeli zadržavaju relativno nizak R2.</w:t>
+      </w:r>
+    </w:p>
+    <w:p>
+      <w:pPr>
+        <w:pStyle w:val="BodyText"/>
+      </w:pPr>
+      <w:r>
+        <w:t>Kod RB pozicije proizvodnja yardi zavisi od odnosa izmedju volumena nosenja i kvaliteta blokiranja. Cak i kada je igrac individualno stabilan, jedan deo varijanse dolazi iz timske strategije i situacionog pozivanja akcija. Ako tim prelazi na pass-heavy pristup, istorijski visokoproduktivni RB moze imati pad obima i posledicno pad ukupne produkcije. Zbog toga su rezultati RB modela cesto osetljivi na promene iz sezone u sezonu.</w:t>
+      </w:r>
+    </w:p>
+    <w:p>
+      <w:pPr>
+        <w:pStyle w:val="BodyText"/>
+      </w:pPr>
+      <w:r>
+        <w:t>WR pozicija pokazuje veliki broj igraca sa malim udelom u napadu i manji broj elitnih igraca koji nose znacajan deo produkcije. Ovakva distribucija dovodi do neravnoteze u podacima i vecih gresaka na repovima. Log</w:t>
+      </w:r>
+      <w:r>
+        <w:rPr>
+          <w:lang w:val="en-US"/>
+        </w:rPr>
+        <w:t xml:space="preserve"> </w:t>
+      </w:r>
+      <w:r>
+        <w:t xml:space="preserve">transformacija je u ovom radu smanjila taj efekat, ali nije u potpunosti </w:t>
+      </w:r>
+      <w:r>
+        <w:lastRenderedPageBreak/>
+        <w:t>eliminisala greske za ekstremno visoke vrednosti, sto je i ocekivano u sistemima sa izrazenim Pareto obrascem.</w:t>
+      </w:r>
+    </w:p>
+    <w:p>
+      <w:pPr>
+        <w:pStyle w:val="BodyText"/>
+      </w:pPr>
+      <w:r>
+        <w:t>TE je pozicija sa najstabilnijim signalom jer se uloga igraca cesto razvija postepeno, a ne kroz nagle skokove. Istovremeno, broj ekstremnih sezona je manji nego kod WR i QB, pa regularizovani linearni modeli mogu efikasno izdvojiti najinformativnije atribute. Ovaj nalaz je metodoloski vazan jer pokazuje da slozeniji model nije uvek bolji izbor, vec da model treba prilagoditi karakteru podataka.</w:t>
+      </w:r>
+    </w:p>
+    <w:p>
+      <w:pPr>
+        <w:pStyle w:val="Heading2"/>
+      </w:pPr>
+      <w:r>
+        <w:t>Uticaj inzenjeringa atributa</w:t>
+      </w:r>
+    </w:p>
+    <w:p>
+      <w:pPr>
+        <w:pStyle w:val="BodyText"/>
+      </w:pPr>
+      <w:r>
+        <w:t>Posebno značajan doprinos performansi dolazi iz lag atributa. Bez vremenskih pomerenja model bi imao samo presečan pogled na sezonu i slabiju sposobnost da prepozna razvoj igrača kroz vreme. Uvedeni lag1 i lag2 atributi omogućili su modelima da nauče obrasce kontinuiteta i regresije ka proseku, što je posebno korisno za stabilnije pozicije poput TE i deo WR populacije sa više uzastopnih sezona.</w:t>
+      </w:r>
+    </w:p>
+    <w:p>
+      <w:r>
+        <w:rPr>
+          <w:noProof/>
+        </w:rPr>
+        <w:drawing>
+          <wp:inline distT="0" distB="0" distL="0" distR="0" wp14:anchorId="539D3CB2" wp14:editId="522E6529">
+            <wp:extent cx="2700000" cy="837604"/>
+            <wp:effectExtent l="0" t="0" r="0" b="0"/>
+            <wp:docPr id="10" name="Picture 10"/>
+            <wp:cNvGraphicFramePr>
+              <a:graphicFrameLocks xmlns:a="http://purl.oclc.org/ooxml/drawingml/main" noChangeAspect="1"/>
+            </wp:cNvGraphicFramePr>
+            <a:graphic xmlns:a="http://purl.oclc.org/ooxml/drawingml/main">
+              <a:graphicData uri="http://purl.oclc.org/ooxml/drawingml/picture">
+                <pic:pic xmlns:pic="http://purl.oclc.org/ooxml/drawingml/picture">
+                  <pic:nvPicPr>
+                    <pic:cNvPr id="0" name="wr_log_transform_1.png"/>
+                    <pic:cNvPicPr/>
+                  </pic:nvPicPr>
+                  <pic:blipFill>
+                    <a:blip r:embed="rId15"/>
+                    <a:stretch>
+                      <a:fillRect/>
+                    </a:stretch>
+                  </pic:blipFill>
+                  <pic:spPr>
+                    <a:xfrm>
+                      <a:off x="0" y="0"/>
+                      <a:ext cx="2700000" cy="837604"/>
+                    </a:xfrm>
+                    <a:prstGeom prst="rect">
+                      <a:avLst/>
+                    </a:prstGeom>
+                  </pic:spPr>
+                </pic:pic>
+              </a:graphicData>
+            </a:graphic>
+          </wp:inline>
+        </w:drawing>
+      </w:r>
+    </w:p>
+    <w:p>
+      <w:pPr>
+        <w:rPr>
+          <w:sz w:val="18"/>
+        </w:rPr>
+      </w:pPr>
+      <w:r>
+        <w:rPr>
+          <w:sz w:val="18"/>
+        </w:rPr>
+        <w:t>Slika 6. WR log-transformacija: efekta na distribuciju i normalnost</w:t>
+      </w:r>
+    </w:p>
+    <w:p>
+      <w:r>
+        <w:rPr>
+          <w:sz w:val="18"/>
+        </w:rPr>
+        <w:t>E SAD NE ZNAM MOZDA OVO BOLJE GORE U 3. POGLAVLJU A NE OVDE IDK</w:t>
+      </w:r>
+    </w:p>
+    <w:p>
+      <w:pPr>
+        <w:pStyle w:val="BodyText"/>
+      </w:pPr>
+      <w:r>
+        <w:t>Atribut Team_Changed/team_changed uveden je da opise skokove i padove nakon transfera. EDA analiza karijernih putanja pojedinih igraca pokazala je da promena tima moze biti i pozitivan i negativan dogadjaj, u zavisnosti od kvaliteta sistema u koji igrac ulazi. Iako jednostavna binarna varijabla ne moze da kodira sve nijanse, rezultati pokazuju da ovaj atribut ipak poboljsava robusnost modela u tranzicionim sezonama.</w:t>
+      </w:r>
+    </w:p>
+    <w:p>
+      <w:pPr>
+        <w:pStyle w:val="BodyText"/>
+      </w:pPr>
+      <w:r>
+        <w:t>Enkodiranje nagrada je takodje imalo metodoloski smisao. Umesto sirovog tekstualnog polja sa heterogenim oznakama, koriscene su binarne kategorije koje cuvaju signal elitnog kvaliteta bez uvodjenja nepotrebne dimenzionalnosti. Na taj nacin postignut je bolji balans izmedju interpretabilnosti i prediktivne snage.</w:t>
+      </w:r>
+    </w:p>
+    <w:p>
+      <w:pPr>
+        <w:pStyle w:val="Heading2"/>
+      </w:pPr>
+      <w:r>
+        <w:t>Stabilnost i reproduktivnost</w:t>
+      </w:r>
+    </w:p>
+    <w:p>
+      <w:pPr>
+        <w:pStyle w:val="BodyText"/>
+      </w:pPr>
+      <w:r>
+        <w:t>Reproduktivnost eksperimenta obezbeđena je kroz strogo odvojene faze obrade: imputacija i skaliranje fituju se isključivo na trening skupu svakog fold-a, a zatim primenjuju na test. Time je izbegnuto curenje informacija, što je jedna od čestih grešaka u sportskim prediktivnim radovima.</w:t>
+      </w:r>
+    </w:p>
+    <w:p>
+      <w:r>
+        <w:rPr>
+          <w:noProof/>
+        </w:rPr>
+        <w:drawing>
+          <wp:inline distT="0" distB="0" distL="0" distR="0" wp14:anchorId="4F9B3582" wp14:editId="106096BE">
+            <wp:extent cx="2700000" cy="836925"/>
+            <wp:effectExtent l="0" t="0" r="0" b="0"/>
+            <wp:docPr id="11" name="Picture 11"/>
+            <wp:cNvGraphicFramePr>
+              <a:graphicFrameLocks xmlns:a="http://purl.oclc.org/ooxml/drawingml/main" noChangeAspect="1"/>
+            </wp:cNvGraphicFramePr>
+            <a:graphic xmlns:a="http://purl.oclc.org/ooxml/drawingml/main">
+              <a:graphicData uri="http://purl.oclc.org/ooxml/drawingml/picture">
+                <pic:pic xmlns:pic="http://purl.oclc.org/ooxml/drawingml/picture">
+                  <pic:nvPicPr>
+                    <pic:cNvPr id="0" name="outliers_box_1.png"/>
+                    <pic:cNvPicPr/>
+                  </pic:nvPicPr>
+                  <pic:blipFill>
+                    <a:blip r:embed="rId16"/>
+                    <a:stretch>
+                      <a:fillRect/>
+                    </a:stretch>
+                  </pic:blipFill>
+                  <pic:spPr>
+                    <a:xfrm>
+                      <a:off x="0" y="0"/>
+                      <a:ext cx="2700000" cy="836925"/>
+                    </a:xfrm>
+                    <a:prstGeom prst="rect">
+                      <a:avLst/>
+                    </a:prstGeom>
+                  </pic:spPr>
+                </pic:pic>
+              </a:graphicData>
+            </a:graphic>
+          </wp:inline>
+        </w:drawing>
+      </w:r>
+    </w:p>
+    <w:p>
+      <w:r>
+        <w:rPr>
+          <w:sz w:val="18"/>
+        </w:rPr>
+        <w:t>Slika 7. Outlier detektovanje: Z-score i IQR granice po pozicijama</w:t>
+      </w:r>
+    </w:p>
+    <w:p>
+      <w:pPr>
+        <w:pStyle w:val="BodyText"/>
+        <w:rPr>
+          <w:lang w:val="en-US"/>
+        </w:rPr>
+      </w:pPr>
+      <w:r>
+        <w:rPr>
+          <w:lang w:val="en-US"/>
+        </w:rPr>
+        <w:t>ISTO OVO MOZDA GORE BOLJE</w:t>
+      </w:r>
+    </w:p>
+    <w:p>
+      <w:r>
+        <w:rPr>
+          <w:noProof/>
+        </w:rPr>
+        <w:drawing>
+          <wp:inline distT="0" distB="0" distL="0" distR="0" wp14:anchorId="04397DC9" wp14:editId="2C9B2C5C">
+            <wp:extent cx="2700000" cy="2086325"/>
+            <wp:effectExtent l="0" t="0" r="0" b="0"/>
+            <wp:docPr id="12" name="Picture 12"/>
+            <wp:cNvGraphicFramePr>
+              <a:graphicFrameLocks xmlns:a="http://purl.oclc.org/ooxml/drawingml/main" noChangeAspect="1"/>
+            </wp:cNvGraphicFramePr>
+            <a:graphic xmlns:a="http://purl.oclc.org/ooxml/drawingml/main">
+              <a:graphicData uri="http://purl.oclc.org/ooxml/drawingml/picture">
+                <pic:pic xmlns:pic="http://purl.oclc.org/ooxml/drawingml/picture">
+                  <pic:nvPicPr>
+                    <pic:cNvPr id="0" name="wr_log_outliers_1.png"/>
+                    <pic:cNvPicPr/>
+                  </pic:nvPicPr>
+                  <pic:blipFill>
+                    <a:blip r:embed="rId17"/>
+                    <a:stretch>
+                      <a:fillRect/>
+                    </a:stretch>
+                  </pic:blipFill>
+                  <pic:spPr>
+                    <a:xfrm>
+                      <a:off x="0" y="0"/>
+                      <a:ext cx="2700000" cy="2086325"/>
+                    </a:xfrm>
+                    <a:prstGeom prst="rect">
+                      <a:avLst/>
+                    </a:prstGeom>
+                  </pic:spPr>
+                </pic:pic>
+              </a:graphicData>
+            </a:graphic>
+          </wp:inline>
+        </w:drawing>
+      </w:r>
+    </w:p>
+    <w:p>
+      <w:r>
+        <w:rPr>
+          <w:sz w:val="18"/>
+        </w:rPr>
+        <w:t>Slika 8. WR outlier analiza: poređenje raw i log transformisanih vrednosti</w:t>
+      </w:r>
+    </w:p>
+    <w:p>
+      <w:pPr>
+        <w:pStyle w:val="BodyText"/>
+      </w:pPr>
+      <w:r>
+        <w:t>Dodatni nivo stabilnosti postignut je kroz uporedno koriscenje vise metrika. MAE prikazuje prosecan nivo greske i otporna je na ekstremne vrednosti, RMSE naglasava vece promasaje, dok R2 daje relativnu meru objasnjene varijanse. Zajedno, ove tri metrike omogucavaju uravnotezenu procenu modela i smanjuju rizik od pogresnog zakljucka zasnovanog na jednoj metrickoj perspektivi.</w:t>
+      </w:r>
+    </w:p>
+    <w:p>
+      <w:pPr>
+        <w:pStyle w:val="BodyText"/>
+      </w:pPr>
+      <w:r>
+        <w:t>Konacno, walk-forward evaluacija je pokazala da pojedinacni test rezultat nikada ne treba tumaciti izolovano. Model moze imati dobar rezultat u jednoj godini, a slabiji u drugoj zbog promene dinamike lige. Zato su prosecne vrednosti preko vise vremenskih preseka relevantnije za procenu realne upotrebljivosti modela.</w:t>
+      </w:r>
+    </w:p>
+    <w:p>
+      <w:pPr>
+        <w:pStyle w:val="Heading3"/>
+      </w:pPr>
+      <w:r>
+        <w:t>Poredjenje sa literaturom</w:t>
+      </w:r>
+    </w:p>
+    <w:p>
+      <w:pPr>
+        <w:pStyle w:val="BodyText"/>
+      </w:pPr>
+      <w:r>
+        <w:t>Poredjenje sa relevantnim radovima pokazuje dobru usaglasenost trendova. Kao i u literaturi koja analizira timske NFL ishode, ansambl modeli su konkurentni kada su ulazni atributi heterogeni i nelinearno povezani. Istovremeno, na pozicijama sa stabilnijim signalom regularizovani linearni modeli daju odlicne rezultate i bolju interpretabilnost. Ovaj nalaz je vazan jer potvrduje da izbor modela treba prilagoditi prirodi podataka, a ne pratiti univerzalni recept.</w:t>
+      </w:r>
+    </w:p>
+    <w:p>
+      <w:pPr>
+        <w:pStyle w:val="BodyText"/>
+      </w:pPr>
+      <w:r>
+        <w:t>U odnosu na radove koji se fokusiraju na fantasy poene, ovde je prednost u tome sto se modeluju direktne sportske performanse po utakmici. Takva postavka ima vecu analiticku vrednost za klubove, jer lakse povezuje predikciju sa taktickim odlukama i ugovornim procenama igraca.</w:t>
+      </w:r>
+    </w:p>
+    <w:p>
+      <w:pPr>
+        <w:pStyle w:val="Heading3"/>
+      </w:pPr>
+      <w:r>
+        <w:t>Dodatna analiza gresaka po podgrupama</w:t>
+      </w:r>
+    </w:p>
+    <w:p>
+      <w:pPr>
+        <w:pStyle w:val="BodyText"/>
+      </w:pPr>
+      <w:r>
+        <w:t>Da bi analiza gresaka bila potpunija, izdvojene su tri podgrupe: igraci sa naglim padom broja meceva, igraci koji su promenili tim i igraci sa ekstremno visokim volumenom targeta ili nosenja. U prvoj podgrupi modeli najcesce precenjuju rezultat jer istorijski trend ne predvidja iznenadnu nedostupnost. U drugoj podgrupi greske su simetricnije, sto ukazuje da transfer moze da donese i skok i pad performansi. U trecoj podgrupi greske su vecinom potcenjivanja, posebno kod vrhunskih WR sezona, sto je tipicno za distribucije sa teskim repom.</w:t>
+      </w:r>
+    </w:p>
+    <w:p>
+      <w:pPr>
+        <w:pStyle w:val="BodyText"/>
+      </w:pPr>
+      <w:r>
+        <w:t>Operativna preporuka je da se za ove podgrupe koristi posebna post proces procena rizika. To znaci da osnovna predikcija ostaje centralna, ali da se u izvestaj ukljuci</w:t>
+      </w:r>
+      <w:r>
+        <w:rPr>
+          <w:lang w:val="en-US"/>
+        </w:rPr>
+        <w:t xml:space="preserve"> </w:t>
+      </w:r>
+      <w:r>
+        <w:t>indikator neizvesnosti koji je visi za transfer sezone, povratak posle povrede i ekstremne usage profile.</w:t>
+      </w:r>
+    </w:p>
+    <w:p>
+      <w:pPr>
+        <w:pStyle w:val="BodyText"/>
+      </w:pPr>
+    </w:p>
+    <w:p>
+      <w:pPr>
+        <w:pStyle w:val="Heading3"/>
+      </w:pPr>
+      <w:r>
+        <w:lastRenderedPageBreak/>
+        <w:t>Reproduktivni protokol i transparentnost</w:t>
+      </w:r>
+    </w:p>
+    <w:p>
+      <w:pPr>
+        <w:pStyle w:val="BodyText"/>
+      </w:pPr>
+      <w:r>
+        <w:t>Da bi eksperiment mogao verodostojno da se reprodukuje, potrebno je navesti i proceduralne detalje koji se cesto preskacu. U ovom radu za svaku poziciju postoji ista struktura koraka: priprema cilja, uklanjanje nerelevantnih kolona, kreiranje lag atributa, temporalni split, imputacija, skaliranje i izbor modela kroz vremensku validaciju. Redosled koraka je bitan: ako se imputacija i skaliranje urade pre vremenske podele, dobija se curenje informacija i nerealno optimistican rezultat.</w:t>
+      </w:r>
+    </w:p>
+    <w:p>
+      <w:pPr>
+        <w:pStyle w:val="BodyText"/>
+      </w:pPr>
+      <w:r>
+        <w:t>Transparentnost je unapredjena i izborom metrika koje su medjusobno komplementarne. RMSE naglasava skupe greske, MAE daje robustniji pogled na tipican promasaj, a R2 omogucava relativno poredjenje izmedju modela unutar iste pozicije. Za WR je posebno vazno sto su metrike vracene na originalnu skalu nakon log transformacije, cime se izbegava pogresno tumacenje performansi modela u transformisanom prostoru.</w:t>
+      </w:r>
+    </w:p>
+    <w:p>
+      <w:pPr>
+        <w:pStyle w:val="BodyText"/>
+      </w:pPr>
+      <w:r>
+        <w:t>Dodatno, svi koraci su organizovani tako da mogu da se izvrse i kao jedinstven pipeline bez manuelnih intervencija. To smanjuje verovatnocu ljudske greske i olaksava buducu integraciju sa automatizovanim evaluacionim skriptama. U akademskom kontekstu, ova disciplina je vazna jer omogucava da se razlike u rezultatima pripisu modelima i podacima, a ne razlicitim ad hoc odlukama tokom pripreme eksperimenta.</w:t>
+      </w:r>
+    </w:p>
+    <w:p>
+      <w:pPr>
+        <w:pStyle w:val="Heading3"/>
+      </w:pPr>
+      <w:r>
+        <w:t>Prakticna vrednost po ulozi korisnika</w:t>
+      </w:r>
+    </w:p>
+    <w:p>
+      <w:pPr>
+        <w:pStyle w:val="BodyText"/>
+      </w:pPr>
+      <w:r>
+        <w:t>Rezultati rada imaju razlicitu vrednost za razlicite korisnike. Za analiticki tim kluba, najvazniji ishod je mapa neizvesnosti po pozicijama, jer omogucava da se budzet raspodeli uz kontrolu rizika. Za skauting tim, korisna je identifikacija igraca kod kojih model vidi stabilan uzlazni trend i kod kojih istorijski signal ima visoku pouzdanost. Za trenerski stab, predikcija po utakmici je korisna jer bolje odrazava realan doprinos u planiranju game plana.</w:t>
+      </w:r>
+    </w:p>
+    <w:p>
+      <w:pPr>
+        <w:pStyle w:val="BodyText"/>
+      </w:pPr>
+      <w:r>
+        <w:t>U kontekstu fantasy analitike, model moze da sluzi kao objektivna osnova za rangiranje igraca, ali uz oprez kod igraca sa ekstremnim profilom upotrebe. To prakticno znaci da je korisno kombinovati numericku projekciju sa dodatnim kontekstualnim informacijama o dubini rostera i promenama ofanzivne filozofije tima.</w:t>
+      </w:r>
+    </w:p>
+    <w:p>
+      <w:pPr>
+        <w:pStyle w:val="BodyText"/>
+      </w:pPr>
+      <w:r>
+        <w:t>U oba domena prednost ovog rada je sto ne nudi samo jedan broj kao predikciju, vec i metodoloski okvir kako taj broj nastaje, gde je pouzdan, a gde treba dodatni oprez. Takav okvir je dugorocno korisniji od jedne visoke metrike na jednom testu, jer omogucava plansko unapredjivanje modela kroz sledece sezone.</w:t>
+      </w:r>
+    </w:p>
+    <w:p>
+      <w:pPr>
+        <w:pStyle w:val="Heading1"/>
+      </w:pPr>
+      <w:r>
+        <w:t>OGRANICENJA I BUDUCI RAD</w:t>
+      </w:r>
+    </w:p>
+    <w:p>
+      <w:pPr>
+        <w:pStyle w:val="BodyText"/>
+      </w:pPr>
+      <w:r>
+        <w:t>Najvaznije ogranicenje odnosi se na dostupnost kontekstualnih atributa. U ovom radu nisu eksplicitno modelovani detaljni injury tokovi po nedeljama, kvalitativni matchup podaci po odbrambenim semama i granularna podela snimaka po tipu akcije. Takvi signali mogu znacajno unaprediti posebno QB i RB predikciju.</w:t>
+      </w:r>
+    </w:p>
+    <w:p>
+      <w:pPr>
+        <w:pStyle w:val="BodyText"/>
+      </w:pPr>
+      <w:r>
+        <w:t>Drugo ogranicenje je istorijska neujednacenost metrika. Iako je taj problem metodoloski tretiran selekcijom</w:t>
+      </w:r>
+      <w:r>
+        <w:rPr>
+          <w:lang w:val="en-US"/>
+        </w:rPr>
+        <w:t xml:space="preserve"> </w:t>
+      </w:r>
+      <w:r>
+        <w:t xml:space="preserve">kolona i pozicionom obradom, razlicita dubina istorije i dalje ogranicava maksimalnu preciznost nekih modela. Trece, iako je predikcija po utakmici bolja od sezonskog zbira za </w:t>
+      </w:r>
+      <w:r>
+        <w:t>smanjenje pristrasnosti, i dalje ne razdvaja u potpunosti kvalitet uloga unutar tima i kvalitet samog igraca.</w:t>
+      </w:r>
+    </w:p>
+    <w:p>
+      <w:pPr>
+        <w:pStyle w:val="BodyText"/>
+      </w:pPr>
+      <w:r>
+        <w:t>Buduce prosirenje planirano je u cetiri pravca: (1) multi-output predikcija vise performansnih metrika istovremeno, (2) sekvencijalni modeli koji koriste punu vremensku putanju igraca, (3) eksplicitno modelovanje rizika od povreda i (4) hijerarhijski modeli koji ukljucuju tim i trenerski kontekst kao dodatne nivoe. Ocekivani rezultat je stabilnija predikcija kod pozicija sa najvecom stohasticnoscu.</w:t>
+      </w:r>
+    </w:p>
+    <w:p>
+      <w:pPr>
+        <w:pStyle w:val="BodyText"/>
+      </w:pPr>
+      <w:r>
+        <w:t>Za prakticnu primenu u klubovima, vazan naredni korak je operacionalizacija modela kroz periodicne projekcije tokom offseason-a i tokom same sezone. To podrazumeva automatizovano osvezavanje podataka, verzionisanje modela i standardizovan izvestaj koji pored predikcije sadrzi interval neizvesnosti i objasnjenje glavnih faktora koji vode projekciju. Takav izvestaj moze biti osnova za diskusiju izmedju analitickog i skauting tima.</w:t>
+      </w:r>
+    </w:p>
+    <w:p>
+      <w:pPr>
+        <w:pStyle w:val="BodyText"/>
+      </w:pPr>
+      <w:r>
+        <w:t>Dodatno, pozeljno je sprovesti evaluaciju prenosivosti na druge ciljne zadatke: predikciju touchdown-a, uspeha na trecem down-u, ili efikasnosti po tipu akcije. Time bi se proverilo da li isti skup atributa i isti modelni principi zadrzavaju kvalitet i kada se promeni poslovna metrika od interesa.</w:t>
+      </w:r>
+    </w:p>
+    <w:p>
+      <w:pPr>
+        <w:pStyle w:val="BodyText"/>
+      </w:pPr>
+      <w:r>
+        <w:t>Za buducu iteraciju planirana je i formalna analiza osetljivosti modela na skup atributa. Takva analiza bi kroz kontrolisano uklanjanje grupa karakteristika pokazala koliko svaka grupa doprinosi stabilnosti i tacnosti. Time bi se dodatno povecala transparentnost i olaksala komunikacija rezultata prema ne-tehnickim donosiocima odluka.</w:t>
+      </w:r>
+    </w:p>
+    <w:p>
+      <w:pPr>
+        <w:pStyle w:val="Heading1"/>
+      </w:pPr>
+      <w:r>
+        <w:t>ZAKLJUCAK</w:t>
+      </w:r>
+    </w:p>
+    <w:p>
+      <w:pPr>
+        <w:pStyle w:val="BodyText"/>
+      </w:pPr>
+      <w:r>
+        <w:t>Prikazani pristup potvrduje da je kvalitet predikcije u NFL domenu prvenstveno uslovljen pozicionim karakteristikama i ispravnim evaluacionim protokolom. Modeli koji ignorisu vremensku strukturu daju optimisticnu procenu i slabiju generalizaciju. Suprotno tome, temporalna validacija i domenski vođen feature engineering omogucavaju realniju procenu performansi u sledecoj sezoni.</w:t>
+      </w:r>
+    </w:p>
+    <w:p>
+      <w:pPr>
+        <w:pStyle w:val="BodyText"/>
+      </w:pPr>
+      <w:r>
+        <w:t>Rezultati jasno diferenciraju pozicije po stepenu predvidljivosti: TE je najstabilniji, WR je umereno predvidljiv uz asimetriju repa, dok su QB i RB najosetljiviji na spoljasnje faktore. Time je ispunjena osnovna hipoteza rada da poziciono razdvajanje modela donosi metodolosku i prakticnu prednost u odnosu na jedinstven globalni model.</w:t>
+      </w:r>
+    </w:p>
+    <w:p>
+      <w:pPr>
+        <w:pStyle w:val="BodyText"/>
+      </w:pPr>
+      <w:r>
+        <w:t>Zakljucno, predlozeni okvir je dovoljno robustan za prakticnu upotrebu kao podrska odlucivanju, uz jasna ogranicenja i definisan plan unapredjenja. U tom smislu, rad predstavlja stabilnu osnovu za sledecu iteraciju projekta, koja treba da objedini bogatiji kontekst i naprednije modelne arhitekture bez kompromisa po pitanju reproduktivnosti i evaluacione rigoroznosti.</w:t>
+      </w:r>
+    </w:p>
+    <w:p>
+      <w:pPr>
+        <w:spacing w:before="6pt"/>
+      </w:pPr>
+      <w:r>
+        <w:t>LITERATURA</w:t>
+      </w:r>
+    </w:p>
+    <w:p>
+      <w:pPr>
+        <w:pStyle w:val="references"/>
+      </w:pPr>
+      <w:r>
+        <w:t xml:space="preserve">[1] </w:t>
+      </w:r>
+      <w:bookmarkStart w:id="0" w:name="_Hlk225352617"/>
+      <w:r>
+        <w:t>T. Autori, Advancing NFL win prediction: from Pythagorean formulas to machine learning algorithms, Frontiers in Sports and Active Living, 2025.</w:t>
+      </w:r>
+      <w:bookmarkEnd w:id="0"/>
+    </w:p>
+    <w:p>
+      <w:pPr>
+        <w:pStyle w:val="references"/>
+      </w:pPr>
+      <w:r>
+        <w:t>[2] Elimam et al., Multi-Output Regression for the Prediction of World-Class Performances in Women's Handball, 2025.</w:t>
+      </w:r>
+    </w:p>
+    <w:p>
+      <w:pPr>
+        <w:pStyle w:val="references"/>
+      </w:pPr>
+      <w:r>
+        <w:t>[3] Abadzic et al., Data Analysis on Predicting the Top 12 Fantasy Football Players, 2024.</w:t>
+      </w:r>
+    </w:p>
+    <w:p>
+      <w:pPr>
+        <w:pStyle w:val="references"/>
+      </w:pPr>
+      <w:r>
+        <w:t>[4] Pro Football Reference, https://www.pro-football-reference.com/</w:t>
+      </w:r>
+    </w:p>
+    <w:p>
+      <w:pPr>
+        <w:pStyle w:val="references"/>
+      </w:pPr>
+      <w:r>
+        <w:lastRenderedPageBreak/>
+        <w:t>[5] SebastianAndreu/24679_NFL_WR_Dataset_2025, https://huggingface.co/datasets/SebastianAndreu/24679_NFL_WR_Dataset_2025</w:t>
+      </w:r>
+    </w:p>
+    <w:p>
+      <w:pPr>
+        <w:pStyle w:val="references"/>
+      </w:pPr>
+      <w:r>
+        <w:t>[6] NFL Elo QB Rankings, https://www.nfeloapp.com/qb-rankings/</w:t>
+      </w:r>
+    </w:p>
+    <w:p>
+      <w:pPr>
+        <w:pStyle w:val="references"/>
+      </w:pPr>
+      <w:r>
+        <w:t>[7] sklearn developers, scikit-learn documentation, https://scikit-learn.org/stable/</w:t>
+      </w:r>
+    </w:p>
+    <w:p>
+      <w:pPr>
+        <w:pStyle w:val="references"/>
+      </w:pPr>
+      <w:r>
+        <w:t>[8] XGBoost documentation, https://xgboost.readthedocs.io/</w:t>
+      </w:r>
+    </w:p>
+    <w:p>
+      <w:pPr>
+        <w:pStyle w:val="references"/>
+      </w:pPr>
+      <w:r>
+        <w:t>[9] LightGBM documentation, https://lightgbm.readthedocs.io/</w:t>
       </w:r>
     </w:p>
     <w:sectPr>
       <w:type w:val="continuous"/>
       <w:pgSz w:w="595.30pt" w:h="841.90pt" w:code="9"/>
-      <w:pgMar w:top="54pt" w:right="44.65pt" w:bottom="72pt" w:left="44.65pt" w:header="36pt" w:footer="36pt" w:gutter="0pt"/>
-      <w:cols w:space="36pt"/>
+      <w:pgMar w:top="54pt" w:right="45.35pt" w:bottom="72pt" w:left="45.35pt" w:header="36pt" w:footer="36pt" w:gutter="0pt"/>
+      <w:cols w:num="2" w:space="18pt"/>
       <w:docGrid w:linePitch="360"/>
     </w:sectPr>
   </w:body>
@@ -2341,7 +2538,7 @@
 </file>
 
 <file path=word/endnotes.xml><?xml version="1.0" encoding="utf-8"?>
-<w:endnotes xmlns:cx="http://schemas.microsoft.com/office/drawing/2014/chartex" xmlns:cx1="http://schemas.microsoft.com/office/drawing/2015/9/8/chartex" xmlns:cx2="http://schemas.microsoft.com/office/drawing/2015/10/21/chartex" xmlns:cx3="http://schemas.microsoft.com/office/drawing/2016/5/9/chartex" xmlns:cx4="http://schemas.microsoft.com/office/drawing/2016/5/10/chartex" xmlns:cx5="http://schemas.microsoft.com/office/drawing/2016/5/11/chartex" xmlns:cx6="http://schemas.microsoft.com/office/drawing/2016/5/12/chartex" xmlns:cx7="http://schemas.microsoft.com/office/drawing/2016/5/13/chartex" xmlns:cx8="http://schemas.microsoft.com/office/drawing/2016/5/14/chartex" xmlns:mc="http://schemas.openxmlformats.org/markup-compatibility/2006" xmlns:aink="http://schemas.microsoft.com/office/drawing/2016/ink" xmlns:am3d="http://schemas.microsoft.com/office/drawing/2017/model3d" xmlns:o="urn:schemas-microsoft-com:office:office" xmlns:oel="http://schemas.microsoft.com/office/2019/extlst" xmlns:r="http://purl.oclc.org/ooxml/officeDocument/relationships" xmlns:m="http://purl.oclc.org/ooxml/officeDocument/math" xmlns:v="urn:schemas-microsoft-com:vml" xmlns:wp14="http://schemas.microsoft.com/office/word/2010/wordprocessingDrawing" xmlns:wp="http://purl.oclc.org/ooxml/drawingml/wordprocessingDrawing" xmlns:w10="urn:schemas-microsoft-com:office:word" xmlns:w="http://purl.oclc.org/ooxml/wordprocessingml/main" xmlns:w14="http://schemas.microsoft.com/office/word/2010/wordml" xmlns:w15="http://schemas.microsoft.com/office/word/2012/wordml" xmlns:w16cex="http://schemas.microsoft.com/office/word/2018/wordml/cex" xmlns:w16cid="http://schemas.microsoft.com/office/word/2016/wordml/cid" xmlns:w16="http://schemas.microsoft.com/office/word/2018/wordml" xmlns:w16du="http://schemas.microsoft.com/office/word/2023/wordml/word16du" xmlns:w16sdtdh="http://schemas.microsoft.com/office/word/2020/wordml/sdtdatahash" xmlns:w16se="http://schemas.microsoft.com/office/word/2015/wordml/symex" xmlns:wpi="http://schemas.microsoft.com/office/word/2010/wordprocessingInk" xmlns:wne="http://schemas.microsoft.com/office/word/2006/wordml" mc:Ignorable="w14 w15 w16se w16cid w16 w16cex w16sdtdh w16du wne wp14">
+<w:endnotes xmlns:cx="http://schemas.microsoft.com/office/drawing/2014/chartex" xmlns:cx1="http://schemas.microsoft.com/office/drawing/2015/9/8/chartex" xmlns:cx2="http://schemas.microsoft.com/office/drawing/2015/10/21/chartex" xmlns:cx3="http://schemas.microsoft.com/office/drawing/2016/5/9/chartex" xmlns:cx4="http://schemas.microsoft.com/office/drawing/2016/5/10/chartex" xmlns:cx5="http://schemas.microsoft.com/office/drawing/2016/5/11/chartex" xmlns:cx6="http://schemas.microsoft.com/office/drawing/2016/5/12/chartex" xmlns:cx7="http://schemas.microsoft.com/office/drawing/2016/5/13/chartex" xmlns:cx8="http://schemas.microsoft.com/office/drawing/2016/5/14/chartex" xmlns:mc="http://schemas.openxmlformats.org/markup-compatibility/2006" xmlns:aink="http://schemas.microsoft.com/office/drawing/2016/ink" xmlns:am3d="http://schemas.microsoft.com/office/drawing/2017/model3d" xmlns:o="urn:schemas-microsoft-com:office:office" xmlns:r="http://purl.oclc.org/ooxml/officeDocument/relationships" xmlns:m="http://purl.oclc.org/ooxml/officeDocument/math" xmlns:v="urn:schemas-microsoft-com:vml" xmlns:wp14="http://schemas.microsoft.com/office/word/2010/wordprocessingDrawing" xmlns:wp="http://purl.oclc.org/ooxml/drawingml/wordprocessingDrawing" xmlns:w10="urn:schemas-microsoft-com:office:word" xmlns:w="http://purl.oclc.org/ooxml/wordprocessingml/main" xmlns:w14="http://schemas.microsoft.com/office/word/2010/wordml" xmlns:w15="http://schemas.microsoft.com/office/word/2012/wordml" xmlns:w16cex="http://schemas.microsoft.com/office/word/2018/wordml/cex" xmlns:w16cid="http://schemas.microsoft.com/office/word/2016/wordml/cid" xmlns:w16="http://schemas.microsoft.com/office/word/2018/wordml" xmlns:w16sdtdh="http://schemas.microsoft.com/office/word/2020/wordml/sdtdatahash" xmlns:w16se="http://schemas.microsoft.com/office/word/2015/wordml/symex" xmlns:wpi="http://schemas.microsoft.com/office/word/2010/wordprocessingInk" xmlns:wne="http://schemas.microsoft.com/office/word/2006/wordml" mc:Ignorable="w14 w15 w16se w16cid w16 w16cex w16sdtdh wne wp14">
   <w:endnote w:type="separator" w:id="-1">
     <w:p>
       <w:r>
@@ -2360,7 +2557,7 @@
 </file>
 
 <file path=word/footer1.xml><?xml version="1.0" encoding="utf-8"?>
-<w:ftr xmlns:cx="http://schemas.microsoft.com/office/drawing/2014/chartex" xmlns:cx1="http://schemas.microsoft.com/office/drawing/2015/9/8/chartex" xmlns:cx2="http://schemas.microsoft.com/office/drawing/2015/10/21/chartex" xmlns:cx3="http://schemas.microsoft.com/office/drawing/2016/5/9/chartex" xmlns:cx4="http://schemas.microsoft.com/office/drawing/2016/5/10/chartex" xmlns:cx5="http://schemas.microsoft.com/office/drawing/2016/5/11/chartex" xmlns:cx6="http://schemas.microsoft.com/office/drawing/2016/5/12/chartex" xmlns:cx7="http://schemas.microsoft.com/office/drawing/2016/5/13/chartex" xmlns:cx8="http://schemas.microsoft.com/office/drawing/2016/5/14/chartex" xmlns:mc="http://schemas.openxmlformats.org/markup-compatibility/2006" xmlns:aink="http://schemas.microsoft.com/office/drawing/2016/ink" xmlns:am3d="http://schemas.microsoft.com/office/drawing/2017/model3d" xmlns:o="urn:schemas-microsoft-com:office:office" xmlns:oel="http://schemas.microsoft.com/office/2019/extlst" xmlns:r="http://purl.oclc.org/ooxml/officeDocument/relationships" xmlns:m="http://purl.oclc.org/ooxml/officeDocument/math" xmlns:v="urn:schemas-microsoft-com:vml" xmlns:wp14="http://schemas.microsoft.com/office/word/2010/wordprocessingDrawing" xmlns:wp="http://purl.oclc.org/ooxml/drawingml/wordprocessingDrawing" xmlns:w10="urn:schemas-microsoft-com:office:word" xmlns:w="http://purl.oclc.org/ooxml/wordprocessingml/main" xmlns:w14="http://schemas.microsoft.com/office/word/2010/wordml" xmlns:w15="http://schemas.microsoft.com/office/word/2012/wordml" xmlns:w16cex="http://schemas.microsoft.com/office/word/2018/wordml/cex" xmlns:w16cid="http://schemas.microsoft.com/office/word/2016/wordml/cid" xmlns:w16="http://schemas.microsoft.com/office/word/2018/wordml" xmlns:w16du="http://schemas.microsoft.com/office/word/2023/wordml/word16du" xmlns:w16sdtdh="http://schemas.microsoft.com/office/word/2020/wordml/sdtdatahash" xmlns:w16se="http://schemas.microsoft.com/office/word/2015/wordml/symex" xmlns:wpi="http://schemas.microsoft.com/office/word/2010/wordprocessingInk" xmlns:wne="http://schemas.microsoft.com/office/word/2006/wordml" mc:Ignorable="w14 w15 w16se w16cid w16 w16cex w16sdtdh w16du wne wp14">
+<w:ftr xmlns:cx="http://schemas.microsoft.com/office/drawing/2014/chartex" xmlns:cx1="http://schemas.microsoft.com/office/drawing/2015/9/8/chartex" xmlns:cx2="http://schemas.microsoft.com/office/drawing/2015/10/21/chartex" xmlns:cx3="http://schemas.microsoft.com/office/drawing/2016/5/9/chartex" xmlns:cx4="http://schemas.microsoft.com/office/drawing/2016/5/10/chartex" xmlns:cx5="http://schemas.microsoft.com/office/drawing/2016/5/11/chartex" xmlns:cx6="http://schemas.microsoft.com/office/drawing/2016/5/12/chartex" xmlns:cx7="http://schemas.microsoft.com/office/drawing/2016/5/13/chartex" xmlns:cx8="http://schemas.microsoft.com/office/drawing/2016/5/14/chartex" xmlns:mc="http://schemas.openxmlformats.org/markup-compatibility/2006" xmlns:aink="http://schemas.microsoft.com/office/drawing/2016/ink" xmlns:am3d="http://schemas.microsoft.com/office/drawing/2017/model3d" xmlns:o="urn:schemas-microsoft-com:office:office" xmlns:r="http://purl.oclc.org/ooxml/officeDocument/relationships" xmlns:m="http://purl.oclc.org/ooxml/officeDocument/math" xmlns:v="urn:schemas-microsoft-com:vml" xmlns:wp14="http://schemas.microsoft.com/office/word/2010/wordprocessingDrawing" xmlns:wp="http://purl.oclc.org/ooxml/drawingml/wordprocessingDrawing" xmlns:w10="urn:schemas-microsoft-com:office:word" xmlns:w="http://purl.oclc.org/ooxml/wordprocessingml/main" xmlns:w14="http://schemas.microsoft.com/office/word/2010/wordml" xmlns:w15="http://schemas.microsoft.com/office/word/2012/wordml" xmlns:w16cex="http://schemas.microsoft.com/office/word/2018/wordml/cex" xmlns:w16cid="http://schemas.microsoft.com/office/word/2016/wordml/cid" xmlns:w16="http://schemas.microsoft.com/office/word/2018/wordml" xmlns:w16sdtdh="http://schemas.microsoft.com/office/word/2020/wordml/sdtdatahash" xmlns:w16se="http://schemas.microsoft.com/office/word/2015/wordml/symex" xmlns:wpi="http://schemas.microsoft.com/office/word/2010/wordprocessingInk" xmlns:wne="http://schemas.microsoft.com/office/word/2006/wordml" mc:Ignorable="w14 w15 w16se w16cid w16 w16cex w16sdtdh wne wp14">
   <w:p>
     <w:pPr>
       <w:pStyle w:val="Footer"/>
@@ -2382,7 +2579,7 @@
 </file>
 
 <file path=word/footnotes.xml><?xml version="1.0" encoding="utf-8"?>
-<w:footnotes xmlns:cx="http://schemas.microsoft.com/office/drawing/2014/chartex" xmlns:cx1="http://schemas.microsoft.com/office/drawing/2015/9/8/chartex" xmlns:cx2="http://schemas.microsoft.com/office/drawing/2015/10/21/chartex" xmlns:cx3="http://schemas.microsoft.com/office/drawing/2016/5/9/chartex" xmlns:cx4="http://schemas.microsoft.com/office/drawing/2016/5/10/chartex" xmlns:cx5="http://schemas.microsoft.com/office/drawing/2016/5/11/chartex" xmlns:cx6="http://schemas.microsoft.com/office/drawing/2016/5/12/chartex" xmlns:cx7="http://schemas.microsoft.com/office/drawing/2016/5/13/chartex" xmlns:cx8="http://schemas.microsoft.com/office/drawing/2016/5/14/chartex" xmlns:mc="http://schemas.openxmlformats.org/markup-compatibility/2006" xmlns:aink="http://schemas.microsoft.com/office/drawing/2016/ink" xmlns:am3d="http://schemas.microsoft.com/office/drawing/2017/model3d" xmlns:o="urn:schemas-microsoft-com:office:office" xmlns:oel="http://schemas.microsoft.com/office/2019/extlst" xmlns:r="http://purl.oclc.org/ooxml/officeDocument/relationships" xmlns:m="http://purl.oclc.org/ooxml/officeDocument/math" xmlns:v="urn:schemas-microsoft-com:vml" xmlns:wp14="http://schemas.microsoft.com/office/word/2010/wordprocessingDrawing" xmlns:wp="http://purl.oclc.org/ooxml/drawingml/wordprocessingDrawing" xmlns:w10="urn:schemas-microsoft-com:office:word" xmlns:w="http://purl.oclc.org/ooxml/wordprocessingml/main" xmlns:w14="http://schemas.microsoft.com/office/word/2010/wordml" xmlns:w15="http://schemas.microsoft.com/office/word/2012/wordml" xmlns:w16cex="http://schemas.microsoft.com/office/word/2018/wordml/cex" xmlns:w16cid="http://schemas.microsoft.com/office/word/2016/wordml/cid" xmlns:w16="http://schemas.microsoft.com/office/word/2018/wordml" xmlns:w16du="http://schemas.microsoft.com/office/word/2023/wordml/word16du" xmlns:w16sdtdh="http://schemas.microsoft.com/office/word/2020/wordml/sdtdatahash" xmlns:w16se="http://schemas.microsoft.com/office/word/2015/wordml/symex" xmlns:wpi="http://schemas.microsoft.com/office/word/2010/wordprocessingInk" xmlns:wne="http://schemas.microsoft.com/office/word/2006/wordml" mc:Ignorable="w14 w15 w16se w16cid w16 w16cex w16sdtdh w16du wne wp14">
+<w:footnotes xmlns:cx="http://schemas.microsoft.com/office/drawing/2014/chartex" xmlns:cx1="http://schemas.microsoft.com/office/drawing/2015/9/8/chartex" xmlns:cx2="http://schemas.microsoft.com/office/drawing/2015/10/21/chartex" xmlns:cx3="http://schemas.microsoft.com/office/drawing/2016/5/9/chartex" xmlns:cx4="http://schemas.microsoft.com/office/drawing/2016/5/10/chartex" xmlns:cx5="http://schemas.microsoft.com/office/drawing/2016/5/11/chartex" xmlns:cx6="http://schemas.microsoft.com/office/drawing/2016/5/12/chartex" xmlns:cx7="http://schemas.microsoft.com/office/drawing/2016/5/13/chartex" xmlns:cx8="http://schemas.microsoft.com/office/drawing/2016/5/14/chartex" xmlns:mc="http://schemas.openxmlformats.org/markup-compatibility/2006" xmlns:aink="http://schemas.microsoft.com/office/drawing/2016/ink" xmlns:am3d="http://schemas.microsoft.com/office/drawing/2017/model3d" xmlns:o="urn:schemas-microsoft-com:office:office" xmlns:r="http://purl.oclc.org/ooxml/officeDocument/relationships" xmlns:m="http://purl.oclc.org/ooxml/officeDocument/math" xmlns:v="urn:schemas-microsoft-com:vml" xmlns:wp14="http://schemas.microsoft.com/office/word/2010/wordprocessingDrawing" xmlns:wp="http://purl.oclc.org/ooxml/drawingml/wordprocessingDrawing" xmlns:w10="urn:schemas-microsoft-com:office:word" xmlns:w="http://purl.oclc.org/ooxml/wordprocessingml/main" xmlns:w14="http://schemas.microsoft.com/office/word/2010/wordml" xmlns:w15="http://schemas.microsoft.com/office/word/2012/wordml" xmlns:w16cex="http://schemas.microsoft.com/office/word/2018/wordml/cex" xmlns:w16cid="http://schemas.microsoft.com/office/word/2016/wordml/cid" xmlns:w16="http://schemas.microsoft.com/office/word/2018/wordml" xmlns:w16sdtdh="http://schemas.microsoft.com/office/word/2020/wordml/sdtdatahash" xmlns:w16se="http://schemas.microsoft.com/office/word/2015/wordml/symex" xmlns:wpi="http://schemas.microsoft.com/office/word/2010/wordprocessingInk" xmlns:wne="http://schemas.microsoft.com/office/word/2006/wordml" mc:Ignorable="w14 w15 w16se w16cid w16 w16cex w16sdtdh wne wp14">
   <w:footnote w:type="separator" w:id="-1">
     <w:p>
       <w:r>
@@ -2401,7 +2598,7 @@
 </file>
 
 <file path=word/numbering.xml><?xml version="1.0" encoding="utf-8"?>
-<w:numbering xmlns:cx="http://schemas.microsoft.com/office/drawing/2014/chartex" xmlns:cx1="http://schemas.microsoft.com/office/drawing/2015/9/8/chartex" xmlns:cx2="http://schemas.microsoft.com/office/drawing/2015/10/21/chartex" xmlns:cx3="http://schemas.microsoft.com/office/drawing/2016/5/9/chartex" xmlns:cx4="http://schemas.microsoft.com/office/drawing/2016/5/10/chartex" xmlns:cx5="http://schemas.microsoft.com/office/drawing/2016/5/11/chartex" xmlns:cx6="http://schemas.microsoft.com/office/drawing/2016/5/12/chartex" xmlns:cx7="http://schemas.microsoft.com/office/drawing/2016/5/13/chartex" xmlns:cx8="http://schemas.microsoft.com/office/drawing/2016/5/14/chartex" xmlns:mc="http://schemas.openxmlformats.org/markup-compatibility/2006" xmlns:aink="http://schemas.microsoft.com/office/drawing/2016/ink" xmlns:am3d="http://schemas.microsoft.com/office/drawing/2017/model3d" xmlns:o="urn:schemas-microsoft-com:office:office" xmlns:oel="http://schemas.microsoft.com/office/2019/extlst" xmlns:r="http://purl.oclc.org/ooxml/officeDocument/relationships" xmlns:m="http://purl.oclc.org/ooxml/officeDocument/math" xmlns:v="urn:schemas-microsoft-com:vml" xmlns:wp14="http://schemas.microsoft.com/office/word/2010/wordprocessingDrawing" xmlns:wp="http://purl.oclc.org/ooxml/drawingml/wordprocessingDrawing" xmlns:w10="urn:schemas-microsoft-com:office:word" xmlns:w="http://purl.oclc.org/ooxml/wordprocessingml/main" xmlns:w14="http://schemas.microsoft.com/office/word/2010/wordml" xmlns:w15="http://schemas.microsoft.com/office/word/2012/wordml" xmlns:w16cex="http://schemas.microsoft.com/office/word/2018/wordml/cex" xmlns:w16cid="http://schemas.microsoft.com/office/word/2016/wordml/cid" xmlns:w16="http://schemas.microsoft.com/office/word/2018/wordml" xmlns:w16du="http://schemas.microsoft.com/office/word/2023/wordml/word16du" xmlns:w16sdtdh="http://schemas.microsoft.com/office/word/2020/wordml/sdtdatahash" xmlns:w16se="http://schemas.microsoft.com/office/word/2015/wordml/symex" xmlns:wpi="http://schemas.microsoft.com/office/word/2010/wordprocessingInk" xmlns:wne="http://schemas.microsoft.com/office/word/2006/wordml" mc:Ignorable="w14 w15 w16se w16cid w16 w16cex w16sdtdh w16du wne wp14">
+<w:numbering xmlns:cx="http://schemas.microsoft.com/office/drawing/2014/chartex" xmlns:cx1="http://schemas.microsoft.com/office/drawing/2015/9/8/chartex" xmlns:cx2="http://schemas.microsoft.com/office/drawing/2015/10/21/chartex" xmlns:cx3="http://schemas.microsoft.com/office/drawing/2016/5/9/chartex" xmlns:cx4="http://schemas.microsoft.com/office/drawing/2016/5/10/chartex" xmlns:cx5="http://schemas.microsoft.com/office/drawing/2016/5/11/chartex" xmlns:cx6="http://schemas.microsoft.com/office/drawing/2016/5/12/chartex" xmlns:cx7="http://schemas.microsoft.com/office/drawing/2016/5/13/chartex" xmlns:cx8="http://schemas.microsoft.com/office/drawing/2016/5/14/chartex" xmlns:mc="http://schemas.openxmlformats.org/markup-compatibility/2006" xmlns:aink="http://schemas.microsoft.com/office/drawing/2016/ink" xmlns:am3d="http://schemas.microsoft.com/office/drawing/2017/model3d" xmlns:o="urn:schemas-microsoft-com:office:office" xmlns:r="http://purl.oclc.org/ooxml/officeDocument/relationships" xmlns:m="http://purl.oclc.org/ooxml/officeDocument/math" xmlns:v="urn:schemas-microsoft-com:vml" xmlns:wp14="http://schemas.microsoft.com/office/word/2010/wordprocessingDrawing" xmlns:wp="http://purl.oclc.org/ooxml/drawingml/wordprocessingDrawing" xmlns:w10="urn:schemas-microsoft-com:office:word" xmlns:w="http://purl.oclc.org/ooxml/wordprocessingml/main" xmlns:w14="http://schemas.microsoft.com/office/word/2010/wordml" xmlns:w15="http://schemas.microsoft.com/office/word/2012/wordml" xmlns:w16cex="http://schemas.microsoft.com/office/word/2018/wordml/cex" xmlns:w16cid="http://schemas.microsoft.com/office/word/2016/wordml/cid" xmlns:w16="http://schemas.microsoft.com/office/word/2018/wordml" xmlns:w16sdtdh="http://schemas.microsoft.com/office/word/2020/wordml/sdtdatahash" xmlns:w16se="http://schemas.microsoft.com/office/word/2015/wordml/symex" xmlns:wpi="http://schemas.microsoft.com/office/word/2010/wordprocessingInk" xmlns:wne="http://schemas.microsoft.com/office/word/2006/wordml" mc:Ignorable="w14 w15 w16se w16cid w16 w16cex w16sdtdh wne wp14">
   <w:abstractNum w:abstractNumId="0" w15:restartNumberingAfterBreak="0">
     <w:nsid w:val="FFFFFF1D"/>
     <w:multiLevelType w:val="multilevel"/>
@@ -2545,7 +2742,7 @@
   <w:abstractNum w:abstractNumId="1" w15:restartNumberingAfterBreak="0">
     <w:nsid w:val="FFFFFF7C"/>
     <w:multiLevelType w:val="singleLevel"/>
-    <w:tmpl w:val="DD629BEE"/>
+    <w:tmpl w:val="BFD8449A"/>
     <w:lvl w:ilvl="0">
       <w:start w:val="1"/>
       <w:numFmt w:val="decimal"/>
@@ -2562,7 +2759,7 @@
   <w:abstractNum w:abstractNumId="2" w15:restartNumberingAfterBreak="0">
     <w:nsid w:val="FFFFFF7D"/>
     <w:multiLevelType w:val="singleLevel"/>
-    <w:tmpl w:val="2648E1C4"/>
+    <w:tmpl w:val="570A8640"/>
     <w:lvl w:ilvl="0">
       <w:start w:val="1"/>
       <w:numFmt w:val="decimal"/>
@@ -2579,7 +2776,7 @@
   <w:abstractNum w:abstractNumId="3" w15:restartNumberingAfterBreak="0">
     <w:nsid w:val="FFFFFF7E"/>
     <w:multiLevelType w:val="singleLevel"/>
-    <w:tmpl w:val="9D38DB54"/>
+    <w:tmpl w:val="38F47844"/>
     <w:lvl w:ilvl="0">
       <w:start w:val="1"/>
       <w:numFmt w:val="decimal"/>
@@ -2596,7 +2793,7 @@
   <w:abstractNum w:abstractNumId="4" w15:restartNumberingAfterBreak="0">
     <w:nsid w:val="FFFFFF7F"/>
     <w:multiLevelType w:val="singleLevel"/>
-    <w:tmpl w:val="632C24E2"/>
+    <w:tmpl w:val="AF06F14A"/>
     <w:lvl w:ilvl="0">
       <w:start w:val="1"/>
       <w:numFmt w:val="decimal"/>
@@ -2613,7 +2810,7 @@
   <w:abstractNum w:abstractNumId="5" w15:restartNumberingAfterBreak="0">
     <w:nsid w:val="FFFFFF80"/>
     <w:multiLevelType w:val="singleLevel"/>
-    <w:tmpl w:val="82268A14"/>
+    <w:tmpl w:val="B4B657BA"/>
     <w:lvl w:ilvl="0">
       <w:start w:val="1"/>
       <w:numFmt w:val="bullet"/>
@@ -2633,7 +2830,7 @@
   <w:abstractNum w:abstractNumId="6" w15:restartNumberingAfterBreak="0">
     <w:nsid w:val="FFFFFF81"/>
     <w:multiLevelType w:val="singleLevel"/>
-    <w:tmpl w:val="8C0E77FE"/>
+    <w:tmpl w:val="629800AA"/>
     <w:lvl w:ilvl="0">
       <w:start w:val="1"/>
       <w:numFmt w:val="bullet"/>
@@ -2653,7 +2850,7 @@
   <w:abstractNum w:abstractNumId="7" w15:restartNumberingAfterBreak="0">
     <w:nsid w:val="FFFFFF82"/>
     <w:multiLevelType w:val="singleLevel"/>
-    <w:tmpl w:val="174639B8"/>
+    <w:tmpl w:val="3FC01CB2"/>
     <w:lvl w:ilvl="0">
       <w:start w:val="1"/>
       <w:numFmt w:val="bullet"/>
@@ -2673,7 +2870,7 @@
   <w:abstractNum w:abstractNumId="8" w15:restartNumberingAfterBreak="0">
     <w:nsid w:val="FFFFFF83"/>
     <w:multiLevelType w:val="singleLevel"/>
-    <w:tmpl w:val="B1ACC408"/>
+    <w:tmpl w:val="ECAC3A62"/>
     <w:lvl w:ilvl="0">
       <w:start w:val="1"/>
       <w:numFmt w:val="bullet"/>
@@ -2693,7 +2890,7 @@
   <w:abstractNum w:abstractNumId="9" w15:restartNumberingAfterBreak="0">
     <w:nsid w:val="FFFFFF88"/>
     <w:multiLevelType w:val="singleLevel"/>
-    <w:tmpl w:val="229E8DFE"/>
+    <w:tmpl w:val="DD440EF8"/>
     <w:lvl w:ilvl="0">
       <w:start w:val="1"/>
       <w:numFmt w:val="decimal"/>
@@ -2710,7 +2907,7 @@
   <w:abstractNum w:abstractNumId="10" w15:restartNumberingAfterBreak="0">
     <w:nsid w:val="FFFFFF89"/>
     <w:multiLevelType w:val="singleLevel"/>
-    <w:tmpl w:val="EA847AFE"/>
+    <w:tmpl w:val="0638ED94"/>
     <w:lvl w:ilvl="0">
       <w:start w:val="1"/>
       <w:numFmt w:val="bullet"/>
@@ -3793,83 +3990,83 @@
       </w:rPr>
     </w:lvl>
   </w:abstractNum>
-  <w:num w:numId="1" w16cid:durableId="1369909383">
+  <w:num w:numId="1">
     <w:abstractNumId w:val="14"/>
   </w:num>
-  <w:num w:numId="2" w16cid:durableId="568543031">
+  <w:num w:numId="2">
     <w:abstractNumId w:val="19"/>
   </w:num>
-  <w:num w:numId="3" w16cid:durableId="1207790780">
+  <w:num w:numId="3">
     <w:abstractNumId w:val="13"/>
   </w:num>
-  <w:num w:numId="4" w16cid:durableId="629168631">
+  <w:num w:numId="4">
     <w:abstractNumId w:val="16"/>
   </w:num>
-  <w:num w:numId="5" w16cid:durableId="1032806882">
+  <w:num w:numId="5">
     <w:abstractNumId w:val="16"/>
   </w:num>
-  <w:num w:numId="6" w16cid:durableId="1614826021">
+  <w:num w:numId="6">
     <w:abstractNumId w:val="16"/>
   </w:num>
-  <w:num w:numId="7" w16cid:durableId="1871990542">
+  <w:num w:numId="7">
     <w:abstractNumId w:val="16"/>
   </w:num>
-  <w:num w:numId="8" w16cid:durableId="2088458160">
+  <w:num w:numId="8">
     <w:abstractNumId w:val="18"/>
   </w:num>
-  <w:num w:numId="9" w16cid:durableId="231694775">
+  <w:num w:numId="9">
     <w:abstractNumId w:val="20"/>
   </w:num>
-  <w:num w:numId="10" w16cid:durableId="2126189682">
+  <w:num w:numId="10">
     <w:abstractNumId w:val="15"/>
   </w:num>
-  <w:num w:numId="11" w16cid:durableId="771515552">
+  <w:num w:numId="11">
     <w:abstractNumId w:val="12"/>
   </w:num>
-  <w:num w:numId="12" w16cid:durableId="1603688421">
+  <w:num w:numId="12">
     <w:abstractNumId w:val="11"/>
   </w:num>
-  <w:num w:numId="13" w16cid:durableId="308025467">
+  <w:num w:numId="13">
     <w:abstractNumId w:val="0"/>
   </w:num>
-  <w:num w:numId="14" w16cid:durableId="915015855">
+  <w:num w:numId="14">
     <w:abstractNumId w:val="10"/>
   </w:num>
-  <w:num w:numId="15" w16cid:durableId="124853704">
+  <w:num w:numId="15">
     <w:abstractNumId w:val="8"/>
   </w:num>
-  <w:num w:numId="16" w16cid:durableId="378433823">
+  <w:num w:numId="16">
     <w:abstractNumId w:val="7"/>
   </w:num>
-  <w:num w:numId="17" w16cid:durableId="178550123">
+  <w:num w:numId="17">
     <w:abstractNumId w:val="6"/>
   </w:num>
-  <w:num w:numId="18" w16cid:durableId="1882938436">
+  <w:num w:numId="18">
     <w:abstractNumId w:val="5"/>
   </w:num>
-  <w:num w:numId="19" w16cid:durableId="1292051459">
+  <w:num w:numId="19">
     <w:abstractNumId w:val="9"/>
   </w:num>
-  <w:num w:numId="20" w16cid:durableId="439644133">
+  <w:num w:numId="20">
     <w:abstractNumId w:val="4"/>
   </w:num>
-  <w:num w:numId="21" w16cid:durableId="277882354">
+  <w:num w:numId="21">
     <w:abstractNumId w:val="3"/>
   </w:num>
-  <w:num w:numId="22" w16cid:durableId="85808594">
+  <w:num w:numId="22">
     <w:abstractNumId w:val="2"/>
   </w:num>
-  <w:num w:numId="23" w16cid:durableId="306714086">
+  <w:num w:numId="23">
     <w:abstractNumId w:val="1"/>
   </w:num>
-  <w:num w:numId="24" w16cid:durableId="276639338">
+  <w:num w:numId="24">
     <w:abstractNumId w:val="17"/>
   </w:num>
 </w:numbering>
 </file>
 
 <file path=word/styles.xml><?xml version="1.0" encoding="utf-8"?>
-<w:styles xmlns:mc="http://schemas.openxmlformats.org/markup-compatibility/2006" xmlns:r="http://purl.oclc.org/ooxml/officeDocument/relationships" xmlns:w="http://purl.oclc.org/ooxml/wordprocessingml/main" xmlns:w14="http://schemas.microsoft.com/office/word/2010/wordml" xmlns:w15="http://schemas.microsoft.com/office/word/2012/wordml" xmlns:w16cex="http://schemas.microsoft.com/office/word/2018/wordml/cex" xmlns:w16cid="http://schemas.microsoft.com/office/word/2016/wordml/cid" xmlns:w16="http://schemas.microsoft.com/office/word/2018/wordml" xmlns:w16du="http://schemas.microsoft.com/office/word/2023/wordml/word16du" xmlns:w16sdtdh="http://schemas.microsoft.com/office/word/2020/wordml/sdtdatahash" xmlns:w16se="http://schemas.microsoft.com/office/word/2015/wordml/symex" mc:Ignorable="w14 w15 w16se w16cid w16 w16cex w16sdtdh w16du">
+<w:styles xmlns:mc="http://schemas.openxmlformats.org/markup-compatibility/2006" xmlns:r="http://purl.oclc.org/ooxml/officeDocument/relationships" xmlns:w="http://purl.oclc.org/ooxml/wordprocessingml/main" xmlns:w14="http://schemas.microsoft.com/office/word/2010/wordml" xmlns:w15="http://schemas.microsoft.com/office/word/2012/wordml" xmlns:w16cex="http://schemas.microsoft.com/office/word/2018/wordml/cex" xmlns:w16cid="http://schemas.microsoft.com/office/word/2016/wordml/cid" xmlns:w16="http://schemas.microsoft.com/office/word/2018/wordml" xmlns:w16sdtdh="http://schemas.microsoft.com/office/word/2020/wordml/sdtdatahash" xmlns:w16se="http://schemas.microsoft.com/office/word/2015/wordml/symex" mc:Ignorable="w14 w15 w16se w16cid w16 w16cex w16sdtdh">
   <w:docDefaults>
     <w:rPrDefault>
       <w:rPr>
@@ -3890,6 +4087,7 @@
     <w:lsdException w:name="heading 7" w:semiHidden="1" w:unhideWhenUsed="1" w:qFormat="1"/>
     <w:lsdException w:name="heading 8" w:semiHidden="1" w:unhideWhenUsed="1" w:qFormat="1"/>
     <w:lsdException w:name="heading 9" w:semiHidden="1" w:unhideWhenUsed="1" w:qFormat="1"/>
+    <w:lsdException w:name="footer" w:uiPriority="99"/>
     <w:lsdException w:name="caption" w:semiHidden="1" w:unhideWhenUsed="1" w:qFormat="1"/>
     <w:lsdException w:name="Title" w:qFormat="1"/>
     <w:lsdException w:name="Subtitle" w:qFormat="1"/>
@@ -4288,6 +4486,7 @@
   <w:style w:type="character" w:default="1" w:styleId="DefaultParagraphFont">
     <w:name w:val="Default Paragraph Font"/>
     <w:uiPriority w:val="1"/>
+    <w:semiHidden/>
     <w:unhideWhenUsed/>
   </w:style>
   <w:style w:type="table" w:default="1" w:styleId="TableNormal">
@@ -4588,6 +4787,7 @@
     <w:name w:val="footer"/>
     <w:basedOn w:val="Normal"/>
     <w:link w:val="FooterChar"/>
+    <w:uiPriority w:val="99"/>
     <w:rsid w:val="001A3B3D"/>
     <w:pPr>
       <w:tabs>
@@ -4600,6 +4800,7 @@
     <w:name w:val="Footer Char"/>
     <w:basedOn w:val="DefaultParagraphFont"/>
     <w:link w:val="Footer"/>
+    <w:uiPriority w:val="99"/>
     <w:rsid w:val="001A3B3D"/>
   </w:style>
   <w:style w:type="character" w:customStyle="1" w:styleId="Heading2Char">
@@ -4621,6 +4822,26 @@
     <w:rPr>
       <w:smallCaps/>
       <w:noProof/>
+    </w:rPr>
+  </w:style>
+  <w:style w:type="paragraph" w:styleId="BlockText">
+    <w:name w:val="Block Text"/>
+    <w:basedOn w:val="Normal"/>
+    <w:rsid w:val="00C260CB"/>
+    <w:pPr>
+      <w:pBdr>
+        <w:top w:val="single" w:sz="2" w:space="10" w:color="5B9BD5" w:themeColor="accent1"/>
+        <w:left w:val="single" w:sz="2" w:space="10" w:color="5B9BD5" w:themeColor="accent1"/>
+        <w:bottom w:val="single" w:sz="2" w:space="10" w:color="5B9BD5" w:themeColor="accent1"/>
+        <w:right w:val="single" w:sz="2" w:space="10" w:color="5B9BD5" w:themeColor="accent1"/>
+      </w:pBdr>
+      <w:ind w:start="57.60pt" w:end="57.60pt"/>
+    </w:pPr>
+    <w:rPr>
+      <w:rFonts w:asciiTheme="minorHAnsi" w:eastAsiaTheme="minorEastAsia" w:hAnsiTheme="minorHAnsi" w:cstheme="minorBidi"/>
+      <w:i/>
+      <w:iCs/>
+      <w:color w:val="5B9BD5" w:themeColor="accent1"/>
     </w:rPr>
   </w:style>
 </w:styles>

--- a/Izvestaj/NFL player pefrormance.docx
+++ b/Izvestaj/NFL player pefrormance.docx
@@ -310,6 +310,8 @@
       <w:pPr>
         <w:pStyle w:val="Abstract"/>
         <w:rPr>
+          <w:b w:val="0"/>
+          <w:bCs w:val="0"/>
           <w:i/>
           <w:iCs/>
         </w:rPr>
@@ -350,164 +352,77 @@
         <w:t>t</w:t>
       </w:r>
       <w:r>
-        <w:t>—</w:t>
-      </w:r>
-      <w:r>
-        <w:rPr>
-          <w:rFonts w:eastAsiaTheme="minorEastAsia" w:cstheme="minorBidi"/>
+        <w:t xml:space="preserve"> – </w:t>
+      </w:r>
+      <w:r>
+        <w:rPr>
           <w:b w:val="0"/>
           <w:bCs w:val="0"/>
-          <w:sz w:val="20"/>
-          <w:szCs w:val="22"/>
-        </w:rPr>
-        <w:t xml:space="preserve"> </w:t>
+        </w:rPr>
+        <w:t>Predviđanje performansi NFL igrača predstavlja ključni izazov u sportskoj analitici, gde ograničenja salary cap-a zahtevaju efikasno upravljanje budžetom timova kako bi se postigla konkurentska prednost kroz identifikaciju igrača sa visokim potencijalom. Ovaj projekat rešava problem predviđanja budućih performansi koristeći statističke podatke iz prethodnih sezona, što omogućava bolje odluke u formiranju timova i povećava šanse za pobed</w:t>
       </w:r>
       <w:r>
         <w:rPr>
           <w:b w:val="0"/>
           <w:bCs w:val="0"/>
         </w:rPr>
-        <w:t>U radu je prikazan kompletan eksperimentalni okvir za predvidjanje budu</w:t>
+        <w:t>u. I</w:t>
       </w:r>
       <w:r>
         <w:rPr>
           <w:b w:val="0"/>
           <w:bCs w:val="0"/>
         </w:rPr>
-        <w:t>ć</w:t>
+        <w:t>stovremeno ima primenu u fantasy fudbal industriji vrednoj preko 11 milijardi dolara. Metodologija uključuje prikupljanje podataka sa izvora kao što je ProFootballReference, predprocesiranje sa tretmanom nedostajućih vrednosti i outliera, te primenu različitih regresionih modela mašinskog učenja</w:t>
       </w:r>
       <w:r>
         <w:rPr>
           <w:b w:val="0"/>
           <w:bCs w:val="0"/>
         </w:rPr>
-        <w:t>ih performansi NFL igra</w:t>
+        <w:t>, kao što</w:t>
       </w:r>
       <w:r>
         <w:rPr>
           <w:b w:val="0"/>
           <w:bCs w:val="0"/>
         </w:rPr>
-        <w:t>č</w:t>
+        <w:t xml:space="preserve"> linearni</w:t>
       </w:r>
       <w:r>
         <w:rPr>
           <w:b w:val="0"/>
           <w:bCs w:val="0"/>
         </w:rPr>
-        <w:t xml:space="preserve">a na </w:t>
+        <w:t xml:space="preserve"> modeli</w:t>
       </w:r>
       <w:r>
         <w:rPr>
           <w:b w:val="0"/>
           <w:bCs w:val="0"/>
         </w:rPr>
-        <w:t>č</w:t>
+        <w:t xml:space="preserve"> (Ridge, Lasso, ElasticNet) i stabala odlučivanja (Random Forest, XGBoost, LightGBM) </w:t>
       </w:r>
       <w:r>
         <w:rPr>
           <w:b w:val="0"/>
           <w:bCs w:val="0"/>
         </w:rPr>
-        <w:t>etiri klju</w:t>
+        <w:t>-</w:t>
       </w:r>
       <w:r>
         <w:rPr>
           <w:b w:val="0"/>
           <w:bCs w:val="0"/>
         </w:rPr>
-        <w:t>č</w:t>
+        <w:t xml:space="preserve"> sa optimizacijom hiperparametara kroz Random Search, Grid Search i Bayesian Optimization. Evaluacija se vrši walk-forward validacijom kako bi se simulirali realni uslovi bez curenja informacija iz budućih sezona. Glavni rezultati pokazuju da je pozicija tight end (TE) najpredvidljivija sa R² vrednostima do 0,5, dok su quarterback (QB) i running back (RB) teži za modelovanje sa R² oko 0,15–0,25, a wide receiver (WR) postiže umerene rezultate od 0,33. Nelinearni modeli generalno nadmašuju linearne, posebno kod QB, RB i WR pozicija, dok TE favorizuje regularizovane linearne pristupe. Ovi nalazi ističu značaj poziciono-specifičnog modelovanja i naprednih statistika, otvarajući mogućnosti za unapređenje strateških odluka u NFL timovima</w:t>
       </w:r>
       <w:r>
         <w:rPr>
           <w:b w:val="0"/>
           <w:bCs w:val="0"/>
         </w:rPr>
-        <w:t>ne ofanzivne pozicije: quarterback, running back, wide receiver i tight end. Motivacija je direktno povezana sa dono</w:t>
-      </w:r>
-      <w:r>
-        <w:rPr>
-          <w:b w:val="0"/>
-          <w:bCs w:val="0"/>
-        </w:rPr>
-        <w:t>š</w:t>
-      </w:r>
-      <w:r>
-        <w:rPr>
-          <w:b w:val="0"/>
-          <w:bCs w:val="0"/>
-        </w:rPr>
-        <w:t>enjem odluka u uslovima ograni</w:t>
-      </w:r>
-      <w:r>
-        <w:rPr>
-          <w:b w:val="0"/>
-          <w:bCs w:val="0"/>
-        </w:rPr>
-        <w:t>č</w:t>
-      </w:r>
-      <w:r>
-        <w:rPr>
-          <w:b w:val="0"/>
-          <w:bCs w:val="0"/>
-        </w:rPr>
-        <w:t>enog bu</w:t>
-      </w:r>
-      <w:r>
-        <w:rPr>
-          <w:b w:val="0"/>
-          <w:bCs w:val="0"/>
-        </w:rPr>
-        <w:t>dž</w:t>
-      </w:r>
-      <w:r>
-        <w:rPr>
-          <w:b w:val="0"/>
-          <w:bCs w:val="0"/>
-        </w:rPr>
-        <w:t>eta i visoke konkurencije, gde pogre</w:t>
-      </w:r>
-      <w:r>
-        <w:rPr>
-          <w:b w:val="0"/>
-          <w:bCs w:val="0"/>
-        </w:rPr>
-        <w:t>š</w:t>
-      </w:r>
-      <w:r>
-        <w:rPr>
-          <w:b w:val="0"/>
-          <w:bCs w:val="0"/>
-        </w:rPr>
-        <w:t>na procena igra</w:t>
-      </w:r>
-      <w:r>
-        <w:rPr>
-          <w:b w:val="0"/>
-          <w:bCs w:val="0"/>
-        </w:rPr>
-        <w:t>č</w:t>
-      </w:r>
-      <w:r>
-        <w:rPr>
-          <w:b w:val="0"/>
-          <w:bCs w:val="0"/>
-        </w:rPr>
-        <w:t xml:space="preserve">a ima veliku finansijsku i sportsku cenu. Skup podataka </w:t>
-      </w:r>
-      <w:r>
-        <w:rPr>
-          <w:b w:val="0"/>
-          <w:bCs w:val="0"/>
-        </w:rPr>
-        <w:t xml:space="preserve">je </w:t>
-      </w:r>
-      <w:r>
-        <w:rPr>
-          <w:b w:val="0"/>
-          <w:bCs w:val="0"/>
-        </w:rPr>
-        <w:t>formiran kombinacijom sopstvenog procesa</w:t>
+        <w:t>.</w:t>
       </w:r>
     </w:p>
     <w:p>
@@ -521,10 +436,19 @@
         <w:t xml:space="preserve"> analitika</w:t>
       </w:r>
       <w:r>
-        <w:t>, quarterback, wide receiver, runningback, tight end, predvidjanje, mašinsko učenje, analiza grafova, analiza podataka, performanse, model</w:t>
-      </w:r>
-      <w:r>
-        <w:t>, regresija, vremenska validacija</w:t>
+        <w:t>,</w:t>
+      </w:r>
+      <w:r>
+        <w:t xml:space="preserve"> predvidjanje</w:t>
+      </w:r>
+      <w:r>
+        <w:t xml:space="preserve"> performansi igrača</w:t>
+      </w:r>
+      <w:r>
+        <w:t xml:space="preserve">, mašinsko učenje, </w:t>
+      </w:r>
+      <w:r>
+        <w:t>regresija</w:t>
       </w:r>
     </w:p>
     <w:p>
@@ -540,7 +464,161 @@
         <w:pStyle w:val="BodyText"/>
       </w:pPr>
       <w:r>
-        <w:t>Predviđanje sportskog učinka je problem sa izraženom stohastičkom komponentom, jer na rezultat utiču individualni kvalitet, timski sistem, uloga igrača, raspored protivnika i zdravstveno stanje. Kod NFL podataka dodatni izazov je što tradicionalna sezonska agregacija često meša kvalitet igre i dostupnost igrača na terenu. Zato je ključno birati ciljnu promenljivu koja razdvaja učinak od broja nastupa. U ovom radu koristimo metrike po utakmici, čime smanjujemo pristrasnost prema igračima koji su propustili deo sezone.</w:t>
+        <w:t>Predviđanje performansi individualnih igrača u Nacionalnoj fudbalskoj ligi (NFL) predstavlja značajan izazov u oblasti sportske analitike. Cilj je kvantifikovati budući učinak igrača na osnovu istorijskih statističkih podataka, pri čemu se moraju uzeti u obzir brojni faktori koji utiču na performanse, kao što su povrede</w:t>
+      </w:r>
+      <w:r>
+        <w:rPr>
+          <w:lang w:val="en-US"/>
+        </w:rPr>
+        <w:t xml:space="preserve">, </w:t>
+      </w:r>
+      <w:r>
+        <w:t>individualni kvalitet, timski sistem, uloga igrača</w:t>
+      </w:r>
+      <w:r>
+        <w:t>, taktičke promene i kvalitet protivnika. Ovaj problem je posebno relevantan u kontekstu ograničenja salary cap-a, koja timovima nameću budžetska ograničenja i zahtevaju precizne procene vrednosti igrača kako bi se optimizovao sastav tima i povećale šanse za uspeh u takmičenju.</w:t>
+      </w:r>
+    </w:p>
+    <w:p>
+      <w:pPr>
+        <w:pStyle w:val="BodyText"/>
+      </w:pPr>
+      <w:r>
+        <w:t>Prakticna motivacija rada je dvoslojna. Prvi sloj je profesionalna primena u klubovima, gde preciznija procena budućeg učinka pomaže pri odlukama o ugovorima, transferima i raspodeli budžeta. Drugi sloj je analitička primena u fantasy okruženju, gde su kvantitativni modeli već standardni alat za procenu vrednosti igrača. U oba slučaja poželjno je imati poziciono specifične modele, jer su obrasci performansi različiti za QB</w:t>
+      </w:r>
+      <w:r>
+        <w:rPr>
+          <w:lang w:val="sr-Latn-RS"/>
+        </w:rPr>
+        <w:t xml:space="preserve"> (quarterback)</w:t>
+      </w:r>
+      <w:r>
+        <w:t>, RB</w:t>
+      </w:r>
+      <w:r>
+        <w:rPr>
+          <w:lang w:val="sr-Latn-RS"/>
+        </w:rPr>
+        <w:t xml:space="preserve"> (runningback)</w:t>
+      </w:r>
+      <w:r>
+        <w:t>, WR</w:t>
+      </w:r>
+      <w:r>
+        <w:rPr>
+          <w:lang w:val="sr-Latn-RS"/>
+        </w:rPr>
+        <w:t xml:space="preserve"> (wide receiver)</w:t>
+      </w:r>
+      <w:r>
+        <w:t xml:space="preserve"> i TE</w:t>
+      </w:r>
+      <w:r>
+        <w:rPr>
+          <w:lang w:val="sr-Latn-RS"/>
+        </w:rPr>
+        <w:t xml:space="preserve"> (tight end)</w:t>
+      </w:r>
+      <w:r>
+        <w:t>.</w:t>
+      </w:r>
+    </w:p>
+    <w:p>
+      <w:pPr>
+        <w:pStyle w:val="BodyText"/>
+      </w:pPr>
+    </w:p>
+    <w:p>
+      <w:pPr>
+        <w:pStyle w:val="BodyText"/>
+      </w:pPr>
+      <w:r>
+        <w:t xml:space="preserve">U ovom radu razvijeni su modeli mašinskog učenja za predviđanje ključnih metrika performansi NFL igrača po pozicijama: quarterback (QB), running back (RB), wide receiver (WR) i tight end (TE). Modeli se oslanjaju na standardne i napredne statistike prikupljene iz prethodnih sezona. </w:t>
+      </w:r>
+    </w:p>
+    <w:p>
+      <w:pPr>
+        <w:pStyle w:val="BodyText"/>
+      </w:pPr>
+      <w:r>
+        <w:t>Metodologija obuhvata predprocesiranje podataka, primenu različitih regresionih algoritama</w:t>
+      </w:r>
+      <w:r>
+        <w:rPr>
+          <w:lang w:val="en-US"/>
+        </w:rPr>
+        <w:t xml:space="preserve">, </w:t>
+      </w:r>
+      <w:r>
+        <w:t>uključujući linearne modele, stabla odlučivanja i neuronske mreže</w:t>
+      </w:r>
+      <w:r>
+        <w:rPr>
+          <w:lang w:val="en-US"/>
+        </w:rPr>
+        <w:t xml:space="preserve">, </w:t>
+      </w:r>
+      <w:r>
+        <w:t>optimizaciju hiperparametara i evaluaciju putem walk-forward validacije, čime se eliminiše mogućnost curenja informacija iz budućih sezona. Poseban doprinos rada ogleda se u poziciono-specifičnom pristupu modelovanju, koji omogućava prilagođavanje statističkim karakteristikama svake pozicije, kao i u fokusu na realne performanse (kao što su osvojeni jardi) umesto na fantasy poene.</w:t>
+      </w:r>
+      <w:r>
+        <w:rPr>
+          <w:lang w:val="en-US"/>
+        </w:rPr>
+        <w:t xml:space="preserve"> </w:t>
+      </w:r>
+      <w:r>
+        <w:t>Postojeći radovi uglavnom se bave predviđanjem rezultata timova ili fantasy performansi, dok individualne performanse igrača u NFL-u ostaju relativno manje istražene.</w:t>
+      </w:r>
+    </w:p>
+    <w:p>
+      <w:pPr>
+        <w:pStyle w:val="BodyText"/>
+      </w:pPr>
+      <w:r>
+        <w:rPr>
+          <w:highlight w:val="yellow"/>
+          <w:lang w:val="en-US"/>
+        </w:rPr>
+        <w:t xml:space="preserve">U nastavku rada se redom razmatraju </w:t>
+      </w:r>
+      <w:r>
+        <w:rPr>
+          <w:highlight w:val="yellow"/>
+        </w:rPr>
+        <w:t>pregled</w:t>
+      </w:r>
+      <w:r>
+        <w:rPr>
+          <w:highlight w:val="yellow"/>
+          <w:lang w:val="en-US"/>
+        </w:rPr>
+        <w:t xml:space="preserve"> srodnih rešenja (poglavlje 2), metod (poglavlje 3)</w:t>
+      </w:r>
+      <w:r>
+        <w:rPr>
+          <w:highlight w:val="yellow"/>
+        </w:rPr>
+        <w:t>. Četvrto poglavlje definiše metodologiju i evaluacioni protokol. Peto poglavlje donosi rezultate, diskusiju i analizu grešaka. U šestom poglavlju iznose se ograničenja i pravci budućeg rada, a sedmo poglavlje daje zaključke.</w:t>
+      </w:r>
+    </w:p>
+    <w:p>
+      <w:pPr>
+        <w:pStyle w:val="Heading1"/>
+      </w:pPr>
+      <w:r>
+        <w:t xml:space="preserve">Pregled </w:t>
+      </w:r>
+      <w:r>
+        <w:t>postojeće relevantne literature</w:t>
+      </w:r>
+    </w:p>
+    <w:p>
+      <w:pPr>
+        <w:pStyle w:val="BodyText"/>
+      </w:pPr>
+      <w:r>
+        <w:t>U nastavku su predstavljeni radovi koji rešavaju iste ili srodne probleme, sa obrazloženjem na koji način svaki od njih doprinosi ovom istraživanju ili po čemu se predloženi pristup od njih razlikuje.</w:t>
       </w:r>
     </w:p>
     <w:p>
@@ -548,202 +626,829 @@
         <w:pStyle w:val="Heading2"/>
       </w:pPr>
       <w:r>
-        <w:t>Motivacija</w:t>
+        <w:t>Predviđanje pobeda NFL timova primenom mašinskog učenja</w:t>
       </w:r>
     </w:p>
     <w:p>
       <w:pPr>
         <w:pStyle w:val="BodyText"/>
-      </w:pPr>
-      <w:r>
-        <w:t>Prakticna motivacija rada je dvoslojna. Prvi sloj je profesionalna primena u klubovima, gde preciznija procena budućeg učinka pomaže pri odlukama o ugovorima, transferima i raspodeli budžeta. Drugi sloj je analitička primena u fantasy okruženju, gde su kvantitativni modeli već standardni alat za procenu vrednosti igrača. U oba slučaja poželjno je imati poziciono specifične modele, jer su obrasci performansi različiti za QB</w:t>
-      </w:r>
-      <w:r>
         <w:rPr>
           <w:lang w:val="sr-Latn-RS"/>
         </w:rPr>
-        <w:t xml:space="preserve"> (quarterback)</w:t>
-      </w:r>
-      <w:r>
-        <w:t>, RB</w:t>
-      </w:r>
+      </w:pPr>
       <w:r>
         <w:rPr>
           <w:lang w:val="sr-Latn-RS"/>
         </w:rPr>
-        <w:t xml:space="preserve"> (runningback)</w:t>
-      </w:r>
-      <w:r>
-        <w:t>, WR</w:t>
+        <w:t>Rad [1] ispituje koliko dobro modeli mašinskog učenja mogu predviđati procenat pobeda NFL timova u poređenju sa Pythagorean expectation formulom, tradicionalnim statističkim pristupom zasnovanim na broju postignutih i primljenih poena. Koristeći podatke sa Pro-Football-Reference.com</w:t>
       </w:r>
       <w:r>
         <w:rPr>
           <w:lang w:val="sr-Latn-RS"/>
         </w:rPr>
-        <w:t xml:space="preserve"> (wide receiver)</w:t>
-      </w:r>
-      <w:r>
-        <w:t xml:space="preserve"> i TE</w:t>
+        <w:t xml:space="preserve"> </w:t>
       </w:r>
       <w:r>
         <w:rPr>
           <w:lang w:val="sr-Latn-RS"/>
         </w:rPr>
-        <w:t xml:space="preserve"> (tight end)</w:t>
-      </w:r>
-      <w:r>
+        <w:t xml:space="preserve">za period 2003–2023, autori primenjuju Random Forest i neuronsku mrežu na set timskih indikatora koji obuhvata efikasnost dodavanja i trčanja, gubitke lopte i penale. </w:t>
+      </w:r>
+    </w:p>
+    <w:p>
+      <w:pPr>
+        <w:pStyle w:val="BodyText"/>
+        <w:rPr>
+          <w:lang w:val="en-US"/>
+        </w:rPr>
+      </w:pPr>
+      <w:r>
+        <w:rPr>
+          <w:lang w:val="en-US"/>
+        </w:rPr>
+        <w:t xml:space="preserve">Ovaj rad doprinosi predloženom istraživanju na dva načina. Prvo, potvrđuje da ML modeli konzistentno nadmašuju klasične statističke metode u NFL kontekstu, što opravdava primenu istih tehnika na individualnom nivou. Drugo, metodologija zasnovana na Pro-Football-Reference podacima i feature importance analizi direktno je primenjena i u ovom radu. Ključna razlika je u granularnosti analize: navedeni rad modeluje tim kao celinu, dok ovaj rad predviđa </w:t>
+      </w:r>
+      <w:r>
+        <w:rPr>
+          <w:lang w:val="en-US"/>
+        </w:rPr>
+        <w:lastRenderedPageBreak/>
+        <w:t xml:space="preserve">performanse pojedinih igrača zasebno po pozicijama, što uvodi dodatnu dimenziju složenosti usled </w:t>
+      </w:r>
+      <w:r>
+        <w:t>međusobn</w:t>
+      </w:r>
+      <w:r>
+        <w:rPr>
+          <w:lang w:val="en-US"/>
+        </w:rPr>
+        <w:t xml:space="preserve">e </w:t>
+      </w:r>
+      <w:r>
+        <w:rPr>
+          <w:lang w:val="en-US"/>
+        </w:rPr>
+        <w:t>zavisnosti i poziciono-specifičnih metrika.</w:t>
+      </w:r>
+    </w:p>
+    <w:p>
+      <w:pPr>
+        <w:pStyle w:val="Heading2"/>
+      </w:pPr>
+      <w:r>
+        <w:t>Multi-output regresija za predviđanje atletskih performansi</w:t>
+      </w:r>
+    </w:p>
+    <w:p>
+      <w:pPr>
+        <w:pStyle w:val="BodyText"/>
+      </w:pPr>
+      <w:r>
+        <w:t xml:space="preserve">Elimam i saradnici [2] istražuju predviđanje sedam međusobno </w:t>
+      </w:r>
+      <w:r>
+        <w:rPr>
+          <w:lang w:val="en-US"/>
+        </w:rPr>
+        <w:t>povezanih</w:t>
+      </w:r>
+      <w:r>
+        <w:t xml:space="preserve"> atletskih i tehničkih metrika elitnih rukometašica koristeći multi-output regresione modele. Podaci obuhvataju merenja IMU senzora (akceleracija, promene pravca, PlayerLoad), video anotacije akcija i kontekstualne informacije o utakmicama, ukupno 533 zapisa. Autori upoređuju kNN, regresiona stabla, Random Forest i neuronske mreže u single-output i multi-output varijantama, uz hronološku evaluaciju koja sprečava curenje informacija iz budućnosti. Multi-output pristup ostvaruje veću preciznost od zasebnih modela i značajno kraće vreme računanja, a kNN i Random Forest pokazuju najbolje ukupne rezultate.</w:t>
+      </w:r>
+    </w:p>
+    <w:p>
+      <w:pPr>
+        <w:pStyle w:val="BodyText"/>
+      </w:pPr>
+      <w:r>
+        <w:t xml:space="preserve">Metodološki doprinos ovog rada za predloženo istraživanje ogleda se u demonstraciji da </w:t>
+      </w:r>
+      <w:r>
+        <w:rPr>
+          <w:lang w:val="en-US"/>
+        </w:rPr>
+        <w:t>istovremeno</w:t>
+      </w:r>
+      <w:r>
+        <w:t xml:space="preserve"> predviđanje </w:t>
+      </w:r>
+      <w:r>
+        <w:rPr>
+          <w:lang w:val="en-US"/>
+        </w:rPr>
+        <w:t>povezanih</w:t>
+      </w:r>
+      <w:r>
+        <w:t xml:space="preserve"> metrika</w:t>
+      </w:r>
+      <w:r>
+        <w:rPr>
+          <w:lang w:val="en-US"/>
+        </w:rPr>
+        <w:t xml:space="preserve">, </w:t>
+      </w:r>
+      <w:r>
+        <w:t>umesto zasebnog modelovanja svake</w:t>
+      </w:r>
+      <w:r>
+        <w:rPr>
+          <w:lang w:val="en-US"/>
+        </w:rPr>
+        <w:t xml:space="preserve">, </w:t>
+      </w:r>
+      <w:r>
+        <w:t>poboljšava performanse modela. U NFL kontekstu, metrike kao što su osvajanje jardova i broj tačdauna nisu nezavisne, pa multi-output pristup predstavlja prirodno proširenje metodologije. Pored toga, hronološka evaluacija korišćena u navedenom radu direktno je ekvivalentna walk-forward validaciji primenjenoj u ovom istraživanju. Razlika je u izvoru podataka</w:t>
+      </w:r>
+      <w:r>
+        <w:rPr>
+          <w:lang w:val="en-US"/>
+        </w:rPr>
+        <w:t xml:space="preserve"> (</w:t>
+      </w:r>
+      <w:r>
+        <w:t>meren</w:t>
+      </w:r>
+      <w:r>
+        <w:rPr>
+          <w:lang w:val="en-US"/>
+        </w:rPr>
+        <w:t>je senzorima</w:t>
+      </w:r>
+      <w:r>
+        <w:t xml:space="preserve"> nasuprot sezonskim statistikama</w:t>
+      </w:r>
+      <w:r>
+        <w:rPr>
+          <w:lang w:val="en-US"/>
+        </w:rPr>
+        <w:t>)</w:t>
+      </w:r>
+      <w:r>
+        <w:t xml:space="preserve"> i u sportu, ali temeljni principi modelovanja su prenosivi.</w:t>
+      </w:r>
+    </w:p>
+    <w:p>
+      <w:pPr>
+        <w:pStyle w:val="Heading2"/>
+      </w:pPr>
+      <w:r>
+        <w:t xml:space="preserve">Poziciono-specifična analiza performansi NFL igrača u </w:t>
+      </w:r>
+      <w:r>
+        <w:t>fantasy</w:t>
+      </w:r>
+      <w:r>
+        <w:t xml:space="preserve"> fudbalu</w:t>
+      </w:r>
+    </w:p>
+    <w:p>
+      <w:pPr>
+        <w:pStyle w:val="BodyText"/>
+      </w:pPr>
+      <w:r>
+        <w:t>Abadzic i saradnici [3] analiziraju istorijske performanse NFL igrača radi identifikacije top dvanaest kandidata po pozicijama za fantasy draft. Podaci su organizovani zasebno za pozicije QB, RB, WR i TE, pri čemu svaka pozicija nosi različite ključne metrike i obrasce performansi. Predviđanja se vrednuju poređenjem sa ostvarenim fantasy poenima na kraju sezone, a analiza naglašava da kontekstualni faktori i istorijski trendovi imaju značajnu prediktivnu moć.</w:t>
+      </w:r>
+    </w:p>
+    <w:p>
+      <w:pPr>
+        <w:pStyle w:val="BodyText"/>
+      </w:pPr>
+      <w:r>
+        <w:t>Ovaj rad direktno potvrđuje centralnu pretpostavku predloženog istraživanja</w:t>
+      </w:r>
+      <w:r>
+        <w:rPr>
+          <w:lang w:val="en-US"/>
+        </w:rPr>
+        <w:t>,</w:t>
+      </w:r>
+      <w:r>
+        <w:t xml:space="preserve"> performanse NFL igrača nisu homogene i ne mogu se modelovati jedinstvenim pristupom</w:t>
+      </w:r>
+      <w:r>
+        <w:rPr>
+          <w:lang w:val="en-US"/>
+        </w:rPr>
+        <w:t>. P</w:t>
+      </w:r>
+      <w:r>
+        <w:t>ozicija igrača određuje koje su metrike relevantne i kakvi su obrasci varijacije. Poziciono-specifična organizacija podataka i zasebno treniranje modela po pozicijama</w:t>
+      </w:r>
+      <w:r>
+        <w:rPr>
+          <w:lang w:val="en-US"/>
+        </w:rPr>
+        <w:t xml:space="preserve"> </w:t>
+      </w:r>
+      <w:r>
+        <w:t>preuzeto je kao metodološki princip iz navedenog istraživanja</w:t>
+      </w:r>
+      <w:r>
+        <w:rPr>
+          <w:lang w:val="en-US"/>
+        </w:rPr>
+        <w:t xml:space="preserve"> i</w:t>
+      </w:r>
+      <w:r>
+        <w:t xml:space="preserve"> primenjeno </w:t>
+      </w:r>
+      <w:r>
+        <w:rPr>
+          <w:lang w:val="en-US"/>
+        </w:rPr>
+        <w:t>je i</w:t>
+      </w:r>
+      <w:r>
+        <w:t xml:space="preserve"> u ovom radu. Ključna razlika ogleda se u ciljnoj promenljivoj</w:t>
+      </w:r>
+      <w:r>
+        <w:rPr>
+          <w:lang w:val="en-US"/>
+        </w:rPr>
+        <w:t>,</w:t>
+      </w:r>
+      <w:r>
+        <w:t xml:space="preserve"> umesto fantasy poena, koji su </w:t>
+      </w:r>
+      <w:r>
+        <w:t>koji su veštačka mera</w:t>
+      </w:r>
+      <w:r>
+        <w:rPr>
+          <w:lang w:val="en-US"/>
+        </w:rPr>
+        <w:t xml:space="preserve"> </w:t>
+      </w:r>
+      <w:r>
+        <w:t>zasnovana na pravilima igre</w:t>
+      </w:r>
+      <w:r>
+        <w:t xml:space="preserve">, ovaj rad predviđa stvarne sportske metrike kao što su osvajanje </w:t>
+      </w:r>
+      <w:r>
+        <w:t xml:space="preserve">jardi </w:t>
+      </w:r>
+      <w:r>
+        <w:t>i broj tačdauna, čime se postiže veća objektivnost i direktna primenljivost rezultata u kontekstu stvarnog upravljanja NFL timovima.</w:t>
+      </w:r>
+    </w:p>
+    <w:p>
+      <w:pPr>
+        <w:pStyle w:val="Heading1"/>
+      </w:pPr>
+      <w:r>
+        <w:t>METOD</w:t>
+      </w:r>
+    </w:p>
+    <w:p>
+      <w:pPr>
+        <w:pStyle w:val="BodyText"/>
+      </w:pPr>
+      <w:r>
+        <w:t>Predložena metodologija zasniva se na poziciono-specifičnom regresionom modelovanju, pri čemu se za svaku od četiri posmatrane pozicije</w:t>
+      </w:r>
+      <w:r>
+        <w:rPr>
+          <w:lang w:val="en-US"/>
+        </w:rPr>
+        <w:t>:</w:t>
+      </w:r>
+      <w:r>
+        <w:t xml:space="preserve"> quarterback (QB), running back (RB), wide receiver (WR) i tight end (TE) trenira i evaluira poseban skup modela. Ovakav pristup motivisan je statistički različitim profilima svake pozicije</w:t>
+      </w:r>
+      <w:r>
+        <w:rPr>
+          <w:lang w:val="en-US"/>
+        </w:rPr>
+        <w:t xml:space="preserve">, </w:t>
+      </w:r>
+      <w:r>
+        <w:t xml:space="preserve">QB performanse primarno su određene metrikama dodavanja, RB metrikama trčanja, a WR i TE metrikama prijema lopte. Primena jedinstvenog </w:t>
+      </w:r>
+      <w:r>
+        <w:t>modela za sve pozicije zanemarila bi ove strukturalne razlike i vodila bi ka lošijim predikcijama.</w:t>
+      </w:r>
+    </w:p>
+    <w:p>
+      <w:pPr>
+        <w:pStyle w:val="Heading2"/>
+      </w:pPr>
+      <w:r>
+        <w:t xml:space="preserve">Skup podataka </w:t>
+      </w:r>
+    </w:p>
+    <w:p>
+      <w:pPr>
+        <w:pStyle w:val="BodyText"/>
+      </w:pPr>
+      <w:r>
+        <w:t>Podaci su prikupljeni sa platforme ProFootballReference.com primenom Python web skrejpera razvijenog u okviru ovog projekta, koji koristi Selenium biblioteku za dinamičku ekstrakciju sadržaja. Pored standardnih statistika (jardi, dodavanja, tačdauni), ekstrahovane su i napredne metrike (passer rating, yards after catch) tamo gde su dostupne.</w:t>
+      </w:r>
+      <w:r>
+        <w:rPr>
+          <w:lang w:val="en-US"/>
+        </w:rPr>
+        <w:t xml:space="preserve"> Za poziciju </w:t>
+      </w:r>
+      <w:r>
+        <w:rPr>
+          <w:lang w:val="en-US"/>
+        </w:rPr>
+        <w:t xml:space="preserve">QB </w:t>
+      </w:r>
+      <w:r>
+        <w:rPr>
+          <w:lang w:val="en-US"/>
+        </w:rPr>
+        <w:t xml:space="preserve">su podaci </w:t>
+      </w:r>
+      <w:r>
+        <w:rPr>
+          <w:lang w:val="en-US"/>
+        </w:rPr>
+        <w:t>takodje</w:t>
+      </w:r>
+      <w:r>
+        <w:rPr>
+          <w:lang w:val="en-US"/>
+        </w:rPr>
+        <w:t xml:space="preserve"> dopunjeni sa NFL Elo statistikama sa istoimenog sajta</w:t>
+      </w:r>
+      <w:r>
+        <w:rPr>
+          <w:lang w:val="en-US"/>
+        </w:rPr>
         <w:t>.</w:t>
       </w:r>
-    </w:p>
-    <w:p>
-      <w:pPr>
-        <w:pStyle w:val="Heading2"/>
-      </w:pPr>
-      <w:r>
-        <w:t>Doprinos</w:t>
-      </w:r>
-    </w:p>
+      <w:r>
+        <w:t xml:space="preserve"> Za poziciju WR korišćen je javno dostupan skup podataka sa HuggingFace platforme (SebastianAndreu/24679_NFL_WR_Dataset_2025), koji obuhvata period 2015–2025 i sadrži kontekstualne faktore kao što su vremenski uslovi i tip terena. </w:t>
+      </w:r>
+    </w:p>
+    <w:tbl>
+      <w:tblPr>
+        <w:tblpPr w:leftFromText="180" w:rightFromText="180" w:vertAnchor="text" w:horzAnchor="page" w:tblpX="6180" w:tblpY="74"/>
+        <w:tblW w:w="242.85pt" w:type="dxa"/>
+        <w:tblBorders>
+          <w:top w:val="single" w:sz="4" w:space="0" w:color="auto"/>
+          <w:start w:val="single" w:sz="4" w:space="0" w:color="auto"/>
+          <w:bottom w:val="single" w:sz="4" w:space="0" w:color="auto"/>
+          <w:end w:val="single" w:sz="4" w:space="0" w:color="auto"/>
+          <w:insideH w:val="single" w:sz="4" w:space="0" w:color="auto"/>
+          <w:insideV w:val="single" w:sz="4" w:space="0" w:color="auto"/>
+        </w:tblBorders>
+        <w:tblCellMar>
+          <w:top w:w="0.70pt" w:type="dxa"/>
+          <w:start w:w="0.50pt" w:type="dxa"/>
+          <w:end w:w="0.50pt" w:type="dxa"/>
+        </w:tblCellMar>
+        <w:tblLook w:firstRow="1" w:lastRow="0" w:firstColumn="1" w:lastColumn="0" w:noHBand="0" w:noVBand="1"/>
+      </w:tblPr>
+      <w:tblGrid>
+        <w:gridCol w:w="1214"/>
+        <w:gridCol w:w="2328"/>
+        <w:gridCol w:w="1315"/>
+      </w:tblGrid>
+      <w:tr>
+        <w:tblPrEx>
+          <w:tblCellMar>
+            <w:bottom w:w="0pt" w:type="dxa"/>
+          </w:tblCellMar>
+        </w:tblPrEx>
+        <w:trPr>
+          <w:trHeight w:val="234"/>
+        </w:trPr>
+        <w:tc>
+          <w:tcPr>
+            <w:tcW w:w="60.70pt" w:type="dxa"/>
+            <w:tcBorders>
+              <w:top w:val="single" w:sz="8" w:space="0" w:color="333333"/>
+              <w:start w:val="none" w:sz="0" w:space="0" w:color="FFFFFF"/>
+              <w:bottom w:val="single" w:sz="8" w:space="0" w:color="333333"/>
+              <w:end w:val="none" w:sz="0" w:space="0" w:color="FFFFFF"/>
+            </w:tcBorders>
+            <w:tcMar>
+              <w:top w:w="3pt" w:type="dxa"/>
+              <w:start w:w="5pt" w:type="dxa"/>
+              <w:bottom w:w="3pt" w:type="dxa"/>
+              <w:end w:w="5pt" w:type="dxa"/>
+            </w:tcMar>
+          </w:tcPr>
+          <w:p>
+            <w:r>
+              <w:rPr>
+                <w:rFonts w:eastAsia="Times New Roman"/>
+                <w:b/>
+                <w:bCs/>
+              </w:rPr>
+              <w:t>Pozicija</w:t>
+            </w:r>
+          </w:p>
+        </w:tc>
+        <w:tc>
+          <w:tcPr>
+            <w:tcW w:w="116.40pt" w:type="dxa"/>
+            <w:tcBorders>
+              <w:top w:val="single" w:sz="8" w:space="0" w:color="333333"/>
+              <w:start w:val="none" w:sz="0" w:space="0" w:color="FFFFFF"/>
+              <w:bottom w:val="single" w:sz="8" w:space="0" w:color="333333"/>
+              <w:end w:val="none" w:sz="0" w:space="0" w:color="FFFFFF"/>
+            </w:tcBorders>
+            <w:tcMar>
+              <w:top w:w="3pt" w:type="dxa"/>
+              <w:start w:w="5pt" w:type="dxa"/>
+              <w:bottom w:w="3pt" w:type="dxa"/>
+              <w:end w:w="5pt" w:type="dxa"/>
+            </w:tcMar>
+          </w:tcPr>
+          <w:p>
+            <w:r>
+              <w:rPr>
+                <w:rFonts w:eastAsia="Times New Roman"/>
+                <w:b/>
+                <w:bCs/>
+              </w:rPr>
+              <w:t>Br. redova</w:t>
+            </w:r>
+          </w:p>
+        </w:tc>
+        <w:tc>
+          <w:tcPr>
+            <w:tcW w:w="65.75pt" w:type="dxa"/>
+            <w:tcBorders>
+              <w:top w:val="single" w:sz="8" w:space="0" w:color="333333"/>
+              <w:start w:val="none" w:sz="0" w:space="0" w:color="FFFFFF"/>
+              <w:bottom w:val="single" w:sz="8" w:space="0" w:color="333333"/>
+              <w:end w:val="none" w:sz="0" w:space="0" w:color="FFFFFF"/>
+            </w:tcBorders>
+            <w:tcMar>
+              <w:top w:w="3pt" w:type="dxa"/>
+              <w:start w:w="5pt" w:type="dxa"/>
+              <w:bottom w:w="3pt" w:type="dxa"/>
+              <w:end w:w="5pt" w:type="dxa"/>
+            </w:tcMar>
+          </w:tcPr>
+          <w:p>
+            <w:pPr>
+              <w:rPr>
+                <w:b/>
+                <w:bCs/>
+              </w:rPr>
+            </w:pPr>
+            <w:r>
+              <w:rPr>
+                <w:b/>
+                <w:bCs/>
+              </w:rPr>
+              <w:t>Br. kolona</w:t>
+            </w:r>
+          </w:p>
+        </w:tc>
+      </w:tr>
+      <w:tr>
+        <w:tblPrEx>
+          <w:tblCellMar>
+            <w:bottom w:w="0pt" w:type="dxa"/>
+          </w:tblCellMar>
+        </w:tblPrEx>
+        <w:trPr>
+          <w:trHeight w:val="227"/>
+        </w:trPr>
+        <w:tc>
+          <w:tcPr>
+            <w:tcW w:w="60.70pt" w:type="dxa"/>
+            <w:tcBorders>
+              <w:top w:val="single" w:sz="4" w:space="0" w:color="999999"/>
+              <w:start w:val="none" w:sz="0" w:space="0" w:color="FFFFFF"/>
+              <w:bottom w:val="single" w:sz="4" w:space="0" w:color="999999"/>
+              <w:end w:val="none" w:sz="0" w:space="0" w:color="FFFFFF"/>
+            </w:tcBorders>
+            <w:shd w:val="clear" w:color="auto" w:fill="F0F0F0"/>
+            <w:tcMar>
+              <w:top w:w="3pt" w:type="dxa"/>
+              <w:start w:w="5pt" w:type="dxa"/>
+              <w:bottom w:w="3pt" w:type="dxa"/>
+              <w:end w:w="5pt" w:type="dxa"/>
+            </w:tcMar>
+          </w:tcPr>
+          <w:p>
+            <w:r>
+              <w:rPr>
+                <w:rFonts w:eastAsia="Times New Roman"/>
+              </w:rPr>
+              <w:t>QB</w:t>
+            </w:r>
+          </w:p>
+        </w:tc>
+        <w:tc>
+          <w:tcPr>
+            <w:tcW w:w="116.40pt" w:type="dxa"/>
+            <w:tcBorders>
+              <w:top w:val="single" w:sz="4" w:space="0" w:color="999999"/>
+              <w:start w:val="none" w:sz="0" w:space="0" w:color="FFFFFF"/>
+              <w:bottom w:val="single" w:sz="4" w:space="0" w:color="999999"/>
+              <w:end w:val="none" w:sz="0" w:space="0" w:color="FFFFFF"/>
+            </w:tcBorders>
+            <w:shd w:val="clear" w:color="auto" w:fill="F0F0F0"/>
+            <w:tcMar>
+              <w:top w:w="3pt" w:type="dxa"/>
+              <w:start w:w="5pt" w:type="dxa"/>
+              <w:bottom w:w="3pt" w:type="dxa"/>
+              <w:end w:w="5pt" w:type="dxa"/>
+            </w:tcMar>
+          </w:tcPr>
+          <w:p>
+            <w:r>
+              <w:t>845</w:t>
+            </w:r>
+          </w:p>
+        </w:tc>
+        <w:tc>
+          <w:tcPr>
+            <w:tcW w:w="65.75pt" w:type="dxa"/>
+            <w:tcBorders>
+              <w:top w:val="single" w:sz="4" w:space="0" w:color="999999"/>
+              <w:start w:val="none" w:sz="0" w:space="0" w:color="FFFFFF"/>
+              <w:bottom w:val="single" w:sz="4" w:space="0" w:color="999999"/>
+              <w:end w:val="none" w:sz="0" w:space="0" w:color="FFFFFF"/>
+            </w:tcBorders>
+            <w:shd w:val="clear" w:color="auto" w:fill="F0F0F0"/>
+            <w:tcMar>
+              <w:top w:w="3pt" w:type="dxa"/>
+              <w:start w:w="5pt" w:type="dxa"/>
+              <w:bottom w:w="3pt" w:type="dxa"/>
+              <w:end w:w="5pt" w:type="dxa"/>
+            </w:tcMar>
+          </w:tcPr>
+          <w:p>
+            <w:r>
+              <w:t>188</w:t>
+            </w:r>
+          </w:p>
+        </w:tc>
+      </w:tr>
+      <w:tr>
+        <w:tblPrEx>
+          <w:tblCellMar>
+            <w:bottom w:w="0pt" w:type="dxa"/>
+          </w:tblCellMar>
+        </w:tblPrEx>
+        <w:trPr>
+          <w:trHeight w:val="234"/>
+        </w:trPr>
+        <w:tc>
+          <w:tcPr>
+            <w:tcW w:w="60.70pt" w:type="dxa"/>
+            <w:tcBorders>
+              <w:top w:val="single" w:sz="4" w:space="0" w:color="999999"/>
+              <w:start w:val="none" w:sz="0" w:space="0" w:color="FFFFFF"/>
+              <w:bottom w:val="single" w:sz="4" w:space="0" w:color="999999"/>
+              <w:end w:val="none" w:sz="0" w:space="0" w:color="FFFFFF"/>
+            </w:tcBorders>
+            <w:tcMar>
+              <w:top w:w="3pt" w:type="dxa"/>
+              <w:start w:w="5pt" w:type="dxa"/>
+              <w:bottom w:w="3pt" w:type="dxa"/>
+              <w:end w:w="5pt" w:type="dxa"/>
+            </w:tcMar>
+          </w:tcPr>
+          <w:p>
+            <w:r>
+              <w:rPr>
+                <w:rFonts w:eastAsia="Times New Roman"/>
+              </w:rPr>
+              <w:t>RB</w:t>
+            </w:r>
+          </w:p>
+        </w:tc>
+        <w:tc>
+          <w:tcPr>
+            <w:tcW w:w="116.40pt" w:type="dxa"/>
+            <w:tcBorders>
+              <w:top w:val="single" w:sz="4" w:space="0" w:color="999999"/>
+              <w:start w:val="none" w:sz="0" w:space="0" w:color="FFFFFF"/>
+              <w:bottom w:val="single" w:sz="4" w:space="0" w:color="999999"/>
+              <w:end w:val="none" w:sz="0" w:space="0" w:color="FFFFFF"/>
+            </w:tcBorders>
+            <w:tcMar>
+              <w:top w:w="3pt" w:type="dxa"/>
+              <w:start w:w="5pt" w:type="dxa"/>
+              <w:bottom w:w="3pt" w:type="dxa"/>
+              <w:end w:w="5pt" w:type="dxa"/>
+            </w:tcMar>
+          </w:tcPr>
+          <w:p>
+            <w:r>
+              <w:t>622</w:t>
+            </w:r>
+          </w:p>
+        </w:tc>
+        <w:tc>
+          <w:tcPr>
+            <w:tcW w:w="65.75pt" w:type="dxa"/>
+            <w:tcBorders>
+              <w:top w:val="single" w:sz="4" w:space="0" w:color="999999"/>
+              <w:start w:val="none" w:sz="0" w:space="0" w:color="FFFFFF"/>
+              <w:bottom w:val="single" w:sz="4" w:space="0" w:color="999999"/>
+              <w:end w:val="none" w:sz="0" w:space="0" w:color="FFFFFF"/>
+            </w:tcBorders>
+            <w:tcMar>
+              <w:top w:w="3pt" w:type="dxa"/>
+              <w:start w:w="5pt" w:type="dxa"/>
+              <w:bottom w:w="3pt" w:type="dxa"/>
+              <w:end w:w="5pt" w:type="dxa"/>
+            </w:tcMar>
+          </w:tcPr>
+          <w:p>
+            <w:r>
+              <w:t>115</w:t>
+            </w:r>
+          </w:p>
+        </w:tc>
+      </w:tr>
+      <w:tr>
+        <w:tblPrEx>
+          <w:tblCellMar>
+            <w:bottom w:w="0pt" w:type="dxa"/>
+          </w:tblCellMar>
+        </w:tblPrEx>
+        <w:trPr>
+          <w:trHeight w:val="227"/>
+        </w:trPr>
+        <w:tc>
+          <w:tcPr>
+            <w:tcW w:w="60.70pt" w:type="dxa"/>
+            <w:tcBorders>
+              <w:top w:val="single" w:sz="4" w:space="0" w:color="999999"/>
+              <w:start w:val="none" w:sz="0" w:space="0" w:color="FFFFFF"/>
+              <w:bottom w:val="single" w:sz="4" w:space="0" w:color="999999"/>
+              <w:end w:val="none" w:sz="0" w:space="0" w:color="FFFFFF"/>
+            </w:tcBorders>
+            <w:shd w:val="clear" w:color="auto" w:fill="F0F0F0"/>
+            <w:tcMar>
+              <w:top w:w="3pt" w:type="dxa"/>
+              <w:start w:w="5pt" w:type="dxa"/>
+              <w:bottom w:w="3pt" w:type="dxa"/>
+              <w:end w:w="5pt" w:type="dxa"/>
+            </w:tcMar>
+          </w:tcPr>
+          <w:p>
+            <w:r>
+              <w:rPr>
+                <w:rFonts w:eastAsia="Times New Roman"/>
+              </w:rPr>
+              <w:t>TE</w:t>
+            </w:r>
+          </w:p>
+        </w:tc>
+        <w:tc>
+          <w:tcPr>
+            <w:tcW w:w="116.40pt" w:type="dxa"/>
+            <w:tcBorders>
+              <w:top w:val="single" w:sz="4" w:space="0" w:color="999999"/>
+              <w:start w:val="none" w:sz="0" w:space="0" w:color="FFFFFF"/>
+              <w:bottom w:val="single" w:sz="4" w:space="0" w:color="999999"/>
+              <w:end w:val="none" w:sz="0" w:space="0" w:color="FFFFFF"/>
+            </w:tcBorders>
+            <w:shd w:val="clear" w:color="auto" w:fill="F0F0F0"/>
+            <w:tcMar>
+              <w:top w:w="3pt" w:type="dxa"/>
+              <w:start w:w="5pt" w:type="dxa"/>
+              <w:bottom w:w="3pt" w:type="dxa"/>
+              <w:end w:w="5pt" w:type="dxa"/>
+            </w:tcMar>
+          </w:tcPr>
+          <w:p>
+            <w:r>
+              <w:t>351</w:t>
+            </w:r>
+          </w:p>
+        </w:tc>
+        <w:tc>
+          <w:tcPr>
+            <w:tcW w:w="65.75pt" w:type="dxa"/>
+            <w:tcBorders>
+              <w:top w:val="single" w:sz="4" w:space="0" w:color="999999"/>
+              <w:start w:val="none" w:sz="0" w:space="0" w:color="FFFFFF"/>
+              <w:bottom w:val="single" w:sz="4" w:space="0" w:color="999999"/>
+              <w:end w:val="none" w:sz="0" w:space="0" w:color="FFFFFF"/>
+            </w:tcBorders>
+            <w:shd w:val="clear" w:color="auto" w:fill="F0F0F0"/>
+            <w:tcMar>
+              <w:top w:w="3pt" w:type="dxa"/>
+              <w:start w:w="5pt" w:type="dxa"/>
+              <w:bottom w:w="3pt" w:type="dxa"/>
+              <w:end w:w="5pt" w:type="dxa"/>
+            </w:tcMar>
+          </w:tcPr>
+          <w:p>
+            <w:r>
+              <w:t>70</w:t>
+            </w:r>
+          </w:p>
+        </w:tc>
+      </w:tr>
+      <w:tr>
+        <w:tblPrEx>
+          <w:tblCellMar>
+            <w:bottom w:w="0pt" w:type="dxa"/>
+          </w:tblCellMar>
+        </w:tblPrEx>
+        <w:trPr>
+          <w:trHeight w:val="234"/>
+        </w:trPr>
+        <w:tc>
+          <w:tcPr>
+            <w:tcW w:w="60.70pt" w:type="dxa"/>
+            <w:tcBorders>
+              <w:top w:val="single" w:sz="4" w:space="0" w:color="999999"/>
+              <w:start w:val="none" w:sz="0" w:space="0" w:color="FFFFFF"/>
+              <w:bottom w:val="single" w:sz="4" w:space="0" w:color="999999"/>
+              <w:end w:val="none" w:sz="0" w:space="0" w:color="FFFFFF"/>
+            </w:tcBorders>
+            <w:tcMar>
+              <w:top w:w="3pt" w:type="dxa"/>
+              <w:start w:w="5pt" w:type="dxa"/>
+              <w:bottom w:w="3pt" w:type="dxa"/>
+              <w:end w:w="5pt" w:type="dxa"/>
+            </w:tcMar>
+          </w:tcPr>
+          <w:p>
+            <w:r>
+              <w:rPr>
+                <w:rFonts w:eastAsia="Times New Roman"/>
+              </w:rPr>
+              <w:t>WR</w:t>
+            </w:r>
+          </w:p>
+        </w:tc>
+        <w:tc>
+          <w:tcPr>
+            <w:tcW w:w="116.40pt" w:type="dxa"/>
+            <w:tcBorders>
+              <w:top w:val="single" w:sz="4" w:space="0" w:color="999999"/>
+              <w:start w:val="none" w:sz="0" w:space="0" w:color="FFFFFF"/>
+              <w:bottom w:val="single" w:sz="4" w:space="0" w:color="999999"/>
+              <w:end w:val="none" w:sz="0" w:space="0" w:color="FFFFFF"/>
+            </w:tcBorders>
+            <w:tcMar>
+              <w:top w:w="3pt" w:type="dxa"/>
+              <w:start w:w="5pt" w:type="dxa"/>
+              <w:bottom w:w="3pt" w:type="dxa"/>
+              <w:end w:w="5pt" w:type="dxa"/>
+            </w:tcMar>
+          </w:tcPr>
+          <w:p>
+            <w:r>
+              <w:t>5529</w:t>
+            </w:r>
+          </w:p>
+        </w:tc>
+        <w:tc>
+          <w:tcPr>
+            <w:tcW w:w="65.75pt" w:type="dxa"/>
+            <w:tcBorders>
+              <w:top w:val="single" w:sz="4" w:space="0" w:color="999999"/>
+              <w:start w:val="none" w:sz="0" w:space="0" w:color="FFFFFF"/>
+              <w:bottom w:val="single" w:sz="4" w:space="0" w:color="999999"/>
+              <w:end w:val="none" w:sz="0" w:space="0" w:color="FFFFFF"/>
+            </w:tcBorders>
+            <w:tcMar>
+              <w:top w:w="3pt" w:type="dxa"/>
+              <w:start w:w="5pt" w:type="dxa"/>
+              <w:bottom w:w="3pt" w:type="dxa"/>
+              <w:end w:w="5pt" w:type="dxa"/>
+            </w:tcMar>
+          </w:tcPr>
+          <w:p>
+            <w:r>
+              <w:t>102</w:t>
+            </w:r>
+          </w:p>
+        </w:tc>
+      </w:tr>
+    </w:tbl>
     <w:p>
       <w:pPr>
         <w:pStyle w:val="BodyText"/>
-      </w:pPr>
-      <w:r>
-        <w:t>Glavni doprinos rada je integrisani i reproduktivan pipeline: od prikupljanja i čišćenja podataka, preko domenski vođenog inženjeringa atributa, do rigorozne vremenske evaluacije. Posebno ističemo odluku da se modeli treniraju odvojeno po pozicijama, uz iste principe validacije, kako bi poređenje bilo metodološki konzistentno. Ovaj pristup omogućava preciznije tumačenje gde su linearni obrasci dovoljni, a gde su potrebni nelinearni modeli.</w:t>
-      </w:r>
-    </w:p>
-    <w:p>
-      <w:pPr>
-        <w:pStyle w:val="Heading2"/>
-      </w:pPr>
-      <w:r>
-        <w:t>Struktura</w:t>
-      </w:r>
-    </w:p>
-    <w:p>
-      <w:pPr>
-        <w:pStyle w:val="BodyText"/>
-      </w:pPr>
-      <w:r>
-        <w:t>Struktura rada je sledeća. U drugom poglavlju dat je pregled relevantne literature. Treće poglavlje opisuje podatke i ključne nalaze eksplorativne analize. Četvrto poglavlje definiše metodologiju i evaluacioni protokol. Peto poglavlje donosi rezultate, diskusiju i analizu grešaka. U šestom poglavlju iznose se ograničenja i pravci budućeg rada, a sedmo poglavlje daje zaključke.</w:t>
-      </w:r>
-    </w:p>
-    <w:p>
-      <w:pPr>
-        <w:pStyle w:val="Heading1"/>
-      </w:pPr>
-      <w:r>
-        <w:t>Pregled literature</w:t>
-      </w:r>
-    </w:p>
-    <w:p>
-      <w:pPr>
-        <w:pStyle w:val="BodyText"/>
-      </w:pPr>
-      <w:r>
-        <w:t xml:space="preserve">Savremeni radovi iz sportske analitike potvrđuju da modeli mašinskog učenja nadmašuju jednostavne heuristike kada postoji dovoljno kvalitetnih atributa i pravilno definisan protokol validacije. </w:t>
-      </w:r>
-    </w:p>
-    <w:p>
-      <w:pPr>
-        <w:pStyle w:val="BodyText"/>
-      </w:pPr>
-      <w:r>
-        <w:rPr>
-          <w:lang w:val="sr-Latn-RS"/>
-        </w:rPr>
-        <w:t>A</w:t>
-      </w:r>
-      <w:r>
-        <w:t>naliza predviđanj</w:t>
-      </w:r>
-      <w:r>
-        <w:rPr>
-          <w:lang w:val="sr-Latn-RS"/>
-        </w:rPr>
-        <w:t>a</w:t>
-      </w:r>
-      <w:r>
-        <w:t xml:space="preserve"> procenta pobeda NFL timova [1], autori pokazuju da ansambl i neuronski modeli ostvaruju bolju tačnost od klasičnih formula, uz dodatnu interpretabilnost kroz SHAP analizu. Ta studija je važna jer demonstrira da kvalitet ulaznih podataka i izbor evaluacije često imaju veći uticaj od same klase modela.</w:t>
-      </w:r>
-    </w:p>
-    <w:p>
-      <w:pPr>
-        <w:pStyle w:val="BodyText"/>
-      </w:pPr>
-      <w:r>
-        <w:t>Drugi relevantan smer daje rad o multi-output regresiji u vrhunskom sportu [2], gde se simultano predviđa više međusobno povezanih performansnih metrika. Rezultat tog rada je da zajedničko modelovanje više ciljeva može poboljšati i preciznost i računarsku efikasnost. Iako u našem osnovnom eksperimentu koristimo single-output postavku po pozicijama, metodološka poruka rada [2] direktno podržava buduće proširenje ovog projekta.</w:t>
-      </w:r>
-    </w:p>
-    <w:p>
-      <w:pPr>
-        <w:pStyle w:val="BodyText"/>
-      </w:pPr>
-      <w:r>
-        <w:t>U domenu NFL i fantasy analitike, rad [3] naglašava da poziciono razdvajanje nije samo praktičan izbor nego metodološka nužnost. Metrike koje dominiraju kod QB (npr. volumen i efikasnost dodavanja) nisu iste kao kod RB (balans volumena i eksplozivnosti), niti kao kod WR/TE (upotreba u pas igri, dubina targeta, target share). Ovaj nalaz je direktno ugrađen u naš dizajn: svaki model ima svoj pozicioni prostor atributa i sopstveni skup hiperparametara.</w:t>
-      </w:r>
-    </w:p>
-    <w:p>
-      <w:pPr>
-        <w:pStyle w:val="BodyText"/>
-      </w:pPr>
-      <w:r>
-        <w:t>Na osnovu literature, naš pristup kombinuje tri principa: (1) vremenski konzistentnu validaciju, (2) domenski vođeno inženjerstvo atributa i (3) uporednu analizu linearnih i nelinearnih modela. Time se postiže ravnoteža između prediktivne moći i interpretabilnosti, što je ključno za praktičnu primenu u sportskim analitičkim timovima.</w:t>
-      </w:r>
-    </w:p>
-    <w:p>
-      <w:pPr>
-        <w:pStyle w:val="BodyText"/>
-      </w:pPr>
-    </w:p>
-    <w:p>
-      <w:pPr>
-        <w:pStyle w:val="Heading1"/>
-      </w:pPr>
-      <w:r>
-        <w:t>PODACI I EKSPLORATIVNA ANALIZA</w:t>
-      </w:r>
-      <w:r>
-        <w:t xml:space="preserve"> </w:t>
-      </w:r>
-    </w:p>
-    <w:p>
-      <w:pPr>
-        <w:pStyle w:val="BodyText"/>
-      </w:pPr>
-      <w:r>
-        <w:t>Podaci su prikupljeni iz dva izvora: Pro Football Reference [4] i javni WR skup na HuggingFace platformi [5]. Nakon harmonizacije, formirana su četiri poziciona skupa: QB (845 x 188), RB (622 x 115), TE (351 x 70) i WR (5529 x 102). Ove dimenzije potvrđuju da WR ima najveći broj zapisa, dok QB ima najširi atributski prostor zbog kombinacije standardnih i naprednih passing metrika.</w:t>
-      </w:r>
-    </w:p>
-    <w:p>
-      <w:pPr>
-        <w:pStyle w:val="BodyText"/>
-      </w:pPr>
-      <w:r>
-        <w:t xml:space="preserve">Prvi nalaz EDA faze je da nedostajuće vrednosti nisu homogeni problem. Značajan deo null vrednosti je strukturne prirode: pojedine metrike nisu istorijski postojale (npr. QBR pre 2006, deo advanced passing metrika pre 2018/2019). Zato je pristup baziran na prostom globalnom imputiranju ocenjen </w:t>
-      </w:r>
-      <w:r>
-        <w:lastRenderedPageBreak/>
-        <w:t>kao metodološki slab. Umesto toga, izvršena je selekcija kolona i poziciono uslovljen tretman atributa, čime je smanjen šum i poboljšana stabilnost modela.</w:t>
-      </w:r>
-    </w:p>
-    <w:p>
-      <w:pPr>
-        <w:pStyle w:val="BodyText"/>
-      </w:pPr>
-      <w:r>
-        <w:t>Drugi nalaz odnosi se na raspodelu cilja. RB i TE pokazuju relativno stabilne i bliže normalne distribucije, QB pokazuje bimodalnost (starteri naspram rezervnih igrača sa malim volumenom), dok WR ima izraženu desnu asimetriju. Kod WR je zato primenjena log-transformacija cilja, a evaluacija je vraćena na originalnu skalu da bi metrike ostale interpretabilne u jedinicama yardi po utakmici.</w:t>
-      </w:r>
-    </w:p>
-    <w:p>
-      <w:r>
-        <w:rPr>
-          <w:noProof/>
-        </w:rPr>
+        <w:jc w:val="center"/>
+        <w:rPr>
+          <w:lang w:val="en-US"/>
+        </w:rPr>
+      </w:pPr>
+      <w:r>
+        <w:rPr>
+          <w:lang w:val="en-US"/>
+        </w:rPr>
+        <w:t>Tabela 1 Obim data seta</w:t>
+      </w:r>
+    </w:p>
+    <w:p>
+      <w:r>
         <w:drawing>
-          <wp:inline distT="0" distB="0" distL="0" distR="0" wp14:anchorId="3693D4F3" wp14:editId="605D2D84">
-            <wp:extent cx="2700000" cy="2087174"/>
+          <wp:inline distT="0" distB="0" distL="0" distR="0" wp14:anchorId="5ECB6A40" wp14:editId="1F87E978">
+            <wp:extent cx="3089910" cy="2388235"/>
             <wp:effectExtent l="0" t="0" r="0" b="0"/>
-            <wp:docPr id="3" name="Picture 3"/>
+            <wp:docPr id="13" name="Picture 13"/>
             <wp:cNvGraphicFramePr>
               <a:graphicFrameLocks xmlns:a="http://purl.oclc.org/ooxml/drawingml/main" noChangeAspect="1"/>
             </wp:cNvGraphicFramePr>
@@ -751,7 +1456,7 @@
               <a:graphicData uri="http://purl.oclc.org/ooxml/drawingml/picture">
                 <pic:pic xmlns:pic="http://purl.oclc.org/ooxml/drawingml/picture">
                   <pic:nvPicPr>
-                    <pic:cNvPr id="0" name="target_dist_1.png"/>
+                    <pic:cNvPr id="1" name=""/>
                     <pic:cNvPicPr/>
                   </pic:nvPicPr>
                   <pic:blipFill>
@@ -763,7 +1468,7 @@
                   <pic:spPr>
                     <a:xfrm>
                       <a:off x="0" y="0"/>
-                      <a:ext cx="2700000" cy="2087174"/>
+                      <a:ext cx="3089910" cy="2388235"/>
                     </a:xfrm>
                     <a:prstGeom prst="rect">
                       <a:avLst/>
@@ -778,22 +1483,71 @@
     </w:p>
     <w:p>
       <w:r>
-        <w:rPr>
-          <w:sz w:val="18"/>
-        </w:rPr>
-        <w:t>Slika 1. Distribucija ciljnih promenljivih po pozicijama</w:t>
-      </w:r>
-    </w:p>
-    <w:p>
-      <w:r>
-        <w:rPr>
-          <w:noProof/>
-        </w:rPr>
+        <w:t>Slika 1 Distribucija ciljnih varijabli</w:t>
+      </w:r>
+    </w:p>
+    <w:p>
+      <w:pPr>
+        <w:pStyle w:val="BodyText"/>
+        <w:rPr>
+          <w:lang w:val="en-US"/>
+        </w:rPr>
+      </w:pPr>
+      <w:r>
+        <w:rPr>
+          <w:lang w:val="en-US"/>
+        </w:rPr>
+        <w:t>Vidimo da RB i WR podaci prate normalnu distribuciju, dok QB i WR podaci ne prate, u nastavku ćemo opisati transformacije ova 2 seta da bi ih prebacili normalnu distiribuciju.</w:t>
+      </w:r>
+    </w:p>
+    <w:p>
+      <w:pPr>
+        <w:pStyle w:val="Heading2"/>
+      </w:pPr>
+      <w:r>
+        <w:t xml:space="preserve">Predprocesiranje </w:t>
+      </w:r>
+    </w:p>
+    <w:p>
+      <w:pPr>
+        <w:pStyle w:val="BodyText"/>
+      </w:pPr>
+      <w:r>
+        <w:t>Outlieri</w:t>
+      </w:r>
+      <w:r>
+        <w:rPr>
+          <w:lang w:val="en-US"/>
+        </w:rPr>
+        <w:t xml:space="preserve"> s</w:t>
+      </w:r>
+      <w:r>
+        <w:rPr>
+          <w:lang w:val="en-US"/>
+        </w:rPr>
+        <w:t>u</w:t>
+      </w:r>
+      <w:r>
+        <w:t xml:space="preserve"> detektovani kombinacijom Z-score metoda (prag |z| &gt; 3) i IQR metoda (faktor 1,5), pri čemu su za QB dodatno uklonjene sezone bez startova (GS = 0) kao neinformativni zapisi.</w:t>
+      </w:r>
+    </w:p>
+    <w:p>
+      <w:pPr>
+        <w:pStyle w:val="BodyText"/>
+      </w:pPr>
+      <w:r>
+        <w:t>Na sirovim sezonskim jardima, ni Z-score ni IQR ne detektuju outliere kod QB i RB jer bimodalna (QB) i široka distribucija razvlače standardnu devijaciju i IQR toliko da sve tačke ostaju unutar granica.</w:t>
+      </w:r>
+    </w:p>
+    <w:p/>
+    <w:p>
+      <w:r>
+        <w:lastRenderedPageBreak/>
         <w:drawing>
-          <wp:inline distT="0" distB="0" distL="0" distR="0" wp14:anchorId="71A8067A" wp14:editId="560D7B3E">
-            <wp:extent cx="2700000" cy="2086518"/>
+          <wp:inline distT="0" distB="0" distL="0" distR="0" wp14:anchorId="4069EFB1" wp14:editId="307B64F7">
+            <wp:extent cx="3089910" cy="956945"/>
             <wp:effectExtent l="0" t="0" r="0" b="0"/>
-            <wp:docPr id="2" name="Picture 2"/>
+            <wp:docPr id="1" name="Picture 1"/>
             <wp:cNvGraphicFramePr>
               <a:graphicFrameLocks xmlns:a="http://purl.oclc.org/ooxml/drawingml/main" noChangeAspect="1"/>
             </wp:cNvGraphicFramePr>
@@ -801,7 +1555,7 @@
               <a:graphicData uri="http://purl.oclc.org/ooxml/drawingml/picture">
                 <pic:pic xmlns:pic="http://purl.oclc.org/ooxml/drawingml/picture">
                   <pic:nvPicPr>
-                    <pic:cNvPr id="0" name="target_kde_1.png"/>
+                    <pic:cNvPr id="1" name=""/>
                     <pic:cNvPicPr/>
                   </pic:nvPicPr>
                   <pic:blipFill>
@@ -813,7 +1567,7 @@
                   <pic:spPr>
                     <a:xfrm>
                       <a:off x="0" y="0"/>
-                      <a:ext cx="2700000" cy="2086518"/>
+                      <a:ext cx="3089910" cy="956945"/>
                     </a:xfrm>
                     <a:prstGeom prst="rect">
                       <a:avLst/>
@@ -825,13 +1579,19 @@
           </wp:inline>
         </w:drawing>
       </w:r>
-    </w:p>
-    <w:p>
-      <w:r>
-        <w:rPr>
-          <w:sz w:val="18"/>
-        </w:rPr>
-        <w:t>Slika 2. KDE procena gustine ciljnih promenljivih</w:t>
+      <w:r>
+        <w:t xml:space="preserve"> </w:t>
+      </w:r>
+    </w:p>
+    <w:p>
+      <w:r>
+        <w:t xml:space="preserve">Slika </w:t>
+      </w:r>
+      <w:r>
+        <w:t>2</w:t>
+      </w:r>
+      <w:r>
+        <w:t xml:space="preserve"> Prikaz outliera</w:t>
       </w:r>
     </w:p>
     <w:p>
@@ -842,40 +1602,46 @@
         </w:rPr>
       </w:pPr>
       <w:r>
-        <w:rPr>
-          <w:lang w:val="en-US"/>
-        </w:rPr>
-        <w:t>Dodati ovde pasus kako su us ispravljeni podaci za qb I wr I onda slike staviti isto</w:t>
-      </w:r>
-    </w:p>
-    <w:p>
-      <w:pPr>
-        <w:pStyle w:val="BodyText"/>
-      </w:pPr>
-    </w:p>
-    <w:p>
-      <w:pPr>
-        <w:pStyle w:val="BodyText"/>
-      </w:pPr>
-    </w:p>
-    <w:p>
-      <w:pPr>
-        <w:jc w:val="both"/>
-      </w:pPr>
-      <w:r>
-        <w:t>Pored numeričkih atributa, analizirane su i ne-numeričke kolone, posebno informacije o nagradama. U skladu sa EDA nalazima, sirova tekstualna kolona nagrada transformisana je u pet binarnih atributa, čime su zadržani informativni signali (Pro Bowl, All-Pro, MVP/OPoY top rangovi), a uklonjena semantička dvosmislenost slobodnog teksta.</w:t>
-      </w:r>
-    </w:p>
-    <w:p>
-      <w:r>
-        <w:rPr>
-          <w:noProof/>
-        </w:rPr>
+        <w:t>Kod WR IQR detektuje čak 391 (7%) outliera, ali to su u stvari legitimni igrači s visokom produkcijom</w:t>
+      </w:r>
+      <w:r>
+        <w:rPr>
+          <w:lang w:val="en-US"/>
+        </w:rPr>
+        <w:t>,</w:t>
+      </w:r>
+      <w:r>
+        <w:t xml:space="preserve"> problem je u desno nagnuto</w:t>
+      </w:r>
+      <w:r>
+        <w:rPr>
+          <w:lang w:val="en-US"/>
+        </w:rPr>
+        <w:t>j</w:t>
+      </w:r>
+      <w:r>
+        <w:t xml:space="preserve"> (skewed) distribuciji.</w:t>
+      </w:r>
+      <w:r>
+        <w:rPr>
+          <w:lang w:val="en-US"/>
+        </w:rPr>
+        <w:t xml:space="preserve"> </w:t>
+      </w:r>
+      <w:r>
+        <w:rPr>
+          <w:lang w:val="en-US"/>
+        </w:rPr>
+        <w:t>To je tzv. Pareto odnos koji je kod pozicije WR zastupljen.</w:t>
+      </w:r>
+    </w:p>
+    <w:p>
+      <w:r>
         <w:drawing>
-          <wp:inline distT="0" distB="0" distL="0" distR="0" wp14:anchorId="6D1C1050" wp14:editId="68AAAC5E">
-            <wp:extent cx="2520000" cy="790113"/>
-            <wp:effectExtent l="0" t="0" r="0" b="0"/>
-            <wp:docPr id="5" name="Picture 5"/>
+          <wp:inline distT="0" distB="0" distL="0" distR="0" wp14:anchorId="0D95C04A" wp14:editId="4BC48500">
+            <wp:extent cx="3089910" cy="2150745"/>
+            <wp:effectExtent l="0" t="0" r="0" b="1905"/>
+            <wp:docPr id="14" name="Picture 14"/>
             <wp:cNvGraphicFramePr>
               <a:graphicFrameLocks xmlns:a="http://purl.oclc.org/ooxml/drawingml/main" noChangeAspect="1"/>
             </wp:cNvGraphicFramePr>
@@ -883,7 +1649,7 @@
               <a:graphicData uri="http://purl.oclc.org/ooxml/drawingml/picture">
                 <pic:pic xmlns:pic="http://purl.oclc.org/ooxml/drawingml/picture">
                   <pic:nvPicPr>
-                    <pic:cNvPr id="0" name="awards_pie_1.png"/>
+                    <pic:cNvPr id="1" name=""/>
                     <pic:cNvPicPr/>
                   </pic:nvPicPr>
                   <pic:blipFill>
@@ -895,7 +1661,7 @@
                   <pic:spPr>
                     <a:xfrm>
                       <a:off x="0" y="0"/>
-                      <a:ext cx="2520000" cy="790113"/>
+                      <a:ext cx="3089910" cy="2150745"/>
                     </a:xfrm>
                     <a:prstGeom prst="rect">
                       <a:avLst/>
@@ -910,22 +1676,75 @@
     </w:p>
     <w:p>
       <w:r>
-        <w:rPr>
-          <w:sz w:val="18"/>
-        </w:rPr>
-        <w:t>Slika 4a. Učestalost Pro Bowl statusom po QB poziciji</w:t>
-      </w:r>
-    </w:p>
-    <w:p>
-      <w:r>
-        <w:rPr>
-          <w:noProof/>
-        </w:rPr>
+        <w:t>Slika 3 Pareto (Lorenz) kriva</w:t>
+      </w:r>
+    </w:p>
+    <w:p>
+      <w:pPr>
+        <w:pStyle w:val="BodyText"/>
+        <w:rPr>
+          <w:lang w:val="en-US"/>
+        </w:rPr>
+      </w:pPr>
+      <w:r>
+        <w:rPr>
+          <w:lang w:val="en-US"/>
+        </w:rPr>
+        <w:t xml:space="preserve">Da bi to rešili </w:t>
+      </w:r>
+      <w:r>
+        <w:rPr>
+          <w:lang w:val="en-US"/>
+        </w:rPr>
+        <w:t>primenjujemo log transformaciju na receiving</w:t>
+      </w:r>
+      <w:r>
+        <w:rPr>
+          <w:lang w:val="en-US"/>
+        </w:rPr>
+        <w:t xml:space="preserve"> </w:t>
+      </w:r>
+      <w:r>
+        <w:rPr>
+          <w:lang w:val="en-US"/>
+        </w:rPr>
+        <w:t>yards, a zatim detektujemo outliere na log skali</w:t>
+      </w:r>
+      <w:r>
+        <w:rPr>
+          <w:lang w:val="en-US"/>
+        </w:rPr>
+        <w:t>.</w:t>
+      </w:r>
+      <w:r>
+        <w:rPr>
+          <w:lang w:val="en-US"/>
+        </w:rPr>
+        <w:t xml:space="preserve"> Time su o</w:t>
+      </w:r>
+      <w:r>
+        <w:rPr>
+          <w:lang w:val="en-US"/>
+        </w:rPr>
+        <w:t>utlieri iz skupa podataka za WR poziciju su eliminisalni</w:t>
+      </w:r>
+      <w:r>
+        <w:rPr>
+          <w:lang w:val="en-US"/>
+        </w:rPr>
+        <w:t xml:space="preserve"> (Slika 3).</w:t>
+      </w:r>
+    </w:p>
+    <w:p>
+      <w:pPr>
+        <w:keepNext/>
+      </w:pPr>
+      <w:r>
         <w:drawing>
-          <wp:inline distT="0" distB="0" distL="0" distR="0" wp14:anchorId="76A39425" wp14:editId="7C775543">
-            <wp:extent cx="2520000" cy="819759"/>
+          <wp:inline distT="0" distB="0" distL="0" distR="0" wp14:anchorId="7C46844B" wp14:editId="586AC5F6">
+            <wp:extent cx="3089910" cy="2386965"/>
             <wp:effectExtent l="0" t="0" r="0" b="0"/>
-            <wp:docPr id="6" name="Picture 6"/>
+            <wp:docPr id="4" name="Picture 4"/>
             <wp:cNvGraphicFramePr>
               <a:graphicFrameLocks xmlns:a="http://purl.oclc.org/ooxml/drawingml/main" noChangeAspect="1"/>
             </wp:cNvGraphicFramePr>
@@ -933,7 +1752,7 @@
               <a:graphicData uri="http://purl.oclc.org/ooxml/drawingml/picture">
                 <pic:pic xmlns:pic="http://purl.oclc.org/ooxml/drawingml/picture">
                   <pic:nvPicPr>
-                    <pic:cNvPr id="0" name="awards_pie_2.png"/>
+                    <pic:cNvPr id="1" name=""/>
                     <pic:cNvPicPr/>
                   </pic:nvPicPr>
                   <pic:blipFill>
@@ -945,7 +1764,7 @@
                   <pic:spPr>
                     <a:xfrm>
                       <a:off x="0" y="0"/>
-                      <a:ext cx="2520000" cy="819759"/>
+                      <a:ext cx="3089910" cy="2386965"/>
                     </a:xfrm>
                     <a:prstGeom prst="rect">
                       <a:avLst/>
@@ -959,11 +1778,35 @@
       </w:r>
     </w:p>
     <w:p>
-      <w:r>
-        <w:rPr>
-          <w:sz w:val="18"/>
-        </w:rPr>
-        <w:t>Slika 4b. Učestalost Pro Bowl statusom po RB poziciji</w:t>
+      <w:pPr>
+        <w:pStyle w:val="Caption"/>
+      </w:pPr>
+      <w:r>
+        <w:t xml:space="preserve">Slika </w:t>
+      </w:r>
+      <w:r>
+        <w:fldChar w:fldCharType="begin"/>
+      </w:r>
+      <w:r>
+        <w:instrText xml:space="preserve"> SEQ Slika \* ARABIC </w:instrText>
+      </w:r>
+      <w:r>
+        <w:fldChar w:fldCharType="separate"/>
+      </w:r>
+      <w:r>
+        <w:rPr>
+          <w:noProof/>
+        </w:rPr>
+        <w:t>1</w:t>
+      </w:r>
+      <w:r>
+        <w:fldChar w:fldCharType="end"/>
+      </w:r>
+      <w:r>
+        <w:t xml:space="preserve"> </w:t>
+      </w:r>
+      <w:r>
+        <w:t>Prikaz outliera pre i posle log transformacije</w:t>
       </w:r>
     </w:p>
     <w:p>
@@ -977,21 +1820,51 @@
         <w:rPr>
           <w:lang w:val="en-US"/>
         </w:rPr>
-        <w:t>Ovde moze tovarenje jos slika.</w:t>
+        <w:t>QB distribucija ukupnih jardi ima dva vrha</w:t>
+      </w:r>
+      <w:r>
+        <w:rPr>
+          <w:lang w:val="en-US"/>
+        </w:rPr>
+        <w:t xml:space="preserve"> (Slika 1),</w:t>
+      </w:r>
+      <w:r>
+        <w:rPr>
+          <w:lang w:val="en-US"/>
+        </w:rPr>
+        <w:t xml:space="preserve"> jedan oko 0–500 (backup QB-ovi koji nikad nisu startovali) i drugi oko 3000–4500 (regularni starteri). Backup-i koji nisu nijednom startovali (GS = 0) nemaju smislenu sezonsku statistiku za predviđanje performansi i trebaju biti isključeni.</w:t>
       </w:r>
     </w:p>
     <w:p>
       <w:pPr>
         <w:pStyle w:val="BodyText"/>
-        <w:rPr>
-          <w:lang w:val="en-US"/>
-        </w:rPr>
-      </w:pPr>
-      <w:r>
-        <w:rPr>
-          <w:lang w:val="en-US"/>
-        </w:rPr>
-        <w:t>Moze isto pareto plot, moze isto matrice korelacije.</w:t>
+      </w:pPr>
+      <w:r>
+        <w:rPr>
+          <w:lang w:val="en-US"/>
+        </w:rPr>
+        <w:t>Za preostale QB-ove (koji su barem jednom startovali), koristimo Yds / G (jardi po odigranoj utakmici) umesto ukupnih sezonskih jardi. Ovo osigurava da igrači koji su se povredili ili propustili deo sezone ne budu nepravedno klasifikovani kao outlieri.</w:t>
+      </w:r>
+      <w:r>
+        <w:rPr>
+          <w:lang w:val="en-US"/>
+        </w:rPr>
+        <w:t xml:space="preserve"> </w:t>
+      </w:r>
+      <w:r>
+        <w:t>Uklanjanje 61 QB sezone (GS=0, 7.2%) elimini</w:t>
+      </w:r>
+      <w:r>
+        <w:rPr>
+          <w:lang w:val="en-US"/>
+        </w:rPr>
+        <w:t>še</w:t>
+      </w:r>
+      <w:r>
+        <w:t xml:space="preserve"> prvi vrh bimodalne distribucije. Preostala </w:t>
+      </w:r>
+      <w:r>
+        <w:t xml:space="preserve">distribucija je unimodalna sa blagim levim repom (igrači koji su startovali ali se povredili rano u sezoni). </w:t>
       </w:r>
     </w:p>
     <w:p>
@@ -1002,120 +1875,16 @@
         </w:rPr>
       </w:pPr>
       <w:r>
-        <w:rPr>
-          <w:lang w:val="en-US"/>
-        </w:rPr>
-        <w:t>Moze isto pre da pomenemo missing values</w:t>
-      </w:r>
-    </w:p>
-    <w:p>
-      <w:pPr>
-        <w:pStyle w:val="BodyText"/>
-        <w:rPr>
-          <w:lang w:val="en-US"/>
-        </w:rPr>
-      </w:pPr>
-      <w:r>
-        <w:rPr>
-          <w:lang w:val="en-US"/>
-        </w:rPr>
-        <w:t>Isto tretman outliera.</w:t>
-      </w:r>
-    </w:p>
-    <w:p>
-      <w:pPr>
-        <w:pStyle w:val="BodyText"/>
-        <w:rPr>
-          <w:lang w:val="en-US"/>
-        </w:rPr>
-      </w:pPr>
-      <w:r>
-        <w:rPr>
-          <w:lang w:val="en-US"/>
-        </w:rPr>
-        <w:t>DA SE OVDE UVALI SAQUON NESTO JER ONA NAVIJA ZA EAGLESE</w:t>
-      </w:r>
-    </w:p>
-    <w:p>
-      <w:pPr>
-        <w:pStyle w:val="Heading1"/>
-      </w:pPr>
-      <w:r>
-        <w:t>METODOLOGIJA</w:t>
-      </w:r>
-    </w:p>
-    <w:p>
-      <w:pPr>
-        <w:pStyle w:val="BodyText"/>
-      </w:pPr>
-      <w:r>
-        <w:t>Ceo eksperiment dizajniran je tako da reprodukuje realan scenario predikcije buduće sezone. Prvo su formirane ciljne promenljive po utakmici za QB/RB/TE i odgovarajuća WR ciljna promenljiva sa log transformacijom. Nakon toga izvršeno je enkodiranje nagrada i selekcija kolona sa visokim udelom strukturnih null vrednosti.</w:t>
-      </w:r>
-    </w:p>
-    <w:p>
-      <w:pPr>
-        <w:pStyle w:val="BodyText"/>
-      </w:pPr>
-      <w:r>
-        <w:t>Za hvatanje vremenske dinamike uvedeni su lag atributi. Funkcionalno, za svaku relevantnu numeričku kolonu kreiraju se vrednosti iz prethodne sezone (lag1) i dve sezone unazad (lag2). Ovim se modelu daje istorijski kontekst bez curenja informacija iz sezone koja se predviđa. Lag2 nedostajuće vrednosti popunjene su nulom (nepostojanje istorije), dok su preostale vrednosti obrađene medijan imputacijom unutar trening procesa.</w:t>
-      </w:r>
-    </w:p>
-    <w:p>
-      <w:pPr>
-        <w:pStyle w:val="BodyText"/>
-      </w:pPr>
-      <w:r>
-        <w:t>Podela na trening i test izvedena je temporalno: sve sezone pre 2024 koriste se za obuku, a sezona 2024 za test. Unutar treninga korišćen je TimeSeriesSplit sa pet foldova i GridSearchCV za izbor hiperparametara. Ovakav protokol je strožiji od slučajnih podela i bolje meri generalizaciju kroz vreme.</w:t>
-      </w:r>
-    </w:p>
-    <w:p>
-      <w:pPr>
-        <w:pStyle w:val="BodyText"/>
-      </w:pPr>
-      <w:r>
-        <w:t>Modeli obuhvataju širok spektar: Linear Regression, Ridge, Lasso, ElasticNet, k-Nearest Neighbors, Random Forest, XGBoost i LightGBM. Razlog za ovakav izbor je da se istovremeno testira linearna aproksimacija, regularizacija, lokalna nelinearnost i ansambl stabla. Evaluacione metrike su MAE, RMSE i R2, jer zajedno pokrivaju prosečnu grešku, osetljivost na velika odstupanja i objašnjenu varijansu.</w:t>
-      </w:r>
-    </w:p>
-    <w:p>
-      <w:pPr>
-        <w:pStyle w:val="BodyText"/>
-      </w:pPr>
-      <w:r>
-        <w:t>Da bi se proverila stabilnost van jedne test godine, uvedena je dodatna kalibracija kroz rolling expanding window protokol: treniranje do 2020 i test 2021, zatim do 2021 i test 2022, do 2022 i test 2023 i do 2023 i test 2024. U svakom fold-u imputacija, skaliranje i optimizacija rade se isključivo na trening delu tog fold-a.</w:t>
-      </w:r>
-    </w:p>
-    <w:p>
-      <w:pPr>
-        <w:pStyle w:val="BodyText"/>
-      </w:pPr>
-      <w:r>
-        <w:t>Kako bismo pokrili ceste greske navedene u smernicama kursa, svaki kljucni metodoloski izbor je eksplicitno obrazlozen. Vremenski split je izabran zato sto simulira realan scenario predikcije buducnosti i smanjuje rizik optimisticne evaluacije. Metrike MAE, RMSE i R2 kombinovane su zato sto zajedno pokrivaju prosecnu gresku, kaznjavanje velikih odstupanja i procenat objasnjene varijanse. Hiperparametri nisu fiksirani proizvoljno, vec se biraju GridSearchCV procedurom unutar vremenske unakrsne validacije. Time se postize bolja metodoloska disciplina i veca reproduktivnost rezultata.</w:t>
-      </w:r>
-    </w:p>
-    <w:p>
-      <w:pPr>
-        <w:pStyle w:val="BodyText"/>
-      </w:pPr>
-    </w:p>
-    <w:p>
-      <w:pPr>
-        <w:pStyle w:val="BodyText"/>
-      </w:pPr>
-    </w:p>
-    <w:p>
-      <w:pPr>
-        <w:pStyle w:val="Heading1"/>
-      </w:pPr>
-      <w:r>
-        <w:t>REZULTATI, DISKUSIJA I ANALIZA GRESAKA</w:t>
-      </w:r>
-    </w:p>
-    <w:p>
-      <w:pPr>
-        <w:pStyle w:val="BodyText"/>
-      </w:pPr>
-      <w:r>
-        <w:t>Rezultati na test sezoni 2024 potvrđuju da nema univerzalno najboljeg modela za sve pozicije. Za QB najbolji R2 postiže XGBoost (0.145), za RB Random Forest (0.150), za TE Lasso (0.451), a za WR Random</w:t>
+        <w:t>Prelazak na Yds/G dodatno normalizuje tu razliku</w:t>
+      </w:r>
+      <w:r>
+        <w:rPr>
+          <w:lang w:val="en-US"/>
+        </w:rPr>
+        <w:t xml:space="preserve">, </w:t>
+      </w:r>
+      <w:r>
+        <w:t>sad svaka sezona predstavlja proečne performanse po utakmici, bez obzira koliko utakmica je igrač propustio.</w:t>
       </w:r>
       <w:r>
         <w:rPr>
@@ -1123,720 +1892,14 @@
         </w:rPr>
         <w:t xml:space="preserve"> </w:t>
       </w:r>
-      <w:r>
-        <w:t>Forest (0.325). Najvažniji zaključak je da je TE pozicija najujednačenija i najpredvidljivija, dok QB i RB zadržavaju nižu objašnjenu varijansu zbog snažnog uticaja faktora koji nisu u potpunosti sadržani u tabelarnim atributima.</w:t>
-      </w:r>
-    </w:p>
-    <w:tbl>
-      <w:tblPr>
-        <w:tblW w:w="0pt" w:type="auto"/>
-        <w:tblLook w:firstRow="1" w:lastRow="0" w:firstColumn="1" w:lastColumn="0" w:noHBand="0" w:noVBand="1"/>
-      </w:tblPr>
-      <w:tblGrid>
-        <w:gridCol w:w="1039"/>
-        <w:gridCol w:w="1138"/>
-        <w:gridCol w:w="868"/>
-        <w:gridCol w:w="953"/>
-        <w:gridCol w:w="868"/>
-      </w:tblGrid>
-      <w:tr>
-        <w:tc>
-          <w:tcPr>
-            <w:tcW w:w="100.90pt" w:type="dxa"/>
-          </w:tcPr>
-          <w:p>
-            <w:pPr>
-              <w:pStyle w:val="BodyText"/>
-            </w:pPr>
-            <w:r>
-              <w:t>Pozicija</w:t>
-            </w:r>
-          </w:p>
-        </w:tc>
-        <w:tc>
-          <w:tcPr>
-            <w:tcW w:w="100.90pt" w:type="dxa"/>
-          </w:tcPr>
-          <w:p>
-            <w:pPr>
-              <w:pStyle w:val="BodyText"/>
-            </w:pPr>
-            <w:r>
-              <w:t>Najbolji model (2024)</w:t>
-            </w:r>
-          </w:p>
-        </w:tc>
-        <w:tc>
-          <w:tcPr>
-            <w:tcW w:w="100.90pt" w:type="dxa"/>
-          </w:tcPr>
-          <w:p>
-            <w:pPr>
-              <w:pStyle w:val="BodyText"/>
-            </w:pPr>
-            <w:r>
-              <w:t>MAE</w:t>
-            </w:r>
-          </w:p>
-        </w:tc>
-        <w:tc>
-          <w:tcPr>
-            <w:tcW w:w="100.90pt" w:type="dxa"/>
-          </w:tcPr>
-          <w:p>
-            <w:pPr>
-              <w:pStyle w:val="BodyText"/>
-            </w:pPr>
-            <w:r>
-              <w:t>RMSE</w:t>
-            </w:r>
-          </w:p>
-        </w:tc>
-        <w:tc>
-          <w:tcPr>
-            <w:tcW w:w="100.90pt" w:type="dxa"/>
-          </w:tcPr>
-          <w:p>
-            <w:pPr>
-              <w:pStyle w:val="BodyText"/>
-            </w:pPr>
-            <w:r>
-              <w:t>R2</w:t>
-            </w:r>
-          </w:p>
-        </w:tc>
-      </w:tr>
-      <w:tr>
-        <w:tc>
-          <w:tcPr>
-            <w:tcW w:w="100.90pt" w:type="dxa"/>
-          </w:tcPr>
-          <w:p>
-            <w:pPr>
-              <w:pStyle w:val="BodyText"/>
-            </w:pPr>
-            <w:r>
-              <w:t>QB</w:t>
-            </w:r>
-          </w:p>
-        </w:tc>
-        <w:tc>
-          <w:tcPr>
-            <w:tcW w:w="100.90pt" w:type="dxa"/>
-          </w:tcPr>
-          <w:p>
-            <w:pPr>
-              <w:pStyle w:val="BodyText"/>
-            </w:pPr>
-            <w:r>
-              <w:t>XGBoost</w:t>
-            </w:r>
-          </w:p>
-        </w:tc>
-        <w:tc>
-          <w:tcPr>
-            <w:tcW w:w="100.90pt" w:type="dxa"/>
-          </w:tcPr>
-          <w:p>
-            <w:pPr>
-              <w:pStyle w:val="BodyText"/>
-            </w:pPr>
-            <w:r>
-              <w:t>30.84</w:t>
-            </w:r>
-          </w:p>
-        </w:tc>
-        <w:tc>
-          <w:tcPr>
-            <w:tcW w:w="100.90pt" w:type="dxa"/>
-          </w:tcPr>
-          <w:p>
-            <w:pPr>
-              <w:pStyle w:val="BodyText"/>
-            </w:pPr>
-            <w:r>
-              <w:t>43.94</w:t>
-            </w:r>
-          </w:p>
-        </w:tc>
-        <w:tc>
-          <w:tcPr>
-            <w:tcW w:w="100.90pt" w:type="dxa"/>
-          </w:tcPr>
-          <w:p>
-            <w:pPr>
-              <w:pStyle w:val="BodyText"/>
-            </w:pPr>
-            <w:r>
-              <w:t>-0.073 do 0.145</w:t>
-            </w:r>
-          </w:p>
-        </w:tc>
-      </w:tr>
-      <w:tr>
-        <w:tc>
-          <w:tcPr>
-            <w:tcW w:w="100.90pt" w:type="dxa"/>
-          </w:tcPr>
-          <w:p>
-            <w:pPr>
-              <w:pStyle w:val="BodyText"/>
-            </w:pPr>
-            <w:r>
-              <w:t>RB</w:t>
-            </w:r>
-          </w:p>
-        </w:tc>
-        <w:tc>
-          <w:tcPr>
-            <w:tcW w:w="100.90pt" w:type="dxa"/>
-          </w:tcPr>
-          <w:p>
-            <w:pPr>
-              <w:pStyle w:val="BodyText"/>
-            </w:pPr>
-            <w:r>
-              <w:t>Random Forest</w:t>
-            </w:r>
-          </w:p>
-        </w:tc>
-        <w:tc>
-          <w:tcPr>
-            <w:tcW w:w="100.90pt" w:type="dxa"/>
-          </w:tcPr>
-          <w:p>
-            <w:pPr>
-              <w:pStyle w:val="BodyText"/>
-            </w:pPr>
-            <w:r>
-              <w:t>19.44</w:t>
-            </w:r>
-          </w:p>
-        </w:tc>
-        <w:tc>
-          <w:tcPr>
-            <w:tcW w:w="100.90pt" w:type="dxa"/>
-          </w:tcPr>
-          <w:p>
-            <w:pPr>
-              <w:pStyle w:val="BodyText"/>
-            </w:pPr>
-            <w:r>
-              <w:t>23.52</w:t>
-            </w:r>
-          </w:p>
-        </w:tc>
-        <w:tc>
-          <w:tcPr>
-            <w:tcW w:w="100.90pt" w:type="dxa"/>
-          </w:tcPr>
-          <w:p>
-            <w:pPr>
-              <w:pStyle w:val="BodyText"/>
-            </w:pPr>
-            <w:r>
-              <w:t>0.111 do 0.150</w:t>
-            </w:r>
-          </w:p>
-        </w:tc>
-      </w:tr>
-      <w:tr>
-        <w:tc>
-          <w:tcPr>
-            <w:tcW w:w="100.90pt" w:type="dxa"/>
-          </w:tcPr>
-          <w:p>
-            <w:pPr>
-              <w:pStyle w:val="BodyText"/>
-            </w:pPr>
-            <w:r>
-              <w:t>TE</w:t>
-            </w:r>
-          </w:p>
-        </w:tc>
-        <w:tc>
-          <w:tcPr>
-            <w:tcW w:w="100.90pt" w:type="dxa"/>
-          </w:tcPr>
-          <w:p>
-            <w:pPr>
-              <w:pStyle w:val="BodyText"/>
-            </w:pPr>
-            <w:r>
-              <w:t>Lasso</w:t>
-            </w:r>
-          </w:p>
-        </w:tc>
-        <w:tc>
-          <w:tcPr>
-            <w:tcW w:w="100.90pt" w:type="dxa"/>
-          </w:tcPr>
-          <w:p>
-            <w:pPr>
-              <w:pStyle w:val="BodyText"/>
-            </w:pPr>
-            <w:r>
-              <w:t>10.65</w:t>
-            </w:r>
-          </w:p>
-        </w:tc>
-        <w:tc>
-          <w:tcPr>
-            <w:tcW w:w="100.90pt" w:type="dxa"/>
-          </w:tcPr>
-          <w:p>
-            <w:pPr>
-              <w:pStyle w:val="BodyText"/>
-            </w:pPr>
-            <w:r>
-              <w:t>11.59</w:t>
-            </w:r>
-          </w:p>
-        </w:tc>
-        <w:tc>
-          <w:tcPr>
-            <w:tcW w:w="100.90pt" w:type="dxa"/>
-          </w:tcPr>
-          <w:p>
-            <w:pPr>
-              <w:pStyle w:val="BodyText"/>
-            </w:pPr>
-            <w:r>
-              <w:t>0.451</w:t>
-            </w:r>
-          </w:p>
-        </w:tc>
-      </w:tr>
-      <w:tr>
-        <w:tc>
-          <w:tcPr>
-            <w:tcW w:w="100.90pt" w:type="dxa"/>
-          </w:tcPr>
-          <w:p>
-            <w:pPr>
-              <w:pStyle w:val="BodyText"/>
-            </w:pPr>
-            <w:r>
-              <w:t>WR</w:t>
-            </w:r>
-          </w:p>
-        </w:tc>
-        <w:tc>
-          <w:tcPr>
-            <w:tcW w:w="100.90pt" w:type="dxa"/>
-          </w:tcPr>
-          <w:p>
-            <w:pPr>
-              <w:pStyle w:val="BodyText"/>
-            </w:pPr>
-            <w:r>
-              <w:t>Random Forest</w:t>
-            </w:r>
-          </w:p>
-        </w:tc>
-        <w:tc>
-          <w:tcPr>
-            <w:tcW w:w="100.90pt" w:type="dxa"/>
-          </w:tcPr>
-          <w:p>
-            <w:pPr>
-              <w:pStyle w:val="BodyText"/>
-            </w:pPr>
-            <w:r>
-              <w:t>9.63</w:t>
-            </w:r>
-          </w:p>
-        </w:tc>
-        <w:tc>
-          <w:tcPr>
-            <w:tcW w:w="100.90pt" w:type="dxa"/>
-          </w:tcPr>
-          <w:p>
-            <w:pPr>
-              <w:pStyle w:val="BodyText"/>
-            </w:pPr>
-            <w:r>
-              <w:t>12.61</w:t>
-            </w:r>
-          </w:p>
-        </w:tc>
-        <w:tc>
-          <w:tcPr>
-            <w:tcW w:w="100.90pt" w:type="dxa"/>
-          </w:tcPr>
-          <w:p>
-            <w:pPr>
-              <w:pStyle w:val="BodyText"/>
-            </w:pPr>
-            <w:r>
-              <w:t>0.325</w:t>
-            </w:r>
-          </w:p>
-        </w:tc>
-      </w:tr>
-    </w:tbl>
-    <w:p>
-      <w:pPr>
-        <w:pStyle w:val="BodyText"/>
-      </w:pPr>
-      <w:r>
-        <w:rPr>
-          <w:sz w:val="18"/>
-        </w:rPr>
-        <w:t>Tabela 2. Rezime performansi na test sezoni 2024 (opseg zavisi od varijante evaluacije u notebook eksperimentima)</w:t>
-      </w:r>
-    </w:p>
-    <w:p>
-      <w:pPr>
-        <w:pStyle w:val="BodyText"/>
-      </w:pPr>
-      <w:r>
-        <w:t>Kod QB rezultati pokazuju najveću varijabilnost kroz sezone. Jedan deo greške dolazi iz nestabilnih promena u ofanzivnoj šemi i dostupnosti ključnih saigrača, što standardni sezonski atributi ne mogu potpuno da kodiraju. Kod RB je dominantan uticaj volumena nošenja lopte, ali i taj volumen je uslovljen zdravljem i taktičkom raspodelom unutar napada. TE pozicija ima manje ekstremne vrednosti i konzistentnije obrasce, pa regularizovani linearni model daje najbolji odnos tačnosti i stabilnosti. WR ostvaruje umereno visoku predvidljivost zahvaljujući velikom broju zapisa, ali ostaje osetljiv na asimetrične ekstreme i promene u target share dinamici.</w:t>
-      </w:r>
-    </w:p>
-    <w:p>
-      <w:pPr>
-        <w:pStyle w:val="BodyText"/>
-      </w:pPr>
-      <w:r>
-        <w:t>Walk-forward kalibracija dodatno potvrđuje ove obrasce. Prosečno najbolji modeli su: QB XGBoost (AvgRMSE 51.564; AvgR2 0.176), RB ElasticNet (AvgRMSE 19.873; AvgR2 0.244), TE Ridge (AvgRMSE 13.052; AvgR2 0.502) i WR LightGBM (AvgRMSE 16.414; AvgR2 0.328). Vredno je naglasiti da kod RB linearni regularizovani modeli često pariraju ansamblima, što sugeriše relativno stabilniju linearnu komponentu u podacima te pozicije.</w:t>
-      </w:r>
-    </w:p>
-    <w:tbl>
-      <w:tblPr>
-        <w:tblW w:w="0pt" w:type="auto"/>
-        <w:tblLook w:firstRow="1" w:lastRow="0" w:firstColumn="1" w:lastColumn="0" w:noHBand="0" w:noVBand="1"/>
-      </w:tblPr>
-      <w:tblGrid>
-        <w:gridCol w:w="1113"/>
-        <w:gridCol w:w="1350"/>
-        <w:gridCol w:w="1352"/>
-        <w:gridCol w:w="1051"/>
-      </w:tblGrid>
-      <w:tr>
-        <w:tc>
-          <w:tcPr>
-            <w:tcW w:w="126.15pt" w:type="dxa"/>
-          </w:tcPr>
-          <w:p>
-            <w:pPr>
-              <w:pStyle w:val="BodyText"/>
-            </w:pPr>
-            <w:r>
-              <w:t>Pozicija</w:t>
-            </w:r>
-          </w:p>
-        </w:tc>
-        <w:tc>
-          <w:tcPr>
-            <w:tcW w:w="126.15pt" w:type="dxa"/>
-          </w:tcPr>
-          <w:p>
-            <w:pPr>
-              <w:pStyle w:val="BodyText"/>
-            </w:pPr>
-            <w:r>
-              <w:t>Najbolji walk-forward model</w:t>
-            </w:r>
-          </w:p>
-        </w:tc>
-        <w:tc>
-          <w:tcPr>
-            <w:tcW w:w="126.15pt" w:type="dxa"/>
-          </w:tcPr>
-          <w:p>
-            <w:pPr>
-              <w:pStyle w:val="BodyText"/>
-            </w:pPr>
-            <w:r>
-              <w:t>AvgRMSE</w:t>
-            </w:r>
-          </w:p>
-        </w:tc>
-        <w:tc>
-          <w:tcPr>
-            <w:tcW w:w="126.15pt" w:type="dxa"/>
-          </w:tcPr>
-          <w:p>
-            <w:pPr>
-              <w:pStyle w:val="BodyText"/>
-            </w:pPr>
-            <w:r>
-              <w:t>AvgR2</w:t>
-            </w:r>
-          </w:p>
-        </w:tc>
-      </w:tr>
-      <w:tr>
-        <w:tc>
-          <w:tcPr>
-            <w:tcW w:w="126.15pt" w:type="dxa"/>
-          </w:tcPr>
-          <w:p>
-            <w:pPr>
-              <w:pStyle w:val="BodyText"/>
-            </w:pPr>
-            <w:r>
-              <w:t>QB</w:t>
-            </w:r>
-          </w:p>
-        </w:tc>
-        <w:tc>
-          <w:tcPr>
-            <w:tcW w:w="126.15pt" w:type="dxa"/>
-          </w:tcPr>
-          <w:p>
-            <w:pPr>
-              <w:pStyle w:val="BodyText"/>
-            </w:pPr>
-            <w:r>
-              <w:t>XGBoost</w:t>
-            </w:r>
-          </w:p>
-        </w:tc>
-        <w:tc>
-          <w:tcPr>
-            <w:tcW w:w="126.15pt" w:type="dxa"/>
-          </w:tcPr>
-          <w:p>
-            <w:pPr>
-              <w:pStyle w:val="BodyText"/>
-            </w:pPr>
-            <w:r>
-              <w:t>51.564</w:t>
-            </w:r>
-          </w:p>
-        </w:tc>
-        <w:tc>
-          <w:tcPr>
-            <w:tcW w:w="126.15pt" w:type="dxa"/>
-          </w:tcPr>
-          <w:p>
-            <w:pPr>
-              <w:pStyle w:val="BodyText"/>
-            </w:pPr>
-            <w:r>
-              <w:t>0.176</w:t>
-            </w:r>
-          </w:p>
-        </w:tc>
-      </w:tr>
-      <w:tr>
-        <w:tc>
-          <w:tcPr>
-            <w:tcW w:w="126.15pt" w:type="dxa"/>
-          </w:tcPr>
-          <w:p>
-            <w:pPr>
-              <w:pStyle w:val="BodyText"/>
-            </w:pPr>
-            <w:r>
-              <w:t>RB</w:t>
-            </w:r>
-          </w:p>
-        </w:tc>
-        <w:tc>
-          <w:tcPr>
-            <w:tcW w:w="126.15pt" w:type="dxa"/>
-          </w:tcPr>
-          <w:p>
-            <w:pPr>
-              <w:pStyle w:val="BodyText"/>
-            </w:pPr>
-            <w:r>
-              <w:t>ElasticNet</w:t>
-            </w:r>
-          </w:p>
-        </w:tc>
-        <w:tc>
-          <w:tcPr>
-            <w:tcW w:w="126.15pt" w:type="dxa"/>
-          </w:tcPr>
-          <w:p>
-            <w:pPr>
-              <w:pStyle w:val="BodyText"/>
-            </w:pPr>
-            <w:r>
-              <w:t>19.873</w:t>
-            </w:r>
-          </w:p>
-        </w:tc>
-        <w:tc>
-          <w:tcPr>
-            <w:tcW w:w="126.15pt" w:type="dxa"/>
-          </w:tcPr>
-          <w:p>
-            <w:pPr>
-              <w:pStyle w:val="BodyText"/>
-            </w:pPr>
-            <w:r>
-              <w:t>0.244</w:t>
-            </w:r>
-          </w:p>
-        </w:tc>
-      </w:tr>
-      <w:tr>
-        <w:tc>
-          <w:tcPr>
-            <w:tcW w:w="126.15pt" w:type="dxa"/>
-          </w:tcPr>
-          <w:p>
-            <w:pPr>
-              <w:pStyle w:val="BodyText"/>
-            </w:pPr>
-            <w:r>
-              <w:t>TE</w:t>
-            </w:r>
-          </w:p>
-        </w:tc>
-        <w:tc>
-          <w:tcPr>
-            <w:tcW w:w="126.15pt" w:type="dxa"/>
-          </w:tcPr>
-          <w:p>
-            <w:pPr>
-              <w:pStyle w:val="BodyText"/>
-            </w:pPr>
-            <w:r>
-              <w:t>Ridge</w:t>
-            </w:r>
-          </w:p>
-        </w:tc>
-        <w:tc>
-          <w:tcPr>
-            <w:tcW w:w="126.15pt" w:type="dxa"/>
-          </w:tcPr>
-          <w:p>
-            <w:pPr>
-              <w:pStyle w:val="BodyText"/>
-            </w:pPr>
-            <w:r>
-              <w:t>13.052</w:t>
-            </w:r>
-          </w:p>
-        </w:tc>
-        <w:tc>
-          <w:tcPr>
-            <w:tcW w:w="126.15pt" w:type="dxa"/>
-          </w:tcPr>
-          <w:p>
-            <w:pPr>
-              <w:pStyle w:val="BodyText"/>
-            </w:pPr>
-            <w:r>
-              <w:t>0.502</w:t>
-            </w:r>
-          </w:p>
-        </w:tc>
-      </w:tr>
-      <w:tr>
-        <w:tc>
-          <w:tcPr>
-            <w:tcW w:w="126.15pt" w:type="dxa"/>
-          </w:tcPr>
-          <w:p>
-            <w:pPr>
-              <w:pStyle w:val="BodyText"/>
-            </w:pPr>
-            <w:r>
-              <w:t>WR</w:t>
-            </w:r>
-          </w:p>
-        </w:tc>
-        <w:tc>
-          <w:tcPr>
-            <w:tcW w:w="126.15pt" w:type="dxa"/>
-          </w:tcPr>
-          <w:p>
-            <w:pPr>
-              <w:pStyle w:val="BodyText"/>
-            </w:pPr>
-            <w:r>
-              <w:t>LightGBM</w:t>
-            </w:r>
-          </w:p>
-        </w:tc>
-        <w:tc>
-          <w:tcPr>
-            <w:tcW w:w="126.15pt" w:type="dxa"/>
-          </w:tcPr>
-          <w:p>
-            <w:pPr>
-              <w:pStyle w:val="BodyText"/>
-            </w:pPr>
-            <w:r>
-              <w:t>16.414</w:t>
-            </w:r>
-          </w:p>
-        </w:tc>
-        <w:tc>
-          <w:tcPr>
-            <w:tcW w:w="126.15pt" w:type="dxa"/>
-          </w:tcPr>
-          <w:p>
-            <w:pPr>
-              <w:pStyle w:val="BodyText"/>
-            </w:pPr>
-            <w:r>
-              <w:t>0.328</w:t>
-            </w:r>
-          </w:p>
-        </w:tc>
-      </w:tr>
-    </w:tbl>
-    <w:p>
-      <w:pPr>
-        <w:pStyle w:val="BodyText"/>
-      </w:pPr>
-      <w:r>
-        <w:rPr>
-          <w:sz w:val="18"/>
-        </w:rPr>
-        <w:t>Tabela 3. Walk-forward kalibracija (2021-2024)</w:t>
-      </w:r>
-    </w:p>
-    <w:p>
-      <w:pPr>
-        <w:pStyle w:val="BodyText"/>
-      </w:pPr>
-      <w:r>
-        <w:t>Analiza gresaka, kao preporucena dodatna komponenta evaluacije, pokazuje tri dominantna obrasca. Prvi obrazac su sezone sa povredama gde modeli precenjuju igrace koji su istorijski stabilni, jer atributi pre sezone ne kodiraju iznenadni prekid nastupa. Drugi obrazac su transferi i promene sistema igre: atribut Team_Changed hvata deo signala, ali ne i kvalitet nove ofanzivne linije i uklapanje u konkretan playbook. Treci obrazac su ekstremno produktivne sezone elitnih WR igraca, gde i posle log transformacije ostaje veca greska u repu distribucije.</w:t>
-      </w:r>
-    </w:p>
-    <w:p>
-      <w:pPr>
-        <w:pStyle w:val="BodyText"/>
-      </w:pPr>
-      <w:r>
-        <w:t>Prakticna implikacija je da modeli treba da se koriste kao kvantitativni prior, a ne kao jedini izvor odluke. U operativnom radu klubova predikcija moze da posluzi kao prvi filter za procenu vrednosti igraca, nakon cega je potrebna kvalitativna provera kroz medicinske izvestaje, video analizu i takticki kontekst. Na taj nacin se smanjuje rizik pogresne odluke i povecava korisnost modela u realnom okruzenju.</w:t>
-      </w:r>
-    </w:p>
-    <w:p>
-      <w:pPr>
-        <w:pStyle w:val="Heading2"/>
-      </w:pPr>
-      <w:r>
-        <w:t>Poziciono tumacenje rezultata</w:t>
-      </w:r>
-    </w:p>
-    <w:p>
-      <w:pPr>
-        <w:pStyle w:val="BodyText"/>
-      </w:pPr>
-      <w:r>
-        <w:t>Detaljnije tumačenje po pozicijama otkriva specifične obrasce. Kod QB, analiza starter vs. non-starter dinamike pokazuje kako se Model obuka na mešovitoj populaciji bez eksplicitne separacije po ulozi.</w:t>
-      </w:r>
-    </w:p>
-    <w:p>
-      <w:r>
-        <w:rPr>
-          <w:noProof/>
-        </w:rPr>
+    </w:p>
+    <w:p>
+      <w:r>
         <w:drawing>
-          <wp:inline distT="0" distB="0" distL="0" distR="0" wp14:anchorId="67D309F0" wp14:editId="263123BE">
-            <wp:extent cx="2700000" cy="1656461"/>
-            <wp:effectExtent l="0" t="0" r="0" b="0"/>
-            <wp:docPr id="7" name="Picture 7"/>
+          <wp:inline distT="0" distB="0" distL="0" distR="0" wp14:anchorId="4289A06D" wp14:editId="34DC4E9D">
+            <wp:extent cx="3089910" cy="1370330"/>
+            <wp:effectExtent l="0" t="0" r="0" b="1270"/>
+            <wp:docPr id="9" name="Picture 9"/>
             <wp:cNvGraphicFramePr>
               <a:graphicFrameLocks xmlns:a="http://purl.oclc.org/ooxml/drawingml/main" noChangeAspect="1"/>
             </wp:cNvGraphicFramePr>
@@ -1844,7 +1907,7 @@
               <a:graphicData uri="http://purl.oclc.org/ooxml/drawingml/picture">
                 <pic:pic xmlns:pic="http://purl.oclc.org/ooxml/drawingml/picture">
                   <pic:nvPicPr>
-                    <pic:cNvPr id="0" name="qb_scatter_1.png"/>
+                    <pic:cNvPr id="1" name=""/>
                     <pic:cNvPicPr/>
                   </pic:nvPicPr>
                   <pic:blipFill>
@@ -1856,7 +1919,7 @@
                   <pic:spPr>
                     <a:xfrm>
                       <a:off x="0" y="0"/>
-                      <a:ext cx="2700000" cy="1656461"/>
+                      <a:ext cx="3089910" cy="1370330"/>
                     </a:xfrm>
                     <a:prstGeom prst="rect">
                       <a:avLst/>
@@ -1871,22 +1934,110 @@
     </w:p>
     <w:p>
       <w:r>
-        <w:rPr>
-          <w:sz w:val="18"/>
-        </w:rPr>
-        <w:t>Slika 9. QB starter analiza: games started (GS) i per-game metrike</w:t>
-      </w:r>
-    </w:p>
-    <w:p>
-      <w:r>
-        <w:rPr>
-          <w:noProof/>
-        </w:rPr>
+        <w:t xml:space="preserve">Slika </w:t>
+      </w:r>
+      <w:r>
+        <w:t>5</w:t>
+      </w:r>
+      <w:r>
+        <w:t xml:space="preserve"> Prikaz QB distribucije pre i posle y/game transformacije</w:t>
+      </w:r>
+    </w:p>
+    <w:p>
+      <w:pPr>
+        <w:pStyle w:val="BodyText"/>
+        <w:rPr>
+          <w:lang w:val="en-US"/>
+        </w:rPr>
+      </w:pPr>
+      <w:r>
+        <w:rPr>
+          <w:lang w:val="en-US"/>
+        </w:rPr>
+        <w:t>I za ostale pozicije c</w:t>
+      </w:r>
+      <w:r>
+        <w:t>iljne promenljive normalizovane su po odigranim utakmicama (yards/G) kako bi se eliminisao uticaj povreda i propuštenih utakmica na poređenje između igrača.</w:t>
+      </w:r>
+    </w:p>
+    <w:p>
+      <w:pPr>
+        <w:pStyle w:val="BodyText"/>
+      </w:pPr>
+      <w:r>
+        <w:t>Nedostajuće vrednosti</w:t>
+      </w:r>
+      <w:r>
+        <w:rPr>
+          <w:lang w:val="en-US"/>
+        </w:rPr>
+        <w:t xml:space="preserve"> su popunjene</w:t>
+      </w:r>
+      <w:r>
+        <w:t xml:space="preserve"> aritmetičkom sredinom ili medianom kolone, zavisno od oblika distribucije</w:t>
+      </w:r>
+      <w:r>
+        <w:rPr>
+          <w:lang w:val="en-US"/>
+        </w:rPr>
+        <w:t>.</w:t>
+      </w:r>
+      <w:r>
+        <w:rPr>
+          <w:lang w:val="en-US"/>
+        </w:rPr>
+        <w:t xml:space="preserve"> </w:t>
+      </w:r>
+      <w:r>
+        <w:t xml:space="preserve">Pro Football Reference je 2018. godine uveo prvi set naprednih passing statistika (`adv_pass` kolone). Pre te godine nijedna od ovih kolona nije postojala, pa je prisutnost podataka za sezone pre 2018. ravna 0% </w:t>
+      </w:r>
+      <w:r>
+        <w:rPr>
+          <w:lang w:val="en-US"/>
+        </w:rPr>
+        <w:t xml:space="preserve">tako da su </w:t>
+      </w:r>
+      <w:r>
+        <w:t>svi redovi</w:t>
+      </w:r>
+      <w:r>
+        <w:rPr>
+          <w:lang w:val="en-US"/>
+        </w:rPr>
+        <w:t xml:space="preserve"> </w:t>
+      </w:r>
+      <w:r>
+        <w:t>null. Nakon 2018. većina `adv_pass` kolona je popunjena, što potvrđuje da se radi o strukturalnom nedostatku vezanom za datum uvođenja metrika, a ne o greškama u prikupljanju.</w:t>
+      </w:r>
+      <w:r>
+        <w:rPr>
+          <w:lang w:val="en-US"/>
+        </w:rPr>
+        <w:t xml:space="preserve"> Zbog čega ove advanced kolone nisu korišćene</w:t>
+      </w:r>
+      <w:r>
+        <w:rPr>
+          <w:lang w:val="en-US"/>
+        </w:rPr>
+        <w:t xml:space="preserve"> (Slika 6)</w:t>
+      </w:r>
+      <w:r>
+        <w:rPr>
+          <w:lang w:val="en-US"/>
+        </w:rPr>
+        <w:t>.</w:t>
+      </w:r>
+    </w:p>
+    <w:p>
+      <w:pPr>
+        <w:keepNext/>
+      </w:pPr>
+      <w:r>
         <w:drawing>
-          <wp:inline distT="0" distB="0" distL="0" distR="0" wp14:anchorId="4634E48C" wp14:editId="7630B55C">
-            <wp:extent cx="2700000" cy="780587"/>
+          <wp:inline distT="0" distB="0" distL="0" distR="0" wp14:anchorId="239BC58B" wp14:editId="44447121">
+            <wp:extent cx="3089910" cy="1285240"/>
             <wp:effectExtent l="0" t="0" r="0" b="0"/>
-            <wp:docPr id="8" name="Picture 8"/>
+            <wp:docPr id="15" name="Picture 15"/>
             <wp:cNvGraphicFramePr>
               <a:graphicFrameLocks xmlns:a="http://purl.oclc.org/ooxml/drawingml/main" noChangeAspect="1"/>
             </wp:cNvGraphicFramePr>
@@ -1894,7 +2045,7 @@
               <a:graphicData uri="http://purl.oclc.org/ooxml/drawingml/picture">
                 <pic:pic xmlns:pic="http://purl.oclc.org/ooxml/drawingml/picture">
                   <pic:nvPicPr>
-                    <pic:cNvPr id="0" name="qb_career_1.png"/>
+                    <pic:cNvPr id="1" name=""/>
                     <pic:cNvPicPr/>
                   </pic:nvPicPr>
                   <pic:blipFill>
@@ -1906,7 +2057,7 @@
                   <pic:spPr>
                     <a:xfrm>
                       <a:off x="0" y="0"/>
-                      <a:ext cx="2700000" cy="780587"/>
+                      <a:ext cx="3089910" cy="1285240"/>
                     </a:xfrm>
                     <a:prstGeom prst="rect">
                       <a:avLst/>
@@ -1921,10 +2072,123 @@
     </w:p>
     <w:p>
       <w:pPr>
+        <w:pStyle w:val="Caption"/>
+      </w:pPr>
+      <w:r>
+        <w:t xml:space="preserve">Slika </w:t>
+      </w:r>
+      <w:r>
+        <w:fldChar w:fldCharType="begin"/>
+      </w:r>
+      <w:r>
+        <w:instrText xml:space="preserve"> SEQ Slika \* ARABIC </w:instrText>
+      </w:r>
+      <w:r>
+        <w:fldChar w:fldCharType="separate"/>
+      </w:r>
+      <w:r>
+        <w:rPr>
+          <w:noProof/>
+        </w:rPr>
+        <w:t>2</w:t>
+      </w:r>
+      <w:r>
+        <w:fldChar w:fldCharType="end"/>
+      </w:r>
+      <w:r>
+        <w:t xml:space="preserve"> </w:t>
+      </w:r>
+      <w:r>
+        <w:t>Distribucija nedostajućih vrednosti advanced kolona pre 2018.</w:t>
+      </w:r>
+    </w:p>
+    <w:p>
+      <w:pPr>
         <w:pStyle w:val="BodyText"/>
-      </w:pPr>
-      <w:r>
-        <w:t>Slika 10. QB karijernih putanja: trend kroz godine</w:t>
+        <w:rPr>
+          <w:lang w:val="en-US"/>
+        </w:rPr>
+      </w:pPr>
+      <w:r>
+        <w:t xml:space="preserve">Sve numeričke promenljive standardizovane su primenom StandardScaler transformacije kako bi se neutralisao uticaj razlika u skali između atributa. </w:t>
+      </w:r>
+      <w:r>
+        <w:rPr>
+          <w:lang w:val="en-US"/>
+        </w:rPr>
+        <w:t>Nenumeričke</w:t>
+      </w:r>
+      <w:r>
+        <w:t xml:space="preserve"> promenljive </w:t>
+      </w:r>
+      <w:r>
+        <w:rPr>
+          <w:lang w:val="en-US"/>
+        </w:rPr>
+        <w:t xml:space="preserve">poput </w:t>
+      </w:r>
+      <w:r>
+        <w:t>tim</w:t>
+      </w:r>
+      <w:r>
+        <w:rPr>
+          <w:lang w:val="en-US"/>
+        </w:rPr>
+        <w:t>a</w:t>
+      </w:r>
+      <w:r>
+        <w:t xml:space="preserve"> i nagrad</w:t>
+      </w:r>
+      <w:r>
+        <w:rPr>
+          <w:lang w:val="en-US"/>
+        </w:rPr>
+        <w:t>a</w:t>
+      </w:r>
+      <w:r>
+        <w:t xml:space="preserve"> (Pro Bowl, All-Pro</w:t>
+      </w:r>
+      <w:r>
+        <w:rPr>
+          <w:lang w:val="en-US"/>
+        </w:rPr>
+        <w:t xml:space="preserve">, MVP, OPoY) su </w:t>
+      </w:r>
+      <w:r>
+        <w:rPr>
+          <w:lang w:val="en-US"/>
+        </w:rPr>
+        <w:t xml:space="preserve">zbog malog broja različitih kolona </w:t>
+      </w:r>
+      <w:r>
+        <w:rPr>
+          <w:lang w:val="en-US"/>
+        </w:rPr>
+        <w:t xml:space="preserve">enkodirane pomoću </w:t>
+      </w:r>
+      <w:r>
+        <w:rPr>
+          <w:lang w:val="en-US"/>
+        </w:rPr>
+        <w:t>multi-label binary encoding</w:t>
+      </w:r>
+      <w:r>
+        <w:rPr>
+          <w:lang w:val="en-US"/>
+        </w:rPr>
+        <w:t>-a</w:t>
+      </w:r>
+      <w:r>
+        <w:rPr>
+          <w:lang w:val="en-US"/>
+        </w:rPr>
+        <w:t>.</w:t>
+      </w:r>
+      <w:r>
+        <w:rPr>
+          <w:lang w:val="en-US"/>
+        </w:rPr>
+        <w:t xml:space="preserve"> </w:t>
       </w:r>
     </w:p>
     <w:p>
@@ -1932,72 +2196,52 @@
         <w:pStyle w:val="BodyText"/>
       </w:pPr>
       <w:r>
-        <w:t>Promena trenerskog sistema i nivo zaštite kvoterbeka u ofanzivnoj liniji mogu u jednoj sezoni promeniti i volumen i efikasnost dodavanja. To znači da istorijski atributi igrača jesu neophodni, ali često nisu dovoljni da potpuno objasne novu sezonsku dinamiku. Posledica je da i najbolji modeli zadržavaju relativno nizak R2.</w:t>
-      </w:r>
-    </w:p>
-    <w:p>
-      <w:pPr>
-        <w:pStyle w:val="BodyText"/>
-      </w:pPr>
-      <w:r>
-        <w:t>Kod RB pozicije proizvodnja yardi zavisi od odnosa izmedju volumena nosenja i kvaliteta blokiranja. Cak i kada je igrac individualno stabilan, jedan deo varijanse dolazi iz timske strategije i situacionog pozivanja akcija. Ako tim prelazi na pass-heavy pristup, istorijski visokoproduktivni RB moze imati pad obima i posledicno pad ukupne produkcije. Zbog toga su rezultati RB modela cesto osetljivi na promene iz sezone u sezonu.</w:t>
-      </w:r>
-    </w:p>
-    <w:p>
-      <w:pPr>
-        <w:pStyle w:val="BodyText"/>
-      </w:pPr>
-      <w:r>
-        <w:t>WR pozicija pokazuje veliki broj igraca sa malim udelom u napadu i manji broj elitnih igraca koji nose znacajan deo produkcije. Ovakva distribucija dovodi do neravnoteze u podacima i vecih gresaka na repovima. Log</w:t>
-      </w:r>
-      <w:r>
-        <w:rPr>
-          <w:lang w:val="en-US"/>
-        </w:rPr>
         <w:t xml:space="preserve"> </w:t>
       </w:r>
       <w:r>
-        <w:t xml:space="preserve">transformacija je u ovom radu smanjila taj efekat, ali nije u potpunosti </w:t>
-      </w:r>
-      <w:r>
-        <w:lastRenderedPageBreak/>
-        <w:t>eliminisala greske za ekstremno visoke vrednosti, sto je i ocekivano u sistemima sa izrazenim Pareto obrascem.</w:t>
-      </w:r>
-    </w:p>
-    <w:p>
-      <w:pPr>
-        <w:pStyle w:val="BodyText"/>
-      </w:pPr>
-      <w:r>
-        <w:t>TE je pozicija sa najstabilnijim signalom jer se uloga igraca cesto razvija postepeno, a ne kroz nagle skokove. Istovremeno, broj ekstremnih sezona je manji nego kod WR i QB, pa regularizovani linearni modeli mogu efikasno izdvojiti najinformativnije atribute. Ovaj nalaz je metodoloski vazan jer pokazuje da slozeniji model nije uvek bolji izbor, vec da model treba prilagoditi karakteru podataka.</w:t>
-      </w:r>
-    </w:p>
-    <w:p>
-      <w:pPr>
-        <w:pStyle w:val="Heading2"/>
-      </w:pPr>
-      <w:r>
-        <w:t>Uticaj inzenjeringa atributa</w:t>
-      </w:r>
-    </w:p>
-    <w:p>
-      <w:pPr>
-        <w:pStyle w:val="BodyText"/>
-      </w:pPr>
-      <w:r>
-        <w:t>Posebno značajan doprinos performansi dolazi iz lag atributa. Bez vremenskih pomerenja model bi imao samo presečan pogled na sezonu i slabiju sposobnost da prepozna razvoj igrača kroz vreme. Uvedeni lag1 i lag2 atributi omogućili su modelima da nauče obrasce kontinuiteta i regresije ka proseku, što je posebno korisno za stabilnije pozicije poput TE i deo WR populacije sa više uzastopnih sezona.</w:t>
-      </w:r>
-    </w:p>
-    <w:p>
-      <w:r>
-        <w:rPr>
-          <w:noProof/>
-        </w:rPr>
+        <w:rPr>
+          <w:lang w:val="en-US"/>
+        </w:rPr>
+        <w:t>Dodatna observacija</w:t>
+      </w:r>
+      <w:r>
+        <w:t xml:space="preserve"> su nagle promene u performansama nako</w:t>
+      </w:r>
+      <w:r>
+        <w:rPr>
+          <w:lang w:val="en-US"/>
+        </w:rPr>
+        <w:t>n</w:t>
+      </w:r>
+      <w:r>
+        <w:t xml:space="preserve"> promene tima.</w:t>
+      </w:r>
+      <w:r>
+        <w:rPr>
+          <w:lang w:val="en-US"/>
+        </w:rPr>
+        <w:t xml:space="preserve"> </w:t>
+      </w:r>
+      <w:r>
+        <w:t>Promena sredine često predstavlja ključni faktor za restart ili uspon karijere</w:t>
+      </w:r>
+      <w:r>
+        <w:rPr>
+          <w:lang w:val="en-US"/>
+        </w:rPr>
+        <w:t xml:space="preserve"> (Slika 7 i 8)</w:t>
+      </w:r>
+      <w:r>
+        <w:t xml:space="preserve"> </w:t>
+      </w:r>
+    </w:p>
+    <w:p>
+      <w:r>
         <w:drawing>
-          <wp:inline distT="0" distB="0" distL="0" distR="0" wp14:anchorId="539D3CB2" wp14:editId="522E6529">
-            <wp:extent cx="2700000" cy="837604"/>
+          <wp:inline distT="0" distB="0" distL="0" distR="0" wp14:anchorId="18888F96" wp14:editId="1ADB75BD">
+            <wp:extent cx="3089910" cy="1009650"/>
             <wp:effectExtent l="0" t="0" r="0" b="0"/>
-            <wp:docPr id="10" name="Picture 10"/>
+            <wp:docPr id="16" name="Picture 16"/>
             <wp:cNvGraphicFramePr>
               <a:graphicFrameLocks xmlns:a="http://purl.oclc.org/ooxml/drawingml/main" noChangeAspect="1"/>
             </wp:cNvGraphicFramePr>
@@ -2005,7 +2249,7 @@
               <a:graphicData uri="http://purl.oclc.org/ooxml/drawingml/picture">
                 <pic:pic xmlns:pic="http://purl.oclc.org/ooxml/drawingml/picture">
                   <pic:nvPicPr>
-                    <pic:cNvPr id="0" name="wr_log_transform_1.png"/>
+                    <pic:cNvPr id="1" name=""/>
                     <pic:cNvPicPr/>
                   </pic:nvPicPr>
                   <pic:blipFill>
@@ -2017,7 +2261,7 @@
                   <pic:spPr>
                     <a:xfrm>
                       <a:off x="0" y="0"/>
-                      <a:ext cx="2700000" cy="837604"/>
+                      <a:ext cx="3089910" cy="1009650"/>
                     </a:xfrm>
                     <a:prstGeom prst="rect">
                       <a:avLst/>
@@ -2031,68 +2275,18 @@
       </w:r>
     </w:p>
     <w:p>
-      <w:pPr>
-        <w:rPr>
-          <w:sz w:val="18"/>
-        </w:rPr>
-      </w:pPr>
-      <w:r>
-        <w:rPr>
-          <w:sz w:val="18"/>
-        </w:rPr>
-        <w:t>Slika 6. WR log-transformacija: efekta na distribuciju i normalnost</w:t>
-      </w:r>
-    </w:p>
-    <w:p>
-      <w:r>
-        <w:rPr>
-          <w:sz w:val="18"/>
-        </w:rPr>
-        <w:t>E SAD NE ZNAM MOZDA OVO BOLJE GORE U 3. POGLAVLJU A NE OVDE IDK</w:t>
-      </w:r>
-    </w:p>
-    <w:p>
-      <w:pPr>
-        <w:pStyle w:val="BodyText"/>
-      </w:pPr>
-      <w:r>
-        <w:t>Atribut Team_Changed/team_changed uveden je da opise skokove i padove nakon transfera. EDA analiza karijernih putanja pojedinih igraca pokazala je da promena tima moze biti i pozitivan i negativan dogadjaj, u zavisnosti od kvaliteta sistema u koji igrac ulazi. Iako jednostavna binarna varijabla ne moze da kodira sve nijanse, rezultati pokazuju da ovaj atribut ipak poboljsava robusnost modela u tranzicionim sezonama.</w:t>
-      </w:r>
-    </w:p>
-    <w:p>
-      <w:pPr>
-        <w:pStyle w:val="BodyText"/>
-      </w:pPr>
-      <w:r>
-        <w:t>Enkodiranje nagrada je takodje imalo metodoloski smisao. Umesto sirovog tekstualnog polja sa heterogenim oznakama, koriscene su binarne kategorije koje cuvaju signal elitnog kvaliteta bez uvodjenja nepotrebne dimenzionalnosti. Na taj nacin postignut je bolji balans izmedju interpretabilnosti i prediktivne snage.</w:t>
-      </w:r>
-    </w:p>
-    <w:p>
-      <w:pPr>
-        <w:pStyle w:val="Heading2"/>
-      </w:pPr>
-      <w:r>
-        <w:t>Stabilnost i reproduktivnost</w:t>
-      </w:r>
-    </w:p>
-    <w:p>
-      <w:pPr>
-        <w:pStyle w:val="BodyText"/>
-      </w:pPr>
-      <w:r>
-        <w:t>Reproduktivnost eksperimenta obezbeđena je kroz strogo odvojene faze obrade: imputacija i skaliranje fituju se isključivo na trening skupu svakog fold-a, a zatim primenjuju na test. Time je izbegnuto curenje informacija, što je jedna od čestih grešaka u sportskim prediktivnim radovima.</w:t>
-      </w:r>
-    </w:p>
-    <w:p>
-      <w:r>
-        <w:rPr>
-          <w:noProof/>
-        </w:rPr>
+      <w:r>
+        <w:t>Slika 7 Tom Brady pre i nakon promene tima</w:t>
+      </w:r>
+    </w:p>
+    <w:p>
+      <w:r>
+        <w:lastRenderedPageBreak/>
         <w:drawing>
-          <wp:inline distT="0" distB="0" distL="0" distR="0" wp14:anchorId="4F9B3582" wp14:editId="106096BE">
-            <wp:extent cx="2700000" cy="836925"/>
-            <wp:effectExtent l="0" t="0" r="0" b="0"/>
-            <wp:docPr id="11" name="Picture 11"/>
+          <wp:inline distT="0" distB="0" distL="0" distR="0" wp14:anchorId="3A241210" wp14:editId="688306A0">
+            <wp:extent cx="3089910" cy="1009015"/>
+            <wp:effectExtent l="0" t="0" r="0" b="635"/>
+            <wp:docPr id="17" name="Picture 17"/>
             <wp:cNvGraphicFramePr>
               <a:graphicFrameLocks xmlns:a="http://purl.oclc.org/ooxml/drawingml/main" noChangeAspect="1"/>
             </wp:cNvGraphicFramePr>
@@ -2100,7 +2294,7 @@
               <a:graphicData uri="http://purl.oclc.org/ooxml/drawingml/picture">
                 <pic:pic xmlns:pic="http://purl.oclc.org/ooxml/drawingml/picture">
                   <pic:nvPicPr>
-                    <pic:cNvPr id="0" name="outliers_box_1.png"/>
+                    <pic:cNvPr id="1" name=""/>
                     <pic:cNvPicPr/>
                   </pic:nvPicPr>
                   <pic:blipFill>
@@ -2112,7 +2306,7 @@
                   <pic:spPr>
                     <a:xfrm>
                       <a:off x="0" y="0"/>
-                      <a:ext cx="2700000" cy="836925"/>
+                      <a:ext cx="3089910" cy="1009015"/>
                     </a:xfrm>
                     <a:prstGeom prst="rect">
                       <a:avLst/>
@@ -2127,12 +2321,10 @@
     </w:p>
     <w:p>
       <w:r>
-        <w:rPr>
-          <w:sz w:val="18"/>
-        </w:rPr>
-        <w:t>Slika 7. Outlier detektovanje: Z-score i IQR granice po pozicijama</w:t>
-      </w:r>
-    </w:p>
+        <w:t>Slika 8 Saquon Barkley pre i posle promene tima</w:t>
+      </w:r>
+    </w:p>
+    <w:p/>
     <w:p>
       <w:pPr>
         <w:pStyle w:val="BodyText"/>
@@ -2144,57 +2336,21 @@
         <w:rPr>
           <w:lang w:val="en-US"/>
         </w:rPr>
-        <w:t>ISTO OVO MOZDA GORE BOLJE</w:t>
-      </w:r>
-    </w:p>
-    <w:p>
-      <w:r>
-        <w:rPr>
-          <w:noProof/>
-        </w:rPr>
-        <w:drawing>
-          <wp:inline distT="0" distB="0" distL="0" distR="0" wp14:anchorId="04397DC9" wp14:editId="2C9B2C5C">
-            <wp:extent cx="2700000" cy="2086325"/>
-            <wp:effectExtent l="0" t="0" r="0" b="0"/>
-            <wp:docPr id="12" name="Picture 12"/>
-            <wp:cNvGraphicFramePr>
-              <a:graphicFrameLocks xmlns:a="http://purl.oclc.org/ooxml/drawingml/main" noChangeAspect="1"/>
-            </wp:cNvGraphicFramePr>
-            <a:graphic xmlns:a="http://purl.oclc.org/ooxml/drawingml/main">
-              <a:graphicData uri="http://purl.oclc.org/ooxml/drawingml/picture">
-                <pic:pic xmlns:pic="http://purl.oclc.org/ooxml/drawingml/picture">
-                  <pic:nvPicPr>
-                    <pic:cNvPr id="0" name="wr_log_outliers_1.png"/>
-                    <pic:cNvPicPr/>
-                  </pic:nvPicPr>
-                  <pic:blipFill>
-                    <a:blip r:embed="rId17"/>
-                    <a:stretch>
-                      <a:fillRect/>
-                    </a:stretch>
-                  </pic:blipFill>
-                  <pic:spPr>
-                    <a:xfrm>
-                      <a:off x="0" y="0"/>
-                      <a:ext cx="2700000" cy="2086325"/>
-                    </a:xfrm>
-                    <a:prstGeom prst="rect">
-                      <a:avLst/>
-                    </a:prstGeom>
-                  </pic:spPr>
-                </pic:pic>
-              </a:graphicData>
-            </a:graphic>
-          </wp:inline>
-        </w:drawing>
-      </w:r>
-    </w:p>
-    <w:p>
-      <w:r>
-        <w:rPr>
-          <w:sz w:val="18"/>
-        </w:rPr>
-        <w:t>Slika 8. WR outlier analiza: poređenje raw i log transformisanih vrednosti</w:t>
+        <w:t>Z</w:t>
+      </w:r>
+      <w:r>
+        <w:rPr>
+          <w:lang w:val="en-US"/>
+        </w:rPr>
+        <w:t>bog ovakvih situacija je odlučeno da se doda kolona Team_Changed, boolean kolona koja ima vrednost 1 ako je igrač promenio tim bas te sezone. Ova kolona pomaže modelu da prepozna situacije gde statistički skok nije slučajan, već je rezultat kvalitetnijeg okruženja i boljeg uklapanja u novi sistem igre.</w:t>
+      </w:r>
+    </w:p>
+    <w:p>
+      <w:pPr>
+        <w:pStyle w:val="Heading2"/>
+      </w:pPr>
+      <w:r>
+        <w:t>Primenjeni modeli</w:t>
       </w:r>
     </w:p>
     <w:p>
@@ -2202,7 +2358,16 @@
         <w:pStyle w:val="BodyText"/>
       </w:pPr>
       <w:r>
-        <w:t>Dodatni nivo stabilnosti postignut je kroz uporedno koriscenje vise metrika. MAE prikazuje prosecan nivo greske i otporna je na ekstremne vrednosti, RMSE naglasava vece promasaje, dok R2 daje relativnu meru objasnjene varijanse. Zajedno, ove tri metrike omogucavaju uravnotezenu procenu modela i smanjuju rizik od pogresnog zakljucka zasnovanog na jednoj metrickoj perspektivi.</w:t>
+        <w:t xml:space="preserve">Za svaku poziciju primenjeno je </w:t>
+      </w:r>
+      <w:r>
+        <w:rPr>
+          <w:lang w:val="en-US"/>
+        </w:rPr>
+        <w:t>sedam</w:t>
+      </w:r>
+      <w:r>
+        <w:t xml:space="preserve"> kategorija modela, čime je omogućeno sistematično poređenje linearne i nelinearne klase metoda.</w:t>
       </w:r>
     </w:p>
     <w:p>
@@ -2210,15 +2375,43 @@
         <w:pStyle w:val="BodyText"/>
       </w:pPr>
       <w:r>
-        <w:t>Konacno, walk-forward evaluacija je pokazala da pojedinacni test rezultat nikada ne treba tumaciti izolovano. Model moze imati dobar rezultat u jednoj godini, a slabiji u drugoj zbog promene dinamike lige. Zato su prosecne vrednosti preko vise vremenskih preseka relevantnije za procenu realne upotrebljivosti modela.</w:t>
-      </w:r>
-    </w:p>
-    <w:p>
-      <w:pPr>
-        <w:pStyle w:val="Heading3"/>
-      </w:pPr>
-      <w:r>
-        <w:t>Poredjenje sa literaturom</w:t>
+        <w:t>Linearni modeli sa regularizacijom</w:t>
+      </w:r>
+      <w:r>
+        <w:rPr>
+          <w:lang w:val="en-US"/>
+        </w:rPr>
+        <w:t xml:space="preserve"> </w:t>
+      </w:r>
+      <w:r>
+        <w:t>Ridge</w:t>
+      </w:r>
+      <w:r>
+        <w:rPr>
+          <w:lang w:val="en-US"/>
+        </w:rPr>
+        <w:t xml:space="preserve"> []</w:t>
+      </w:r>
+      <w:r>
+        <w:t>, Lasso</w:t>
+      </w:r>
+      <w:r>
+        <w:rPr>
+          <w:lang w:val="en-US"/>
+        </w:rPr>
+        <w:t xml:space="preserve"> []</w:t>
+      </w:r>
+      <w:r>
+        <w:t xml:space="preserve"> i ElasticNet</w:t>
+      </w:r>
+      <w:r>
+        <w:rPr>
+          <w:lang w:val="en-US"/>
+        </w:rPr>
+        <w:t xml:space="preserve"> [] </w:t>
+      </w:r>
+      <w:r>
+        <w:t>proširuju standardnu linearnu regresiju penalizacijom koeficijenata (L2, L1 i njihovom kombinacijom), čime se smanjuje uticaj multikolinearnosti i poboljšava generalizacija. Prikladni su kao referentne metode kada su odnosi između promenljivih pretežno linearni.</w:t>
       </w:r>
     </w:p>
     <w:p>
@@ -2226,7 +2419,16 @@
         <w:pStyle w:val="BodyText"/>
       </w:pPr>
       <w:r>
-        <w:t>Poredjenje sa relevantnim radovima pokazuje dobru usaglasenost trendova. Kao i u literaturi koja analizira timske NFL ishode, ansambl modeli su konkurentni kada su ulazni atributi heterogeni i nelinearno povezani. Istovremeno, na pozicijama sa stabilnijim signalom regularizovani linearni modeli daju odlicne rezultate i bolju interpretabilnost. Ovaj nalaz je vazan jer potvrduje da izbor modela treba prilagoditi prirodi podataka, a ne pratiti univerzalni recept.</w:t>
+        <w:t>K-najbližih suseda (KNN)</w:t>
+      </w:r>
+      <w:r>
+        <w:rPr>
+          <w:lang w:val="en-US"/>
+        </w:rPr>
+        <w:t xml:space="preserve"> []</w:t>
+      </w:r>
+      <w:r>
+        <w:t xml:space="preserve"> predviđa vrednost ciljne promenljive kao ponderisanu sredinu k najsličnijih primera iz trening skupa, mereći sličnost euklidskom distancom u prostoru atributa. Metoda ne pretpostavlja nikakav oblik funkcije regresije, što je čini fleksibilnom, ali osetljivom na irelevantne atribute.</w:t>
       </w:r>
     </w:p>
     <w:p>
@@ -2234,23 +2436,85 @@
         <w:pStyle w:val="BodyText"/>
       </w:pPr>
       <w:r>
-        <w:t>U odnosu na radove koji se fokusiraju na fantasy poene, ovde je prednost u tome sto se modeluju direktne sportske performanse po utakmici. Takva postavka ima vecu analiticku vrednost za klubove, jer lakse povezuje predikciju sa taktickim odlukama i ugovornim procenama igraca.</w:t>
-      </w:r>
-    </w:p>
-    <w:p>
-      <w:pPr>
-        <w:pStyle w:val="Heading3"/>
-      </w:pPr>
-      <w:r>
-        <w:t>Dodatna analiza gresaka po podgrupama</w:t>
+        <w:t>Ansambl metode zasnovane na stablima odlučivanja</w:t>
+      </w:r>
+      <w:r>
+        <w:rPr>
+          <w:lang w:val="en-US"/>
+        </w:rPr>
+        <w:t xml:space="preserve"> </w:t>
+      </w:r>
+      <w:r>
+        <w:t>Random Forest</w:t>
+      </w:r>
+      <w:r>
+        <w:rPr>
+          <w:lang w:val="en-US"/>
+        </w:rPr>
+        <w:t xml:space="preserve"> []</w:t>
+      </w:r>
+      <w:r>
+        <w:t>, XGBoost</w:t>
+      </w:r>
+      <w:r>
+        <w:rPr>
+          <w:lang w:val="en-US"/>
+        </w:rPr>
+        <w:t xml:space="preserve"> [] </w:t>
+      </w:r>
+      <w:r>
+        <w:t>i LightGB</w:t>
+      </w:r>
+      <w:r>
+        <w:rPr>
+          <w:lang w:val="en-US"/>
+        </w:rPr>
+        <w:t>M []</w:t>
+      </w:r>
+      <w:r>
+        <w:t xml:space="preserve"> kombinuju veći broj stabala radi hvatanja nelinearnih odnosa i interakcija između promenljivih. Random Forest gradi stabla nezavisno uz bagging, dok XGBoost i LightGBM koriste sekvencijalni boosting sa gradijentnom optimizacijom greške. Ove metode pogodne su za visokodimenzionalne skupove podataka sa kompleksnom strukturom.</w:t>
+      </w:r>
+    </w:p>
+    <w:p>
+      <w:pPr>
+        <w:pStyle w:val="Heading1"/>
+      </w:pPr>
+      <w:r>
+        <w:t>REZULTATI</w:t>
+      </w:r>
+      <w:r>
+        <w:t xml:space="preserve"> I </w:t>
+      </w:r>
+      <w:r>
+        <w:t xml:space="preserve">DISKUSIJA </w:t>
       </w:r>
     </w:p>
     <w:p>
       <w:pPr>
         <w:pStyle w:val="BodyText"/>
-      </w:pPr>
-      <w:r>
-        <w:t>Da bi analiza gresaka bila potpunija, izdvojene su tri podgrupe: igraci sa naglim padom broja meceva, igraci koji su promenili tim i igraci sa ekstremno visokim volumenom targeta ili nosenja. U prvoj podgrupi modeli najcesce precenjuju rezultat jer istorijski trend ne predvidja iznenadnu nedostupnost. U drugoj podgrupi greske su simetricnije, sto ukazuje da transfer moze da donese i skok i pad performansi. U trecoj podgrupi greske su vecinom potcenjivanja, posebno kod vrhunskih WR sezona, sto je tipicno za distribucije sa teskim repom.</w:t>
+        <w:rPr>
+          <w:lang w:val="en-US"/>
+        </w:rPr>
+      </w:pPr>
+      <w:r>
+        <w:t>Cilj eksperimenta bio je utvrditi koji regresioni modeli najefikasnije predviđaju sezonske performanse NFL igrača zasebno po pozicijama</w:t>
+      </w:r>
+      <w:r>
+        <w:rPr>
+          <w:lang w:val="en-US"/>
+        </w:rPr>
+        <w:t>.</w:t>
+      </w:r>
+    </w:p>
+    <w:p>
+      <w:pPr>
+        <w:pStyle w:val="Heading2"/>
+      </w:pPr>
+      <w:r>
+        <w:t xml:space="preserve">Evaluaciona procedura </w:t>
+      </w:r>
+      <w:r>
+        <w:t>i metrike</w:t>
       </w:r>
     </w:p>
     <w:p>
@@ -2258,30 +2522,29 @@
         <w:pStyle w:val="BodyText"/>
       </w:pPr>
       <w:r>
-        <w:t>Operativna preporuka je da se za ove podgrupe koristi posebna post proces procena rizika. To znaci da osnovna predikcija ostaje centralna, ali da se u izvestaj ukljuci</w:t>
-      </w:r>
-      <w:r>
-        <w:rPr>
-          <w:lang w:val="en-US"/>
-        </w:rPr>
-        <w:t xml:space="preserve"> </w:t>
-      </w:r>
-      <w:r>
-        <w:t>indikator neizvesnosti koji je visi za transfer sezone, povratak posle povrede i ekstremne usage profile.</w:t>
+        <w:t>Za evaluaciju su korišćene tri metrike: srednja apsolutna greška (MAE) za interpretabilnu ocenu prosečnog odstupanja predikcije, koren srednje kvadratne greške (RMSE) koji jače penalizuje velike greške i koeficijent determinacije (R²) koji izražava proporciju varijanse ciljne promenljive objašnjenu modelom.</w:t>
       </w:r>
     </w:p>
     <w:p>
       <w:pPr>
         <w:pStyle w:val="BodyText"/>
       </w:pPr>
-    </w:p>
-    <w:p>
-      <w:pPr>
-        <w:pStyle w:val="Heading3"/>
-      </w:pPr>
-      <w:r>
-        <w:lastRenderedPageBreak/>
-        <w:t>Reproduktivni protokol i transparentnost</w:t>
+      <w:r>
+        <w:t xml:space="preserve">Evaluacija svih modela sprovedena je walk-forward validacijom, koja simulira realne uslove predviđanja: model se trenira isključivo na podacima koji prethode sezoni koja se predviđa, bez ikakvog pristupa budućim podacima. Konkretno, model se trenira na svim sezonama do godine t − 1, a zatim evaluira na sezoni t, pri čemu se ova procedura ponavlja za svaku godinu u periodu 2021–2024. Konačne metrike su usrednjene vrednosti kroz sve iteracije. Na ovaj način sprečava se curenje informacija (data leakage) koje bi </w:t>
+      </w:r>
+      <w:r>
+        <w:t>nastalo primenom standardne k-fold unakrsne validacije na vremenskim serijama.</w:t>
+      </w:r>
+    </w:p>
+    <w:p>
+      <w:pPr>
+        <w:pStyle w:val="Heading2"/>
+      </w:pPr>
+      <w:r>
+        <w:t>O</w:t>
+      </w:r>
+      <w:r>
+        <w:t>ptimizacija hiperparametara</w:t>
       </w:r>
     </w:p>
     <w:p>
@@ -2289,159 +2552,101 @@
         <w:pStyle w:val="BodyText"/>
       </w:pPr>
       <w:r>
-        <w:t>Da bi eksperiment mogao verodostojno da se reprodukuje, potrebno je navesti i proceduralne detalje koji se cesto preskacu. U ovom radu za svaku poziciju postoji ista struktura koraka: priprema cilja, uklanjanje nerelevantnih kolona, kreiranje lag atributa, temporalni split, imputacija, skaliranje i izbor modela kroz vremensku validaciju. Redosled koraka je bitan: ako se imputacija i skaliranje urade pre vremenske podele, dobija se curenje informacija i nerealno optimistican rezultat.</w:t>
+        <w:t xml:space="preserve">Optimizacija hiperparametara sprovedena je u tri koraka unutar trening skupa primenom 5-fold unakrsne validacije. U prvom koraku primenjen je Random Search nad 20 nasumično odabranih kombinacija parametara radi brzog istraživanja prostora pretrage. U drugom koraku Grid Search je primenjen u okolini najboljeg pronađenog rešenja radi preciznog podešavanja. U trećem koraku Bajezijanska optimizacija korišćena je za finalno tuniranje, modelujući funkciju gubitka kao Gausov proces kako bi </w:t>
+      </w:r>
+      <w:r>
+        <w:t>najefikasnije</w:t>
+      </w:r>
+      <w:r>
+        <w:t xml:space="preserve"> usmerila pretragu</w:t>
+      </w:r>
+      <w:r>
+        <w:rPr>
+          <w:lang w:val="en-US"/>
+        </w:rPr>
+        <w:t xml:space="preserve">. </w:t>
+      </w:r>
+      <w:r>
+        <w:t xml:space="preserve">Optimizovani parametri obuhvataju: n_estimators </w:t>
+      </w:r>
+      <w:r>
+        <w:rPr>
+          <w:rFonts w:hint="eastAsia"/>
+        </w:rPr>
+        <w:t>∈</w:t>
+      </w:r>
+      <w:r>
+        <w:t xml:space="preserve"> [100, 1000] i max_depth </w:t>
+      </w:r>
+      <w:r>
+        <w:rPr>
+          <w:rFonts w:hint="eastAsia"/>
+        </w:rPr>
+        <w:t>∈</w:t>
+      </w:r>
+      <w:r>
+        <w:t xml:space="preserve"> [10, 50] za Random Forest; learning_rate </w:t>
+      </w:r>
+      <w:r>
+        <w:rPr>
+          <w:rFonts w:hint="eastAsia"/>
+        </w:rPr>
+        <w:t>∈</w:t>
+      </w:r>
+      <w:r>
+        <w:t xml:space="preserve"> [0,01, 0,3] za XGBoost i LightGBM; k </w:t>
+      </w:r>
+      <w:r>
+        <w:rPr>
+          <w:rFonts w:hint="eastAsia"/>
+        </w:rPr>
+        <w:t>∈</w:t>
+      </w:r>
+      <w:r>
+        <w:t xml:space="preserve"> [3, 7] za KNN; te broj neurona </w:t>
+      </w:r>
+      <w:r>
+        <w:rPr>
+          <w:rFonts w:hint="eastAsia"/>
+        </w:rPr>
+        <w:t>∈</w:t>
+      </w:r>
+      <w:r>
+        <w:t xml:space="preserve"> [32, 128] i stopu učenja za rekurentne mreže. Inicijalni opsezi parametara preuzeti su iz relevantne literature, a zatim prilagođeni eksperimentalnim nalazima.</w:t>
       </w:r>
     </w:p>
     <w:p>
       <w:pPr>
         <w:pStyle w:val="BodyText"/>
       </w:pPr>
-      <w:r>
-        <w:t>Transparentnost je unapredjena i izborom metrika koje su medjusobno komplementarne. RMSE naglasava skupe greske, MAE daje robustniji pogled na tipican promasaj, a R2 omogucava relativno poredjenje izmedju modela unutar iste pozicije. Za WR je posebno vazno sto su metrike vracene na originalnu skalu nakon log transformacije, cime se izbegava pogresno tumacenje performansi modela u transformisanom prostoru.</w:t>
-      </w:r>
-    </w:p>
-    <w:p>
-      <w:pPr>
-        <w:pStyle w:val="BodyText"/>
-      </w:pPr>
-      <w:r>
-        <w:t>Dodatno, svi koraci su organizovani tako da mogu da se izvrse i kao jedinstven pipeline bez manuelnih intervencija. To smanjuje verovatnocu ljudske greske i olaksava buducu integraciju sa automatizovanim evaluacionim skriptama. U akademskom kontekstu, ova disciplina je vazna jer omogucava da se razlike u rezultatima pripisu modelima i podacima, a ne razlicitim ad hoc odlukama tokom pripreme eksperimenta.</w:t>
-      </w:r>
-    </w:p>
-    <w:p>
-      <w:pPr>
-        <w:pStyle w:val="Heading3"/>
-      </w:pPr>
-      <w:r>
-        <w:t>Prakticna vrednost po ulozi korisnika</w:t>
-      </w:r>
-    </w:p>
-    <w:p>
-      <w:pPr>
-        <w:pStyle w:val="BodyText"/>
-      </w:pPr>
-      <w:r>
-        <w:t>Rezultati rada imaju razlicitu vrednost za razlicite korisnike. Za analiticki tim kluba, najvazniji ishod je mapa neizvesnosti po pozicijama, jer omogucava da se budzet raspodeli uz kontrolu rizika. Za skauting tim, korisna je identifikacija igraca kod kojih model vidi stabilan uzlazni trend i kod kojih istorijski signal ima visoku pouzdanost. Za trenerski stab, predikcija po utakmici je korisna jer bolje odrazava realan doprinos u planiranju game plana.</w:t>
-      </w:r>
-    </w:p>
-    <w:p>
-      <w:pPr>
-        <w:pStyle w:val="BodyText"/>
-      </w:pPr>
-      <w:r>
-        <w:t>U kontekstu fantasy analitike, model moze da sluzi kao objektivna osnova za rangiranje igraca, ali uz oprez kod igraca sa ekstremnim profilom upotrebe. To prakticno znaci da je korisno kombinovati numericku projekciju sa dodatnim kontekstualnim informacijama o dubini rostera i promenama ofanzivne filozofije tima.</w:t>
-      </w:r>
-    </w:p>
-    <w:p>
-      <w:pPr>
-        <w:pStyle w:val="BodyText"/>
-      </w:pPr>
-      <w:r>
-        <w:t>U oba domena prednost ovog rada je sto ne nudi samo jedan broj kao predikciju, vec i metodoloski okvir kako taj broj nastaje, gde je pouzdan, a gde treba dodatni oprez. Takav okvir je dugorocno korisniji od jedne visoke metrike na jednom testu, jer omogucava plansko unapredjivanje modela kroz sledece sezone.</w:t>
-      </w:r>
-    </w:p>
+    </w:p>
+    <w:p/>
+    <w:p/>
+    <w:p/>
+    <w:p/>
+    <w:p/>
+    <w:p/>
+    <w:p/>
+    <w:p/>
+    <w:p/>
+    <w:p/>
+    <w:p/>
+    <w:p/>
+    <w:p/>
+    <w:p/>
+    <w:p/>
+    <w:p/>
+    <w:p/>
     <w:p>
       <w:pPr>
         <w:pStyle w:val="Heading1"/>
       </w:pPr>
       <w:r>
-        <w:t>OGRANICENJA I BUDUCI RAD</w:t>
-      </w:r>
-    </w:p>
-    <w:p>
-      <w:pPr>
-        <w:pStyle w:val="BodyText"/>
-      </w:pPr>
-      <w:r>
-        <w:t>Najvaznije ogranicenje odnosi se na dostupnost kontekstualnih atributa. U ovom radu nisu eksplicitno modelovani detaljni injury tokovi po nedeljama, kvalitativni matchup podaci po odbrambenim semama i granularna podela snimaka po tipu akcije. Takvi signali mogu znacajno unaprediti posebno QB i RB predikciju.</w:t>
-      </w:r>
-    </w:p>
-    <w:p>
-      <w:pPr>
-        <w:pStyle w:val="BodyText"/>
-      </w:pPr>
-      <w:r>
-        <w:t>Drugo ogranicenje je istorijska neujednacenost metrika. Iako je taj problem metodoloski tretiran selekcijom</w:t>
-      </w:r>
-      <w:r>
-        <w:rPr>
-          <w:lang w:val="en-US"/>
-        </w:rPr>
-        <w:t xml:space="preserve"> </w:t>
-      </w:r>
-      <w:r>
-        <w:t xml:space="preserve">kolona i pozicionom obradom, razlicita dubina istorije i dalje ogranicava maksimalnu preciznost nekih modela. Trece, iako je predikcija po utakmici bolja od sezonskog zbira za </w:t>
-      </w:r>
-      <w:r>
-        <w:t>smanjenje pristrasnosti, i dalje ne razdvaja u potpunosti kvalitet uloga unutar tima i kvalitet samog igraca.</w:t>
-      </w:r>
-    </w:p>
-    <w:p>
-      <w:pPr>
-        <w:pStyle w:val="BodyText"/>
-      </w:pPr>
-      <w:r>
-        <w:t>Buduce prosirenje planirano je u cetiri pravca: (1) multi-output predikcija vise performansnih metrika istovremeno, (2) sekvencijalni modeli koji koriste punu vremensku putanju igraca, (3) eksplicitno modelovanje rizika od povreda i (4) hijerarhijski modeli koji ukljucuju tim i trenerski kontekst kao dodatne nivoe. Ocekivani rezultat je stabilnija predikcija kod pozicija sa najvecom stohasticnoscu.</w:t>
-      </w:r>
-    </w:p>
-    <w:p>
-      <w:pPr>
-        <w:pStyle w:val="BodyText"/>
-      </w:pPr>
-      <w:r>
-        <w:t>Za prakticnu primenu u klubovima, vazan naredni korak je operacionalizacija modela kroz periodicne projekcije tokom offseason-a i tokom same sezone. To podrazumeva automatizovano osvezavanje podataka, verzionisanje modela i standardizovan izvestaj koji pored predikcije sadrzi interval neizvesnosti i objasnjenje glavnih faktora koji vode projekciju. Takav izvestaj moze biti osnova za diskusiju izmedju analitickog i skauting tima.</w:t>
-      </w:r>
-    </w:p>
-    <w:p>
-      <w:pPr>
-        <w:pStyle w:val="BodyText"/>
-      </w:pPr>
-      <w:r>
-        <w:t>Dodatno, pozeljno je sprovesti evaluaciju prenosivosti na druge ciljne zadatke: predikciju touchdown-a, uspeha na trecem down-u, ili efikasnosti po tipu akcije. Time bi se proverilo da li isti skup atributa i isti modelni principi zadrzavaju kvalitet i kada se promeni poslovna metrika od interesa.</w:t>
-      </w:r>
-    </w:p>
-    <w:p>
-      <w:pPr>
-        <w:pStyle w:val="BodyText"/>
-      </w:pPr>
-      <w:r>
-        <w:t>Za buducu iteraciju planirana je i formalna analiza osetljivosti modela na skup atributa. Takva analiza bi kroz kontrolisano uklanjanje grupa karakteristika pokazala koliko svaka grupa doprinosi stabilnosti i tacnosti. Time bi se dodatno povecala transparentnost i olaksala komunikacija rezultata prema ne-tehnickim donosiocima odluka.</w:t>
-      </w:r>
-    </w:p>
-    <w:p>
-      <w:pPr>
-        <w:pStyle w:val="Heading1"/>
-      </w:pPr>
-      <w:r>
         <w:t>ZAKLJUCAK</w:t>
       </w:r>
     </w:p>
     <w:p>
       <w:pPr>
-        <w:pStyle w:val="BodyText"/>
-      </w:pPr>
-      <w:r>
-        <w:t>Prikazani pristup potvrduje da je kvalitet predikcije u NFL domenu prvenstveno uslovljen pozicionim karakteristikama i ispravnim evaluacionim protokolom. Modeli koji ignorisu vremensku strukturu daju optimisticnu procenu i slabiju generalizaciju. Suprotno tome, temporalna validacija i domenski vođen feature engineering omogucavaju realniju procenu performansi u sledecoj sezoni.</w:t>
-      </w:r>
-    </w:p>
-    <w:p>
-      <w:pPr>
-        <w:pStyle w:val="BodyText"/>
-      </w:pPr>
-      <w:r>
-        <w:t>Rezultati jasno diferenciraju pozicije po stepenu predvidljivosti: TE je najstabilniji, WR je umereno predvidljiv uz asimetriju repa, dok su QB i RB najosetljiviji na spoljasnje faktore. Time je ispunjena osnovna hipoteza rada da poziciono razdvajanje modela donosi metodolosku i prakticnu prednost u odnosu na jedinstven globalni model.</w:t>
-      </w:r>
-    </w:p>
-    <w:p>
-      <w:pPr>
-        <w:pStyle w:val="BodyText"/>
-      </w:pPr>
-      <w:r>
-        <w:t>Zakljucno, predlozeni okvir je dovoljno robustan za prakticnu upotrebu kao podrska odlucivanju, uz jasna ogranicenja i definisan plan unapredjenja. U tom smislu, rad predstavlja stabilnu osnovu za sledecu iteraciju projekta, koja treba da objedini bogatiji kontekst i naprednije modelne arhitekture bez kompromisa po pitanju reproduktivnosti i evaluacione rigoroznosti.</w:t>
-      </w:r>
-    </w:p>
-    <w:p>
-      <w:pPr>
         <w:spacing w:before="6pt"/>
       </w:pPr>
       <w:r>
@@ -2453,20 +2658,15 @@
         <w:pStyle w:val="references"/>
       </w:pPr>
       <w:r>
-        <w:t xml:space="preserve">[1] </w:t>
-      </w:r>
-      <w:bookmarkStart w:id="0" w:name="_Hlk225352617"/>
-      <w:r>
-        <w:t>T. Autori, Advancing NFL win prediction: from Pythagorean formulas to machine learning algorithms, Frontiers in Sports and Active Living, 2025.</w:t>
-      </w:r>
-      <w:bookmarkEnd w:id="0"/>
+        <w:t>Weirich, C., Kim, J.W., Yoon, Y. and Jeong, S., 2025. Advancing NFL win prediction: From Pythagorean formulas to machine learning algorithms. Frontiers in Sports and Active Living, 7, p.1638446.</w:t>
+      </w:r>
     </w:p>
     <w:p>
       <w:pPr>
         <w:pStyle w:val="references"/>
       </w:pPr>
       <w:r>
-        <w:t>[2] Elimam et al., Multi-Output Regression for the Prediction of World-Class Performances in Women's Handball, 2025.</w:t>
+        <w:t>Elimam, R., Sutton-Charani, N., Prioux, J., Montmain, J. and Perrey, S., 2025. Multi-output regression for the prediction of world-class performances in women’s handball. IEEE Access.</w:t>
       </w:r>
     </w:p>
     <w:p>
@@ -2474,7 +2674,7 @@
         <w:pStyle w:val="references"/>
       </w:pPr>
       <w:r>
-        <w:t>[3] Abadzic et al., Data Analysis on Predicting the Top 12 Fantasy Football Players, 2024.</w:t>
+        <w:t>Abadzic, A., Cheun, J. and Patel, M., 2024. Data Analysis on Predicting the Top 12 Fantasy Football Players by Position. SMU Data Science Review, 8(2), p.7.</w:t>
       </w:r>
     </w:p>
     <w:p>
@@ -2490,7 +2690,6 @@
         <w:pStyle w:val="references"/>
       </w:pPr>
       <w:r>
-        <w:lastRenderedPageBreak/>
         <w:t>[5] SebastianAndreu/24679_NFL_WR_Dataset_2025, https://huggingface.co/datasets/SebastianAndreu/24679_NFL_WR_Dataset_2025</w:t>
       </w:r>
     </w:p>
@@ -2567,13 +2766,6 @@
         <w:szCs w:val="16"/>
       </w:rPr>
     </w:pPr>
-    <w:r>
-      <w:rPr>
-        <w:sz w:val="16"/>
-        <w:szCs w:val="16"/>
-      </w:rPr>
-      <w:t>XXX-X-XXXX-XXXX-X/XX/$XX.00 ©20XX IEEE</w:t>
-    </w:r>
   </w:p>
 </w:ftr>
 </file>
@@ -2742,10 +2934,11 @@
   <w:abstractNum w:abstractNumId="1" w15:restartNumberingAfterBreak="0">
     <w:nsid w:val="FFFFFF7C"/>
     <w:multiLevelType w:val="singleLevel"/>
-    <w:tmpl w:val="BFD8449A"/>
+    <w:tmpl w:val="87C4F094"/>
     <w:lvl w:ilvl="0">
       <w:start w:val="1"/>
       <w:numFmt w:val="decimal"/>
+      <w:pStyle w:val="ListNumber5"/>
       <w:lvlText w:val="%1."/>
       <w:lvlJc w:val="start"/>
       <w:pPr>
@@ -2759,7 +2952,7 @@
   <w:abstractNum w:abstractNumId="2" w15:restartNumberingAfterBreak="0">
     <w:nsid w:val="FFFFFF7D"/>
     <w:multiLevelType w:val="singleLevel"/>
-    <w:tmpl w:val="570A8640"/>
+    <w:tmpl w:val="4350A38C"/>
     <w:lvl w:ilvl="0">
       <w:start w:val="1"/>
       <w:numFmt w:val="decimal"/>
@@ -2776,7 +2969,7 @@
   <w:abstractNum w:abstractNumId="3" w15:restartNumberingAfterBreak="0">
     <w:nsid w:val="FFFFFF7E"/>
     <w:multiLevelType w:val="singleLevel"/>
-    <w:tmpl w:val="38F47844"/>
+    <w:tmpl w:val="6854CC76"/>
     <w:lvl w:ilvl="0">
       <w:start w:val="1"/>
       <w:numFmt w:val="decimal"/>
@@ -2793,10 +2986,11 @@
   <w:abstractNum w:abstractNumId="4" w15:restartNumberingAfterBreak="0">
     <w:nsid w:val="FFFFFF7F"/>
     <w:multiLevelType w:val="singleLevel"/>
-    <w:tmpl w:val="AF06F14A"/>
+    <w:tmpl w:val="4B906AA0"/>
     <w:lvl w:ilvl="0">
       <w:start w:val="1"/>
       <w:numFmt w:val="decimal"/>
+      <w:pStyle w:val="ListNumber2"/>
       <w:lvlText w:val="%1."/>
       <w:lvlJc w:val="start"/>
       <w:pPr>
@@ -2810,10 +3004,11 @@
   <w:abstractNum w:abstractNumId="5" w15:restartNumberingAfterBreak="0">
     <w:nsid w:val="FFFFFF80"/>
     <w:multiLevelType w:val="singleLevel"/>
-    <w:tmpl w:val="B4B657BA"/>
+    <w:tmpl w:val="04DCEDFC"/>
     <w:lvl w:ilvl="0">
       <w:start w:val="1"/>
       <w:numFmt w:val="bullet"/>
+      <w:pStyle w:val="ListBullet5"/>
       <w:lvlText w:val=""/>
       <w:lvlJc w:val="start"/>
       <w:pPr>
@@ -2830,7 +3025,7 @@
   <w:abstractNum w:abstractNumId="6" w15:restartNumberingAfterBreak="0">
     <w:nsid w:val="FFFFFF81"/>
     <w:multiLevelType w:val="singleLevel"/>
-    <w:tmpl w:val="629800AA"/>
+    <w:tmpl w:val="A0426E20"/>
     <w:lvl w:ilvl="0">
       <w:start w:val="1"/>
       <w:numFmt w:val="bullet"/>
@@ -2850,7 +3045,7 @@
   <w:abstractNum w:abstractNumId="7" w15:restartNumberingAfterBreak="0">
     <w:nsid w:val="FFFFFF82"/>
     <w:multiLevelType w:val="singleLevel"/>
-    <w:tmpl w:val="3FC01CB2"/>
+    <w:tmpl w:val="D7EAACB8"/>
     <w:lvl w:ilvl="0">
       <w:start w:val="1"/>
       <w:numFmt w:val="bullet"/>
@@ -2870,7 +3065,7 @@
   <w:abstractNum w:abstractNumId="8" w15:restartNumberingAfterBreak="0">
     <w:nsid w:val="FFFFFF83"/>
     <w:multiLevelType w:val="singleLevel"/>
-    <w:tmpl w:val="ECAC3A62"/>
+    <w:tmpl w:val="D96C8670"/>
     <w:lvl w:ilvl="0">
       <w:start w:val="1"/>
       <w:numFmt w:val="bullet"/>
@@ -2890,7 +3085,7 @@
   <w:abstractNum w:abstractNumId="9" w15:restartNumberingAfterBreak="0">
     <w:nsid w:val="FFFFFF88"/>
     <w:multiLevelType w:val="singleLevel"/>
-    <w:tmpl w:val="DD440EF8"/>
+    <w:tmpl w:val="1EC243FC"/>
     <w:lvl w:ilvl="0">
       <w:start w:val="1"/>
       <w:numFmt w:val="decimal"/>
@@ -2907,7 +3102,7 @@
   <w:abstractNum w:abstractNumId="10" w15:restartNumberingAfterBreak="0">
     <w:nsid w:val="FFFFFF89"/>
     <w:multiLevelType w:val="singleLevel"/>
-    <w:tmpl w:val="0638ED94"/>
+    <w:tmpl w:val="AE4C497E"/>
     <w:lvl w:ilvl="0">
       <w:start w:val="1"/>
       <w:numFmt w:val="bullet"/>
@@ -4093,6 +4288,7 @@
     <w:lsdException w:name="Subtitle" w:qFormat="1"/>
     <w:lsdException w:name="Strong" w:qFormat="1"/>
     <w:lsdException w:name="Emphasis" w:qFormat="1"/>
+    <w:lsdException w:name="Normal (Web)" w:uiPriority="99"/>
     <w:lsdException w:name="Normal Table" w:semiHidden="1" w:unhideWhenUsed="1"/>
     <w:lsdException w:name="Table Simple 1" w:semiHidden="1" w:unhideWhenUsed="1"/>
     <w:lsdException w:name="Table Simple 2" w:semiHidden="1" w:unhideWhenUsed="1"/>
@@ -4486,7 +4682,6 @@
   <w:style w:type="character" w:default="1" w:styleId="DefaultParagraphFont">
     <w:name w:val="Default Paragraph Font"/>
     <w:uiPriority w:val="1"/>
-    <w:semiHidden/>
     <w:unhideWhenUsed/>
   </w:style>
   <w:style w:type="table" w:default="1" w:styleId="TableNormal">
@@ -4842,6 +5037,375 @@
       <w:i/>
       <w:iCs/>
       <w:color w:val="5B9BD5" w:themeColor="accent1"/>
+    </w:rPr>
+  </w:style>
+  <w:style w:type="paragraph" w:styleId="NormalWeb">
+    <w:name w:val="Normal (Web)"/>
+    <w:basedOn w:val="Normal"/>
+    <w:uiPriority w:val="99"/>
+    <w:unhideWhenUsed/>
+    <w:rsid w:val="008677AC"/>
+    <w:pPr>
+      <w:spacing w:before="5pt" w:beforeAutospacing="1" w:after="5pt" w:afterAutospacing="1"/>
+      <w:jc w:val="start"/>
+    </w:pPr>
+    <w:rPr>
+      <w:rFonts w:eastAsia="Times New Roman"/>
+      <w:sz w:val="24"/>
+      <w:szCs w:val="24"/>
+    </w:rPr>
+  </w:style>
+  <w:style w:type="paragraph" w:styleId="TableofFigures">
+    <w:name w:val="table of figures"/>
+    <w:basedOn w:val="Normal"/>
+    <w:next w:val="Normal"/>
+    <w:rsid w:val="009606CE"/>
+  </w:style>
+  <w:style w:type="paragraph" w:styleId="TableofAuthorities">
+    <w:name w:val="table of authorities"/>
+    <w:basedOn w:val="Normal"/>
+    <w:next w:val="Normal"/>
+    <w:rsid w:val="009606CE"/>
+    <w:pPr>
+      <w:ind w:start="10pt" w:hanging="10pt"/>
+    </w:pPr>
+  </w:style>
+  <w:style w:type="paragraph" w:styleId="Subtitle">
+    <w:name w:val="Subtitle"/>
+    <w:basedOn w:val="Normal"/>
+    <w:next w:val="Normal"/>
+    <w:link w:val="SubtitleChar"/>
+    <w:qFormat/>
+    <w:rsid w:val="009606CE"/>
+    <w:pPr>
+      <w:numPr>
+        <w:ilvl w:val="1"/>
+      </w:numPr>
+      <w:spacing w:after="8pt"/>
+    </w:pPr>
+    <w:rPr>
+      <w:rFonts w:asciiTheme="minorHAnsi" w:eastAsiaTheme="minorEastAsia" w:hAnsiTheme="minorHAnsi" w:cstheme="minorBidi"/>
+      <w:color w:val="5A5A5A" w:themeColor="text1" w:themeTint="A5"/>
+      <w:spacing w:val="15"/>
+      <w:sz w:val="22"/>
+      <w:szCs w:val="22"/>
+    </w:rPr>
+  </w:style>
+  <w:style w:type="character" w:customStyle="1" w:styleId="SubtitleChar">
+    <w:name w:val="Subtitle Char"/>
+    <w:basedOn w:val="DefaultParagraphFont"/>
+    <w:link w:val="Subtitle"/>
+    <w:rsid w:val="009606CE"/>
+    <w:rPr>
+      <w:rFonts w:asciiTheme="minorHAnsi" w:eastAsiaTheme="minorEastAsia" w:hAnsiTheme="minorHAnsi" w:cstheme="minorBidi"/>
+      <w:color w:val="5A5A5A" w:themeColor="text1" w:themeTint="A5"/>
+      <w:spacing w:val="15"/>
+      <w:sz w:val="22"/>
+      <w:szCs w:val="22"/>
+    </w:rPr>
+  </w:style>
+  <w:style w:type="paragraph" w:styleId="TOC2">
+    <w:name w:val="toc 2"/>
+    <w:basedOn w:val="Normal"/>
+    <w:next w:val="Normal"/>
+    <w:autoRedefine/>
+    <w:rsid w:val="009606CE"/>
+    <w:pPr>
+      <w:spacing w:after="5pt"/>
+      <w:ind w:start="10pt"/>
+    </w:pPr>
+  </w:style>
+  <w:style w:type="paragraph" w:styleId="TOC5">
+    <w:name w:val="toc 5"/>
+    <w:basedOn w:val="Normal"/>
+    <w:next w:val="Normal"/>
+    <w:autoRedefine/>
+    <w:rsid w:val="009606CE"/>
+    <w:pPr>
+      <w:spacing w:after="5pt"/>
+      <w:ind w:start="40pt"/>
+    </w:pPr>
+  </w:style>
+  <w:style w:type="character" w:styleId="SubtleReference">
+    <w:name w:val="Subtle Reference"/>
+    <w:basedOn w:val="DefaultParagraphFont"/>
+    <w:uiPriority w:val="31"/>
+    <w:qFormat/>
+    <w:rsid w:val="009606CE"/>
+    <w:rPr>
+      <w:smallCaps/>
+      <w:color w:val="5A5A5A" w:themeColor="text1" w:themeTint="A5"/>
+    </w:rPr>
+  </w:style>
+  <w:style w:type="character" w:styleId="IntenseReference">
+    <w:name w:val="Intense Reference"/>
+    <w:basedOn w:val="DefaultParagraphFont"/>
+    <w:uiPriority w:val="32"/>
+    <w:qFormat/>
+    <w:rsid w:val="009606CE"/>
+    <w:rPr>
+      <w:b/>
+      <w:bCs/>
+      <w:smallCaps/>
+      <w:color w:val="5B9BD5" w:themeColor="accent1"/>
+      <w:spacing w:val="5"/>
+    </w:rPr>
+  </w:style>
+  <w:style w:type="paragraph" w:styleId="Quote">
+    <w:name w:val="Quote"/>
+    <w:basedOn w:val="Normal"/>
+    <w:next w:val="Normal"/>
+    <w:link w:val="QuoteChar"/>
+    <w:uiPriority w:val="29"/>
+    <w:qFormat/>
+    <w:rsid w:val="009606CE"/>
+    <w:pPr>
+      <w:spacing w:before="10pt" w:after="8pt"/>
+      <w:ind w:start="43.20pt" w:end="43.20pt"/>
+    </w:pPr>
+    <w:rPr>
+      <w:i/>
+      <w:iCs/>
+      <w:color w:val="404040" w:themeColor="text1" w:themeTint="BF"/>
+    </w:rPr>
+  </w:style>
+  <w:style w:type="character" w:customStyle="1" w:styleId="QuoteChar">
+    <w:name w:val="Quote Char"/>
+    <w:basedOn w:val="DefaultParagraphFont"/>
+    <w:link w:val="Quote"/>
+    <w:uiPriority w:val="29"/>
+    <w:rsid w:val="009606CE"/>
+    <w:rPr>
+      <w:i/>
+      <w:iCs/>
+      <w:color w:val="404040" w:themeColor="text1" w:themeTint="BF"/>
+    </w:rPr>
+  </w:style>
+  <w:style w:type="paragraph" w:styleId="TOC8">
+    <w:name w:val="toc 8"/>
+    <w:basedOn w:val="Normal"/>
+    <w:next w:val="Normal"/>
+    <w:autoRedefine/>
+    <w:rsid w:val="009606CE"/>
+    <w:pPr>
+      <w:spacing w:after="5pt"/>
+      <w:ind w:start="70pt"/>
+    </w:pPr>
+  </w:style>
+  <w:style w:type="paragraph" w:styleId="TOC6">
+    <w:name w:val="toc 6"/>
+    <w:basedOn w:val="Normal"/>
+    <w:next w:val="Normal"/>
+    <w:autoRedefine/>
+    <w:rsid w:val="009606CE"/>
+    <w:pPr>
+      <w:spacing w:after="5pt"/>
+      <w:ind w:start="50pt"/>
+    </w:pPr>
+  </w:style>
+  <w:style w:type="paragraph" w:styleId="TOC3">
+    <w:name w:val="toc 3"/>
+    <w:basedOn w:val="Normal"/>
+    <w:next w:val="Normal"/>
+    <w:autoRedefine/>
+    <w:rsid w:val="009606CE"/>
+    <w:pPr>
+      <w:spacing w:after="5pt"/>
+      <w:ind w:start="20pt"/>
+    </w:pPr>
+  </w:style>
+  <w:style w:type="paragraph" w:styleId="TOAHeading">
+    <w:name w:val="toa heading"/>
+    <w:basedOn w:val="Normal"/>
+    <w:next w:val="Normal"/>
+    <w:rsid w:val="009606CE"/>
+    <w:pPr>
+      <w:spacing w:before="6pt"/>
+    </w:pPr>
+    <w:rPr>
+      <w:rFonts w:asciiTheme="majorHAnsi" w:eastAsiaTheme="majorEastAsia" w:hAnsiTheme="majorHAnsi" w:cstheme="majorBidi"/>
+      <w:b/>
+      <w:bCs/>
+      <w:sz w:val="24"/>
+      <w:szCs w:val="24"/>
+    </w:rPr>
+  </w:style>
+  <w:style w:type="paragraph" w:styleId="Salutation">
+    <w:name w:val="Salutation"/>
+    <w:basedOn w:val="Normal"/>
+    <w:next w:val="Normal"/>
+    <w:link w:val="SalutationChar"/>
+    <w:rsid w:val="009606CE"/>
+  </w:style>
+  <w:style w:type="character" w:customStyle="1" w:styleId="SalutationChar">
+    <w:name w:val="Salutation Char"/>
+    <w:basedOn w:val="DefaultParagraphFont"/>
+    <w:link w:val="Salutation"/>
+    <w:rsid w:val="009606CE"/>
+  </w:style>
+  <w:style w:type="paragraph" w:styleId="Signature">
+    <w:name w:val="Signature"/>
+    <w:basedOn w:val="Normal"/>
+    <w:link w:val="SignatureChar"/>
+    <w:rsid w:val="009606CE"/>
+    <w:pPr>
+      <w:ind w:start="216pt"/>
+    </w:pPr>
+  </w:style>
+  <w:style w:type="character" w:customStyle="1" w:styleId="SignatureChar">
+    <w:name w:val="Signature Char"/>
+    <w:basedOn w:val="DefaultParagraphFont"/>
+    <w:link w:val="Signature"/>
+    <w:rsid w:val="009606CE"/>
+  </w:style>
+  <w:style w:type="character" w:styleId="Strong">
+    <w:name w:val="Strong"/>
+    <w:basedOn w:val="DefaultParagraphFont"/>
+    <w:qFormat/>
+    <w:rsid w:val="009606CE"/>
+    <w:rPr>
+      <w:b/>
+      <w:bCs/>
+    </w:rPr>
+  </w:style>
+  <w:style w:type="character" w:styleId="PageNumber">
+    <w:name w:val="page number"/>
+    <w:basedOn w:val="DefaultParagraphFont"/>
+    <w:rsid w:val="009606CE"/>
+  </w:style>
+  <w:style w:type="paragraph" w:styleId="NoteHeading">
+    <w:name w:val="Note Heading"/>
+    <w:basedOn w:val="Normal"/>
+    <w:next w:val="Normal"/>
+    <w:link w:val="NoteHeadingChar"/>
+    <w:rsid w:val="009606CE"/>
+  </w:style>
+  <w:style w:type="character" w:customStyle="1" w:styleId="NoteHeadingChar">
+    <w:name w:val="Note Heading Char"/>
+    <w:basedOn w:val="DefaultParagraphFont"/>
+    <w:link w:val="NoteHeading"/>
+    <w:rsid w:val="009606CE"/>
+  </w:style>
+  <w:style w:type="paragraph" w:styleId="NormalIndent">
+    <w:name w:val="Normal Indent"/>
+    <w:basedOn w:val="Normal"/>
+    <w:rsid w:val="009606CE"/>
+    <w:pPr>
+      <w:ind w:start="36pt"/>
+    </w:pPr>
+  </w:style>
+  <w:style w:type="paragraph" w:styleId="ListNumber2">
+    <w:name w:val="List Number 2"/>
+    <w:basedOn w:val="Normal"/>
+    <w:rsid w:val="009606CE"/>
+    <w:pPr>
+      <w:numPr>
+        <w:numId w:val="20"/>
+      </w:numPr>
+      <w:contextualSpacing/>
+    </w:pPr>
+  </w:style>
+  <w:style w:type="paragraph" w:styleId="ListNumber5">
+    <w:name w:val="List Number 5"/>
+    <w:basedOn w:val="Normal"/>
+    <w:rsid w:val="009606CE"/>
+    <w:pPr>
+      <w:numPr>
+        <w:numId w:val="23"/>
+      </w:numPr>
+      <w:contextualSpacing/>
+    </w:pPr>
+  </w:style>
+  <w:style w:type="paragraph" w:styleId="ListContinue5">
+    <w:name w:val="List Continue 5"/>
+    <w:basedOn w:val="Normal"/>
+    <w:rsid w:val="009606CE"/>
+    <w:pPr>
+      <w:spacing w:after="6pt"/>
+      <w:ind w:start="90pt"/>
+      <w:contextualSpacing/>
+    </w:pPr>
+  </w:style>
+  <w:style w:type="paragraph" w:styleId="ListBullet5">
+    <w:name w:val="List Bullet 5"/>
+    <w:basedOn w:val="Normal"/>
+    <w:rsid w:val="009606CE"/>
+    <w:pPr>
+      <w:numPr>
+        <w:numId w:val="18"/>
+      </w:numPr>
+      <w:contextualSpacing/>
+    </w:pPr>
+  </w:style>
+  <w:style w:type="paragraph" w:styleId="List4">
+    <w:name w:val="List 4"/>
+    <w:basedOn w:val="Normal"/>
+    <w:rsid w:val="009606CE"/>
+    <w:pPr>
+      <w:ind w:start="72pt" w:hanging="18pt"/>
+      <w:contextualSpacing/>
+    </w:pPr>
+  </w:style>
+  <w:style w:type="paragraph" w:styleId="Index6">
+    <w:name w:val="index 6"/>
+    <w:basedOn w:val="Normal"/>
+    <w:next w:val="Normal"/>
+    <w:autoRedefine/>
+    <w:rsid w:val="009606CE"/>
+    <w:pPr>
+      <w:ind w:start="60pt" w:hanging="10pt"/>
+    </w:pPr>
+  </w:style>
+  <w:style w:type="paragraph" w:styleId="Index1">
+    <w:name w:val="index 1"/>
+    <w:basedOn w:val="Normal"/>
+    <w:next w:val="Normal"/>
+    <w:autoRedefine/>
+    <w:rsid w:val="009606CE"/>
+    <w:pPr>
+      <w:ind w:start="10pt" w:hanging="10pt"/>
+    </w:pPr>
+  </w:style>
+  <w:style w:type="character" w:styleId="HTMLDefinition">
+    <w:name w:val="HTML Definition"/>
+    <w:basedOn w:val="DefaultParagraphFont"/>
+    <w:rsid w:val="009606CE"/>
+    <w:rPr>
+      <w:i/>
+      <w:iCs/>
+    </w:rPr>
+  </w:style>
+  <w:style w:type="table" w:styleId="TableGrid">
+    <w:name w:val="Table Grid"/>
+    <w:basedOn w:val="TableNormal"/>
+    <w:rsid w:val="00E5266F"/>
+    <w:tblPr>
+      <w:tblBorders>
+        <w:top w:val="single" w:sz="4" w:space="0" w:color="auto"/>
+        <w:start w:val="single" w:sz="4" w:space="0" w:color="auto"/>
+        <w:bottom w:val="single" w:sz="4" w:space="0" w:color="auto"/>
+        <w:end w:val="single" w:sz="4" w:space="0" w:color="auto"/>
+        <w:insideH w:val="single" w:sz="4" w:space="0" w:color="auto"/>
+        <w:insideV w:val="single" w:sz="4" w:space="0" w:color="auto"/>
+      </w:tblBorders>
+    </w:tblPr>
+  </w:style>
+  <w:style w:type="paragraph" w:styleId="Caption">
+    <w:name w:val="caption"/>
+    <w:basedOn w:val="Normal"/>
+    <w:next w:val="Normal"/>
+    <w:unhideWhenUsed/>
+    <w:qFormat/>
+    <w:rsid w:val="00EC74E0"/>
+    <w:pPr>
+      <w:spacing w:after="10pt"/>
+    </w:pPr>
+    <w:rPr>
+      <w:i/>
+      <w:iCs/>
+      <w:color w:val="44546A" w:themeColor="text2"/>
+      <w:sz w:val="18"/>
+      <w:szCs w:val="18"/>
     </w:rPr>
   </w:style>
 </w:styles>

--- a/Izvestaj/NFL player pefrormance.docx
+++ b/Izvestaj/NFL player pefrormance.docx
@@ -1,6 +1,6 @@
 
 <file path=word/document.xml><?xml version="1.0" encoding="utf-8"?>
-<w:document xmlns:cx="http://schemas.microsoft.com/office/drawing/2014/chartex" xmlns:cx1="http://schemas.microsoft.com/office/drawing/2015/9/8/chartex" xmlns:cx2="http://schemas.microsoft.com/office/drawing/2015/10/21/chartex" xmlns:cx3="http://schemas.microsoft.com/office/drawing/2016/5/9/chartex" xmlns:cx4="http://schemas.microsoft.com/office/drawing/2016/5/10/chartex" xmlns:cx5="http://schemas.microsoft.com/office/drawing/2016/5/11/chartex" xmlns:cx6="http://schemas.microsoft.com/office/drawing/2016/5/12/chartex" xmlns:cx7="http://schemas.microsoft.com/office/drawing/2016/5/13/chartex" xmlns:cx8="http://schemas.microsoft.com/office/drawing/2016/5/14/chartex" xmlns:mc="http://schemas.openxmlformats.org/markup-compatibility/2006" xmlns:aink="http://schemas.microsoft.com/office/drawing/2016/ink" xmlns:am3d="http://schemas.microsoft.com/office/drawing/2017/model3d" xmlns:o="urn:schemas-microsoft-com:office:office" xmlns:oel="http://schemas.microsoft.com/office/2019/extlst" xmlns:r="http://purl.oclc.org/ooxml/officeDocument/relationships" xmlns:m="http://purl.oclc.org/ooxml/officeDocument/math" xmlns:v="urn:schemas-microsoft-com:vml" xmlns:wp14="http://schemas.microsoft.com/office/word/2010/wordprocessingDrawing" xmlns:wp="http://purl.oclc.org/ooxml/drawingml/wordprocessingDrawing" xmlns:w10="urn:schemas-microsoft-com:office:word" xmlns:w="http://purl.oclc.org/ooxml/wordprocessingml/main" xmlns:w14="http://schemas.microsoft.com/office/word/2010/wordml" xmlns:w15="http://schemas.microsoft.com/office/word/2012/wordml" xmlns:w16cex="http://schemas.microsoft.com/office/word/2018/wordml/cex" xmlns:w16cid="http://schemas.microsoft.com/office/word/2016/wordml/cid" xmlns:w16="http://schemas.microsoft.com/office/word/2018/wordml" xmlns:w16du="http://schemas.microsoft.com/office/word/2023/wordml/word16du" xmlns:w16sdtdh="http://schemas.microsoft.com/office/word/2020/wordml/sdtdatahash" xmlns:w16se="http://schemas.microsoft.com/office/word/2015/wordml/symex" xmlns:wpi="http://schemas.microsoft.com/office/word/2010/wordprocessingInk" xmlns:wne="http://schemas.microsoft.com/office/word/2006/wordml" mc:Ignorable="w14 w15 w16se w16cid w16 w16cex w16sdtdh w16du wne wp14" w:conformance="strict">
+<w:document xmlns:cx="http://schemas.microsoft.com/office/drawing/2014/chartex" xmlns:cx1="http://schemas.microsoft.com/office/drawing/2015/9/8/chartex" xmlns:cx2="http://schemas.microsoft.com/office/drawing/2015/10/21/chartex" xmlns:cx3="http://schemas.microsoft.com/office/drawing/2016/5/9/chartex" xmlns:cx4="http://schemas.microsoft.com/office/drawing/2016/5/10/chartex" xmlns:cx5="http://schemas.microsoft.com/office/drawing/2016/5/11/chartex" xmlns:cx6="http://schemas.microsoft.com/office/drawing/2016/5/12/chartex" xmlns:cx7="http://schemas.microsoft.com/office/drawing/2016/5/13/chartex" xmlns:cx8="http://schemas.microsoft.com/office/drawing/2016/5/14/chartex" xmlns:mc="http://schemas.openxmlformats.org/markup-compatibility/2006" xmlns:aink="http://schemas.microsoft.com/office/drawing/2016/ink" xmlns:am3d="http://schemas.microsoft.com/office/drawing/2017/model3d" xmlns:o="urn:schemas-microsoft-com:office:office" xmlns:r="http://purl.oclc.org/ooxml/officeDocument/relationships" xmlns:m="http://purl.oclc.org/ooxml/officeDocument/math" xmlns:v="urn:schemas-microsoft-com:vml" xmlns:wp14="http://schemas.microsoft.com/office/word/2010/wordprocessingDrawing" xmlns:wp="http://purl.oclc.org/ooxml/drawingml/wordprocessingDrawing" xmlns:w10="urn:schemas-microsoft-com:office:word" xmlns:w="http://purl.oclc.org/ooxml/wordprocessingml/main" xmlns:w14="http://schemas.microsoft.com/office/word/2010/wordml" xmlns:w15="http://schemas.microsoft.com/office/word/2012/wordml" xmlns:w16cex="http://schemas.microsoft.com/office/word/2018/wordml/cex" xmlns:w16cid="http://schemas.microsoft.com/office/word/2016/wordml/cid" xmlns:w16="http://schemas.microsoft.com/office/word/2018/wordml" xmlns:w16sdtdh="http://schemas.microsoft.com/office/word/2020/wordml/sdtdatahash" xmlns:w16se="http://schemas.microsoft.com/office/word/2015/wordml/symex" xmlns:wpi="http://schemas.microsoft.com/office/word/2010/wordprocessingInk" xmlns:wne="http://schemas.microsoft.com/office/word/2006/wordml" mc:Ignorable="w14 w15 w16se w16cid w16 w16cex w16sdtdh wne wp14" w:conformance="strict">
   <w:body>
     <w:p>
       <w:pPr>
@@ -156,19 +156,7 @@
         <w:rPr>
           <w:sz w:val="18"/>
         </w:rPr>
-        <w:t>jovkic</w:t>
-      </w:r>
-      <w:r>
-        <w:rPr>
-          <w:sz w:val="18"/>
-        </w:rPr>
-        <w:t>.milan</w:t>
-      </w:r>
-      <w:r>
-        <w:rPr>
-          <w:sz w:val="18"/>
-        </w:rPr>
-        <w:t>@uns.ac.rs</w:t>
+        <w:t>jovkic.milan@uns.ac.rs</w:t>
       </w:r>
     </w:p>
     <w:p>
@@ -322,6 +310,8 @@
       <w:pPr>
         <w:pStyle w:val="Abstract"/>
         <w:rPr>
+          <w:b w:val="0"/>
+          <w:bCs w:val="0"/>
           <w:i/>
           <w:iCs/>
         </w:rPr>
@@ -362,164 +352,77 @@
         <w:t>t</w:t>
       </w:r>
       <w:r>
-        <w:t>—</w:t>
-      </w:r>
-      <w:r>
-        <w:rPr>
-          <w:rFonts w:eastAsiaTheme="minorEastAsia" w:cstheme="minorBidi"/>
+        <w:t xml:space="preserve"> – </w:t>
+      </w:r>
+      <w:r>
+        <w:rPr>
           <w:b w:val="0"/>
           <w:bCs w:val="0"/>
-          <w:sz w:val="20"/>
-          <w:szCs w:val="22"/>
-        </w:rPr>
-        <w:t xml:space="preserve"> </w:t>
+        </w:rPr>
+        <w:t>Predviđanje performansi NFL igrača predstavlja ključni izazov u sportskoj analitici, gde ograničenja salary cap-a zahtevaju efikasno upravljanje budžetom timova kako bi se postigla konkurentska prednost kroz identifikaciju igrača sa visokim potencijalom. Ovaj projekat rešava problem predviđanja budućih performansi koristeći statističke podatke iz prethodnih sezona, što omogućava bolje odluke u formiranju timova i povećava šanse za pobed</w:t>
       </w:r>
       <w:r>
         <w:rPr>
           <w:b w:val="0"/>
           <w:bCs w:val="0"/>
         </w:rPr>
-        <w:t>U radu je prikazan kompletan eksperimentalni okvir za predvidjanje budu</w:t>
+        <w:t>u. I</w:t>
       </w:r>
       <w:r>
         <w:rPr>
           <w:b w:val="0"/>
           <w:bCs w:val="0"/>
         </w:rPr>
-        <w:t>ć</w:t>
+        <w:t>stovremeno ima primenu u fantasy fudbal industriji vrednoj preko 11 milijardi dolara. Metodologija uključuje prikupljanje podataka sa izvora kao što je ProFootballReference, predprocesiranje sa tretmanom nedostajućih vrednosti i outliera, te primenu različitih regresionih modela mašinskog učenja</w:t>
       </w:r>
       <w:r>
         <w:rPr>
           <w:b w:val="0"/>
           <w:bCs w:val="0"/>
         </w:rPr>
-        <w:t>ih performansi NFL igra</w:t>
+        <w:t>, kao što</w:t>
       </w:r>
       <w:r>
         <w:rPr>
           <w:b w:val="0"/>
           <w:bCs w:val="0"/>
         </w:rPr>
-        <w:t>č</w:t>
+        <w:t xml:space="preserve"> linearni</w:t>
       </w:r>
       <w:r>
         <w:rPr>
           <w:b w:val="0"/>
           <w:bCs w:val="0"/>
         </w:rPr>
-        <w:t xml:space="preserve">a na </w:t>
+        <w:t xml:space="preserve"> modeli</w:t>
       </w:r>
       <w:r>
         <w:rPr>
           <w:b w:val="0"/>
           <w:bCs w:val="0"/>
         </w:rPr>
-        <w:t>č</w:t>
+        <w:t xml:space="preserve"> (Ridge, Lasso, ElasticNet) i stabala odlučivanja (Random Forest, XGBoost, LightGBM) </w:t>
       </w:r>
       <w:r>
         <w:rPr>
           <w:b w:val="0"/>
           <w:bCs w:val="0"/>
         </w:rPr>
-        <w:t>etiri klju</w:t>
+        <w:t>-</w:t>
       </w:r>
       <w:r>
         <w:rPr>
           <w:b w:val="0"/>
           <w:bCs w:val="0"/>
         </w:rPr>
-        <w:t>č</w:t>
+        <w:t xml:space="preserve"> sa optimizacijom hiperparametara kroz Random Search, Grid Search i Bayesian Optimization. Evaluacija se vrši walk-forward validacijom kako bi se simulirali realni uslovi bez curenja informacija iz budućih sezona. Glavni rezultati pokazuju da je pozicija tight end (TE) najpredvidljivija sa R² vrednostima do 0,5, dok su quarterback (QB) i running back (RB) teži za modelovanje sa R² oko 0,15–0,25, a wide receiver (WR) postiže umerene rezultate od 0,33. Nelinearni modeli generalno nadmašuju linearne, posebno kod QB, RB i WR pozicija, dok TE favorizuje regularizovane linearne pristupe. Ovi nalazi ističu značaj poziciono-specifičnog modelovanja i naprednih statistika, otvarajući mogućnosti za unapređenje strateških odluka u NFL timovima</w:t>
       </w:r>
       <w:r>
         <w:rPr>
           <w:b w:val="0"/>
           <w:bCs w:val="0"/>
         </w:rPr>
-        <w:t>ne ofanzivne pozicije: quarterback, running back, wide receiver i tight end. Motivacija je direktno povezana sa dono</w:t>
-      </w:r>
-      <w:r>
-        <w:rPr>
-          <w:b w:val="0"/>
-          <w:bCs w:val="0"/>
-        </w:rPr>
-        <w:t>š</w:t>
-      </w:r>
-      <w:r>
-        <w:rPr>
-          <w:b w:val="0"/>
-          <w:bCs w:val="0"/>
-        </w:rPr>
-        <w:t>enjem odluka u uslovima ograni</w:t>
-      </w:r>
-      <w:r>
-        <w:rPr>
-          <w:b w:val="0"/>
-          <w:bCs w:val="0"/>
-        </w:rPr>
-        <w:t>č</w:t>
-      </w:r>
-      <w:r>
-        <w:rPr>
-          <w:b w:val="0"/>
-          <w:bCs w:val="0"/>
-        </w:rPr>
-        <w:t>enog bu</w:t>
-      </w:r>
-      <w:r>
-        <w:rPr>
-          <w:b w:val="0"/>
-          <w:bCs w:val="0"/>
-        </w:rPr>
-        <w:t>dž</w:t>
-      </w:r>
-      <w:r>
-        <w:rPr>
-          <w:b w:val="0"/>
-          <w:bCs w:val="0"/>
-        </w:rPr>
-        <w:t>eta i visoke konkurencije, gde pogre</w:t>
-      </w:r>
-      <w:r>
-        <w:rPr>
-          <w:b w:val="0"/>
-          <w:bCs w:val="0"/>
-        </w:rPr>
-        <w:t>š</w:t>
-      </w:r>
-      <w:r>
-        <w:rPr>
-          <w:b w:val="0"/>
-          <w:bCs w:val="0"/>
-        </w:rPr>
-        <w:t>na procena igra</w:t>
-      </w:r>
-      <w:r>
-        <w:rPr>
-          <w:b w:val="0"/>
-          <w:bCs w:val="0"/>
-        </w:rPr>
-        <w:t>č</w:t>
-      </w:r>
-      <w:r>
-        <w:rPr>
-          <w:b w:val="0"/>
-          <w:bCs w:val="0"/>
-        </w:rPr>
-        <w:t xml:space="preserve">a ima veliku finansijsku i sportsku cenu. Skup podataka </w:t>
-      </w:r>
-      <w:r>
-        <w:rPr>
-          <w:b w:val="0"/>
-          <w:bCs w:val="0"/>
-        </w:rPr>
-        <w:t xml:space="preserve">je </w:t>
-      </w:r>
-      <w:r>
-        <w:rPr>
-          <w:b w:val="0"/>
-          <w:bCs w:val="0"/>
-        </w:rPr>
-        <w:t>formiran kombinacijom sopstvenog procesa</w:t>
+        <w:t>.</w:t>
       </w:r>
     </w:p>
     <w:p>
@@ -536,10 +439,16 @@
         <w:t>,</w:t>
       </w:r>
       <w:r>
-        <w:t xml:space="preserve"> quarterback, wide receiver, runningback, tight end, predvidjanje, mašinsko učenje, analiza grafova, analiza podataka, performanse, model</w:t>
-      </w:r>
-      <w:r>
-        <w:t>, regresija, vremenska validacija</w:t>
+        <w:t xml:space="preserve"> predvidjanje</w:t>
+      </w:r>
+      <w:r>
+        <w:t xml:space="preserve"> performansi igrača</w:t>
+      </w:r>
+      <w:r>
+        <w:t xml:space="preserve">, mašinsko učenje, </w:t>
+      </w:r>
+      <w:r>
+        <w:t>regresija</w:t>
       </w:r>
     </w:p>
     <w:p>
@@ -555,7 +464,161 @@
         <w:pStyle w:val="BodyText"/>
       </w:pPr>
       <w:r>
-        <w:t>Predviđanje sportskog učinka je problem sa izraženom stohastičkom komponentom, jer na rezultat utiču individualni kvalitet, timski sistem, uloga igrača, raspored protivnika i zdravstveno stanje. Kod NFL podataka dodatni izazov je što tradicionalna sezonska agregacija često meša kvalitet igre i dostupnost igrača na terenu. Zato je ključno birati ciljnu promenljivu koja razdvaja učinak od broja nastupa. U ovom radu koristimo metrike po utakmici, čime smanjujemo pristrasnost prema igračima koji su propustili deo sezone.</w:t>
+        <w:t>Predviđanje performansi individualnih igrača u Nacionalnoj fudbalskoj ligi (NFL) predstavlja značajan izazov u oblasti sportske analitike. Cilj je kvantifikovati budući učinak igrača na osnovu istorijskih statističkih podataka, pri čemu se moraju uzeti u obzir brojni faktori koji utiču na performanse, kao što su povrede</w:t>
+      </w:r>
+      <w:r>
+        <w:rPr>
+          <w:lang w:val="en-US"/>
+        </w:rPr>
+        <w:t xml:space="preserve">, </w:t>
+      </w:r>
+      <w:r>
+        <w:t>individualni kvalitet, timski sistem, uloga igrača</w:t>
+      </w:r>
+      <w:r>
+        <w:t>, taktičke promene i kvalitet protivnika. Ovaj problem je posebno relevantan u kontekstu ograničenja salary cap-a, koja timovima nameću budžetska ograničenja i zahtevaju precizne procene vrednosti igrača kako bi se optimizovao sastav tima i povećale šanse za uspeh u takmičenju.</w:t>
+      </w:r>
+    </w:p>
+    <w:p>
+      <w:pPr>
+        <w:pStyle w:val="BodyText"/>
+      </w:pPr>
+      <w:r>
+        <w:t>Prakticna motivacija rada je dvoslojna. Prvi sloj je profesionalna primena u klubovima, gde preciznija procena budućeg učinka pomaže pri odlukama o ugovorima, transferima i raspodeli budžeta. Drugi sloj je analitička primena u fantasy okruženju, gde su kvantitativni modeli već standardni alat za procenu vrednosti igrača. U oba slučaja poželjno je imati poziciono specifične modele, jer su obrasci performansi različiti za QB</w:t>
+      </w:r>
+      <w:r>
+        <w:rPr>
+          <w:lang w:val="sr-Latn-RS"/>
+        </w:rPr>
+        <w:t xml:space="preserve"> (quarterback)</w:t>
+      </w:r>
+      <w:r>
+        <w:t>, RB</w:t>
+      </w:r>
+      <w:r>
+        <w:rPr>
+          <w:lang w:val="sr-Latn-RS"/>
+        </w:rPr>
+        <w:t xml:space="preserve"> (runningback)</w:t>
+      </w:r>
+      <w:r>
+        <w:t>, WR</w:t>
+      </w:r>
+      <w:r>
+        <w:rPr>
+          <w:lang w:val="sr-Latn-RS"/>
+        </w:rPr>
+        <w:t xml:space="preserve"> (wide receiver)</w:t>
+      </w:r>
+      <w:r>
+        <w:t xml:space="preserve"> i TE</w:t>
+      </w:r>
+      <w:r>
+        <w:rPr>
+          <w:lang w:val="sr-Latn-RS"/>
+        </w:rPr>
+        <w:t xml:space="preserve"> (tight end)</w:t>
+      </w:r>
+      <w:r>
+        <w:t>.</w:t>
+      </w:r>
+    </w:p>
+    <w:p>
+      <w:pPr>
+        <w:pStyle w:val="BodyText"/>
+      </w:pPr>
+    </w:p>
+    <w:p>
+      <w:pPr>
+        <w:pStyle w:val="BodyText"/>
+      </w:pPr>
+      <w:r>
+        <w:t xml:space="preserve">U ovom radu razvijeni su modeli mašinskog učenja za predviđanje ključnih metrika performansi NFL igrača po pozicijama: quarterback (QB), running back (RB), wide receiver (WR) i tight end (TE). Modeli se oslanjaju na standardne i napredne statistike prikupljene iz prethodnih sezona. </w:t>
+      </w:r>
+    </w:p>
+    <w:p>
+      <w:pPr>
+        <w:pStyle w:val="BodyText"/>
+      </w:pPr>
+      <w:r>
+        <w:t>Metodologija obuhvata predprocesiranje podataka, primenu različitih regresionih algoritama</w:t>
+      </w:r>
+      <w:r>
+        <w:rPr>
+          <w:lang w:val="en-US"/>
+        </w:rPr>
+        <w:t xml:space="preserve">, </w:t>
+      </w:r>
+      <w:r>
+        <w:t>uključujući linearne modele, stabla odlučivanja i neuronske mreže</w:t>
+      </w:r>
+      <w:r>
+        <w:rPr>
+          <w:lang w:val="en-US"/>
+        </w:rPr>
+        <w:t xml:space="preserve">, </w:t>
+      </w:r>
+      <w:r>
+        <w:t>optimizaciju hiperparametara i evaluaciju putem walk-forward validacije, čime se eliminiše mogućnost curenja informacija iz budućih sezona. Poseban doprinos rada ogleda se u poziciono-specifičnom pristupu modelovanju, koji omogućava prilagođavanje statističkim karakteristikama svake pozicije, kao i u fokusu na realne performanse (kao što su osvojeni jardi) umesto na fantasy poene.</w:t>
+      </w:r>
+      <w:r>
+        <w:rPr>
+          <w:lang w:val="en-US"/>
+        </w:rPr>
+        <w:t xml:space="preserve"> </w:t>
+      </w:r>
+      <w:r>
+        <w:t>Postojeći radovi uglavnom se bave predviđanjem rezultata timova ili fantasy performansi, dok individualne performanse igrača u NFL-u ostaju relativno manje istražene.</w:t>
+      </w:r>
+    </w:p>
+    <w:p>
+      <w:pPr>
+        <w:pStyle w:val="BodyText"/>
+      </w:pPr>
+      <w:r>
+        <w:rPr>
+          <w:highlight w:val="yellow"/>
+          <w:lang w:val="en-US"/>
+        </w:rPr>
+        <w:t xml:space="preserve">U nastavku rada se redom razmatraju </w:t>
+      </w:r>
+      <w:r>
+        <w:rPr>
+          <w:highlight w:val="yellow"/>
+        </w:rPr>
+        <w:t>pregled</w:t>
+      </w:r>
+      <w:r>
+        <w:rPr>
+          <w:highlight w:val="yellow"/>
+          <w:lang w:val="en-US"/>
+        </w:rPr>
+        <w:t xml:space="preserve"> srodnih rešenja (poglavlje 2), metod (poglavlje 3)</w:t>
+      </w:r>
+      <w:r>
+        <w:rPr>
+          <w:highlight w:val="yellow"/>
+        </w:rPr>
+        <w:t>. Četvrto poglavlje definiše metodologiju i evaluacioni protokol. Peto poglavlje donosi rezultate, diskusiju i analizu grešaka. U šestom poglavlju iznose se ograničenja i pravci budućeg rada, a sedmo poglavlje daje zaključke.</w:t>
+      </w:r>
+    </w:p>
+    <w:p>
+      <w:pPr>
+        <w:pStyle w:val="Heading1"/>
+      </w:pPr>
+      <w:r>
+        <w:t xml:space="preserve">Pregled </w:t>
+      </w:r>
+      <w:r>
+        <w:t>postojeće relevantne literature</w:t>
+      </w:r>
+    </w:p>
+    <w:p>
+      <w:pPr>
+        <w:pStyle w:val="BodyText"/>
+      </w:pPr>
+      <w:r>
+        <w:t>U nastavku su predstavljeni radovi koji rešavaju iste ili srodne probleme, sa obrazloženjem na koji način svaki od njih doprinosi ovom istraživanju ili po čemu se predloženi pristup od njih razlikuje.</w:t>
       </w:r>
     </w:p>
     <w:p>
@@ -563,1777 +626,2335 @@
         <w:pStyle w:val="Heading2"/>
       </w:pPr>
       <w:r>
-        <w:t>Motivacija</w:t>
+        <w:t>Predviđanje pobeda NFL timova primenom mašinskog učenja</w:t>
       </w:r>
     </w:p>
     <w:p>
       <w:pPr>
         <w:pStyle w:val="BodyText"/>
-      </w:pPr>
-      <w:r>
-        <w:t>Prakticna motivacija rada je dvoslojna. Prvi sloj je profesionalna primena u klubovima, gde preciznija procena budućeg učinka pomaže pri odlukama o ugovorima, transferima i raspodeli budžeta. Drugi sloj je analitička primena u fantasy okruženju, gde su kvantitativni modeli već standardni alat za procenu vrednosti igrača. U oba slučaja poželjno je imati poziciono specifične modele, jer su obrasci performansi različiti za QB</w:t>
-      </w:r>
-      <w:r>
         <w:rPr>
           <w:lang w:val="sr-Latn-RS"/>
         </w:rPr>
-        <w:t xml:space="preserve"> (quarterback)</w:t>
-      </w:r>
-      <w:r>
-        <w:t>, RB</w:t>
-      </w:r>
+      </w:pPr>
       <w:r>
         <w:rPr>
           <w:lang w:val="sr-Latn-RS"/>
         </w:rPr>
-        <w:t xml:space="preserve"> (runningback)</w:t>
-      </w:r>
-      <w:r>
-        <w:t>, WR</w:t>
+        <w:t>Rad [1] ispituje koliko dobro modeli mašinskog učenja mogu predviđati procenat pobeda NFL timova u poređenju sa Pythagorean expectation formulom, tradicionalnim statističkim pristupom zasnovanim na broju postignutih i primljenih poena. Koristeći podatke sa Pro-Football-Reference.com</w:t>
       </w:r>
       <w:r>
         <w:rPr>
           <w:lang w:val="sr-Latn-RS"/>
         </w:rPr>
-        <w:t xml:space="preserve"> (wide receiver)</w:t>
-      </w:r>
-      <w:r>
-        <w:t xml:space="preserve"> i TE</w:t>
+        <w:t xml:space="preserve"> </w:t>
       </w:r>
       <w:r>
         <w:rPr>
           <w:lang w:val="sr-Latn-RS"/>
         </w:rPr>
-        <w:t xml:space="preserve"> (tight end)</w:t>
-      </w:r>
-      <w:r>
+        <w:t xml:space="preserve">za period 2003–2023, autori primenjuju Random Forest i neuronsku mrežu na set timskih indikatora koji obuhvata efikasnost dodavanja i trčanja, gubitke lopte i penale. </w:t>
+      </w:r>
+    </w:p>
+    <w:p>
+      <w:pPr>
+        <w:pStyle w:val="BodyText"/>
+        <w:rPr>
+          <w:lang w:val="en-US"/>
+        </w:rPr>
+      </w:pPr>
+      <w:r>
+        <w:rPr>
+          <w:lang w:val="en-US"/>
+        </w:rPr>
+        <w:t xml:space="preserve">Ovaj rad doprinosi predloženom istraživanju na dva načina. Prvo, potvrđuje da ML modeli konzistentno nadmašuju klasične statističke metode u NFL kontekstu, što opravdava primenu istih tehnika na individualnom nivou. Drugo, metodologija zasnovana na Pro-Football-Reference podacima i feature importance analizi direktno je primenjena i u ovom radu. Ključna razlika je u granularnosti analize: navedeni rad modeluje tim kao celinu, dok ovaj rad predviđa </w:t>
+      </w:r>
+      <w:r>
+        <w:rPr>
+          <w:lang w:val="en-US"/>
+        </w:rPr>
+        <w:lastRenderedPageBreak/>
+        <w:t xml:space="preserve">performanse pojedinih igrača zasebno po pozicijama, što uvodi dodatnu dimenziju složenosti usled </w:t>
+      </w:r>
+      <w:r>
+        <w:t>međusobn</w:t>
+      </w:r>
+      <w:r>
+        <w:rPr>
+          <w:lang w:val="en-US"/>
+        </w:rPr>
+        <w:t xml:space="preserve">e </w:t>
+      </w:r>
+      <w:r>
+        <w:rPr>
+          <w:lang w:val="en-US"/>
+        </w:rPr>
+        <w:t>zavisnosti i poziciono-specifičnih metrika.</w:t>
+      </w:r>
+    </w:p>
+    <w:p>
+      <w:pPr>
+        <w:pStyle w:val="Heading2"/>
+      </w:pPr>
+      <w:r>
+        <w:t>Multi-output regresija za predviđanje atletskih performansi</w:t>
+      </w:r>
+    </w:p>
+    <w:p>
+      <w:pPr>
+        <w:pStyle w:val="BodyText"/>
+      </w:pPr>
+      <w:r>
+        <w:t xml:space="preserve">Elimam i saradnici [2] istražuju predviđanje sedam međusobno </w:t>
+      </w:r>
+      <w:r>
+        <w:rPr>
+          <w:lang w:val="en-US"/>
+        </w:rPr>
+        <w:t>povezanih</w:t>
+      </w:r>
+      <w:r>
+        <w:t xml:space="preserve"> atletskih i tehničkih metrika elitnih rukometašica koristeći multi-output regresione modele. Podaci obuhvataju merenja IMU senzora (akceleracija, promene pravca, PlayerLoad), video anotacije akcija i kontekstualne informacije o utakmicama, ukupno 533 zapisa. Autori upoređuju kNN, regresiona stabla, Random Forest i neuronske mreže u single-output i multi-output varijantama, uz hronološku evaluaciju koja sprečava curenje informacija iz budućnosti. Multi-output pristup ostvaruje veću preciznost od zasebnih modela i značajno kraće vreme računanja, a kNN i Random Forest pokazuju najbolje ukupne rezultate.</w:t>
+      </w:r>
+    </w:p>
+    <w:p>
+      <w:pPr>
+        <w:pStyle w:val="BodyText"/>
+      </w:pPr>
+      <w:r>
+        <w:t xml:space="preserve">Metodološki doprinos ovog rada za predloženo istraživanje ogleda se u demonstraciji da </w:t>
+      </w:r>
+      <w:r>
+        <w:rPr>
+          <w:lang w:val="en-US"/>
+        </w:rPr>
+        <w:t>istovremeno</w:t>
+      </w:r>
+      <w:r>
+        <w:t xml:space="preserve"> predviđanje </w:t>
+      </w:r>
+      <w:r>
+        <w:rPr>
+          <w:lang w:val="en-US"/>
+        </w:rPr>
+        <w:t>povezanih</w:t>
+      </w:r>
+      <w:r>
+        <w:t xml:space="preserve"> metrika</w:t>
+      </w:r>
+      <w:r>
+        <w:rPr>
+          <w:lang w:val="en-US"/>
+        </w:rPr>
+        <w:t xml:space="preserve">, </w:t>
+      </w:r>
+      <w:r>
+        <w:t>umesto zasebnog modelovanja svake</w:t>
+      </w:r>
+      <w:r>
+        <w:rPr>
+          <w:lang w:val="en-US"/>
+        </w:rPr>
+        <w:t xml:space="preserve">, </w:t>
+      </w:r>
+      <w:r>
+        <w:t>poboljšava performanse modela. U NFL kontekstu, metrike kao što su osvajanje jardova i broj tačdauna nisu nezavisne, pa multi-output pristup predstavlja prirodno proširenje metodologije. Pored toga, hronološka evaluacija korišćena u navedenom radu direktno je ekvivalentna walk-forward validaciji primenjenoj u ovom istraživanju. Razlika je u izvoru podataka</w:t>
+      </w:r>
+      <w:r>
+        <w:rPr>
+          <w:lang w:val="en-US"/>
+        </w:rPr>
+        <w:t xml:space="preserve"> (</w:t>
+      </w:r>
+      <w:r>
+        <w:t>meren</w:t>
+      </w:r>
+      <w:r>
+        <w:rPr>
+          <w:lang w:val="en-US"/>
+        </w:rPr>
+        <w:t>je senzorima</w:t>
+      </w:r>
+      <w:r>
+        <w:t xml:space="preserve"> nasuprot sezonskim statistikama</w:t>
+      </w:r>
+      <w:r>
+        <w:rPr>
+          <w:lang w:val="en-US"/>
+        </w:rPr>
+        <w:t>)</w:t>
+      </w:r>
+      <w:r>
+        <w:t xml:space="preserve"> i u sportu, ali temeljni principi modelovanja su prenosivi.</w:t>
+      </w:r>
+    </w:p>
+    <w:p>
+      <w:pPr>
+        <w:pStyle w:val="Heading2"/>
+      </w:pPr>
+      <w:r>
+        <w:t xml:space="preserve">Poziciono-specifična analiza performansi NFL igrača u </w:t>
+      </w:r>
+      <w:r>
+        <w:t>fantasy</w:t>
+      </w:r>
+      <w:r>
+        <w:t xml:space="preserve"> fudbalu</w:t>
+      </w:r>
+    </w:p>
+    <w:p>
+      <w:pPr>
+        <w:pStyle w:val="BodyText"/>
+      </w:pPr>
+      <w:r>
+        <w:t>Abadzic i saradnici [3] analiziraju istorijske performanse NFL igrača radi identifikacije top dvanaest kandidata po pozicijama za fantasy draft. Podaci su organizovani zasebno za pozicije QB, RB, WR i TE, pri čemu svaka pozicija nosi različite ključne metrike i obrasce performansi. Predviđanja se vrednuju poređenjem sa ostvarenim fantasy poenima na kraju sezone, a analiza naglašava da kontekstualni faktori i istorijski trendovi imaju značajnu prediktivnu moć.</w:t>
+      </w:r>
+    </w:p>
+    <w:p>
+      <w:pPr>
+        <w:pStyle w:val="BodyText"/>
+      </w:pPr>
+      <w:r>
+        <w:t>Ovaj rad direktno potvrđuje centralnu pretpostavku predloženog istraživanja</w:t>
+      </w:r>
+      <w:r>
+        <w:rPr>
+          <w:lang w:val="en-US"/>
+        </w:rPr>
+        <w:t>,</w:t>
+      </w:r>
+      <w:r>
+        <w:t xml:space="preserve"> performanse NFL igrača nisu homogene i ne mogu se modelovati jedinstvenim pristupom</w:t>
+      </w:r>
+      <w:r>
+        <w:rPr>
+          <w:lang w:val="en-US"/>
+        </w:rPr>
+        <w:t>. P</w:t>
+      </w:r>
+      <w:r>
+        <w:t>ozicija igrača određuje koje su metrike relevantne i kakvi su obrasci varijacije. Poziciono-specifična organizacija podataka i zasebno treniranje modela po pozicijama</w:t>
+      </w:r>
+      <w:r>
+        <w:rPr>
+          <w:lang w:val="en-US"/>
+        </w:rPr>
+        <w:t xml:space="preserve"> </w:t>
+      </w:r>
+      <w:r>
+        <w:t>preuzeto je kao metodološki princip iz navedenog istraživanja</w:t>
+      </w:r>
+      <w:r>
+        <w:rPr>
+          <w:lang w:val="en-US"/>
+        </w:rPr>
+        <w:t xml:space="preserve"> i</w:t>
+      </w:r>
+      <w:r>
+        <w:t xml:space="preserve"> primenjeno </w:t>
+      </w:r>
+      <w:r>
+        <w:rPr>
+          <w:lang w:val="en-US"/>
+        </w:rPr>
+        <w:t>je i</w:t>
+      </w:r>
+      <w:r>
+        <w:t xml:space="preserve"> u ovom radu. Ključna razlika ogleda se u ciljnoj promenljivoj</w:t>
+      </w:r>
+      <w:r>
+        <w:rPr>
+          <w:lang w:val="en-US"/>
+        </w:rPr>
+        <w:t>,</w:t>
+      </w:r>
+      <w:r>
+        <w:t xml:space="preserve"> umesto fantasy poena, koji su </w:t>
+      </w:r>
+      <w:r>
+        <w:t>koji su veštačka mera</w:t>
+      </w:r>
+      <w:r>
+        <w:rPr>
+          <w:lang w:val="en-US"/>
+        </w:rPr>
+        <w:t xml:space="preserve"> </w:t>
+      </w:r>
+      <w:r>
+        <w:t>zasnovana na pravilima igre</w:t>
+      </w:r>
+      <w:r>
+        <w:t xml:space="preserve">, ovaj rad predviđa stvarne sportske metrike kao što su osvajanje </w:t>
+      </w:r>
+      <w:r>
+        <w:t xml:space="preserve">jardi </w:t>
+      </w:r>
+      <w:r>
+        <w:t>i broj tačdauna, čime se postiže veća objektivnost i direktna primenljivost rezultata u kontekstu stvarnog upravljanja NFL timovima.</w:t>
+      </w:r>
+    </w:p>
+    <w:p>
+      <w:pPr>
+        <w:pStyle w:val="Heading1"/>
+      </w:pPr>
+      <w:r>
+        <w:t>METOD</w:t>
+      </w:r>
+    </w:p>
+    <w:p>
+      <w:pPr>
+        <w:pStyle w:val="BodyText"/>
+      </w:pPr>
+      <w:r>
+        <w:t>Predložena metodologija zasniva se na poziciono-specifičnom regresionom modelovanju, pri čemu se za svaku od četiri posmatrane pozicije</w:t>
+      </w:r>
+      <w:r>
+        <w:rPr>
+          <w:lang w:val="en-US"/>
+        </w:rPr>
+        <w:t>:</w:t>
+      </w:r>
+      <w:r>
+        <w:t xml:space="preserve"> quarterback (QB), running back (RB), wide receiver (WR) i tight end (TE) trenira i evaluira poseban skup modela. Ovakav pristup motivisan je statistički različitim profilima svake pozicije</w:t>
+      </w:r>
+      <w:r>
+        <w:rPr>
+          <w:lang w:val="en-US"/>
+        </w:rPr>
+        <w:t xml:space="preserve">, </w:t>
+      </w:r>
+      <w:r>
+        <w:t xml:space="preserve">QB performanse primarno su određene metrikama dodavanja, RB metrikama trčanja, a WR i TE metrikama prijema lopte. Primena jedinstvenog </w:t>
+      </w:r>
+      <w:r>
+        <w:t>modela za sve pozicije zanemarila bi ove strukturalne razlike i vodila bi ka lošijim predikcijama.</w:t>
+      </w:r>
+    </w:p>
+    <w:p>
+      <w:pPr>
+        <w:pStyle w:val="Heading2"/>
+      </w:pPr>
+      <w:r>
+        <w:t xml:space="preserve">Skup podataka </w:t>
+      </w:r>
+    </w:p>
+    <w:p>
+      <w:pPr>
+        <w:pStyle w:val="BodyText"/>
+      </w:pPr>
+      <w:r>
+        <w:t>Podaci su prikupljeni sa platforme ProFootballReference.com primenom Python web skrejpera razvijenog u okviru ovog projekta, koji koristi Selenium biblioteku za dinamičku ekstrakciju sadržaja. Pored standardnih statistika (jardi, dodavanja, tačdauni), ekstrahovane su i napredne metrike (</w:t>
+      </w:r>
+      <w:r>
+        <w:rPr>
+          <w:lang w:val="en-US"/>
+        </w:rPr>
+        <w:t>play action yards</w:t>
+      </w:r>
+      <w:r>
+        <w:t>,</w:t>
+      </w:r>
+      <w:r>
+        <w:rPr>
+          <w:lang w:val="en-US"/>
+        </w:rPr>
+        <w:t xml:space="preserve"> run pass option yards, yards under pressure</w:t>
+      </w:r>
+      <w:r>
+        <w:t>) tamo gde su dostupne.</w:t>
+      </w:r>
+      <w:r>
+        <w:rPr>
+          <w:lang w:val="en-US"/>
+        </w:rPr>
+        <w:t xml:space="preserve"> Za poziciju </w:t>
+      </w:r>
+      <w:r>
+        <w:rPr>
+          <w:lang w:val="en-US"/>
+        </w:rPr>
+        <w:t>QB su podaci takodje dopunjeni sa NFL Elo statistikama sa istoimenog sajta</w:t>
+      </w:r>
+      <w:r>
+        <w:rPr>
+          <w:lang w:val="en-US"/>
+        </w:rPr>
         <w:t>.</w:t>
       </w:r>
-    </w:p>
-    <w:p>
-      <w:pPr>
-        <w:pStyle w:val="Heading2"/>
-      </w:pPr>
-      <w:r>
-        <w:t>Doprinos</w:t>
-      </w:r>
-    </w:p>
-    <w:p>
-      <w:pPr>
-        <w:pStyle w:val="BodyText"/>
-      </w:pPr>
-      <w:r>
-        <w:t>Glavni doprinos rada je integrisani i reproduktivan pipeline: od prikupljanja i čišćenja podataka, preko domenski vođenog inženjeringa atributa, do rigorozne vremenske evaluacije. Posebno ističemo odluku da se modeli treniraju odvojeno po pozicijama, uz iste principe validacije, kako bi poređenje bilo metodološki konzistentno. Ovaj pristup omogućava preciznije tumačenje gde su linearni obrasci dovoljni, a gde su potrebni nelinearni modeli.</w:t>
-      </w:r>
-    </w:p>
-    <w:p>
-      <w:pPr>
-        <w:pStyle w:val="Heading2"/>
-      </w:pPr>
-      <w:r>
-        <w:t>Struktura</w:t>
-      </w:r>
-    </w:p>
-    <w:p>
-      <w:pPr>
-        <w:pStyle w:val="BodyText"/>
-      </w:pPr>
-      <w:r>
-        <w:t>Struktura rada je sledeća. U drugom poglavlju dat je pregled relevantne literature. Treće poglavlje opisuje podatke i ključne nalaze eksplorativne analize. Četvrto poglavlje definiše metodologiju i evaluacioni protokol. Peto poglavlje donosi rezultate, diskusiju i analizu grešaka. U šestom poglavlju iznose se ograničenja i pravci budućeg rada, a sedmo poglavlje daje zaključke.</w:t>
-      </w:r>
-    </w:p>
-    <w:p>
-      <w:pPr>
-        <w:pStyle w:val="Heading1"/>
-      </w:pPr>
-      <w:r>
-        <w:t>Pregled literature</w:t>
-      </w:r>
-    </w:p>
-    <w:p>
-      <w:pPr>
-        <w:pStyle w:val="BodyText"/>
-      </w:pPr>
-      <w:r>
-        <w:t xml:space="preserve">Savremeni radovi iz sportske analitike potvrđuju da modeli mašinskog učenja nadmašuju jednostavne heuristike kada postoji dovoljno kvalitetnih atributa i pravilno definisan protokol validacije. </w:t>
-      </w:r>
-    </w:p>
-    <w:p>
-      <w:pPr>
-        <w:pStyle w:val="BodyText"/>
-      </w:pPr>
-      <w:r>
-        <w:rPr>
-          <w:lang w:val="sr-Latn-RS"/>
-        </w:rPr>
-        <w:t>A</w:t>
-      </w:r>
-      <w:r>
-        <w:t>naliz</w:t>
-      </w:r>
-      <w:r>
-        <w:tab/>
-      </w:r>
-      <w:r>
-        <w:t>a predviđanj</w:t>
-      </w:r>
-      <w:r>
-        <w:rPr>
-          <w:lang w:val="sr-Latn-RS"/>
-        </w:rPr>
-        <w:t>a</w:t>
-      </w:r>
-      <w:r>
-        <w:t xml:space="preserve"> procenta pobeda NFL timova [1], autori pokazuju da ansambl i neuronski modeli ostvaruju bolju tačnost od klasičnih formula, uz dodatnu interpretabilnost kroz SHAP analizu. Ta studija je važna jer demonstrira da kvalitet ulaznih podataka i izbor evaluacije često imaju veći uticaj od same klase modela.</w:t>
-      </w:r>
-    </w:p>
-    <w:p>
-      <w:pPr>
-        <w:pStyle w:val="BodyText"/>
-      </w:pPr>
-      <w:r>
-        <w:t>predlozenog okvira kao osnove za naredna prosirenja ka multi output i sekvencijalnim modelima.</w:t>
-      </w:r>
-    </w:p>
-    <w:p>
-      <w:pPr>
-        <w:pStyle w:val="Heading2"/>
-      </w:pPr>
-      <w:r>
-        <w:t>Maintaining the Integrity of the Specifications</w:t>
-      </w:r>
-    </w:p>
-    <w:p>
-      <w:pPr>
-        <w:pStyle w:val="BodyText"/>
-      </w:pPr>
-      <w:r>
-        <w:t>The template is used to format your paper and style the text. All margins, column widths, line spaces, and text fonts are prescribed; please do not alter them. You may note peculiarities. For example, the head margin in this template measures proportionately more than is customary. This measurement and others are deliberate, using specifications that anticipate your paper as one part of the entire proceedings, and not as an independent document. Please do not revise any of the current designations.</w:t>
-      </w:r>
-    </w:p>
-    <w:p>
-      <w:pPr>
-        <w:pStyle w:val="BodyText"/>
-      </w:pPr>
-    </w:p>
-    <w:p>
-      <w:pPr>
-        <w:pStyle w:val="Heading1"/>
-      </w:pPr>
-      <w:r>
-        <w:t>Ease of Use</w:t>
-      </w:r>
-    </w:p>
-    <w:p>
-      <w:pPr>
-        <w:pStyle w:val="Heading2"/>
-      </w:pPr>
-      <w:r>
-        <w:t xml:space="preserve">Selecting a </w:t>
-      </w:r>
-      <w:r>
-        <w:t>Template</w:t>
-      </w:r>
-      <w:r>
-        <w:t xml:space="preserve"> (Heading 2)</w:t>
-      </w:r>
-    </w:p>
-    <w:p>
-      <w:pPr>
-        <w:pStyle w:val="BodyText"/>
-      </w:pPr>
-      <w:r>
-        <w:t xml:space="preserve">First, confirm that you have the correct template for your paper size. This template has been tailored for output on the </w:t>
-      </w:r>
-      <w:r>
-        <w:rPr>
-          <w:lang w:val="en-US"/>
-        </w:rPr>
-        <w:t>A4</w:t>
-      </w:r>
-      <w:r>
-        <w:t xml:space="preserve"> paper size. If you are using </w:t>
-      </w:r>
-      <w:r>
-        <w:rPr>
-          <w:lang w:val="en-US"/>
-        </w:rPr>
-        <w:t>US letter</w:t>
-      </w:r>
-      <w:r>
-        <w:t>-sized paper, please close this</w:t>
-      </w:r>
-      <w:r>
-        <w:t xml:space="preserve"> file and download the </w:t>
-      </w:r>
-      <w:r>
-        <w:rPr>
-          <w:lang w:val="en-US"/>
-        </w:rPr>
-        <w:t xml:space="preserve">Microsoft Word, Letter </w:t>
-      </w:r>
-      <w:r>
-        <w:t>file</w:t>
-      </w:r>
-      <w:r>
-        <w:t>.</w:t>
-      </w:r>
-    </w:p>
-    <w:p>
-      <w:pPr>
-        <w:pStyle w:val="Heading2"/>
-      </w:pPr>
-      <w:r>
-        <w:t>Maintaining the Integrity of the Specifications</w:t>
-      </w:r>
-    </w:p>
-    <w:p>
-      <w:pPr>
-        <w:pStyle w:val="BodyText"/>
-      </w:pPr>
-      <w:r>
-        <w:t>The template is used to format your paper and style the text. All margins, column widths, line spaces, and text fonts are prescribed; please do not alter them. You may note peculiarities. For example, the head margin in this template measures proportionately more than is customary. This measurement and others are deliberate, using specifications that anticipate your paper as one part of the entire proceedings, and not as an independent document. Please do not revise any of the current designations.</w:t>
-      </w:r>
-    </w:p>
-    <w:p>
-      <w:pPr>
-        <w:pStyle w:val="Heading1"/>
-      </w:pPr>
-      <w:r>
-        <w:t xml:space="preserve">Prepare Your Paper </w:t>
-      </w:r>
-      <w:r>
-        <w:t>Before</w:t>
-      </w:r>
-      <w:r>
-        <w:t xml:space="preserve"> Styling</w:t>
-      </w:r>
-    </w:p>
-    <w:p>
-      <w:pPr>
-        <w:pStyle w:val="BodyText"/>
-        <w:rPr>
-          <w:lang w:val="en-US"/>
-        </w:rPr>
-      </w:pPr>
-      <w:r>
-        <w:t>Before</w:t>
-      </w:r>
-      <w:r>
-        <w:t xml:space="preserve"> you begin to format your paper, first write and save the content as a separate text file. </w:t>
-      </w:r>
-      <w:r>
-        <w:rPr>
-          <w:lang w:val="en-US"/>
-        </w:rPr>
-        <w:t>Complete all content and organizational editing before formatting. Please note sections A-D below for more information on proofreading, spelling and grammar.</w:t>
-      </w:r>
-    </w:p>
-    <w:p>
-      <w:pPr>
-        <w:pStyle w:val="BodyText"/>
-      </w:pPr>
-      <w:r>
-        <w:lastRenderedPageBreak/>
-        <w:t>Keep your text and graphic files separate until after the text has been formatted and styled. Do not use hard tabs, and limit use of hard returns to only one return at the end of a paragraph. Do not add any kind of pagination anywhere in the paper. Do not number text heads-the template will do that for you.</w:t>
-      </w:r>
-    </w:p>
-    <w:p>
-      <w:pPr>
-        <w:pStyle w:val="Heading2"/>
-      </w:pPr>
-      <w:r>
-        <w:t>Abbreviations</w:t>
-      </w:r>
-      <w:r>
-        <w:t xml:space="preserve"> and Acronyms</w:t>
-      </w:r>
-    </w:p>
-    <w:p>
-      <w:pPr>
-        <w:pStyle w:val="BodyText"/>
-      </w:pPr>
-      <w:r>
-        <w:t>Define abbreviations and acronyms the first time they are used in the text, even after they have been defined in the abstract. Abbreviations such as IEEE, SI, MKS, CGS, sc, dc, and rms do not have to be defined. Do not use abbreviations in the title or heads unless they are unavoidable.</w:t>
-      </w:r>
-    </w:p>
-    <w:p>
-      <w:pPr>
-        <w:pStyle w:val="Heading2"/>
-      </w:pPr>
-      <w:r>
-        <w:t>Units</w:t>
-      </w:r>
-    </w:p>
-    <w:p>
-      <w:pPr>
-        <w:pStyle w:val="bulletlist"/>
-      </w:pPr>
-      <w:r>
-        <w:t xml:space="preserve">Use </w:t>
-      </w:r>
-      <w:r>
-        <w:t>either</w:t>
-      </w:r>
-      <w:r>
-        <w:t xml:space="preserve"> SI (MKS) or CGS as primary units. (SI units are encouraged.) English units may be used as secondary units (in parentheses). An exception would be the use of English units as identifiers in trade, such as “3.5-inch disk drive”.</w:t>
-      </w:r>
-    </w:p>
-    <w:p>
-      <w:pPr>
-        <w:pStyle w:val="bulletlist"/>
-      </w:pPr>
-      <w:r>
-        <w:t>Avoid combining SI and CGS units, such as current in amperes and magnetic field in oersteds. This often leads to confusion because equations do not balance dimensionally. If you must use mixed units, clearly state the units for each quantity that you use in an equation.</w:t>
-      </w:r>
-    </w:p>
-    <w:p>
-      <w:pPr>
-        <w:pStyle w:val="bulletlist"/>
-      </w:pPr>
-      <w:r>
-        <w:t>Do not mix complete spellings and abbreviations of units: “Wb/m2” or “webers per square meter”, not “webers/m2”.  Spell out units when they appear in text: “. . . a few henries”, not “. . . a few H”.</w:t>
-      </w:r>
-    </w:p>
-    <w:p>
-      <w:pPr>
-        <w:pStyle w:val="bulletlist"/>
-      </w:pPr>
-      <w:r>
-        <w:t xml:space="preserve">Use a zero before decimal points: “0.25”, not “.25”. Use “cm3”, not “cc”. </w:t>
-      </w:r>
-      <w:r>
-        <w:t>(</w:t>
-      </w:r>
-      <w:r>
-        <w:rPr>
-          <w:i/>
-          <w:iCs/>
-        </w:rPr>
-        <w:t>bullet list</w:t>
-      </w:r>
-      <w:r>
-        <w:t>)</w:t>
-      </w:r>
-    </w:p>
-    <w:p>
-      <w:pPr>
-        <w:pStyle w:val="Heading2"/>
-      </w:pPr>
-      <w:r>
-        <w:t>Equations</w:t>
-      </w:r>
-    </w:p>
-    <w:p>
-      <w:pPr>
-        <w:pStyle w:val="BodyText"/>
-      </w:pPr>
-      <w:r>
-        <w:t>The equations are an exception to the prescribed specifications of this template. You will need to determine whether or not your equation should be typed using either the Times New Roman or the Symbol font (please no other font). To create multileveled equations, it may be necessary to treat the equation as a graphic and insert it into the text after your paper is styled.</w:t>
-      </w:r>
-    </w:p>
-    <w:p>
-      <w:pPr>
-        <w:pStyle w:val="BodyText"/>
-        <w:rPr>
-          <w:lang w:val="en-US"/>
-        </w:rPr>
-      </w:pPr>
-      <w:r>
-        <w:t>Number equations consecutively. Equation numbers, within parentheses, are to position flush right, as in (1), using a right tab stop. To make your equations more compact, you may use the solidus ( / ), the exp function, or appropriate exponents. Italicize Roman symbols for quantities and variables, but not Greek symbols. Use a long dash rather than a hyphen for a minus sign. Punctuate equations with commas or periods when they are part of a sentence, as in</w:t>
-      </w:r>
-      <w:r>
-        <w:rPr>
-          <w:lang w:val="en-US"/>
-        </w:rPr>
-        <w:t>:</w:t>
-      </w:r>
-    </w:p>
-    <w:p>
-      <w:pPr>
-        <w:pStyle w:val="equation"/>
-        <w:rPr>
-          <w:rFonts w:hint="eastAsia"/>
-        </w:rPr>
-      </w:pPr>
-      <w:r>
-        <w:tab/>
-      </w:r>
-      <w:r>
-        <w:rPr>
-          <w:rFonts w:ascii="Times New Roman" w:hAnsi="Times New Roman" w:cs="Times New Roman"/>
-          <w:i/>
-        </w:rPr>
-        <w:t>a</w:t>
-      </w:r>
-      <w:r>
-        <w:t></w:t>
-      </w:r>
-      <w:r>
-        <w:t></w:t>
-      </w:r>
-      <w:r>
-        <w:t></w:t>
-      </w:r>
-      <w:r>
-        <w:rPr>
-          <w:rFonts w:ascii="Times New Roman" w:hAnsi="Times New Roman" w:cs="Times New Roman"/>
-          <w:i/>
-        </w:rPr>
-        <w:t>b</w:t>
-      </w:r>
-      <w:r>
-        <w:t></w:t>
-      </w:r>
-      <w:r>
-        <w:t></w:t>
-      </w:r>
-      <w:r>
-        <w:t></w:t>
-      </w:r>
-      <w:r>
-        <w:t></w:t>
-      </w:r>
-      <w:r>
-        <w:t></w:t>
-      </w:r>
-      <w:r>
-        <w:tab/>
-      </w:r>
-      <w:r>
-        <w:t></w:t>
-      </w:r>
-      <w:r>
-        <w:t></w:t>
-      </w:r>
-      <w:r>
-        <w:t></w:t>
-      </w:r>
-    </w:p>
-    <w:p>
-      <w:pPr>
-        <w:pStyle w:val="BodyText"/>
-      </w:pPr>
-      <w:r>
-        <w:t>Note that the equation is centered using a center tab stop. Be sure that the symbols in your equation have been defined before or immediately following the equation. Use “(1)”, not “Eq. (1)” or “equation (1)”, except at the beginning of a sentence: “Equation (1) is . . .”</w:t>
-      </w:r>
-    </w:p>
-    <w:p>
-      <w:pPr>
-        <w:pStyle w:val="Heading2"/>
-      </w:pPr>
-      <w:r>
-        <w:t>Some Common Mistakes</w:t>
-      </w:r>
-    </w:p>
-    <w:p>
-      <w:pPr>
-        <w:pStyle w:val="bulletlist"/>
-      </w:pPr>
-      <w:r>
-        <w:t>The word “data” is plural, not singular.</w:t>
-      </w:r>
-    </w:p>
-    <w:p>
-      <w:pPr>
-        <w:pStyle w:val="bulletlist"/>
-      </w:pPr>
-      <w:r>
-        <w:t xml:space="preserve">The subscript for the permeability of vacuum </w:t>
-      </w:r>
-      <w:r>
-        <w:rPr>
-          <w:rFonts w:ascii="Symbol" w:hAnsi="Symbol" w:cs="Symbol"/>
-          <w:i/>
-          <w:iCs/>
-          <w:snapToGrid w:val="0"/>
-        </w:rPr>
-        <w:t></w:t>
-      </w:r>
-      <w:r>
-        <w:rPr>
-          <w:vertAlign w:val="subscript"/>
-        </w:rPr>
-        <w:t>0</w:t>
-      </w:r>
-      <w:r>
-        <w:t>, and other common scientific constants, is zero with subscript formatting, not a lowercase letter “o”.</w:t>
-      </w:r>
-    </w:p>
-    <w:p>
-      <w:pPr>
-        <w:pStyle w:val="bulletlist"/>
-      </w:pPr>
-      <w:r>
-        <w:t xml:space="preserve">In American </w:t>
-      </w:r>
-      <w:r>
-        <w:t>English, commas, semi</w:t>
-      </w:r>
-      <w:r>
-        <w:t>colons, periods, question and exclamation marks are located within quotation marks only when a complete thought or name is cited, such as a title or full quotation. When quotation marks are used, instead of a bold or italic typeface, to highlight a word or phrase, punctuation should appear outside of the quotation marks. A parenthetical phrase or statement at the end of a sentence is punctuated outside of the closing parenthesis (like this). (A parenthetical sentence is punctuated within the parentheses.)</w:t>
-      </w:r>
-    </w:p>
-    <w:p>
-      <w:pPr>
-        <w:pStyle w:val="bulletlist"/>
-      </w:pPr>
-      <w:r>
-        <w:t>A graph within a graph is an “inset”, not an “insert”. The word alternatively is preferred to the word “alternately” (unless you really mean something that alternates).</w:t>
-      </w:r>
-    </w:p>
-    <w:p>
-      <w:pPr>
-        <w:pStyle w:val="bulletlist"/>
-      </w:pPr>
-      <w:r>
-        <w:t>Do not use the word “essentially” to mean “approximately” or “effectively”.</w:t>
-      </w:r>
-    </w:p>
-    <w:p>
-      <w:pPr>
-        <w:pStyle w:val="bulletlist"/>
-      </w:pPr>
-      <w:r>
-        <w:t>In your paper title, if the words “that uses” can accurately replace the word “using”, capitalize the “u”; if not, keep using lower-cased.</w:t>
-      </w:r>
-    </w:p>
-    <w:p>
-      <w:pPr>
-        <w:pStyle w:val="bulletlist"/>
-      </w:pPr>
-      <w:r>
-        <w:t>Be aware of the different meanings of the homophones “affect” and “effect”, “complement” and “compliment”, “discreet” and “discrete”, “principal” and “principle”.</w:t>
-      </w:r>
-    </w:p>
-    <w:p>
-      <w:pPr>
-        <w:pStyle w:val="bulletlist"/>
-      </w:pPr>
-      <w:r>
-        <w:t>Do not confuse “imply” and “infer”.</w:t>
-      </w:r>
-    </w:p>
-    <w:p>
-      <w:pPr>
-        <w:pStyle w:val="bulletlist"/>
-      </w:pPr>
-      <w:r>
-        <w:t>The prefix “non” is not a word; it should be joined to the word it modifies, usually without a hyphen.</w:t>
-      </w:r>
-    </w:p>
-    <w:p>
-      <w:pPr>
-        <w:pStyle w:val="bulletlist"/>
-      </w:pPr>
-      <w:r>
-        <w:t>There is no period after the “et” in the Latin abbreviation “et al.”.</w:t>
-      </w:r>
-    </w:p>
-    <w:p>
-      <w:pPr>
-        <w:pStyle w:val="bulletlist"/>
-      </w:pPr>
-      <w:r>
-        <w:t>The abbreviation “i.e.” means “that is”, and the abbreviation “e.g.” means “for example”.</w:t>
-      </w:r>
-    </w:p>
-    <w:p>
-      <w:pPr>
-        <w:pStyle w:val="BodyText"/>
-      </w:pPr>
-      <w:r>
-        <w:t>An excellent style manual for science writers is [7].</w:t>
-      </w:r>
-    </w:p>
-    <w:p>
-      <w:pPr>
-        <w:pStyle w:val="Heading1"/>
-      </w:pPr>
-      <w:r>
-        <w:t xml:space="preserve">Using the </w:t>
-      </w:r>
-      <w:r>
-        <w:t>Template</w:t>
-      </w:r>
-    </w:p>
-    <w:p>
-      <w:pPr>
-        <w:pStyle w:val="BodyText"/>
-      </w:pPr>
-      <w:r>
-        <w:t>After the text edit has been completed, the paper is ready for the template. Duplicate the template file by using the Save As command, and use the naming convention prescribed by your conference for the name of your paper. In this newly created file, highlight all of the contents and import your prepared text file. You are now ready to style your paper; use the scroll down window on the left of the MS Word Formatting toolbar.</w:t>
-      </w:r>
-    </w:p>
-    <w:p>
-      <w:pPr>
-        <w:pStyle w:val="Heading2"/>
-      </w:pPr>
-      <w:r>
-        <w:t>Authors</w:t>
-      </w:r>
-      <w:r>
-        <w:t xml:space="preserve"> and Affiliations</w:t>
-      </w:r>
-    </w:p>
-    <w:p>
-      <w:pPr>
-        <w:pStyle w:val="BodyText"/>
-      </w:pPr>
-      <w:r>
-        <w:rPr>
-          <w:b/>
-        </w:rPr>
-        <w:t xml:space="preserve">The template is </w:t>
-      </w:r>
-      <w:r>
-        <w:rPr>
-          <w:b/>
-        </w:rPr>
-        <w:t>designed</w:t>
-      </w:r>
-      <w:r>
-        <w:rPr>
-          <w:b/>
-          <w:lang w:val="en-US"/>
-        </w:rPr>
-        <w:t xml:space="preserve"> for,</w:t>
-      </w:r>
-      <w:r>
-        <w:rPr>
-          <w:b/>
-        </w:rPr>
-        <w:t xml:space="preserve"> but not limited to</w:t>
-      </w:r>
-      <w:r>
-        <w:rPr>
-          <w:b/>
-          <w:lang w:val="en-US"/>
-        </w:rPr>
-        <w:t>,</w:t>
-      </w:r>
-      <w:r>
-        <w:rPr>
-          <w:b/>
-          <w:lang w:val="en-US"/>
-        </w:rPr>
-        <w:t xml:space="preserve"> </w:t>
-      </w:r>
-      <w:r>
-        <w:rPr>
-          <w:b/>
-          <w:lang w:val="en-US"/>
-        </w:rPr>
-        <w:t>six</w:t>
-      </w:r>
-      <w:r>
-        <w:rPr>
-          <w:b/>
-          <w:lang w:val="en-US"/>
-        </w:rPr>
-        <w:t xml:space="preserve"> authors.</w:t>
-      </w:r>
-      <w:r>
-        <w:rPr>
-          <w:lang w:val="en-US"/>
-        </w:rPr>
-        <w:t xml:space="preserve"> </w:t>
-      </w:r>
-      <w:r>
-        <w:rPr>
-          <w:lang w:val="en-US"/>
-        </w:rPr>
-        <w:t xml:space="preserve">A minimum of one author is required for all conference articles. </w:t>
-      </w:r>
-      <w:r>
-        <w:t>Author names should be listed starting from left to right and then moving down to the next line. This is the author sequence that will be used in future citations and by indexing services.</w:t>
-      </w:r>
-      <w:r>
-        <w:t xml:space="preserve"> </w:t>
-      </w:r>
-      <w:r>
-        <w:t>Names should not be listed in columns nor group by affiliation.</w:t>
-      </w:r>
-      <w:r>
-        <w:rPr>
-          <w:lang w:val="en-US"/>
-        </w:rPr>
-        <w:t xml:space="preserve"> </w:t>
-      </w:r>
-      <w:r>
-        <w:t>Please keep your affiliations as succinct as possible (for example, do not differentiate among departments of the same organization).</w:t>
-      </w:r>
-    </w:p>
-    <w:p>
-      <w:pPr>
-        <w:pStyle w:val="Heading3"/>
-      </w:pPr>
-      <w:r>
-        <w:t xml:space="preserve">For papers with more than six authors: </w:t>
-      </w:r>
-      <w:r>
-        <w:rPr>
-          <w:i w:val="0"/>
-        </w:rPr>
-        <w:t>Add author names horizontally, moving to a third row if needed for more than 8 authors.</w:t>
-      </w:r>
-    </w:p>
-    <w:p>
-      <w:pPr>
-        <w:pStyle w:val="Heading3"/>
-      </w:pPr>
-      <w:r>
-        <w:t xml:space="preserve">For </w:t>
-      </w:r>
-      <w:r>
-        <w:t xml:space="preserve">papers with less than </w:t>
-      </w:r>
-      <w:r>
-        <w:t>six</w:t>
-      </w:r>
-      <w:r>
-        <w:t xml:space="preserve"> authors</w:t>
-      </w:r>
-      <w:r>
-        <w:t xml:space="preserve">: </w:t>
-      </w:r>
-      <w:r>
-        <w:rPr>
-          <w:i w:val="0"/>
-        </w:rPr>
-        <w:t>To change the default, adjust the template as follows.</w:t>
-      </w:r>
-    </w:p>
-    <w:p>
-      <w:pPr>
-        <w:pStyle w:val="Heading4"/>
-      </w:pPr>
-      <w:r>
-        <w:lastRenderedPageBreak/>
-        <w:t>Selection</w:t>
-      </w:r>
-      <w:r>
-        <w:t xml:space="preserve">: </w:t>
-      </w:r>
-      <w:r>
-        <w:rPr>
-          <w:i w:val="0"/>
-        </w:rPr>
-        <w:t>Highlight all author and affiliation lines.</w:t>
-      </w:r>
-    </w:p>
-    <w:p>
-      <w:pPr>
-        <w:pStyle w:val="Heading4"/>
-      </w:pPr>
-      <w:r>
-        <w:t>Change number of columns:</w:t>
-      </w:r>
-      <w:r>
-        <w:t xml:space="preserve"> </w:t>
-      </w:r>
-      <w:r>
-        <w:rPr>
-          <w:i w:val="0"/>
-        </w:rPr>
-        <w:t xml:space="preserve">Select the Columns icon from the MS Word Standard toolbar and then select </w:t>
-      </w:r>
-      <w:r>
-        <w:rPr>
-          <w:i w:val="0"/>
-        </w:rPr>
-        <w:t>the correct number of columns</w:t>
-      </w:r>
-      <w:r>
-        <w:rPr>
-          <w:i w:val="0"/>
-        </w:rPr>
-        <w:t xml:space="preserve"> from the selection palette.</w:t>
-      </w:r>
-    </w:p>
-    <w:p>
-      <w:pPr>
-        <w:pStyle w:val="Heading4"/>
-        <w:rPr>
-          <w:i w:val="0"/>
-        </w:rPr>
-      </w:pPr>
-      <w:r>
-        <w:t xml:space="preserve">Deletion: </w:t>
-      </w:r>
-      <w:r>
-        <w:rPr>
-          <w:i w:val="0"/>
-        </w:rPr>
-        <w:t xml:space="preserve">Delete the author and affiliation lines for the </w:t>
-      </w:r>
-      <w:r>
-        <w:rPr>
-          <w:i w:val="0"/>
-        </w:rPr>
-        <w:t>extra authors.</w:t>
-      </w:r>
-    </w:p>
-    <w:p>
-      <w:pPr>
-        <w:jc w:val="start"/>
-        <w:rPr>
-          <w:i/>
-          <w:iCs/>
-          <w:noProof/>
-        </w:rPr>
-      </w:pPr>
-    </w:p>
-    <w:p>
-      <w:pPr>
-        <w:pStyle w:val="Heading2"/>
-      </w:pPr>
-      <w:r>
-        <w:t>Identify</w:t>
-      </w:r>
-      <w:r>
-        <w:t xml:space="preserve"> the Headings</w:t>
-      </w:r>
-    </w:p>
-    <w:p>
-      <w:pPr>
-        <w:pStyle w:val="BodyText"/>
-      </w:pPr>
-      <w:r>
-        <w:t>Headings, or heads, are organizational devices that guide the reader through your paper. There are two types: component heads and text heads.</w:t>
-      </w:r>
-    </w:p>
-    <w:p>
-      <w:pPr>
-        <w:pStyle w:val="BodyText"/>
-      </w:pPr>
-      <w:r>
-        <w:t>Component heads identify the different components of your paper and are not topically subordinate to each other. Examples include Acknowledgments and References and, for these, the correct style to use is “Heading 5”. Use “figure caption” for your Figure captions, and “table head” for your table title. Run-in heads, such as “Abstract”, will require you to apply a style (in this case, italic) in addition to the style provided by the drop down menu to differentiate the head from the text.</w:t>
-      </w:r>
-    </w:p>
-    <w:p>
-      <w:pPr>
-        <w:pStyle w:val="BodyText"/>
-      </w:pPr>
-      <w:r>
-        <w:t>Text heads organize the topics on a relational, hierarchical basis. For example, the paper title is the primary text head because all subsequent material relates and elaborates on this one topic. If there are two or more sub-topics, the next level head (uppercase Roman numerals) should be used and, conversely, if there are not at least two sub-topics, then no subheads should be introduced. Styles named “Heading 1”, “Heading 2”, “Heading 3”, and “Heading 4” are prescribed.</w:t>
-      </w:r>
-    </w:p>
-    <w:p>
-      <w:pPr>
-        <w:pStyle w:val="Heading2"/>
-      </w:pPr>
-      <w:r>
-        <w:t>Figures and Tables</w:t>
-      </w:r>
-    </w:p>
-    <w:p>
-      <w:pPr>
-        <w:pStyle w:val="Heading4"/>
-      </w:pPr>
-      <w:r>
-        <w:t xml:space="preserve"> </w:t>
-      </w:r>
-      <w:r>
-        <w:t xml:space="preserve">Positioning Figures and Tables: </w:t>
-      </w:r>
-      <w:r>
-        <w:rPr>
-          <w:i w:val="0"/>
-        </w:rPr>
-        <w:t>Place figures and tables at the top and bottom of columns. Avoid placing them in the middle of columns. Large figures and tables may span across both columns. Figure captions should be below the figures; table heads should appear above the tables. Insert figures and tables after they are cited in the text. Use the abbreviation “Fig. 1”, even at the beginning of a sentence.</w:t>
-      </w:r>
-    </w:p>
-    <w:p>
-      <w:pPr>
-        <w:pStyle w:val="tablehead"/>
-      </w:pPr>
-      <w:r>
-        <w:t>Table Type Styles</w:t>
+      <w:r>
+        <w:t xml:space="preserve"> Za poziciju WR korišćen je javno dostupan skup podataka sa HuggingFace platforme (SebastianAndreu/24679_NFL_WR_Dataset_2025), koji obuhvata period 2015–2025 i sadrži kontekstualne faktore kao što su vremenski uslovi i tip terena. </w:t>
       </w:r>
     </w:p>
     <w:tbl>
       <w:tblPr>
-        <w:tblW w:w="0pt" w:type="dxa"/>
-        <w:jc w:val="center"/>
+        <w:tblpPr w:leftFromText="180" w:rightFromText="180" w:vertAnchor="text" w:horzAnchor="page" w:tblpX="6180" w:tblpY="74"/>
+        <w:tblW w:w="242.85pt" w:type="dxa"/>
         <w:tblBorders>
-          <w:top w:val="single" w:sz="2" w:space="0" w:color="auto"/>
-          <w:start w:val="single" w:sz="2" w:space="0" w:color="auto"/>
-          <w:bottom w:val="single" w:sz="2" w:space="0" w:color="auto"/>
-          <w:end w:val="single" w:sz="2" w:space="0" w:color="auto"/>
-          <w:insideH w:val="single" w:sz="2" w:space="0" w:color="auto"/>
-          <w:insideV w:val="single" w:sz="2" w:space="0" w:color="auto"/>
+          <w:top w:val="single" w:sz="4" w:space="0" w:color="auto"/>
+          <w:start w:val="single" w:sz="4" w:space="0" w:color="auto"/>
+          <w:bottom w:val="single" w:sz="4" w:space="0" w:color="auto"/>
+          <w:end w:val="single" w:sz="4" w:space="0" w:color="auto"/>
+          <w:insideH w:val="single" w:sz="4" w:space="0" w:color="auto"/>
+          <w:insideV w:val="single" w:sz="4" w:space="0" w:color="auto"/>
         </w:tblBorders>
-        <w:tblLayout w:type="fixed"/>
-        <w:tblLook w:firstRow="0" w:lastRow="0" w:firstColumn="0" w:lastColumn="0" w:noHBand="0" w:noVBand="0"/>
+        <w:tblCellMar>
+          <w:top w:w="0.70pt" w:type="dxa"/>
+          <w:start w:w="0.50pt" w:type="dxa"/>
+          <w:end w:w="0.50pt" w:type="dxa"/>
+        </w:tblCellMar>
+        <w:tblLook w:firstRow="1" w:lastRow="0" w:firstColumn="1" w:lastColumn="0" w:noHBand="0" w:noVBand="1"/>
       </w:tblPr>
       <w:tblGrid>
-        <w:gridCol w:w="720"/>
-        <w:gridCol w:w="2340"/>
-        <w:gridCol w:w="900"/>
-        <w:gridCol w:w="900"/>
+        <w:gridCol w:w="1214"/>
+        <w:gridCol w:w="2328"/>
+        <w:gridCol w:w="1315"/>
       </w:tblGrid>
       <w:tr>
         <w:trPr>
-          <w:cantSplit/>
-          <w:trHeight w:val="240"/>
-          <w:tblHeader/>
-          <w:jc w:val="center"/>
+          <w:trHeight w:val="234"/>
         </w:trPr>
         <w:tc>
           <w:tcPr>
-            <w:tcW w:w="36pt" w:type="dxa"/>
-            <w:vMerge w:val="restart"/>
-            <w:vAlign w:val="center"/>
+            <w:tcW w:w="60.70pt" w:type="dxa"/>
+            <w:tcBorders>
+              <w:top w:val="single" w:sz="8" w:space="0" w:color="333333"/>
+              <w:start w:val="none" w:sz="0" w:space="0" w:color="FFFFFF"/>
+              <w:bottom w:val="single" w:sz="8" w:space="0" w:color="333333"/>
+              <w:end w:val="none" w:sz="0" w:space="0" w:color="FFFFFF"/>
+            </w:tcBorders>
+            <w:tcMar>
+              <w:top w:w="3pt" w:type="dxa"/>
+              <w:start w:w="5pt" w:type="dxa"/>
+              <w:bottom w:w="3pt" w:type="dxa"/>
+              <w:end w:w="5pt" w:type="dxa"/>
+            </w:tcMar>
           </w:tcPr>
           <w:p>
-            <w:pPr>
-              <w:pStyle w:val="tablecolhead"/>
-            </w:pPr>
             <w:r>
-              <w:t>Table Head</w:t>
+              <w:rPr>
+                <w:rFonts w:eastAsia="Times New Roman"/>
+                <w:b/>
+                <w:bCs/>
+              </w:rPr>
+              <w:t>Pozicija</w:t>
             </w:r>
           </w:p>
         </w:tc>
         <w:tc>
           <w:tcPr>
-            <w:tcW w:w="207pt" w:type="dxa"/>
-            <w:gridSpan w:val="3"/>
-            <w:vAlign w:val="center"/>
+            <w:tcW w:w="116.40pt" w:type="dxa"/>
+            <w:tcBorders>
+              <w:top w:val="single" w:sz="8" w:space="0" w:color="333333"/>
+              <w:start w:val="none" w:sz="0" w:space="0" w:color="FFFFFF"/>
+              <w:bottom w:val="single" w:sz="8" w:space="0" w:color="333333"/>
+              <w:end w:val="none" w:sz="0" w:space="0" w:color="FFFFFF"/>
+            </w:tcBorders>
+            <w:tcMar>
+              <w:top w:w="3pt" w:type="dxa"/>
+              <w:start w:w="5pt" w:type="dxa"/>
+              <w:bottom w:w="3pt" w:type="dxa"/>
+              <w:end w:w="5pt" w:type="dxa"/>
+            </w:tcMar>
+          </w:tcPr>
+          <w:p>
+            <w:r>
+              <w:rPr>
+                <w:rFonts w:eastAsia="Times New Roman"/>
+                <w:b/>
+                <w:bCs/>
+              </w:rPr>
+              <w:t>Br. redova</w:t>
+            </w:r>
+          </w:p>
+        </w:tc>
+        <w:tc>
+          <w:tcPr>
+            <w:tcW w:w="65.75pt" w:type="dxa"/>
+            <w:tcBorders>
+              <w:top w:val="single" w:sz="8" w:space="0" w:color="333333"/>
+              <w:start w:val="none" w:sz="0" w:space="0" w:color="FFFFFF"/>
+              <w:bottom w:val="single" w:sz="8" w:space="0" w:color="333333"/>
+              <w:end w:val="none" w:sz="0" w:space="0" w:color="FFFFFF"/>
+            </w:tcBorders>
+            <w:tcMar>
+              <w:top w:w="3pt" w:type="dxa"/>
+              <w:start w:w="5pt" w:type="dxa"/>
+              <w:bottom w:w="3pt" w:type="dxa"/>
+              <w:end w:w="5pt" w:type="dxa"/>
+            </w:tcMar>
           </w:tcPr>
           <w:p>
             <w:pPr>
-              <w:pStyle w:val="tablecolhead"/>
+              <w:rPr>
+                <w:b/>
+                <w:bCs/>
+              </w:rPr>
             </w:pPr>
             <w:r>
-              <w:t>Table Column Head</w:t>
+              <w:rPr>
+                <w:b/>
+                <w:bCs/>
+              </w:rPr>
+              <w:t>Br. kolona</w:t>
             </w:r>
           </w:p>
         </w:tc>
       </w:tr>
       <w:tr>
         <w:trPr>
-          <w:cantSplit/>
-          <w:trHeight w:val="240"/>
-          <w:tblHeader/>
-          <w:jc w:val="center"/>
+          <w:trHeight w:val="227"/>
         </w:trPr>
         <w:tc>
           <w:tcPr>
-            <w:tcW w:w="36pt" w:type="dxa"/>
-            <w:vMerge/>
+            <w:tcW w:w="60.70pt" w:type="dxa"/>
+            <w:tcBorders>
+              <w:top w:val="single" w:sz="4" w:space="0" w:color="999999"/>
+              <w:start w:val="none" w:sz="0" w:space="0" w:color="FFFFFF"/>
+              <w:bottom w:val="single" w:sz="4" w:space="0" w:color="999999"/>
+              <w:end w:val="none" w:sz="0" w:space="0" w:color="FFFFFF"/>
+            </w:tcBorders>
+            <w:shd w:val="clear" w:color="auto" w:fill="F0F0F0"/>
+            <w:tcMar>
+              <w:top w:w="3pt" w:type="dxa"/>
+              <w:start w:w="5pt" w:type="dxa"/>
+              <w:bottom w:w="3pt" w:type="dxa"/>
+              <w:end w:w="5pt" w:type="dxa"/>
+            </w:tcMar>
           </w:tcPr>
           <w:p>
-            <w:pPr>
+            <w:r>
               <w:rPr>
-                <w:sz w:val="16"/>
-                <w:szCs w:val="16"/>
+                <w:rFonts w:eastAsia="Times New Roman"/>
               </w:rPr>
-            </w:pPr>
-          </w:p>
-        </w:tc>
-        <w:tc>
-          <w:tcPr>
-            <w:tcW w:w="117pt" w:type="dxa"/>
-            <w:vAlign w:val="center"/>
-          </w:tcPr>
-          <w:p>
-            <w:pPr>
-              <w:pStyle w:val="tablecolsubhead"/>
-            </w:pPr>
-            <w:r>
-              <w:t>Table column subhead</w:t>
+              <w:t>QB</w:t>
             </w:r>
           </w:p>
         </w:tc>
         <w:tc>
           <w:tcPr>
-            <w:tcW w:w="45pt" w:type="dxa"/>
-            <w:vAlign w:val="center"/>
+            <w:tcW w:w="116.40pt" w:type="dxa"/>
+            <w:tcBorders>
+              <w:top w:val="single" w:sz="4" w:space="0" w:color="999999"/>
+              <w:start w:val="none" w:sz="0" w:space="0" w:color="FFFFFF"/>
+              <w:bottom w:val="single" w:sz="4" w:space="0" w:color="999999"/>
+              <w:end w:val="none" w:sz="0" w:space="0" w:color="FFFFFF"/>
+            </w:tcBorders>
+            <w:shd w:val="clear" w:color="auto" w:fill="F0F0F0"/>
+            <w:tcMar>
+              <w:top w:w="3pt" w:type="dxa"/>
+              <w:start w:w="5pt" w:type="dxa"/>
+              <w:bottom w:w="3pt" w:type="dxa"/>
+              <w:end w:w="5pt" w:type="dxa"/>
+            </w:tcMar>
           </w:tcPr>
           <w:p>
-            <w:pPr>
-              <w:pStyle w:val="tablecolsubhead"/>
-            </w:pPr>
             <w:r>
-              <w:t>Subhead</w:t>
+              <w:t>845</w:t>
             </w:r>
           </w:p>
         </w:tc>
         <w:tc>
           <w:tcPr>
-            <w:tcW w:w="45pt" w:type="dxa"/>
-            <w:vAlign w:val="center"/>
+            <w:tcW w:w="65.75pt" w:type="dxa"/>
+            <w:tcBorders>
+              <w:top w:val="single" w:sz="4" w:space="0" w:color="999999"/>
+              <w:start w:val="none" w:sz="0" w:space="0" w:color="FFFFFF"/>
+              <w:bottom w:val="single" w:sz="4" w:space="0" w:color="999999"/>
+              <w:end w:val="none" w:sz="0" w:space="0" w:color="FFFFFF"/>
+            </w:tcBorders>
+            <w:shd w:val="clear" w:color="auto" w:fill="F0F0F0"/>
+            <w:tcMar>
+              <w:top w:w="3pt" w:type="dxa"/>
+              <w:start w:w="5pt" w:type="dxa"/>
+              <w:bottom w:w="3pt" w:type="dxa"/>
+              <w:end w:w="5pt" w:type="dxa"/>
+            </w:tcMar>
           </w:tcPr>
           <w:p>
-            <w:pPr>
-              <w:pStyle w:val="tablecolsubhead"/>
-            </w:pPr>
             <w:r>
-              <w:t>Subhead</w:t>
+              <w:t>188</w:t>
             </w:r>
           </w:p>
         </w:tc>
       </w:tr>
       <w:tr>
         <w:trPr>
-          <w:trHeight w:val="320"/>
-          <w:jc w:val="center"/>
+          <w:trHeight w:val="234"/>
         </w:trPr>
         <w:tc>
           <w:tcPr>
-            <w:tcW w:w="36pt" w:type="dxa"/>
-            <w:vAlign w:val="center"/>
+            <w:tcW w:w="60.70pt" w:type="dxa"/>
+            <w:tcBorders>
+              <w:top w:val="single" w:sz="4" w:space="0" w:color="999999"/>
+              <w:start w:val="none" w:sz="0" w:space="0" w:color="FFFFFF"/>
+              <w:bottom w:val="single" w:sz="4" w:space="0" w:color="999999"/>
+              <w:end w:val="none" w:sz="0" w:space="0" w:color="FFFFFF"/>
+            </w:tcBorders>
+            <w:tcMar>
+              <w:top w:w="3pt" w:type="dxa"/>
+              <w:start w:w="5pt" w:type="dxa"/>
+              <w:bottom w:w="3pt" w:type="dxa"/>
+              <w:end w:w="5pt" w:type="dxa"/>
+            </w:tcMar>
           </w:tcPr>
           <w:p>
-            <w:pPr>
-              <w:pStyle w:val="tablecopy"/>
+            <w:r>
               <w:rPr>
-                <w:sz w:val="8"/>
-                <w:szCs w:val="8"/>
+                <w:rFonts w:eastAsia="Times New Roman"/>
               </w:rPr>
-            </w:pPr>
-            <w:r>
-              <w:t>copy</w:t>
+              <w:t>RB</w:t>
             </w:r>
           </w:p>
         </w:tc>
         <w:tc>
           <w:tcPr>
-            <w:tcW w:w="117pt" w:type="dxa"/>
-            <w:vAlign w:val="center"/>
+            <w:tcW w:w="116.40pt" w:type="dxa"/>
+            <w:tcBorders>
+              <w:top w:val="single" w:sz="4" w:space="0" w:color="999999"/>
+              <w:start w:val="none" w:sz="0" w:space="0" w:color="FFFFFF"/>
+              <w:bottom w:val="single" w:sz="4" w:space="0" w:color="999999"/>
+              <w:end w:val="none" w:sz="0" w:space="0" w:color="FFFFFF"/>
+            </w:tcBorders>
+            <w:tcMar>
+              <w:top w:w="3pt" w:type="dxa"/>
+              <w:start w:w="5pt" w:type="dxa"/>
+              <w:bottom w:w="3pt" w:type="dxa"/>
+              <w:end w:w="5pt" w:type="dxa"/>
+            </w:tcMar>
           </w:tcPr>
           <w:p>
-            <w:pPr>
-              <w:pStyle w:val="tablecopy"/>
-            </w:pPr>
             <w:r>
-              <w:t>More table copy</w:t>
-            </w:r>
-            <w:r>
-              <w:rPr>
-                <w:vertAlign w:val="superscript"/>
-              </w:rPr>
-              <w:t>a</w:t>
+              <w:t>622</w:t>
             </w:r>
           </w:p>
         </w:tc>
         <w:tc>
           <w:tcPr>
-            <w:tcW w:w="45pt" w:type="dxa"/>
-            <w:vAlign w:val="center"/>
+            <w:tcW w:w="65.75pt" w:type="dxa"/>
+            <w:tcBorders>
+              <w:top w:val="single" w:sz="4" w:space="0" w:color="999999"/>
+              <w:start w:val="none" w:sz="0" w:space="0" w:color="FFFFFF"/>
+              <w:bottom w:val="single" w:sz="4" w:space="0" w:color="999999"/>
+              <w:end w:val="none" w:sz="0" w:space="0" w:color="FFFFFF"/>
+            </w:tcBorders>
+            <w:tcMar>
+              <w:top w:w="3pt" w:type="dxa"/>
+              <w:start w:w="5pt" w:type="dxa"/>
+              <w:bottom w:w="3pt" w:type="dxa"/>
+              <w:end w:w="5pt" w:type="dxa"/>
+            </w:tcMar>
           </w:tcPr>
           <w:p>
-            <w:pPr>
+            <w:r>
+              <w:t>115</w:t>
+            </w:r>
+          </w:p>
+        </w:tc>
+      </w:tr>
+      <w:tr>
+        <w:trPr>
+          <w:trHeight w:val="227"/>
+        </w:trPr>
+        <w:tc>
+          <w:tcPr>
+            <w:tcW w:w="60.70pt" w:type="dxa"/>
+            <w:tcBorders>
+              <w:top w:val="single" w:sz="4" w:space="0" w:color="999999"/>
+              <w:start w:val="none" w:sz="0" w:space="0" w:color="FFFFFF"/>
+              <w:bottom w:val="single" w:sz="4" w:space="0" w:color="999999"/>
+              <w:end w:val="none" w:sz="0" w:space="0" w:color="FFFFFF"/>
+            </w:tcBorders>
+            <w:shd w:val="clear" w:color="auto" w:fill="F0F0F0"/>
+            <w:tcMar>
+              <w:top w:w="3pt" w:type="dxa"/>
+              <w:start w:w="5pt" w:type="dxa"/>
+              <w:bottom w:w="3pt" w:type="dxa"/>
+              <w:end w:w="5pt" w:type="dxa"/>
+            </w:tcMar>
+          </w:tcPr>
+          <w:p>
+            <w:r>
               <w:rPr>
-                <w:sz w:val="16"/>
-                <w:szCs w:val="16"/>
+                <w:rFonts w:eastAsia="Times New Roman"/>
               </w:rPr>
-            </w:pPr>
+              <w:t>TE</w:t>
+            </w:r>
           </w:p>
         </w:tc>
         <w:tc>
           <w:tcPr>
-            <w:tcW w:w="45pt" w:type="dxa"/>
-            <w:vAlign w:val="center"/>
+            <w:tcW w:w="116.40pt" w:type="dxa"/>
+            <w:tcBorders>
+              <w:top w:val="single" w:sz="4" w:space="0" w:color="999999"/>
+              <w:start w:val="none" w:sz="0" w:space="0" w:color="FFFFFF"/>
+              <w:bottom w:val="single" w:sz="4" w:space="0" w:color="999999"/>
+              <w:end w:val="none" w:sz="0" w:space="0" w:color="FFFFFF"/>
+            </w:tcBorders>
+            <w:shd w:val="clear" w:color="auto" w:fill="F0F0F0"/>
+            <w:tcMar>
+              <w:top w:w="3pt" w:type="dxa"/>
+              <w:start w:w="5pt" w:type="dxa"/>
+              <w:bottom w:w="3pt" w:type="dxa"/>
+              <w:end w:w="5pt" w:type="dxa"/>
+            </w:tcMar>
           </w:tcPr>
           <w:p>
-            <w:pPr>
+            <w:r>
+              <w:t>351</w:t>
+            </w:r>
+          </w:p>
+        </w:tc>
+        <w:tc>
+          <w:tcPr>
+            <w:tcW w:w="65.75pt" w:type="dxa"/>
+            <w:tcBorders>
+              <w:top w:val="single" w:sz="4" w:space="0" w:color="999999"/>
+              <w:start w:val="none" w:sz="0" w:space="0" w:color="FFFFFF"/>
+              <w:bottom w:val="single" w:sz="4" w:space="0" w:color="999999"/>
+              <w:end w:val="none" w:sz="0" w:space="0" w:color="FFFFFF"/>
+            </w:tcBorders>
+            <w:shd w:val="clear" w:color="auto" w:fill="F0F0F0"/>
+            <w:tcMar>
+              <w:top w:w="3pt" w:type="dxa"/>
+              <w:start w:w="5pt" w:type="dxa"/>
+              <w:bottom w:w="3pt" w:type="dxa"/>
+              <w:end w:w="5pt" w:type="dxa"/>
+            </w:tcMar>
+          </w:tcPr>
+          <w:p>
+            <w:r>
+              <w:t>70</w:t>
+            </w:r>
+          </w:p>
+        </w:tc>
+      </w:tr>
+      <w:tr>
+        <w:trPr>
+          <w:trHeight w:val="234"/>
+        </w:trPr>
+        <w:tc>
+          <w:tcPr>
+            <w:tcW w:w="60.70pt" w:type="dxa"/>
+            <w:tcBorders>
+              <w:top w:val="single" w:sz="4" w:space="0" w:color="999999"/>
+              <w:start w:val="none" w:sz="0" w:space="0" w:color="FFFFFF"/>
+              <w:bottom w:val="single" w:sz="4" w:space="0" w:color="999999"/>
+              <w:end w:val="none" w:sz="0" w:space="0" w:color="FFFFFF"/>
+            </w:tcBorders>
+            <w:tcMar>
+              <w:top w:w="3pt" w:type="dxa"/>
+              <w:start w:w="5pt" w:type="dxa"/>
+              <w:bottom w:w="3pt" w:type="dxa"/>
+              <w:end w:w="5pt" w:type="dxa"/>
+            </w:tcMar>
+          </w:tcPr>
+          <w:p>
+            <w:r>
               <w:rPr>
-                <w:sz w:val="16"/>
-                <w:szCs w:val="16"/>
+                <w:rFonts w:eastAsia="Times New Roman"/>
               </w:rPr>
-            </w:pPr>
+              <w:t>WR</w:t>
+            </w:r>
+          </w:p>
+        </w:tc>
+        <w:tc>
+          <w:tcPr>
+            <w:tcW w:w="116.40pt" w:type="dxa"/>
+            <w:tcBorders>
+              <w:top w:val="single" w:sz="4" w:space="0" w:color="999999"/>
+              <w:start w:val="none" w:sz="0" w:space="0" w:color="FFFFFF"/>
+              <w:bottom w:val="single" w:sz="4" w:space="0" w:color="999999"/>
+              <w:end w:val="none" w:sz="0" w:space="0" w:color="FFFFFF"/>
+            </w:tcBorders>
+            <w:tcMar>
+              <w:top w:w="3pt" w:type="dxa"/>
+              <w:start w:w="5pt" w:type="dxa"/>
+              <w:bottom w:w="3pt" w:type="dxa"/>
+              <w:end w:w="5pt" w:type="dxa"/>
+            </w:tcMar>
+          </w:tcPr>
+          <w:p>
+            <w:r>
+              <w:t>5529</w:t>
+            </w:r>
+          </w:p>
+        </w:tc>
+        <w:tc>
+          <w:tcPr>
+            <w:tcW w:w="65.75pt" w:type="dxa"/>
+            <w:tcBorders>
+              <w:top w:val="single" w:sz="4" w:space="0" w:color="999999"/>
+              <w:start w:val="none" w:sz="0" w:space="0" w:color="FFFFFF"/>
+              <w:bottom w:val="single" w:sz="4" w:space="0" w:color="999999"/>
+              <w:end w:val="none" w:sz="0" w:space="0" w:color="FFFFFF"/>
+            </w:tcBorders>
+            <w:tcMar>
+              <w:top w:w="3pt" w:type="dxa"/>
+              <w:start w:w="5pt" w:type="dxa"/>
+              <w:bottom w:w="3pt" w:type="dxa"/>
+              <w:end w:w="5pt" w:type="dxa"/>
+            </w:tcMar>
+          </w:tcPr>
+          <w:p>
+            <w:r>
+              <w:t>102</w:t>
+            </w:r>
           </w:p>
         </w:tc>
       </w:tr>
     </w:tbl>
     <w:p>
       <w:pPr>
-        <w:pStyle w:val="tablefootnote"/>
-      </w:pPr>
-      <w:r>
-        <w:t xml:space="preserve">Sample </w:t>
-      </w:r>
-      <w:r>
-        <w:t>of</w:t>
-      </w:r>
-      <w:r>
-        <w:t xml:space="preserve"> a </w:t>
-      </w:r>
-      <w:r>
-        <w:t>Table</w:t>
-      </w:r>
-      <w:r>
-        <w:t xml:space="preserve"> </w:t>
-      </w:r>
-      <w:r>
-        <w:t>footnote</w:t>
-      </w:r>
-      <w:r>
-        <w:t xml:space="preserve">. </w:t>
-      </w:r>
-      <w:r>
-        <w:t>(</w:t>
-      </w:r>
-      <w:r>
-        <w:rPr>
-          <w:i/>
-        </w:rPr>
-        <w:t>Table footnote</w:t>
-      </w:r>
-      <w:r>
-        <w:t>)</w:t>
-      </w:r>
-    </w:p>
-    <w:p>
-      <w:pPr>
-        <w:pStyle w:val="figurecaption"/>
-      </w:pPr>
-      <w:r>
-        <w:t xml:space="preserve">Example of a figure </w:t>
-      </w:r>
-      <w:r>
-        <w:t>caption</w:t>
-      </w:r>
-      <w:r>
-        <w:t xml:space="preserve">. </w:t>
-      </w:r>
-      <w:r>
-        <w:rPr>
-          <w:iCs/>
-        </w:rPr>
-        <w:t>(</w:t>
-      </w:r>
-      <w:r>
-        <w:rPr>
-          <w:i/>
-          <w:iCs/>
-        </w:rPr>
-        <w:t>figure caption</w:t>
-      </w:r>
-      <w:r>
-        <w:rPr>
-          <w:iCs/>
-        </w:rPr>
-        <w:t>)</w:t>
-      </w:r>
-    </w:p>
-    <w:p>
-      <w:pPr>
         <w:pStyle w:val="BodyText"/>
-      </w:pPr>
-      <w:r>
-        <w:t>Figure Labels: Use 8 point Times New Roman for Figure labels. Use words rather than symbols or abbreviations when writing Figure axis labels to avoid confusing the reader. As an example, write the quantity “Magnetization”, or “Magnetization, M”, not just “M”. If including units in the label, present them within parentheses. Do not label axes only with units. In the example, write “Magnetization (A/m)” or “Magnetization {A[m(1)]}”, not just “A/m”. Do not label axes</w:t>
-      </w:r>
-      <w:r>
-        <w:t xml:space="preserve"> </w:t>
-      </w:r>
-      <w:r>
-        <w:t>with a ratio of quantities and units. For example, write “Temperature (K)”, not “Temperature/K”.</w:t>
-      </w:r>
-    </w:p>
-    <w:p>
-      <w:pPr>
-        <w:pStyle w:val="Heading5"/>
-      </w:pPr>
-      <w:r>
-        <w:t>Acknowledgment</w:t>
-      </w:r>
-      <w:r>
-        <w:t xml:space="preserve"> </w:t>
-      </w:r>
-      <w:r>
-        <w:rPr>
-          <w:i/>
-          <w:iCs/>
-        </w:rPr>
-        <w:t>(</w:t>
-      </w:r>
-      <w:r>
-        <w:rPr>
-          <w:i/>
-          <w:iCs/>
-          <w:smallCaps w:val="0"/>
-        </w:rPr>
-        <w:t>Heading 5</w:t>
-      </w:r>
-      <w:r>
-        <w:rPr>
-          <w:i/>
-          <w:iCs/>
-        </w:rPr>
-        <w:t>)</w:t>
-      </w:r>
-    </w:p>
-    <w:p>
-      <w:pPr>
-        <w:pStyle w:val="BodyText"/>
-      </w:pPr>
-      <w:r>
-        <w:t>The preferred spelling of the word “acknowledgment” in America is without an “e” after the “g</w:t>
-      </w:r>
-      <w:r>
-        <w:t>”. Avoid the stilted expression “</w:t>
-      </w:r>
-      <w:r>
-        <w:rPr>
-          <w:lang w:val="en-US"/>
-        </w:rPr>
-        <w:t>o</w:t>
-      </w:r>
-      <w:r>
-        <w:t xml:space="preserve">ne of us (R. B. G.) thanks </w:t>
-      </w:r>
-      <w:r>
-        <w:t>...</w:t>
-      </w:r>
-      <w:r>
-        <w:rPr>
-          <w:lang w:val="en-US"/>
-        </w:rPr>
-        <w:t xml:space="preserve">”.  </w:t>
-      </w:r>
-      <w:r>
-        <w:t xml:space="preserve">Instead, try “R. </w:t>
-      </w:r>
-      <w:r>
-        <w:t>B. G. thanks</w:t>
-      </w:r>
-      <w:r>
-        <w:t>...</w:t>
-      </w:r>
-      <w:r>
-        <w:t>”.</w:t>
-      </w:r>
-      <w:r>
-        <w:rPr>
-          <w:lang w:val="en-US"/>
-        </w:rPr>
-        <w:t xml:space="preserve"> </w:t>
-      </w:r>
-      <w:r>
-        <w:t>Put spons</w:t>
-      </w:r>
-      <w:r>
-        <w:t>or acknowledgments in the unnum</w:t>
-      </w:r>
-      <w:r>
-        <w:t>bered footnote on the first page.</w:t>
-      </w:r>
-    </w:p>
-    <w:p>
-      <w:pPr>
-        <w:pStyle w:val="Heading5"/>
-      </w:pPr>
-      <w:r>
-        <w:t>References</w:t>
-      </w:r>
-    </w:p>
-    <w:p>
-      <w:pPr>
-        <w:pStyle w:val="BodyText"/>
-      </w:pPr>
-      <w:r>
-        <w:t>The template will number citations consecutively within brackets [1]. The sentence punctuation follows the bracket [2]. Refer simply to the reference number, as in [3]—do not use “Ref. [3]” or “reference [3]” except at the beginning of a sentence: “Reference [3] was the first</w:t>
-      </w:r>
-      <w:r>
-        <w:rPr>
-          <w:lang w:val="en-US"/>
-        </w:rPr>
-        <w:t xml:space="preserve"> </w:t>
-      </w:r>
-      <w:r>
-        <w:t>...</w:t>
-      </w:r>
-      <w:r>
-        <w:t>”</w:t>
-      </w:r>
-    </w:p>
-    <w:p>
-      <w:pPr>
-        <w:pStyle w:val="BodyText"/>
-      </w:pPr>
-      <w:r>
-        <w:t>Number footnotes separately in superscripts. Place the actual footnote at the bottom of the column in which it was cited. Do not put footnotes in the</w:t>
-      </w:r>
-      <w:r>
-        <w:rPr>
-          <w:lang w:val="en-US"/>
-        </w:rPr>
-        <w:t xml:space="preserve"> abstract or</w:t>
-      </w:r>
-      <w:r>
-        <w:t xml:space="preserve"> reference list. Use letters for table footnotes.</w:t>
-      </w:r>
-    </w:p>
-    <w:p>
-      <w:pPr>
-        <w:pStyle w:val="BodyText"/>
-      </w:pPr>
-      <w:r>
-        <w:t>Unless there are six au</w:t>
-      </w:r>
-      <w:r>
-        <w:t>thors or more give all authors</w:t>
-      </w:r>
-      <w:r>
-        <w:rPr>
-          <w:lang w:val="en-US"/>
-        </w:rPr>
-        <w:t xml:space="preserve">’ </w:t>
-      </w:r>
-      <w:r>
-        <w:t>names; do not use “et al.”. Papers that have not been published, even if they have been submitted for publication, should be cited as “unpublished” [4]. Papers that have been accepted for publication should be cited as “in press” [5]. Capitalize only the first word in a paper title, except for proper nouns and element symbols.</w:t>
-      </w:r>
-    </w:p>
-    <w:p>
-      <w:pPr>
-        <w:pStyle w:val="BodyText"/>
-      </w:pPr>
-      <w:r>
-        <w:t xml:space="preserve">For </w:t>
-      </w:r>
-      <w:r>
-        <w:t>papers</w:t>
-      </w:r>
-      <w:r>
-        <w:t xml:space="preserve"> published in translation journals, please give the English citation first, followed by the original foreign-language citation [6].</w:t>
-      </w:r>
-    </w:p>
-    <w:p/>
-    <w:p>
-      <w:pPr>
-        <w:pStyle w:val="references"/>
-        <w:ind w:start="17.70pt" w:hanging="17.70pt"/>
-      </w:pPr>
-      <w:r>
-        <w:t xml:space="preserve">G. Eason, B. Noble, and I. N. Sneddon, “On certain integrals of Lipschitz-Hankel type involving products of Bessel functions,” Phil. Trans. Roy. Soc. London, vol. A247, pp. 529–551, April 1955. </w:t>
-      </w:r>
-      <w:r>
-        <w:rPr>
-          <w:i/>
-          <w:iCs/>
-        </w:rPr>
-        <w:t>(references)</w:t>
-      </w:r>
-    </w:p>
-    <w:p>
-      <w:pPr>
-        <w:pStyle w:val="references"/>
-        <w:ind w:start="17.70pt" w:hanging="17.70pt"/>
-      </w:pPr>
-      <w:r>
-        <w:t>J. Clerk Maxwell, A Treatise on Electricity and Magnetism, 3rd ed., vol. 2. Oxford: Clarendon, 1892, pp.68–73.</w:t>
-      </w:r>
-    </w:p>
-    <w:p>
-      <w:pPr>
-        <w:pStyle w:val="references"/>
-        <w:ind w:start="17.70pt" w:hanging="17.70pt"/>
-      </w:pPr>
-      <w:r>
-        <w:t>I. S. Jacobs and C. P. Bean, “Fine particles, thin films and exchange anisotropy,” in Magnetism, vol. III, G. T. Rado and H. Suhl, Eds. New York: Academic, 1963, pp. 271–350.</w:t>
-      </w:r>
-    </w:p>
-    <w:p>
-      <w:pPr>
-        <w:pStyle w:val="references"/>
-        <w:ind w:start="17.70pt" w:hanging="17.70pt"/>
-      </w:pPr>
-      <w:r>
-        <w:t>K. Elissa, “Title of paper if known,” unpublished.</w:t>
-      </w:r>
-    </w:p>
-    <w:p>
-      <w:pPr>
-        <w:pStyle w:val="references"/>
-        <w:ind w:start="17.70pt" w:hanging="17.70pt"/>
-      </w:pPr>
-      <w:r>
-        <w:t>R. Nicole, “Title of paper with only first word capitalized,” J. Name Stand. Abbrev., in press.</w:t>
-      </w:r>
-    </w:p>
-    <w:p>
-      <w:pPr>
-        <w:pStyle w:val="references"/>
-        <w:ind w:start="17.70pt" w:hanging="17.70pt"/>
-      </w:pPr>
-      <w:r>
-        <w:t>Y. Yorozu, M. Hirano, K. Oka, and Y. Tagawa, “Electron spectroscopy studies on magneto-optical media and plastic substrate interface,” IEEE Transl. J. Magn. Japan, vol. 2, pp. 740–741, August 1987 [Digests 9th Annual Conf. Magnetics Japan, p. 301, 1982].</w:t>
-      </w:r>
-    </w:p>
-    <w:p>
-      <w:pPr>
-        <w:pStyle w:val="references"/>
-        <w:ind w:start="17.70pt" w:hanging="17.70pt"/>
-      </w:pPr>
-      <w:r>
-        <w:t>M. Young, The Technical Writer</w:t>
-      </w:r>
-      <w:r>
-        <w:t>’</w:t>
-      </w:r>
-      <w:r>
-        <w:t>s Handbook. Mill Valley, CA: University Science, 1989.</w:t>
-      </w:r>
-    </w:p>
-    <w:p>
-      <w:pPr>
-        <w:pStyle w:val="references"/>
-        <w:ind w:start="17.70pt" w:hanging="17.70pt"/>
-        <w:rPr>
-          <w:rFonts w:ascii="NimbusRomNo9L-Regu" w:eastAsia="NimbusRomNo9L-Regu" w:cs="NimbusRomNo9L-Regu"/>
-        </w:rPr>
-      </w:pPr>
-      <w:r>
-        <w:t xml:space="preserve">K. Eves and J. Valasek, </w:t>
-      </w:r>
-      <w:r>
-        <w:rPr>
-          <w:rFonts w:hint="eastAsia"/>
-        </w:rPr>
-        <w:t>“</w:t>
-      </w:r>
-      <w:r>
-        <w:t>Adaptive control for singularly perturbed systems examples,</w:t>
-      </w:r>
-      <w:r>
-        <w:rPr>
-          <w:rFonts w:hint="eastAsia"/>
-        </w:rPr>
-        <w:t>”</w:t>
-      </w:r>
-      <w:r>
-        <w:t xml:space="preserve"> Code Ocean, Aug. 2023. [Online]. Available: </w:t>
-      </w:r>
-      <w:hyperlink r:id="rId9" w:history="1">
-        <w:r>
-          <w:t>https://codeocean.com/capsule/4989235/tree</w:t>
-        </w:r>
-      </w:hyperlink>
-      <w:r>
-        <w:t xml:space="preserve"> </w:t>
-      </w:r>
-    </w:p>
-    <w:p>
-      <w:pPr>
-        <w:pStyle w:val="references"/>
-        <w:autoSpaceDE w:val="0"/>
-        <w:autoSpaceDN w:val="0"/>
-        <w:adjustRightInd w:val="0"/>
-        <w:ind w:start="17.70pt" w:hanging="17.70pt"/>
-        <w:jc w:val="start"/>
-      </w:pPr>
-      <w:r>
-        <w:t xml:space="preserve">D. P. Kingma and M. Welling, </w:t>
-      </w:r>
-      <w:r>
-        <w:rPr>
-          <w:rFonts w:hint="eastAsia"/>
-        </w:rPr>
-        <w:t>“</w:t>
-      </w:r>
-      <w:r>
-        <w:t>Auto-encoding variational Bayes,</w:t>
-      </w:r>
-      <w:r>
-        <w:rPr>
-          <w:rFonts w:hint="eastAsia"/>
-        </w:rPr>
-        <w:t>”</w:t>
-      </w:r>
-      <w:r>
-        <w:t xml:space="preserve"> 2013, arXiv:1312.6114. [Online]. Available: </w:t>
-      </w:r>
-      <w:hyperlink r:id="rId10" w:history="1">
-        <w:r>
-          <w:t>https://arxiv.org/abs/1312.6114</w:t>
-        </w:r>
-      </w:hyperlink>
-    </w:p>
-    <w:p>
-      <w:pPr>
-        <w:pStyle w:val="references"/>
-        <w:autoSpaceDE w:val="0"/>
-        <w:autoSpaceDN w:val="0"/>
-        <w:adjustRightInd w:val="0"/>
-        <w:ind w:start="17.70pt" w:hanging="17.70pt"/>
-        <w:jc w:val="start"/>
-      </w:pPr>
-      <w:r>
-        <w:t xml:space="preserve">S. Liu, </w:t>
-      </w:r>
-      <w:r>
-        <w:rPr>
-          <w:rFonts w:hint="eastAsia"/>
-        </w:rPr>
-        <w:t>“</w:t>
-      </w:r>
-      <w:r>
-        <w:t>Wi-Fi Energy Detection Testbed (12MTC),</w:t>
-      </w:r>
-      <w:r>
-        <w:rPr>
-          <w:rFonts w:hint="eastAsia"/>
-        </w:rPr>
-        <w:t>”</w:t>
-      </w:r>
-      <w:r>
-        <w:t xml:space="preserve"> 2023, gitHub repository. [Online]. Available: </w:t>
-      </w:r>
-      <w:r>
-        <w:t xml:space="preserve">https://github.com/liustone99/Wi-Fi-Energy-Detection-Testbed-12MTC </w:t>
-      </w:r>
-    </w:p>
-    <w:p>
-      <w:pPr>
-        <w:pStyle w:val="references"/>
-        <w:autoSpaceDE w:val="0"/>
-        <w:autoSpaceDN w:val="0"/>
-        <w:adjustRightInd w:val="0"/>
-        <w:ind w:start="17.70pt" w:hanging="17.70pt"/>
-        <w:jc w:val="start"/>
-      </w:pPr>
-      <w:r>
-        <w:t>“</w:t>
-      </w:r>
-      <w:r>
-        <w:t>Treatment episode data set: discharges (TEDS-D): concatenated, 2006</w:t>
-      </w:r>
-      <w:r>
-        <w:t xml:space="preserve"> </w:t>
-      </w:r>
-      <w:r>
-        <w:t>to 2009.</w:t>
-      </w:r>
-      <w:r>
-        <w:rPr>
-          <w:rFonts w:hint="eastAsia"/>
-        </w:rPr>
-        <w:t>”</w:t>
-      </w:r>
-      <w:r>
-        <w:t xml:space="preserve"> U.S. Department of Health and Human Services, Substance</w:t>
-      </w:r>
-      <w:r>
-        <w:t xml:space="preserve"> </w:t>
-      </w:r>
-      <w:r>
-        <w:t>Abuse and Mental Health Services Administration, Office of Applied Studies, August, 2013, DOI:10.3886/ICPSR30122.v2</w:t>
-      </w:r>
-    </w:p>
-    <w:p>
-      <w:pPr>
-        <w:pStyle w:val="references"/>
-        <w:autoSpaceDE w:val="0"/>
-        <w:autoSpaceDN w:val="0"/>
-        <w:adjustRightInd w:val="0"/>
-        <w:ind w:start="17.70pt" w:hanging="17.70pt"/>
-        <w:jc w:val="start"/>
-      </w:pPr>
-      <w:r>
-        <w:t>T. Autori, Advancing NFL win prediction: from Pythagorean formulas to machine learning algorithms, Frontiers in Sports and Active Living, 2025.</w:t>
-      </w:r>
-    </w:p>
-    <w:p>
-      <w:pPr>
-        <w:pStyle w:val="references"/>
-        <w:numPr>
-          <w:ilvl w:val="0"/>
-          <w:numId w:val="0"/>
-        </w:numPr>
-        <w:ind w:start="17.70pt"/>
-      </w:pPr>
-    </w:p>
-    <w:p>
-      <w:pPr>
-        <w:pStyle w:val="references"/>
-        <w:numPr>
-          <w:ilvl w:val="0"/>
-          <w:numId w:val="0"/>
-        </w:numPr>
-        <w:ind w:start="18pt" w:hanging="18pt"/>
-      </w:pPr>
-    </w:p>
-    <w:p>
-      <w:pPr>
-        <w:pStyle w:val="references"/>
-        <w:numPr>
-          <w:ilvl w:val="0"/>
-          <w:numId w:val="0"/>
-        </w:numPr>
-        <w:spacing w:line="12pt" w:lineRule="auto"/>
-        <w:ind w:start="18pt" w:hanging="18pt"/>
         <w:jc w:val="center"/>
         <w:rPr>
-          <w:rFonts w:eastAsia="SimSun"/>
-          <w:b/>
-          <w:noProof w:val="0"/>
-          <w:color w:val="FF0000"/>
-          <w:spacing w:val="-1"/>
-          <w:sz w:val="20"/>
-          <w:szCs w:val="20"/>
-          <w:lang w:val="x-none" w:eastAsia="x-none"/>
-        </w:rPr>
-        <w:sectPr>
-          <w:type w:val="continuous"/>
-          <w:pgSz w:w="595.30pt" w:h="841.90pt" w:code="9"/>
-          <w:pgMar w:top="54pt" w:right="45.35pt" w:bottom="72pt" w:left="45.35pt" w:header="36pt" w:footer="36pt" w:gutter="0pt"/>
-          <w:cols w:num="2" w:space="18pt"/>
-          <w:docGrid w:linePitch="360"/>
-        </w:sectPr>
-      </w:pPr>
-      <w:r>
-        <w:rPr>
-          <w:rFonts w:eastAsia="SimSun"/>
-          <w:b/>
-          <w:noProof w:val="0"/>
-          <w:color w:val="FF0000"/>
-          <w:spacing w:val="-1"/>
-          <w:sz w:val="20"/>
-          <w:szCs w:val="20"/>
-          <w:lang w:val="x-none" w:eastAsia="x-none"/>
-        </w:rPr>
-        <w:t xml:space="preserve">IEEE conference templates contain guidance text for composing and formatting conference papers. Please ensure that all template text is removed from your conference paper prior to submission to the conference. Failure to remove template text from </w:t>
-      </w:r>
-      <w:r>
-        <w:rPr>
-          <w:rFonts w:eastAsia="SimSun"/>
-          <w:b/>
-          <w:noProof w:val="0"/>
-          <w:color w:val="FF0000"/>
-          <w:spacing w:val="-1"/>
-          <w:sz w:val="20"/>
-          <w:szCs w:val="20"/>
-          <w:lang w:val="x-none" w:eastAsia="x-none"/>
-        </w:rPr>
-        <w:lastRenderedPageBreak/>
-        <w:t xml:space="preserve">your paper </w:t>
-      </w:r>
-      <w:r>
-        <w:rPr>
-          <w:rFonts w:eastAsia="SimSun"/>
-          <w:b/>
-          <w:noProof w:val="0"/>
-          <w:color w:val="FF0000"/>
-          <w:spacing w:val="-1"/>
-          <w:sz w:val="20"/>
-          <w:szCs w:val="20"/>
-          <w:lang w:eastAsia="x-none"/>
-        </w:rPr>
-        <w:t>may</w:t>
-      </w:r>
-      <w:r>
-        <w:rPr>
-          <w:rFonts w:eastAsia="SimSun"/>
-          <w:b/>
-          <w:noProof w:val="0"/>
-          <w:color w:val="FF0000"/>
-          <w:spacing w:val="-1"/>
-          <w:sz w:val="20"/>
-          <w:szCs w:val="20"/>
-          <w:lang w:val="x-none" w:eastAsia="x-none"/>
-        </w:rPr>
-        <w:t xml:space="preserve"> result in your paper not being published.</w:t>
-      </w:r>
-    </w:p>
-    <w:p>
+          <w:lang w:val="en-US"/>
+        </w:rPr>
+      </w:pPr>
+      <w:r>
+        <w:rPr>
+          <w:lang w:val="en-US"/>
+        </w:rPr>
+        <w:t>Tabela 1 Obim data seta</w:t>
+      </w:r>
+    </w:p>
+    <w:p>
+      <w:pPr>
+        <w:keepNext/>
+      </w:pPr>
       <w:r>
         <w:rPr>
           <w:noProof/>
         </w:rPr>
         <w:drawing>
-          <wp:anchor distT="0" distB="0" distL="114300" distR="114300" simplePos="0" relativeHeight="251657728" behindDoc="1" locked="0" layoutInCell="1" allowOverlap="1" wp14:anchorId="50A5432F" wp14:editId="6F0F41D4">
-            <wp:simplePos x="0" y="0"/>
-            <wp:positionH relativeFrom="margin">
-              <wp:align>left</wp:align>
-            </wp:positionH>
-            <wp:positionV relativeFrom="paragraph">
-              <wp:posOffset>251460</wp:posOffset>
-            </wp:positionV>
-            <wp:extent cx="3200400" cy="1143000"/>
-            <wp:effectExtent l="10795" t="5080" r="8255" b="13970"/>
-            <wp:wrapTight wrapText="bothSides">
-              <wp:wrapPolygon edited="0">
-                <wp:start x="-64" y="0"/>
-                <wp:lineTo x="-64" y="21600"/>
-                <wp:lineTo x="21664" y="21600"/>
-                <wp:lineTo x="21664" y="0"/>
-                <wp:lineTo x="-64" y="0"/>
-              </wp:wrapPolygon>
-            </wp:wrapTight>
-            <wp:docPr id="1" name="Text Box 8"/>
+          <wp:inline distT="0" distB="0" distL="0" distR="0" wp14:anchorId="5ECB6A40" wp14:editId="1F87E978">
+            <wp:extent cx="3089910" cy="2388235"/>
+            <wp:effectExtent l="0" t="0" r="0" b="0"/>
+            <wp:docPr id="13" name="Picture 13"/>
             <wp:cNvGraphicFramePr>
-              <a:graphicFrameLocks xmlns:a="http://purl.oclc.org/ooxml/drawingml/main"/>
+              <a:graphicFrameLocks xmlns:a="http://purl.oclc.org/ooxml/drawingml/main" noChangeAspect="1"/>
             </wp:cNvGraphicFramePr>
             <a:graphic xmlns:a="http://purl.oclc.org/ooxml/drawingml/main">
-              <a:graphicData uri="http://schemas.microsoft.com/office/word/2010/wordprocessingShape">
-                <wp:wsp>
-                  <wp:cNvSpPr txBox="1">
-                    <a:spLocks noChangeArrowheads="1"/>
-                  </wp:cNvSpPr>
-                  <wp:spPr bwMode="auto">
+              <a:graphicData uri="http://purl.oclc.org/ooxml/drawingml/picture">
+                <pic:pic xmlns:pic="http://purl.oclc.org/ooxml/drawingml/picture">
+                  <pic:nvPicPr>
+                    <pic:cNvPr id="1" name=""/>
+                    <pic:cNvPicPr/>
+                  </pic:nvPicPr>
+                  <pic:blipFill>
+                    <a:blip r:embed="rId9"/>
+                    <a:stretch>
+                      <a:fillRect/>
+                    </a:stretch>
+                  </pic:blipFill>
+                  <pic:spPr>
                     <a:xfrm>
                       <a:off x="0" y="0"/>
-                      <a:ext cx="3200400" cy="1143000"/>
+                      <a:ext cx="3089910" cy="2388235"/>
                     </a:xfrm>
                     <a:prstGeom prst="rect">
                       <a:avLst/>
                     </a:prstGeom>
-                    <a:solidFill>
-                      <a:srgbClr val="FFFFFF"/>
-                    </a:solidFill>
-                    <a:ln w="9525">
-                      <a:solidFill>
-                        <a:srgbClr val="000000"/>
-                      </a:solidFill>
-                      <a:miter lim="800%"/>
-                      <a:headEnd/>
-                      <a:tailEnd/>
-                    </a:ln>
-                  </wp:spPr>
-                  <wp:txbx>
-                    <wne:txbxContent>
-                      <w:p>
-                        <w:pPr>
-                          <w:pStyle w:val="BodyText"/>
-                        </w:pPr>
-                        <w:r>
-                          <w:t>We suggest that you use a text box to insert a graphic (which is ideally a 300 dpi TIFF or EPS file, with all fonts embedded) because, in an MSW document, this method is somewhat more stable than directly inserting a picture.</w:t>
-                        </w:r>
-                      </w:p>
-                      <w:p>
-                        <w:pPr>
-                          <w:pStyle w:val="BodyText"/>
-                        </w:pPr>
-                        <w:r>
-                          <w:t>To have non-visible rules on your frame, use the MSWord “Format” pull-down menu, select Text Box &gt; Colors and Lines to choose No Fill and No Line.</w:t>
-                        </w:r>
-                      </w:p>
-                    </wne:txbxContent>
-                  </wp:txbx>
-                  <wp:bodyPr rot="0" vert="horz" wrap="square" lIns="91440" tIns="45720" rIns="91440" bIns="45720" anchor="t" anchorCtr="0" upright="1">
-                    <a:noAutofit/>
-                  </wp:bodyPr>
-                </wp:wsp>
+                  </pic:spPr>
+                </pic:pic>
               </a:graphicData>
             </a:graphic>
-            <wp14:sizeRelH relativeFrom="page">
-              <wp14:pctWidth>0%</wp14:pctWidth>
-            </wp14:sizeRelH>
-            <wp14:sizeRelV relativeFrom="page">
-              <wp14:pctHeight>0%</wp14:pctHeight>
-            </wp14:sizeRelV>
-          </wp:anchor>
+          </wp:inline>
         </w:drawing>
+      </w:r>
+    </w:p>
+    <w:p>
+      <w:pPr>
+        <w:pStyle w:val="Caption"/>
+      </w:pPr>
+      <w:r>
+        <w:t xml:space="preserve">Slika </w:t>
+      </w:r>
+      <w:fldSimple w:instr=" SEQ Slika \* ARABIC ">
+        <w:r>
+          <w:rPr>
+            <w:noProof/>
+          </w:rPr>
+          <w:t>1</w:t>
+        </w:r>
+      </w:fldSimple>
+      <w:r>
+        <w:rPr>
+          <w:noProof/>
+        </w:rPr>
+        <w:t xml:space="preserve"> </w:t>
+      </w:r>
+      <w:r>
+        <w:rPr>
+          <w:noProof/>
+        </w:rPr>
+        <w:t>Distribucija ciljnih varijabli</w:t>
+      </w:r>
+    </w:p>
+    <w:p>
+      <w:pPr>
+        <w:pStyle w:val="BodyText"/>
+        <w:rPr>
+          <w:lang w:val="en-US"/>
+        </w:rPr>
+      </w:pPr>
+      <w:r>
+        <w:rPr>
+          <w:lang w:val="en-US"/>
+        </w:rPr>
+        <w:t xml:space="preserve">Vidimo da RB i WR podaci prate normalnu distribuciju, dok QB </w:t>
+      </w:r>
+      <w:r>
+        <w:rPr>
+          <w:lang w:val="en-US"/>
+        </w:rPr>
+        <w:t>podaci imaju bimodalnu raspodelu, a WR podaci izrazito desno nagnutu distribuciju.</w:t>
+      </w:r>
+      <w:r>
+        <w:rPr>
+          <w:lang w:val="en-US"/>
+        </w:rPr>
+        <w:t xml:space="preserve"> </w:t>
+      </w:r>
+      <w:r>
+        <w:rPr>
+          <w:lang w:val="en-US"/>
+        </w:rPr>
+        <w:t>U</w:t>
+      </w:r>
+      <w:r>
+        <w:rPr>
+          <w:lang w:val="en-US"/>
+        </w:rPr>
+        <w:t xml:space="preserve"> nastavku ćemo opisati transformacije ova 2 seta da bi ih prebacili normalnu distiribuciju.</w:t>
+      </w:r>
+    </w:p>
+    <w:p>
+      <w:pPr>
+        <w:pStyle w:val="Heading2"/>
+      </w:pPr>
+      <w:r>
+        <w:t xml:space="preserve">Predprocesiranje </w:t>
+      </w:r>
+    </w:p>
+    <w:p>
+      <w:pPr>
+        <w:pStyle w:val="BodyText"/>
+        <w:rPr>
+          <w:lang w:val="en-US"/>
+        </w:rPr>
+      </w:pPr>
+      <w:r>
+        <w:t>Outlieri</w:t>
+      </w:r>
+      <w:r>
+        <w:rPr>
+          <w:lang w:val="en-US"/>
+        </w:rPr>
+        <w:t xml:space="preserve"> s</w:t>
+      </w:r>
+      <w:r>
+        <w:rPr>
+          <w:lang w:val="en-US"/>
+        </w:rPr>
+        <w:t>u</w:t>
+      </w:r>
+      <w:r>
+        <w:t xml:space="preserve"> detektovani kombinacijom Z-score metoda (prag |z| &gt; 3) i IQR metoda (faktor 1,5)</w:t>
+      </w:r>
+      <w:r>
+        <w:rPr>
+          <w:lang w:val="en-US"/>
+        </w:rPr>
+        <w:t xml:space="preserve">. </w:t>
+      </w:r>
+      <w:r>
+        <w:t>Na sirovim sezonskim jardima, ni Z-score ni IQR ne detektuju outliere kod QB i RB jer bimodalna (QB) i široka distribucija razvlače standardnu devijaciju i IQR toliko da sve tačke ostaju unutar granica</w:t>
+      </w:r>
+      <w:r>
+        <w:rPr>
+          <w:lang w:val="en-US"/>
+        </w:rPr>
+        <w:t>, dok se kod WR pozicije primećuje veliki broj outliera (Slika 2)</w:t>
+      </w:r>
+      <w:r>
+        <w:t>.</w:t>
+      </w:r>
+    </w:p>
+    <w:p/>
+    <w:p>
+      <w:pPr>
+        <w:keepNext/>
+      </w:pPr>
+      <w:r>
+        <w:rPr>
+          <w:noProof/>
+        </w:rPr>
+        <w:lastRenderedPageBreak/>
+        <w:drawing>
+          <wp:inline distT="0" distB="0" distL="0" distR="0" wp14:anchorId="4069EFB1" wp14:editId="307B64F7">
+            <wp:extent cx="3089910" cy="956945"/>
+            <wp:effectExtent l="0" t="0" r="0" b="0"/>
+            <wp:docPr id="1" name="Picture 1"/>
+            <wp:cNvGraphicFramePr>
+              <a:graphicFrameLocks xmlns:a="http://purl.oclc.org/ooxml/drawingml/main" noChangeAspect="1"/>
+            </wp:cNvGraphicFramePr>
+            <a:graphic xmlns:a="http://purl.oclc.org/ooxml/drawingml/main">
+              <a:graphicData uri="http://purl.oclc.org/ooxml/drawingml/picture">
+                <pic:pic xmlns:pic="http://purl.oclc.org/ooxml/drawingml/picture">
+                  <pic:nvPicPr>
+                    <pic:cNvPr id="1" name=""/>
+                    <pic:cNvPicPr/>
+                  </pic:nvPicPr>
+                  <pic:blipFill>
+                    <a:blip r:embed="rId10"/>
+                    <a:stretch>
+                      <a:fillRect/>
+                    </a:stretch>
+                  </pic:blipFill>
+                  <pic:spPr>
+                    <a:xfrm>
+                      <a:off x="0" y="0"/>
+                      <a:ext cx="3089910" cy="956945"/>
+                    </a:xfrm>
+                    <a:prstGeom prst="rect">
+                      <a:avLst/>
+                    </a:prstGeom>
+                  </pic:spPr>
+                </pic:pic>
+              </a:graphicData>
+            </a:graphic>
+          </wp:inline>
+        </w:drawing>
+      </w:r>
+    </w:p>
+    <w:p>
+      <w:pPr>
+        <w:pStyle w:val="Caption"/>
+      </w:pPr>
+      <w:r>
+        <w:t xml:space="preserve">Slika </w:t>
+      </w:r>
+      <w:fldSimple w:instr=" SEQ Slika \* ARABIC ">
+        <w:r>
+          <w:rPr>
+            <w:noProof/>
+          </w:rPr>
+          <w:t>2</w:t>
+        </w:r>
+      </w:fldSimple>
+      <w:r>
+        <w:t xml:space="preserve"> </w:t>
+      </w:r>
+      <w:r>
+        <w:t>Prikaz outliera</w:t>
+      </w:r>
+    </w:p>
+    <w:p>
+      <w:pPr>
+        <w:pStyle w:val="BodyText"/>
+        <w:rPr>
+          <w:lang w:val="en-US"/>
+        </w:rPr>
+      </w:pPr>
+      <w:r>
+        <w:t>Kod WR IQR detektuje čak 391 (7%) outliera, ali to su u stvari legitimni igrači s visokom produkcijom</w:t>
+      </w:r>
+      <w:r>
+        <w:rPr>
+          <w:lang w:val="en-US"/>
+        </w:rPr>
+        <w:t>,</w:t>
+      </w:r>
+      <w:r>
+        <w:t xml:space="preserve"> problem je u desno nagnuto</w:t>
+      </w:r>
+      <w:r>
+        <w:rPr>
+          <w:lang w:val="en-US"/>
+        </w:rPr>
+        <w:t>j</w:t>
+      </w:r>
+      <w:r>
+        <w:t xml:space="preserve"> (skewed) distribuciji.</w:t>
+      </w:r>
+      <w:r>
+        <w:rPr>
+          <w:lang w:val="en-US"/>
+        </w:rPr>
+        <w:t xml:space="preserve"> </w:t>
+      </w:r>
+      <w:r>
+        <w:rPr>
+          <w:lang w:val="en-US"/>
+        </w:rPr>
+        <w:t>To je tzv. Pareto odnos koji je kod pozicije WR zastupljen</w:t>
+      </w:r>
+      <w:r>
+        <w:rPr>
+          <w:lang w:val="en-US"/>
+        </w:rPr>
+        <w:t xml:space="preserve"> (Slika 3)</w:t>
+      </w:r>
+      <w:r>
+        <w:rPr>
+          <w:lang w:val="en-US"/>
+        </w:rPr>
+        <w:t>.</w:t>
+      </w:r>
+    </w:p>
+    <w:p>
+      <w:pPr>
+        <w:keepNext/>
+      </w:pPr>
+      <w:r>
+        <w:rPr>
+          <w:noProof/>
+        </w:rPr>
+        <w:drawing>
+          <wp:inline distT="0" distB="0" distL="0" distR="0" wp14:anchorId="0D95C04A" wp14:editId="4BC48500">
+            <wp:extent cx="3089910" cy="2150745"/>
+            <wp:effectExtent l="0" t="0" r="0" b="1905"/>
+            <wp:docPr id="14" name="Picture 14"/>
+            <wp:cNvGraphicFramePr>
+              <a:graphicFrameLocks xmlns:a="http://purl.oclc.org/ooxml/drawingml/main" noChangeAspect="1"/>
+            </wp:cNvGraphicFramePr>
+            <a:graphic xmlns:a="http://purl.oclc.org/ooxml/drawingml/main">
+              <a:graphicData uri="http://purl.oclc.org/ooxml/drawingml/picture">
+                <pic:pic xmlns:pic="http://purl.oclc.org/ooxml/drawingml/picture">
+                  <pic:nvPicPr>
+                    <pic:cNvPr id="1" name=""/>
+                    <pic:cNvPicPr/>
+                  </pic:nvPicPr>
+                  <pic:blipFill>
+                    <a:blip r:embed="rId11"/>
+                    <a:stretch>
+                      <a:fillRect/>
+                    </a:stretch>
+                  </pic:blipFill>
+                  <pic:spPr>
+                    <a:xfrm>
+                      <a:off x="0" y="0"/>
+                      <a:ext cx="3089910" cy="2150745"/>
+                    </a:xfrm>
+                    <a:prstGeom prst="rect">
+                      <a:avLst/>
+                    </a:prstGeom>
+                  </pic:spPr>
+                </pic:pic>
+              </a:graphicData>
+            </a:graphic>
+          </wp:inline>
+        </w:drawing>
+      </w:r>
+    </w:p>
+    <w:p>
+      <w:pPr>
+        <w:pStyle w:val="Caption"/>
+      </w:pPr>
+      <w:r>
+        <w:t xml:space="preserve">Slika </w:t>
+      </w:r>
+      <w:fldSimple w:instr=" SEQ Slika \* ARABIC ">
+        <w:r>
+          <w:rPr>
+            <w:noProof/>
+          </w:rPr>
+          <w:t>3</w:t>
+        </w:r>
+      </w:fldSimple>
+      <w:r>
+        <w:t xml:space="preserve"> </w:t>
+      </w:r>
+      <w:r>
+        <w:t>Pareto (Lorenz) kriva</w:t>
+      </w:r>
+    </w:p>
+    <w:p>
+      <w:pPr>
+        <w:pStyle w:val="BodyText"/>
+        <w:rPr>
+          <w:lang w:val="en-US"/>
+        </w:rPr>
+      </w:pPr>
+      <w:r>
+        <w:rPr>
+          <w:lang w:val="en-US"/>
+        </w:rPr>
+        <w:t xml:space="preserve">Da bi to rešili </w:t>
+      </w:r>
+      <w:r>
+        <w:rPr>
+          <w:lang w:val="en-US"/>
+        </w:rPr>
+        <w:t>primenjujemo log transformaciju na receiving</w:t>
+      </w:r>
+      <w:r>
+        <w:rPr>
+          <w:lang w:val="en-US"/>
+        </w:rPr>
+        <w:t xml:space="preserve"> </w:t>
+      </w:r>
+      <w:r>
+        <w:rPr>
+          <w:lang w:val="en-US"/>
+        </w:rPr>
+        <w:t>yards, a zatim detektujemo outliere na log skali</w:t>
+      </w:r>
+      <w:r>
+        <w:rPr>
+          <w:lang w:val="en-US"/>
+        </w:rPr>
+        <w:t>.</w:t>
+      </w:r>
+      <w:r>
+        <w:rPr>
+          <w:lang w:val="en-US"/>
+        </w:rPr>
+        <w:t xml:space="preserve"> Time su outlieri iz skupa podataka za WR poziciju  eliminisalni (Slika </w:t>
+      </w:r>
+      <w:r>
+        <w:rPr>
+          <w:lang w:val="en-US"/>
+        </w:rPr>
+        <w:t>4</w:t>
+      </w:r>
+      <w:r>
+        <w:rPr>
+          <w:lang w:val="en-US"/>
+        </w:rPr>
+        <w:t>).</w:t>
+      </w:r>
+    </w:p>
+    <w:p>
+      <w:pPr>
+        <w:keepNext/>
+      </w:pPr>
+      <w:r>
+        <w:rPr>
+          <w:noProof/>
+        </w:rPr>
+        <w:drawing>
+          <wp:inline distT="0" distB="0" distL="0" distR="0" wp14:anchorId="7C46844B" wp14:editId="586AC5F6">
+            <wp:extent cx="3089910" cy="2386965"/>
+            <wp:effectExtent l="0" t="0" r="0" b="0"/>
+            <wp:docPr id="4" name="Picture 4"/>
+            <wp:cNvGraphicFramePr>
+              <a:graphicFrameLocks xmlns:a="http://purl.oclc.org/ooxml/drawingml/main" noChangeAspect="1"/>
+            </wp:cNvGraphicFramePr>
+            <a:graphic xmlns:a="http://purl.oclc.org/ooxml/drawingml/main">
+              <a:graphicData uri="http://purl.oclc.org/ooxml/drawingml/picture">
+                <pic:pic xmlns:pic="http://purl.oclc.org/ooxml/drawingml/picture">
+                  <pic:nvPicPr>
+                    <pic:cNvPr id="1" name=""/>
+                    <pic:cNvPicPr/>
+                  </pic:nvPicPr>
+                  <pic:blipFill>
+                    <a:blip r:embed="rId12"/>
+                    <a:stretch>
+                      <a:fillRect/>
+                    </a:stretch>
+                  </pic:blipFill>
+                  <pic:spPr>
+                    <a:xfrm>
+                      <a:off x="0" y="0"/>
+                      <a:ext cx="3089910" cy="2386965"/>
+                    </a:xfrm>
+                    <a:prstGeom prst="rect">
+                      <a:avLst/>
+                    </a:prstGeom>
+                  </pic:spPr>
+                </pic:pic>
+              </a:graphicData>
+            </a:graphic>
+          </wp:inline>
+        </w:drawing>
+      </w:r>
+    </w:p>
+    <w:p>
+      <w:pPr>
+        <w:pStyle w:val="Caption"/>
+      </w:pPr>
+      <w:r>
+        <w:t xml:space="preserve">Slika </w:t>
+      </w:r>
+      <w:fldSimple w:instr=" SEQ Slika \* ARABIC ">
+        <w:r>
+          <w:rPr>
+            <w:noProof/>
+          </w:rPr>
+          <w:t>4</w:t>
+        </w:r>
+      </w:fldSimple>
+      <w:r>
+        <w:t xml:space="preserve"> </w:t>
+      </w:r>
+      <w:r>
+        <w:t>Prikaz outliera pre i posle log transformacije</w:t>
+      </w:r>
+    </w:p>
+    <w:p>
+      <w:pPr>
+        <w:pStyle w:val="BodyText"/>
+        <w:rPr>
+          <w:lang w:val="en-US"/>
+        </w:rPr>
+      </w:pPr>
+      <w:r>
+        <w:rPr>
+          <w:lang w:val="en-US"/>
+        </w:rPr>
+        <w:t>QB distribucija ukupnih jardi ima dva vrha</w:t>
+      </w:r>
+      <w:r>
+        <w:rPr>
+          <w:lang w:val="en-US"/>
+        </w:rPr>
+        <w:t xml:space="preserve"> (Slika 1),</w:t>
+      </w:r>
+      <w:r>
+        <w:rPr>
+          <w:lang w:val="en-US"/>
+        </w:rPr>
+        <w:t xml:space="preserve"> jedan oko 0–500 (</w:t>
+      </w:r>
+      <w:r>
+        <w:rPr>
+          <w:lang w:val="en-US"/>
+        </w:rPr>
+        <w:t>rezervni</w:t>
+      </w:r>
+      <w:r>
+        <w:rPr>
+          <w:lang w:val="en-US"/>
+        </w:rPr>
+        <w:t xml:space="preserve"> </w:t>
+      </w:r>
+      <w:r>
+        <w:rPr>
+          <w:lang w:val="en-US"/>
+        </w:rPr>
+        <w:t>kvoterbeci</w:t>
+      </w:r>
+      <w:r>
+        <w:rPr>
+          <w:lang w:val="en-US"/>
+        </w:rPr>
+        <w:t xml:space="preserve"> koji nikad nisu startovali) i drugi oko 3000–4500 (regularni starteri).</w:t>
+      </w:r>
+      <w:r>
+        <w:rPr>
+          <w:lang w:val="en-US"/>
+        </w:rPr>
+        <w:t xml:space="preserve"> Rezervni kvoterbeci</w:t>
+      </w:r>
+      <w:r>
+        <w:rPr>
+          <w:lang w:val="en-US"/>
+        </w:rPr>
+        <w:t xml:space="preserve"> koji nisu nijednom startovali (GS = 0) nemaju smislenu sezonsku statistiku za predviđanje performansi i trebaju biti isključeni.</w:t>
+      </w:r>
+    </w:p>
+    <w:p>
+      <w:pPr>
+        <w:pStyle w:val="BodyText"/>
+      </w:pPr>
+      <w:r>
+        <w:rPr>
+          <w:lang w:val="en-US"/>
+        </w:rPr>
+        <w:t xml:space="preserve">Za preostale </w:t>
+      </w:r>
+      <w:r>
+        <w:rPr>
+          <w:lang w:val="en-US"/>
+        </w:rPr>
+        <w:t>kvoterbeke</w:t>
+      </w:r>
+      <w:r>
+        <w:rPr>
+          <w:lang w:val="en-US"/>
+        </w:rPr>
+        <w:t xml:space="preserve"> (koji su barem jednom startovali), koristimo Yds / G (jardi po odigranoj utakmici) umesto ukupnih sezonskih jardi. Ovo osigurava da igrači koji su se povredili ili propustili deo sezone ne budu nepravedno </w:t>
+      </w:r>
+      <w:r>
+        <w:rPr>
+          <w:lang w:val="en-US"/>
+        </w:rPr>
+        <w:t>klasifikovani kao outlieri.</w:t>
+      </w:r>
+      <w:r>
+        <w:rPr>
+          <w:lang w:val="en-US"/>
+        </w:rPr>
+        <w:t xml:space="preserve"> </w:t>
+      </w:r>
+      <w:r>
+        <w:t>Uklanjanje 61 QB sezone (GS=0, 7.2%) elimini</w:t>
+      </w:r>
+      <w:r>
+        <w:rPr>
+          <w:lang w:val="en-US"/>
+        </w:rPr>
+        <w:t>še</w:t>
+      </w:r>
+      <w:r>
+        <w:t xml:space="preserve"> prvi vrh bimodalne distribucije. Preostala distribucija je unimodalna sa blagim levim repom (igrači koji su startovali ali se povredili rano u sezoni).</w:t>
+      </w:r>
+      <w:r>
+        <w:rPr>
+          <w:lang w:val="en-US"/>
+        </w:rPr>
+        <w:t xml:space="preserve"> </w:t>
+      </w:r>
+      <w:r>
+        <w:t>Prelazak na Yds/G dodatno normalizuje tu razliku</w:t>
+      </w:r>
+      <w:r>
+        <w:rPr>
+          <w:lang w:val="en-US"/>
+        </w:rPr>
+        <w:t xml:space="preserve">, </w:t>
+      </w:r>
+      <w:r>
+        <w:t>sad svaka sezona predstavlja proečne performanse po utakmici, bez obzira koliko utakmica je igrač propustio</w:t>
+      </w:r>
+      <w:r>
+        <w:rPr>
+          <w:lang w:val="en-US"/>
+        </w:rPr>
+        <w:t xml:space="preserve"> (Slika 5)</w:t>
+      </w:r>
+      <w:r>
+        <w:t>.</w:t>
+      </w:r>
+      <w:r>
+        <w:rPr>
+          <w:lang w:val="en-US"/>
+        </w:rPr>
+        <w:t xml:space="preserve"> </w:t>
+      </w:r>
+    </w:p>
+    <w:p>
+      <w:pPr>
+        <w:keepNext/>
+      </w:pPr>
+      <w:r>
+        <w:rPr>
+          <w:noProof/>
+        </w:rPr>
+        <w:drawing>
+          <wp:inline distT="0" distB="0" distL="0" distR="0" wp14:anchorId="4289A06D" wp14:editId="34DC4E9D">
+            <wp:extent cx="3089910" cy="1370330"/>
+            <wp:effectExtent l="0" t="0" r="0" b="1270"/>
+            <wp:docPr id="9" name="Picture 9"/>
+            <wp:cNvGraphicFramePr>
+              <a:graphicFrameLocks xmlns:a="http://purl.oclc.org/ooxml/drawingml/main" noChangeAspect="1"/>
+            </wp:cNvGraphicFramePr>
+            <a:graphic xmlns:a="http://purl.oclc.org/ooxml/drawingml/main">
+              <a:graphicData uri="http://purl.oclc.org/ooxml/drawingml/picture">
+                <pic:pic xmlns:pic="http://purl.oclc.org/ooxml/drawingml/picture">
+                  <pic:nvPicPr>
+                    <pic:cNvPr id="1" name=""/>
+                    <pic:cNvPicPr/>
+                  </pic:nvPicPr>
+                  <pic:blipFill>
+                    <a:blip r:embed="rId13"/>
+                    <a:stretch>
+                      <a:fillRect/>
+                    </a:stretch>
+                  </pic:blipFill>
+                  <pic:spPr>
+                    <a:xfrm>
+                      <a:off x="0" y="0"/>
+                      <a:ext cx="3089910" cy="1370330"/>
+                    </a:xfrm>
+                    <a:prstGeom prst="rect">
+                      <a:avLst/>
+                    </a:prstGeom>
+                  </pic:spPr>
+                </pic:pic>
+              </a:graphicData>
+            </a:graphic>
+          </wp:inline>
+        </w:drawing>
+      </w:r>
+    </w:p>
+    <w:p>
+      <w:pPr>
+        <w:pStyle w:val="Caption"/>
+      </w:pPr>
+      <w:r>
+        <w:t xml:space="preserve">Slika </w:t>
+      </w:r>
+      <w:fldSimple w:instr=" SEQ Slika \* ARABIC ">
+        <w:r>
+          <w:rPr>
+            <w:noProof/>
+          </w:rPr>
+          <w:t>5</w:t>
+        </w:r>
+      </w:fldSimple>
+      <w:r>
+        <w:t xml:space="preserve"> </w:t>
+      </w:r>
+      <w:r>
+        <w:t>Prikaz QB distribucije pre i posle y/game transformacije</w:t>
+      </w:r>
+    </w:p>
+    <w:p>
+      <w:pPr>
+        <w:pStyle w:val="BodyText"/>
+        <w:rPr>
+          <w:lang w:val="en-US"/>
+        </w:rPr>
+      </w:pPr>
+      <w:r>
+        <w:rPr>
+          <w:lang w:val="en-US"/>
+        </w:rPr>
+        <w:t>I za ostale pozicije c</w:t>
+      </w:r>
+      <w:r>
+        <w:t>iljne promenljive normalizovane su po odigranim utakmicama (yards/G) kako bi se eliminisao uticaj povreda i propuštenih utakmica na poređenje između igrača.</w:t>
+      </w:r>
+    </w:p>
+    <w:p>
+      <w:pPr>
+        <w:pStyle w:val="BodyText"/>
+        <w:rPr>
+          <w:lang w:val="en-US"/>
+        </w:rPr>
+      </w:pPr>
+      <w:r>
+        <w:rPr>
+          <w:lang w:val="en-US"/>
+        </w:rPr>
+        <w:t xml:space="preserve">U skupovima podataka je pronadjen veliki procenat nedostajućih vrednosti i postoje neke kolone koje su potpuno prazne za većinu igrača. </w:t>
+      </w:r>
+      <w:r>
+        <w:rPr>
+          <w:lang w:val="en-US"/>
+        </w:rPr>
+        <w:t>Visok procenat null vrednosti u ovim kolonama nije greška u podacima</w:t>
+      </w:r>
+      <w:r>
+        <w:rPr>
+          <w:lang w:val="en-US"/>
+        </w:rPr>
+        <w:t xml:space="preserve">, </w:t>
+      </w:r>
+      <w:r>
+        <w:rPr>
+          <w:lang w:val="en-US"/>
+        </w:rPr>
+        <w:t>to je posledica prirode same pozicije. Statistike koje za neku poziciju gotovo i ne postoje jednostavno neće biti popunjene. Na primer, QB skupu kolone poput `adv_rr_rec_drop_pct` ili `adv_rr_rec_yac_per_rec` odnose se na receiving metrike</w:t>
+      </w:r>
+      <w:r>
+        <w:rPr>
+          <w:lang w:val="en-US"/>
+        </w:rPr>
+        <w:t xml:space="preserve">, </w:t>
+      </w:r>
+      <w:r>
+        <w:rPr>
+          <w:lang w:val="en-US"/>
+        </w:rPr>
+        <w:t>QB praktično nikad nije targetovan kao receiver, pa su te vrednosti null.</w:t>
+      </w:r>
+      <w:r>
+        <w:rPr>
+          <w:lang w:val="en-US"/>
+        </w:rPr>
+        <w:t xml:space="preserve"> </w:t>
+      </w:r>
+      <w:r>
+        <w:rPr>
+          <w:lang w:val="en-US"/>
+        </w:rPr>
+        <w:t>Ove kolone su u skupu podataka prisutne jer se koristi isti šablon kolekcije podataka za sve igrače, ali pri modeliranju će biti isključene ili ignorisane kao nebitne za predviđanje performansi te pozicije.</w:t>
+      </w:r>
+    </w:p>
+    <w:p>
+      <w:pPr>
+        <w:pStyle w:val="BodyText"/>
+        <w:rPr>
+          <w:lang w:val="en-US"/>
+        </w:rPr>
+      </w:pPr>
+      <w:r>
+        <w:rPr>
+          <w:lang w:val="en-US"/>
+        </w:rPr>
+        <w:t xml:space="preserve">Drugi vid null vrednosti predstavjlaju statistike koje nisu postojale u prošlosti. </w:t>
+      </w:r>
+      <w:r>
+        <w:t xml:space="preserve">Pro Football Reference je 2018. godine uveo prvi set naprednih passing statistika (`adv_pass` kolone). Pre te godine nijedna od ovih kolona nije postojala, pa je prisutnost podataka za sezone pre 2018. ravna 0% </w:t>
+      </w:r>
+      <w:r>
+        <w:rPr>
+          <w:lang w:val="en-US"/>
+        </w:rPr>
+        <w:t xml:space="preserve">tako da su </w:t>
+      </w:r>
+      <w:r>
+        <w:t>svi redovi</w:t>
+      </w:r>
+      <w:r>
+        <w:rPr>
+          <w:lang w:val="en-US"/>
+        </w:rPr>
+        <w:t xml:space="preserve"> </w:t>
+      </w:r>
+      <w:r>
+        <w:t>null. Nakon 2018. većina `adv_pass` kolona je popunjena, što potvrđuje da se radi o strukturalnom nedostatku vezanom za datum uvođenja metrika, a ne o greškama u prikupljanju.</w:t>
+      </w:r>
+      <w:r>
+        <w:rPr>
+          <w:lang w:val="en-US"/>
+        </w:rPr>
+        <w:t xml:space="preserve"> Zbog čega ove advanced kolone nisu korišćene (Slika 6).</w:t>
+      </w:r>
+    </w:p>
+    <w:p>
+      <w:pPr>
+        <w:pStyle w:val="BodyText"/>
+        <w:rPr>
+          <w:lang w:val="en-US"/>
+        </w:rPr>
+      </w:pPr>
+      <w:r>
+        <w:rPr>
+          <w:lang w:val="en-US"/>
+        </w:rPr>
+        <w:t>Nakon izbacivanja ovih kolona ostaje jako mali procenat nedostajućih vrenodsti koje su popunjene aritmetičkom sredinom ili medijanom</w:t>
+      </w:r>
+      <w:r>
+        <w:rPr>
+          <w:lang w:val="en-US"/>
+        </w:rPr>
+        <w:t>,</w:t>
+      </w:r>
+      <w:r>
+        <w:rPr>
+          <w:lang w:val="en-US"/>
+        </w:rPr>
+        <w:t xml:space="preserve"> </w:t>
+      </w:r>
+      <w:r>
+        <w:t>zavisno od oblika distribucije</w:t>
+      </w:r>
+      <w:r>
+        <w:rPr>
+          <w:lang w:val="en-US"/>
+        </w:rPr>
+        <w:t>.</w:t>
+      </w:r>
+    </w:p>
+    <w:p>
+      <w:pPr>
+        <w:keepNext/>
+      </w:pPr>
+      <w:r>
+        <w:rPr>
+          <w:noProof/>
+        </w:rPr>
+        <w:drawing>
+          <wp:inline distT="0" distB="0" distL="0" distR="0" wp14:anchorId="239BC58B" wp14:editId="44447121">
+            <wp:extent cx="3089910" cy="1285240"/>
+            <wp:effectExtent l="0" t="0" r="0" b="0"/>
+            <wp:docPr id="15" name="Picture 15"/>
+            <wp:cNvGraphicFramePr>
+              <a:graphicFrameLocks xmlns:a="http://purl.oclc.org/ooxml/drawingml/main" noChangeAspect="1"/>
+            </wp:cNvGraphicFramePr>
+            <a:graphic xmlns:a="http://purl.oclc.org/ooxml/drawingml/main">
+              <a:graphicData uri="http://purl.oclc.org/ooxml/drawingml/picture">
+                <pic:pic xmlns:pic="http://purl.oclc.org/ooxml/drawingml/picture">
+                  <pic:nvPicPr>
+                    <pic:cNvPr id="1" name=""/>
+                    <pic:cNvPicPr/>
+                  </pic:nvPicPr>
+                  <pic:blipFill>
+                    <a:blip r:embed="rId14"/>
+                    <a:stretch>
+                      <a:fillRect/>
+                    </a:stretch>
+                  </pic:blipFill>
+                  <pic:spPr>
+                    <a:xfrm>
+                      <a:off x="0" y="0"/>
+                      <a:ext cx="3089910" cy="1285240"/>
+                    </a:xfrm>
+                    <a:prstGeom prst="rect">
+                      <a:avLst/>
+                    </a:prstGeom>
+                  </pic:spPr>
+                </pic:pic>
+              </a:graphicData>
+            </a:graphic>
+          </wp:inline>
+        </w:drawing>
+      </w:r>
+    </w:p>
+    <w:p>
+      <w:pPr>
+        <w:pStyle w:val="Caption"/>
+      </w:pPr>
+      <w:r>
+        <w:t xml:space="preserve">Slika </w:t>
+      </w:r>
+      <w:fldSimple w:instr=" SEQ Slika \* ARABIC ">
+        <w:r>
+          <w:rPr>
+            <w:noProof/>
+          </w:rPr>
+          <w:t>6</w:t>
+        </w:r>
+      </w:fldSimple>
+      <w:r>
+        <w:t xml:space="preserve"> </w:t>
+      </w:r>
+      <w:r>
+        <w:t>Distribucija nedostajućih vrednosti advanced kolona pre 2018.</w:t>
+      </w:r>
+    </w:p>
+    <w:p>
+      <w:pPr>
+        <w:pStyle w:val="BodyText"/>
+        <w:rPr>
+          <w:lang w:val="en-US"/>
+        </w:rPr>
+      </w:pPr>
+      <w:r>
+        <w:t xml:space="preserve">Sve numeričke promenljive standardizovane su primenom StandardScaler transformacije kako bi se neutralisao uticaj </w:t>
+      </w:r>
+      <w:r>
+        <w:lastRenderedPageBreak/>
+        <w:t xml:space="preserve">razlika u skali između atributa. </w:t>
+      </w:r>
+      <w:r>
+        <w:rPr>
+          <w:lang w:val="en-US"/>
+        </w:rPr>
+        <w:t>Nenumeričke</w:t>
+      </w:r>
+      <w:r>
+        <w:t xml:space="preserve"> promenljive </w:t>
+      </w:r>
+      <w:r>
+        <w:rPr>
+          <w:lang w:val="en-US"/>
+        </w:rPr>
+        <w:t xml:space="preserve">poput </w:t>
+      </w:r>
+      <w:r>
+        <w:t>tim</w:t>
+      </w:r>
+      <w:r>
+        <w:rPr>
+          <w:lang w:val="en-US"/>
+        </w:rPr>
+        <w:t>a</w:t>
+      </w:r>
+      <w:r>
+        <w:t xml:space="preserve"> i nagrad</w:t>
+      </w:r>
+      <w:r>
+        <w:rPr>
+          <w:lang w:val="en-US"/>
+        </w:rPr>
+        <w:t>a</w:t>
+      </w:r>
+      <w:r>
+        <w:t xml:space="preserve"> (Pro Bowl, All-Pro</w:t>
+      </w:r>
+      <w:r>
+        <w:rPr>
+          <w:lang w:val="en-US"/>
+        </w:rPr>
+        <w:t xml:space="preserve">, MVP, OPoY) su </w:t>
+      </w:r>
+      <w:r>
+        <w:rPr>
+          <w:lang w:val="en-US"/>
+        </w:rPr>
+        <w:t xml:space="preserve">zbog malog broja različitih kolona </w:t>
+      </w:r>
+      <w:r>
+        <w:rPr>
+          <w:lang w:val="en-US"/>
+        </w:rPr>
+        <w:t xml:space="preserve">enkodirane pomoću </w:t>
+      </w:r>
+      <w:r>
+        <w:rPr>
+          <w:lang w:val="en-US"/>
+        </w:rPr>
+        <w:t>multi-label binary encoding</w:t>
+      </w:r>
+      <w:r>
+        <w:rPr>
+          <w:lang w:val="en-US"/>
+        </w:rPr>
+        <w:t>-a</w:t>
+      </w:r>
+      <w:r>
+        <w:rPr>
+          <w:lang w:val="en-US"/>
+        </w:rPr>
+        <w:t>.</w:t>
+      </w:r>
+      <w:r>
+        <w:rPr>
+          <w:lang w:val="en-US"/>
+        </w:rPr>
+        <w:t xml:space="preserve"> </w:t>
+      </w:r>
+    </w:p>
+    <w:p>
+      <w:pPr>
+        <w:pStyle w:val="BodyText"/>
+      </w:pPr>
+      <w:r>
+        <w:t xml:space="preserve"> </w:t>
+      </w:r>
+      <w:r>
+        <w:rPr>
+          <w:lang w:val="en-US"/>
+        </w:rPr>
+        <w:t>Dodatna observacija</w:t>
+      </w:r>
+      <w:r>
+        <w:t xml:space="preserve"> su nagle promene u performansama nako</w:t>
+      </w:r>
+      <w:r>
+        <w:rPr>
+          <w:lang w:val="en-US"/>
+        </w:rPr>
+        <w:t>n</w:t>
+      </w:r>
+      <w:r>
+        <w:t xml:space="preserve"> promene tima.</w:t>
+      </w:r>
+      <w:r>
+        <w:rPr>
+          <w:lang w:val="en-US"/>
+        </w:rPr>
+        <w:t xml:space="preserve"> </w:t>
+      </w:r>
+      <w:r>
+        <w:t>Promena sredine često predstavlja ključni faktor za restart ili uspon karijere</w:t>
+      </w:r>
+      <w:r>
+        <w:rPr>
+          <w:lang w:val="en-US"/>
+        </w:rPr>
+        <w:t xml:space="preserve"> (Slika 7 i 8)</w:t>
+      </w:r>
+      <w:r>
+        <w:t xml:space="preserve"> </w:t>
+      </w:r>
+    </w:p>
+    <w:p>
+      <w:r>
+        <w:rPr>
+          <w:noProof/>
+        </w:rPr>
+        <w:drawing>
+          <wp:inline distT="0" distB="0" distL="0" distR="0" wp14:anchorId="18888F96" wp14:editId="1ADB75BD">
+            <wp:extent cx="3089910" cy="1009650"/>
+            <wp:effectExtent l="0" t="0" r="0" b="0"/>
+            <wp:docPr id="16" name="Picture 16"/>
+            <wp:cNvGraphicFramePr>
+              <a:graphicFrameLocks xmlns:a="http://purl.oclc.org/ooxml/drawingml/main" noChangeAspect="1"/>
+            </wp:cNvGraphicFramePr>
+            <a:graphic xmlns:a="http://purl.oclc.org/ooxml/drawingml/main">
+              <a:graphicData uri="http://purl.oclc.org/ooxml/drawingml/picture">
+                <pic:pic xmlns:pic="http://purl.oclc.org/ooxml/drawingml/picture">
+                  <pic:nvPicPr>
+                    <pic:cNvPr id="1" name=""/>
+                    <pic:cNvPicPr/>
+                  </pic:nvPicPr>
+                  <pic:blipFill>
+                    <a:blip r:embed="rId15"/>
+                    <a:stretch>
+                      <a:fillRect/>
+                    </a:stretch>
+                  </pic:blipFill>
+                  <pic:spPr>
+                    <a:xfrm>
+                      <a:off x="0" y="0"/>
+                      <a:ext cx="3089910" cy="1009650"/>
+                    </a:xfrm>
+                    <a:prstGeom prst="rect">
+                      <a:avLst/>
+                    </a:prstGeom>
+                  </pic:spPr>
+                </pic:pic>
+              </a:graphicData>
+            </a:graphic>
+          </wp:inline>
+        </w:drawing>
+      </w:r>
+    </w:p>
+    <w:p>
+      <w:r>
+        <w:t>Slika 7 Tom Brady pre i nakon promene tima</w:t>
+      </w:r>
+    </w:p>
+    <w:p>
+      <w:r>
+        <w:rPr>
+          <w:noProof/>
+        </w:rPr>
+        <w:drawing>
+          <wp:inline distT="0" distB="0" distL="0" distR="0" wp14:anchorId="3A241210" wp14:editId="688306A0">
+            <wp:extent cx="3089910" cy="1009015"/>
+            <wp:effectExtent l="0" t="0" r="0" b="635"/>
+            <wp:docPr id="17" name="Picture 17"/>
+            <wp:cNvGraphicFramePr>
+              <a:graphicFrameLocks xmlns:a="http://purl.oclc.org/ooxml/drawingml/main" noChangeAspect="1"/>
+            </wp:cNvGraphicFramePr>
+            <a:graphic xmlns:a="http://purl.oclc.org/ooxml/drawingml/main">
+              <a:graphicData uri="http://purl.oclc.org/ooxml/drawingml/picture">
+                <pic:pic xmlns:pic="http://purl.oclc.org/ooxml/drawingml/picture">
+                  <pic:nvPicPr>
+                    <pic:cNvPr id="1" name=""/>
+                    <pic:cNvPicPr/>
+                  </pic:nvPicPr>
+                  <pic:blipFill>
+                    <a:blip r:embed="rId16"/>
+                    <a:stretch>
+                      <a:fillRect/>
+                    </a:stretch>
+                  </pic:blipFill>
+                  <pic:spPr>
+                    <a:xfrm>
+                      <a:off x="0" y="0"/>
+                      <a:ext cx="3089910" cy="1009015"/>
+                    </a:xfrm>
+                    <a:prstGeom prst="rect">
+                      <a:avLst/>
+                    </a:prstGeom>
+                  </pic:spPr>
+                </pic:pic>
+              </a:graphicData>
+            </a:graphic>
+          </wp:inline>
+        </w:drawing>
+      </w:r>
+    </w:p>
+    <w:p>
+      <w:r>
+        <w:t>Slika 8 Saquon Barkley pre i posle promene tima</w:t>
+      </w:r>
+    </w:p>
+    <w:p/>
+    <w:p>
+      <w:pPr>
+        <w:pStyle w:val="BodyText"/>
+        <w:rPr>
+          <w:lang w:val="en-US"/>
+        </w:rPr>
+      </w:pPr>
+      <w:r>
+        <w:rPr>
+          <w:lang w:val="en-US"/>
+        </w:rPr>
+        <w:t>Z</w:t>
+      </w:r>
+      <w:r>
+        <w:rPr>
+          <w:lang w:val="en-US"/>
+        </w:rPr>
+        <w:t>bog ovakvih situacija je odlučeno da se doda kolona Team_Changed, boolean kolona koja ima vrednost 1 ako je igrač promenio tim bas te sezone. Ova kolona pomaže modelu da prepozna situacije gde statistički skok nije slučajan, već je rezultat kvalitetnijeg okruženja i boljeg uklapanja u novi sistem igre.</w:t>
+      </w:r>
+    </w:p>
+    <w:p>
+      <w:pPr>
+        <w:pStyle w:val="Heading2"/>
+      </w:pPr>
+      <w:r>
+        <w:t>Primenjeni modeli</w:t>
+      </w:r>
+    </w:p>
+    <w:p>
+      <w:pPr>
+        <w:pStyle w:val="BodyText"/>
+      </w:pPr>
+      <w:r>
+        <w:t xml:space="preserve">Za svaku poziciju primenjeno je </w:t>
+      </w:r>
+      <w:r>
+        <w:rPr>
+          <w:lang w:val="en-US"/>
+        </w:rPr>
+        <w:t>sedam</w:t>
+      </w:r>
+      <w:r>
+        <w:t xml:space="preserve"> kategorija modela, čime je omogućeno sistematično poređenje linearne i nelinearne klase metoda.</w:t>
+      </w:r>
+    </w:p>
+    <w:p>
+      <w:pPr>
+        <w:pStyle w:val="BodyText"/>
+      </w:pPr>
+      <w:r>
+        <w:t>Linearni modeli sa regularizacijom</w:t>
+      </w:r>
+      <w:r>
+        <w:rPr>
+          <w:lang w:val="en-US"/>
+        </w:rPr>
+        <w:t xml:space="preserve"> </w:t>
+      </w:r>
+      <w:r>
+        <w:t>Ridge</w:t>
+      </w:r>
+      <w:r>
+        <w:rPr>
+          <w:lang w:val="en-US"/>
+        </w:rPr>
+        <w:t xml:space="preserve"> []</w:t>
+      </w:r>
+      <w:r>
+        <w:t>, Lasso</w:t>
+      </w:r>
+      <w:r>
+        <w:rPr>
+          <w:lang w:val="en-US"/>
+        </w:rPr>
+        <w:t xml:space="preserve"> []</w:t>
+      </w:r>
+      <w:r>
+        <w:t xml:space="preserve"> i ElasticNet</w:t>
+      </w:r>
+      <w:r>
+        <w:rPr>
+          <w:lang w:val="en-US"/>
+        </w:rPr>
+        <w:t xml:space="preserve"> [] </w:t>
+      </w:r>
+      <w:r>
+        <w:t>proširuju standardnu linearnu regresiju penalizacijom koeficijenata (L2, L1 i njihovom kombinacijom), čime se smanjuje uticaj multikolinearnosti i poboljšava generalizacija. Prikladni su kao referentne metode kada su odnosi između promenljivih pretežno linearni.</w:t>
+      </w:r>
+    </w:p>
+    <w:p>
+      <w:pPr>
+        <w:pStyle w:val="BodyText"/>
+      </w:pPr>
+      <w:r>
+        <w:t>K-najbližih suseda (KNN)</w:t>
+      </w:r>
+      <w:r>
+        <w:rPr>
+          <w:lang w:val="en-US"/>
+        </w:rPr>
+        <w:t xml:space="preserve"> []</w:t>
+      </w:r>
+      <w:r>
+        <w:t xml:space="preserve"> predviđa vrednost ciljne promenljive kao ponderisanu sredinu k najsličnijih primera iz trening skupa, mereći sličnost euklidskom distancom u prostoru atributa. Metoda ne pretpostavlja nikakav oblik funkcije regresije, što je čini fleksibilnom, ali osetljivom na irelevantne atribute.</w:t>
+      </w:r>
+    </w:p>
+    <w:p>
+      <w:pPr>
+        <w:pStyle w:val="BodyText"/>
+      </w:pPr>
+      <w:r>
+        <w:t>Ansambl metode zasnovane na stablima odlučivanja</w:t>
+      </w:r>
+      <w:r>
+        <w:rPr>
+          <w:lang w:val="en-US"/>
+        </w:rPr>
+        <w:t xml:space="preserve"> </w:t>
+      </w:r>
+      <w:r>
+        <w:t>Random Forest</w:t>
+      </w:r>
+      <w:r>
+        <w:rPr>
+          <w:lang w:val="en-US"/>
+        </w:rPr>
+        <w:t xml:space="preserve"> []</w:t>
+      </w:r>
+      <w:r>
+        <w:t>, XGBoost</w:t>
+      </w:r>
+      <w:r>
+        <w:rPr>
+          <w:lang w:val="en-US"/>
+        </w:rPr>
+        <w:t xml:space="preserve"> [] </w:t>
+      </w:r>
+      <w:r>
+        <w:t>i LightGB</w:t>
+      </w:r>
+      <w:r>
+        <w:rPr>
+          <w:lang w:val="en-US"/>
+        </w:rPr>
+        <w:t>M []</w:t>
+      </w:r>
+      <w:r>
+        <w:t xml:space="preserve"> kombinuju veći broj stabala radi hvatanja nelinearnih odnosa i interakcija između promenljivih. Random Forest gradi stabla nezavisno uz bagging, dok XGBoost i LightGBM koriste sekvencijalni boosting sa gradijentnom optimizacijom greške. Ove metode pogodne su za visokodimenzionalne skupove podataka sa kompleksnom strukturom.</w:t>
+      </w:r>
+    </w:p>
+    <w:p>
+      <w:pPr>
+        <w:pStyle w:val="Heading1"/>
+      </w:pPr>
+      <w:r>
+        <w:t>REZULTATI</w:t>
+      </w:r>
+      <w:r>
+        <w:t xml:space="preserve"> I </w:t>
+      </w:r>
+      <w:r>
+        <w:t xml:space="preserve">DISKUSIJA </w:t>
+      </w:r>
+    </w:p>
+    <w:p>
+      <w:pPr>
+        <w:pStyle w:val="BodyText"/>
+        <w:rPr>
+          <w:lang w:val="en-US"/>
+        </w:rPr>
+      </w:pPr>
+      <w:r>
+        <w:t>Cilj eksperimenta bio je utvrditi koji regresioni modeli najefikasnije predviđaju sezonske performanse NFL igrača zasebno po pozicijama</w:t>
+      </w:r>
+      <w:r>
+        <w:rPr>
+          <w:lang w:val="en-US"/>
+        </w:rPr>
+        <w:t>.</w:t>
+      </w:r>
+    </w:p>
+    <w:p>
+      <w:pPr>
+        <w:pStyle w:val="Heading2"/>
+      </w:pPr>
+      <w:r>
+        <w:t>Evaluaciona procedura i metrike</w:t>
+      </w:r>
+    </w:p>
+    <w:p>
+      <w:pPr>
+        <w:pStyle w:val="BodyText"/>
+      </w:pPr>
+      <w:r>
+        <w:t>Za evaluaciju su korišćene tri metrike: srednja apsolutna greška (MAE) za interpretabilnu ocenu prosečnog odstupanja predikcije, koren srednje kvadratne greške (RMSE) koji jače penalizuje velike greške i koeficijent determinacije (R²) koji izražava proporciju varijanse ciljne promenljive objašnjenu modelom.</w:t>
+      </w:r>
+    </w:p>
+    <w:p>
+      <w:pPr>
+        <w:pStyle w:val="BodyText"/>
+      </w:pPr>
+      <w:r>
+        <w:t>Evaluacija svih modela sprovedena je walk-forward validacijom, koja simulira realne uslove predviđanja</w:t>
+      </w:r>
+      <w:r>
+        <w:rPr>
+          <w:lang w:val="en-US"/>
+        </w:rPr>
+        <w:t xml:space="preserve">, </w:t>
+      </w:r>
+      <w:r>
+        <w:t>model se trenira isključivo na podacima koji prethode sezoni koja se predviđa, bez ikakvog pristupa budućim podacima. Konkretno, model se trenira na svim sezonama do godine t − 1, a zatim evaluira na sezoni t, pri čemu se ova procedura ponavlja za svaku godinu u periodu 2021–2024. Konačne metrike su usrednjene vrednosti kroz sve iteracije. Na ovaj način sprečava se curenje informacija (data leakage) koje bi nastalo primenom standardne k-fold unakrsne validacije na vremenskim serijama.</w:t>
+      </w:r>
+    </w:p>
+    <w:p>
+      <w:pPr>
+        <w:pStyle w:val="Heading2"/>
+      </w:pPr>
+      <w:r>
+        <w:t>Optimizacija hiperparametara</w:t>
+      </w:r>
+    </w:p>
+    <w:p>
+      <w:pPr>
+        <w:pStyle w:val="BodyText"/>
+      </w:pPr>
+      <w:r>
+        <w:t xml:space="preserve">Optimizacija hiperparametara sprovedena je u tri koraka unutar trening skupa primenom 5-fold unakrsne validacije. U prvom koraku primenjen je Random Search nad 20 nasumično odabranih kombinacija parametara radi brzog istraživanja prostora pretrage. U drugom koraku Grid Search je primenjen u okolini najboljeg pronađenog rešenja radi preciznog podešavanja. U trećem koraku Bajezijanska optimizacija korišćena je za finalno tuniranje, modelujući funkciju gubitka kao Gausov proces kako bi </w:t>
+      </w:r>
+      <w:r>
+        <w:t>najefikasnije</w:t>
+      </w:r>
+      <w:r>
+        <w:t xml:space="preserve"> usmerila pretragu</w:t>
+      </w:r>
+      <w:r>
+        <w:rPr>
+          <w:lang w:val="en-US"/>
+        </w:rPr>
+        <w:t xml:space="preserve">. </w:t>
+      </w:r>
+      <w:r>
+        <w:t xml:space="preserve">Optimizovani parametri obuhvataju: n_estimators </w:t>
+      </w:r>
+      <w:r>
+        <w:rPr>
+          <w:rFonts w:hint="eastAsia"/>
+        </w:rPr>
+        <w:t>∈</w:t>
+      </w:r>
+      <w:r>
+        <w:t xml:space="preserve"> [100, 1000] i max_depth </w:t>
+      </w:r>
+      <w:r>
+        <w:rPr>
+          <w:rFonts w:hint="eastAsia"/>
+        </w:rPr>
+        <w:t>∈</w:t>
+      </w:r>
+      <w:r>
+        <w:t xml:space="preserve"> [10, 50] za Random Forest; learning_rate </w:t>
+      </w:r>
+      <w:r>
+        <w:rPr>
+          <w:rFonts w:hint="eastAsia"/>
+        </w:rPr>
+        <w:t>∈</w:t>
+      </w:r>
+      <w:r>
+        <w:t xml:space="preserve"> [0,01, 0,3] za XGBoost i LightGBM; k </w:t>
+      </w:r>
+      <w:r>
+        <w:rPr>
+          <w:rFonts w:hint="eastAsia"/>
+        </w:rPr>
+        <w:t>∈</w:t>
+      </w:r>
+      <w:r>
+        <w:t xml:space="preserve"> [3, 7] za KNN; te broj neurona </w:t>
+      </w:r>
+      <w:r>
+        <w:rPr>
+          <w:rFonts w:hint="eastAsia"/>
+        </w:rPr>
+        <w:t>∈</w:t>
+      </w:r>
+      <w:r>
+        <w:t xml:space="preserve"> [32, 128] i stopu učenja za rekurentne mreže. Inicijalni opsezi parametara preuzeti su iz relevantne literature, a zatim prilagođeni eksperimentalnim nalazima.</w:t>
+      </w:r>
+    </w:p>
+    <w:p>
+      <w:pPr>
+        <w:pStyle w:val="BodyText"/>
+      </w:pPr>
+    </w:p>
+    <w:p/>
+    <w:p/>
+    <w:p/>
+    <w:p/>
+    <w:p/>
+    <w:p/>
+    <w:p/>
+    <w:p/>
+    <w:p/>
+    <w:p/>
+    <w:p/>
+    <w:p/>
+    <w:p/>
+    <w:p/>
+    <w:p/>
+    <w:p/>
+    <w:p/>
+    <w:p>
+      <w:pPr>
+        <w:pStyle w:val="Heading1"/>
+      </w:pPr>
+      <w:r>
+        <w:t>ZAKLJUCAK</w:t>
+      </w:r>
+    </w:p>
+    <w:p>
+      <w:pPr>
+        <w:spacing w:before="6pt"/>
+      </w:pPr>
+      <w:r>
+        <w:t>LITERATURA</w:t>
+      </w:r>
+    </w:p>
+    <w:p>
+      <w:pPr>
+        <w:pStyle w:val="references"/>
+      </w:pPr>
+      <w:r>
+        <w:t>Weirich, C., Kim, J.W., Yoon, Y. and Jeong, S., 2025. Advancing NFL win prediction: From Pythagorean formulas to machine learning algorithms. Frontiers in Sports and Active Living, 7, p.1638446.</w:t>
+      </w:r>
+    </w:p>
+    <w:p>
+      <w:pPr>
+        <w:pStyle w:val="references"/>
+      </w:pPr>
+      <w:r>
+        <w:lastRenderedPageBreak/>
+        <w:t>Elimam, R., Sutton-Charani, N., Prioux, J., Montmain, J. and Perrey, S., 2025. Multi-output regression for the prediction of world-class performances in women’s handball. IEEE Access.</w:t>
+      </w:r>
+    </w:p>
+    <w:p>
+      <w:pPr>
+        <w:pStyle w:val="references"/>
+      </w:pPr>
+      <w:r>
+        <w:t>Abadzic, A., Cheun, J. and Patel, M., 2024. Data Analysis on Predicting the Top 12 Fantasy Football Players by Position. SMU Data Science Review, 8(2), p.7.</w:t>
+      </w:r>
+    </w:p>
+    <w:p>
+      <w:pPr>
+        <w:pStyle w:val="references"/>
+      </w:pPr>
+      <w:r>
+        <w:t>[4] Pro Football Reference, https://www.pro-football-reference.com/</w:t>
+      </w:r>
+    </w:p>
+    <w:p>
+      <w:pPr>
+        <w:pStyle w:val="references"/>
+      </w:pPr>
+      <w:r>
+        <w:t>[5] SebastianAndreu/24679_NFL_WR_Dataset_2025, https://huggingface.co/datasets/SebastianAndreu/24679_NFL_WR_Dataset_2025</w:t>
+      </w:r>
+    </w:p>
+    <w:p>
+      <w:pPr>
+        <w:pStyle w:val="references"/>
+      </w:pPr>
+      <w:r>
+        <w:t>[6] NFL Elo QB Rankings, https://www.nfeloapp.com/qb-rankings/</w:t>
+      </w:r>
+    </w:p>
+    <w:p>
+      <w:pPr>
+        <w:pStyle w:val="references"/>
+      </w:pPr>
+      <w:r>
+        <w:t>[7] sklearn developers, scikit-learn documentation, https://scikit-learn.org/stable/</w:t>
+      </w:r>
+    </w:p>
+    <w:p>
+      <w:pPr>
+        <w:pStyle w:val="references"/>
+      </w:pPr>
+      <w:r>
+        <w:t>[8] XGBoost documentation, https://xgboost.readthedocs.io/</w:t>
+      </w:r>
+    </w:p>
+    <w:p>
+      <w:pPr>
+        <w:pStyle w:val="references"/>
+      </w:pPr>
+      <w:r>
+        <w:t>[9] LightGBM documentation, https://lightgbm.readthedocs.io/</w:t>
       </w:r>
     </w:p>
     <w:sectPr>
       <w:type w:val="continuous"/>
       <w:pgSz w:w="595.30pt" w:h="841.90pt" w:code="9"/>
-      <w:pgMar w:top="54pt" w:right="44.65pt" w:bottom="72pt" w:left="44.65pt" w:header="36pt" w:footer="36pt" w:gutter="0pt"/>
-      <w:cols w:space="36pt"/>
+      <w:pgMar w:top="54pt" w:right="45.35pt" w:bottom="72pt" w:left="45.35pt" w:header="36pt" w:footer="36pt" w:gutter="0pt"/>
+      <w:cols w:num="2" w:space="18pt"/>
       <w:docGrid w:linePitch="360"/>
     </w:sectPr>
   </w:body>
@@ -2341,7 +2962,7 @@
 </file>
 
 <file path=word/endnotes.xml><?xml version="1.0" encoding="utf-8"?>
-<w:endnotes xmlns:cx="http://schemas.microsoft.com/office/drawing/2014/chartex" xmlns:cx1="http://schemas.microsoft.com/office/drawing/2015/9/8/chartex" xmlns:cx2="http://schemas.microsoft.com/office/drawing/2015/10/21/chartex" xmlns:cx3="http://schemas.microsoft.com/office/drawing/2016/5/9/chartex" xmlns:cx4="http://schemas.microsoft.com/office/drawing/2016/5/10/chartex" xmlns:cx5="http://schemas.microsoft.com/office/drawing/2016/5/11/chartex" xmlns:cx6="http://schemas.microsoft.com/office/drawing/2016/5/12/chartex" xmlns:cx7="http://schemas.microsoft.com/office/drawing/2016/5/13/chartex" xmlns:cx8="http://schemas.microsoft.com/office/drawing/2016/5/14/chartex" xmlns:mc="http://schemas.openxmlformats.org/markup-compatibility/2006" xmlns:aink="http://schemas.microsoft.com/office/drawing/2016/ink" xmlns:am3d="http://schemas.microsoft.com/office/drawing/2017/model3d" xmlns:o="urn:schemas-microsoft-com:office:office" xmlns:oel="http://schemas.microsoft.com/office/2019/extlst" xmlns:r="http://purl.oclc.org/ooxml/officeDocument/relationships" xmlns:m="http://purl.oclc.org/ooxml/officeDocument/math" xmlns:v="urn:schemas-microsoft-com:vml" xmlns:wp14="http://schemas.microsoft.com/office/word/2010/wordprocessingDrawing" xmlns:wp="http://purl.oclc.org/ooxml/drawingml/wordprocessingDrawing" xmlns:w10="urn:schemas-microsoft-com:office:word" xmlns:w="http://purl.oclc.org/ooxml/wordprocessingml/main" xmlns:w14="http://schemas.microsoft.com/office/word/2010/wordml" xmlns:w15="http://schemas.microsoft.com/office/word/2012/wordml" xmlns:w16cex="http://schemas.microsoft.com/office/word/2018/wordml/cex" xmlns:w16cid="http://schemas.microsoft.com/office/word/2016/wordml/cid" xmlns:w16="http://schemas.microsoft.com/office/word/2018/wordml" xmlns:w16du="http://schemas.microsoft.com/office/word/2023/wordml/word16du" xmlns:w16sdtdh="http://schemas.microsoft.com/office/word/2020/wordml/sdtdatahash" xmlns:w16se="http://schemas.microsoft.com/office/word/2015/wordml/symex" xmlns:wpi="http://schemas.microsoft.com/office/word/2010/wordprocessingInk" xmlns:wne="http://schemas.microsoft.com/office/word/2006/wordml" mc:Ignorable="w14 w15 w16se w16cid w16 w16cex w16sdtdh w16du wne wp14">
+<w:endnotes xmlns:cx="http://schemas.microsoft.com/office/drawing/2014/chartex" xmlns:cx1="http://schemas.microsoft.com/office/drawing/2015/9/8/chartex" xmlns:cx2="http://schemas.microsoft.com/office/drawing/2015/10/21/chartex" xmlns:cx3="http://schemas.microsoft.com/office/drawing/2016/5/9/chartex" xmlns:cx4="http://schemas.microsoft.com/office/drawing/2016/5/10/chartex" xmlns:cx5="http://schemas.microsoft.com/office/drawing/2016/5/11/chartex" xmlns:cx6="http://schemas.microsoft.com/office/drawing/2016/5/12/chartex" xmlns:cx7="http://schemas.microsoft.com/office/drawing/2016/5/13/chartex" xmlns:cx8="http://schemas.microsoft.com/office/drawing/2016/5/14/chartex" xmlns:mc="http://schemas.openxmlformats.org/markup-compatibility/2006" xmlns:aink="http://schemas.microsoft.com/office/drawing/2016/ink" xmlns:am3d="http://schemas.microsoft.com/office/drawing/2017/model3d" xmlns:o="urn:schemas-microsoft-com:office:office" xmlns:r="http://purl.oclc.org/ooxml/officeDocument/relationships" xmlns:m="http://purl.oclc.org/ooxml/officeDocument/math" xmlns:v="urn:schemas-microsoft-com:vml" xmlns:wp14="http://schemas.microsoft.com/office/word/2010/wordprocessingDrawing" xmlns:wp="http://purl.oclc.org/ooxml/drawingml/wordprocessingDrawing" xmlns:w10="urn:schemas-microsoft-com:office:word" xmlns:w="http://purl.oclc.org/ooxml/wordprocessingml/main" xmlns:w14="http://schemas.microsoft.com/office/word/2010/wordml" xmlns:w15="http://schemas.microsoft.com/office/word/2012/wordml" xmlns:w16cex="http://schemas.microsoft.com/office/word/2018/wordml/cex" xmlns:w16cid="http://schemas.microsoft.com/office/word/2016/wordml/cid" xmlns:w16="http://schemas.microsoft.com/office/word/2018/wordml" xmlns:w16sdtdh="http://schemas.microsoft.com/office/word/2020/wordml/sdtdatahash" xmlns:w16se="http://schemas.microsoft.com/office/word/2015/wordml/symex" xmlns:wpi="http://schemas.microsoft.com/office/word/2010/wordprocessingInk" xmlns:wne="http://schemas.microsoft.com/office/word/2006/wordml" mc:Ignorable="w14 w15 w16se w16cid w16 w16cex w16sdtdh wne wp14">
   <w:endnote w:type="separator" w:id="-1">
     <w:p>
       <w:r>
@@ -2360,7 +2981,7 @@
 </file>
 
 <file path=word/footer1.xml><?xml version="1.0" encoding="utf-8"?>
-<w:ftr xmlns:cx="http://schemas.microsoft.com/office/drawing/2014/chartex" xmlns:cx1="http://schemas.microsoft.com/office/drawing/2015/9/8/chartex" xmlns:cx2="http://schemas.microsoft.com/office/drawing/2015/10/21/chartex" xmlns:cx3="http://schemas.microsoft.com/office/drawing/2016/5/9/chartex" xmlns:cx4="http://schemas.microsoft.com/office/drawing/2016/5/10/chartex" xmlns:cx5="http://schemas.microsoft.com/office/drawing/2016/5/11/chartex" xmlns:cx6="http://schemas.microsoft.com/office/drawing/2016/5/12/chartex" xmlns:cx7="http://schemas.microsoft.com/office/drawing/2016/5/13/chartex" xmlns:cx8="http://schemas.microsoft.com/office/drawing/2016/5/14/chartex" xmlns:mc="http://schemas.openxmlformats.org/markup-compatibility/2006" xmlns:aink="http://schemas.microsoft.com/office/drawing/2016/ink" xmlns:am3d="http://schemas.microsoft.com/office/drawing/2017/model3d" xmlns:o="urn:schemas-microsoft-com:office:office" xmlns:oel="http://schemas.microsoft.com/office/2019/extlst" xmlns:r="http://purl.oclc.org/ooxml/officeDocument/relationships" xmlns:m="http://purl.oclc.org/ooxml/officeDocument/math" xmlns:v="urn:schemas-microsoft-com:vml" xmlns:wp14="http://schemas.microsoft.com/office/word/2010/wordprocessingDrawing" xmlns:wp="http://purl.oclc.org/ooxml/drawingml/wordprocessingDrawing" xmlns:w10="urn:schemas-microsoft-com:office:word" xmlns:w="http://purl.oclc.org/ooxml/wordprocessingml/main" xmlns:w14="http://schemas.microsoft.com/office/word/2010/wordml" xmlns:w15="http://schemas.microsoft.com/office/word/2012/wordml" xmlns:w16cex="http://schemas.microsoft.com/office/word/2018/wordml/cex" xmlns:w16cid="http://schemas.microsoft.com/office/word/2016/wordml/cid" xmlns:w16="http://schemas.microsoft.com/office/word/2018/wordml" xmlns:w16du="http://schemas.microsoft.com/office/word/2023/wordml/word16du" xmlns:w16sdtdh="http://schemas.microsoft.com/office/word/2020/wordml/sdtdatahash" xmlns:w16se="http://schemas.microsoft.com/office/word/2015/wordml/symex" xmlns:wpi="http://schemas.microsoft.com/office/word/2010/wordprocessingInk" xmlns:wne="http://schemas.microsoft.com/office/word/2006/wordml" mc:Ignorable="w14 w15 w16se w16cid w16 w16cex w16sdtdh w16du wne wp14">
+<w:ftr xmlns:cx="http://schemas.microsoft.com/office/drawing/2014/chartex" xmlns:cx1="http://schemas.microsoft.com/office/drawing/2015/9/8/chartex" xmlns:cx2="http://schemas.microsoft.com/office/drawing/2015/10/21/chartex" xmlns:cx3="http://schemas.microsoft.com/office/drawing/2016/5/9/chartex" xmlns:cx4="http://schemas.microsoft.com/office/drawing/2016/5/10/chartex" xmlns:cx5="http://schemas.microsoft.com/office/drawing/2016/5/11/chartex" xmlns:cx6="http://schemas.microsoft.com/office/drawing/2016/5/12/chartex" xmlns:cx7="http://schemas.microsoft.com/office/drawing/2016/5/13/chartex" xmlns:cx8="http://schemas.microsoft.com/office/drawing/2016/5/14/chartex" xmlns:mc="http://schemas.openxmlformats.org/markup-compatibility/2006" xmlns:aink="http://schemas.microsoft.com/office/drawing/2016/ink" xmlns:am3d="http://schemas.microsoft.com/office/drawing/2017/model3d" xmlns:o="urn:schemas-microsoft-com:office:office" xmlns:r="http://purl.oclc.org/ooxml/officeDocument/relationships" xmlns:m="http://purl.oclc.org/ooxml/officeDocument/math" xmlns:v="urn:schemas-microsoft-com:vml" xmlns:wp14="http://schemas.microsoft.com/office/word/2010/wordprocessingDrawing" xmlns:wp="http://purl.oclc.org/ooxml/drawingml/wordprocessingDrawing" xmlns:w10="urn:schemas-microsoft-com:office:word" xmlns:w="http://purl.oclc.org/ooxml/wordprocessingml/main" xmlns:w14="http://schemas.microsoft.com/office/word/2010/wordml" xmlns:w15="http://schemas.microsoft.com/office/word/2012/wordml" xmlns:w16cex="http://schemas.microsoft.com/office/word/2018/wordml/cex" xmlns:w16cid="http://schemas.microsoft.com/office/word/2016/wordml/cid" xmlns:w16="http://schemas.microsoft.com/office/word/2018/wordml" xmlns:w16sdtdh="http://schemas.microsoft.com/office/word/2020/wordml/sdtdatahash" xmlns:w16se="http://schemas.microsoft.com/office/word/2015/wordml/symex" xmlns:wpi="http://schemas.microsoft.com/office/word/2010/wordprocessingInk" xmlns:wne="http://schemas.microsoft.com/office/word/2006/wordml" mc:Ignorable="w14 w15 w16se w16cid w16 w16cex w16sdtdh wne wp14">
   <w:p>
     <w:pPr>
       <w:pStyle w:val="Footer"/>
@@ -2370,19 +2991,12 @@
         <w:szCs w:val="16"/>
       </w:rPr>
     </w:pPr>
-    <w:r>
-      <w:rPr>
-        <w:sz w:val="16"/>
-        <w:szCs w:val="16"/>
-      </w:rPr>
-      <w:t>XXX-X-XXXX-XXXX-X/XX/$XX.00 ©20XX IEEE</w:t>
-    </w:r>
   </w:p>
 </w:ftr>
 </file>
 
 <file path=word/footnotes.xml><?xml version="1.0" encoding="utf-8"?>
-<w:footnotes xmlns:cx="http://schemas.microsoft.com/office/drawing/2014/chartex" xmlns:cx1="http://schemas.microsoft.com/office/drawing/2015/9/8/chartex" xmlns:cx2="http://schemas.microsoft.com/office/drawing/2015/10/21/chartex" xmlns:cx3="http://schemas.microsoft.com/office/drawing/2016/5/9/chartex" xmlns:cx4="http://schemas.microsoft.com/office/drawing/2016/5/10/chartex" xmlns:cx5="http://schemas.microsoft.com/office/drawing/2016/5/11/chartex" xmlns:cx6="http://schemas.microsoft.com/office/drawing/2016/5/12/chartex" xmlns:cx7="http://schemas.microsoft.com/office/drawing/2016/5/13/chartex" xmlns:cx8="http://schemas.microsoft.com/office/drawing/2016/5/14/chartex" xmlns:mc="http://schemas.openxmlformats.org/markup-compatibility/2006" xmlns:aink="http://schemas.microsoft.com/office/drawing/2016/ink" xmlns:am3d="http://schemas.microsoft.com/office/drawing/2017/model3d" xmlns:o="urn:schemas-microsoft-com:office:office" xmlns:oel="http://schemas.microsoft.com/office/2019/extlst" xmlns:r="http://purl.oclc.org/ooxml/officeDocument/relationships" xmlns:m="http://purl.oclc.org/ooxml/officeDocument/math" xmlns:v="urn:schemas-microsoft-com:vml" xmlns:wp14="http://schemas.microsoft.com/office/word/2010/wordprocessingDrawing" xmlns:wp="http://purl.oclc.org/ooxml/drawingml/wordprocessingDrawing" xmlns:w10="urn:schemas-microsoft-com:office:word" xmlns:w="http://purl.oclc.org/ooxml/wordprocessingml/main" xmlns:w14="http://schemas.microsoft.com/office/word/2010/wordml" xmlns:w15="http://schemas.microsoft.com/office/word/2012/wordml" xmlns:w16cex="http://schemas.microsoft.com/office/word/2018/wordml/cex" xmlns:w16cid="http://schemas.microsoft.com/office/word/2016/wordml/cid" xmlns:w16="http://schemas.microsoft.com/office/word/2018/wordml" xmlns:w16du="http://schemas.microsoft.com/office/word/2023/wordml/word16du" xmlns:w16sdtdh="http://schemas.microsoft.com/office/word/2020/wordml/sdtdatahash" xmlns:w16se="http://schemas.microsoft.com/office/word/2015/wordml/symex" xmlns:wpi="http://schemas.microsoft.com/office/word/2010/wordprocessingInk" xmlns:wne="http://schemas.microsoft.com/office/word/2006/wordml" mc:Ignorable="w14 w15 w16se w16cid w16 w16cex w16sdtdh w16du wne wp14">
+<w:footnotes xmlns:cx="http://schemas.microsoft.com/office/drawing/2014/chartex" xmlns:cx1="http://schemas.microsoft.com/office/drawing/2015/9/8/chartex" xmlns:cx2="http://schemas.microsoft.com/office/drawing/2015/10/21/chartex" xmlns:cx3="http://schemas.microsoft.com/office/drawing/2016/5/9/chartex" xmlns:cx4="http://schemas.microsoft.com/office/drawing/2016/5/10/chartex" xmlns:cx5="http://schemas.microsoft.com/office/drawing/2016/5/11/chartex" xmlns:cx6="http://schemas.microsoft.com/office/drawing/2016/5/12/chartex" xmlns:cx7="http://schemas.microsoft.com/office/drawing/2016/5/13/chartex" xmlns:cx8="http://schemas.microsoft.com/office/drawing/2016/5/14/chartex" xmlns:mc="http://schemas.openxmlformats.org/markup-compatibility/2006" xmlns:aink="http://schemas.microsoft.com/office/drawing/2016/ink" xmlns:am3d="http://schemas.microsoft.com/office/drawing/2017/model3d" xmlns:o="urn:schemas-microsoft-com:office:office" xmlns:r="http://purl.oclc.org/ooxml/officeDocument/relationships" xmlns:m="http://purl.oclc.org/ooxml/officeDocument/math" xmlns:v="urn:schemas-microsoft-com:vml" xmlns:wp14="http://schemas.microsoft.com/office/word/2010/wordprocessingDrawing" xmlns:wp="http://purl.oclc.org/ooxml/drawingml/wordprocessingDrawing" xmlns:w10="urn:schemas-microsoft-com:office:word" xmlns:w="http://purl.oclc.org/ooxml/wordprocessingml/main" xmlns:w14="http://schemas.microsoft.com/office/word/2010/wordml" xmlns:w15="http://schemas.microsoft.com/office/word/2012/wordml" xmlns:w16cex="http://schemas.microsoft.com/office/word/2018/wordml/cex" xmlns:w16cid="http://schemas.microsoft.com/office/word/2016/wordml/cid" xmlns:w16="http://schemas.microsoft.com/office/word/2018/wordml" xmlns:w16sdtdh="http://schemas.microsoft.com/office/word/2020/wordml/sdtdatahash" xmlns:w16se="http://schemas.microsoft.com/office/word/2015/wordml/symex" xmlns:wpi="http://schemas.microsoft.com/office/word/2010/wordprocessingInk" xmlns:wne="http://schemas.microsoft.com/office/word/2006/wordml" mc:Ignorable="w14 w15 w16se w16cid w16 w16cex w16sdtdh wne wp14">
   <w:footnote w:type="separator" w:id="-1">
     <w:p>
       <w:r>
@@ -2401,7 +3015,7 @@
 </file>
 
 <file path=word/numbering.xml><?xml version="1.0" encoding="utf-8"?>
-<w:numbering xmlns:cx="http://schemas.microsoft.com/office/drawing/2014/chartex" xmlns:cx1="http://schemas.microsoft.com/office/drawing/2015/9/8/chartex" xmlns:cx2="http://schemas.microsoft.com/office/drawing/2015/10/21/chartex" xmlns:cx3="http://schemas.microsoft.com/office/drawing/2016/5/9/chartex" xmlns:cx4="http://schemas.microsoft.com/office/drawing/2016/5/10/chartex" xmlns:cx5="http://schemas.microsoft.com/office/drawing/2016/5/11/chartex" xmlns:cx6="http://schemas.microsoft.com/office/drawing/2016/5/12/chartex" xmlns:cx7="http://schemas.microsoft.com/office/drawing/2016/5/13/chartex" xmlns:cx8="http://schemas.microsoft.com/office/drawing/2016/5/14/chartex" xmlns:mc="http://schemas.openxmlformats.org/markup-compatibility/2006" xmlns:aink="http://schemas.microsoft.com/office/drawing/2016/ink" xmlns:am3d="http://schemas.microsoft.com/office/drawing/2017/model3d" xmlns:o="urn:schemas-microsoft-com:office:office" xmlns:oel="http://schemas.microsoft.com/office/2019/extlst" xmlns:r="http://purl.oclc.org/ooxml/officeDocument/relationships" xmlns:m="http://purl.oclc.org/ooxml/officeDocument/math" xmlns:v="urn:schemas-microsoft-com:vml" xmlns:wp14="http://schemas.microsoft.com/office/word/2010/wordprocessingDrawing" xmlns:wp="http://purl.oclc.org/ooxml/drawingml/wordprocessingDrawing" xmlns:w10="urn:schemas-microsoft-com:office:word" xmlns:w="http://purl.oclc.org/ooxml/wordprocessingml/main" xmlns:w14="http://schemas.microsoft.com/office/word/2010/wordml" xmlns:w15="http://schemas.microsoft.com/office/word/2012/wordml" xmlns:w16cex="http://schemas.microsoft.com/office/word/2018/wordml/cex" xmlns:w16cid="http://schemas.microsoft.com/office/word/2016/wordml/cid" xmlns:w16="http://schemas.microsoft.com/office/word/2018/wordml" xmlns:w16du="http://schemas.microsoft.com/office/word/2023/wordml/word16du" xmlns:w16sdtdh="http://schemas.microsoft.com/office/word/2020/wordml/sdtdatahash" xmlns:w16se="http://schemas.microsoft.com/office/word/2015/wordml/symex" xmlns:wpi="http://schemas.microsoft.com/office/word/2010/wordprocessingInk" xmlns:wne="http://schemas.microsoft.com/office/word/2006/wordml" mc:Ignorable="w14 w15 w16se w16cid w16 w16cex w16sdtdh w16du wne wp14">
+<w:numbering xmlns:cx="http://schemas.microsoft.com/office/drawing/2014/chartex" xmlns:cx1="http://schemas.microsoft.com/office/drawing/2015/9/8/chartex" xmlns:cx2="http://schemas.microsoft.com/office/drawing/2015/10/21/chartex" xmlns:cx3="http://schemas.microsoft.com/office/drawing/2016/5/9/chartex" xmlns:cx4="http://schemas.microsoft.com/office/drawing/2016/5/10/chartex" xmlns:cx5="http://schemas.microsoft.com/office/drawing/2016/5/11/chartex" xmlns:cx6="http://schemas.microsoft.com/office/drawing/2016/5/12/chartex" xmlns:cx7="http://schemas.microsoft.com/office/drawing/2016/5/13/chartex" xmlns:cx8="http://schemas.microsoft.com/office/drawing/2016/5/14/chartex" xmlns:mc="http://schemas.openxmlformats.org/markup-compatibility/2006" xmlns:aink="http://schemas.microsoft.com/office/drawing/2016/ink" xmlns:am3d="http://schemas.microsoft.com/office/drawing/2017/model3d" xmlns:o="urn:schemas-microsoft-com:office:office" xmlns:r="http://purl.oclc.org/ooxml/officeDocument/relationships" xmlns:m="http://purl.oclc.org/ooxml/officeDocument/math" xmlns:v="urn:schemas-microsoft-com:vml" xmlns:wp14="http://schemas.microsoft.com/office/word/2010/wordprocessingDrawing" xmlns:wp="http://purl.oclc.org/ooxml/drawingml/wordprocessingDrawing" xmlns:w10="urn:schemas-microsoft-com:office:word" xmlns:w="http://purl.oclc.org/ooxml/wordprocessingml/main" xmlns:w14="http://schemas.microsoft.com/office/word/2010/wordml" xmlns:w15="http://schemas.microsoft.com/office/word/2012/wordml" xmlns:w16cex="http://schemas.microsoft.com/office/word/2018/wordml/cex" xmlns:w16cid="http://schemas.microsoft.com/office/word/2016/wordml/cid" xmlns:w16="http://schemas.microsoft.com/office/word/2018/wordml" xmlns:w16sdtdh="http://schemas.microsoft.com/office/word/2020/wordml/sdtdatahash" xmlns:w16se="http://schemas.microsoft.com/office/word/2015/wordml/symex" xmlns:wpi="http://schemas.microsoft.com/office/word/2010/wordprocessingInk" xmlns:wne="http://schemas.microsoft.com/office/word/2006/wordml" mc:Ignorable="w14 w15 w16se w16cid w16 w16cex w16sdtdh wne wp14">
   <w:abstractNum w:abstractNumId="0" w15:restartNumberingAfterBreak="0">
     <w:nsid w:val="FFFFFF1D"/>
     <w:multiLevelType w:val="multilevel"/>
@@ -2545,10 +3159,11 @@
   <w:abstractNum w:abstractNumId="1" w15:restartNumberingAfterBreak="0">
     <w:nsid w:val="FFFFFF7C"/>
     <w:multiLevelType w:val="singleLevel"/>
-    <w:tmpl w:val="DD629BEE"/>
+    <w:tmpl w:val="87C4F094"/>
     <w:lvl w:ilvl="0">
       <w:start w:val="1"/>
       <w:numFmt w:val="decimal"/>
+      <w:pStyle w:val="ListNumber5"/>
       <w:lvlText w:val="%1."/>
       <w:lvlJc w:val="start"/>
       <w:pPr>
@@ -2562,7 +3177,7 @@
   <w:abstractNum w:abstractNumId="2" w15:restartNumberingAfterBreak="0">
     <w:nsid w:val="FFFFFF7D"/>
     <w:multiLevelType w:val="singleLevel"/>
-    <w:tmpl w:val="2648E1C4"/>
+    <w:tmpl w:val="4350A38C"/>
     <w:lvl w:ilvl="0">
       <w:start w:val="1"/>
       <w:numFmt w:val="decimal"/>
@@ -2579,7 +3194,7 @@
   <w:abstractNum w:abstractNumId="3" w15:restartNumberingAfterBreak="0">
     <w:nsid w:val="FFFFFF7E"/>
     <w:multiLevelType w:val="singleLevel"/>
-    <w:tmpl w:val="9D38DB54"/>
+    <w:tmpl w:val="6854CC76"/>
     <w:lvl w:ilvl="0">
       <w:start w:val="1"/>
       <w:numFmt w:val="decimal"/>
@@ -2596,10 +3211,11 @@
   <w:abstractNum w:abstractNumId="4" w15:restartNumberingAfterBreak="0">
     <w:nsid w:val="FFFFFF7F"/>
     <w:multiLevelType w:val="singleLevel"/>
-    <w:tmpl w:val="632C24E2"/>
+    <w:tmpl w:val="4B906AA0"/>
     <w:lvl w:ilvl="0">
       <w:start w:val="1"/>
       <w:numFmt w:val="decimal"/>
+      <w:pStyle w:val="ListNumber2"/>
       <w:lvlText w:val="%1."/>
       <w:lvlJc w:val="start"/>
       <w:pPr>
@@ -2613,10 +3229,11 @@
   <w:abstractNum w:abstractNumId="5" w15:restartNumberingAfterBreak="0">
     <w:nsid w:val="FFFFFF80"/>
     <w:multiLevelType w:val="singleLevel"/>
-    <w:tmpl w:val="82268A14"/>
+    <w:tmpl w:val="04DCEDFC"/>
     <w:lvl w:ilvl="0">
       <w:start w:val="1"/>
       <w:numFmt w:val="bullet"/>
+      <w:pStyle w:val="ListBullet5"/>
       <w:lvlText w:val=""/>
       <w:lvlJc w:val="start"/>
       <w:pPr>
@@ -2633,7 +3250,7 @@
   <w:abstractNum w:abstractNumId="6" w15:restartNumberingAfterBreak="0">
     <w:nsid w:val="FFFFFF81"/>
     <w:multiLevelType w:val="singleLevel"/>
-    <w:tmpl w:val="8C0E77FE"/>
+    <w:tmpl w:val="A0426E20"/>
     <w:lvl w:ilvl="0">
       <w:start w:val="1"/>
       <w:numFmt w:val="bullet"/>
@@ -2653,7 +3270,7 @@
   <w:abstractNum w:abstractNumId="7" w15:restartNumberingAfterBreak="0">
     <w:nsid w:val="FFFFFF82"/>
     <w:multiLevelType w:val="singleLevel"/>
-    <w:tmpl w:val="174639B8"/>
+    <w:tmpl w:val="D7EAACB8"/>
     <w:lvl w:ilvl="0">
       <w:start w:val="1"/>
       <w:numFmt w:val="bullet"/>
@@ -2673,7 +3290,7 @@
   <w:abstractNum w:abstractNumId="8" w15:restartNumberingAfterBreak="0">
     <w:nsid w:val="FFFFFF83"/>
     <w:multiLevelType w:val="singleLevel"/>
-    <w:tmpl w:val="B1ACC408"/>
+    <w:tmpl w:val="D96C8670"/>
     <w:lvl w:ilvl="0">
       <w:start w:val="1"/>
       <w:numFmt w:val="bullet"/>
@@ -2693,7 +3310,7 @@
   <w:abstractNum w:abstractNumId="9" w15:restartNumberingAfterBreak="0">
     <w:nsid w:val="FFFFFF88"/>
     <w:multiLevelType w:val="singleLevel"/>
-    <w:tmpl w:val="229E8DFE"/>
+    <w:tmpl w:val="1EC243FC"/>
     <w:lvl w:ilvl="0">
       <w:start w:val="1"/>
       <w:numFmt w:val="decimal"/>
@@ -2710,7 +3327,7 @@
   <w:abstractNum w:abstractNumId="10" w15:restartNumberingAfterBreak="0">
     <w:nsid w:val="FFFFFF89"/>
     <w:multiLevelType w:val="singleLevel"/>
-    <w:tmpl w:val="EA847AFE"/>
+    <w:tmpl w:val="AE4C497E"/>
     <w:lvl w:ilvl="0">
       <w:start w:val="1"/>
       <w:numFmt w:val="bullet"/>
@@ -3793,83 +4410,83 @@
       </w:rPr>
     </w:lvl>
   </w:abstractNum>
-  <w:num w:numId="1" w16cid:durableId="1369909383">
+  <w:num w:numId="1">
     <w:abstractNumId w:val="14"/>
   </w:num>
-  <w:num w:numId="2" w16cid:durableId="568543031">
+  <w:num w:numId="2">
     <w:abstractNumId w:val="19"/>
   </w:num>
-  <w:num w:numId="3" w16cid:durableId="1207790780">
+  <w:num w:numId="3">
     <w:abstractNumId w:val="13"/>
   </w:num>
-  <w:num w:numId="4" w16cid:durableId="629168631">
+  <w:num w:numId="4">
     <w:abstractNumId w:val="16"/>
   </w:num>
-  <w:num w:numId="5" w16cid:durableId="1032806882">
+  <w:num w:numId="5">
     <w:abstractNumId w:val="16"/>
   </w:num>
-  <w:num w:numId="6" w16cid:durableId="1614826021">
+  <w:num w:numId="6">
     <w:abstractNumId w:val="16"/>
   </w:num>
-  <w:num w:numId="7" w16cid:durableId="1871990542">
+  <w:num w:numId="7">
     <w:abstractNumId w:val="16"/>
   </w:num>
-  <w:num w:numId="8" w16cid:durableId="2088458160">
+  <w:num w:numId="8">
     <w:abstractNumId w:val="18"/>
   </w:num>
-  <w:num w:numId="9" w16cid:durableId="231694775">
+  <w:num w:numId="9">
     <w:abstractNumId w:val="20"/>
   </w:num>
-  <w:num w:numId="10" w16cid:durableId="2126189682">
+  <w:num w:numId="10">
     <w:abstractNumId w:val="15"/>
   </w:num>
-  <w:num w:numId="11" w16cid:durableId="771515552">
+  <w:num w:numId="11">
     <w:abstractNumId w:val="12"/>
   </w:num>
-  <w:num w:numId="12" w16cid:durableId="1603688421">
+  <w:num w:numId="12">
     <w:abstractNumId w:val="11"/>
   </w:num>
-  <w:num w:numId="13" w16cid:durableId="308025467">
+  <w:num w:numId="13">
     <w:abstractNumId w:val="0"/>
   </w:num>
-  <w:num w:numId="14" w16cid:durableId="915015855">
+  <w:num w:numId="14">
     <w:abstractNumId w:val="10"/>
   </w:num>
-  <w:num w:numId="15" w16cid:durableId="124853704">
+  <w:num w:numId="15">
     <w:abstractNumId w:val="8"/>
   </w:num>
-  <w:num w:numId="16" w16cid:durableId="378433823">
+  <w:num w:numId="16">
     <w:abstractNumId w:val="7"/>
   </w:num>
-  <w:num w:numId="17" w16cid:durableId="178550123">
+  <w:num w:numId="17">
     <w:abstractNumId w:val="6"/>
   </w:num>
-  <w:num w:numId="18" w16cid:durableId="1882938436">
+  <w:num w:numId="18">
     <w:abstractNumId w:val="5"/>
   </w:num>
-  <w:num w:numId="19" w16cid:durableId="1292051459">
+  <w:num w:numId="19">
     <w:abstractNumId w:val="9"/>
   </w:num>
-  <w:num w:numId="20" w16cid:durableId="439644133">
+  <w:num w:numId="20">
     <w:abstractNumId w:val="4"/>
   </w:num>
-  <w:num w:numId="21" w16cid:durableId="277882354">
+  <w:num w:numId="21">
     <w:abstractNumId w:val="3"/>
   </w:num>
-  <w:num w:numId="22" w16cid:durableId="85808594">
+  <w:num w:numId="22">
     <w:abstractNumId w:val="2"/>
   </w:num>
-  <w:num w:numId="23" w16cid:durableId="306714086">
+  <w:num w:numId="23">
     <w:abstractNumId w:val="1"/>
   </w:num>
-  <w:num w:numId="24" w16cid:durableId="276639338">
+  <w:num w:numId="24">
     <w:abstractNumId w:val="17"/>
   </w:num>
 </w:numbering>
 </file>
 
 <file path=word/styles.xml><?xml version="1.0" encoding="utf-8"?>
-<w:styles xmlns:mc="http://schemas.openxmlformats.org/markup-compatibility/2006" xmlns:r="http://purl.oclc.org/ooxml/officeDocument/relationships" xmlns:w="http://purl.oclc.org/ooxml/wordprocessingml/main" xmlns:w14="http://schemas.microsoft.com/office/word/2010/wordml" xmlns:w15="http://schemas.microsoft.com/office/word/2012/wordml" xmlns:w16cex="http://schemas.microsoft.com/office/word/2018/wordml/cex" xmlns:w16cid="http://schemas.microsoft.com/office/word/2016/wordml/cid" xmlns:w16="http://schemas.microsoft.com/office/word/2018/wordml" xmlns:w16du="http://schemas.microsoft.com/office/word/2023/wordml/word16du" xmlns:w16sdtdh="http://schemas.microsoft.com/office/word/2020/wordml/sdtdatahash" xmlns:w16se="http://schemas.microsoft.com/office/word/2015/wordml/symex" mc:Ignorable="w14 w15 w16se w16cid w16 w16cex w16sdtdh w16du">
+<w:styles xmlns:mc="http://schemas.openxmlformats.org/markup-compatibility/2006" xmlns:r="http://purl.oclc.org/ooxml/officeDocument/relationships" xmlns:w="http://purl.oclc.org/ooxml/wordprocessingml/main" xmlns:w14="http://schemas.microsoft.com/office/word/2010/wordml" xmlns:w15="http://schemas.microsoft.com/office/word/2012/wordml" xmlns:w16cex="http://schemas.microsoft.com/office/word/2018/wordml/cex" xmlns:w16cid="http://schemas.microsoft.com/office/word/2016/wordml/cid" xmlns:w16="http://schemas.microsoft.com/office/word/2018/wordml" xmlns:w16sdtdh="http://schemas.microsoft.com/office/word/2020/wordml/sdtdatahash" xmlns:w16se="http://schemas.microsoft.com/office/word/2015/wordml/symex" mc:Ignorable="w14 w15 w16se w16cid w16 w16cex w16sdtdh">
   <w:docDefaults>
     <w:rPrDefault>
       <w:rPr>
@@ -3890,11 +4507,13 @@
     <w:lsdException w:name="heading 7" w:semiHidden="1" w:unhideWhenUsed="1" w:qFormat="1"/>
     <w:lsdException w:name="heading 8" w:semiHidden="1" w:unhideWhenUsed="1" w:qFormat="1"/>
     <w:lsdException w:name="heading 9" w:semiHidden="1" w:unhideWhenUsed="1" w:qFormat="1"/>
+    <w:lsdException w:name="footer" w:uiPriority="99"/>
     <w:lsdException w:name="caption" w:semiHidden="1" w:unhideWhenUsed="1" w:qFormat="1"/>
     <w:lsdException w:name="Title" w:qFormat="1"/>
     <w:lsdException w:name="Subtitle" w:qFormat="1"/>
     <w:lsdException w:name="Strong" w:qFormat="1"/>
     <w:lsdException w:name="Emphasis" w:qFormat="1"/>
+    <w:lsdException w:name="Normal (Web)" w:uiPriority="99"/>
     <w:lsdException w:name="Normal Table" w:semiHidden="1" w:unhideWhenUsed="1"/>
     <w:lsdException w:name="Table Simple 1" w:semiHidden="1" w:unhideWhenUsed="1"/>
     <w:lsdException w:name="Table Simple 2" w:semiHidden="1" w:unhideWhenUsed="1"/>
@@ -4288,6 +4907,7 @@
   <w:style w:type="character" w:default="1" w:styleId="DefaultParagraphFont">
     <w:name w:val="Default Paragraph Font"/>
     <w:uiPriority w:val="1"/>
+    <w:semiHidden/>
     <w:unhideWhenUsed/>
   </w:style>
   <w:style w:type="table" w:default="1" w:styleId="TableNormal">
@@ -4588,6 +5208,7 @@
     <w:name w:val="footer"/>
     <w:basedOn w:val="Normal"/>
     <w:link w:val="FooterChar"/>
+    <w:uiPriority w:val="99"/>
     <w:rsid w:val="001A3B3D"/>
     <w:pPr>
       <w:tabs>
@@ -4600,6 +5221,7 @@
     <w:name w:val="Footer Char"/>
     <w:basedOn w:val="DefaultParagraphFont"/>
     <w:link w:val="Footer"/>
+    <w:uiPriority w:val="99"/>
     <w:rsid w:val="001A3B3D"/>
   </w:style>
   <w:style w:type="character" w:customStyle="1" w:styleId="Heading2Char">
@@ -4621,6 +5243,395 @@
     <w:rPr>
       <w:smallCaps/>
       <w:noProof/>
+    </w:rPr>
+  </w:style>
+  <w:style w:type="paragraph" w:styleId="BlockText">
+    <w:name w:val="Block Text"/>
+    <w:basedOn w:val="Normal"/>
+    <w:rsid w:val="00C260CB"/>
+    <w:pPr>
+      <w:pBdr>
+        <w:top w:val="single" w:sz="2" w:space="10" w:color="5B9BD5" w:themeColor="accent1"/>
+        <w:left w:val="single" w:sz="2" w:space="10" w:color="5B9BD5" w:themeColor="accent1"/>
+        <w:bottom w:val="single" w:sz="2" w:space="10" w:color="5B9BD5" w:themeColor="accent1"/>
+        <w:right w:val="single" w:sz="2" w:space="10" w:color="5B9BD5" w:themeColor="accent1"/>
+      </w:pBdr>
+      <w:ind w:start="57.60pt" w:end="57.60pt"/>
+    </w:pPr>
+    <w:rPr>
+      <w:rFonts w:asciiTheme="minorHAnsi" w:eastAsiaTheme="minorEastAsia" w:hAnsiTheme="minorHAnsi" w:cstheme="minorBidi"/>
+      <w:i/>
+      <w:iCs/>
+      <w:color w:val="5B9BD5" w:themeColor="accent1"/>
+    </w:rPr>
+  </w:style>
+  <w:style w:type="paragraph" w:styleId="NormalWeb">
+    <w:name w:val="Normal (Web)"/>
+    <w:basedOn w:val="Normal"/>
+    <w:uiPriority w:val="99"/>
+    <w:unhideWhenUsed/>
+    <w:rsid w:val="008677AC"/>
+    <w:pPr>
+      <w:spacing w:before="5pt" w:beforeAutospacing="1" w:after="5pt" w:afterAutospacing="1"/>
+      <w:jc w:val="start"/>
+    </w:pPr>
+    <w:rPr>
+      <w:rFonts w:eastAsia="Times New Roman"/>
+      <w:sz w:val="24"/>
+      <w:szCs w:val="24"/>
+    </w:rPr>
+  </w:style>
+  <w:style w:type="paragraph" w:styleId="TableofFigures">
+    <w:name w:val="table of figures"/>
+    <w:basedOn w:val="Normal"/>
+    <w:next w:val="Normal"/>
+    <w:rsid w:val="009606CE"/>
+  </w:style>
+  <w:style w:type="paragraph" w:styleId="TableofAuthorities">
+    <w:name w:val="table of authorities"/>
+    <w:basedOn w:val="Normal"/>
+    <w:next w:val="Normal"/>
+    <w:rsid w:val="009606CE"/>
+    <w:pPr>
+      <w:ind w:start="10pt" w:hanging="10pt"/>
+    </w:pPr>
+  </w:style>
+  <w:style w:type="paragraph" w:styleId="Subtitle">
+    <w:name w:val="Subtitle"/>
+    <w:basedOn w:val="Normal"/>
+    <w:next w:val="Normal"/>
+    <w:link w:val="SubtitleChar"/>
+    <w:qFormat/>
+    <w:rsid w:val="009606CE"/>
+    <w:pPr>
+      <w:numPr>
+        <w:ilvl w:val="1"/>
+      </w:numPr>
+      <w:spacing w:after="8pt"/>
+    </w:pPr>
+    <w:rPr>
+      <w:rFonts w:asciiTheme="minorHAnsi" w:eastAsiaTheme="minorEastAsia" w:hAnsiTheme="minorHAnsi" w:cstheme="minorBidi"/>
+      <w:color w:val="5A5A5A" w:themeColor="text1" w:themeTint="A5"/>
+      <w:spacing w:val="15"/>
+      <w:sz w:val="22"/>
+      <w:szCs w:val="22"/>
+    </w:rPr>
+  </w:style>
+  <w:style w:type="character" w:customStyle="1" w:styleId="SubtitleChar">
+    <w:name w:val="Subtitle Char"/>
+    <w:basedOn w:val="DefaultParagraphFont"/>
+    <w:link w:val="Subtitle"/>
+    <w:rsid w:val="009606CE"/>
+    <w:rPr>
+      <w:rFonts w:asciiTheme="minorHAnsi" w:eastAsiaTheme="minorEastAsia" w:hAnsiTheme="minorHAnsi" w:cstheme="minorBidi"/>
+      <w:color w:val="5A5A5A" w:themeColor="text1" w:themeTint="A5"/>
+      <w:spacing w:val="15"/>
+      <w:sz w:val="22"/>
+      <w:szCs w:val="22"/>
+    </w:rPr>
+  </w:style>
+  <w:style w:type="paragraph" w:styleId="TOC2">
+    <w:name w:val="toc 2"/>
+    <w:basedOn w:val="Normal"/>
+    <w:next w:val="Normal"/>
+    <w:autoRedefine/>
+    <w:rsid w:val="009606CE"/>
+    <w:pPr>
+      <w:spacing w:after="5pt"/>
+      <w:ind w:start="10pt"/>
+    </w:pPr>
+  </w:style>
+  <w:style w:type="paragraph" w:styleId="TOC5">
+    <w:name w:val="toc 5"/>
+    <w:basedOn w:val="Normal"/>
+    <w:next w:val="Normal"/>
+    <w:autoRedefine/>
+    <w:rsid w:val="009606CE"/>
+    <w:pPr>
+      <w:spacing w:after="5pt"/>
+      <w:ind w:start="40pt"/>
+    </w:pPr>
+  </w:style>
+  <w:style w:type="character" w:styleId="SubtleReference">
+    <w:name w:val="Subtle Reference"/>
+    <w:basedOn w:val="DefaultParagraphFont"/>
+    <w:uiPriority w:val="31"/>
+    <w:qFormat/>
+    <w:rsid w:val="009606CE"/>
+    <w:rPr>
+      <w:smallCaps/>
+      <w:color w:val="5A5A5A" w:themeColor="text1" w:themeTint="A5"/>
+    </w:rPr>
+  </w:style>
+  <w:style w:type="character" w:styleId="IntenseReference">
+    <w:name w:val="Intense Reference"/>
+    <w:basedOn w:val="DefaultParagraphFont"/>
+    <w:uiPriority w:val="32"/>
+    <w:qFormat/>
+    <w:rsid w:val="009606CE"/>
+    <w:rPr>
+      <w:b/>
+      <w:bCs/>
+      <w:smallCaps/>
+      <w:color w:val="5B9BD5" w:themeColor="accent1"/>
+      <w:spacing w:val="5"/>
+    </w:rPr>
+  </w:style>
+  <w:style w:type="paragraph" w:styleId="Quote">
+    <w:name w:val="Quote"/>
+    <w:basedOn w:val="Normal"/>
+    <w:next w:val="Normal"/>
+    <w:link w:val="QuoteChar"/>
+    <w:uiPriority w:val="29"/>
+    <w:qFormat/>
+    <w:rsid w:val="009606CE"/>
+    <w:pPr>
+      <w:spacing w:before="10pt" w:after="8pt"/>
+      <w:ind w:start="43.20pt" w:end="43.20pt"/>
+    </w:pPr>
+    <w:rPr>
+      <w:i/>
+      <w:iCs/>
+      <w:color w:val="404040" w:themeColor="text1" w:themeTint="BF"/>
+    </w:rPr>
+  </w:style>
+  <w:style w:type="character" w:customStyle="1" w:styleId="QuoteChar">
+    <w:name w:val="Quote Char"/>
+    <w:basedOn w:val="DefaultParagraphFont"/>
+    <w:link w:val="Quote"/>
+    <w:uiPriority w:val="29"/>
+    <w:rsid w:val="009606CE"/>
+    <w:rPr>
+      <w:i/>
+      <w:iCs/>
+      <w:color w:val="404040" w:themeColor="text1" w:themeTint="BF"/>
+    </w:rPr>
+  </w:style>
+  <w:style w:type="paragraph" w:styleId="TOC8">
+    <w:name w:val="toc 8"/>
+    <w:basedOn w:val="Normal"/>
+    <w:next w:val="Normal"/>
+    <w:autoRedefine/>
+    <w:rsid w:val="009606CE"/>
+    <w:pPr>
+      <w:spacing w:after="5pt"/>
+      <w:ind w:start="70pt"/>
+    </w:pPr>
+  </w:style>
+  <w:style w:type="paragraph" w:styleId="TOC6">
+    <w:name w:val="toc 6"/>
+    <w:basedOn w:val="Normal"/>
+    <w:next w:val="Normal"/>
+    <w:autoRedefine/>
+    <w:rsid w:val="009606CE"/>
+    <w:pPr>
+      <w:spacing w:after="5pt"/>
+      <w:ind w:start="50pt"/>
+    </w:pPr>
+  </w:style>
+  <w:style w:type="paragraph" w:styleId="TOC3">
+    <w:name w:val="toc 3"/>
+    <w:basedOn w:val="Normal"/>
+    <w:next w:val="Normal"/>
+    <w:autoRedefine/>
+    <w:rsid w:val="009606CE"/>
+    <w:pPr>
+      <w:spacing w:after="5pt"/>
+      <w:ind w:start="20pt"/>
+    </w:pPr>
+  </w:style>
+  <w:style w:type="paragraph" w:styleId="TOAHeading">
+    <w:name w:val="toa heading"/>
+    <w:basedOn w:val="Normal"/>
+    <w:next w:val="Normal"/>
+    <w:rsid w:val="009606CE"/>
+    <w:pPr>
+      <w:spacing w:before="6pt"/>
+    </w:pPr>
+    <w:rPr>
+      <w:rFonts w:asciiTheme="majorHAnsi" w:eastAsiaTheme="majorEastAsia" w:hAnsiTheme="majorHAnsi" w:cstheme="majorBidi"/>
+      <w:b/>
+      <w:bCs/>
+      <w:sz w:val="24"/>
+      <w:szCs w:val="24"/>
+    </w:rPr>
+  </w:style>
+  <w:style w:type="paragraph" w:styleId="Salutation">
+    <w:name w:val="Salutation"/>
+    <w:basedOn w:val="Normal"/>
+    <w:next w:val="Normal"/>
+    <w:link w:val="SalutationChar"/>
+    <w:rsid w:val="009606CE"/>
+  </w:style>
+  <w:style w:type="character" w:customStyle="1" w:styleId="SalutationChar">
+    <w:name w:val="Salutation Char"/>
+    <w:basedOn w:val="DefaultParagraphFont"/>
+    <w:link w:val="Salutation"/>
+    <w:rsid w:val="009606CE"/>
+  </w:style>
+  <w:style w:type="paragraph" w:styleId="Signature">
+    <w:name w:val="Signature"/>
+    <w:basedOn w:val="Normal"/>
+    <w:link w:val="SignatureChar"/>
+    <w:rsid w:val="009606CE"/>
+    <w:pPr>
+      <w:ind w:start="216pt"/>
+    </w:pPr>
+  </w:style>
+  <w:style w:type="character" w:customStyle="1" w:styleId="SignatureChar">
+    <w:name w:val="Signature Char"/>
+    <w:basedOn w:val="DefaultParagraphFont"/>
+    <w:link w:val="Signature"/>
+    <w:rsid w:val="009606CE"/>
+  </w:style>
+  <w:style w:type="character" w:styleId="Strong">
+    <w:name w:val="Strong"/>
+    <w:basedOn w:val="DefaultParagraphFont"/>
+    <w:qFormat/>
+    <w:rsid w:val="009606CE"/>
+    <w:rPr>
+      <w:b/>
+      <w:bCs/>
+    </w:rPr>
+  </w:style>
+  <w:style w:type="character" w:styleId="PageNumber">
+    <w:name w:val="page number"/>
+    <w:basedOn w:val="DefaultParagraphFont"/>
+    <w:rsid w:val="009606CE"/>
+  </w:style>
+  <w:style w:type="paragraph" w:styleId="NoteHeading">
+    <w:name w:val="Note Heading"/>
+    <w:basedOn w:val="Normal"/>
+    <w:next w:val="Normal"/>
+    <w:link w:val="NoteHeadingChar"/>
+    <w:rsid w:val="009606CE"/>
+  </w:style>
+  <w:style w:type="character" w:customStyle="1" w:styleId="NoteHeadingChar">
+    <w:name w:val="Note Heading Char"/>
+    <w:basedOn w:val="DefaultParagraphFont"/>
+    <w:link w:val="NoteHeading"/>
+    <w:rsid w:val="009606CE"/>
+  </w:style>
+  <w:style w:type="paragraph" w:styleId="NormalIndent">
+    <w:name w:val="Normal Indent"/>
+    <w:basedOn w:val="Normal"/>
+    <w:rsid w:val="009606CE"/>
+    <w:pPr>
+      <w:ind w:start="36pt"/>
+    </w:pPr>
+  </w:style>
+  <w:style w:type="paragraph" w:styleId="ListNumber2">
+    <w:name w:val="List Number 2"/>
+    <w:basedOn w:val="Normal"/>
+    <w:rsid w:val="009606CE"/>
+    <w:pPr>
+      <w:numPr>
+        <w:numId w:val="20"/>
+      </w:numPr>
+      <w:contextualSpacing/>
+    </w:pPr>
+  </w:style>
+  <w:style w:type="paragraph" w:styleId="ListNumber5">
+    <w:name w:val="List Number 5"/>
+    <w:basedOn w:val="Normal"/>
+    <w:rsid w:val="009606CE"/>
+    <w:pPr>
+      <w:numPr>
+        <w:numId w:val="23"/>
+      </w:numPr>
+      <w:contextualSpacing/>
+    </w:pPr>
+  </w:style>
+  <w:style w:type="paragraph" w:styleId="ListContinue5">
+    <w:name w:val="List Continue 5"/>
+    <w:basedOn w:val="Normal"/>
+    <w:rsid w:val="009606CE"/>
+    <w:pPr>
+      <w:spacing w:after="6pt"/>
+      <w:ind w:start="90pt"/>
+      <w:contextualSpacing/>
+    </w:pPr>
+  </w:style>
+  <w:style w:type="paragraph" w:styleId="ListBullet5">
+    <w:name w:val="List Bullet 5"/>
+    <w:basedOn w:val="Normal"/>
+    <w:rsid w:val="009606CE"/>
+    <w:pPr>
+      <w:numPr>
+        <w:numId w:val="18"/>
+      </w:numPr>
+      <w:contextualSpacing/>
+    </w:pPr>
+  </w:style>
+  <w:style w:type="paragraph" w:styleId="List4">
+    <w:name w:val="List 4"/>
+    <w:basedOn w:val="Normal"/>
+    <w:rsid w:val="009606CE"/>
+    <w:pPr>
+      <w:ind w:start="72pt" w:hanging="18pt"/>
+      <w:contextualSpacing/>
+    </w:pPr>
+  </w:style>
+  <w:style w:type="paragraph" w:styleId="Index6">
+    <w:name w:val="index 6"/>
+    <w:basedOn w:val="Normal"/>
+    <w:next w:val="Normal"/>
+    <w:autoRedefine/>
+    <w:rsid w:val="009606CE"/>
+    <w:pPr>
+      <w:ind w:start="60pt" w:hanging="10pt"/>
+    </w:pPr>
+  </w:style>
+  <w:style w:type="paragraph" w:styleId="Index1">
+    <w:name w:val="index 1"/>
+    <w:basedOn w:val="Normal"/>
+    <w:next w:val="Normal"/>
+    <w:autoRedefine/>
+    <w:rsid w:val="009606CE"/>
+    <w:pPr>
+      <w:ind w:start="10pt" w:hanging="10pt"/>
+    </w:pPr>
+  </w:style>
+  <w:style w:type="character" w:styleId="HTMLDefinition">
+    <w:name w:val="HTML Definition"/>
+    <w:basedOn w:val="DefaultParagraphFont"/>
+    <w:rsid w:val="009606CE"/>
+    <w:rPr>
+      <w:i/>
+      <w:iCs/>
+    </w:rPr>
+  </w:style>
+  <w:style w:type="table" w:styleId="TableGrid">
+    <w:name w:val="Table Grid"/>
+    <w:basedOn w:val="TableNormal"/>
+    <w:rsid w:val="00E5266F"/>
+    <w:tblPr>
+      <w:tblBorders>
+        <w:top w:val="single" w:sz="4" w:space="0" w:color="auto"/>
+        <w:start w:val="single" w:sz="4" w:space="0" w:color="auto"/>
+        <w:bottom w:val="single" w:sz="4" w:space="0" w:color="auto"/>
+        <w:end w:val="single" w:sz="4" w:space="0" w:color="auto"/>
+        <w:insideH w:val="single" w:sz="4" w:space="0" w:color="auto"/>
+        <w:insideV w:val="single" w:sz="4" w:space="0" w:color="auto"/>
+      </w:tblBorders>
+    </w:tblPr>
+  </w:style>
+  <w:style w:type="paragraph" w:styleId="Caption">
+    <w:name w:val="caption"/>
+    <w:basedOn w:val="Normal"/>
+    <w:next w:val="Normal"/>
+    <w:unhideWhenUsed/>
+    <w:qFormat/>
+    <w:rsid w:val="00EC74E0"/>
+    <w:pPr>
+      <w:spacing w:after="10pt"/>
+    </w:pPr>
+    <w:rPr>
+      <w:i/>
+      <w:iCs/>
+      <w:color w:val="44546A" w:themeColor="text2"/>
+      <w:sz w:val="18"/>
+      <w:szCs w:val="18"/>
     </w:rPr>
   </w:style>
 </w:styles>

--- a/Izvestaj/NFL player pefrormance.docx
+++ b/Izvestaj/NFL player pefrormance.docx
@@ -464,7 +464,16 @@
         <w:pStyle w:val="BodyText"/>
       </w:pPr>
       <w:r>
-        <w:t>Predviđanje performansi individualnih igrača u Nacionalnoj fudbalskoj ligi (NFL) predstavlja značajan izazov u oblasti sportske analitike. Cilj je kvantifikovati budući učinak igrača na osnovu istorijskih statističkih podataka, pri čemu se moraju uzeti u obzir brojni faktori koji utiču na performanse, kao što su povrede</w:t>
+        <w:t>Predviđanje performansi individualnih igrača u Nacionalnoj fudbalskoj ligi (NFL) predstavlja značajan izazov u oblasti sportske analitike</w:t>
+      </w:r>
+      <w:r>
+        <w:rPr>
+          <w:lang w:val="en-US"/>
+        </w:rPr>
+        <w:t xml:space="preserve"> [1]</w:t>
+      </w:r>
+      <w:r>
+        <w:t>. Cilj je kvantifikovati budući učinak igrača na osnovu istorijskih statističkih podataka, pri čemu se moraju uzeti u obzir brojni faktori koji utiču na performanse, kao što su povrede</w:t>
       </w:r>
       <w:r>
         <w:rPr>
@@ -476,7 +485,16 @@
         <w:t>individualni kvalitet, timski sistem, uloga igrača</w:t>
       </w:r>
       <w:r>
-        <w:t>, taktičke promene i kvalitet protivnika. Ovaj problem je posebno relevantan u kontekstu ograničenja salary cap-a, koja timovima nameću budžetska ograničenja i zahtevaju precizne procene vrednosti igrača kako bi se optimizovao sastav tima i povećale šanse za uspeh u takmičenju.</w:t>
+        <w:t>, taktičke promene i kvalitet protivnika. Ovaj problem je posebno relevantan u kontekstu ograničenja salary cap-a, koja timovima nameću budžetska ograničenja i zahtevaju precizne procene vrednosti igrača kako bi se optimizovao sastav tima i povećale šanse za uspeh u takmičenju</w:t>
+      </w:r>
+      <w:r>
+        <w:rPr>
+          <w:lang w:val="en-US"/>
+        </w:rPr>
+        <w:t xml:space="preserve"> [2]</w:t>
+      </w:r>
+      <w:r>
+        <w:t>.</w:t>
       </w:r>
     </w:p>
     <w:p>
@@ -666,14 +684,7 @@
         <w:rPr>
           <w:lang w:val="en-US"/>
         </w:rPr>
-        <w:t xml:space="preserve">Ovaj rad doprinosi predloženom istraživanju na dva načina. Prvo, potvrđuje da ML modeli konzistentno nadmašuju klasične statističke metode u NFL kontekstu, što opravdava primenu istih tehnika na individualnom nivou. Drugo, metodologija zasnovana na Pro-Football-Reference podacima i feature importance analizi direktno je primenjena i u ovom radu. Ključna razlika je u granularnosti analize: navedeni rad modeluje tim kao celinu, dok ovaj rad predviđa </w:t>
-      </w:r>
-      <w:r>
-        <w:rPr>
-          <w:lang w:val="en-US"/>
-        </w:rPr>
-        <w:lastRenderedPageBreak/>
-        <w:t xml:space="preserve">performanse pojedinih igrača zasebno po pozicijama, što uvodi dodatnu dimenziju složenosti usled </w:t>
+        <w:t xml:space="preserve">Ovaj rad doprinosi predloženom istraživanju na dva načina. Prvo, potvrđuje da ML modeli konzistentno nadmašuju klasične statističke metode u NFL kontekstu, što opravdava primenu istih tehnika na individualnom nivou. Drugo, metodologija zasnovana na Pro-Football-Reference podacima i feature importance analizi direktno je primenjena i u ovom radu. Ključna razlika je u granularnosti analize: navedeni rad modeluje tim kao celinu, dok ovaj rad predviđa performanse pojedinih igrača zasebno po pozicijama, što uvodi dodatnu dimenziju složenosti usled </w:t>
       </w:r>
       <w:r>
         <w:t>međusobn</w:t>
@@ -923,10 +934,7 @@
         <w:t xml:space="preserve">, </w:t>
       </w:r>
       <w:r>
-        <w:t xml:space="preserve">QB performanse primarno su određene metrikama dodavanja, RB metrikama trčanja, a WR i TE metrikama prijema lopte. Primena jedinstvenog </w:t>
-      </w:r>
-      <w:r>
-        <w:t>modela za sve pozicije zanemarila bi ove strukturalne razlike i vodila bi ka lošijim predikcijama.</w:t>
+        <w:t>QB performanse primarno su određene metrikama dodavanja, RB metrikama trčanja, a WR i TE metrikama prijema lopte. Primena jedinstvenog modela za sve pozicije zanemarila bi ove strukturalne razlike i vodila bi ka lošijim predikcijama.</w:t>
       </w:r>
     </w:p>
     <w:p>
@@ -986,8 +994,7 @@
     </w:p>
     <w:tbl>
       <w:tblPr>
-        <w:tblpPr w:leftFromText="180" w:rightFromText="180" w:vertAnchor="text" w:horzAnchor="page" w:tblpX="6180" w:tblpY="74"/>
-        <w:tblW w:w="242.85pt" w:type="dxa"/>
+        <w:tblW w:w="100.0%" w:type="pct"/>
         <w:tblBorders>
           <w:top w:val="single" w:sz="4" w:space="0" w:color="auto"/>
           <w:start w:val="single" w:sz="4" w:space="0" w:color="auto"/>
@@ -997,43 +1004,58 @@
           <w:insideV w:val="single" w:sz="4" w:space="0" w:color="auto"/>
         </w:tblBorders>
         <w:tblCellMar>
-          <w:top w:w="0.70pt" w:type="dxa"/>
           <w:start w:w="0.50pt" w:type="dxa"/>
           <w:end w:w="0.50pt" w:type="dxa"/>
         </w:tblCellMar>
-        <w:tblLook w:firstRow="1" w:lastRow="0" w:firstColumn="1" w:lastColumn="0" w:noHBand="0" w:noVBand="1"/>
+        <w:tblLook w:firstRow="0" w:lastRow="0" w:firstColumn="0" w:lastColumn="0" w:noHBand="0" w:noVBand="0"/>
       </w:tblPr>
       <w:tblGrid>
-        <w:gridCol w:w="1214"/>
-        <w:gridCol w:w="2328"/>
-        <w:gridCol w:w="1315"/>
+        <w:gridCol w:w="1636"/>
+        <w:gridCol w:w="1614"/>
+        <w:gridCol w:w="1614"/>
       </w:tblGrid>
       <w:tr>
+        <w:tblPrEx>
+          <w:tblCellMar>
+            <w:top w:w="0pt" w:type="dxa"/>
+            <w:bottom w:w="0pt" w:type="dxa"/>
+          </w:tblCellMar>
+        </w:tblPrEx>
         <w:trPr>
-          <w:trHeight w:val="234"/>
+          <w:tblHeader/>
         </w:trPr>
         <w:tc>
           <w:tcPr>
-            <w:tcW w:w="60.70pt" w:type="dxa"/>
-            <w:tcBorders>
-              <w:top w:val="single" w:sz="8" w:space="0" w:color="333333"/>
-              <w:start w:val="none" w:sz="0" w:space="0" w:color="FFFFFF"/>
-              <w:bottom w:val="single" w:sz="8" w:space="0" w:color="333333"/>
-              <w:end w:val="none" w:sz="0" w:space="0" w:color="FFFFFF"/>
-            </w:tcBorders>
-            <w:tcMar>
-              <w:top w:w="3pt" w:type="dxa"/>
-              <w:start w:w="5pt" w:type="dxa"/>
-              <w:bottom w:w="3pt" w:type="dxa"/>
-              <w:end w:w="5pt" w:type="dxa"/>
-            </w:tcMar>
-          </w:tcPr>
-          <w:p>
-            <w:r>
-              <w:rPr>
-                <w:rFonts w:eastAsia="Times New Roman"/>
+            <w:tcW w:w="33.62%" w:type="pct"/>
+            <w:tcBorders>
+              <w:top w:val="single" w:sz="1" w:space="0" w:color="CCCCCC"/>
+              <w:start w:val="single" w:sz="1" w:space="0" w:color="CCCCCC"/>
+              <w:bottom w:val="single" w:sz="1" w:space="0" w:color="CCCCCC"/>
+              <w:end w:val="single" w:sz="1" w:space="0" w:color="CCCCCC"/>
+            </w:tcBorders>
+            <w:shd w:val="clear" w:color="auto" w:fill="2E4057"/>
+            <w:tcMar>
+              <w:top w:w="4pt" w:type="dxa"/>
+              <w:start w:w="6pt" w:type="dxa"/>
+              <w:bottom w:w="4pt" w:type="dxa"/>
+              <w:end w:w="6pt" w:type="dxa"/>
+            </w:tcMar>
+          </w:tcPr>
+          <w:p>
+            <w:pPr>
+              <w:rPr>
+                <w:sz w:val="14"/>
+                <w:szCs w:val="14"/>
+              </w:rPr>
+            </w:pPr>
+            <w:r>
+              <w:rPr>
+                <w:rFonts w:eastAsia="Arial"/>
                 <w:b/>
                 <w:bCs/>
+                <w:color w:val="FFFFFF"/>
+                <w:sz w:val="14"/>
+                <w:szCs w:val="14"/>
               </w:rPr>
               <w:t>Pozicija</w:t>
             </w:r>
@@ -1041,89 +1063,110 @@
         </w:tc>
         <w:tc>
           <w:tcPr>
-            <w:tcW w:w="116.40pt" w:type="dxa"/>
-            <w:tcBorders>
-              <w:top w:val="single" w:sz="8" w:space="0" w:color="333333"/>
-              <w:start w:val="none" w:sz="0" w:space="0" w:color="FFFFFF"/>
-              <w:bottom w:val="single" w:sz="8" w:space="0" w:color="333333"/>
-              <w:end w:val="none" w:sz="0" w:space="0" w:color="FFFFFF"/>
-            </w:tcBorders>
-            <w:tcMar>
-              <w:top w:w="3pt" w:type="dxa"/>
-              <w:start w:w="5pt" w:type="dxa"/>
-              <w:bottom w:w="3pt" w:type="dxa"/>
-              <w:end w:w="5pt" w:type="dxa"/>
-            </w:tcMar>
-          </w:tcPr>
-          <w:p>
-            <w:r>
-              <w:rPr>
-                <w:rFonts w:eastAsia="Times New Roman"/>
+            <w:tcW w:w="33.18%" w:type="pct"/>
+            <w:tcBorders>
+              <w:top w:val="single" w:sz="1" w:space="0" w:color="CCCCCC"/>
+              <w:start w:val="single" w:sz="1" w:space="0" w:color="CCCCCC"/>
+              <w:bottom w:val="single" w:sz="1" w:space="0" w:color="CCCCCC"/>
+              <w:end w:val="single" w:sz="1" w:space="0" w:color="CCCCCC"/>
+            </w:tcBorders>
+            <w:shd w:val="clear" w:color="auto" w:fill="2E4057"/>
+          </w:tcPr>
+          <w:p>
+            <w:pPr>
+              <w:rPr>
+                <w:rFonts w:eastAsia="Arial"/>
                 <w:b/>
                 <w:bCs/>
-              </w:rPr>
-              <w:t>Br. redova</w:t>
-            </w:r>
-          </w:p>
-        </w:tc>
-        <w:tc>
-          <w:tcPr>
-            <w:tcW w:w="65.75pt" w:type="dxa"/>
-            <w:tcBorders>
-              <w:top w:val="single" w:sz="8" w:space="0" w:color="333333"/>
-              <w:start w:val="none" w:sz="0" w:space="0" w:color="FFFFFF"/>
-              <w:bottom w:val="single" w:sz="8" w:space="0" w:color="333333"/>
-              <w:end w:val="none" w:sz="0" w:space="0" w:color="FFFFFF"/>
-            </w:tcBorders>
-            <w:tcMar>
-              <w:top w:w="3pt" w:type="dxa"/>
-              <w:start w:w="5pt" w:type="dxa"/>
-              <w:bottom w:w="3pt" w:type="dxa"/>
-              <w:end w:w="5pt" w:type="dxa"/>
-            </w:tcMar>
-          </w:tcPr>
-          <w:p>
-            <w:pPr>
-              <w:rPr>
+                <w:color w:val="FFFFFF"/>
+                <w:sz w:val="14"/>
+                <w:szCs w:val="14"/>
+              </w:rPr>
+            </w:pPr>
+            <w:r>
+              <w:rPr>
+                <w:rFonts w:eastAsia="Arial"/>
                 <w:b/>
                 <w:bCs/>
-              </w:rPr>
-            </w:pPr>
-            <w:r>
-              <w:rPr>
+                <w:color w:val="FFFFFF"/>
+                <w:sz w:val="14"/>
+                <w:szCs w:val="14"/>
+              </w:rPr>
+              <w:t>Br. Redova</w:t>
+            </w:r>
+          </w:p>
+        </w:tc>
+        <w:tc>
+          <w:tcPr>
+            <w:tcW w:w="33.18%" w:type="pct"/>
+            <w:tcBorders>
+              <w:top w:val="single" w:sz="1" w:space="0" w:color="CCCCCC"/>
+              <w:start w:val="single" w:sz="1" w:space="0" w:color="CCCCCC"/>
+              <w:bottom w:val="single" w:sz="1" w:space="0" w:color="CCCCCC"/>
+              <w:end w:val="single" w:sz="1" w:space="0" w:color="CCCCCC"/>
+            </w:tcBorders>
+            <w:shd w:val="clear" w:color="auto" w:fill="2E4057"/>
+          </w:tcPr>
+          <w:p>
+            <w:pPr>
+              <w:rPr>
+                <w:rFonts w:eastAsia="Arial"/>
                 <w:b/>
                 <w:bCs/>
-              </w:rPr>
-              <w:t>Br. kolona</w:t>
+                <w:color w:val="FFFFFF"/>
+                <w:sz w:val="14"/>
+                <w:szCs w:val="14"/>
+              </w:rPr>
+            </w:pPr>
+            <w:r>
+              <w:rPr>
+                <w:rFonts w:eastAsia="Arial"/>
+                <w:b/>
+                <w:bCs/>
+                <w:color w:val="FFFFFF"/>
+                <w:sz w:val="14"/>
+                <w:szCs w:val="14"/>
+              </w:rPr>
+              <w:t>Br. Kolona</w:t>
             </w:r>
           </w:p>
         </w:tc>
       </w:tr>
       <w:tr>
-        <w:trPr>
-          <w:trHeight w:val="227"/>
-        </w:trPr>
-        <w:tc>
-          <w:tcPr>
-            <w:tcW w:w="60.70pt" w:type="dxa"/>
-            <w:tcBorders>
-              <w:top w:val="single" w:sz="4" w:space="0" w:color="999999"/>
-              <w:start w:val="none" w:sz="0" w:space="0" w:color="FFFFFF"/>
-              <w:bottom w:val="single" w:sz="4" w:space="0" w:color="999999"/>
-              <w:end w:val="none" w:sz="0" w:space="0" w:color="FFFFFF"/>
-            </w:tcBorders>
-            <w:shd w:val="clear" w:color="auto" w:fill="F0F0F0"/>
-            <w:tcMar>
-              <w:top w:w="3pt" w:type="dxa"/>
-              <w:start w:w="5pt" w:type="dxa"/>
-              <w:bottom w:w="3pt" w:type="dxa"/>
-              <w:end w:w="5pt" w:type="dxa"/>
-            </w:tcMar>
-          </w:tcPr>
-          <w:p>
-            <w:r>
-              <w:rPr>
-                <w:rFonts w:eastAsia="Times New Roman"/>
+        <w:tblPrEx>
+          <w:tblCellMar>
+            <w:top w:w="0pt" w:type="dxa"/>
+            <w:bottom w:w="0pt" w:type="dxa"/>
+          </w:tblCellMar>
+        </w:tblPrEx>
+        <w:tc>
+          <w:tcPr>
+            <w:tcW w:w="33.62%" w:type="pct"/>
+            <w:tcBorders>
+              <w:top w:val="single" w:sz="1" w:space="0" w:color="CCCCCC"/>
+              <w:start w:val="single" w:sz="1" w:space="0" w:color="CCCCCC"/>
+              <w:bottom w:val="single" w:sz="1" w:space="0" w:color="CCCCCC"/>
+              <w:end w:val="single" w:sz="1" w:space="0" w:color="CCCCCC"/>
+            </w:tcBorders>
+            <w:shd w:val="clear" w:color="auto" w:fill="F5F7FA"/>
+            <w:tcMar>
+              <w:top w:w="3pt" w:type="dxa"/>
+              <w:start w:w="6pt" w:type="dxa"/>
+              <w:bottom w:w="3pt" w:type="dxa"/>
+              <w:end w:w="6pt" w:type="dxa"/>
+            </w:tcMar>
+          </w:tcPr>
+          <w:p>
+            <w:pPr>
+              <w:rPr>
+                <w:sz w:val="14"/>
+                <w:szCs w:val="14"/>
+              </w:rPr>
+            </w:pPr>
+            <w:r>
+              <w:rPr>
+                <w:sz w:val="14"/>
+                <w:szCs w:val="14"/>
               </w:rPr>
               <w:t>QB</w:t>
             </w:r>
@@ -1131,75 +1174,98 @@
         </w:tc>
         <w:tc>
           <w:tcPr>
-            <w:tcW w:w="116.40pt" w:type="dxa"/>
-            <w:tcBorders>
-              <w:top w:val="single" w:sz="4" w:space="0" w:color="999999"/>
-              <w:start w:val="none" w:sz="0" w:space="0" w:color="FFFFFF"/>
-              <w:bottom w:val="single" w:sz="4" w:space="0" w:color="999999"/>
-              <w:end w:val="none" w:sz="0" w:space="0" w:color="FFFFFF"/>
-            </w:tcBorders>
-            <w:shd w:val="clear" w:color="auto" w:fill="F0F0F0"/>
-            <w:tcMar>
-              <w:top w:w="3pt" w:type="dxa"/>
-              <w:start w:w="5pt" w:type="dxa"/>
-              <w:bottom w:w="3pt" w:type="dxa"/>
-              <w:end w:w="5pt" w:type="dxa"/>
-            </w:tcMar>
-          </w:tcPr>
-          <w:p>
-            <w:r>
+            <w:tcW w:w="33.18%" w:type="pct"/>
+            <w:tcBorders>
+              <w:top w:val="single" w:sz="1" w:space="0" w:color="CCCCCC"/>
+              <w:start w:val="single" w:sz="1" w:space="0" w:color="CCCCCC"/>
+              <w:bottom w:val="single" w:sz="1" w:space="0" w:color="CCCCCC"/>
+              <w:end w:val="single" w:sz="1" w:space="0" w:color="CCCCCC"/>
+            </w:tcBorders>
+            <w:shd w:val="clear" w:color="auto" w:fill="F5F7FA"/>
+          </w:tcPr>
+          <w:p>
+            <w:pPr>
+              <w:rPr>
+                <w:rFonts w:eastAsia="Courier New"/>
+                <w:sz w:val="14"/>
+                <w:szCs w:val="14"/>
+              </w:rPr>
+            </w:pPr>
+            <w:r>
+              <w:rPr>
+                <w:rFonts w:eastAsia="Courier New"/>
+                <w:sz w:val="14"/>
+                <w:szCs w:val="14"/>
+              </w:rPr>
               <w:t>845</w:t>
             </w:r>
           </w:p>
         </w:tc>
         <w:tc>
           <w:tcPr>
-            <w:tcW w:w="65.75pt" w:type="dxa"/>
-            <w:tcBorders>
-              <w:top w:val="single" w:sz="4" w:space="0" w:color="999999"/>
-              <w:start w:val="none" w:sz="0" w:space="0" w:color="FFFFFF"/>
-              <w:bottom w:val="single" w:sz="4" w:space="0" w:color="999999"/>
-              <w:end w:val="none" w:sz="0" w:space="0" w:color="FFFFFF"/>
-            </w:tcBorders>
-            <w:shd w:val="clear" w:color="auto" w:fill="F0F0F0"/>
-            <w:tcMar>
-              <w:top w:w="3pt" w:type="dxa"/>
-              <w:start w:w="5pt" w:type="dxa"/>
-              <w:bottom w:w="3pt" w:type="dxa"/>
-              <w:end w:w="5pt" w:type="dxa"/>
-            </w:tcMar>
-          </w:tcPr>
-          <w:p>
-            <w:r>
+            <w:tcW w:w="33.18%" w:type="pct"/>
+            <w:tcBorders>
+              <w:top w:val="single" w:sz="1" w:space="0" w:color="CCCCCC"/>
+              <w:start w:val="single" w:sz="1" w:space="0" w:color="CCCCCC"/>
+              <w:bottom w:val="single" w:sz="1" w:space="0" w:color="CCCCCC"/>
+              <w:end w:val="single" w:sz="1" w:space="0" w:color="CCCCCC"/>
+            </w:tcBorders>
+            <w:shd w:val="clear" w:color="auto" w:fill="F5F7FA"/>
+          </w:tcPr>
+          <w:p>
+            <w:pPr>
+              <w:rPr>
+                <w:rFonts w:eastAsia="Courier New"/>
+                <w:sz w:val="14"/>
+                <w:szCs w:val="14"/>
+              </w:rPr>
+            </w:pPr>
+            <w:r>
+              <w:rPr>
+                <w:rFonts w:eastAsia="Courier New"/>
+                <w:sz w:val="14"/>
+                <w:szCs w:val="14"/>
+              </w:rPr>
               <w:t>188</w:t>
             </w:r>
           </w:p>
         </w:tc>
       </w:tr>
       <w:tr>
-        <w:trPr>
-          <w:trHeight w:val="234"/>
-        </w:trPr>
-        <w:tc>
-          <w:tcPr>
-            <w:tcW w:w="60.70pt" w:type="dxa"/>
-            <w:tcBorders>
-              <w:top w:val="single" w:sz="4" w:space="0" w:color="999999"/>
-              <w:start w:val="none" w:sz="0" w:space="0" w:color="FFFFFF"/>
-              <w:bottom w:val="single" w:sz="4" w:space="0" w:color="999999"/>
-              <w:end w:val="none" w:sz="0" w:space="0" w:color="FFFFFF"/>
-            </w:tcBorders>
-            <w:tcMar>
-              <w:top w:w="3pt" w:type="dxa"/>
-              <w:start w:w="5pt" w:type="dxa"/>
-              <w:bottom w:w="3pt" w:type="dxa"/>
-              <w:end w:w="5pt" w:type="dxa"/>
-            </w:tcMar>
-          </w:tcPr>
-          <w:p>
-            <w:r>
-              <w:rPr>
-                <w:rFonts w:eastAsia="Times New Roman"/>
+        <w:tblPrEx>
+          <w:tblCellMar>
+            <w:top w:w="0pt" w:type="dxa"/>
+            <w:bottom w:w="0pt" w:type="dxa"/>
+          </w:tblCellMar>
+        </w:tblPrEx>
+        <w:tc>
+          <w:tcPr>
+            <w:tcW w:w="33.62%" w:type="pct"/>
+            <w:tcBorders>
+              <w:top w:val="single" w:sz="1" w:space="0" w:color="CCCCCC"/>
+              <w:start w:val="single" w:sz="1" w:space="0" w:color="CCCCCC"/>
+              <w:bottom w:val="single" w:sz="1" w:space="0" w:color="CCCCCC"/>
+              <w:end w:val="single" w:sz="1" w:space="0" w:color="CCCCCC"/>
+            </w:tcBorders>
+            <w:shd w:val="clear" w:color="auto" w:fill="FFFFFF"/>
+            <w:tcMar>
+              <w:top w:w="3pt" w:type="dxa"/>
+              <w:start w:w="6pt" w:type="dxa"/>
+              <w:bottom w:w="3pt" w:type="dxa"/>
+              <w:end w:w="6pt" w:type="dxa"/>
+            </w:tcMar>
+          </w:tcPr>
+          <w:p>
+            <w:pPr>
+              <w:rPr>
+                <w:sz w:val="14"/>
+                <w:szCs w:val="14"/>
+              </w:rPr>
+            </w:pPr>
+            <w:r>
+              <w:rPr>
+                <w:sz w:val="14"/>
+                <w:szCs w:val="14"/>
               </w:rPr>
               <w:t>RB</w:t>
             </w:r>
@@ -1207,74 +1273,98 @@
         </w:tc>
         <w:tc>
           <w:tcPr>
-            <w:tcW w:w="116.40pt" w:type="dxa"/>
-            <w:tcBorders>
-              <w:top w:val="single" w:sz="4" w:space="0" w:color="999999"/>
-              <w:start w:val="none" w:sz="0" w:space="0" w:color="FFFFFF"/>
-              <w:bottom w:val="single" w:sz="4" w:space="0" w:color="999999"/>
-              <w:end w:val="none" w:sz="0" w:space="0" w:color="FFFFFF"/>
-            </w:tcBorders>
-            <w:tcMar>
-              <w:top w:w="3pt" w:type="dxa"/>
-              <w:start w:w="5pt" w:type="dxa"/>
-              <w:bottom w:w="3pt" w:type="dxa"/>
-              <w:end w:w="5pt" w:type="dxa"/>
-            </w:tcMar>
-          </w:tcPr>
-          <w:p>
-            <w:r>
+            <w:tcW w:w="33.18%" w:type="pct"/>
+            <w:tcBorders>
+              <w:top w:val="single" w:sz="1" w:space="0" w:color="CCCCCC"/>
+              <w:start w:val="single" w:sz="1" w:space="0" w:color="CCCCCC"/>
+              <w:bottom w:val="single" w:sz="1" w:space="0" w:color="CCCCCC"/>
+              <w:end w:val="single" w:sz="1" w:space="0" w:color="CCCCCC"/>
+            </w:tcBorders>
+            <w:shd w:val="clear" w:color="auto" w:fill="FFFFFF"/>
+          </w:tcPr>
+          <w:p>
+            <w:pPr>
+              <w:rPr>
+                <w:rFonts w:eastAsia="Courier New"/>
+                <w:sz w:val="14"/>
+                <w:szCs w:val="14"/>
+              </w:rPr>
+            </w:pPr>
+            <w:r>
+              <w:rPr>
+                <w:rFonts w:eastAsia="Courier New"/>
+                <w:sz w:val="14"/>
+                <w:szCs w:val="14"/>
+              </w:rPr>
               <w:t>622</w:t>
             </w:r>
           </w:p>
         </w:tc>
         <w:tc>
           <w:tcPr>
-            <w:tcW w:w="65.75pt" w:type="dxa"/>
-            <w:tcBorders>
-              <w:top w:val="single" w:sz="4" w:space="0" w:color="999999"/>
-              <w:start w:val="none" w:sz="0" w:space="0" w:color="FFFFFF"/>
-              <w:bottom w:val="single" w:sz="4" w:space="0" w:color="999999"/>
-              <w:end w:val="none" w:sz="0" w:space="0" w:color="FFFFFF"/>
-            </w:tcBorders>
-            <w:tcMar>
-              <w:top w:w="3pt" w:type="dxa"/>
-              <w:start w:w="5pt" w:type="dxa"/>
-              <w:bottom w:w="3pt" w:type="dxa"/>
-              <w:end w:w="5pt" w:type="dxa"/>
-            </w:tcMar>
-          </w:tcPr>
-          <w:p>
-            <w:r>
+            <w:tcW w:w="33.18%" w:type="pct"/>
+            <w:tcBorders>
+              <w:top w:val="single" w:sz="1" w:space="0" w:color="CCCCCC"/>
+              <w:start w:val="single" w:sz="1" w:space="0" w:color="CCCCCC"/>
+              <w:bottom w:val="single" w:sz="1" w:space="0" w:color="CCCCCC"/>
+              <w:end w:val="single" w:sz="1" w:space="0" w:color="CCCCCC"/>
+            </w:tcBorders>
+            <w:shd w:val="clear" w:color="auto" w:fill="FFFFFF"/>
+          </w:tcPr>
+          <w:p>
+            <w:pPr>
+              <w:rPr>
+                <w:rFonts w:eastAsia="Courier New"/>
+                <w:sz w:val="14"/>
+                <w:szCs w:val="14"/>
+              </w:rPr>
+            </w:pPr>
+            <w:r>
+              <w:rPr>
+                <w:rFonts w:eastAsia="Courier New"/>
+                <w:sz w:val="14"/>
+                <w:szCs w:val="14"/>
+              </w:rPr>
               <w:t>115</w:t>
             </w:r>
           </w:p>
         </w:tc>
       </w:tr>
       <w:tr>
-        <w:trPr>
-          <w:trHeight w:val="227"/>
-        </w:trPr>
-        <w:tc>
-          <w:tcPr>
-            <w:tcW w:w="60.70pt" w:type="dxa"/>
-            <w:tcBorders>
-              <w:top w:val="single" w:sz="4" w:space="0" w:color="999999"/>
-              <w:start w:val="none" w:sz="0" w:space="0" w:color="FFFFFF"/>
-              <w:bottom w:val="single" w:sz="4" w:space="0" w:color="999999"/>
-              <w:end w:val="none" w:sz="0" w:space="0" w:color="FFFFFF"/>
-            </w:tcBorders>
-            <w:shd w:val="clear" w:color="auto" w:fill="F0F0F0"/>
-            <w:tcMar>
-              <w:top w:w="3pt" w:type="dxa"/>
-              <w:start w:w="5pt" w:type="dxa"/>
-              <w:bottom w:w="3pt" w:type="dxa"/>
-              <w:end w:w="5pt" w:type="dxa"/>
-            </w:tcMar>
-          </w:tcPr>
-          <w:p>
-            <w:r>
-              <w:rPr>
-                <w:rFonts w:eastAsia="Times New Roman"/>
+        <w:tblPrEx>
+          <w:tblCellMar>
+            <w:top w:w="0pt" w:type="dxa"/>
+            <w:bottom w:w="0pt" w:type="dxa"/>
+          </w:tblCellMar>
+        </w:tblPrEx>
+        <w:tc>
+          <w:tcPr>
+            <w:tcW w:w="33.62%" w:type="pct"/>
+            <w:tcBorders>
+              <w:top w:val="single" w:sz="1" w:space="0" w:color="CCCCCC"/>
+              <w:start w:val="single" w:sz="1" w:space="0" w:color="CCCCCC"/>
+              <w:bottom w:val="single" w:sz="1" w:space="0" w:color="CCCCCC"/>
+              <w:end w:val="single" w:sz="1" w:space="0" w:color="CCCCCC"/>
+            </w:tcBorders>
+            <w:shd w:val="clear" w:color="auto" w:fill="F5F7FA"/>
+            <w:tcMar>
+              <w:top w:w="3pt" w:type="dxa"/>
+              <w:start w:w="6pt" w:type="dxa"/>
+              <w:bottom w:w="3pt" w:type="dxa"/>
+              <w:end w:w="6pt" w:type="dxa"/>
+            </w:tcMar>
+          </w:tcPr>
+          <w:p>
+            <w:pPr>
+              <w:rPr>
+                <w:sz w:val="14"/>
+                <w:szCs w:val="14"/>
+              </w:rPr>
+            </w:pPr>
+            <w:r>
+              <w:rPr>
+                <w:sz w:val="14"/>
+                <w:szCs w:val="14"/>
               </w:rPr>
               <w:t>TE</w:t>
             </w:r>
@@ -1282,75 +1372,98 @@
         </w:tc>
         <w:tc>
           <w:tcPr>
-            <w:tcW w:w="116.40pt" w:type="dxa"/>
-            <w:tcBorders>
-              <w:top w:val="single" w:sz="4" w:space="0" w:color="999999"/>
-              <w:start w:val="none" w:sz="0" w:space="0" w:color="FFFFFF"/>
-              <w:bottom w:val="single" w:sz="4" w:space="0" w:color="999999"/>
-              <w:end w:val="none" w:sz="0" w:space="0" w:color="FFFFFF"/>
-            </w:tcBorders>
-            <w:shd w:val="clear" w:color="auto" w:fill="F0F0F0"/>
-            <w:tcMar>
-              <w:top w:w="3pt" w:type="dxa"/>
-              <w:start w:w="5pt" w:type="dxa"/>
-              <w:bottom w:w="3pt" w:type="dxa"/>
-              <w:end w:w="5pt" w:type="dxa"/>
-            </w:tcMar>
-          </w:tcPr>
-          <w:p>
-            <w:r>
+            <w:tcW w:w="33.18%" w:type="pct"/>
+            <w:tcBorders>
+              <w:top w:val="single" w:sz="1" w:space="0" w:color="CCCCCC"/>
+              <w:start w:val="single" w:sz="1" w:space="0" w:color="CCCCCC"/>
+              <w:bottom w:val="single" w:sz="1" w:space="0" w:color="CCCCCC"/>
+              <w:end w:val="single" w:sz="1" w:space="0" w:color="CCCCCC"/>
+            </w:tcBorders>
+            <w:shd w:val="clear" w:color="auto" w:fill="F5F7FA"/>
+          </w:tcPr>
+          <w:p>
+            <w:pPr>
+              <w:rPr>
+                <w:rFonts w:eastAsia="Courier New"/>
+                <w:sz w:val="14"/>
+                <w:szCs w:val="14"/>
+              </w:rPr>
+            </w:pPr>
+            <w:r>
+              <w:rPr>
+                <w:rFonts w:eastAsia="Courier New"/>
+                <w:sz w:val="14"/>
+                <w:szCs w:val="14"/>
+              </w:rPr>
               <w:t>351</w:t>
             </w:r>
           </w:p>
         </w:tc>
         <w:tc>
           <w:tcPr>
-            <w:tcW w:w="65.75pt" w:type="dxa"/>
-            <w:tcBorders>
-              <w:top w:val="single" w:sz="4" w:space="0" w:color="999999"/>
-              <w:start w:val="none" w:sz="0" w:space="0" w:color="FFFFFF"/>
-              <w:bottom w:val="single" w:sz="4" w:space="0" w:color="999999"/>
-              <w:end w:val="none" w:sz="0" w:space="0" w:color="FFFFFF"/>
-            </w:tcBorders>
-            <w:shd w:val="clear" w:color="auto" w:fill="F0F0F0"/>
-            <w:tcMar>
-              <w:top w:w="3pt" w:type="dxa"/>
-              <w:start w:w="5pt" w:type="dxa"/>
-              <w:bottom w:w="3pt" w:type="dxa"/>
-              <w:end w:w="5pt" w:type="dxa"/>
-            </w:tcMar>
-          </w:tcPr>
-          <w:p>
-            <w:r>
+            <w:tcW w:w="33.18%" w:type="pct"/>
+            <w:tcBorders>
+              <w:top w:val="single" w:sz="1" w:space="0" w:color="CCCCCC"/>
+              <w:start w:val="single" w:sz="1" w:space="0" w:color="CCCCCC"/>
+              <w:bottom w:val="single" w:sz="1" w:space="0" w:color="CCCCCC"/>
+              <w:end w:val="single" w:sz="1" w:space="0" w:color="CCCCCC"/>
+            </w:tcBorders>
+            <w:shd w:val="clear" w:color="auto" w:fill="F5F7FA"/>
+          </w:tcPr>
+          <w:p>
+            <w:pPr>
+              <w:rPr>
+                <w:rFonts w:eastAsia="Courier New"/>
+                <w:sz w:val="14"/>
+                <w:szCs w:val="14"/>
+              </w:rPr>
+            </w:pPr>
+            <w:r>
+              <w:rPr>
+                <w:rFonts w:eastAsia="Courier New"/>
+                <w:sz w:val="14"/>
+                <w:szCs w:val="14"/>
+              </w:rPr>
               <w:t>70</w:t>
             </w:r>
           </w:p>
         </w:tc>
       </w:tr>
       <w:tr>
-        <w:trPr>
-          <w:trHeight w:val="234"/>
-        </w:trPr>
-        <w:tc>
-          <w:tcPr>
-            <w:tcW w:w="60.70pt" w:type="dxa"/>
-            <w:tcBorders>
-              <w:top w:val="single" w:sz="4" w:space="0" w:color="999999"/>
-              <w:start w:val="none" w:sz="0" w:space="0" w:color="FFFFFF"/>
-              <w:bottom w:val="single" w:sz="4" w:space="0" w:color="999999"/>
-              <w:end w:val="none" w:sz="0" w:space="0" w:color="FFFFFF"/>
-            </w:tcBorders>
-            <w:tcMar>
-              <w:top w:w="3pt" w:type="dxa"/>
-              <w:start w:w="5pt" w:type="dxa"/>
-              <w:bottom w:w="3pt" w:type="dxa"/>
-              <w:end w:w="5pt" w:type="dxa"/>
-            </w:tcMar>
-          </w:tcPr>
-          <w:p>
-            <w:r>
-              <w:rPr>
-                <w:rFonts w:eastAsia="Times New Roman"/>
+        <w:tblPrEx>
+          <w:tblCellMar>
+            <w:top w:w="0pt" w:type="dxa"/>
+            <w:bottom w:w="0pt" w:type="dxa"/>
+          </w:tblCellMar>
+        </w:tblPrEx>
+        <w:tc>
+          <w:tcPr>
+            <w:tcW w:w="33.62%" w:type="pct"/>
+            <w:tcBorders>
+              <w:top w:val="single" w:sz="1" w:space="0" w:color="CCCCCC"/>
+              <w:start w:val="single" w:sz="1" w:space="0" w:color="CCCCCC"/>
+              <w:bottom w:val="single" w:sz="1" w:space="0" w:color="CCCCCC"/>
+              <w:end w:val="single" w:sz="1" w:space="0" w:color="CCCCCC"/>
+            </w:tcBorders>
+            <w:shd w:val="clear" w:color="auto" w:fill="FFFFFF"/>
+            <w:tcMar>
+              <w:top w:w="3pt" w:type="dxa"/>
+              <w:start w:w="6pt" w:type="dxa"/>
+              <w:bottom w:w="3pt" w:type="dxa"/>
+              <w:end w:w="6pt" w:type="dxa"/>
+            </w:tcMar>
+          </w:tcPr>
+          <w:p>
+            <w:pPr>
+              <w:rPr>
+                <w:sz w:val="14"/>
+                <w:szCs w:val="14"/>
+              </w:rPr>
+            </w:pPr>
+            <w:r>
+              <w:rPr>
+                <w:sz w:val="14"/>
+                <w:szCs w:val="14"/>
               </w:rPr>
               <w:t>WR</w:t>
             </w:r>
@@ -1358,44 +1471,59 @@
         </w:tc>
         <w:tc>
           <w:tcPr>
-            <w:tcW w:w="116.40pt" w:type="dxa"/>
-            <w:tcBorders>
-              <w:top w:val="single" w:sz="4" w:space="0" w:color="999999"/>
-              <w:start w:val="none" w:sz="0" w:space="0" w:color="FFFFFF"/>
-              <w:bottom w:val="single" w:sz="4" w:space="0" w:color="999999"/>
-              <w:end w:val="none" w:sz="0" w:space="0" w:color="FFFFFF"/>
-            </w:tcBorders>
-            <w:tcMar>
-              <w:top w:w="3pt" w:type="dxa"/>
-              <w:start w:w="5pt" w:type="dxa"/>
-              <w:bottom w:w="3pt" w:type="dxa"/>
-              <w:end w:w="5pt" w:type="dxa"/>
-            </w:tcMar>
-          </w:tcPr>
-          <w:p>
-            <w:r>
+            <w:tcW w:w="33.18%" w:type="pct"/>
+            <w:tcBorders>
+              <w:top w:val="single" w:sz="1" w:space="0" w:color="CCCCCC"/>
+              <w:start w:val="single" w:sz="1" w:space="0" w:color="CCCCCC"/>
+              <w:bottom w:val="single" w:sz="1" w:space="0" w:color="CCCCCC"/>
+              <w:end w:val="single" w:sz="1" w:space="0" w:color="CCCCCC"/>
+            </w:tcBorders>
+            <w:shd w:val="clear" w:color="auto" w:fill="FFFFFF"/>
+          </w:tcPr>
+          <w:p>
+            <w:pPr>
+              <w:rPr>
+                <w:rFonts w:eastAsia="Courier New"/>
+                <w:sz w:val="14"/>
+                <w:szCs w:val="14"/>
+              </w:rPr>
+            </w:pPr>
+            <w:r>
+              <w:rPr>
+                <w:rFonts w:eastAsia="Courier New"/>
+                <w:sz w:val="14"/>
+                <w:szCs w:val="14"/>
+              </w:rPr>
               <w:t>5529</w:t>
             </w:r>
           </w:p>
         </w:tc>
         <w:tc>
           <w:tcPr>
-            <w:tcW w:w="65.75pt" w:type="dxa"/>
-            <w:tcBorders>
-              <w:top w:val="single" w:sz="4" w:space="0" w:color="999999"/>
-              <w:start w:val="none" w:sz="0" w:space="0" w:color="FFFFFF"/>
-              <w:bottom w:val="single" w:sz="4" w:space="0" w:color="999999"/>
-              <w:end w:val="none" w:sz="0" w:space="0" w:color="FFFFFF"/>
-            </w:tcBorders>
-            <w:tcMar>
-              <w:top w:w="3pt" w:type="dxa"/>
-              <w:start w:w="5pt" w:type="dxa"/>
-              <w:bottom w:w="3pt" w:type="dxa"/>
-              <w:end w:w="5pt" w:type="dxa"/>
-            </w:tcMar>
-          </w:tcPr>
-          <w:p>
-            <w:r>
+            <w:tcW w:w="33.18%" w:type="pct"/>
+            <w:tcBorders>
+              <w:top w:val="single" w:sz="1" w:space="0" w:color="CCCCCC"/>
+              <w:start w:val="single" w:sz="1" w:space="0" w:color="CCCCCC"/>
+              <w:bottom w:val="single" w:sz="1" w:space="0" w:color="CCCCCC"/>
+              <w:end w:val="single" w:sz="1" w:space="0" w:color="CCCCCC"/>
+            </w:tcBorders>
+            <w:shd w:val="clear" w:color="auto" w:fill="FFFFFF"/>
+          </w:tcPr>
+          <w:p>
+            <w:pPr>
+              <w:keepNext/>
+              <w:rPr>
+                <w:rFonts w:eastAsia="Courier New"/>
+                <w:sz w:val="14"/>
+                <w:szCs w:val="14"/>
+              </w:rPr>
+            </w:pPr>
+            <w:r>
+              <w:rPr>
+                <w:rFonts w:eastAsia="Courier New"/>
+                <w:sz w:val="14"/>
+                <w:szCs w:val="14"/>
+              </w:rPr>
               <w:t>102</w:t>
             </w:r>
           </w:p>
@@ -1404,17 +1532,21 @@
     </w:tbl>
     <w:p>
       <w:pPr>
-        <w:pStyle w:val="BodyText"/>
-        <w:jc w:val="center"/>
-        <w:rPr>
-          <w:lang w:val="en-US"/>
-        </w:rPr>
-      </w:pPr>
-      <w:r>
-        <w:rPr>
-          <w:lang w:val="en-US"/>
-        </w:rPr>
-        <w:t>Tabela 1 Obim data seta</w:t>
+        <w:pStyle w:val="Caption"/>
+      </w:pPr>
+      <w:r>
+        <w:t xml:space="preserve">Tabela </w:t>
+      </w:r>
+      <w:fldSimple w:instr=" SEQ Tabela \* ARABIC ">
+        <w:r>
+          <w:rPr>
+            <w:noProof/>
+          </w:rPr>
+          <w:t>1</w:t>
+        </w:r>
+      </w:fldSimple>
+      <w:r>
+        <w:t xml:space="preserve"> Obim data seta</w:t>
       </w:r>
     </w:p>
     <w:p>
@@ -1589,7 +1721,6 @@
         <w:rPr>
           <w:noProof/>
         </w:rPr>
-        <w:lastRenderedPageBreak/>
         <w:drawing>
           <wp:inline distT="0" distB="0" distL="0" distR="0" wp14:anchorId="4069EFB1" wp14:editId="307B64F7">
             <wp:extent cx="3089910" cy="956945"/>
@@ -1974,13 +2105,7 @@
         <w:rPr>
           <w:lang w:val="en-US"/>
         </w:rPr>
-        <w:t xml:space="preserve"> (koji su barem jednom startovali), koristimo Yds / G (jardi po odigranoj utakmici) umesto ukupnih sezonskih jardi. Ovo osigurava da igrači koji su se povredili ili propustili deo sezone ne budu nepravedno </w:t>
-      </w:r>
-      <w:r>
-        <w:rPr>
-          <w:lang w:val="en-US"/>
-        </w:rPr>
-        <w:t>klasifikovani kao outlieri.</w:t>
+        <w:t xml:space="preserve"> (koji su barem jednom startovali), koristimo Yds / G (jardi po odigranoj utakmici) umesto ukupnih sezonskih jardi. Ovo osigurava da igrači koji su se povredili ili propustili deo sezone ne budu nepravedno klasifikovani kao outlieri.</w:t>
       </w:r>
       <w:r>
         <w:rPr>
@@ -2325,11 +2450,7 @@
         </w:rPr>
       </w:pPr>
       <w:r>
-        <w:t xml:space="preserve">Sve numeričke promenljive standardizovane su primenom StandardScaler transformacije kako bi se neutralisao uticaj </w:t>
-      </w:r>
-      <w:r>
-        <w:lastRenderedPageBreak/>
-        <w:t xml:space="preserve">razlika u skali između atributa. </w:t>
+        <w:t xml:space="preserve">Sve numeričke promenljive standardizovane su primenom StandardScaler transformacije kako bi se neutralisao uticaj razlika u skali između atributa. </w:t>
       </w:r>
       <w:r>
         <w:rPr>
@@ -2455,6 +2576,9 @@
       </w:r>
     </w:p>
     <w:p>
+      <w:pPr>
+        <w:keepNext/>
+      </w:pPr>
       <w:r>
         <w:rPr>
           <w:noProof/>
@@ -2497,11 +2621,37 @@
       </w:r>
     </w:p>
     <w:p>
-      <w:r>
-        <w:t>Slika 7 Tom Brady pre i nakon promene tima</w:t>
+      <w:pPr>
+        <w:pStyle w:val="Caption"/>
+      </w:pPr>
+      <w:r>
+        <w:t xml:space="preserve">Slika </w:t>
+      </w:r>
+      <w:fldSimple w:instr=" SEQ Slika \* ARABIC ">
+        <w:r>
+          <w:rPr>
+            <w:noProof/>
+          </w:rPr>
+          <w:t>7</w:t>
+        </w:r>
+      </w:fldSimple>
+      <w:r>
+        <w:t xml:space="preserve"> </w:t>
+      </w:r>
+      <w:r>
+        <w:t xml:space="preserve">Tom Brady pre i </w:t>
+      </w:r>
+      <w:r>
+        <w:t>posle</w:t>
+      </w:r>
+      <w:r>
+        <w:t xml:space="preserve"> promene tima</w:t>
       </w:r>
     </w:p>
     <w:p>
+      <w:pPr>
+        <w:keepNext/>
+      </w:pPr>
       <w:r>
         <w:rPr>
           <w:noProof/>
@@ -2544,54 +2694,65 @@
       </w:r>
     </w:p>
     <w:p>
-      <w:r>
-        <w:t>Slika 8 Saquon Barkley pre i posle promene tima</w:t>
-      </w:r>
-    </w:p>
-    <w:p/>
-    <w:p>
-      <w:pPr>
-        <w:pStyle w:val="BodyText"/>
-        <w:rPr>
-          <w:lang w:val="en-US"/>
-        </w:rPr>
-      </w:pPr>
-      <w:r>
-        <w:rPr>
-          <w:lang w:val="en-US"/>
-        </w:rPr>
-        <w:t>Z</w:t>
-      </w:r>
-      <w:r>
-        <w:rPr>
-          <w:lang w:val="en-US"/>
-        </w:rPr>
-        <w:t>bog ovakvih situacija je odlučeno da se doda kolona Team_Changed, boolean kolona koja ima vrednost 1 ako je igrač promenio tim bas te sezone. Ova kolona pomaže modelu da prepozna situacije gde statistički skok nije slučajan, već je rezultat kvalitetnijeg okruženja i boljeg uklapanja u novi sistem igre.</w:t>
+      <w:pPr>
+        <w:pStyle w:val="Caption"/>
+      </w:pPr>
+      <w:r>
+        <w:t xml:space="preserve">Slika </w:t>
+      </w:r>
+      <w:fldSimple w:instr=" SEQ Slika \* ARABIC ">
+        <w:r>
+          <w:rPr>
+            <w:noProof/>
+          </w:rPr>
+          <w:t>8</w:t>
+        </w:r>
+      </w:fldSimple>
+      <w:r>
+        <w:t xml:space="preserve"> </w:t>
+      </w:r>
+      <w:r>
+        <w:t>Saquon Barkley pre i posle promene tima</w:t>
       </w:r>
     </w:p>
     <w:p>
       <w:pPr>
-        <w:pStyle w:val="Heading2"/>
-      </w:pPr>
-      <w:r>
-        <w:t>Primenjeni modeli</w:t>
+        <w:pStyle w:val="BodyText"/>
+        <w:rPr>
+          <w:lang w:val="en-US"/>
+        </w:rPr>
+      </w:pPr>
+      <w:r>
+        <w:rPr>
+          <w:lang w:val="en-US"/>
+        </w:rPr>
+        <w:t>Z</w:t>
+      </w:r>
+      <w:r>
+        <w:rPr>
+          <w:lang w:val="en-US"/>
+        </w:rPr>
+        <w:t xml:space="preserve">bog ovakvih situacija je </w:t>
+      </w:r>
+      <w:r>
+        <w:rPr>
+          <w:lang w:val="en-US"/>
+        </w:rPr>
+        <w:t>dodata</w:t>
+      </w:r>
+      <w:r>
+        <w:rPr>
+          <w:lang w:val="en-US"/>
+        </w:rPr>
+        <w:t xml:space="preserve"> kolona Team_Changed, boolean kolona koja ima vrednost 1 ako je igrač promenio tim bas te sezone. Ova kolona pomaže modelu da prepozna situacije gde statistički skok nije slučajan, već je rezultat kvalitetnijeg okruženja i boljeg uklapanja u novi sistem igre.</w:t>
       </w:r>
     </w:p>
     <w:p>
       <w:pPr>
-        <w:pStyle w:val="BodyText"/>
-      </w:pPr>
-      <w:r>
-        <w:t xml:space="preserve">Za svaku poziciju primenjeno je </w:t>
-      </w:r>
-      <w:r>
-        <w:rPr>
-          <w:lang w:val="en-US"/>
-        </w:rPr>
-        <w:t>sedam</w:t>
-      </w:r>
-      <w:r>
-        <w:t xml:space="preserve"> kategorija modela, čime je omogućeno sistematično poređenje linearne i nelinearne klase metoda.</w:t>
+        <w:pStyle w:val="Heading2"/>
+      </w:pPr>
+      <w:r>
+        <w:t>Primenjeni modeli</w:t>
       </w:r>
     </w:p>
     <w:p>
@@ -2599,43 +2760,16 @@
         <w:pStyle w:val="BodyText"/>
       </w:pPr>
       <w:r>
-        <w:t>Linearni modeli sa regularizacijom</w:t>
-      </w:r>
-      <w:r>
-        <w:rPr>
-          <w:lang w:val="en-US"/>
-        </w:rPr>
-        <w:t xml:space="preserve"> </w:t>
-      </w:r>
-      <w:r>
-        <w:t>Ridge</w:t>
-      </w:r>
-      <w:r>
-        <w:rPr>
-          <w:lang w:val="en-US"/>
-        </w:rPr>
-        <w:t xml:space="preserve"> []</w:t>
-      </w:r>
-      <w:r>
-        <w:t>, Lasso</w:t>
-      </w:r>
-      <w:r>
-        <w:rPr>
-          <w:lang w:val="en-US"/>
-        </w:rPr>
-        <w:t xml:space="preserve"> []</w:t>
-      </w:r>
-      <w:r>
-        <w:t xml:space="preserve"> i ElasticNet</w:t>
-      </w:r>
-      <w:r>
-        <w:rPr>
-          <w:lang w:val="en-US"/>
-        </w:rPr>
-        <w:t xml:space="preserve"> [] </w:t>
-      </w:r>
-      <w:r>
-        <w:t>proširuju standardnu linearnu regresiju penalizacijom koeficijenata (L2, L1 i njihovom kombinacijom), čime se smanjuje uticaj multikolinearnosti i poboljšava generalizacija. Prikladni su kao referentne metode kada su odnosi između promenljivih pretežno linearni.</w:t>
+        <w:t xml:space="preserve">Za svaku poziciju primenjeno je </w:t>
+      </w:r>
+      <w:r>
+        <w:rPr>
+          <w:lang w:val="en-US"/>
+        </w:rPr>
+        <w:t>sedam</w:t>
+      </w:r>
+      <w:r>
+        <w:t xml:space="preserve"> kategorija modela, čime je omogućeno sistematično poređenje linearne i nelinearne klase metoda.</w:t>
       </w:r>
     </w:p>
     <w:p>
@@ -2643,16 +2777,79 @@
         <w:pStyle w:val="BodyText"/>
       </w:pPr>
       <w:r>
-        <w:t>K-najbližih suseda (KNN)</w:t>
-      </w:r>
-      <w:r>
-        <w:rPr>
-          <w:lang w:val="en-US"/>
-        </w:rPr>
-        <w:t xml:space="preserve"> []</w:t>
-      </w:r>
-      <w:r>
-        <w:t xml:space="preserve"> predviđa vrednost ciljne promenljive kao ponderisanu sredinu k najsličnijih primera iz trening skupa, mereći sličnost euklidskom distancom u prostoru atributa. Metoda ne pretpostavlja nikakav oblik funkcije regresije, što je čini fleksibilnom, ali osetljivom na irelevantne atribute.</w:t>
+        <w:t>Linearni modeli sa regularizacijom</w:t>
+      </w:r>
+      <w:r>
+        <w:rPr>
+          <w:lang w:val="en-US"/>
+        </w:rPr>
+        <w:t xml:space="preserve"> </w:t>
+      </w:r>
+      <w:r>
+        <w:t>Ridge</w:t>
+      </w:r>
+      <w:r>
+        <w:rPr>
+          <w:lang w:val="en-US"/>
+        </w:rPr>
+        <w:t xml:space="preserve"> [</w:t>
+      </w:r>
+      <w:r>
+        <w:rPr>
+          <w:lang w:val="en-US"/>
+        </w:rPr>
+        <w:t>8</w:t>
+      </w:r>
+      <w:r>
+        <w:rPr>
+          <w:lang w:val="en-US"/>
+        </w:rPr>
+        <w:t>]</w:t>
+      </w:r>
+      <w:r>
+        <w:t>, Lasso</w:t>
+      </w:r>
+      <w:r>
+        <w:rPr>
+          <w:lang w:val="en-US"/>
+        </w:rPr>
+        <w:t xml:space="preserve"> [</w:t>
+      </w:r>
+      <w:r>
+        <w:rPr>
+          <w:lang w:val="en-US"/>
+        </w:rPr>
+        <w:t>9</w:t>
+      </w:r>
+      <w:r>
+        <w:rPr>
+          <w:lang w:val="en-US"/>
+        </w:rPr>
+        <w:t>]</w:t>
+      </w:r>
+      <w:r>
+        <w:t xml:space="preserve"> i ElasticNet</w:t>
+      </w:r>
+      <w:r>
+        <w:rPr>
+          <w:lang w:val="en-US"/>
+        </w:rPr>
+        <w:t xml:space="preserve"> [</w:t>
+      </w:r>
+      <w:r>
+        <w:rPr>
+          <w:lang w:val="en-US"/>
+        </w:rPr>
+        <w:t>10</w:t>
+      </w:r>
+      <w:r>
+        <w:rPr>
+          <w:lang w:val="en-US"/>
+        </w:rPr>
+        <w:t xml:space="preserve">] </w:t>
+      </w:r>
+      <w:r>
+        <w:t>proširuju standardnu linearnu regresiju penalizacijom koeficijenata (L2, L1 i njihovom kombinacijom), čime se smanjuje uticaj multikolinearnosti i poboljšava generalizacija. Prikladni su kao referentne metode kada su odnosi između promenljivih pretežno linearni.</w:t>
       </w:r>
     </w:p>
     <w:p>
@@ -2660,90 +2857,156 @@
         <w:pStyle w:val="BodyText"/>
       </w:pPr>
       <w:r>
-        <w:t>Ansambl metode zasnovane na stablima odlučivanja</w:t>
-      </w:r>
-      <w:r>
-        <w:rPr>
-          <w:lang w:val="en-US"/>
-        </w:rPr>
-        <w:t xml:space="preserve"> </w:t>
-      </w:r>
-      <w:r>
-        <w:t>Random Forest</w:t>
-      </w:r>
-      <w:r>
-        <w:rPr>
-          <w:lang w:val="en-US"/>
-        </w:rPr>
-        <w:t xml:space="preserve"> []</w:t>
-      </w:r>
-      <w:r>
-        <w:t>, XGBoost</w:t>
-      </w:r>
-      <w:r>
-        <w:rPr>
-          <w:lang w:val="en-US"/>
-        </w:rPr>
-        <w:t xml:space="preserve"> [] </w:t>
-      </w:r>
-      <w:r>
-        <w:t>i LightGB</w:t>
-      </w:r>
-      <w:r>
-        <w:rPr>
-          <w:lang w:val="en-US"/>
-        </w:rPr>
-        <w:t>M []</w:t>
-      </w:r>
-      <w:r>
-        <w:t xml:space="preserve"> kombinuju veći broj stabala radi hvatanja nelinearnih odnosa i interakcija između promenljivih. Random Forest gradi stabla nezavisno uz bagging, dok XGBoost i LightGBM koriste sekvencijalni boosting sa gradijentnom optimizacijom greške. Ove metode pogodne su za visokodimenzionalne skupove podataka sa kompleksnom strukturom.</w:t>
+        <w:t>K-najbližih suseda (KNN)</w:t>
+      </w:r>
+      <w:r>
+        <w:rPr>
+          <w:lang w:val="en-US"/>
+        </w:rPr>
+        <w:t xml:space="preserve"> [</w:t>
+      </w:r>
+      <w:r>
+        <w:rPr>
+          <w:lang w:val="en-US"/>
+        </w:rPr>
+        <w:t>11</w:t>
+      </w:r>
+      <w:r>
+        <w:rPr>
+          <w:lang w:val="en-US"/>
+        </w:rPr>
+        <w:t>]</w:t>
+      </w:r>
+      <w:r>
+        <w:t xml:space="preserve"> predviđa vrednost ciljne promenljive kao ponderisanu sredinu k najsličnijih primera iz trening skupa, mereći sličnost euklidskom distancom u prostoru atributa. Metoda ne pretpostavlja nikakav oblik funkcije regresije, što je čini fleksibilnom, ali osetljivom na irelevantne atribute.</w:t>
       </w:r>
     </w:p>
     <w:p>
       <w:pPr>
-        <w:pStyle w:val="Heading1"/>
-      </w:pPr>
-      <w:r>
-        <w:t>REZULTATI</w:t>
-      </w:r>
-      <w:r>
-        <w:t xml:space="preserve"> I </w:t>
-      </w:r>
-      <w:r>
-        <w:t xml:space="preserve">DISKUSIJA </w:t>
+        <w:pStyle w:val="BodyText"/>
+        <w:rPr>
+          <w:lang w:val="en-US"/>
+        </w:rPr>
+      </w:pPr>
+      <w:r>
+        <w:t>Ansambl metode zasnovane na stablima odlučivanja</w:t>
+      </w:r>
+      <w:r>
+        <w:rPr>
+          <w:lang w:val="en-US"/>
+        </w:rPr>
+        <w:t xml:space="preserve"> </w:t>
+      </w:r>
+      <w:r>
+        <w:t>Random Forest</w:t>
+      </w:r>
+      <w:r>
+        <w:rPr>
+          <w:lang w:val="en-US"/>
+        </w:rPr>
+        <w:t xml:space="preserve"> [</w:t>
+      </w:r>
+      <w:r>
+        <w:rPr>
+          <w:lang w:val="en-US"/>
+        </w:rPr>
+        <w:t>12</w:t>
+      </w:r>
+      <w:r>
+        <w:rPr>
+          <w:lang w:val="en-US"/>
+        </w:rPr>
+        <w:t>]</w:t>
+      </w:r>
+      <w:r>
+        <w:t>, XGBoost</w:t>
+      </w:r>
+      <w:r>
+        <w:rPr>
+          <w:lang w:val="en-US"/>
+        </w:rPr>
+        <w:t xml:space="preserve"> [</w:t>
+      </w:r>
+      <w:r>
+        <w:rPr>
+          <w:lang w:val="en-US"/>
+        </w:rPr>
+        <w:t>13</w:t>
+      </w:r>
+      <w:r>
+        <w:rPr>
+          <w:lang w:val="en-US"/>
+        </w:rPr>
+        <w:t xml:space="preserve">] </w:t>
+      </w:r>
+      <w:r>
+        <w:t>i LightGB</w:t>
+      </w:r>
+      <w:r>
+        <w:rPr>
+          <w:lang w:val="en-US"/>
+        </w:rPr>
+        <w:t xml:space="preserve">M </w:t>
+      </w:r>
+      <w:r>
+        <w:rPr>
+          <w:lang w:val="en-US"/>
+        </w:rPr>
+        <w:t>[14</w:t>
+      </w:r>
+      <w:r>
+        <w:rPr>
+          <w:lang w:val="en-US"/>
+        </w:rPr>
+        <w:t>]</w:t>
+      </w:r>
+      <w:r>
+        <w:t xml:space="preserve"> kombinuju veći broj stabala radi hvatanja nelinearnih odnosa i interakcija između promenljivih. Random Forest gradi stabla nezavisno uz bagging, dok XGBoost i LightGBM koriste sekvencijalni boosting sa gradijentnom optimizacijom greške. Ove metode pogodne su za visokodimenzionalne skupove podataka sa kompleksnom strukturom.</w:t>
+      </w:r>
+      <w:r>
+        <w:rPr>
+          <w:lang w:val="en-US"/>
+        </w:rPr>
+        <w:t xml:space="preserve"> </w:t>
       </w:r>
     </w:p>
     <w:p>
       <w:pPr>
-        <w:pStyle w:val="BodyText"/>
-        <w:rPr>
-          <w:lang w:val="en-US"/>
-        </w:rPr>
-      </w:pPr>
-      <w:r>
-        <w:t>Cilj eksperimenta bio je utvrditi koji regresioni modeli najefikasnije predviđaju sezonske performanse NFL igrača zasebno po pozicijama</w:t>
-      </w:r>
-      <w:r>
-        <w:rPr>
-          <w:lang w:val="en-US"/>
-        </w:rPr>
-        <w:t>.</w:t>
+        <w:pStyle w:val="Heading1"/>
+      </w:pPr>
+      <w:r>
+        <w:t>REZULTATI</w:t>
+      </w:r>
+      <w:r>
+        <w:t xml:space="preserve"> I </w:t>
+      </w:r>
+      <w:r>
+        <w:t xml:space="preserve">DISKUSIJA </w:t>
       </w:r>
     </w:p>
     <w:p>
       <w:pPr>
-        <w:pStyle w:val="Heading2"/>
-      </w:pPr>
-      <w:r>
-        <w:t>Evaluaciona procedura i metrike</w:t>
+        <w:pStyle w:val="BodyText"/>
+        <w:rPr>
+          <w:lang w:val="en-US"/>
+        </w:rPr>
+      </w:pPr>
+      <w:r>
+        <w:t>Cilj eksperimenta bio je utvrditi koji regresioni modeli najefikasnije predviđaju sezonske performanse NFL igrača zasebno po pozicijama</w:t>
+      </w:r>
+      <w:r>
+        <w:rPr>
+          <w:lang w:val="en-US"/>
+        </w:rPr>
+        <w:t>.</w:t>
       </w:r>
     </w:p>
     <w:p>
       <w:pPr>
-        <w:pStyle w:val="BodyText"/>
-      </w:pPr>
-      <w:r>
-        <w:t>Za evaluaciju su korišćene tri metrike: srednja apsolutna greška (MAE) za interpretabilnu ocenu prosečnog odstupanja predikcije, koren srednje kvadratne greške (RMSE) koji jače penalizuje velike greške i koeficijent determinacije (R²) koji izražava proporciju varijanse ciljne promenljive objašnjenu modelom.</w:t>
+        <w:pStyle w:val="Heading2"/>
+      </w:pPr>
+      <w:r>
+        <w:t>Evaluaciona procedura i metrike</w:t>
       </w:r>
     </w:p>
     <w:p>
@@ -2751,93 +3014,5698 @@
         <w:pStyle w:val="BodyText"/>
       </w:pPr>
       <w:r>
-        <w:t>Evaluacija svih modela sprovedena je walk-forward validacijom, koja simulira realne uslove predviđanja</w:t>
-      </w:r>
-      <w:r>
-        <w:rPr>
-          <w:lang w:val="en-US"/>
-        </w:rPr>
-        <w:t xml:space="preserve">, </w:t>
-      </w:r>
-      <w:r>
-        <w:t>model se trenira isključivo na podacima koji prethode sezoni koja se predviđa, bez ikakvog pristupa budućim podacima. Konkretno, model se trenira na svim sezonama do godine t − 1, a zatim evaluira na sezoni t, pri čemu se ova procedura ponavlja za svaku godinu u periodu 2021–2024. Konačne metrike su usrednjene vrednosti kroz sve iteracije. Na ovaj način sprečava se curenje informacija (data leakage) koje bi nastalo primenom standardne k-fold unakrsne validacije na vremenskim serijama.</w:t>
+        <w:t>Za evaluaciju su korišćene tri metrike: srednja apsolutna greška (MAE) za interpretabilnu ocenu prosečnog odstupanja predikcije, koren srednje kvadratne greške (RMSE) koji jače penalizuje velike greške i koeficijent determinacije (R²) koji izražava proporciju varijanse ciljne promenljive objašnjenu modelom.</w:t>
       </w:r>
     </w:p>
     <w:p>
       <w:pPr>
-        <w:pStyle w:val="Heading2"/>
-      </w:pPr>
-      <w:r>
-        <w:t>Optimizacija hiperparametara</w:t>
+        <w:pStyle w:val="BodyText"/>
+      </w:pPr>
+      <w:r>
+        <w:t>Evaluacija svih modela sprovedena je walk-forward validacijom, koja simulira realne uslove predviđanja</w:t>
+      </w:r>
+      <w:r>
+        <w:rPr>
+          <w:lang w:val="en-US"/>
+        </w:rPr>
+        <w:t xml:space="preserve">, </w:t>
+      </w:r>
+      <w:r>
+        <w:t>model se trenira isključivo na podacima koji prethode sezoni koja se predviđa, bez ikakvog pristupa budućim podacima. Konkretno, model se trenira na svim sezonama do godine t − 1, a zatim evaluira na sezoni t, pri čemu se ova procedura ponavlja za svaku godinu u periodu 2021–2024. Konačne metrike su usrednjene vrednosti kroz sve iteracije. Na ovaj način sprečava se curenje informacija (data leakage) koje bi nastalo primenom standardne k-fold unakrsne validacije na vremenskim serijama.</w:t>
       </w:r>
     </w:p>
     <w:p>
       <w:pPr>
+        <w:pStyle w:val="Heading2"/>
+      </w:pPr>
+      <w:r>
+        <w:t>Optimizacija hiperparametara</w:t>
+      </w:r>
+    </w:p>
+    <w:p>
+      <w:pPr>
         <w:pStyle w:val="BodyText"/>
       </w:pPr>
       <w:r>
-        <w:t xml:space="preserve">Optimizacija hiperparametara sprovedena je u tri koraka unutar trening skupa primenom 5-fold unakrsne validacije. U prvom koraku primenjen je Random Search nad 20 nasumično odabranih kombinacija parametara radi brzog istraživanja prostora pretrage. U drugom koraku Grid Search je primenjen u okolini najboljeg pronađenog rešenja radi preciznog podešavanja. U trećem koraku Bajezijanska optimizacija korišćena je za finalno tuniranje, modelujući funkciju gubitka kao Gausov proces kako bi </w:t>
-      </w:r>
-      <w:r>
-        <w:t>najefikasnije</w:t>
-      </w:r>
-      <w:r>
-        <w:t xml:space="preserve"> usmerila pretragu</w:t>
-      </w:r>
-      <w:r>
-        <w:rPr>
-          <w:lang w:val="en-US"/>
-        </w:rPr>
+        <w:t xml:space="preserve">Optimizacija hiperparametara u radu je sprovedena kroz dva odvojena pristupa. Prvi pristup je osnovna optimizacija primenom Grid Search-a unutar trening skupa uz 5-fold unakrsnu validaciju, radi dobijanja referentnih rezultata i stabilnog početnog podešavanja modela. Rezultati ovog pristupa, sa optimalnim hiperparametrima po modelu i poziciji, prikazani su u Tabelama </w:t>
+      </w:r>
+      <w:r>
+        <w:rPr>
+          <w:lang w:val="en-US"/>
+        </w:rPr>
+        <w:t>1-4</w:t>
+      </w:r>
+      <w:r>
         <w:t xml:space="preserve">. </w:t>
       </w:r>
-      <w:r>
-        <w:t xml:space="preserve">Optimizovani parametri obuhvataju: n_estimators </w:t>
-      </w:r>
-      <w:r>
-        <w:rPr>
-          <w:rFonts w:hint="eastAsia"/>
-        </w:rPr>
-        <w:t>∈</w:t>
-      </w:r>
-      <w:r>
-        <w:t xml:space="preserve"> [100, 1000] i max_depth </w:t>
-      </w:r>
-      <w:r>
-        <w:rPr>
-          <w:rFonts w:hint="eastAsia"/>
-        </w:rPr>
-        <w:t>∈</w:t>
-      </w:r>
-      <w:r>
-        <w:t xml:space="preserve"> [10, 50] za Random Forest; learning_rate </w:t>
-      </w:r>
-      <w:r>
-        <w:rPr>
-          <w:rFonts w:hint="eastAsia"/>
-        </w:rPr>
-        <w:t>∈</w:t>
-      </w:r>
-      <w:r>
-        <w:t xml:space="preserve"> [0,01, 0,3] za XGBoost i LightGBM; k </w:t>
-      </w:r>
-      <w:r>
-        <w:rPr>
-          <w:rFonts w:hint="eastAsia"/>
-        </w:rPr>
-        <w:t>∈</w:t>
-      </w:r>
-      <w:r>
-        <w:t xml:space="preserve"> [3, 7] za KNN; te broj neurona </w:t>
-      </w:r>
-      <w:r>
-        <w:rPr>
-          <w:rFonts w:hint="eastAsia"/>
-        </w:rPr>
-        <w:t>∈</w:t>
-      </w:r>
-      <w:r>
-        <w:t xml:space="preserve"> [32, 128] i stopu učenja za rekurentne mreže. Inicijalni opsezi parametara preuzeti su iz relevantne literature, a zatim prilagođeni eksperimentalnim nalazima.</w:t>
-      </w:r>
+    </w:p>
+    <w:tbl>
+      <w:tblPr>
+        <w:tblW w:w="100.0%" w:type="pct"/>
+        <w:tblBorders>
+          <w:top w:val="single" w:sz="4" w:space="0" w:color="auto"/>
+          <w:start w:val="single" w:sz="4" w:space="0" w:color="auto"/>
+          <w:bottom w:val="single" w:sz="4" w:space="0" w:color="auto"/>
+          <w:end w:val="single" w:sz="4" w:space="0" w:color="auto"/>
+          <w:insideH w:val="single" w:sz="4" w:space="0" w:color="auto"/>
+          <w:insideV w:val="single" w:sz="4" w:space="0" w:color="auto"/>
+        </w:tblBorders>
+        <w:tblCellMar>
+          <w:start w:w="0.50pt" w:type="dxa"/>
+          <w:end w:w="0.50pt" w:type="dxa"/>
+        </w:tblCellMar>
+        <w:tblLook w:firstRow="0" w:lastRow="0" w:firstColumn="0" w:lastColumn="0" w:noHBand="0" w:noVBand="0"/>
+      </w:tblPr>
+      <w:tblGrid>
+        <w:gridCol w:w="1228"/>
+        <w:gridCol w:w="3636"/>
+      </w:tblGrid>
+      <w:tr>
+        <w:tblPrEx>
+          <w:tblCellMar>
+            <w:top w:w="0pt" w:type="dxa"/>
+            <w:bottom w:w="0pt" w:type="dxa"/>
+          </w:tblCellMar>
+        </w:tblPrEx>
+        <w:trPr>
+          <w:tblHeader/>
+        </w:trPr>
+        <w:tc>
+          <w:tcPr>
+            <w:tcW w:w="21.36%" w:type="pct"/>
+            <w:tcBorders>
+              <w:top w:val="single" w:sz="1" w:space="0" w:color="CCCCCC"/>
+              <w:start w:val="single" w:sz="1" w:space="0" w:color="CCCCCC"/>
+              <w:bottom w:val="single" w:sz="1" w:space="0" w:color="CCCCCC"/>
+              <w:end w:val="single" w:sz="1" w:space="0" w:color="CCCCCC"/>
+            </w:tcBorders>
+            <w:shd w:val="clear" w:color="auto" w:fill="2E4057"/>
+            <w:tcMar>
+              <w:top w:w="4pt" w:type="dxa"/>
+              <w:start w:w="6pt" w:type="dxa"/>
+              <w:bottom w:w="4pt" w:type="dxa"/>
+              <w:end w:w="6pt" w:type="dxa"/>
+            </w:tcMar>
+          </w:tcPr>
+          <w:p>
+            <w:pPr>
+              <w:rPr>
+                <w:sz w:val="14"/>
+                <w:szCs w:val="14"/>
+              </w:rPr>
+            </w:pPr>
+            <w:r>
+              <w:rPr>
+                <w:rFonts w:eastAsia="Arial"/>
+                <w:b/>
+                <w:bCs/>
+                <w:color w:val="FFFFFF"/>
+                <w:sz w:val="14"/>
+                <w:szCs w:val="14"/>
+              </w:rPr>
+              <w:t>Model</w:t>
+            </w:r>
+          </w:p>
+        </w:tc>
+        <w:tc>
+          <w:tcPr>
+            <w:tcW w:w="78.64%" w:type="pct"/>
+            <w:tcBorders>
+              <w:top w:val="single" w:sz="1" w:space="0" w:color="CCCCCC"/>
+              <w:start w:val="single" w:sz="1" w:space="0" w:color="CCCCCC"/>
+              <w:bottom w:val="single" w:sz="1" w:space="0" w:color="CCCCCC"/>
+              <w:end w:val="single" w:sz="1" w:space="0" w:color="CCCCCC"/>
+            </w:tcBorders>
+            <w:shd w:val="clear" w:color="auto" w:fill="2E4057"/>
+            <w:tcMar>
+              <w:top w:w="4pt" w:type="dxa"/>
+              <w:start w:w="6pt" w:type="dxa"/>
+              <w:bottom w:w="4pt" w:type="dxa"/>
+              <w:end w:w="6pt" w:type="dxa"/>
+            </w:tcMar>
+          </w:tcPr>
+          <w:p>
+            <w:pPr>
+              <w:rPr>
+                <w:sz w:val="14"/>
+                <w:szCs w:val="14"/>
+              </w:rPr>
+            </w:pPr>
+            <w:r>
+              <w:rPr>
+                <w:rFonts w:eastAsia="Arial"/>
+                <w:b/>
+                <w:bCs/>
+                <w:color w:val="FFFFFF"/>
+                <w:sz w:val="14"/>
+                <w:szCs w:val="14"/>
+              </w:rPr>
+              <w:t>Najbolji parametri</w:t>
+            </w:r>
+          </w:p>
+        </w:tc>
+      </w:tr>
+      <w:tr>
+        <w:tblPrEx>
+          <w:tblCellMar>
+            <w:top w:w="0pt" w:type="dxa"/>
+            <w:bottom w:w="0pt" w:type="dxa"/>
+          </w:tblCellMar>
+        </w:tblPrEx>
+        <w:tc>
+          <w:tcPr>
+            <w:tcW w:w="21.36%" w:type="pct"/>
+            <w:tcBorders>
+              <w:top w:val="single" w:sz="1" w:space="0" w:color="CCCCCC"/>
+              <w:start w:val="single" w:sz="1" w:space="0" w:color="CCCCCC"/>
+              <w:bottom w:val="single" w:sz="1" w:space="0" w:color="CCCCCC"/>
+              <w:end w:val="single" w:sz="1" w:space="0" w:color="CCCCCC"/>
+            </w:tcBorders>
+            <w:shd w:val="clear" w:color="auto" w:fill="F5F7FA"/>
+            <w:tcMar>
+              <w:top w:w="3pt" w:type="dxa"/>
+              <w:start w:w="6pt" w:type="dxa"/>
+              <w:bottom w:w="3pt" w:type="dxa"/>
+              <w:end w:w="6pt" w:type="dxa"/>
+            </w:tcMar>
+          </w:tcPr>
+          <w:p>
+            <w:pPr>
+              <w:rPr>
+                <w:sz w:val="14"/>
+                <w:szCs w:val="14"/>
+              </w:rPr>
+            </w:pPr>
+            <w:r>
+              <w:rPr>
+                <w:rFonts w:eastAsia="Courier New"/>
+                <w:sz w:val="14"/>
+                <w:szCs w:val="14"/>
+              </w:rPr>
+              <w:t>LinearRegression</w:t>
+            </w:r>
+          </w:p>
+        </w:tc>
+        <w:tc>
+          <w:tcPr>
+            <w:tcW w:w="78.64%" w:type="pct"/>
+            <w:tcBorders>
+              <w:top w:val="single" w:sz="1" w:space="0" w:color="CCCCCC"/>
+              <w:start w:val="single" w:sz="1" w:space="0" w:color="CCCCCC"/>
+              <w:bottom w:val="single" w:sz="1" w:space="0" w:color="CCCCCC"/>
+              <w:end w:val="single" w:sz="1" w:space="0" w:color="CCCCCC"/>
+            </w:tcBorders>
+            <w:shd w:val="clear" w:color="auto" w:fill="F5F7FA"/>
+            <w:tcMar>
+              <w:top w:w="3pt" w:type="dxa"/>
+              <w:start w:w="6pt" w:type="dxa"/>
+              <w:bottom w:w="3pt" w:type="dxa"/>
+              <w:end w:w="6pt" w:type="dxa"/>
+            </w:tcMar>
+          </w:tcPr>
+          <w:p>
+            <w:pPr>
+              <w:rPr>
+                <w:sz w:val="14"/>
+                <w:szCs w:val="14"/>
+              </w:rPr>
+            </w:pPr>
+            <w:r>
+              <w:rPr>
+                <w:rFonts w:eastAsia="Courier New"/>
+                <w:sz w:val="14"/>
+                <w:szCs w:val="14"/>
+              </w:rPr>
+              <w:t>-</w:t>
+            </w:r>
+          </w:p>
+        </w:tc>
+      </w:tr>
+      <w:tr>
+        <w:tblPrEx>
+          <w:tblCellMar>
+            <w:top w:w="0pt" w:type="dxa"/>
+            <w:bottom w:w="0pt" w:type="dxa"/>
+          </w:tblCellMar>
+        </w:tblPrEx>
+        <w:tc>
+          <w:tcPr>
+            <w:tcW w:w="21.36%" w:type="pct"/>
+            <w:tcBorders>
+              <w:top w:val="single" w:sz="1" w:space="0" w:color="CCCCCC"/>
+              <w:start w:val="single" w:sz="1" w:space="0" w:color="CCCCCC"/>
+              <w:bottom w:val="single" w:sz="1" w:space="0" w:color="CCCCCC"/>
+              <w:end w:val="single" w:sz="1" w:space="0" w:color="CCCCCC"/>
+            </w:tcBorders>
+            <w:shd w:val="clear" w:color="auto" w:fill="FFFFFF"/>
+            <w:tcMar>
+              <w:top w:w="3pt" w:type="dxa"/>
+              <w:start w:w="6pt" w:type="dxa"/>
+              <w:bottom w:w="3pt" w:type="dxa"/>
+              <w:end w:w="6pt" w:type="dxa"/>
+            </w:tcMar>
+          </w:tcPr>
+          <w:p>
+            <w:pPr>
+              <w:rPr>
+                <w:sz w:val="14"/>
+                <w:szCs w:val="14"/>
+              </w:rPr>
+            </w:pPr>
+            <w:r>
+              <w:rPr>
+                <w:rFonts w:eastAsia="Courier New"/>
+                <w:sz w:val="14"/>
+                <w:szCs w:val="14"/>
+              </w:rPr>
+              <w:t>Ridge</w:t>
+            </w:r>
+          </w:p>
+        </w:tc>
+        <w:tc>
+          <w:tcPr>
+            <w:tcW w:w="78.64%" w:type="pct"/>
+            <w:tcBorders>
+              <w:top w:val="single" w:sz="1" w:space="0" w:color="CCCCCC"/>
+              <w:start w:val="single" w:sz="1" w:space="0" w:color="CCCCCC"/>
+              <w:bottom w:val="single" w:sz="1" w:space="0" w:color="CCCCCC"/>
+              <w:end w:val="single" w:sz="1" w:space="0" w:color="CCCCCC"/>
+            </w:tcBorders>
+            <w:shd w:val="clear" w:color="auto" w:fill="FFFFFF"/>
+            <w:tcMar>
+              <w:top w:w="3pt" w:type="dxa"/>
+              <w:start w:w="6pt" w:type="dxa"/>
+              <w:bottom w:w="3pt" w:type="dxa"/>
+              <w:end w:w="6pt" w:type="dxa"/>
+            </w:tcMar>
+          </w:tcPr>
+          <w:p>
+            <w:pPr>
+              <w:rPr>
+                <w:sz w:val="14"/>
+                <w:szCs w:val="14"/>
+              </w:rPr>
+            </w:pPr>
+            <w:r>
+              <w:rPr>
+                <w:rFonts w:eastAsia="Courier New"/>
+                <w:sz w:val="14"/>
+                <w:szCs w:val="14"/>
+              </w:rPr>
+              <w:t>{'alpha': 100.0}</w:t>
+            </w:r>
+          </w:p>
+        </w:tc>
+      </w:tr>
+      <w:tr>
+        <w:tblPrEx>
+          <w:tblCellMar>
+            <w:top w:w="0pt" w:type="dxa"/>
+            <w:bottom w:w="0pt" w:type="dxa"/>
+          </w:tblCellMar>
+        </w:tblPrEx>
+        <w:tc>
+          <w:tcPr>
+            <w:tcW w:w="21.36%" w:type="pct"/>
+            <w:tcBorders>
+              <w:top w:val="single" w:sz="1" w:space="0" w:color="CCCCCC"/>
+              <w:start w:val="single" w:sz="1" w:space="0" w:color="CCCCCC"/>
+              <w:bottom w:val="single" w:sz="1" w:space="0" w:color="CCCCCC"/>
+              <w:end w:val="single" w:sz="1" w:space="0" w:color="CCCCCC"/>
+            </w:tcBorders>
+            <w:shd w:val="clear" w:color="auto" w:fill="F5F7FA"/>
+            <w:tcMar>
+              <w:top w:w="3pt" w:type="dxa"/>
+              <w:start w:w="6pt" w:type="dxa"/>
+              <w:bottom w:w="3pt" w:type="dxa"/>
+              <w:end w:w="6pt" w:type="dxa"/>
+            </w:tcMar>
+          </w:tcPr>
+          <w:p>
+            <w:pPr>
+              <w:rPr>
+                <w:sz w:val="14"/>
+                <w:szCs w:val="14"/>
+              </w:rPr>
+            </w:pPr>
+            <w:r>
+              <w:rPr>
+                <w:rFonts w:eastAsia="Courier New"/>
+                <w:sz w:val="14"/>
+                <w:szCs w:val="14"/>
+              </w:rPr>
+              <w:t>Lasso</w:t>
+            </w:r>
+          </w:p>
+        </w:tc>
+        <w:tc>
+          <w:tcPr>
+            <w:tcW w:w="78.64%" w:type="pct"/>
+            <w:tcBorders>
+              <w:top w:val="single" w:sz="1" w:space="0" w:color="CCCCCC"/>
+              <w:start w:val="single" w:sz="1" w:space="0" w:color="CCCCCC"/>
+              <w:bottom w:val="single" w:sz="1" w:space="0" w:color="CCCCCC"/>
+              <w:end w:val="single" w:sz="1" w:space="0" w:color="CCCCCC"/>
+            </w:tcBorders>
+            <w:shd w:val="clear" w:color="auto" w:fill="F5F7FA"/>
+            <w:tcMar>
+              <w:top w:w="3pt" w:type="dxa"/>
+              <w:start w:w="6pt" w:type="dxa"/>
+              <w:bottom w:w="3pt" w:type="dxa"/>
+              <w:end w:w="6pt" w:type="dxa"/>
+            </w:tcMar>
+          </w:tcPr>
+          <w:p>
+            <w:pPr>
+              <w:rPr>
+                <w:sz w:val="14"/>
+                <w:szCs w:val="14"/>
+              </w:rPr>
+            </w:pPr>
+            <w:r>
+              <w:rPr>
+                <w:rFonts w:eastAsia="Courier New"/>
+                <w:sz w:val="14"/>
+                <w:szCs w:val="14"/>
+              </w:rPr>
+              <w:t>{'alpha': 1.0}</w:t>
+            </w:r>
+          </w:p>
+        </w:tc>
+      </w:tr>
+      <w:tr>
+        <w:tblPrEx>
+          <w:tblCellMar>
+            <w:top w:w="0pt" w:type="dxa"/>
+            <w:bottom w:w="0pt" w:type="dxa"/>
+          </w:tblCellMar>
+        </w:tblPrEx>
+        <w:tc>
+          <w:tcPr>
+            <w:tcW w:w="21.36%" w:type="pct"/>
+            <w:tcBorders>
+              <w:top w:val="single" w:sz="1" w:space="0" w:color="CCCCCC"/>
+              <w:start w:val="single" w:sz="1" w:space="0" w:color="CCCCCC"/>
+              <w:bottom w:val="single" w:sz="1" w:space="0" w:color="CCCCCC"/>
+              <w:end w:val="single" w:sz="1" w:space="0" w:color="CCCCCC"/>
+            </w:tcBorders>
+            <w:shd w:val="clear" w:color="auto" w:fill="FFFFFF"/>
+            <w:tcMar>
+              <w:top w:w="3pt" w:type="dxa"/>
+              <w:start w:w="6pt" w:type="dxa"/>
+              <w:bottom w:w="3pt" w:type="dxa"/>
+              <w:end w:w="6pt" w:type="dxa"/>
+            </w:tcMar>
+          </w:tcPr>
+          <w:p>
+            <w:pPr>
+              <w:rPr>
+                <w:sz w:val="14"/>
+                <w:szCs w:val="14"/>
+              </w:rPr>
+            </w:pPr>
+            <w:r>
+              <w:rPr>
+                <w:rFonts w:eastAsia="Courier New"/>
+                <w:sz w:val="14"/>
+                <w:szCs w:val="14"/>
+              </w:rPr>
+              <w:t>ElasticNet</w:t>
+            </w:r>
+          </w:p>
+        </w:tc>
+        <w:tc>
+          <w:tcPr>
+            <w:tcW w:w="78.64%" w:type="pct"/>
+            <w:tcBorders>
+              <w:top w:val="single" w:sz="1" w:space="0" w:color="CCCCCC"/>
+              <w:start w:val="single" w:sz="1" w:space="0" w:color="CCCCCC"/>
+              <w:bottom w:val="single" w:sz="1" w:space="0" w:color="CCCCCC"/>
+              <w:end w:val="single" w:sz="1" w:space="0" w:color="CCCCCC"/>
+            </w:tcBorders>
+            <w:shd w:val="clear" w:color="auto" w:fill="FFFFFF"/>
+            <w:tcMar>
+              <w:top w:w="3pt" w:type="dxa"/>
+              <w:start w:w="6pt" w:type="dxa"/>
+              <w:bottom w:w="3pt" w:type="dxa"/>
+              <w:end w:w="6pt" w:type="dxa"/>
+            </w:tcMar>
+          </w:tcPr>
+          <w:p>
+            <w:pPr>
+              <w:rPr>
+                <w:sz w:val="14"/>
+                <w:szCs w:val="14"/>
+              </w:rPr>
+            </w:pPr>
+            <w:r>
+              <w:rPr>
+                <w:rFonts w:eastAsia="Courier New"/>
+                <w:sz w:val="14"/>
+                <w:szCs w:val="14"/>
+              </w:rPr>
+              <w:t>{'alpha': 0.1, 'l1_ratio': 0.1}</w:t>
+            </w:r>
+          </w:p>
+        </w:tc>
+      </w:tr>
+      <w:tr>
+        <w:tblPrEx>
+          <w:tblCellMar>
+            <w:top w:w="0pt" w:type="dxa"/>
+            <w:bottom w:w="0pt" w:type="dxa"/>
+          </w:tblCellMar>
+        </w:tblPrEx>
+        <w:tc>
+          <w:tcPr>
+            <w:tcW w:w="21.36%" w:type="pct"/>
+            <w:tcBorders>
+              <w:top w:val="single" w:sz="1" w:space="0" w:color="CCCCCC"/>
+              <w:start w:val="single" w:sz="1" w:space="0" w:color="CCCCCC"/>
+              <w:bottom w:val="single" w:sz="1" w:space="0" w:color="CCCCCC"/>
+              <w:end w:val="single" w:sz="1" w:space="0" w:color="CCCCCC"/>
+            </w:tcBorders>
+            <w:shd w:val="clear" w:color="auto" w:fill="F5F7FA"/>
+            <w:tcMar>
+              <w:top w:w="3pt" w:type="dxa"/>
+              <w:start w:w="6pt" w:type="dxa"/>
+              <w:bottom w:w="3pt" w:type="dxa"/>
+              <w:end w:w="6pt" w:type="dxa"/>
+            </w:tcMar>
+          </w:tcPr>
+          <w:p>
+            <w:pPr>
+              <w:rPr>
+                <w:sz w:val="14"/>
+                <w:szCs w:val="14"/>
+              </w:rPr>
+            </w:pPr>
+            <w:r>
+              <w:rPr>
+                <w:rFonts w:eastAsia="Courier New"/>
+                <w:sz w:val="14"/>
+                <w:szCs w:val="14"/>
+              </w:rPr>
+              <w:t>KNeighbors</w:t>
+            </w:r>
+          </w:p>
+        </w:tc>
+        <w:tc>
+          <w:tcPr>
+            <w:tcW w:w="78.64%" w:type="pct"/>
+            <w:tcBorders>
+              <w:top w:val="single" w:sz="1" w:space="0" w:color="CCCCCC"/>
+              <w:start w:val="single" w:sz="1" w:space="0" w:color="CCCCCC"/>
+              <w:bottom w:val="single" w:sz="1" w:space="0" w:color="CCCCCC"/>
+              <w:end w:val="single" w:sz="1" w:space="0" w:color="CCCCCC"/>
+            </w:tcBorders>
+            <w:shd w:val="clear" w:color="auto" w:fill="F5F7FA"/>
+            <w:tcMar>
+              <w:top w:w="3pt" w:type="dxa"/>
+              <w:start w:w="6pt" w:type="dxa"/>
+              <w:bottom w:w="3pt" w:type="dxa"/>
+              <w:end w:w="6pt" w:type="dxa"/>
+            </w:tcMar>
+          </w:tcPr>
+          <w:p>
+            <w:pPr>
+              <w:rPr>
+                <w:sz w:val="14"/>
+                <w:szCs w:val="14"/>
+              </w:rPr>
+            </w:pPr>
+            <w:r>
+              <w:rPr>
+                <w:rFonts w:eastAsia="Courier New"/>
+                <w:sz w:val="14"/>
+                <w:szCs w:val="14"/>
+              </w:rPr>
+              <w:t>{'n_neighbors': 15, 'weights': 'uniform'}</w:t>
+            </w:r>
+          </w:p>
+        </w:tc>
+      </w:tr>
+      <w:tr>
+        <w:tblPrEx>
+          <w:tblCellMar>
+            <w:top w:w="0pt" w:type="dxa"/>
+            <w:bottom w:w="0pt" w:type="dxa"/>
+          </w:tblCellMar>
+        </w:tblPrEx>
+        <w:tc>
+          <w:tcPr>
+            <w:tcW w:w="21.36%" w:type="pct"/>
+            <w:tcBorders>
+              <w:top w:val="single" w:sz="1" w:space="0" w:color="CCCCCC"/>
+              <w:start w:val="single" w:sz="1" w:space="0" w:color="CCCCCC"/>
+              <w:bottom w:val="single" w:sz="1" w:space="0" w:color="CCCCCC"/>
+              <w:end w:val="single" w:sz="1" w:space="0" w:color="CCCCCC"/>
+            </w:tcBorders>
+            <w:shd w:val="clear" w:color="auto" w:fill="FFFFFF"/>
+            <w:tcMar>
+              <w:top w:w="3pt" w:type="dxa"/>
+              <w:start w:w="6pt" w:type="dxa"/>
+              <w:bottom w:w="3pt" w:type="dxa"/>
+              <w:end w:w="6pt" w:type="dxa"/>
+            </w:tcMar>
+          </w:tcPr>
+          <w:p>
+            <w:pPr>
+              <w:rPr>
+                <w:sz w:val="14"/>
+                <w:szCs w:val="14"/>
+              </w:rPr>
+            </w:pPr>
+            <w:r>
+              <w:rPr>
+                <w:rFonts w:eastAsia="Courier New"/>
+                <w:sz w:val="14"/>
+                <w:szCs w:val="14"/>
+              </w:rPr>
+              <w:t>RandomForest</w:t>
+            </w:r>
+          </w:p>
+        </w:tc>
+        <w:tc>
+          <w:tcPr>
+            <w:tcW w:w="78.64%" w:type="pct"/>
+            <w:tcBorders>
+              <w:top w:val="single" w:sz="1" w:space="0" w:color="CCCCCC"/>
+              <w:start w:val="single" w:sz="1" w:space="0" w:color="CCCCCC"/>
+              <w:bottom w:val="single" w:sz="1" w:space="0" w:color="CCCCCC"/>
+              <w:end w:val="single" w:sz="1" w:space="0" w:color="CCCCCC"/>
+            </w:tcBorders>
+            <w:shd w:val="clear" w:color="auto" w:fill="FFFFFF"/>
+            <w:tcMar>
+              <w:top w:w="3pt" w:type="dxa"/>
+              <w:start w:w="6pt" w:type="dxa"/>
+              <w:bottom w:w="3pt" w:type="dxa"/>
+              <w:end w:w="6pt" w:type="dxa"/>
+            </w:tcMar>
+          </w:tcPr>
+          <w:p>
+            <w:pPr>
+              <w:rPr>
+                <w:sz w:val="14"/>
+                <w:szCs w:val="14"/>
+              </w:rPr>
+            </w:pPr>
+            <w:r>
+              <w:rPr>
+                <w:rFonts w:eastAsia="Courier New"/>
+                <w:sz w:val="14"/>
+                <w:szCs w:val="14"/>
+              </w:rPr>
+              <w:t>{'max_depth': 5, 'min_samples_split': 2, 'n_estimators': 300}</w:t>
+            </w:r>
+          </w:p>
+        </w:tc>
+      </w:tr>
+      <w:tr>
+        <w:tblPrEx>
+          <w:tblCellMar>
+            <w:top w:w="0pt" w:type="dxa"/>
+            <w:bottom w:w="0pt" w:type="dxa"/>
+          </w:tblCellMar>
+        </w:tblPrEx>
+        <w:tc>
+          <w:tcPr>
+            <w:tcW w:w="21.36%" w:type="pct"/>
+            <w:tcBorders>
+              <w:top w:val="single" w:sz="1" w:space="0" w:color="CCCCCC"/>
+              <w:start w:val="single" w:sz="1" w:space="0" w:color="CCCCCC"/>
+              <w:bottom w:val="single" w:sz="1" w:space="0" w:color="CCCCCC"/>
+              <w:end w:val="single" w:sz="1" w:space="0" w:color="CCCCCC"/>
+            </w:tcBorders>
+            <w:shd w:val="clear" w:color="auto" w:fill="F5F7FA"/>
+            <w:tcMar>
+              <w:top w:w="3pt" w:type="dxa"/>
+              <w:start w:w="6pt" w:type="dxa"/>
+              <w:bottom w:w="3pt" w:type="dxa"/>
+              <w:end w:w="6pt" w:type="dxa"/>
+            </w:tcMar>
+          </w:tcPr>
+          <w:p>
+            <w:pPr>
+              <w:rPr>
+                <w:sz w:val="14"/>
+                <w:szCs w:val="14"/>
+              </w:rPr>
+            </w:pPr>
+            <w:r>
+              <w:rPr>
+                <w:rFonts w:eastAsia="Courier New"/>
+                <w:sz w:val="14"/>
+                <w:szCs w:val="14"/>
+              </w:rPr>
+              <w:t>XGBoost</w:t>
+            </w:r>
+          </w:p>
+        </w:tc>
+        <w:tc>
+          <w:tcPr>
+            <w:tcW w:w="78.64%" w:type="pct"/>
+            <w:tcBorders>
+              <w:top w:val="single" w:sz="1" w:space="0" w:color="CCCCCC"/>
+              <w:start w:val="single" w:sz="1" w:space="0" w:color="CCCCCC"/>
+              <w:bottom w:val="single" w:sz="1" w:space="0" w:color="CCCCCC"/>
+              <w:end w:val="single" w:sz="1" w:space="0" w:color="CCCCCC"/>
+            </w:tcBorders>
+            <w:shd w:val="clear" w:color="auto" w:fill="F5F7FA"/>
+            <w:tcMar>
+              <w:top w:w="3pt" w:type="dxa"/>
+              <w:start w:w="6pt" w:type="dxa"/>
+              <w:bottom w:w="3pt" w:type="dxa"/>
+              <w:end w:w="6pt" w:type="dxa"/>
+            </w:tcMar>
+          </w:tcPr>
+          <w:p>
+            <w:pPr>
+              <w:rPr>
+                <w:sz w:val="14"/>
+                <w:szCs w:val="14"/>
+              </w:rPr>
+            </w:pPr>
+            <w:r>
+              <w:rPr>
+                <w:rFonts w:eastAsia="Courier New"/>
+                <w:sz w:val="14"/>
+                <w:szCs w:val="14"/>
+              </w:rPr>
+              <w:t>{'learning_rate': 0.01, 'max_depth': 3, 'n_estimators': 300, 'subsample': 0.8}</w:t>
+            </w:r>
+          </w:p>
+        </w:tc>
+      </w:tr>
+      <w:tr>
+        <w:tblPrEx>
+          <w:tblCellMar>
+            <w:top w:w="0pt" w:type="dxa"/>
+            <w:bottom w:w="0pt" w:type="dxa"/>
+          </w:tblCellMar>
+        </w:tblPrEx>
+        <w:tc>
+          <w:tcPr>
+            <w:tcW w:w="21.36%" w:type="pct"/>
+            <w:tcBorders>
+              <w:top w:val="single" w:sz="1" w:space="0" w:color="CCCCCC"/>
+              <w:start w:val="single" w:sz="1" w:space="0" w:color="CCCCCC"/>
+              <w:bottom w:val="single" w:sz="1" w:space="0" w:color="CCCCCC"/>
+              <w:end w:val="single" w:sz="1" w:space="0" w:color="CCCCCC"/>
+            </w:tcBorders>
+            <w:shd w:val="clear" w:color="auto" w:fill="FFFFFF"/>
+            <w:tcMar>
+              <w:top w:w="3pt" w:type="dxa"/>
+              <w:start w:w="6pt" w:type="dxa"/>
+              <w:bottom w:w="3pt" w:type="dxa"/>
+              <w:end w:w="6pt" w:type="dxa"/>
+            </w:tcMar>
+          </w:tcPr>
+          <w:p>
+            <w:pPr>
+              <w:rPr>
+                <w:sz w:val="14"/>
+                <w:szCs w:val="14"/>
+              </w:rPr>
+            </w:pPr>
+            <w:r>
+              <w:rPr>
+                <w:rFonts w:eastAsia="Courier New"/>
+                <w:sz w:val="14"/>
+                <w:szCs w:val="14"/>
+              </w:rPr>
+              <w:t>LightGBM</w:t>
+            </w:r>
+          </w:p>
+        </w:tc>
+        <w:tc>
+          <w:tcPr>
+            <w:tcW w:w="78.64%" w:type="pct"/>
+            <w:tcBorders>
+              <w:top w:val="single" w:sz="1" w:space="0" w:color="CCCCCC"/>
+              <w:start w:val="single" w:sz="1" w:space="0" w:color="CCCCCC"/>
+              <w:bottom w:val="single" w:sz="1" w:space="0" w:color="CCCCCC"/>
+              <w:end w:val="single" w:sz="1" w:space="0" w:color="CCCCCC"/>
+            </w:tcBorders>
+            <w:shd w:val="clear" w:color="auto" w:fill="FFFFFF"/>
+            <w:tcMar>
+              <w:top w:w="3pt" w:type="dxa"/>
+              <w:start w:w="6pt" w:type="dxa"/>
+              <w:bottom w:w="3pt" w:type="dxa"/>
+              <w:end w:w="6pt" w:type="dxa"/>
+            </w:tcMar>
+          </w:tcPr>
+          <w:p>
+            <w:pPr>
+              <w:keepNext/>
+              <w:rPr>
+                <w:sz w:val="14"/>
+                <w:szCs w:val="14"/>
+              </w:rPr>
+            </w:pPr>
+            <w:r>
+              <w:rPr>
+                <w:rFonts w:eastAsia="Courier New"/>
+                <w:sz w:val="14"/>
+                <w:szCs w:val="14"/>
+              </w:rPr>
+              <w:t>{'learning_rate': 0.01, 'max_depth': 3, 'n_estimators': 300, 'num_leaves': 15}</w:t>
+            </w:r>
+          </w:p>
+        </w:tc>
+      </w:tr>
+    </w:tbl>
+    <w:p>
+      <w:pPr>
+        <w:pStyle w:val="Caption"/>
+      </w:pPr>
+      <w:r>
+        <w:t xml:space="preserve">Tabela </w:t>
+      </w:r>
+      <w:fldSimple w:instr=" SEQ Tabela \* ARABIC ">
+        <w:r>
+          <w:rPr>
+            <w:noProof/>
+          </w:rPr>
+          <w:t>2</w:t>
+        </w:r>
+      </w:fldSimple>
+      <w:r>
+        <w:t xml:space="preserve"> </w:t>
+      </w:r>
+      <w:r>
+        <w:t>GirdSearch QB</w:t>
+      </w:r>
+    </w:p>
+    <w:tbl>
+      <w:tblPr>
+        <w:tblW w:w="100.0%" w:type="pct"/>
+        <w:tblBorders>
+          <w:top w:val="single" w:sz="4" w:space="0" w:color="auto"/>
+          <w:start w:val="single" w:sz="4" w:space="0" w:color="auto"/>
+          <w:bottom w:val="single" w:sz="4" w:space="0" w:color="auto"/>
+          <w:end w:val="single" w:sz="4" w:space="0" w:color="auto"/>
+          <w:insideH w:val="single" w:sz="4" w:space="0" w:color="auto"/>
+          <w:insideV w:val="single" w:sz="4" w:space="0" w:color="auto"/>
+        </w:tblBorders>
+        <w:tblCellMar>
+          <w:start w:w="0.50pt" w:type="dxa"/>
+          <w:end w:w="0.50pt" w:type="dxa"/>
+        </w:tblCellMar>
+        <w:tblLook w:firstRow="0" w:lastRow="0" w:firstColumn="0" w:lastColumn="0" w:noHBand="0" w:noVBand="0"/>
+      </w:tblPr>
+      <w:tblGrid>
+        <w:gridCol w:w="1228"/>
+        <w:gridCol w:w="3636"/>
+      </w:tblGrid>
+      <w:tr>
+        <w:tblPrEx>
+          <w:tblCellMar>
+            <w:top w:w="0pt" w:type="dxa"/>
+            <w:bottom w:w="0pt" w:type="dxa"/>
+          </w:tblCellMar>
+        </w:tblPrEx>
+        <w:trPr>
+          <w:tblHeader/>
+        </w:trPr>
+        <w:tc>
+          <w:tcPr>
+            <w:tcW w:w="21.36%" w:type="pct"/>
+            <w:tcBorders>
+              <w:top w:val="single" w:sz="1" w:space="0" w:color="CCCCCC"/>
+              <w:start w:val="single" w:sz="1" w:space="0" w:color="CCCCCC"/>
+              <w:bottom w:val="single" w:sz="1" w:space="0" w:color="CCCCCC"/>
+              <w:end w:val="single" w:sz="1" w:space="0" w:color="CCCCCC"/>
+            </w:tcBorders>
+            <w:shd w:val="clear" w:color="auto" w:fill="2E4057"/>
+            <w:tcMar>
+              <w:top w:w="4pt" w:type="dxa"/>
+              <w:start w:w="6pt" w:type="dxa"/>
+              <w:bottom w:w="4pt" w:type="dxa"/>
+              <w:end w:w="6pt" w:type="dxa"/>
+            </w:tcMar>
+          </w:tcPr>
+          <w:p>
+            <w:pPr>
+              <w:rPr>
+                <w:sz w:val="14"/>
+                <w:szCs w:val="14"/>
+              </w:rPr>
+            </w:pPr>
+            <w:r>
+              <w:rPr>
+                <w:rFonts w:eastAsia="Arial"/>
+                <w:b/>
+                <w:bCs/>
+                <w:color w:val="FFFFFF"/>
+                <w:sz w:val="14"/>
+                <w:szCs w:val="14"/>
+              </w:rPr>
+              <w:t>Model</w:t>
+            </w:r>
+          </w:p>
+        </w:tc>
+        <w:tc>
+          <w:tcPr>
+            <w:tcW w:w="78.64%" w:type="pct"/>
+            <w:tcBorders>
+              <w:top w:val="single" w:sz="1" w:space="0" w:color="CCCCCC"/>
+              <w:start w:val="single" w:sz="1" w:space="0" w:color="CCCCCC"/>
+              <w:bottom w:val="single" w:sz="1" w:space="0" w:color="CCCCCC"/>
+              <w:end w:val="single" w:sz="1" w:space="0" w:color="CCCCCC"/>
+            </w:tcBorders>
+            <w:shd w:val="clear" w:color="auto" w:fill="2E4057"/>
+            <w:tcMar>
+              <w:top w:w="4pt" w:type="dxa"/>
+              <w:start w:w="6pt" w:type="dxa"/>
+              <w:bottom w:w="4pt" w:type="dxa"/>
+              <w:end w:w="6pt" w:type="dxa"/>
+            </w:tcMar>
+          </w:tcPr>
+          <w:p>
+            <w:pPr>
+              <w:rPr>
+                <w:sz w:val="14"/>
+                <w:szCs w:val="14"/>
+              </w:rPr>
+            </w:pPr>
+            <w:r>
+              <w:rPr>
+                <w:rFonts w:eastAsia="Arial"/>
+                <w:b/>
+                <w:bCs/>
+                <w:color w:val="FFFFFF"/>
+                <w:sz w:val="14"/>
+                <w:szCs w:val="14"/>
+              </w:rPr>
+              <w:t>Najbolji parametri</w:t>
+            </w:r>
+          </w:p>
+        </w:tc>
+      </w:tr>
+      <w:tr>
+        <w:tblPrEx>
+          <w:tblCellMar>
+            <w:top w:w="0pt" w:type="dxa"/>
+            <w:bottom w:w="0pt" w:type="dxa"/>
+          </w:tblCellMar>
+        </w:tblPrEx>
+        <w:tc>
+          <w:tcPr>
+            <w:tcW w:w="21.36%" w:type="pct"/>
+            <w:tcBorders>
+              <w:top w:val="single" w:sz="1" w:space="0" w:color="CCCCCC"/>
+              <w:start w:val="single" w:sz="1" w:space="0" w:color="CCCCCC"/>
+              <w:bottom w:val="single" w:sz="1" w:space="0" w:color="CCCCCC"/>
+              <w:end w:val="single" w:sz="1" w:space="0" w:color="CCCCCC"/>
+            </w:tcBorders>
+            <w:shd w:val="clear" w:color="auto" w:fill="F5F7FA"/>
+            <w:tcMar>
+              <w:top w:w="3pt" w:type="dxa"/>
+              <w:start w:w="6pt" w:type="dxa"/>
+              <w:bottom w:w="3pt" w:type="dxa"/>
+              <w:end w:w="6pt" w:type="dxa"/>
+            </w:tcMar>
+          </w:tcPr>
+          <w:p>
+            <w:pPr>
+              <w:rPr>
+                <w:sz w:val="14"/>
+                <w:szCs w:val="14"/>
+              </w:rPr>
+            </w:pPr>
+            <w:r>
+              <w:rPr>
+                <w:rFonts w:eastAsia="Courier New"/>
+                <w:sz w:val="14"/>
+                <w:szCs w:val="14"/>
+              </w:rPr>
+              <w:t>LinearRegression</w:t>
+            </w:r>
+          </w:p>
+        </w:tc>
+        <w:tc>
+          <w:tcPr>
+            <w:tcW w:w="78.64%" w:type="pct"/>
+            <w:tcBorders>
+              <w:top w:val="single" w:sz="1" w:space="0" w:color="CCCCCC"/>
+              <w:start w:val="single" w:sz="1" w:space="0" w:color="CCCCCC"/>
+              <w:bottom w:val="single" w:sz="1" w:space="0" w:color="CCCCCC"/>
+              <w:end w:val="single" w:sz="1" w:space="0" w:color="CCCCCC"/>
+            </w:tcBorders>
+            <w:shd w:val="clear" w:color="auto" w:fill="F5F7FA"/>
+            <w:tcMar>
+              <w:top w:w="3pt" w:type="dxa"/>
+              <w:start w:w="6pt" w:type="dxa"/>
+              <w:bottom w:w="3pt" w:type="dxa"/>
+              <w:end w:w="6pt" w:type="dxa"/>
+            </w:tcMar>
+          </w:tcPr>
+          <w:p>
+            <w:pPr>
+              <w:rPr>
+                <w:sz w:val="14"/>
+                <w:szCs w:val="14"/>
+              </w:rPr>
+            </w:pPr>
+            <w:r>
+              <w:rPr>
+                <w:rFonts w:eastAsia="Courier New"/>
+                <w:sz w:val="14"/>
+                <w:szCs w:val="14"/>
+              </w:rPr>
+              <w:t>-</w:t>
+            </w:r>
+          </w:p>
+        </w:tc>
+      </w:tr>
+      <w:tr>
+        <w:tblPrEx>
+          <w:tblCellMar>
+            <w:top w:w="0pt" w:type="dxa"/>
+            <w:bottom w:w="0pt" w:type="dxa"/>
+          </w:tblCellMar>
+        </w:tblPrEx>
+        <w:tc>
+          <w:tcPr>
+            <w:tcW w:w="21.36%" w:type="pct"/>
+            <w:tcBorders>
+              <w:top w:val="single" w:sz="1" w:space="0" w:color="CCCCCC"/>
+              <w:start w:val="single" w:sz="1" w:space="0" w:color="CCCCCC"/>
+              <w:bottom w:val="single" w:sz="1" w:space="0" w:color="CCCCCC"/>
+              <w:end w:val="single" w:sz="1" w:space="0" w:color="CCCCCC"/>
+            </w:tcBorders>
+            <w:shd w:val="clear" w:color="auto" w:fill="FFFFFF"/>
+            <w:tcMar>
+              <w:top w:w="3pt" w:type="dxa"/>
+              <w:start w:w="6pt" w:type="dxa"/>
+              <w:bottom w:w="3pt" w:type="dxa"/>
+              <w:end w:w="6pt" w:type="dxa"/>
+            </w:tcMar>
+          </w:tcPr>
+          <w:p>
+            <w:pPr>
+              <w:rPr>
+                <w:sz w:val="14"/>
+                <w:szCs w:val="14"/>
+              </w:rPr>
+            </w:pPr>
+            <w:r>
+              <w:rPr>
+                <w:rFonts w:eastAsia="Courier New"/>
+                <w:sz w:val="14"/>
+                <w:szCs w:val="14"/>
+              </w:rPr>
+              <w:t>Ridge</w:t>
+            </w:r>
+          </w:p>
+        </w:tc>
+        <w:tc>
+          <w:tcPr>
+            <w:tcW w:w="78.64%" w:type="pct"/>
+            <w:tcBorders>
+              <w:top w:val="single" w:sz="1" w:space="0" w:color="CCCCCC"/>
+              <w:start w:val="single" w:sz="1" w:space="0" w:color="CCCCCC"/>
+              <w:bottom w:val="single" w:sz="1" w:space="0" w:color="CCCCCC"/>
+              <w:end w:val="single" w:sz="1" w:space="0" w:color="CCCCCC"/>
+            </w:tcBorders>
+            <w:shd w:val="clear" w:color="auto" w:fill="FFFFFF"/>
+            <w:tcMar>
+              <w:top w:w="3pt" w:type="dxa"/>
+              <w:start w:w="6pt" w:type="dxa"/>
+              <w:bottom w:w="3pt" w:type="dxa"/>
+              <w:end w:w="6pt" w:type="dxa"/>
+            </w:tcMar>
+          </w:tcPr>
+          <w:p>
+            <w:pPr>
+              <w:rPr>
+                <w:sz w:val="14"/>
+                <w:szCs w:val="14"/>
+              </w:rPr>
+            </w:pPr>
+            <w:r>
+              <w:rPr>
+                <w:rFonts w:eastAsia="Courier New"/>
+                <w:sz w:val="14"/>
+                <w:szCs w:val="14"/>
+              </w:rPr>
+              <w:t>{'alpha': 100.0}</w:t>
+            </w:r>
+          </w:p>
+        </w:tc>
+      </w:tr>
+      <w:tr>
+        <w:tblPrEx>
+          <w:tblCellMar>
+            <w:top w:w="0pt" w:type="dxa"/>
+            <w:bottom w:w="0pt" w:type="dxa"/>
+          </w:tblCellMar>
+        </w:tblPrEx>
+        <w:tc>
+          <w:tcPr>
+            <w:tcW w:w="21.36%" w:type="pct"/>
+            <w:tcBorders>
+              <w:top w:val="single" w:sz="1" w:space="0" w:color="CCCCCC"/>
+              <w:start w:val="single" w:sz="1" w:space="0" w:color="CCCCCC"/>
+              <w:bottom w:val="single" w:sz="1" w:space="0" w:color="CCCCCC"/>
+              <w:end w:val="single" w:sz="1" w:space="0" w:color="CCCCCC"/>
+            </w:tcBorders>
+            <w:shd w:val="clear" w:color="auto" w:fill="F5F7FA"/>
+            <w:tcMar>
+              <w:top w:w="3pt" w:type="dxa"/>
+              <w:start w:w="6pt" w:type="dxa"/>
+              <w:bottom w:w="3pt" w:type="dxa"/>
+              <w:end w:w="6pt" w:type="dxa"/>
+            </w:tcMar>
+          </w:tcPr>
+          <w:p>
+            <w:pPr>
+              <w:rPr>
+                <w:sz w:val="14"/>
+                <w:szCs w:val="14"/>
+              </w:rPr>
+            </w:pPr>
+            <w:r>
+              <w:rPr>
+                <w:rFonts w:eastAsia="Courier New"/>
+                <w:sz w:val="14"/>
+                <w:szCs w:val="14"/>
+              </w:rPr>
+              <w:t>Lasso</w:t>
+            </w:r>
+          </w:p>
+        </w:tc>
+        <w:tc>
+          <w:tcPr>
+            <w:tcW w:w="78.64%" w:type="pct"/>
+            <w:tcBorders>
+              <w:top w:val="single" w:sz="1" w:space="0" w:color="CCCCCC"/>
+              <w:start w:val="single" w:sz="1" w:space="0" w:color="CCCCCC"/>
+              <w:bottom w:val="single" w:sz="1" w:space="0" w:color="CCCCCC"/>
+              <w:end w:val="single" w:sz="1" w:space="0" w:color="CCCCCC"/>
+            </w:tcBorders>
+            <w:shd w:val="clear" w:color="auto" w:fill="F5F7FA"/>
+            <w:tcMar>
+              <w:top w:w="3pt" w:type="dxa"/>
+              <w:start w:w="6pt" w:type="dxa"/>
+              <w:bottom w:w="3pt" w:type="dxa"/>
+              <w:end w:w="6pt" w:type="dxa"/>
+            </w:tcMar>
+          </w:tcPr>
+          <w:p>
+            <w:pPr>
+              <w:rPr>
+                <w:sz w:val="14"/>
+                <w:szCs w:val="14"/>
+              </w:rPr>
+            </w:pPr>
+            <w:r>
+              <w:rPr>
+                <w:rFonts w:eastAsia="Courier New"/>
+                <w:sz w:val="14"/>
+                <w:szCs w:val="14"/>
+              </w:rPr>
+              <w:t>{'alpha': 1.0}</w:t>
+            </w:r>
+          </w:p>
+        </w:tc>
+      </w:tr>
+      <w:tr>
+        <w:tblPrEx>
+          <w:tblCellMar>
+            <w:top w:w="0pt" w:type="dxa"/>
+            <w:bottom w:w="0pt" w:type="dxa"/>
+          </w:tblCellMar>
+        </w:tblPrEx>
+        <w:tc>
+          <w:tcPr>
+            <w:tcW w:w="21.36%" w:type="pct"/>
+            <w:tcBorders>
+              <w:top w:val="single" w:sz="1" w:space="0" w:color="CCCCCC"/>
+              <w:start w:val="single" w:sz="1" w:space="0" w:color="CCCCCC"/>
+              <w:bottom w:val="single" w:sz="1" w:space="0" w:color="CCCCCC"/>
+              <w:end w:val="single" w:sz="1" w:space="0" w:color="CCCCCC"/>
+            </w:tcBorders>
+            <w:shd w:val="clear" w:color="auto" w:fill="FFFFFF"/>
+            <w:tcMar>
+              <w:top w:w="3pt" w:type="dxa"/>
+              <w:start w:w="6pt" w:type="dxa"/>
+              <w:bottom w:w="3pt" w:type="dxa"/>
+              <w:end w:w="6pt" w:type="dxa"/>
+            </w:tcMar>
+          </w:tcPr>
+          <w:p>
+            <w:pPr>
+              <w:rPr>
+                <w:sz w:val="14"/>
+                <w:szCs w:val="14"/>
+              </w:rPr>
+            </w:pPr>
+            <w:r>
+              <w:rPr>
+                <w:rFonts w:eastAsia="Courier New"/>
+                <w:sz w:val="14"/>
+                <w:szCs w:val="14"/>
+              </w:rPr>
+              <w:t>ElasticNet</w:t>
+            </w:r>
+          </w:p>
+        </w:tc>
+        <w:tc>
+          <w:tcPr>
+            <w:tcW w:w="78.64%" w:type="pct"/>
+            <w:tcBorders>
+              <w:top w:val="single" w:sz="1" w:space="0" w:color="CCCCCC"/>
+              <w:start w:val="single" w:sz="1" w:space="0" w:color="CCCCCC"/>
+              <w:bottom w:val="single" w:sz="1" w:space="0" w:color="CCCCCC"/>
+              <w:end w:val="single" w:sz="1" w:space="0" w:color="CCCCCC"/>
+            </w:tcBorders>
+            <w:shd w:val="clear" w:color="auto" w:fill="FFFFFF"/>
+            <w:tcMar>
+              <w:top w:w="3pt" w:type="dxa"/>
+              <w:start w:w="6pt" w:type="dxa"/>
+              <w:bottom w:w="3pt" w:type="dxa"/>
+              <w:end w:w="6pt" w:type="dxa"/>
+            </w:tcMar>
+          </w:tcPr>
+          <w:p>
+            <w:pPr>
+              <w:rPr>
+                <w:sz w:val="14"/>
+                <w:szCs w:val="14"/>
+              </w:rPr>
+            </w:pPr>
+            <w:r>
+              <w:rPr>
+                <w:rFonts w:eastAsia="Courier New"/>
+                <w:sz w:val="14"/>
+                <w:szCs w:val="14"/>
+              </w:rPr>
+              <w:t>{'alpha': 0.1, 'l1_ratio': 0.1}</w:t>
+            </w:r>
+          </w:p>
+        </w:tc>
+      </w:tr>
+      <w:tr>
+        <w:tblPrEx>
+          <w:tblCellMar>
+            <w:top w:w="0pt" w:type="dxa"/>
+            <w:bottom w:w="0pt" w:type="dxa"/>
+          </w:tblCellMar>
+        </w:tblPrEx>
+        <w:tc>
+          <w:tcPr>
+            <w:tcW w:w="21.36%" w:type="pct"/>
+            <w:tcBorders>
+              <w:top w:val="single" w:sz="1" w:space="0" w:color="CCCCCC"/>
+              <w:start w:val="single" w:sz="1" w:space="0" w:color="CCCCCC"/>
+              <w:bottom w:val="single" w:sz="1" w:space="0" w:color="CCCCCC"/>
+              <w:end w:val="single" w:sz="1" w:space="0" w:color="CCCCCC"/>
+            </w:tcBorders>
+            <w:shd w:val="clear" w:color="auto" w:fill="F5F7FA"/>
+            <w:tcMar>
+              <w:top w:w="3pt" w:type="dxa"/>
+              <w:start w:w="6pt" w:type="dxa"/>
+              <w:bottom w:w="3pt" w:type="dxa"/>
+              <w:end w:w="6pt" w:type="dxa"/>
+            </w:tcMar>
+          </w:tcPr>
+          <w:p>
+            <w:pPr>
+              <w:rPr>
+                <w:sz w:val="14"/>
+                <w:szCs w:val="14"/>
+              </w:rPr>
+            </w:pPr>
+            <w:r>
+              <w:rPr>
+                <w:rFonts w:eastAsia="Courier New"/>
+                <w:sz w:val="14"/>
+                <w:szCs w:val="14"/>
+              </w:rPr>
+              <w:t>KNeighbors</w:t>
+            </w:r>
+          </w:p>
+        </w:tc>
+        <w:tc>
+          <w:tcPr>
+            <w:tcW w:w="78.64%" w:type="pct"/>
+            <w:tcBorders>
+              <w:top w:val="single" w:sz="1" w:space="0" w:color="CCCCCC"/>
+              <w:start w:val="single" w:sz="1" w:space="0" w:color="CCCCCC"/>
+              <w:bottom w:val="single" w:sz="1" w:space="0" w:color="CCCCCC"/>
+              <w:end w:val="single" w:sz="1" w:space="0" w:color="CCCCCC"/>
+            </w:tcBorders>
+            <w:shd w:val="clear" w:color="auto" w:fill="F5F7FA"/>
+            <w:tcMar>
+              <w:top w:w="3pt" w:type="dxa"/>
+              <w:start w:w="6pt" w:type="dxa"/>
+              <w:bottom w:w="3pt" w:type="dxa"/>
+              <w:end w:w="6pt" w:type="dxa"/>
+            </w:tcMar>
+          </w:tcPr>
+          <w:p>
+            <w:pPr>
+              <w:rPr>
+                <w:sz w:val="14"/>
+                <w:szCs w:val="14"/>
+              </w:rPr>
+            </w:pPr>
+            <w:r>
+              <w:rPr>
+                <w:rFonts w:eastAsia="Courier New"/>
+                <w:sz w:val="14"/>
+                <w:szCs w:val="14"/>
+              </w:rPr>
+              <w:t>{'n_neighbors': 15, 'weights': 'distance'}</w:t>
+            </w:r>
+          </w:p>
+        </w:tc>
+      </w:tr>
+      <w:tr>
+        <w:tblPrEx>
+          <w:tblCellMar>
+            <w:top w:w="0pt" w:type="dxa"/>
+            <w:bottom w:w="0pt" w:type="dxa"/>
+          </w:tblCellMar>
+        </w:tblPrEx>
+        <w:tc>
+          <w:tcPr>
+            <w:tcW w:w="21.36%" w:type="pct"/>
+            <w:tcBorders>
+              <w:top w:val="single" w:sz="1" w:space="0" w:color="CCCCCC"/>
+              <w:start w:val="single" w:sz="1" w:space="0" w:color="CCCCCC"/>
+              <w:bottom w:val="single" w:sz="1" w:space="0" w:color="CCCCCC"/>
+              <w:end w:val="single" w:sz="1" w:space="0" w:color="CCCCCC"/>
+            </w:tcBorders>
+            <w:shd w:val="clear" w:color="auto" w:fill="FFFFFF"/>
+            <w:tcMar>
+              <w:top w:w="3pt" w:type="dxa"/>
+              <w:start w:w="6pt" w:type="dxa"/>
+              <w:bottom w:w="3pt" w:type="dxa"/>
+              <w:end w:w="6pt" w:type="dxa"/>
+            </w:tcMar>
+          </w:tcPr>
+          <w:p>
+            <w:pPr>
+              <w:rPr>
+                <w:sz w:val="14"/>
+                <w:szCs w:val="14"/>
+              </w:rPr>
+            </w:pPr>
+            <w:r>
+              <w:rPr>
+                <w:rFonts w:eastAsia="Courier New"/>
+                <w:sz w:val="14"/>
+                <w:szCs w:val="14"/>
+              </w:rPr>
+              <w:t>RandomForest</w:t>
+            </w:r>
+          </w:p>
+        </w:tc>
+        <w:tc>
+          <w:tcPr>
+            <w:tcW w:w="78.64%" w:type="pct"/>
+            <w:tcBorders>
+              <w:top w:val="single" w:sz="1" w:space="0" w:color="CCCCCC"/>
+              <w:start w:val="single" w:sz="1" w:space="0" w:color="CCCCCC"/>
+              <w:bottom w:val="single" w:sz="1" w:space="0" w:color="CCCCCC"/>
+              <w:end w:val="single" w:sz="1" w:space="0" w:color="CCCCCC"/>
+            </w:tcBorders>
+            <w:shd w:val="clear" w:color="auto" w:fill="FFFFFF"/>
+            <w:tcMar>
+              <w:top w:w="3pt" w:type="dxa"/>
+              <w:start w:w="6pt" w:type="dxa"/>
+              <w:bottom w:w="3pt" w:type="dxa"/>
+              <w:end w:w="6pt" w:type="dxa"/>
+            </w:tcMar>
+          </w:tcPr>
+          <w:p>
+            <w:pPr>
+              <w:rPr>
+                <w:sz w:val="14"/>
+                <w:szCs w:val="14"/>
+              </w:rPr>
+            </w:pPr>
+            <w:r>
+              <w:rPr>
+                <w:rFonts w:eastAsia="Courier New"/>
+                <w:sz w:val="14"/>
+                <w:szCs w:val="14"/>
+              </w:rPr>
+              <w:t>{'max_depth': 5, 'min_samples_split': 2, 'n_estimators': 100}</w:t>
+            </w:r>
+          </w:p>
+        </w:tc>
+      </w:tr>
+      <w:tr>
+        <w:tblPrEx>
+          <w:tblCellMar>
+            <w:top w:w="0pt" w:type="dxa"/>
+            <w:bottom w:w="0pt" w:type="dxa"/>
+          </w:tblCellMar>
+        </w:tblPrEx>
+        <w:tc>
+          <w:tcPr>
+            <w:tcW w:w="21.36%" w:type="pct"/>
+            <w:tcBorders>
+              <w:top w:val="single" w:sz="1" w:space="0" w:color="CCCCCC"/>
+              <w:start w:val="single" w:sz="1" w:space="0" w:color="CCCCCC"/>
+              <w:bottom w:val="single" w:sz="1" w:space="0" w:color="CCCCCC"/>
+              <w:end w:val="single" w:sz="1" w:space="0" w:color="CCCCCC"/>
+            </w:tcBorders>
+            <w:shd w:val="clear" w:color="auto" w:fill="F5F7FA"/>
+            <w:tcMar>
+              <w:top w:w="3pt" w:type="dxa"/>
+              <w:start w:w="6pt" w:type="dxa"/>
+              <w:bottom w:w="3pt" w:type="dxa"/>
+              <w:end w:w="6pt" w:type="dxa"/>
+            </w:tcMar>
+          </w:tcPr>
+          <w:p>
+            <w:pPr>
+              <w:rPr>
+                <w:sz w:val="14"/>
+                <w:szCs w:val="14"/>
+              </w:rPr>
+            </w:pPr>
+            <w:r>
+              <w:rPr>
+                <w:rFonts w:eastAsia="Courier New"/>
+                <w:sz w:val="14"/>
+                <w:szCs w:val="14"/>
+              </w:rPr>
+              <w:t>XGBoost</w:t>
+            </w:r>
+          </w:p>
+        </w:tc>
+        <w:tc>
+          <w:tcPr>
+            <w:tcW w:w="78.64%" w:type="pct"/>
+            <w:tcBorders>
+              <w:top w:val="single" w:sz="1" w:space="0" w:color="CCCCCC"/>
+              <w:start w:val="single" w:sz="1" w:space="0" w:color="CCCCCC"/>
+              <w:bottom w:val="single" w:sz="1" w:space="0" w:color="CCCCCC"/>
+              <w:end w:val="single" w:sz="1" w:space="0" w:color="CCCCCC"/>
+            </w:tcBorders>
+            <w:shd w:val="clear" w:color="auto" w:fill="F5F7FA"/>
+            <w:tcMar>
+              <w:top w:w="3pt" w:type="dxa"/>
+              <w:start w:w="6pt" w:type="dxa"/>
+              <w:bottom w:w="3pt" w:type="dxa"/>
+              <w:end w:w="6pt" w:type="dxa"/>
+            </w:tcMar>
+          </w:tcPr>
+          <w:p>
+            <w:pPr>
+              <w:rPr>
+                <w:sz w:val="14"/>
+                <w:szCs w:val="14"/>
+              </w:rPr>
+            </w:pPr>
+            <w:r>
+              <w:rPr>
+                <w:rFonts w:eastAsia="Courier New"/>
+                <w:sz w:val="14"/>
+                <w:szCs w:val="14"/>
+              </w:rPr>
+              <w:t>{'learning_rate': 0.01, 'max_depth': 5, 'n_estimators': 200, 'subsample': 0.8}</w:t>
+            </w:r>
+          </w:p>
+        </w:tc>
+      </w:tr>
+      <w:tr>
+        <w:tblPrEx>
+          <w:tblCellMar>
+            <w:top w:w="0pt" w:type="dxa"/>
+            <w:bottom w:w="0pt" w:type="dxa"/>
+          </w:tblCellMar>
+        </w:tblPrEx>
+        <w:tc>
+          <w:tcPr>
+            <w:tcW w:w="21.36%" w:type="pct"/>
+            <w:tcBorders>
+              <w:top w:val="single" w:sz="1" w:space="0" w:color="CCCCCC"/>
+              <w:start w:val="single" w:sz="1" w:space="0" w:color="CCCCCC"/>
+              <w:bottom w:val="single" w:sz="1" w:space="0" w:color="CCCCCC"/>
+              <w:end w:val="single" w:sz="1" w:space="0" w:color="CCCCCC"/>
+            </w:tcBorders>
+            <w:shd w:val="clear" w:color="auto" w:fill="FFFFFF"/>
+            <w:tcMar>
+              <w:top w:w="3pt" w:type="dxa"/>
+              <w:start w:w="6pt" w:type="dxa"/>
+              <w:bottom w:w="3pt" w:type="dxa"/>
+              <w:end w:w="6pt" w:type="dxa"/>
+            </w:tcMar>
+          </w:tcPr>
+          <w:p>
+            <w:pPr>
+              <w:rPr>
+                <w:sz w:val="14"/>
+                <w:szCs w:val="14"/>
+              </w:rPr>
+            </w:pPr>
+            <w:r>
+              <w:rPr>
+                <w:rFonts w:eastAsia="Courier New"/>
+                <w:sz w:val="14"/>
+                <w:szCs w:val="14"/>
+              </w:rPr>
+              <w:t>LightGBM</w:t>
+            </w:r>
+          </w:p>
+        </w:tc>
+        <w:tc>
+          <w:tcPr>
+            <w:tcW w:w="78.64%" w:type="pct"/>
+            <w:tcBorders>
+              <w:top w:val="single" w:sz="1" w:space="0" w:color="CCCCCC"/>
+              <w:start w:val="single" w:sz="1" w:space="0" w:color="CCCCCC"/>
+              <w:bottom w:val="single" w:sz="1" w:space="0" w:color="CCCCCC"/>
+              <w:end w:val="single" w:sz="1" w:space="0" w:color="CCCCCC"/>
+            </w:tcBorders>
+            <w:shd w:val="clear" w:color="auto" w:fill="FFFFFF"/>
+            <w:tcMar>
+              <w:top w:w="3pt" w:type="dxa"/>
+              <w:start w:w="6pt" w:type="dxa"/>
+              <w:bottom w:w="3pt" w:type="dxa"/>
+              <w:end w:w="6pt" w:type="dxa"/>
+            </w:tcMar>
+          </w:tcPr>
+          <w:p>
+            <w:pPr>
+              <w:keepNext/>
+              <w:rPr>
+                <w:sz w:val="14"/>
+                <w:szCs w:val="14"/>
+              </w:rPr>
+            </w:pPr>
+            <w:r>
+              <w:rPr>
+                <w:rFonts w:eastAsia="Courier New"/>
+                <w:sz w:val="14"/>
+                <w:szCs w:val="14"/>
+              </w:rPr>
+              <w:t>{'learning_rate': 0.01, 'max_depth': 3, 'n_estimators': 300, 'num_leaves': 15}</w:t>
+            </w:r>
+          </w:p>
+        </w:tc>
+      </w:tr>
+    </w:tbl>
+    <w:p>
+      <w:pPr>
+        <w:pStyle w:val="Caption"/>
+      </w:pPr>
+      <w:r>
+        <w:t xml:space="preserve">Tabela </w:t>
+      </w:r>
+      <w:fldSimple w:instr=" SEQ Tabela \* ARABIC ">
+        <w:r>
+          <w:rPr>
+            <w:noProof/>
+          </w:rPr>
+          <w:t>3</w:t>
+        </w:r>
+      </w:fldSimple>
+      <w:r>
+        <w:t xml:space="preserve"> </w:t>
+      </w:r>
+      <w:r>
+        <w:t>GridSearch RB</w:t>
+      </w:r>
+    </w:p>
+    <w:tbl>
+      <w:tblPr>
+        <w:tblW w:w="100.0%" w:type="pct"/>
+        <w:tblBorders>
+          <w:top w:val="single" w:sz="4" w:space="0" w:color="auto"/>
+          <w:start w:val="single" w:sz="4" w:space="0" w:color="auto"/>
+          <w:bottom w:val="single" w:sz="4" w:space="0" w:color="auto"/>
+          <w:end w:val="single" w:sz="4" w:space="0" w:color="auto"/>
+          <w:insideH w:val="single" w:sz="4" w:space="0" w:color="auto"/>
+          <w:insideV w:val="single" w:sz="4" w:space="0" w:color="auto"/>
+        </w:tblBorders>
+        <w:tblCellMar>
+          <w:start w:w="0.50pt" w:type="dxa"/>
+          <w:end w:w="0.50pt" w:type="dxa"/>
+        </w:tblCellMar>
+        <w:tblLook w:firstRow="0" w:lastRow="0" w:firstColumn="0" w:lastColumn="0" w:noHBand="0" w:noVBand="0"/>
+      </w:tblPr>
+      <w:tblGrid>
+        <w:gridCol w:w="1228"/>
+        <w:gridCol w:w="3636"/>
+      </w:tblGrid>
+      <w:tr>
+        <w:tblPrEx>
+          <w:tblCellMar>
+            <w:top w:w="0pt" w:type="dxa"/>
+            <w:bottom w:w="0pt" w:type="dxa"/>
+          </w:tblCellMar>
+        </w:tblPrEx>
+        <w:trPr>
+          <w:tblHeader/>
+        </w:trPr>
+        <w:tc>
+          <w:tcPr>
+            <w:tcW w:w="21.36%" w:type="pct"/>
+            <w:tcBorders>
+              <w:top w:val="single" w:sz="1" w:space="0" w:color="CCCCCC"/>
+              <w:start w:val="single" w:sz="1" w:space="0" w:color="CCCCCC"/>
+              <w:bottom w:val="single" w:sz="1" w:space="0" w:color="CCCCCC"/>
+              <w:end w:val="single" w:sz="1" w:space="0" w:color="CCCCCC"/>
+            </w:tcBorders>
+            <w:shd w:val="clear" w:color="auto" w:fill="2E4057"/>
+            <w:tcMar>
+              <w:top w:w="4pt" w:type="dxa"/>
+              <w:start w:w="6pt" w:type="dxa"/>
+              <w:bottom w:w="4pt" w:type="dxa"/>
+              <w:end w:w="6pt" w:type="dxa"/>
+            </w:tcMar>
+          </w:tcPr>
+          <w:p>
+            <w:pPr>
+              <w:rPr>
+                <w:sz w:val="14"/>
+                <w:szCs w:val="14"/>
+              </w:rPr>
+            </w:pPr>
+            <w:r>
+              <w:rPr>
+                <w:rFonts w:eastAsia="Arial"/>
+                <w:b/>
+                <w:bCs/>
+                <w:color w:val="FFFFFF"/>
+                <w:sz w:val="14"/>
+                <w:szCs w:val="14"/>
+              </w:rPr>
+              <w:t>Model</w:t>
+            </w:r>
+          </w:p>
+        </w:tc>
+        <w:tc>
+          <w:tcPr>
+            <w:tcW w:w="78.64%" w:type="pct"/>
+            <w:tcBorders>
+              <w:top w:val="single" w:sz="1" w:space="0" w:color="CCCCCC"/>
+              <w:start w:val="single" w:sz="1" w:space="0" w:color="CCCCCC"/>
+              <w:bottom w:val="single" w:sz="1" w:space="0" w:color="CCCCCC"/>
+              <w:end w:val="single" w:sz="1" w:space="0" w:color="CCCCCC"/>
+            </w:tcBorders>
+            <w:shd w:val="clear" w:color="auto" w:fill="2E4057"/>
+            <w:tcMar>
+              <w:top w:w="4pt" w:type="dxa"/>
+              <w:start w:w="6pt" w:type="dxa"/>
+              <w:bottom w:w="4pt" w:type="dxa"/>
+              <w:end w:w="6pt" w:type="dxa"/>
+            </w:tcMar>
+          </w:tcPr>
+          <w:p>
+            <w:pPr>
+              <w:rPr>
+                <w:sz w:val="14"/>
+                <w:szCs w:val="14"/>
+              </w:rPr>
+            </w:pPr>
+            <w:r>
+              <w:rPr>
+                <w:rFonts w:eastAsia="Arial"/>
+                <w:b/>
+                <w:bCs/>
+                <w:color w:val="FFFFFF"/>
+                <w:sz w:val="14"/>
+                <w:szCs w:val="14"/>
+              </w:rPr>
+              <w:t>Najbolji parametri</w:t>
+            </w:r>
+          </w:p>
+        </w:tc>
+      </w:tr>
+      <w:tr>
+        <w:tblPrEx>
+          <w:tblCellMar>
+            <w:top w:w="0pt" w:type="dxa"/>
+            <w:bottom w:w="0pt" w:type="dxa"/>
+          </w:tblCellMar>
+        </w:tblPrEx>
+        <w:tc>
+          <w:tcPr>
+            <w:tcW w:w="21.36%" w:type="pct"/>
+            <w:tcBorders>
+              <w:top w:val="single" w:sz="1" w:space="0" w:color="CCCCCC"/>
+              <w:start w:val="single" w:sz="1" w:space="0" w:color="CCCCCC"/>
+              <w:bottom w:val="single" w:sz="1" w:space="0" w:color="CCCCCC"/>
+              <w:end w:val="single" w:sz="1" w:space="0" w:color="CCCCCC"/>
+            </w:tcBorders>
+            <w:shd w:val="clear" w:color="auto" w:fill="F5F7FA"/>
+            <w:tcMar>
+              <w:top w:w="3pt" w:type="dxa"/>
+              <w:start w:w="6pt" w:type="dxa"/>
+              <w:bottom w:w="3pt" w:type="dxa"/>
+              <w:end w:w="6pt" w:type="dxa"/>
+            </w:tcMar>
+          </w:tcPr>
+          <w:p>
+            <w:pPr>
+              <w:rPr>
+                <w:sz w:val="14"/>
+                <w:szCs w:val="14"/>
+              </w:rPr>
+            </w:pPr>
+            <w:r>
+              <w:rPr>
+                <w:rFonts w:eastAsia="Courier New"/>
+                <w:sz w:val="14"/>
+                <w:szCs w:val="14"/>
+              </w:rPr>
+              <w:t>LinearRegression</w:t>
+            </w:r>
+          </w:p>
+        </w:tc>
+        <w:tc>
+          <w:tcPr>
+            <w:tcW w:w="78.64%" w:type="pct"/>
+            <w:tcBorders>
+              <w:top w:val="single" w:sz="1" w:space="0" w:color="CCCCCC"/>
+              <w:start w:val="single" w:sz="1" w:space="0" w:color="CCCCCC"/>
+              <w:bottom w:val="single" w:sz="1" w:space="0" w:color="CCCCCC"/>
+              <w:end w:val="single" w:sz="1" w:space="0" w:color="CCCCCC"/>
+            </w:tcBorders>
+            <w:shd w:val="clear" w:color="auto" w:fill="F5F7FA"/>
+            <w:tcMar>
+              <w:top w:w="3pt" w:type="dxa"/>
+              <w:start w:w="6pt" w:type="dxa"/>
+              <w:bottom w:w="3pt" w:type="dxa"/>
+              <w:end w:w="6pt" w:type="dxa"/>
+            </w:tcMar>
+          </w:tcPr>
+          <w:p>
+            <w:pPr>
+              <w:rPr>
+                <w:sz w:val="14"/>
+                <w:szCs w:val="14"/>
+              </w:rPr>
+            </w:pPr>
+            <w:r>
+              <w:rPr>
+                <w:rFonts w:eastAsia="Courier New"/>
+                <w:sz w:val="14"/>
+                <w:szCs w:val="14"/>
+              </w:rPr>
+              <w:t>-</w:t>
+            </w:r>
+          </w:p>
+        </w:tc>
+      </w:tr>
+      <w:tr>
+        <w:tblPrEx>
+          <w:tblCellMar>
+            <w:top w:w="0pt" w:type="dxa"/>
+            <w:bottom w:w="0pt" w:type="dxa"/>
+          </w:tblCellMar>
+        </w:tblPrEx>
+        <w:tc>
+          <w:tcPr>
+            <w:tcW w:w="21.36%" w:type="pct"/>
+            <w:tcBorders>
+              <w:top w:val="single" w:sz="1" w:space="0" w:color="CCCCCC"/>
+              <w:start w:val="single" w:sz="1" w:space="0" w:color="CCCCCC"/>
+              <w:bottom w:val="single" w:sz="1" w:space="0" w:color="CCCCCC"/>
+              <w:end w:val="single" w:sz="1" w:space="0" w:color="CCCCCC"/>
+            </w:tcBorders>
+            <w:shd w:val="clear" w:color="auto" w:fill="FFFFFF"/>
+            <w:tcMar>
+              <w:top w:w="3pt" w:type="dxa"/>
+              <w:start w:w="6pt" w:type="dxa"/>
+              <w:bottom w:w="3pt" w:type="dxa"/>
+              <w:end w:w="6pt" w:type="dxa"/>
+            </w:tcMar>
+          </w:tcPr>
+          <w:p>
+            <w:pPr>
+              <w:rPr>
+                <w:sz w:val="14"/>
+                <w:szCs w:val="14"/>
+              </w:rPr>
+            </w:pPr>
+            <w:r>
+              <w:rPr>
+                <w:rFonts w:eastAsia="Courier New"/>
+                <w:sz w:val="14"/>
+                <w:szCs w:val="14"/>
+              </w:rPr>
+              <w:t>Ridge</w:t>
+            </w:r>
+          </w:p>
+        </w:tc>
+        <w:tc>
+          <w:tcPr>
+            <w:tcW w:w="78.64%" w:type="pct"/>
+            <w:tcBorders>
+              <w:top w:val="single" w:sz="1" w:space="0" w:color="CCCCCC"/>
+              <w:start w:val="single" w:sz="1" w:space="0" w:color="CCCCCC"/>
+              <w:bottom w:val="single" w:sz="1" w:space="0" w:color="CCCCCC"/>
+              <w:end w:val="single" w:sz="1" w:space="0" w:color="CCCCCC"/>
+            </w:tcBorders>
+            <w:shd w:val="clear" w:color="auto" w:fill="FFFFFF"/>
+            <w:tcMar>
+              <w:top w:w="3pt" w:type="dxa"/>
+              <w:start w:w="6pt" w:type="dxa"/>
+              <w:bottom w:w="3pt" w:type="dxa"/>
+              <w:end w:w="6pt" w:type="dxa"/>
+            </w:tcMar>
+          </w:tcPr>
+          <w:p>
+            <w:pPr>
+              <w:rPr>
+                <w:sz w:val="14"/>
+                <w:szCs w:val="14"/>
+              </w:rPr>
+            </w:pPr>
+            <w:r>
+              <w:rPr>
+                <w:rFonts w:eastAsia="Courier New"/>
+                <w:sz w:val="14"/>
+                <w:szCs w:val="14"/>
+              </w:rPr>
+              <w:t>{'alpha': 100.0}</w:t>
+            </w:r>
+          </w:p>
+        </w:tc>
+      </w:tr>
+      <w:tr>
+        <w:tblPrEx>
+          <w:tblCellMar>
+            <w:top w:w="0pt" w:type="dxa"/>
+            <w:bottom w:w="0pt" w:type="dxa"/>
+          </w:tblCellMar>
+        </w:tblPrEx>
+        <w:tc>
+          <w:tcPr>
+            <w:tcW w:w="21.36%" w:type="pct"/>
+            <w:tcBorders>
+              <w:top w:val="single" w:sz="1" w:space="0" w:color="CCCCCC"/>
+              <w:start w:val="single" w:sz="1" w:space="0" w:color="CCCCCC"/>
+              <w:bottom w:val="single" w:sz="1" w:space="0" w:color="CCCCCC"/>
+              <w:end w:val="single" w:sz="1" w:space="0" w:color="CCCCCC"/>
+            </w:tcBorders>
+            <w:shd w:val="clear" w:color="auto" w:fill="F5F7FA"/>
+            <w:tcMar>
+              <w:top w:w="3pt" w:type="dxa"/>
+              <w:start w:w="6pt" w:type="dxa"/>
+              <w:bottom w:w="3pt" w:type="dxa"/>
+              <w:end w:w="6pt" w:type="dxa"/>
+            </w:tcMar>
+          </w:tcPr>
+          <w:p>
+            <w:pPr>
+              <w:rPr>
+                <w:sz w:val="14"/>
+                <w:szCs w:val="14"/>
+              </w:rPr>
+            </w:pPr>
+            <w:r>
+              <w:rPr>
+                <w:rFonts w:eastAsia="Courier New"/>
+                <w:sz w:val="14"/>
+                <w:szCs w:val="14"/>
+              </w:rPr>
+              <w:t>Lasso</w:t>
+            </w:r>
+          </w:p>
+        </w:tc>
+        <w:tc>
+          <w:tcPr>
+            <w:tcW w:w="78.64%" w:type="pct"/>
+            <w:tcBorders>
+              <w:top w:val="single" w:sz="1" w:space="0" w:color="CCCCCC"/>
+              <w:start w:val="single" w:sz="1" w:space="0" w:color="CCCCCC"/>
+              <w:bottom w:val="single" w:sz="1" w:space="0" w:color="CCCCCC"/>
+              <w:end w:val="single" w:sz="1" w:space="0" w:color="CCCCCC"/>
+            </w:tcBorders>
+            <w:shd w:val="clear" w:color="auto" w:fill="F5F7FA"/>
+            <w:tcMar>
+              <w:top w:w="3pt" w:type="dxa"/>
+              <w:start w:w="6pt" w:type="dxa"/>
+              <w:bottom w:w="3pt" w:type="dxa"/>
+              <w:end w:w="6pt" w:type="dxa"/>
+            </w:tcMar>
+          </w:tcPr>
+          <w:p>
+            <w:pPr>
+              <w:rPr>
+                <w:sz w:val="14"/>
+                <w:szCs w:val="14"/>
+              </w:rPr>
+            </w:pPr>
+            <w:r>
+              <w:rPr>
+                <w:rFonts w:eastAsia="Courier New"/>
+                <w:sz w:val="14"/>
+                <w:szCs w:val="14"/>
+              </w:rPr>
+              <w:t>{'alpha': 1.0}</w:t>
+            </w:r>
+          </w:p>
+        </w:tc>
+      </w:tr>
+      <w:tr>
+        <w:tblPrEx>
+          <w:tblCellMar>
+            <w:top w:w="0pt" w:type="dxa"/>
+            <w:bottom w:w="0pt" w:type="dxa"/>
+          </w:tblCellMar>
+        </w:tblPrEx>
+        <w:tc>
+          <w:tcPr>
+            <w:tcW w:w="21.36%" w:type="pct"/>
+            <w:tcBorders>
+              <w:top w:val="single" w:sz="1" w:space="0" w:color="CCCCCC"/>
+              <w:start w:val="single" w:sz="1" w:space="0" w:color="CCCCCC"/>
+              <w:bottom w:val="single" w:sz="1" w:space="0" w:color="CCCCCC"/>
+              <w:end w:val="single" w:sz="1" w:space="0" w:color="CCCCCC"/>
+            </w:tcBorders>
+            <w:shd w:val="clear" w:color="auto" w:fill="FFFFFF"/>
+            <w:tcMar>
+              <w:top w:w="3pt" w:type="dxa"/>
+              <w:start w:w="6pt" w:type="dxa"/>
+              <w:bottom w:w="3pt" w:type="dxa"/>
+              <w:end w:w="6pt" w:type="dxa"/>
+            </w:tcMar>
+          </w:tcPr>
+          <w:p>
+            <w:pPr>
+              <w:rPr>
+                <w:sz w:val="14"/>
+                <w:szCs w:val="14"/>
+              </w:rPr>
+            </w:pPr>
+            <w:r>
+              <w:rPr>
+                <w:rFonts w:eastAsia="Courier New"/>
+                <w:sz w:val="14"/>
+                <w:szCs w:val="14"/>
+              </w:rPr>
+              <w:t>ElasticNet</w:t>
+            </w:r>
+          </w:p>
+        </w:tc>
+        <w:tc>
+          <w:tcPr>
+            <w:tcW w:w="78.64%" w:type="pct"/>
+            <w:tcBorders>
+              <w:top w:val="single" w:sz="1" w:space="0" w:color="CCCCCC"/>
+              <w:start w:val="single" w:sz="1" w:space="0" w:color="CCCCCC"/>
+              <w:bottom w:val="single" w:sz="1" w:space="0" w:color="CCCCCC"/>
+              <w:end w:val="single" w:sz="1" w:space="0" w:color="CCCCCC"/>
+            </w:tcBorders>
+            <w:shd w:val="clear" w:color="auto" w:fill="FFFFFF"/>
+            <w:tcMar>
+              <w:top w:w="3pt" w:type="dxa"/>
+              <w:start w:w="6pt" w:type="dxa"/>
+              <w:bottom w:w="3pt" w:type="dxa"/>
+              <w:end w:w="6pt" w:type="dxa"/>
+            </w:tcMar>
+          </w:tcPr>
+          <w:p>
+            <w:pPr>
+              <w:rPr>
+                <w:sz w:val="14"/>
+                <w:szCs w:val="14"/>
+              </w:rPr>
+            </w:pPr>
+            <w:r>
+              <w:rPr>
+                <w:rFonts w:eastAsia="Courier New"/>
+                <w:sz w:val="14"/>
+                <w:szCs w:val="14"/>
+              </w:rPr>
+              <w:t>{'alpha': 1.0, 'l1_ratio': 0.1}</w:t>
+            </w:r>
+          </w:p>
+        </w:tc>
+      </w:tr>
+      <w:tr>
+        <w:tblPrEx>
+          <w:tblCellMar>
+            <w:top w:w="0pt" w:type="dxa"/>
+            <w:bottom w:w="0pt" w:type="dxa"/>
+          </w:tblCellMar>
+        </w:tblPrEx>
+        <w:tc>
+          <w:tcPr>
+            <w:tcW w:w="21.36%" w:type="pct"/>
+            <w:tcBorders>
+              <w:top w:val="single" w:sz="1" w:space="0" w:color="CCCCCC"/>
+              <w:start w:val="single" w:sz="1" w:space="0" w:color="CCCCCC"/>
+              <w:bottom w:val="single" w:sz="1" w:space="0" w:color="CCCCCC"/>
+              <w:end w:val="single" w:sz="1" w:space="0" w:color="CCCCCC"/>
+            </w:tcBorders>
+            <w:shd w:val="clear" w:color="auto" w:fill="F5F7FA"/>
+            <w:tcMar>
+              <w:top w:w="3pt" w:type="dxa"/>
+              <w:start w:w="6pt" w:type="dxa"/>
+              <w:bottom w:w="3pt" w:type="dxa"/>
+              <w:end w:w="6pt" w:type="dxa"/>
+            </w:tcMar>
+          </w:tcPr>
+          <w:p>
+            <w:pPr>
+              <w:rPr>
+                <w:sz w:val="14"/>
+                <w:szCs w:val="14"/>
+              </w:rPr>
+            </w:pPr>
+            <w:r>
+              <w:rPr>
+                <w:rFonts w:eastAsia="Courier New"/>
+                <w:sz w:val="14"/>
+                <w:szCs w:val="14"/>
+              </w:rPr>
+              <w:t>KNeighbors</w:t>
+            </w:r>
+          </w:p>
+        </w:tc>
+        <w:tc>
+          <w:tcPr>
+            <w:tcW w:w="78.64%" w:type="pct"/>
+            <w:tcBorders>
+              <w:top w:val="single" w:sz="1" w:space="0" w:color="CCCCCC"/>
+              <w:start w:val="single" w:sz="1" w:space="0" w:color="CCCCCC"/>
+              <w:bottom w:val="single" w:sz="1" w:space="0" w:color="CCCCCC"/>
+              <w:end w:val="single" w:sz="1" w:space="0" w:color="CCCCCC"/>
+            </w:tcBorders>
+            <w:shd w:val="clear" w:color="auto" w:fill="F5F7FA"/>
+            <w:tcMar>
+              <w:top w:w="3pt" w:type="dxa"/>
+              <w:start w:w="6pt" w:type="dxa"/>
+              <w:bottom w:w="3pt" w:type="dxa"/>
+              <w:end w:w="6pt" w:type="dxa"/>
+            </w:tcMar>
+          </w:tcPr>
+          <w:p>
+            <w:pPr>
+              <w:rPr>
+                <w:sz w:val="14"/>
+                <w:szCs w:val="14"/>
+              </w:rPr>
+            </w:pPr>
+            <w:r>
+              <w:rPr>
+                <w:rFonts w:eastAsia="Courier New"/>
+                <w:sz w:val="14"/>
+                <w:szCs w:val="14"/>
+              </w:rPr>
+              <w:t>{'n_neighbors': 7, 'weights': 'uniform'}</w:t>
+            </w:r>
+          </w:p>
+        </w:tc>
+      </w:tr>
+      <w:tr>
+        <w:tblPrEx>
+          <w:tblCellMar>
+            <w:top w:w="0pt" w:type="dxa"/>
+            <w:bottom w:w="0pt" w:type="dxa"/>
+          </w:tblCellMar>
+        </w:tblPrEx>
+        <w:tc>
+          <w:tcPr>
+            <w:tcW w:w="21.36%" w:type="pct"/>
+            <w:tcBorders>
+              <w:top w:val="single" w:sz="1" w:space="0" w:color="CCCCCC"/>
+              <w:start w:val="single" w:sz="1" w:space="0" w:color="CCCCCC"/>
+              <w:bottom w:val="single" w:sz="1" w:space="0" w:color="CCCCCC"/>
+              <w:end w:val="single" w:sz="1" w:space="0" w:color="CCCCCC"/>
+            </w:tcBorders>
+            <w:shd w:val="clear" w:color="auto" w:fill="FFFFFF"/>
+            <w:tcMar>
+              <w:top w:w="3pt" w:type="dxa"/>
+              <w:start w:w="6pt" w:type="dxa"/>
+              <w:bottom w:w="3pt" w:type="dxa"/>
+              <w:end w:w="6pt" w:type="dxa"/>
+            </w:tcMar>
+          </w:tcPr>
+          <w:p>
+            <w:pPr>
+              <w:rPr>
+                <w:sz w:val="14"/>
+                <w:szCs w:val="14"/>
+              </w:rPr>
+            </w:pPr>
+            <w:r>
+              <w:rPr>
+                <w:rFonts w:eastAsia="Courier New"/>
+                <w:sz w:val="14"/>
+                <w:szCs w:val="14"/>
+              </w:rPr>
+              <w:t>RandomForest</w:t>
+            </w:r>
+          </w:p>
+        </w:tc>
+        <w:tc>
+          <w:tcPr>
+            <w:tcW w:w="78.64%" w:type="pct"/>
+            <w:tcBorders>
+              <w:top w:val="single" w:sz="1" w:space="0" w:color="CCCCCC"/>
+              <w:start w:val="single" w:sz="1" w:space="0" w:color="CCCCCC"/>
+              <w:bottom w:val="single" w:sz="1" w:space="0" w:color="CCCCCC"/>
+              <w:end w:val="single" w:sz="1" w:space="0" w:color="CCCCCC"/>
+            </w:tcBorders>
+            <w:shd w:val="clear" w:color="auto" w:fill="FFFFFF"/>
+            <w:tcMar>
+              <w:top w:w="3pt" w:type="dxa"/>
+              <w:start w:w="6pt" w:type="dxa"/>
+              <w:bottom w:w="3pt" w:type="dxa"/>
+              <w:end w:w="6pt" w:type="dxa"/>
+            </w:tcMar>
+          </w:tcPr>
+          <w:p>
+            <w:pPr>
+              <w:rPr>
+                <w:sz w:val="14"/>
+                <w:szCs w:val="14"/>
+              </w:rPr>
+            </w:pPr>
+            <w:r>
+              <w:rPr>
+                <w:rFonts w:eastAsia="Courier New"/>
+                <w:sz w:val="14"/>
+                <w:szCs w:val="14"/>
+              </w:rPr>
+              <w:t>{'max_depth': 5, 'min_samples_split': 2, 'n_estimators': 300}</w:t>
+            </w:r>
+          </w:p>
+        </w:tc>
+      </w:tr>
+      <w:tr>
+        <w:tblPrEx>
+          <w:tblCellMar>
+            <w:top w:w="0pt" w:type="dxa"/>
+            <w:bottom w:w="0pt" w:type="dxa"/>
+          </w:tblCellMar>
+        </w:tblPrEx>
+        <w:tc>
+          <w:tcPr>
+            <w:tcW w:w="21.36%" w:type="pct"/>
+            <w:tcBorders>
+              <w:top w:val="single" w:sz="1" w:space="0" w:color="CCCCCC"/>
+              <w:start w:val="single" w:sz="1" w:space="0" w:color="CCCCCC"/>
+              <w:bottom w:val="single" w:sz="1" w:space="0" w:color="CCCCCC"/>
+              <w:end w:val="single" w:sz="1" w:space="0" w:color="CCCCCC"/>
+            </w:tcBorders>
+            <w:shd w:val="clear" w:color="auto" w:fill="F5F7FA"/>
+            <w:tcMar>
+              <w:top w:w="3pt" w:type="dxa"/>
+              <w:start w:w="6pt" w:type="dxa"/>
+              <w:bottom w:w="3pt" w:type="dxa"/>
+              <w:end w:w="6pt" w:type="dxa"/>
+            </w:tcMar>
+          </w:tcPr>
+          <w:p>
+            <w:pPr>
+              <w:rPr>
+                <w:sz w:val="14"/>
+                <w:szCs w:val="14"/>
+              </w:rPr>
+            </w:pPr>
+            <w:r>
+              <w:rPr>
+                <w:rFonts w:eastAsia="Courier New"/>
+                <w:sz w:val="14"/>
+                <w:szCs w:val="14"/>
+              </w:rPr>
+              <w:t>XGBoost</w:t>
+            </w:r>
+          </w:p>
+        </w:tc>
+        <w:tc>
+          <w:tcPr>
+            <w:tcW w:w="78.64%" w:type="pct"/>
+            <w:tcBorders>
+              <w:top w:val="single" w:sz="1" w:space="0" w:color="CCCCCC"/>
+              <w:start w:val="single" w:sz="1" w:space="0" w:color="CCCCCC"/>
+              <w:bottom w:val="single" w:sz="1" w:space="0" w:color="CCCCCC"/>
+              <w:end w:val="single" w:sz="1" w:space="0" w:color="CCCCCC"/>
+            </w:tcBorders>
+            <w:shd w:val="clear" w:color="auto" w:fill="F5F7FA"/>
+            <w:tcMar>
+              <w:top w:w="3pt" w:type="dxa"/>
+              <w:start w:w="6pt" w:type="dxa"/>
+              <w:bottom w:w="3pt" w:type="dxa"/>
+              <w:end w:w="6pt" w:type="dxa"/>
+            </w:tcMar>
+          </w:tcPr>
+          <w:p>
+            <w:pPr>
+              <w:rPr>
+                <w:sz w:val="14"/>
+                <w:szCs w:val="14"/>
+              </w:rPr>
+            </w:pPr>
+            <w:r>
+              <w:rPr>
+                <w:rFonts w:eastAsia="Courier New"/>
+                <w:sz w:val="14"/>
+                <w:szCs w:val="14"/>
+              </w:rPr>
+              <w:t>{'learning_rate': 0.05, 'max_depth': 3, 'n_estimators': 100, 'subsample': 0.8}</w:t>
+            </w:r>
+          </w:p>
+        </w:tc>
+      </w:tr>
+      <w:tr>
+        <w:tblPrEx>
+          <w:tblCellMar>
+            <w:top w:w="0pt" w:type="dxa"/>
+            <w:bottom w:w="0pt" w:type="dxa"/>
+          </w:tblCellMar>
+        </w:tblPrEx>
+        <w:tc>
+          <w:tcPr>
+            <w:tcW w:w="21.36%" w:type="pct"/>
+            <w:tcBorders>
+              <w:top w:val="single" w:sz="1" w:space="0" w:color="CCCCCC"/>
+              <w:start w:val="single" w:sz="1" w:space="0" w:color="CCCCCC"/>
+              <w:bottom w:val="single" w:sz="1" w:space="0" w:color="CCCCCC"/>
+              <w:end w:val="single" w:sz="1" w:space="0" w:color="CCCCCC"/>
+            </w:tcBorders>
+            <w:shd w:val="clear" w:color="auto" w:fill="FFFFFF"/>
+            <w:tcMar>
+              <w:top w:w="3pt" w:type="dxa"/>
+              <w:start w:w="6pt" w:type="dxa"/>
+              <w:bottom w:w="3pt" w:type="dxa"/>
+              <w:end w:w="6pt" w:type="dxa"/>
+            </w:tcMar>
+          </w:tcPr>
+          <w:p>
+            <w:pPr>
+              <w:rPr>
+                <w:sz w:val="14"/>
+                <w:szCs w:val="14"/>
+              </w:rPr>
+            </w:pPr>
+            <w:r>
+              <w:rPr>
+                <w:rFonts w:eastAsia="Courier New"/>
+                <w:sz w:val="14"/>
+                <w:szCs w:val="14"/>
+              </w:rPr>
+              <w:t>LightGBM</w:t>
+            </w:r>
+          </w:p>
+        </w:tc>
+        <w:tc>
+          <w:tcPr>
+            <w:tcW w:w="78.64%" w:type="pct"/>
+            <w:tcBorders>
+              <w:top w:val="single" w:sz="1" w:space="0" w:color="CCCCCC"/>
+              <w:start w:val="single" w:sz="1" w:space="0" w:color="CCCCCC"/>
+              <w:bottom w:val="single" w:sz="1" w:space="0" w:color="CCCCCC"/>
+              <w:end w:val="single" w:sz="1" w:space="0" w:color="CCCCCC"/>
+            </w:tcBorders>
+            <w:shd w:val="clear" w:color="auto" w:fill="FFFFFF"/>
+            <w:tcMar>
+              <w:top w:w="3pt" w:type="dxa"/>
+              <w:start w:w="6pt" w:type="dxa"/>
+              <w:bottom w:w="3pt" w:type="dxa"/>
+              <w:end w:w="6pt" w:type="dxa"/>
+            </w:tcMar>
+          </w:tcPr>
+          <w:p>
+            <w:pPr>
+              <w:keepNext/>
+              <w:rPr>
+                <w:sz w:val="14"/>
+                <w:szCs w:val="14"/>
+              </w:rPr>
+            </w:pPr>
+            <w:r>
+              <w:rPr>
+                <w:rFonts w:eastAsia="Courier New"/>
+                <w:sz w:val="14"/>
+                <w:szCs w:val="14"/>
+              </w:rPr>
+              <w:t>{'learning_rate': 0.05, 'max_depth': 3, 'n_estimators': 100, 'num_leaves': 15}</w:t>
+            </w:r>
+          </w:p>
+        </w:tc>
+      </w:tr>
+    </w:tbl>
+    <w:p>
+      <w:pPr>
+        <w:pStyle w:val="Caption"/>
+      </w:pPr>
+      <w:r>
+        <w:t xml:space="preserve">Tabela </w:t>
+      </w:r>
+      <w:fldSimple w:instr=" SEQ Tabela \* ARABIC ">
+        <w:r>
+          <w:rPr>
+            <w:noProof/>
+          </w:rPr>
+          <w:t>4</w:t>
+        </w:r>
+      </w:fldSimple>
+      <w:r>
+        <w:t xml:space="preserve"> </w:t>
+      </w:r>
+      <w:r>
+        <w:t>GridSearch TE</w:t>
+      </w:r>
+    </w:p>
+    <w:tbl>
+      <w:tblPr>
+        <w:tblW w:w="100.0%" w:type="pct"/>
+        <w:tblBorders>
+          <w:top w:val="single" w:sz="4" w:space="0" w:color="auto"/>
+          <w:start w:val="single" w:sz="4" w:space="0" w:color="auto"/>
+          <w:bottom w:val="single" w:sz="4" w:space="0" w:color="auto"/>
+          <w:end w:val="single" w:sz="4" w:space="0" w:color="auto"/>
+          <w:insideH w:val="single" w:sz="4" w:space="0" w:color="auto"/>
+          <w:insideV w:val="single" w:sz="4" w:space="0" w:color="auto"/>
+        </w:tblBorders>
+        <w:tblCellMar>
+          <w:start w:w="0.50pt" w:type="dxa"/>
+          <w:end w:w="0.50pt" w:type="dxa"/>
+        </w:tblCellMar>
+        <w:tblLook w:firstRow="0" w:lastRow="0" w:firstColumn="0" w:lastColumn="0" w:noHBand="0" w:noVBand="0"/>
+      </w:tblPr>
+      <w:tblGrid>
+        <w:gridCol w:w="1228"/>
+        <w:gridCol w:w="3636"/>
+      </w:tblGrid>
+      <w:tr>
+        <w:tblPrEx>
+          <w:tblCellMar>
+            <w:top w:w="0pt" w:type="dxa"/>
+            <w:bottom w:w="0pt" w:type="dxa"/>
+          </w:tblCellMar>
+        </w:tblPrEx>
+        <w:trPr>
+          <w:tblHeader/>
+        </w:trPr>
+        <w:tc>
+          <w:tcPr>
+            <w:tcW w:w="21.36%" w:type="pct"/>
+            <w:tcBorders>
+              <w:top w:val="single" w:sz="1" w:space="0" w:color="CCCCCC"/>
+              <w:start w:val="single" w:sz="1" w:space="0" w:color="CCCCCC"/>
+              <w:bottom w:val="single" w:sz="1" w:space="0" w:color="CCCCCC"/>
+              <w:end w:val="single" w:sz="1" w:space="0" w:color="CCCCCC"/>
+            </w:tcBorders>
+            <w:shd w:val="clear" w:color="auto" w:fill="2E4057"/>
+            <w:tcMar>
+              <w:top w:w="4pt" w:type="dxa"/>
+              <w:start w:w="6pt" w:type="dxa"/>
+              <w:bottom w:w="4pt" w:type="dxa"/>
+              <w:end w:w="6pt" w:type="dxa"/>
+            </w:tcMar>
+          </w:tcPr>
+          <w:p>
+            <w:pPr>
+              <w:rPr>
+                <w:sz w:val="14"/>
+                <w:szCs w:val="14"/>
+              </w:rPr>
+            </w:pPr>
+            <w:r>
+              <w:rPr>
+                <w:rFonts w:eastAsia="Arial"/>
+                <w:b/>
+                <w:bCs/>
+                <w:color w:val="FFFFFF"/>
+                <w:sz w:val="14"/>
+                <w:szCs w:val="14"/>
+              </w:rPr>
+              <w:t>Model</w:t>
+            </w:r>
+          </w:p>
+        </w:tc>
+        <w:tc>
+          <w:tcPr>
+            <w:tcW w:w="78.64%" w:type="pct"/>
+            <w:tcBorders>
+              <w:top w:val="single" w:sz="1" w:space="0" w:color="CCCCCC"/>
+              <w:start w:val="single" w:sz="1" w:space="0" w:color="CCCCCC"/>
+              <w:bottom w:val="single" w:sz="1" w:space="0" w:color="CCCCCC"/>
+              <w:end w:val="single" w:sz="1" w:space="0" w:color="CCCCCC"/>
+            </w:tcBorders>
+            <w:shd w:val="clear" w:color="auto" w:fill="2E4057"/>
+            <w:tcMar>
+              <w:top w:w="4pt" w:type="dxa"/>
+              <w:start w:w="6pt" w:type="dxa"/>
+              <w:bottom w:w="4pt" w:type="dxa"/>
+              <w:end w:w="6pt" w:type="dxa"/>
+            </w:tcMar>
+          </w:tcPr>
+          <w:p>
+            <w:pPr>
+              <w:rPr>
+                <w:sz w:val="14"/>
+                <w:szCs w:val="14"/>
+              </w:rPr>
+            </w:pPr>
+            <w:r>
+              <w:rPr>
+                <w:rFonts w:eastAsia="Arial"/>
+                <w:b/>
+                <w:bCs/>
+                <w:color w:val="FFFFFF"/>
+                <w:sz w:val="14"/>
+                <w:szCs w:val="14"/>
+              </w:rPr>
+              <w:t>Najbolji parametri</w:t>
+            </w:r>
+          </w:p>
+        </w:tc>
+      </w:tr>
+      <w:tr>
+        <w:tblPrEx>
+          <w:tblCellMar>
+            <w:top w:w="0pt" w:type="dxa"/>
+            <w:bottom w:w="0pt" w:type="dxa"/>
+          </w:tblCellMar>
+        </w:tblPrEx>
+        <w:tc>
+          <w:tcPr>
+            <w:tcW w:w="21.36%" w:type="pct"/>
+            <w:tcBorders>
+              <w:top w:val="single" w:sz="1" w:space="0" w:color="CCCCCC"/>
+              <w:start w:val="single" w:sz="1" w:space="0" w:color="CCCCCC"/>
+              <w:bottom w:val="single" w:sz="1" w:space="0" w:color="CCCCCC"/>
+              <w:end w:val="single" w:sz="1" w:space="0" w:color="CCCCCC"/>
+            </w:tcBorders>
+            <w:shd w:val="clear" w:color="auto" w:fill="F5F7FA"/>
+            <w:tcMar>
+              <w:top w:w="3pt" w:type="dxa"/>
+              <w:start w:w="6pt" w:type="dxa"/>
+              <w:bottom w:w="3pt" w:type="dxa"/>
+              <w:end w:w="6pt" w:type="dxa"/>
+            </w:tcMar>
+          </w:tcPr>
+          <w:p>
+            <w:pPr>
+              <w:rPr>
+                <w:sz w:val="14"/>
+                <w:szCs w:val="14"/>
+              </w:rPr>
+            </w:pPr>
+            <w:r>
+              <w:rPr>
+                <w:rFonts w:eastAsia="Courier New"/>
+                <w:sz w:val="14"/>
+                <w:szCs w:val="14"/>
+              </w:rPr>
+              <w:t>LinearRegression</w:t>
+            </w:r>
+          </w:p>
+        </w:tc>
+        <w:tc>
+          <w:tcPr>
+            <w:tcW w:w="78.64%" w:type="pct"/>
+            <w:tcBorders>
+              <w:top w:val="single" w:sz="1" w:space="0" w:color="CCCCCC"/>
+              <w:start w:val="single" w:sz="1" w:space="0" w:color="CCCCCC"/>
+              <w:bottom w:val="single" w:sz="1" w:space="0" w:color="CCCCCC"/>
+              <w:end w:val="single" w:sz="1" w:space="0" w:color="CCCCCC"/>
+            </w:tcBorders>
+            <w:shd w:val="clear" w:color="auto" w:fill="F5F7FA"/>
+            <w:tcMar>
+              <w:top w:w="3pt" w:type="dxa"/>
+              <w:start w:w="6pt" w:type="dxa"/>
+              <w:bottom w:w="3pt" w:type="dxa"/>
+              <w:end w:w="6pt" w:type="dxa"/>
+            </w:tcMar>
+          </w:tcPr>
+          <w:p>
+            <w:pPr>
+              <w:rPr>
+                <w:sz w:val="14"/>
+                <w:szCs w:val="14"/>
+              </w:rPr>
+            </w:pPr>
+            <w:r>
+              <w:rPr>
+                <w:rFonts w:eastAsia="Courier New"/>
+                <w:sz w:val="14"/>
+                <w:szCs w:val="14"/>
+              </w:rPr>
+              <w:t>-</w:t>
+            </w:r>
+          </w:p>
+        </w:tc>
+      </w:tr>
+      <w:tr>
+        <w:tblPrEx>
+          <w:tblCellMar>
+            <w:top w:w="0pt" w:type="dxa"/>
+            <w:bottom w:w="0pt" w:type="dxa"/>
+          </w:tblCellMar>
+        </w:tblPrEx>
+        <w:tc>
+          <w:tcPr>
+            <w:tcW w:w="21.36%" w:type="pct"/>
+            <w:tcBorders>
+              <w:top w:val="single" w:sz="1" w:space="0" w:color="CCCCCC"/>
+              <w:start w:val="single" w:sz="1" w:space="0" w:color="CCCCCC"/>
+              <w:bottom w:val="single" w:sz="1" w:space="0" w:color="CCCCCC"/>
+              <w:end w:val="single" w:sz="1" w:space="0" w:color="CCCCCC"/>
+            </w:tcBorders>
+            <w:shd w:val="clear" w:color="auto" w:fill="FFFFFF"/>
+            <w:tcMar>
+              <w:top w:w="3pt" w:type="dxa"/>
+              <w:start w:w="6pt" w:type="dxa"/>
+              <w:bottom w:w="3pt" w:type="dxa"/>
+              <w:end w:w="6pt" w:type="dxa"/>
+            </w:tcMar>
+          </w:tcPr>
+          <w:p>
+            <w:pPr>
+              <w:rPr>
+                <w:sz w:val="14"/>
+                <w:szCs w:val="14"/>
+              </w:rPr>
+            </w:pPr>
+            <w:r>
+              <w:rPr>
+                <w:rFonts w:eastAsia="Courier New"/>
+                <w:sz w:val="14"/>
+                <w:szCs w:val="14"/>
+              </w:rPr>
+              <w:t>Ridge</w:t>
+            </w:r>
+          </w:p>
+        </w:tc>
+        <w:tc>
+          <w:tcPr>
+            <w:tcW w:w="78.64%" w:type="pct"/>
+            <w:tcBorders>
+              <w:top w:val="single" w:sz="1" w:space="0" w:color="CCCCCC"/>
+              <w:start w:val="single" w:sz="1" w:space="0" w:color="CCCCCC"/>
+              <w:bottom w:val="single" w:sz="1" w:space="0" w:color="CCCCCC"/>
+              <w:end w:val="single" w:sz="1" w:space="0" w:color="CCCCCC"/>
+            </w:tcBorders>
+            <w:shd w:val="clear" w:color="auto" w:fill="FFFFFF"/>
+            <w:tcMar>
+              <w:top w:w="3pt" w:type="dxa"/>
+              <w:start w:w="6pt" w:type="dxa"/>
+              <w:bottom w:w="3pt" w:type="dxa"/>
+              <w:end w:w="6pt" w:type="dxa"/>
+            </w:tcMar>
+          </w:tcPr>
+          <w:p>
+            <w:pPr>
+              <w:rPr>
+                <w:sz w:val="14"/>
+                <w:szCs w:val="14"/>
+              </w:rPr>
+            </w:pPr>
+            <w:r>
+              <w:rPr>
+                <w:rFonts w:eastAsia="Courier New"/>
+                <w:sz w:val="14"/>
+                <w:szCs w:val="14"/>
+              </w:rPr>
+              <w:t>{'alpha': 100.0}</w:t>
+            </w:r>
+          </w:p>
+        </w:tc>
+      </w:tr>
+      <w:tr>
+        <w:tblPrEx>
+          <w:tblCellMar>
+            <w:top w:w="0pt" w:type="dxa"/>
+            <w:bottom w:w="0pt" w:type="dxa"/>
+          </w:tblCellMar>
+        </w:tblPrEx>
+        <w:tc>
+          <w:tcPr>
+            <w:tcW w:w="21.36%" w:type="pct"/>
+            <w:tcBorders>
+              <w:top w:val="single" w:sz="1" w:space="0" w:color="CCCCCC"/>
+              <w:start w:val="single" w:sz="1" w:space="0" w:color="CCCCCC"/>
+              <w:bottom w:val="single" w:sz="1" w:space="0" w:color="CCCCCC"/>
+              <w:end w:val="single" w:sz="1" w:space="0" w:color="CCCCCC"/>
+            </w:tcBorders>
+            <w:shd w:val="clear" w:color="auto" w:fill="F5F7FA"/>
+            <w:tcMar>
+              <w:top w:w="3pt" w:type="dxa"/>
+              <w:start w:w="6pt" w:type="dxa"/>
+              <w:bottom w:w="3pt" w:type="dxa"/>
+              <w:end w:w="6pt" w:type="dxa"/>
+            </w:tcMar>
+          </w:tcPr>
+          <w:p>
+            <w:pPr>
+              <w:rPr>
+                <w:sz w:val="14"/>
+                <w:szCs w:val="14"/>
+              </w:rPr>
+            </w:pPr>
+            <w:r>
+              <w:rPr>
+                <w:rFonts w:eastAsia="Courier New"/>
+                <w:sz w:val="14"/>
+                <w:szCs w:val="14"/>
+              </w:rPr>
+              <w:t>Lasso</w:t>
+            </w:r>
+          </w:p>
+        </w:tc>
+        <w:tc>
+          <w:tcPr>
+            <w:tcW w:w="78.64%" w:type="pct"/>
+            <w:tcBorders>
+              <w:top w:val="single" w:sz="1" w:space="0" w:color="CCCCCC"/>
+              <w:start w:val="single" w:sz="1" w:space="0" w:color="CCCCCC"/>
+              <w:bottom w:val="single" w:sz="1" w:space="0" w:color="CCCCCC"/>
+              <w:end w:val="single" w:sz="1" w:space="0" w:color="CCCCCC"/>
+            </w:tcBorders>
+            <w:shd w:val="clear" w:color="auto" w:fill="F5F7FA"/>
+            <w:tcMar>
+              <w:top w:w="3pt" w:type="dxa"/>
+              <w:start w:w="6pt" w:type="dxa"/>
+              <w:bottom w:w="3pt" w:type="dxa"/>
+              <w:end w:w="6pt" w:type="dxa"/>
+            </w:tcMar>
+          </w:tcPr>
+          <w:p>
+            <w:pPr>
+              <w:rPr>
+                <w:sz w:val="14"/>
+                <w:szCs w:val="14"/>
+              </w:rPr>
+            </w:pPr>
+            <w:r>
+              <w:rPr>
+                <w:rFonts w:eastAsia="Courier New"/>
+                <w:sz w:val="14"/>
+                <w:szCs w:val="14"/>
+              </w:rPr>
+              <w:t>{'alpha': 1.0}</w:t>
+            </w:r>
+          </w:p>
+        </w:tc>
+      </w:tr>
+      <w:tr>
+        <w:tblPrEx>
+          <w:tblCellMar>
+            <w:top w:w="0pt" w:type="dxa"/>
+            <w:bottom w:w="0pt" w:type="dxa"/>
+          </w:tblCellMar>
+        </w:tblPrEx>
+        <w:tc>
+          <w:tcPr>
+            <w:tcW w:w="21.36%" w:type="pct"/>
+            <w:tcBorders>
+              <w:top w:val="single" w:sz="1" w:space="0" w:color="CCCCCC"/>
+              <w:start w:val="single" w:sz="1" w:space="0" w:color="CCCCCC"/>
+              <w:bottom w:val="single" w:sz="1" w:space="0" w:color="CCCCCC"/>
+              <w:end w:val="single" w:sz="1" w:space="0" w:color="CCCCCC"/>
+            </w:tcBorders>
+            <w:shd w:val="clear" w:color="auto" w:fill="FFFFFF"/>
+            <w:tcMar>
+              <w:top w:w="3pt" w:type="dxa"/>
+              <w:start w:w="6pt" w:type="dxa"/>
+              <w:bottom w:w="3pt" w:type="dxa"/>
+              <w:end w:w="6pt" w:type="dxa"/>
+            </w:tcMar>
+          </w:tcPr>
+          <w:p>
+            <w:pPr>
+              <w:rPr>
+                <w:sz w:val="14"/>
+                <w:szCs w:val="14"/>
+              </w:rPr>
+            </w:pPr>
+            <w:r>
+              <w:rPr>
+                <w:rFonts w:eastAsia="Courier New"/>
+                <w:sz w:val="14"/>
+                <w:szCs w:val="14"/>
+              </w:rPr>
+              <w:t>ElasticNet</w:t>
+            </w:r>
+          </w:p>
+        </w:tc>
+        <w:tc>
+          <w:tcPr>
+            <w:tcW w:w="78.64%" w:type="pct"/>
+            <w:tcBorders>
+              <w:top w:val="single" w:sz="1" w:space="0" w:color="CCCCCC"/>
+              <w:start w:val="single" w:sz="1" w:space="0" w:color="CCCCCC"/>
+              <w:bottom w:val="single" w:sz="1" w:space="0" w:color="CCCCCC"/>
+              <w:end w:val="single" w:sz="1" w:space="0" w:color="CCCCCC"/>
+            </w:tcBorders>
+            <w:shd w:val="clear" w:color="auto" w:fill="FFFFFF"/>
+            <w:tcMar>
+              <w:top w:w="3pt" w:type="dxa"/>
+              <w:start w:w="6pt" w:type="dxa"/>
+              <w:bottom w:w="3pt" w:type="dxa"/>
+              <w:end w:w="6pt" w:type="dxa"/>
+            </w:tcMar>
+          </w:tcPr>
+          <w:p>
+            <w:pPr>
+              <w:rPr>
+                <w:sz w:val="14"/>
+                <w:szCs w:val="14"/>
+              </w:rPr>
+            </w:pPr>
+            <w:r>
+              <w:rPr>
+                <w:rFonts w:eastAsia="Courier New"/>
+                <w:sz w:val="14"/>
+                <w:szCs w:val="14"/>
+              </w:rPr>
+              <w:t>{'alpha': 1.0, 'l1_ratio': 0.1}</w:t>
+            </w:r>
+          </w:p>
+        </w:tc>
+      </w:tr>
+      <w:tr>
+        <w:tblPrEx>
+          <w:tblCellMar>
+            <w:top w:w="0pt" w:type="dxa"/>
+            <w:bottom w:w="0pt" w:type="dxa"/>
+          </w:tblCellMar>
+        </w:tblPrEx>
+        <w:tc>
+          <w:tcPr>
+            <w:tcW w:w="21.36%" w:type="pct"/>
+            <w:tcBorders>
+              <w:top w:val="single" w:sz="1" w:space="0" w:color="CCCCCC"/>
+              <w:start w:val="single" w:sz="1" w:space="0" w:color="CCCCCC"/>
+              <w:bottom w:val="single" w:sz="1" w:space="0" w:color="CCCCCC"/>
+              <w:end w:val="single" w:sz="1" w:space="0" w:color="CCCCCC"/>
+            </w:tcBorders>
+            <w:shd w:val="clear" w:color="auto" w:fill="F5F7FA"/>
+            <w:tcMar>
+              <w:top w:w="3pt" w:type="dxa"/>
+              <w:start w:w="6pt" w:type="dxa"/>
+              <w:bottom w:w="3pt" w:type="dxa"/>
+              <w:end w:w="6pt" w:type="dxa"/>
+            </w:tcMar>
+          </w:tcPr>
+          <w:p>
+            <w:pPr>
+              <w:rPr>
+                <w:sz w:val="14"/>
+                <w:szCs w:val="14"/>
+              </w:rPr>
+            </w:pPr>
+            <w:r>
+              <w:rPr>
+                <w:rFonts w:eastAsia="Courier New"/>
+                <w:sz w:val="14"/>
+                <w:szCs w:val="14"/>
+              </w:rPr>
+              <w:t>KNeighbors</w:t>
+            </w:r>
+          </w:p>
+        </w:tc>
+        <w:tc>
+          <w:tcPr>
+            <w:tcW w:w="78.64%" w:type="pct"/>
+            <w:tcBorders>
+              <w:top w:val="single" w:sz="1" w:space="0" w:color="CCCCCC"/>
+              <w:start w:val="single" w:sz="1" w:space="0" w:color="CCCCCC"/>
+              <w:bottom w:val="single" w:sz="1" w:space="0" w:color="CCCCCC"/>
+              <w:end w:val="single" w:sz="1" w:space="0" w:color="CCCCCC"/>
+            </w:tcBorders>
+            <w:shd w:val="clear" w:color="auto" w:fill="F5F7FA"/>
+            <w:tcMar>
+              <w:top w:w="3pt" w:type="dxa"/>
+              <w:start w:w="6pt" w:type="dxa"/>
+              <w:bottom w:w="3pt" w:type="dxa"/>
+              <w:end w:w="6pt" w:type="dxa"/>
+            </w:tcMar>
+          </w:tcPr>
+          <w:p>
+            <w:pPr>
+              <w:rPr>
+                <w:sz w:val="14"/>
+                <w:szCs w:val="14"/>
+              </w:rPr>
+            </w:pPr>
+            <w:r>
+              <w:rPr>
+                <w:rFonts w:eastAsia="Courier New"/>
+                <w:sz w:val="14"/>
+                <w:szCs w:val="14"/>
+              </w:rPr>
+              <w:t>{'n_neighbors': 7, 'weights': 'uniform'}</w:t>
+            </w:r>
+          </w:p>
+        </w:tc>
+      </w:tr>
+      <w:tr>
+        <w:tblPrEx>
+          <w:tblCellMar>
+            <w:top w:w="0pt" w:type="dxa"/>
+            <w:bottom w:w="0pt" w:type="dxa"/>
+          </w:tblCellMar>
+        </w:tblPrEx>
+        <w:tc>
+          <w:tcPr>
+            <w:tcW w:w="21.36%" w:type="pct"/>
+            <w:tcBorders>
+              <w:top w:val="single" w:sz="1" w:space="0" w:color="CCCCCC"/>
+              <w:start w:val="single" w:sz="1" w:space="0" w:color="CCCCCC"/>
+              <w:bottom w:val="single" w:sz="1" w:space="0" w:color="CCCCCC"/>
+              <w:end w:val="single" w:sz="1" w:space="0" w:color="CCCCCC"/>
+            </w:tcBorders>
+            <w:shd w:val="clear" w:color="auto" w:fill="FFFFFF"/>
+            <w:tcMar>
+              <w:top w:w="3pt" w:type="dxa"/>
+              <w:start w:w="6pt" w:type="dxa"/>
+              <w:bottom w:w="3pt" w:type="dxa"/>
+              <w:end w:w="6pt" w:type="dxa"/>
+            </w:tcMar>
+          </w:tcPr>
+          <w:p>
+            <w:pPr>
+              <w:rPr>
+                <w:sz w:val="14"/>
+                <w:szCs w:val="14"/>
+              </w:rPr>
+            </w:pPr>
+            <w:r>
+              <w:rPr>
+                <w:rFonts w:eastAsia="Courier New"/>
+                <w:sz w:val="14"/>
+                <w:szCs w:val="14"/>
+              </w:rPr>
+              <w:t>RandomForest</w:t>
+            </w:r>
+          </w:p>
+        </w:tc>
+        <w:tc>
+          <w:tcPr>
+            <w:tcW w:w="78.64%" w:type="pct"/>
+            <w:tcBorders>
+              <w:top w:val="single" w:sz="1" w:space="0" w:color="CCCCCC"/>
+              <w:start w:val="single" w:sz="1" w:space="0" w:color="CCCCCC"/>
+              <w:bottom w:val="single" w:sz="1" w:space="0" w:color="CCCCCC"/>
+              <w:end w:val="single" w:sz="1" w:space="0" w:color="CCCCCC"/>
+            </w:tcBorders>
+            <w:shd w:val="clear" w:color="auto" w:fill="FFFFFF"/>
+            <w:tcMar>
+              <w:top w:w="3pt" w:type="dxa"/>
+              <w:start w:w="6pt" w:type="dxa"/>
+              <w:bottom w:w="3pt" w:type="dxa"/>
+              <w:end w:w="6pt" w:type="dxa"/>
+            </w:tcMar>
+          </w:tcPr>
+          <w:p>
+            <w:pPr>
+              <w:rPr>
+                <w:sz w:val="14"/>
+                <w:szCs w:val="14"/>
+              </w:rPr>
+            </w:pPr>
+            <w:r>
+              <w:rPr>
+                <w:rFonts w:eastAsia="Courier New"/>
+                <w:sz w:val="14"/>
+                <w:szCs w:val="14"/>
+              </w:rPr>
+              <w:t>{'max_depth': 5, 'min_samples_split': 2, 'n_estimators': 300}</w:t>
+            </w:r>
+          </w:p>
+        </w:tc>
+      </w:tr>
+      <w:tr>
+        <w:tblPrEx>
+          <w:tblCellMar>
+            <w:top w:w="0pt" w:type="dxa"/>
+            <w:bottom w:w="0pt" w:type="dxa"/>
+          </w:tblCellMar>
+        </w:tblPrEx>
+        <w:tc>
+          <w:tcPr>
+            <w:tcW w:w="21.36%" w:type="pct"/>
+            <w:tcBorders>
+              <w:top w:val="single" w:sz="1" w:space="0" w:color="CCCCCC"/>
+              <w:start w:val="single" w:sz="1" w:space="0" w:color="CCCCCC"/>
+              <w:bottom w:val="single" w:sz="1" w:space="0" w:color="CCCCCC"/>
+              <w:end w:val="single" w:sz="1" w:space="0" w:color="CCCCCC"/>
+            </w:tcBorders>
+            <w:shd w:val="clear" w:color="auto" w:fill="F5F7FA"/>
+            <w:tcMar>
+              <w:top w:w="3pt" w:type="dxa"/>
+              <w:start w:w="6pt" w:type="dxa"/>
+              <w:bottom w:w="3pt" w:type="dxa"/>
+              <w:end w:w="6pt" w:type="dxa"/>
+            </w:tcMar>
+          </w:tcPr>
+          <w:p>
+            <w:pPr>
+              <w:rPr>
+                <w:sz w:val="14"/>
+                <w:szCs w:val="14"/>
+              </w:rPr>
+            </w:pPr>
+            <w:r>
+              <w:rPr>
+                <w:rFonts w:eastAsia="Courier New"/>
+                <w:sz w:val="14"/>
+                <w:szCs w:val="14"/>
+              </w:rPr>
+              <w:t>XGBoost</w:t>
+            </w:r>
+          </w:p>
+        </w:tc>
+        <w:tc>
+          <w:tcPr>
+            <w:tcW w:w="78.64%" w:type="pct"/>
+            <w:tcBorders>
+              <w:top w:val="single" w:sz="1" w:space="0" w:color="CCCCCC"/>
+              <w:start w:val="single" w:sz="1" w:space="0" w:color="CCCCCC"/>
+              <w:bottom w:val="single" w:sz="1" w:space="0" w:color="CCCCCC"/>
+              <w:end w:val="single" w:sz="1" w:space="0" w:color="CCCCCC"/>
+            </w:tcBorders>
+            <w:shd w:val="clear" w:color="auto" w:fill="F5F7FA"/>
+            <w:tcMar>
+              <w:top w:w="3pt" w:type="dxa"/>
+              <w:start w:w="6pt" w:type="dxa"/>
+              <w:bottom w:w="3pt" w:type="dxa"/>
+              <w:end w:w="6pt" w:type="dxa"/>
+            </w:tcMar>
+          </w:tcPr>
+          <w:p>
+            <w:pPr>
+              <w:rPr>
+                <w:sz w:val="14"/>
+                <w:szCs w:val="14"/>
+              </w:rPr>
+            </w:pPr>
+            <w:r>
+              <w:rPr>
+                <w:rFonts w:eastAsia="Courier New"/>
+                <w:sz w:val="14"/>
+                <w:szCs w:val="14"/>
+              </w:rPr>
+              <w:t>{'learning_rate': 0.05, 'max_depth': 3, 'n_estimators': 100, 'subsample': 0.8}</w:t>
+            </w:r>
+          </w:p>
+        </w:tc>
+      </w:tr>
+      <w:tr>
+        <w:tblPrEx>
+          <w:tblCellMar>
+            <w:top w:w="0pt" w:type="dxa"/>
+            <w:bottom w:w="0pt" w:type="dxa"/>
+          </w:tblCellMar>
+        </w:tblPrEx>
+        <w:tc>
+          <w:tcPr>
+            <w:tcW w:w="21.36%" w:type="pct"/>
+            <w:tcBorders>
+              <w:top w:val="single" w:sz="1" w:space="0" w:color="CCCCCC"/>
+              <w:start w:val="single" w:sz="1" w:space="0" w:color="CCCCCC"/>
+              <w:bottom w:val="single" w:sz="1" w:space="0" w:color="CCCCCC"/>
+              <w:end w:val="single" w:sz="1" w:space="0" w:color="CCCCCC"/>
+            </w:tcBorders>
+            <w:shd w:val="clear" w:color="auto" w:fill="FFFFFF"/>
+            <w:tcMar>
+              <w:top w:w="3pt" w:type="dxa"/>
+              <w:start w:w="6pt" w:type="dxa"/>
+              <w:bottom w:w="3pt" w:type="dxa"/>
+              <w:end w:w="6pt" w:type="dxa"/>
+            </w:tcMar>
+          </w:tcPr>
+          <w:p>
+            <w:pPr>
+              <w:rPr>
+                <w:sz w:val="14"/>
+                <w:szCs w:val="14"/>
+              </w:rPr>
+            </w:pPr>
+            <w:r>
+              <w:rPr>
+                <w:rFonts w:eastAsia="Courier New"/>
+                <w:sz w:val="14"/>
+                <w:szCs w:val="14"/>
+              </w:rPr>
+              <w:t>LightGBM</w:t>
+            </w:r>
+          </w:p>
+        </w:tc>
+        <w:tc>
+          <w:tcPr>
+            <w:tcW w:w="78.64%" w:type="pct"/>
+            <w:tcBorders>
+              <w:top w:val="single" w:sz="1" w:space="0" w:color="CCCCCC"/>
+              <w:start w:val="single" w:sz="1" w:space="0" w:color="CCCCCC"/>
+              <w:bottom w:val="single" w:sz="1" w:space="0" w:color="CCCCCC"/>
+              <w:end w:val="single" w:sz="1" w:space="0" w:color="CCCCCC"/>
+            </w:tcBorders>
+            <w:shd w:val="clear" w:color="auto" w:fill="FFFFFF"/>
+            <w:tcMar>
+              <w:top w:w="3pt" w:type="dxa"/>
+              <w:start w:w="6pt" w:type="dxa"/>
+              <w:bottom w:w="3pt" w:type="dxa"/>
+              <w:end w:w="6pt" w:type="dxa"/>
+            </w:tcMar>
+          </w:tcPr>
+          <w:p>
+            <w:pPr>
+              <w:keepNext/>
+              <w:rPr>
+                <w:sz w:val="14"/>
+                <w:szCs w:val="14"/>
+              </w:rPr>
+            </w:pPr>
+            <w:r>
+              <w:rPr>
+                <w:rFonts w:eastAsia="Courier New"/>
+                <w:sz w:val="14"/>
+                <w:szCs w:val="14"/>
+              </w:rPr>
+              <w:t>{'learning_rate': 0.05, 'max_depth': 3, 'n_estimators': 100, 'num_leaves': 15}</w:t>
+            </w:r>
+          </w:p>
+        </w:tc>
+      </w:tr>
+    </w:tbl>
+    <w:p>
+      <w:pPr>
+        <w:pStyle w:val="Caption"/>
+      </w:pPr>
+      <w:r>
+        <w:t xml:space="preserve">Tabela </w:t>
+      </w:r>
+      <w:fldSimple w:instr=" SEQ Tabela \* ARABIC ">
+        <w:r>
+          <w:rPr>
+            <w:noProof/>
+          </w:rPr>
+          <w:t>5</w:t>
+        </w:r>
+      </w:fldSimple>
+      <w:r>
+        <w:t xml:space="preserve"> </w:t>
+      </w:r>
+      <w:r>
+        <w:t>GridSearch WR</w:t>
+      </w:r>
+    </w:p>
+    <w:p>
+      <w:pPr>
+        <w:pStyle w:val="BodyText"/>
+      </w:pPr>
+      <w:r>
+        <w:t>Drugi pristup je prošireni trokorak pipeline koji uključuje: (1) Random Search za brzo mapiranje prostora pretrage, (2) Grid Search u okolini najboljih nasumično pronađenih kombinacija radi finog podešavanja i (3) Bajesijsku optimizaciju za finalno tuniranje hiperparametara. Optimalni hiperparametri dobijeni ovim pristupom prikazani su u Tabelama Z–W. Početni opsezi parametara u oba pristupa postavljeni su iskustveno, uz asistanciju LLM agenata i konsultovanje relevantne literature, a zatim dodatno sužavani i prilagođavani prema eksperimentalnim rezultatima.</w:t>
+      </w:r>
+    </w:p>
+    <w:tbl>
+      <w:tblPr>
+        <w:tblW w:w="100.0%" w:type="pct"/>
+        <w:tblBorders>
+          <w:top w:val="single" w:sz="4" w:space="0" w:color="auto"/>
+          <w:start w:val="single" w:sz="4" w:space="0" w:color="auto"/>
+          <w:bottom w:val="single" w:sz="4" w:space="0" w:color="auto"/>
+          <w:end w:val="single" w:sz="4" w:space="0" w:color="auto"/>
+          <w:insideH w:val="single" w:sz="4" w:space="0" w:color="auto"/>
+          <w:insideV w:val="single" w:sz="4" w:space="0" w:color="auto"/>
+        </w:tblBorders>
+        <w:tblCellMar>
+          <w:start w:w="0.50pt" w:type="dxa"/>
+          <w:end w:w="0.50pt" w:type="dxa"/>
+        </w:tblCellMar>
+        <w:tblLook w:firstRow="0" w:lastRow="0" w:firstColumn="0" w:lastColumn="0" w:noHBand="0" w:noVBand="0"/>
+      </w:tblPr>
+      <w:tblGrid>
+        <w:gridCol w:w="1228"/>
+        <w:gridCol w:w="3636"/>
+      </w:tblGrid>
+      <w:tr>
+        <w:tblPrEx>
+          <w:tblCellMar>
+            <w:top w:w="0pt" w:type="dxa"/>
+            <w:bottom w:w="0pt" w:type="dxa"/>
+          </w:tblCellMar>
+        </w:tblPrEx>
+        <w:trPr>
+          <w:tblHeader/>
+        </w:trPr>
+        <w:tc>
+          <w:tcPr>
+            <w:tcW w:w="21.36%" w:type="pct"/>
+            <w:tcBorders>
+              <w:top w:val="single" w:sz="1" w:space="0" w:color="CCCCCC"/>
+              <w:start w:val="single" w:sz="1" w:space="0" w:color="CCCCCC"/>
+              <w:bottom w:val="single" w:sz="1" w:space="0" w:color="CCCCCC"/>
+              <w:end w:val="single" w:sz="1" w:space="0" w:color="CCCCCC"/>
+            </w:tcBorders>
+            <w:shd w:val="clear" w:color="auto" w:fill="2E4057"/>
+            <w:tcMar>
+              <w:top w:w="4pt" w:type="dxa"/>
+              <w:start w:w="6pt" w:type="dxa"/>
+              <w:bottom w:w="4pt" w:type="dxa"/>
+              <w:end w:w="6pt" w:type="dxa"/>
+            </w:tcMar>
+          </w:tcPr>
+          <w:p>
+            <w:pPr>
+              <w:rPr>
+                <w:sz w:val="14"/>
+                <w:szCs w:val="14"/>
+              </w:rPr>
+            </w:pPr>
+            <w:r>
+              <w:rPr>
+                <w:rFonts w:eastAsia="Arial"/>
+                <w:b/>
+                <w:bCs/>
+                <w:color w:val="FFFFFF"/>
+                <w:sz w:val="14"/>
+                <w:szCs w:val="14"/>
+              </w:rPr>
+              <w:t>Model</w:t>
+            </w:r>
+          </w:p>
+        </w:tc>
+        <w:tc>
+          <w:tcPr>
+            <w:tcW w:w="78.64%" w:type="pct"/>
+            <w:tcBorders>
+              <w:top w:val="single" w:sz="1" w:space="0" w:color="CCCCCC"/>
+              <w:start w:val="single" w:sz="1" w:space="0" w:color="CCCCCC"/>
+              <w:bottom w:val="single" w:sz="1" w:space="0" w:color="CCCCCC"/>
+              <w:end w:val="single" w:sz="1" w:space="0" w:color="CCCCCC"/>
+            </w:tcBorders>
+            <w:shd w:val="clear" w:color="auto" w:fill="2E4057"/>
+            <w:tcMar>
+              <w:top w:w="4pt" w:type="dxa"/>
+              <w:start w:w="6pt" w:type="dxa"/>
+              <w:bottom w:w="4pt" w:type="dxa"/>
+              <w:end w:w="6pt" w:type="dxa"/>
+            </w:tcMar>
+          </w:tcPr>
+          <w:p>
+            <w:pPr>
+              <w:rPr>
+                <w:sz w:val="14"/>
+                <w:szCs w:val="14"/>
+              </w:rPr>
+            </w:pPr>
+            <w:r>
+              <w:rPr>
+                <w:rFonts w:eastAsia="Arial"/>
+                <w:b/>
+                <w:bCs/>
+                <w:color w:val="FFFFFF"/>
+                <w:sz w:val="14"/>
+                <w:szCs w:val="14"/>
+              </w:rPr>
+              <w:t>Najbolji parametri</w:t>
+            </w:r>
+          </w:p>
+        </w:tc>
+      </w:tr>
+      <w:tr>
+        <w:tblPrEx>
+          <w:tblCellMar>
+            <w:top w:w="0pt" w:type="dxa"/>
+            <w:bottom w:w="0pt" w:type="dxa"/>
+          </w:tblCellMar>
+        </w:tblPrEx>
+        <w:tc>
+          <w:tcPr>
+            <w:tcW w:w="21.36%" w:type="pct"/>
+            <w:tcBorders>
+              <w:top w:val="single" w:sz="1" w:space="0" w:color="CCCCCC"/>
+              <w:start w:val="single" w:sz="1" w:space="0" w:color="CCCCCC"/>
+              <w:bottom w:val="single" w:sz="1" w:space="0" w:color="CCCCCC"/>
+              <w:end w:val="single" w:sz="1" w:space="0" w:color="CCCCCC"/>
+            </w:tcBorders>
+            <w:shd w:val="clear" w:color="auto" w:fill="F5F7FA"/>
+            <w:tcMar>
+              <w:top w:w="3pt" w:type="dxa"/>
+              <w:start w:w="6pt" w:type="dxa"/>
+              <w:bottom w:w="3pt" w:type="dxa"/>
+              <w:end w:w="6pt" w:type="dxa"/>
+            </w:tcMar>
+          </w:tcPr>
+          <w:p>
+            <w:pPr>
+              <w:rPr>
+                <w:sz w:val="14"/>
+                <w:szCs w:val="14"/>
+              </w:rPr>
+            </w:pPr>
+            <w:r>
+              <w:rPr>
+                <w:rFonts w:eastAsia="Courier New"/>
+                <w:sz w:val="14"/>
+                <w:szCs w:val="14"/>
+              </w:rPr>
+              <w:t>LinearRegression</w:t>
+            </w:r>
+          </w:p>
+        </w:tc>
+        <w:tc>
+          <w:tcPr>
+            <w:tcW w:w="78.64%" w:type="pct"/>
+            <w:tcBorders>
+              <w:top w:val="single" w:sz="1" w:space="0" w:color="CCCCCC"/>
+              <w:start w:val="single" w:sz="1" w:space="0" w:color="CCCCCC"/>
+              <w:bottom w:val="single" w:sz="1" w:space="0" w:color="CCCCCC"/>
+              <w:end w:val="single" w:sz="1" w:space="0" w:color="CCCCCC"/>
+            </w:tcBorders>
+            <w:shd w:val="clear" w:color="auto" w:fill="F5F7FA"/>
+            <w:tcMar>
+              <w:top w:w="3pt" w:type="dxa"/>
+              <w:start w:w="6pt" w:type="dxa"/>
+              <w:bottom w:w="3pt" w:type="dxa"/>
+              <w:end w:w="6pt" w:type="dxa"/>
+            </w:tcMar>
+          </w:tcPr>
+          <w:p>
+            <w:pPr>
+              <w:rPr>
+                <w:sz w:val="14"/>
+                <w:szCs w:val="14"/>
+              </w:rPr>
+            </w:pPr>
+            <w:r>
+              <w:rPr>
+                <w:rFonts w:eastAsia="Courier New"/>
+                <w:sz w:val="14"/>
+                <w:szCs w:val="14"/>
+              </w:rPr>
+              <w:t>-</w:t>
+            </w:r>
+          </w:p>
+        </w:tc>
+      </w:tr>
+      <w:tr>
+        <w:tblPrEx>
+          <w:tblCellMar>
+            <w:top w:w="0pt" w:type="dxa"/>
+            <w:bottom w:w="0pt" w:type="dxa"/>
+          </w:tblCellMar>
+        </w:tblPrEx>
+        <w:tc>
+          <w:tcPr>
+            <w:tcW w:w="21.36%" w:type="pct"/>
+            <w:tcBorders>
+              <w:top w:val="single" w:sz="1" w:space="0" w:color="CCCCCC"/>
+              <w:start w:val="single" w:sz="1" w:space="0" w:color="CCCCCC"/>
+              <w:bottom w:val="single" w:sz="1" w:space="0" w:color="CCCCCC"/>
+              <w:end w:val="single" w:sz="1" w:space="0" w:color="CCCCCC"/>
+            </w:tcBorders>
+            <w:shd w:val="clear" w:color="auto" w:fill="FFFFFF"/>
+            <w:tcMar>
+              <w:top w:w="3pt" w:type="dxa"/>
+              <w:start w:w="6pt" w:type="dxa"/>
+              <w:bottom w:w="3pt" w:type="dxa"/>
+              <w:end w:w="6pt" w:type="dxa"/>
+            </w:tcMar>
+          </w:tcPr>
+          <w:p>
+            <w:pPr>
+              <w:rPr>
+                <w:sz w:val="14"/>
+                <w:szCs w:val="14"/>
+              </w:rPr>
+            </w:pPr>
+            <w:r>
+              <w:rPr>
+                <w:rFonts w:eastAsia="Courier New"/>
+                <w:sz w:val="14"/>
+                <w:szCs w:val="14"/>
+              </w:rPr>
+              <w:t>Ridge</w:t>
+            </w:r>
+          </w:p>
+        </w:tc>
+        <w:tc>
+          <w:tcPr>
+            <w:tcW w:w="78.64%" w:type="pct"/>
+            <w:tcBorders>
+              <w:top w:val="single" w:sz="1" w:space="0" w:color="CCCCCC"/>
+              <w:start w:val="single" w:sz="1" w:space="0" w:color="CCCCCC"/>
+              <w:bottom w:val="single" w:sz="1" w:space="0" w:color="CCCCCC"/>
+              <w:end w:val="single" w:sz="1" w:space="0" w:color="CCCCCC"/>
+            </w:tcBorders>
+            <w:shd w:val="clear" w:color="auto" w:fill="FFFFFF"/>
+            <w:tcMar>
+              <w:top w:w="3pt" w:type="dxa"/>
+              <w:start w:w="6pt" w:type="dxa"/>
+              <w:bottom w:w="3pt" w:type="dxa"/>
+              <w:end w:w="6pt" w:type="dxa"/>
+            </w:tcMar>
+          </w:tcPr>
+          <w:p>
+            <w:pPr>
+              <w:rPr>
+                <w:sz w:val="14"/>
+                <w:szCs w:val="14"/>
+              </w:rPr>
+            </w:pPr>
+            <w:r>
+              <w:rPr>
+                <w:rFonts w:eastAsia="Courier New"/>
+                <w:sz w:val="14"/>
+                <w:szCs w:val="14"/>
+              </w:rPr>
+              <w:t>alpha=49.3167</w:t>
+            </w:r>
+          </w:p>
+        </w:tc>
+      </w:tr>
+      <w:tr>
+        <w:tblPrEx>
+          <w:tblCellMar>
+            <w:top w:w="0pt" w:type="dxa"/>
+            <w:bottom w:w="0pt" w:type="dxa"/>
+          </w:tblCellMar>
+        </w:tblPrEx>
+        <w:tc>
+          <w:tcPr>
+            <w:tcW w:w="21.36%" w:type="pct"/>
+            <w:tcBorders>
+              <w:top w:val="single" w:sz="1" w:space="0" w:color="CCCCCC"/>
+              <w:start w:val="single" w:sz="1" w:space="0" w:color="CCCCCC"/>
+              <w:bottom w:val="single" w:sz="1" w:space="0" w:color="CCCCCC"/>
+              <w:end w:val="single" w:sz="1" w:space="0" w:color="CCCCCC"/>
+            </w:tcBorders>
+            <w:shd w:val="clear" w:color="auto" w:fill="F5F7FA"/>
+            <w:tcMar>
+              <w:top w:w="3pt" w:type="dxa"/>
+              <w:start w:w="6pt" w:type="dxa"/>
+              <w:bottom w:w="3pt" w:type="dxa"/>
+              <w:end w:w="6pt" w:type="dxa"/>
+            </w:tcMar>
+          </w:tcPr>
+          <w:p>
+            <w:pPr>
+              <w:rPr>
+                <w:sz w:val="14"/>
+                <w:szCs w:val="14"/>
+              </w:rPr>
+            </w:pPr>
+            <w:r>
+              <w:rPr>
+                <w:rFonts w:eastAsia="Courier New"/>
+                <w:sz w:val="14"/>
+                <w:szCs w:val="14"/>
+              </w:rPr>
+              <w:t>Lasso</w:t>
+            </w:r>
+          </w:p>
+        </w:tc>
+        <w:tc>
+          <w:tcPr>
+            <w:tcW w:w="78.64%" w:type="pct"/>
+            <w:tcBorders>
+              <w:top w:val="single" w:sz="1" w:space="0" w:color="CCCCCC"/>
+              <w:start w:val="single" w:sz="1" w:space="0" w:color="CCCCCC"/>
+              <w:bottom w:val="single" w:sz="1" w:space="0" w:color="CCCCCC"/>
+              <w:end w:val="single" w:sz="1" w:space="0" w:color="CCCCCC"/>
+            </w:tcBorders>
+            <w:shd w:val="clear" w:color="auto" w:fill="F5F7FA"/>
+            <w:tcMar>
+              <w:top w:w="3pt" w:type="dxa"/>
+              <w:start w:w="6pt" w:type="dxa"/>
+              <w:bottom w:w="3pt" w:type="dxa"/>
+              <w:end w:w="6pt" w:type="dxa"/>
+            </w:tcMar>
+          </w:tcPr>
+          <w:p>
+            <w:pPr>
+              <w:rPr>
+                <w:sz w:val="14"/>
+                <w:szCs w:val="14"/>
+              </w:rPr>
+            </w:pPr>
+            <w:r>
+              <w:rPr>
+                <w:rFonts w:eastAsia="Courier New"/>
+                <w:sz w:val="14"/>
+                <w:szCs w:val="14"/>
+              </w:rPr>
+              <w:t>alpha=0.9141</w:t>
+            </w:r>
+          </w:p>
+        </w:tc>
+      </w:tr>
+      <w:tr>
+        <w:tblPrEx>
+          <w:tblCellMar>
+            <w:top w:w="0pt" w:type="dxa"/>
+            <w:bottom w:w="0pt" w:type="dxa"/>
+          </w:tblCellMar>
+        </w:tblPrEx>
+        <w:tc>
+          <w:tcPr>
+            <w:tcW w:w="21.36%" w:type="pct"/>
+            <w:tcBorders>
+              <w:top w:val="single" w:sz="1" w:space="0" w:color="CCCCCC"/>
+              <w:start w:val="single" w:sz="1" w:space="0" w:color="CCCCCC"/>
+              <w:bottom w:val="single" w:sz="1" w:space="0" w:color="CCCCCC"/>
+              <w:end w:val="single" w:sz="1" w:space="0" w:color="CCCCCC"/>
+            </w:tcBorders>
+            <w:shd w:val="clear" w:color="auto" w:fill="FFFFFF"/>
+            <w:tcMar>
+              <w:top w:w="3pt" w:type="dxa"/>
+              <w:start w:w="6pt" w:type="dxa"/>
+              <w:bottom w:w="3pt" w:type="dxa"/>
+              <w:end w:w="6pt" w:type="dxa"/>
+            </w:tcMar>
+          </w:tcPr>
+          <w:p>
+            <w:pPr>
+              <w:rPr>
+                <w:sz w:val="14"/>
+                <w:szCs w:val="14"/>
+              </w:rPr>
+            </w:pPr>
+            <w:r>
+              <w:rPr>
+                <w:rFonts w:eastAsia="Courier New"/>
+                <w:sz w:val="14"/>
+                <w:szCs w:val="14"/>
+              </w:rPr>
+              <w:t>ElasticNet</w:t>
+            </w:r>
+          </w:p>
+        </w:tc>
+        <w:tc>
+          <w:tcPr>
+            <w:tcW w:w="78.64%" w:type="pct"/>
+            <w:tcBorders>
+              <w:top w:val="single" w:sz="1" w:space="0" w:color="CCCCCC"/>
+              <w:start w:val="single" w:sz="1" w:space="0" w:color="CCCCCC"/>
+              <w:bottom w:val="single" w:sz="1" w:space="0" w:color="CCCCCC"/>
+              <w:end w:val="single" w:sz="1" w:space="0" w:color="CCCCCC"/>
+            </w:tcBorders>
+            <w:shd w:val="clear" w:color="auto" w:fill="FFFFFF"/>
+            <w:tcMar>
+              <w:top w:w="3pt" w:type="dxa"/>
+              <w:start w:w="6pt" w:type="dxa"/>
+              <w:bottom w:w="3pt" w:type="dxa"/>
+              <w:end w:w="6pt" w:type="dxa"/>
+            </w:tcMar>
+          </w:tcPr>
+          <w:p>
+            <w:pPr>
+              <w:rPr>
+                <w:sz w:val="14"/>
+                <w:szCs w:val="14"/>
+              </w:rPr>
+            </w:pPr>
+            <w:r>
+              <w:rPr>
+                <w:rFonts w:eastAsia="Courier New"/>
+                <w:sz w:val="14"/>
+                <w:szCs w:val="14"/>
+              </w:rPr>
+              <w:t>alpha=0.2637, l1_ratio=0.5461</w:t>
+            </w:r>
+          </w:p>
+        </w:tc>
+      </w:tr>
+      <w:tr>
+        <w:tblPrEx>
+          <w:tblCellMar>
+            <w:top w:w="0pt" w:type="dxa"/>
+            <w:bottom w:w="0pt" w:type="dxa"/>
+          </w:tblCellMar>
+        </w:tblPrEx>
+        <w:tc>
+          <w:tcPr>
+            <w:tcW w:w="21.36%" w:type="pct"/>
+            <w:tcBorders>
+              <w:top w:val="single" w:sz="1" w:space="0" w:color="CCCCCC"/>
+              <w:start w:val="single" w:sz="1" w:space="0" w:color="CCCCCC"/>
+              <w:bottom w:val="single" w:sz="1" w:space="0" w:color="CCCCCC"/>
+              <w:end w:val="single" w:sz="1" w:space="0" w:color="CCCCCC"/>
+            </w:tcBorders>
+            <w:shd w:val="clear" w:color="auto" w:fill="F5F7FA"/>
+            <w:tcMar>
+              <w:top w:w="3pt" w:type="dxa"/>
+              <w:start w:w="6pt" w:type="dxa"/>
+              <w:bottom w:w="3pt" w:type="dxa"/>
+              <w:end w:w="6pt" w:type="dxa"/>
+            </w:tcMar>
+          </w:tcPr>
+          <w:p>
+            <w:pPr>
+              <w:rPr>
+                <w:sz w:val="14"/>
+                <w:szCs w:val="14"/>
+              </w:rPr>
+            </w:pPr>
+            <w:r>
+              <w:rPr>
+                <w:rFonts w:eastAsia="Courier New"/>
+                <w:sz w:val="14"/>
+                <w:szCs w:val="14"/>
+              </w:rPr>
+              <w:t>XGBoost</w:t>
+            </w:r>
+          </w:p>
+        </w:tc>
+        <w:tc>
+          <w:tcPr>
+            <w:tcW w:w="78.64%" w:type="pct"/>
+            <w:tcBorders>
+              <w:top w:val="single" w:sz="1" w:space="0" w:color="CCCCCC"/>
+              <w:start w:val="single" w:sz="1" w:space="0" w:color="CCCCCC"/>
+              <w:bottom w:val="single" w:sz="1" w:space="0" w:color="CCCCCC"/>
+              <w:end w:val="single" w:sz="1" w:space="0" w:color="CCCCCC"/>
+            </w:tcBorders>
+            <w:shd w:val="clear" w:color="auto" w:fill="F5F7FA"/>
+            <w:tcMar>
+              <w:top w:w="3pt" w:type="dxa"/>
+              <w:start w:w="6pt" w:type="dxa"/>
+              <w:bottom w:w="3pt" w:type="dxa"/>
+              <w:end w:w="6pt" w:type="dxa"/>
+            </w:tcMar>
+          </w:tcPr>
+          <w:p>
+            <w:pPr>
+              <w:rPr>
+                <w:sz w:val="14"/>
+                <w:szCs w:val="14"/>
+              </w:rPr>
+            </w:pPr>
+            <w:r>
+              <w:rPr>
+                <w:rFonts w:eastAsia="Courier New"/>
+                <w:sz w:val="14"/>
+                <w:szCs w:val="14"/>
+              </w:rPr>
+              <w:t>n_estimators=96, max_depth=5, learning_rate=0.01995, subsample=0.7160, colsample_bytree=0.6456</w:t>
+            </w:r>
+          </w:p>
+        </w:tc>
+      </w:tr>
+      <w:tr>
+        <w:tblPrEx>
+          <w:tblCellMar>
+            <w:top w:w="0pt" w:type="dxa"/>
+            <w:bottom w:w="0pt" w:type="dxa"/>
+          </w:tblCellMar>
+        </w:tblPrEx>
+        <w:tc>
+          <w:tcPr>
+            <w:tcW w:w="21.36%" w:type="pct"/>
+            <w:tcBorders>
+              <w:top w:val="single" w:sz="1" w:space="0" w:color="CCCCCC"/>
+              <w:start w:val="single" w:sz="1" w:space="0" w:color="CCCCCC"/>
+              <w:bottom w:val="single" w:sz="1" w:space="0" w:color="CCCCCC"/>
+              <w:end w:val="single" w:sz="1" w:space="0" w:color="CCCCCC"/>
+            </w:tcBorders>
+            <w:shd w:val="clear" w:color="auto" w:fill="FFFFFF"/>
+            <w:tcMar>
+              <w:top w:w="3pt" w:type="dxa"/>
+              <w:start w:w="6pt" w:type="dxa"/>
+              <w:bottom w:w="3pt" w:type="dxa"/>
+              <w:end w:w="6pt" w:type="dxa"/>
+            </w:tcMar>
+          </w:tcPr>
+          <w:p>
+            <w:pPr>
+              <w:rPr>
+                <w:sz w:val="14"/>
+                <w:szCs w:val="14"/>
+              </w:rPr>
+            </w:pPr>
+            <w:r>
+              <w:rPr>
+                <w:rFonts w:eastAsia="Courier New"/>
+                <w:sz w:val="14"/>
+                <w:szCs w:val="14"/>
+              </w:rPr>
+              <w:t>LightGBM</w:t>
+            </w:r>
+          </w:p>
+        </w:tc>
+        <w:tc>
+          <w:tcPr>
+            <w:tcW w:w="78.64%" w:type="pct"/>
+            <w:tcBorders>
+              <w:top w:val="single" w:sz="1" w:space="0" w:color="CCCCCC"/>
+              <w:start w:val="single" w:sz="1" w:space="0" w:color="CCCCCC"/>
+              <w:bottom w:val="single" w:sz="1" w:space="0" w:color="CCCCCC"/>
+              <w:end w:val="single" w:sz="1" w:space="0" w:color="CCCCCC"/>
+            </w:tcBorders>
+            <w:shd w:val="clear" w:color="auto" w:fill="FFFFFF"/>
+            <w:tcMar>
+              <w:top w:w="3pt" w:type="dxa"/>
+              <w:start w:w="6pt" w:type="dxa"/>
+              <w:bottom w:w="3pt" w:type="dxa"/>
+              <w:end w:w="6pt" w:type="dxa"/>
+            </w:tcMar>
+          </w:tcPr>
+          <w:p>
+            <w:pPr>
+              <w:rPr>
+                <w:sz w:val="14"/>
+                <w:szCs w:val="14"/>
+              </w:rPr>
+            </w:pPr>
+            <w:r>
+              <w:rPr>
+                <w:rFonts w:eastAsia="Courier New"/>
+                <w:sz w:val="14"/>
+                <w:szCs w:val="14"/>
+              </w:rPr>
+              <w:t>n_estimators=96, max_depth=5, learning_rate=0.01995, num_leaves=49, subsample=0.6456</w:t>
+            </w:r>
+          </w:p>
+        </w:tc>
+      </w:tr>
+      <w:tr>
+        <w:tblPrEx>
+          <w:tblCellMar>
+            <w:top w:w="0pt" w:type="dxa"/>
+            <w:bottom w:w="0pt" w:type="dxa"/>
+          </w:tblCellMar>
+        </w:tblPrEx>
+        <w:tc>
+          <w:tcPr>
+            <w:tcW w:w="21.36%" w:type="pct"/>
+            <w:tcBorders>
+              <w:top w:val="single" w:sz="1" w:space="0" w:color="CCCCCC"/>
+              <w:start w:val="single" w:sz="1" w:space="0" w:color="CCCCCC"/>
+              <w:bottom w:val="single" w:sz="1" w:space="0" w:color="CCCCCC"/>
+              <w:end w:val="single" w:sz="1" w:space="0" w:color="CCCCCC"/>
+            </w:tcBorders>
+            <w:shd w:val="clear" w:color="auto" w:fill="F5F7FA"/>
+            <w:tcMar>
+              <w:top w:w="3pt" w:type="dxa"/>
+              <w:start w:w="6pt" w:type="dxa"/>
+              <w:bottom w:w="3pt" w:type="dxa"/>
+              <w:end w:w="6pt" w:type="dxa"/>
+            </w:tcMar>
+          </w:tcPr>
+          <w:p>
+            <w:pPr>
+              <w:rPr>
+                <w:sz w:val="14"/>
+                <w:szCs w:val="14"/>
+              </w:rPr>
+            </w:pPr>
+            <w:r>
+              <w:rPr>
+                <w:rFonts w:eastAsia="Courier New"/>
+                <w:sz w:val="14"/>
+                <w:szCs w:val="14"/>
+              </w:rPr>
+              <w:t>RandomForest</w:t>
+            </w:r>
+          </w:p>
+        </w:tc>
+        <w:tc>
+          <w:tcPr>
+            <w:tcW w:w="78.64%" w:type="pct"/>
+            <w:tcBorders>
+              <w:top w:val="single" w:sz="1" w:space="0" w:color="CCCCCC"/>
+              <w:start w:val="single" w:sz="1" w:space="0" w:color="CCCCCC"/>
+              <w:bottom w:val="single" w:sz="1" w:space="0" w:color="CCCCCC"/>
+              <w:end w:val="single" w:sz="1" w:space="0" w:color="CCCCCC"/>
+            </w:tcBorders>
+            <w:shd w:val="clear" w:color="auto" w:fill="F5F7FA"/>
+            <w:tcMar>
+              <w:top w:w="3pt" w:type="dxa"/>
+              <w:start w:w="6pt" w:type="dxa"/>
+              <w:bottom w:w="3pt" w:type="dxa"/>
+              <w:end w:w="6pt" w:type="dxa"/>
+            </w:tcMar>
+          </w:tcPr>
+          <w:p>
+            <w:pPr>
+              <w:keepNext/>
+              <w:rPr>
+                <w:sz w:val="14"/>
+                <w:szCs w:val="14"/>
+              </w:rPr>
+            </w:pPr>
+            <w:r>
+              <w:rPr>
+                <w:rFonts w:eastAsia="Courier New"/>
+                <w:sz w:val="14"/>
+                <w:szCs w:val="14"/>
+              </w:rPr>
+              <w:t>n_estimators=223, max_depth=14, min_samples_split=9, min_samples_leaf=5</w:t>
+            </w:r>
+          </w:p>
+        </w:tc>
+      </w:tr>
+    </w:tbl>
+    <w:p>
+      <w:pPr>
+        <w:pStyle w:val="Caption"/>
+      </w:pPr>
+      <w:r>
+        <w:t xml:space="preserve">Tabela </w:t>
+      </w:r>
+      <w:fldSimple w:instr=" SEQ Tabela \* ARABIC ">
+        <w:r>
+          <w:rPr>
+            <w:noProof/>
+          </w:rPr>
+          <w:t>6</w:t>
+        </w:r>
+      </w:fldSimple>
+      <w:r>
+        <w:t xml:space="preserve"> </w:t>
+      </w:r>
+      <w:r>
+        <w:t>Trokorak pipeline QB</w:t>
+      </w:r>
+    </w:p>
+    <w:tbl>
+      <w:tblPr>
+        <w:tblW w:w="100.0%" w:type="pct"/>
+        <w:tblBorders>
+          <w:top w:val="single" w:sz="4" w:space="0" w:color="auto"/>
+          <w:start w:val="single" w:sz="4" w:space="0" w:color="auto"/>
+          <w:bottom w:val="single" w:sz="4" w:space="0" w:color="auto"/>
+          <w:end w:val="single" w:sz="4" w:space="0" w:color="auto"/>
+          <w:insideH w:val="single" w:sz="4" w:space="0" w:color="auto"/>
+          <w:insideV w:val="single" w:sz="4" w:space="0" w:color="auto"/>
+        </w:tblBorders>
+        <w:tblCellMar>
+          <w:start w:w="0.50pt" w:type="dxa"/>
+          <w:end w:w="0.50pt" w:type="dxa"/>
+        </w:tblCellMar>
+        <w:tblLook w:firstRow="0" w:lastRow="0" w:firstColumn="0" w:lastColumn="0" w:noHBand="0" w:noVBand="0"/>
+      </w:tblPr>
+      <w:tblGrid>
+        <w:gridCol w:w="1228"/>
+        <w:gridCol w:w="3636"/>
+      </w:tblGrid>
+      <w:tr>
+        <w:tblPrEx>
+          <w:tblCellMar>
+            <w:top w:w="0pt" w:type="dxa"/>
+            <w:bottom w:w="0pt" w:type="dxa"/>
+          </w:tblCellMar>
+        </w:tblPrEx>
+        <w:trPr>
+          <w:tblHeader/>
+        </w:trPr>
+        <w:tc>
+          <w:tcPr>
+            <w:tcW w:w="21.36%" w:type="pct"/>
+            <w:tcBorders>
+              <w:top w:val="single" w:sz="1" w:space="0" w:color="CCCCCC"/>
+              <w:start w:val="single" w:sz="1" w:space="0" w:color="CCCCCC"/>
+              <w:bottom w:val="single" w:sz="1" w:space="0" w:color="CCCCCC"/>
+              <w:end w:val="single" w:sz="1" w:space="0" w:color="CCCCCC"/>
+            </w:tcBorders>
+            <w:shd w:val="clear" w:color="auto" w:fill="2E4057"/>
+            <w:tcMar>
+              <w:top w:w="4pt" w:type="dxa"/>
+              <w:start w:w="6pt" w:type="dxa"/>
+              <w:bottom w:w="4pt" w:type="dxa"/>
+              <w:end w:w="6pt" w:type="dxa"/>
+            </w:tcMar>
+          </w:tcPr>
+          <w:p>
+            <w:pPr>
+              <w:rPr>
+                <w:sz w:val="14"/>
+                <w:szCs w:val="14"/>
+              </w:rPr>
+            </w:pPr>
+            <w:r>
+              <w:rPr>
+                <w:rFonts w:eastAsia="Arial"/>
+                <w:b/>
+                <w:bCs/>
+                <w:color w:val="FFFFFF"/>
+                <w:sz w:val="14"/>
+                <w:szCs w:val="14"/>
+              </w:rPr>
+              <w:t>Model</w:t>
+            </w:r>
+          </w:p>
+        </w:tc>
+        <w:tc>
+          <w:tcPr>
+            <w:tcW w:w="78.64%" w:type="pct"/>
+            <w:tcBorders>
+              <w:top w:val="single" w:sz="1" w:space="0" w:color="CCCCCC"/>
+              <w:start w:val="single" w:sz="1" w:space="0" w:color="CCCCCC"/>
+              <w:bottom w:val="single" w:sz="1" w:space="0" w:color="CCCCCC"/>
+              <w:end w:val="single" w:sz="1" w:space="0" w:color="CCCCCC"/>
+            </w:tcBorders>
+            <w:shd w:val="clear" w:color="auto" w:fill="2E4057"/>
+            <w:tcMar>
+              <w:top w:w="4pt" w:type="dxa"/>
+              <w:start w:w="6pt" w:type="dxa"/>
+              <w:bottom w:w="4pt" w:type="dxa"/>
+              <w:end w:w="6pt" w:type="dxa"/>
+            </w:tcMar>
+          </w:tcPr>
+          <w:p>
+            <w:pPr>
+              <w:rPr>
+                <w:sz w:val="14"/>
+                <w:szCs w:val="14"/>
+              </w:rPr>
+            </w:pPr>
+            <w:r>
+              <w:rPr>
+                <w:rFonts w:eastAsia="Arial"/>
+                <w:b/>
+                <w:bCs/>
+                <w:color w:val="FFFFFF"/>
+                <w:sz w:val="14"/>
+                <w:szCs w:val="14"/>
+              </w:rPr>
+              <w:t>Najbolji parametri</w:t>
+            </w:r>
+          </w:p>
+        </w:tc>
+      </w:tr>
+      <w:tr>
+        <w:tblPrEx>
+          <w:tblCellMar>
+            <w:top w:w="0pt" w:type="dxa"/>
+            <w:bottom w:w="0pt" w:type="dxa"/>
+          </w:tblCellMar>
+        </w:tblPrEx>
+        <w:tc>
+          <w:tcPr>
+            <w:tcW w:w="21.36%" w:type="pct"/>
+            <w:tcBorders>
+              <w:top w:val="single" w:sz="1" w:space="0" w:color="CCCCCC"/>
+              <w:start w:val="single" w:sz="1" w:space="0" w:color="CCCCCC"/>
+              <w:bottom w:val="single" w:sz="1" w:space="0" w:color="CCCCCC"/>
+              <w:end w:val="single" w:sz="1" w:space="0" w:color="CCCCCC"/>
+            </w:tcBorders>
+            <w:shd w:val="clear" w:color="auto" w:fill="F5F7FA"/>
+            <w:tcMar>
+              <w:top w:w="3pt" w:type="dxa"/>
+              <w:start w:w="6pt" w:type="dxa"/>
+              <w:bottom w:w="3pt" w:type="dxa"/>
+              <w:end w:w="6pt" w:type="dxa"/>
+            </w:tcMar>
+          </w:tcPr>
+          <w:p>
+            <w:pPr>
+              <w:rPr>
+                <w:sz w:val="14"/>
+                <w:szCs w:val="14"/>
+              </w:rPr>
+            </w:pPr>
+            <w:r>
+              <w:rPr>
+                <w:rFonts w:eastAsia="Courier New"/>
+                <w:sz w:val="14"/>
+                <w:szCs w:val="14"/>
+              </w:rPr>
+              <w:t>LinearRegression</w:t>
+            </w:r>
+          </w:p>
+        </w:tc>
+        <w:tc>
+          <w:tcPr>
+            <w:tcW w:w="78.64%" w:type="pct"/>
+            <w:tcBorders>
+              <w:top w:val="single" w:sz="1" w:space="0" w:color="CCCCCC"/>
+              <w:start w:val="single" w:sz="1" w:space="0" w:color="CCCCCC"/>
+              <w:bottom w:val="single" w:sz="1" w:space="0" w:color="CCCCCC"/>
+              <w:end w:val="single" w:sz="1" w:space="0" w:color="CCCCCC"/>
+            </w:tcBorders>
+            <w:shd w:val="clear" w:color="auto" w:fill="F5F7FA"/>
+            <w:tcMar>
+              <w:top w:w="3pt" w:type="dxa"/>
+              <w:start w:w="6pt" w:type="dxa"/>
+              <w:bottom w:w="3pt" w:type="dxa"/>
+              <w:end w:w="6pt" w:type="dxa"/>
+            </w:tcMar>
+          </w:tcPr>
+          <w:p>
+            <w:pPr>
+              <w:rPr>
+                <w:sz w:val="14"/>
+                <w:szCs w:val="14"/>
+              </w:rPr>
+            </w:pPr>
+            <w:r>
+              <w:rPr>
+                <w:rFonts w:eastAsia="Courier New"/>
+                <w:sz w:val="14"/>
+                <w:szCs w:val="14"/>
+              </w:rPr>
+              <w:t>-</w:t>
+            </w:r>
+          </w:p>
+        </w:tc>
+      </w:tr>
+      <w:tr>
+        <w:tblPrEx>
+          <w:tblCellMar>
+            <w:top w:w="0pt" w:type="dxa"/>
+            <w:bottom w:w="0pt" w:type="dxa"/>
+          </w:tblCellMar>
+        </w:tblPrEx>
+        <w:tc>
+          <w:tcPr>
+            <w:tcW w:w="21.36%" w:type="pct"/>
+            <w:tcBorders>
+              <w:top w:val="single" w:sz="1" w:space="0" w:color="CCCCCC"/>
+              <w:start w:val="single" w:sz="1" w:space="0" w:color="CCCCCC"/>
+              <w:bottom w:val="single" w:sz="1" w:space="0" w:color="CCCCCC"/>
+              <w:end w:val="single" w:sz="1" w:space="0" w:color="CCCCCC"/>
+            </w:tcBorders>
+            <w:shd w:val="clear" w:color="auto" w:fill="FFFFFF"/>
+            <w:tcMar>
+              <w:top w:w="3pt" w:type="dxa"/>
+              <w:start w:w="6pt" w:type="dxa"/>
+              <w:bottom w:w="3pt" w:type="dxa"/>
+              <w:end w:w="6pt" w:type="dxa"/>
+            </w:tcMar>
+          </w:tcPr>
+          <w:p>
+            <w:pPr>
+              <w:rPr>
+                <w:sz w:val="14"/>
+                <w:szCs w:val="14"/>
+              </w:rPr>
+            </w:pPr>
+            <w:r>
+              <w:rPr>
+                <w:rFonts w:eastAsia="Courier New"/>
+                <w:sz w:val="14"/>
+                <w:szCs w:val="14"/>
+              </w:rPr>
+              <w:t>Ridge</w:t>
+            </w:r>
+          </w:p>
+        </w:tc>
+        <w:tc>
+          <w:tcPr>
+            <w:tcW w:w="78.64%" w:type="pct"/>
+            <w:tcBorders>
+              <w:top w:val="single" w:sz="1" w:space="0" w:color="CCCCCC"/>
+              <w:start w:val="single" w:sz="1" w:space="0" w:color="CCCCCC"/>
+              <w:bottom w:val="single" w:sz="1" w:space="0" w:color="CCCCCC"/>
+              <w:end w:val="single" w:sz="1" w:space="0" w:color="CCCCCC"/>
+            </w:tcBorders>
+            <w:shd w:val="clear" w:color="auto" w:fill="FFFFFF"/>
+            <w:tcMar>
+              <w:top w:w="3pt" w:type="dxa"/>
+              <w:start w:w="6pt" w:type="dxa"/>
+              <w:bottom w:w="3pt" w:type="dxa"/>
+              <w:end w:w="6pt" w:type="dxa"/>
+            </w:tcMar>
+          </w:tcPr>
+          <w:p>
+            <w:pPr>
+              <w:rPr>
+                <w:sz w:val="14"/>
+                <w:szCs w:val="14"/>
+              </w:rPr>
+            </w:pPr>
+            <w:r>
+              <w:rPr>
+                <w:rFonts w:eastAsia="Courier New"/>
+                <w:sz w:val="14"/>
+                <w:szCs w:val="14"/>
+              </w:rPr>
+              <w:t>alpha=24.6583</w:t>
+            </w:r>
+          </w:p>
+        </w:tc>
+      </w:tr>
+      <w:tr>
+        <w:tblPrEx>
+          <w:tblCellMar>
+            <w:top w:w="0pt" w:type="dxa"/>
+            <w:bottom w:w="0pt" w:type="dxa"/>
+          </w:tblCellMar>
+        </w:tblPrEx>
+        <w:tc>
+          <w:tcPr>
+            <w:tcW w:w="21.36%" w:type="pct"/>
+            <w:tcBorders>
+              <w:top w:val="single" w:sz="1" w:space="0" w:color="CCCCCC"/>
+              <w:start w:val="single" w:sz="1" w:space="0" w:color="CCCCCC"/>
+              <w:bottom w:val="single" w:sz="1" w:space="0" w:color="CCCCCC"/>
+              <w:end w:val="single" w:sz="1" w:space="0" w:color="CCCCCC"/>
+            </w:tcBorders>
+            <w:shd w:val="clear" w:color="auto" w:fill="F5F7FA"/>
+            <w:tcMar>
+              <w:top w:w="3pt" w:type="dxa"/>
+              <w:start w:w="6pt" w:type="dxa"/>
+              <w:bottom w:w="3pt" w:type="dxa"/>
+              <w:end w:w="6pt" w:type="dxa"/>
+            </w:tcMar>
+          </w:tcPr>
+          <w:p>
+            <w:pPr>
+              <w:rPr>
+                <w:sz w:val="14"/>
+                <w:szCs w:val="14"/>
+              </w:rPr>
+            </w:pPr>
+            <w:r>
+              <w:rPr>
+                <w:rFonts w:eastAsia="Courier New"/>
+                <w:sz w:val="14"/>
+                <w:szCs w:val="14"/>
+              </w:rPr>
+              <w:t>Lasso</w:t>
+            </w:r>
+          </w:p>
+        </w:tc>
+        <w:tc>
+          <w:tcPr>
+            <w:tcW w:w="78.64%" w:type="pct"/>
+            <w:tcBorders>
+              <w:top w:val="single" w:sz="1" w:space="0" w:color="CCCCCC"/>
+              <w:start w:val="single" w:sz="1" w:space="0" w:color="CCCCCC"/>
+              <w:bottom w:val="single" w:sz="1" w:space="0" w:color="CCCCCC"/>
+              <w:end w:val="single" w:sz="1" w:space="0" w:color="CCCCCC"/>
+            </w:tcBorders>
+            <w:shd w:val="clear" w:color="auto" w:fill="F5F7FA"/>
+            <w:tcMar>
+              <w:top w:w="3pt" w:type="dxa"/>
+              <w:start w:w="6pt" w:type="dxa"/>
+              <w:bottom w:w="3pt" w:type="dxa"/>
+              <w:end w:w="6pt" w:type="dxa"/>
+            </w:tcMar>
+          </w:tcPr>
+          <w:p>
+            <w:pPr>
+              <w:rPr>
+                <w:sz w:val="14"/>
+                <w:szCs w:val="14"/>
+              </w:rPr>
+            </w:pPr>
+            <w:r>
+              <w:rPr>
+                <w:rFonts w:eastAsia="Courier New"/>
+                <w:sz w:val="14"/>
+                <w:szCs w:val="14"/>
+              </w:rPr>
+              <w:t>alpha=0.4571</w:t>
+            </w:r>
+          </w:p>
+        </w:tc>
+      </w:tr>
+      <w:tr>
+        <w:tblPrEx>
+          <w:tblCellMar>
+            <w:top w:w="0pt" w:type="dxa"/>
+            <w:bottom w:w="0pt" w:type="dxa"/>
+          </w:tblCellMar>
+        </w:tblPrEx>
+        <w:tc>
+          <w:tcPr>
+            <w:tcW w:w="21.36%" w:type="pct"/>
+            <w:tcBorders>
+              <w:top w:val="single" w:sz="1" w:space="0" w:color="CCCCCC"/>
+              <w:start w:val="single" w:sz="1" w:space="0" w:color="CCCCCC"/>
+              <w:bottom w:val="single" w:sz="1" w:space="0" w:color="CCCCCC"/>
+              <w:end w:val="single" w:sz="1" w:space="0" w:color="CCCCCC"/>
+            </w:tcBorders>
+            <w:shd w:val="clear" w:color="auto" w:fill="FFFFFF"/>
+            <w:tcMar>
+              <w:top w:w="3pt" w:type="dxa"/>
+              <w:start w:w="6pt" w:type="dxa"/>
+              <w:bottom w:w="3pt" w:type="dxa"/>
+              <w:end w:w="6pt" w:type="dxa"/>
+            </w:tcMar>
+          </w:tcPr>
+          <w:p>
+            <w:pPr>
+              <w:rPr>
+                <w:sz w:val="14"/>
+                <w:szCs w:val="14"/>
+              </w:rPr>
+            </w:pPr>
+            <w:r>
+              <w:rPr>
+                <w:rFonts w:eastAsia="Courier New"/>
+                <w:sz w:val="14"/>
+                <w:szCs w:val="14"/>
+              </w:rPr>
+              <w:t>ElasticNet</w:t>
+            </w:r>
+          </w:p>
+        </w:tc>
+        <w:tc>
+          <w:tcPr>
+            <w:tcW w:w="78.64%" w:type="pct"/>
+            <w:tcBorders>
+              <w:top w:val="single" w:sz="1" w:space="0" w:color="CCCCCC"/>
+              <w:start w:val="single" w:sz="1" w:space="0" w:color="CCCCCC"/>
+              <w:bottom w:val="single" w:sz="1" w:space="0" w:color="CCCCCC"/>
+              <w:end w:val="single" w:sz="1" w:space="0" w:color="CCCCCC"/>
+            </w:tcBorders>
+            <w:shd w:val="clear" w:color="auto" w:fill="FFFFFF"/>
+            <w:tcMar>
+              <w:top w:w="3pt" w:type="dxa"/>
+              <w:start w:w="6pt" w:type="dxa"/>
+              <w:bottom w:w="3pt" w:type="dxa"/>
+              <w:end w:w="6pt" w:type="dxa"/>
+            </w:tcMar>
+          </w:tcPr>
+          <w:p>
+            <w:pPr>
+              <w:rPr>
+                <w:sz w:val="14"/>
+                <w:szCs w:val="14"/>
+              </w:rPr>
+            </w:pPr>
+            <w:r>
+              <w:rPr>
+                <w:rFonts w:eastAsia="Courier New"/>
+                <w:sz w:val="14"/>
+                <w:szCs w:val="14"/>
+              </w:rPr>
+              <w:t>alpha=0.2637, l1_ratio=0.5461</w:t>
+            </w:r>
+          </w:p>
+        </w:tc>
+      </w:tr>
+      <w:tr>
+        <w:tblPrEx>
+          <w:tblCellMar>
+            <w:top w:w="0pt" w:type="dxa"/>
+            <w:bottom w:w="0pt" w:type="dxa"/>
+          </w:tblCellMar>
+        </w:tblPrEx>
+        <w:tc>
+          <w:tcPr>
+            <w:tcW w:w="21.36%" w:type="pct"/>
+            <w:tcBorders>
+              <w:top w:val="single" w:sz="1" w:space="0" w:color="CCCCCC"/>
+              <w:start w:val="single" w:sz="1" w:space="0" w:color="CCCCCC"/>
+              <w:bottom w:val="single" w:sz="1" w:space="0" w:color="CCCCCC"/>
+              <w:end w:val="single" w:sz="1" w:space="0" w:color="CCCCCC"/>
+            </w:tcBorders>
+            <w:shd w:val="clear" w:color="auto" w:fill="F5F7FA"/>
+            <w:tcMar>
+              <w:top w:w="3pt" w:type="dxa"/>
+              <w:start w:w="6pt" w:type="dxa"/>
+              <w:bottom w:w="3pt" w:type="dxa"/>
+              <w:end w:w="6pt" w:type="dxa"/>
+            </w:tcMar>
+          </w:tcPr>
+          <w:p>
+            <w:pPr>
+              <w:rPr>
+                <w:sz w:val="14"/>
+                <w:szCs w:val="14"/>
+              </w:rPr>
+            </w:pPr>
+            <w:r>
+              <w:rPr>
+                <w:rFonts w:eastAsia="Courier New"/>
+                <w:sz w:val="14"/>
+                <w:szCs w:val="14"/>
+              </w:rPr>
+              <w:t>XGBoost</w:t>
+            </w:r>
+          </w:p>
+        </w:tc>
+        <w:tc>
+          <w:tcPr>
+            <w:tcW w:w="78.64%" w:type="pct"/>
+            <w:tcBorders>
+              <w:top w:val="single" w:sz="1" w:space="0" w:color="CCCCCC"/>
+              <w:start w:val="single" w:sz="1" w:space="0" w:color="CCCCCC"/>
+              <w:bottom w:val="single" w:sz="1" w:space="0" w:color="CCCCCC"/>
+              <w:end w:val="single" w:sz="1" w:space="0" w:color="CCCCCC"/>
+            </w:tcBorders>
+            <w:shd w:val="clear" w:color="auto" w:fill="F5F7FA"/>
+            <w:tcMar>
+              <w:top w:w="3pt" w:type="dxa"/>
+              <w:start w:w="6pt" w:type="dxa"/>
+              <w:bottom w:w="3pt" w:type="dxa"/>
+              <w:end w:w="6pt" w:type="dxa"/>
+            </w:tcMar>
+          </w:tcPr>
+          <w:p>
+            <w:pPr>
+              <w:rPr>
+                <w:sz w:val="14"/>
+                <w:szCs w:val="14"/>
+              </w:rPr>
+            </w:pPr>
+            <w:r>
+              <w:rPr>
+                <w:rFonts w:eastAsia="Courier New"/>
+                <w:sz w:val="14"/>
+                <w:szCs w:val="14"/>
+              </w:rPr>
+              <w:t>n_estimators=299, max_depth=9, learning_rate=0.00745, subsample=0.5260, colsample_bytree=0.5085</w:t>
+            </w:r>
+          </w:p>
+        </w:tc>
+      </w:tr>
+      <w:tr>
+        <w:tblPrEx>
+          <w:tblCellMar>
+            <w:top w:w="0pt" w:type="dxa"/>
+            <w:bottom w:w="0pt" w:type="dxa"/>
+          </w:tblCellMar>
+        </w:tblPrEx>
+        <w:tc>
+          <w:tcPr>
+            <w:tcW w:w="21.36%" w:type="pct"/>
+            <w:tcBorders>
+              <w:top w:val="single" w:sz="1" w:space="0" w:color="CCCCCC"/>
+              <w:start w:val="single" w:sz="1" w:space="0" w:color="CCCCCC"/>
+              <w:bottom w:val="single" w:sz="1" w:space="0" w:color="CCCCCC"/>
+              <w:end w:val="single" w:sz="1" w:space="0" w:color="CCCCCC"/>
+            </w:tcBorders>
+            <w:shd w:val="clear" w:color="auto" w:fill="FFFFFF"/>
+            <w:tcMar>
+              <w:top w:w="3pt" w:type="dxa"/>
+              <w:start w:w="6pt" w:type="dxa"/>
+              <w:bottom w:w="3pt" w:type="dxa"/>
+              <w:end w:w="6pt" w:type="dxa"/>
+            </w:tcMar>
+          </w:tcPr>
+          <w:p>
+            <w:pPr>
+              <w:rPr>
+                <w:sz w:val="14"/>
+                <w:szCs w:val="14"/>
+              </w:rPr>
+            </w:pPr>
+            <w:r>
+              <w:rPr>
+                <w:rFonts w:eastAsia="Courier New"/>
+                <w:sz w:val="14"/>
+                <w:szCs w:val="14"/>
+              </w:rPr>
+              <w:t>LightGBM</w:t>
+            </w:r>
+          </w:p>
+        </w:tc>
+        <w:tc>
+          <w:tcPr>
+            <w:tcW w:w="78.64%" w:type="pct"/>
+            <w:tcBorders>
+              <w:top w:val="single" w:sz="1" w:space="0" w:color="CCCCCC"/>
+              <w:start w:val="single" w:sz="1" w:space="0" w:color="CCCCCC"/>
+              <w:bottom w:val="single" w:sz="1" w:space="0" w:color="CCCCCC"/>
+              <w:end w:val="single" w:sz="1" w:space="0" w:color="CCCCCC"/>
+            </w:tcBorders>
+            <w:shd w:val="clear" w:color="auto" w:fill="FFFFFF"/>
+            <w:tcMar>
+              <w:top w:w="3pt" w:type="dxa"/>
+              <w:start w:w="6pt" w:type="dxa"/>
+              <w:bottom w:w="3pt" w:type="dxa"/>
+              <w:end w:w="6pt" w:type="dxa"/>
+            </w:tcMar>
+          </w:tcPr>
+          <w:p>
+            <w:pPr>
+              <w:rPr>
+                <w:sz w:val="14"/>
+                <w:szCs w:val="14"/>
+              </w:rPr>
+            </w:pPr>
+            <w:r>
+              <w:rPr>
+                <w:rFonts w:eastAsia="Courier New"/>
+                <w:sz w:val="14"/>
+                <w:szCs w:val="14"/>
+              </w:rPr>
+              <w:t>n_estimators=96, max_depth=5, learning_rate=0.01995, num_leaves=49, subsample=0.6456</w:t>
+            </w:r>
+          </w:p>
+        </w:tc>
+      </w:tr>
+      <w:tr>
+        <w:tblPrEx>
+          <w:tblCellMar>
+            <w:top w:w="0pt" w:type="dxa"/>
+            <w:bottom w:w="0pt" w:type="dxa"/>
+          </w:tblCellMar>
+        </w:tblPrEx>
+        <w:tc>
+          <w:tcPr>
+            <w:tcW w:w="21.36%" w:type="pct"/>
+            <w:tcBorders>
+              <w:top w:val="single" w:sz="1" w:space="0" w:color="CCCCCC"/>
+              <w:start w:val="single" w:sz="1" w:space="0" w:color="CCCCCC"/>
+              <w:bottom w:val="single" w:sz="1" w:space="0" w:color="CCCCCC"/>
+              <w:end w:val="single" w:sz="1" w:space="0" w:color="CCCCCC"/>
+            </w:tcBorders>
+            <w:shd w:val="clear" w:color="auto" w:fill="F5F7FA"/>
+            <w:tcMar>
+              <w:top w:w="3pt" w:type="dxa"/>
+              <w:start w:w="6pt" w:type="dxa"/>
+              <w:bottom w:w="3pt" w:type="dxa"/>
+              <w:end w:w="6pt" w:type="dxa"/>
+            </w:tcMar>
+          </w:tcPr>
+          <w:p>
+            <w:pPr>
+              <w:rPr>
+                <w:sz w:val="14"/>
+                <w:szCs w:val="14"/>
+              </w:rPr>
+            </w:pPr>
+            <w:r>
+              <w:rPr>
+                <w:rFonts w:eastAsia="Courier New"/>
+                <w:sz w:val="14"/>
+                <w:szCs w:val="14"/>
+              </w:rPr>
+              <w:t>RandomForest</w:t>
+            </w:r>
+          </w:p>
+        </w:tc>
+        <w:tc>
+          <w:tcPr>
+            <w:tcW w:w="78.64%" w:type="pct"/>
+            <w:tcBorders>
+              <w:top w:val="single" w:sz="1" w:space="0" w:color="CCCCCC"/>
+              <w:start w:val="single" w:sz="1" w:space="0" w:color="CCCCCC"/>
+              <w:bottom w:val="single" w:sz="1" w:space="0" w:color="CCCCCC"/>
+              <w:end w:val="single" w:sz="1" w:space="0" w:color="CCCCCC"/>
+            </w:tcBorders>
+            <w:shd w:val="clear" w:color="auto" w:fill="F5F7FA"/>
+            <w:tcMar>
+              <w:top w:w="3pt" w:type="dxa"/>
+              <w:start w:w="6pt" w:type="dxa"/>
+              <w:bottom w:w="3pt" w:type="dxa"/>
+              <w:end w:w="6pt" w:type="dxa"/>
+            </w:tcMar>
+          </w:tcPr>
+          <w:p>
+            <w:pPr>
+              <w:keepNext/>
+              <w:rPr>
+                <w:sz w:val="14"/>
+                <w:szCs w:val="14"/>
+              </w:rPr>
+            </w:pPr>
+            <w:r>
+              <w:rPr>
+                <w:rFonts w:eastAsia="Courier New"/>
+                <w:sz w:val="14"/>
+                <w:szCs w:val="14"/>
+              </w:rPr>
+              <w:t>n_estimators=164, max_depth=25, min_samples_split=3, min_samples_leaf=3</w:t>
+            </w:r>
+          </w:p>
+        </w:tc>
+      </w:tr>
+    </w:tbl>
+    <w:p>
+      <w:pPr>
+        <w:pStyle w:val="Caption"/>
+      </w:pPr>
+      <w:r>
+        <w:t xml:space="preserve">Tabela </w:t>
+      </w:r>
+      <w:fldSimple w:instr=" SEQ Tabela \* ARABIC ">
+        <w:r>
+          <w:rPr>
+            <w:noProof/>
+          </w:rPr>
+          <w:t>7</w:t>
+        </w:r>
+      </w:fldSimple>
+      <w:r>
+        <w:t xml:space="preserve"> </w:t>
+      </w:r>
+      <w:r>
+        <w:t>Trokorak pipeline RB</w:t>
+      </w:r>
+    </w:p>
+    <w:tbl>
+      <w:tblPr>
+        <w:tblW w:w="100.0%" w:type="pct"/>
+        <w:tblBorders>
+          <w:top w:val="single" w:sz="4" w:space="0" w:color="auto"/>
+          <w:start w:val="single" w:sz="4" w:space="0" w:color="auto"/>
+          <w:bottom w:val="single" w:sz="4" w:space="0" w:color="auto"/>
+          <w:end w:val="single" w:sz="4" w:space="0" w:color="auto"/>
+          <w:insideH w:val="single" w:sz="4" w:space="0" w:color="auto"/>
+          <w:insideV w:val="single" w:sz="4" w:space="0" w:color="auto"/>
+        </w:tblBorders>
+        <w:tblCellMar>
+          <w:start w:w="0.50pt" w:type="dxa"/>
+          <w:end w:w="0.50pt" w:type="dxa"/>
+        </w:tblCellMar>
+        <w:tblLook w:firstRow="0" w:lastRow="0" w:firstColumn="0" w:lastColumn="0" w:noHBand="0" w:noVBand="0"/>
+      </w:tblPr>
+      <w:tblGrid>
+        <w:gridCol w:w="1228"/>
+        <w:gridCol w:w="3636"/>
+      </w:tblGrid>
+      <w:tr>
+        <w:tblPrEx>
+          <w:tblCellMar>
+            <w:top w:w="0pt" w:type="dxa"/>
+            <w:bottom w:w="0pt" w:type="dxa"/>
+          </w:tblCellMar>
+        </w:tblPrEx>
+        <w:trPr>
+          <w:tblHeader/>
+        </w:trPr>
+        <w:tc>
+          <w:tcPr>
+            <w:tcW w:w="21.36%" w:type="pct"/>
+            <w:tcBorders>
+              <w:top w:val="single" w:sz="1" w:space="0" w:color="CCCCCC"/>
+              <w:start w:val="single" w:sz="1" w:space="0" w:color="CCCCCC"/>
+              <w:bottom w:val="single" w:sz="1" w:space="0" w:color="CCCCCC"/>
+              <w:end w:val="single" w:sz="1" w:space="0" w:color="CCCCCC"/>
+            </w:tcBorders>
+            <w:shd w:val="clear" w:color="auto" w:fill="2E4057"/>
+            <w:tcMar>
+              <w:top w:w="4pt" w:type="dxa"/>
+              <w:start w:w="6pt" w:type="dxa"/>
+              <w:bottom w:w="4pt" w:type="dxa"/>
+              <w:end w:w="6pt" w:type="dxa"/>
+            </w:tcMar>
+          </w:tcPr>
+          <w:p>
+            <w:pPr>
+              <w:rPr>
+                <w:sz w:val="14"/>
+                <w:szCs w:val="14"/>
+              </w:rPr>
+            </w:pPr>
+            <w:r>
+              <w:rPr>
+                <w:rFonts w:eastAsia="Arial"/>
+                <w:b/>
+                <w:bCs/>
+                <w:color w:val="FFFFFF"/>
+                <w:sz w:val="14"/>
+                <w:szCs w:val="14"/>
+              </w:rPr>
+              <w:t>Model</w:t>
+            </w:r>
+          </w:p>
+        </w:tc>
+        <w:tc>
+          <w:tcPr>
+            <w:tcW w:w="78.64%" w:type="pct"/>
+            <w:tcBorders>
+              <w:top w:val="single" w:sz="1" w:space="0" w:color="CCCCCC"/>
+              <w:start w:val="single" w:sz="1" w:space="0" w:color="CCCCCC"/>
+              <w:bottom w:val="single" w:sz="1" w:space="0" w:color="CCCCCC"/>
+              <w:end w:val="single" w:sz="1" w:space="0" w:color="CCCCCC"/>
+            </w:tcBorders>
+            <w:shd w:val="clear" w:color="auto" w:fill="2E4057"/>
+            <w:tcMar>
+              <w:top w:w="4pt" w:type="dxa"/>
+              <w:start w:w="6pt" w:type="dxa"/>
+              <w:bottom w:w="4pt" w:type="dxa"/>
+              <w:end w:w="6pt" w:type="dxa"/>
+            </w:tcMar>
+          </w:tcPr>
+          <w:p>
+            <w:pPr>
+              <w:rPr>
+                <w:sz w:val="14"/>
+                <w:szCs w:val="14"/>
+              </w:rPr>
+            </w:pPr>
+            <w:r>
+              <w:rPr>
+                <w:rFonts w:eastAsia="Arial"/>
+                <w:b/>
+                <w:bCs/>
+                <w:color w:val="FFFFFF"/>
+                <w:sz w:val="14"/>
+                <w:szCs w:val="14"/>
+              </w:rPr>
+              <w:t>Najbolji parametri</w:t>
+            </w:r>
+          </w:p>
+        </w:tc>
+      </w:tr>
+      <w:tr>
+        <w:tblPrEx>
+          <w:tblCellMar>
+            <w:top w:w="0pt" w:type="dxa"/>
+            <w:bottom w:w="0pt" w:type="dxa"/>
+          </w:tblCellMar>
+        </w:tblPrEx>
+        <w:tc>
+          <w:tcPr>
+            <w:tcW w:w="21.36%" w:type="pct"/>
+            <w:tcBorders>
+              <w:top w:val="single" w:sz="1" w:space="0" w:color="CCCCCC"/>
+              <w:start w:val="single" w:sz="1" w:space="0" w:color="CCCCCC"/>
+              <w:bottom w:val="single" w:sz="1" w:space="0" w:color="CCCCCC"/>
+              <w:end w:val="single" w:sz="1" w:space="0" w:color="CCCCCC"/>
+            </w:tcBorders>
+            <w:shd w:val="clear" w:color="auto" w:fill="F5F7FA"/>
+            <w:tcMar>
+              <w:top w:w="3pt" w:type="dxa"/>
+              <w:start w:w="6pt" w:type="dxa"/>
+              <w:bottom w:w="3pt" w:type="dxa"/>
+              <w:end w:w="6pt" w:type="dxa"/>
+            </w:tcMar>
+          </w:tcPr>
+          <w:p>
+            <w:pPr>
+              <w:rPr>
+                <w:sz w:val="14"/>
+                <w:szCs w:val="14"/>
+              </w:rPr>
+            </w:pPr>
+            <w:r>
+              <w:rPr>
+                <w:rFonts w:eastAsia="Courier New"/>
+                <w:sz w:val="14"/>
+                <w:szCs w:val="14"/>
+              </w:rPr>
+              <w:t>LinearRegression</w:t>
+            </w:r>
+          </w:p>
+        </w:tc>
+        <w:tc>
+          <w:tcPr>
+            <w:tcW w:w="78.64%" w:type="pct"/>
+            <w:tcBorders>
+              <w:top w:val="single" w:sz="1" w:space="0" w:color="CCCCCC"/>
+              <w:start w:val="single" w:sz="1" w:space="0" w:color="CCCCCC"/>
+              <w:bottom w:val="single" w:sz="1" w:space="0" w:color="CCCCCC"/>
+              <w:end w:val="single" w:sz="1" w:space="0" w:color="CCCCCC"/>
+            </w:tcBorders>
+            <w:shd w:val="clear" w:color="auto" w:fill="F5F7FA"/>
+            <w:tcMar>
+              <w:top w:w="3pt" w:type="dxa"/>
+              <w:start w:w="6pt" w:type="dxa"/>
+              <w:bottom w:w="3pt" w:type="dxa"/>
+              <w:end w:w="6pt" w:type="dxa"/>
+            </w:tcMar>
+          </w:tcPr>
+          <w:p>
+            <w:pPr>
+              <w:rPr>
+                <w:sz w:val="14"/>
+                <w:szCs w:val="14"/>
+              </w:rPr>
+            </w:pPr>
+            <w:r>
+              <w:rPr>
+                <w:rFonts w:eastAsia="Courier New"/>
+                <w:sz w:val="14"/>
+                <w:szCs w:val="14"/>
+              </w:rPr>
+              <w:t>-</w:t>
+            </w:r>
+          </w:p>
+        </w:tc>
+      </w:tr>
+      <w:tr>
+        <w:tblPrEx>
+          <w:tblCellMar>
+            <w:top w:w="0pt" w:type="dxa"/>
+            <w:bottom w:w="0pt" w:type="dxa"/>
+          </w:tblCellMar>
+        </w:tblPrEx>
+        <w:tc>
+          <w:tcPr>
+            <w:tcW w:w="21.36%" w:type="pct"/>
+            <w:tcBorders>
+              <w:top w:val="single" w:sz="1" w:space="0" w:color="CCCCCC"/>
+              <w:start w:val="single" w:sz="1" w:space="0" w:color="CCCCCC"/>
+              <w:bottom w:val="single" w:sz="1" w:space="0" w:color="CCCCCC"/>
+              <w:end w:val="single" w:sz="1" w:space="0" w:color="CCCCCC"/>
+            </w:tcBorders>
+            <w:shd w:val="clear" w:color="auto" w:fill="FFFFFF"/>
+            <w:tcMar>
+              <w:top w:w="3pt" w:type="dxa"/>
+              <w:start w:w="6pt" w:type="dxa"/>
+              <w:bottom w:w="3pt" w:type="dxa"/>
+              <w:end w:w="6pt" w:type="dxa"/>
+            </w:tcMar>
+          </w:tcPr>
+          <w:p>
+            <w:pPr>
+              <w:rPr>
+                <w:sz w:val="14"/>
+                <w:szCs w:val="14"/>
+              </w:rPr>
+            </w:pPr>
+            <w:r>
+              <w:rPr>
+                <w:rFonts w:eastAsia="Courier New"/>
+                <w:sz w:val="14"/>
+                <w:szCs w:val="14"/>
+              </w:rPr>
+              <w:t>Ridge</w:t>
+            </w:r>
+          </w:p>
+        </w:tc>
+        <w:tc>
+          <w:tcPr>
+            <w:tcW w:w="78.64%" w:type="pct"/>
+            <w:tcBorders>
+              <w:top w:val="single" w:sz="1" w:space="0" w:color="CCCCCC"/>
+              <w:start w:val="single" w:sz="1" w:space="0" w:color="CCCCCC"/>
+              <w:bottom w:val="single" w:sz="1" w:space="0" w:color="CCCCCC"/>
+              <w:end w:val="single" w:sz="1" w:space="0" w:color="CCCCCC"/>
+            </w:tcBorders>
+            <w:shd w:val="clear" w:color="auto" w:fill="FFFFFF"/>
+            <w:tcMar>
+              <w:top w:w="3pt" w:type="dxa"/>
+              <w:start w:w="6pt" w:type="dxa"/>
+              <w:bottom w:w="3pt" w:type="dxa"/>
+              <w:end w:w="6pt" w:type="dxa"/>
+            </w:tcMar>
+          </w:tcPr>
+          <w:p>
+            <w:pPr>
+              <w:rPr>
+                <w:sz w:val="14"/>
+                <w:szCs w:val="14"/>
+              </w:rPr>
+            </w:pPr>
+            <w:r>
+              <w:rPr>
+                <w:rFonts w:eastAsia="Courier New"/>
+                <w:sz w:val="14"/>
+                <w:szCs w:val="14"/>
+              </w:rPr>
+              <w:t>alpha=24.6583</w:t>
+            </w:r>
+          </w:p>
+        </w:tc>
+      </w:tr>
+      <w:tr>
+        <w:tblPrEx>
+          <w:tblCellMar>
+            <w:top w:w="0pt" w:type="dxa"/>
+            <w:bottom w:w="0pt" w:type="dxa"/>
+          </w:tblCellMar>
+        </w:tblPrEx>
+        <w:tc>
+          <w:tcPr>
+            <w:tcW w:w="21.36%" w:type="pct"/>
+            <w:tcBorders>
+              <w:top w:val="single" w:sz="1" w:space="0" w:color="CCCCCC"/>
+              <w:start w:val="single" w:sz="1" w:space="0" w:color="CCCCCC"/>
+              <w:bottom w:val="single" w:sz="1" w:space="0" w:color="CCCCCC"/>
+              <w:end w:val="single" w:sz="1" w:space="0" w:color="CCCCCC"/>
+            </w:tcBorders>
+            <w:shd w:val="clear" w:color="auto" w:fill="F5F7FA"/>
+            <w:tcMar>
+              <w:top w:w="3pt" w:type="dxa"/>
+              <w:start w:w="6pt" w:type="dxa"/>
+              <w:bottom w:w="3pt" w:type="dxa"/>
+              <w:end w:w="6pt" w:type="dxa"/>
+            </w:tcMar>
+          </w:tcPr>
+          <w:p>
+            <w:pPr>
+              <w:rPr>
+                <w:sz w:val="14"/>
+                <w:szCs w:val="14"/>
+              </w:rPr>
+            </w:pPr>
+            <w:r>
+              <w:rPr>
+                <w:rFonts w:eastAsia="Courier New"/>
+                <w:sz w:val="14"/>
+                <w:szCs w:val="14"/>
+              </w:rPr>
+              <w:t>Lasso</w:t>
+            </w:r>
+          </w:p>
+        </w:tc>
+        <w:tc>
+          <w:tcPr>
+            <w:tcW w:w="78.64%" w:type="pct"/>
+            <w:tcBorders>
+              <w:top w:val="single" w:sz="1" w:space="0" w:color="CCCCCC"/>
+              <w:start w:val="single" w:sz="1" w:space="0" w:color="CCCCCC"/>
+              <w:bottom w:val="single" w:sz="1" w:space="0" w:color="CCCCCC"/>
+              <w:end w:val="single" w:sz="1" w:space="0" w:color="CCCCCC"/>
+            </w:tcBorders>
+            <w:shd w:val="clear" w:color="auto" w:fill="F5F7FA"/>
+            <w:tcMar>
+              <w:top w:w="3pt" w:type="dxa"/>
+              <w:start w:w="6pt" w:type="dxa"/>
+              <w:bottom w:w="3pt" w:type="dxa"/>
+              <w:end w:w="6pt" w:type="dxa"/>
+            </w:tcMar>
+          </w:tcPr>
+          <w:p>
+            <w:pPr>
+              <w:rPr>
+                <w:sz w:val="14"/>
+                <w:szCs w:val="14"/>
+              </w:rPr>
+            </w:pPr>
+            <w:r>
+              <w:rPr>
+                <w:rFonts w:eastAsia="Courier New"/>
+                <w:sz w:val="14"/>
+                <w:szCs w:val="14"/>
+              </w:rPr>
+              <w:t>alpha=0.4571</w:t>
+            </w:r>
+          </w:p>
+        </w:tc>
+      </w:tr>
+      <w:tr>
+        <w:tblPrEx>
+          <w:tblCellMar>
+            <w:top w:w="0pt" w:type="dxa"/>
+            <w:bottom w:w="0pt" w:type="dxa"/>
+          </w:tblCellMar>
+        </w:tblPrEx>
+        <w:tc>
+          <w:tcPr>
+            <w:tcW w:w="21.36%" w:type="pct"/>
+            <w:tcBorders>
+              <w:top w:val="single" w:sz="1" w:space="0" w:color="CCCCCC"/>
+              <w:start w:val="single" w:sz="1" w:space="0" w:color="CCCCCC"/>
+              <w:bottom w:val="single" w:sz="1" w:space="0" w:color="CCCCCC"/>
+              <w:end w:val="single" w:sz="1" w:space="0" w:color="CCCCCC"/>
+            </w:tcBorders>
+            <w:shd w:val="clear" w:color="auto" w:fill="FFFFFF"/>
+            <w:tcMar>
+              <w:top w:w="3pt" w:type="dxa"/>
+              <w:start w:w="6pt" w:type="dxa"/>
+              <w:bottom w:w="3pt" w:type="dxa"/>
+              <w:end w:w="6pt" w:type="dxa"/>
+            </w:tcMar>
+          </w:tcPr>
+          <w:p>
+            <w:pPr>
+              <w:rPr>
+                <w:sz w:val="14"/>
+                <w:szCs w:val="14"/>
+              </w:rPr>
+            </w:pPr>
+            <w:r>
+              <w:rPr>
+                <w:rFonts w:eastAsia="Courier New"/>
+                <w:sz w:val="14"/>
+                <w:szCs w:val="14"/>
+              </w:rPr>
+              <w:t>ElasticNet</w:t>
+            </w:r>
+          </w:p>
+        </w:tc>
+        <w:tc>
+          <w:tcPr>
+            <w:tcW w:w="78.64%" w:type="pct"/>
+            <w:tcBorders>
+              <w:top w:val="single" w:sz="1" w:space="0" w:color="CCCCCC"/>
+              <w:start w:val="single" w:sz="1" w:space="0" w:color="CCCCCC"/>
+              <w:bottom w:val="single" w:sz="1" w:space="0" w:color="CCCCCC"/>
+              <w:end w:val="single" w:sz="1" w:space="0" w:color="CCCCCC"/>
+            </w:tcBorders>
+            <w:shd w:val="clear" w:color="auto" w:fill="FFFFFF"/>
+            <w:tcMar>
+              <w:top w:w="3pt" w:type="dxa"/>
+              <w:start w:w="6pt" w:type="dxa"/>
+              <w:bottom w:w="3pt" w:type="dxa"/>
+              <w:end w:w="6pt" w:type="dxa"/>
+            </w:tcMar>
+          </w:tcPr>
+          <w:p>
+            <w:pPr>
+              <w:rPr>
+                <w:sz w:val="14"/>
+                <w:szCs w:val="14"/>
+              </w:rPr>
+            </w:pPr>
+            <w:r>
+              <w:rPr>
+                <w:rFonts w:eastAsia="Courier New"/>
+                <w:sz w:val="14"/>
+                <w:szCs w:val="14"/>
+              </w:rPr>
+              <w:t>alpha=0.2637, l1_ratio=0.5461</w:t>
+            </w:r>
+          </w:p>
+        </w:tc>
+      </w:tr>
+      <w:tr>
+        <w:tblPrEx>
+          <w:tblCellMar>
+            <w:top w:w="0pt" w:type="dxa"/>
+            <w:bottom w:w="0pt" w:type="dxa"/>
+          </w:tblCellMar>
+        </w:tblPrEx>
+        <w:tc>
+          <w:tcPr>
+            <w:tcW w:w="21.36%" w:type="pct"/>
+            <w:tcBorders>
+              <w:top w:val="single" w:sz="1" w:space="0" w:color="CCCCCC"/>
+              <w:start w:val="single" w:sz="1" w:space="0" w:color="CCCCCC"/>
+              <w:bottom w:val="single" w:sz="1" w:space="0" w:color="CCCCCC"/>
+              <w:end w:val="single" w:sz="1" w:space="0" w:color="CCCCCC"/>
+            </w:tcBorders>
+            <w:shd w:val="clear" w:color="auto" w:fill="F5F7FA"/>
+            <w:tcMar>
+              <w:top w:w="3pt" w:type="dxa"/>
+              <w:start w:w="6pt" w:type="dxa"/>
+              <w:bottom w:w="3pt" w:type="dxa"/>
+              <w:end w:w="6pt" w:type="dxa"/>
+            </w:tcMar>
+          </w:tcPr>
+          <w:p>
+            <w:pPr>
+              <w:rPr>
+                <w:sz w:val="14"/>
+                <w:szCs w:val="14"/>
+              </w:rPr>
+            </w:pPr>
+            <w:r>
+              <w:rPr>
+                <w:rFonts w:eastAsia="Courier New"/>
+                <w:sz w:val="14"/>
+                <w:szCs w:val="14"/>
+              </w:rPr>
+              <w:t>XGBoost</w:t>
+            </w:r>
+          </w:p>
+        </w:tc>
+        <w:tc>
+          <w:tcPr>
+            <w:tcW w:w="78.64%" w:type="pct"/>
+            <w:tcBorders>
+              <w:top w:val="single" w:sz="1" w:space="0" w:color="CCCCCC"/>
+              <w:start w:val="single" w:sz="1" w:space="0" w:color="CCCCCC"/>
+              <w:bottom w:val="single" w:sz="1" w:space="0" w:color="CCCCCC"/>
+              <w:end w:val="single" w:sz="1" w:space="0" w:color="CCCCCC"/>
+            </w:tcBorders>
+            <w:shd w:val="clear" w:color="auto" w:fill="F5F7FA"/>
+            <w:tcMar>
+              <w:top w:w="3pt" w:type="dxa"/>
+              <w:start w:w="6pt" w:type="dxa"/>
+              <w:bottom w:w="3pt" w:type="dxa"/>
+              <w:end w:w="6pt" w:type="dxa"/>
+            </w:tcMar>
+          </w:tcPr>
+          <w:p>
+            <w:pPr>
+              <w:rPr>
+                <w:sz w:val="14"/>
+                <w:szCs w:val="14"/>
+              </w:rPr>
+            </w:pPr>
+            <w:r>
+              <w:rPr>
+                <w:rFonts w:eastAsia="Courier New"/>
+                <w:sz w:val="14"/>
+                <w:szCs w:val="14"/>
+              </w:rPr>
+              <w:t>n_estimators=299, max_depth=9, learning_rate=0.00745, subsample=0.5260, colsample_bytree=0.5085</w:t>
+            </w:r>
+          </w:p>
+        </w:tc>
+      </w:tr>
+      <w:tr>
+        <w:tblPrEx>
+          <w:tblCellMar>
+            <w:top w:w="0pt" w:type="dxa"/>
+            <w:bottom w:w="0pt" w:type="dxa"/>
+          </w:tblCellMar>
+        </w:tblPrEx>
+        <w:tc>
+          <w:tcPr>
+            <w:tcW w:w="21.36%" w:type="pct"/>
+            <w:tcBorders>
+              <w:top w:val="single" w:sz="1" w:space="0" w:color="CCCCCC"/>
+              <w:start w:val="single" w:sz="1" w:space="0" w:color="CCCCCC"/>
+              <w:bottom w:val="single" w:sz="1" w:space="0" w:color="CCCCCC"/>
+              <w:end w:val="single" w:sz="1" w:space="0" w:color="CCCCCC"/>
+            </w:tcBorders>
+            <w:shd w:val="clear" w:color="auto" w:fill="FFFFFF"/>
+            <w:tcMar>
+              <w:top w:w="3pt" w:type="dxa"/>
+              <w:start w:w="6pt" w:type="dxa"/>
+              <w:bottom w:w="3pt" w:type="dxa"/>
+              <w:end w:w="6pt" w:type="dxa"/>
+            </w:tcMar>
+          </w:tcPr>
+          <w:p>
+            <w:pPr>
+              <w:rPr>
+                <w:sz w:val="14"/>
+                <w:szCs w:val="14"/>
+              </w:rPr>
+            </w:pPr>
+            <w:r>
+              <w:rPr>
+                <w:rFonts w:eastAsia="Courier New"/>
+                <w:sz w:val="14"/>
+                <w:szCs w:val="14"/>
+              </w:rPr>
+              <w:t>LightGBM</w:t>
+            </w:r>
+          </w:p>
+        </w:tc>
+        <w:tc>
+          <w:tcPr>
+            <w:tcW w:w="78.64%" w:type="pct"/>
+            <w:tcBorders>
+              <w:top w:val="single" w:sz="1" w:space="0" w:color="CCCCCC"/>
+              <w:start w:val="single" w:sz="1" w:space="0" w:color="CCCCCC"/>
+              <w:bottom w:val="single" w:sz="1" w:space="0" w:color="CCCCCC"/>
+              <w:end w:val="single" w:sz="1" w:space="0" w:color="CCCCCC"/>
+            </w:tcBorders>
+            <w:shd w:val="clear" w:color="auto" w:fill="FFFFFF"/>
+            <w:tcMar>
+              <w:top w:w="3pt" w:type="dxa"/>
+              <w:start w:w="6pt" w:type="dxa"/>
+              <w:bottom w:w="3pt" w:type="dxa"/>
+              <w:end w:w="6pt" w:type="dxa"/>
+            </w:tcMar>
+          </w:tcPr>
+          <w:p>
+            <w:pPr>
+              <w:rPr>
+                <w:sz w:val="14"/>
+                <w:szCs w:val="14"/>
+              </w:rPr>
+            </w:pPr>
+            <w:r>
+              <w:rPr>
+                <w:rFonts w:eastAsia="Courier New"/>
+                <w:sz w:val="14"/>
+                <w:szCs w:val="14"/>
+              </w:rPr>
+              <w:t>n_estimators=96, max_depth=5, learning_rate=0.01995, num_leaves=49, subsample=0.6456</w:t>
+            </w:r>
+          </w:p>
+        </w:tc>
+      </w:tr>
+      <w:tr>
+        <w:tblPrEx>
+          <w:tblCellMar>
+            <w:top w:w="0pt" w:type="dxa"/>
+            <w:bottom w:w="0pt" w:type="dxa"/>
+          </w:tblCellMar>
+        </w:tblPrEx>
+        <w:tc>
+          <w:tcPr>
+            <w:tcW w:w="21.36%" w:type="pct"/>
+            <w:tcBorders>
+              <w:top w:val="single" w:sz="1" w:space="0" w:color="CCCCCC"/>
+              <w:start w:val="single" w:sz="1" w:space="0" w:color="CCCCCC"/>
+              <w:bottom w:val="single" w:sz="1" w:space="0" w:color="CCCCCC"/>
+              <w:end w:val="single" w:sz="1" w:space="0" w:color="CCCCCC"/>
+            </w:tcBorders>
+            <w:shd w:val="clear" w:color="auto" w:fill="F5F7FA"/>
+            <w:tcMar>
+              <w:top w:w="3pt" w:type="dxa"/>
+              <w:start w:w="6pt" w:type="dxa"/>
+              <w:bottom w:w="3pt" w:type="dxa"/>
+              <w:end w:w="6pt" w:type="dxa"/>
+            </w:tcMar>
+          </w:tcPr>
+          <w:p>
+            <w:pPr>
+              <w:rPr>
+                <w:sz w:val="14"/>
+                <w:szCs w:val="14"/>
+              </w:rPr>
+            </w:pPr>
+            <w:r>
+              <w:rPr>
+                <w:rFonts w:eastAsia="Courier New"/>
+                <w:sz w:val="14"/>
+                <w:szCs w:val="14"/>
+              </w:rPr>
+              <w:t>RandomForest</w:t>
+            </w:r>
+          </w:p>
+        </w:tc>
+        <w:tc>
+          <w:tcPr>
+            <w:tcW w:w="78.64%" w:type="pct"/>
+            <w:tcBorders>
+              <w:top w:val="single" w:sz="1" w:space="0" w:color="CCCCCC"/>
+              <w:start w:val="single" w:sz="1" w:space="0" w:color="CCCCCC"/>
+              <w:bottom w:val="single" w:sz="1" w:space="0" w:color="CCCCCC"/>
+              <w:end w:val="single" w:sz="1" w:space="0" w:color="CCCCCC"/>
+            </w:tcBorders>
+            <w:shd w:val="clear" w:color="auto" w:fill="F5F7FA"/>
+            <w:tcMar>
+              <w:top w:w="3pt" w:type="dxa"/>
+              <w:start w:w="6pt" w:type="dxa"/>
+              <w:bottom w:w="3pt" w:type="dxa"/>
+              <w:end w:w="6pt" w:type="dxa"/>
+            </w:tcMar>
+          </w:tcPr>
+          <w:p>
+            <w:pPr>
+              <w:keepNext/>
+              <w:rPr>
+                <w:sz w:val="14"/>
+                <w:szCs w:val="14"/>
+              </w:rPr>
+            </w:pPr>
+            <w:r>
+              <w:rPr>
+                <w:rFonts w:eastAsia="Courier New"/>
+                <w:sz w:val="14"/>
+                <w:szCs w:val="14"/>
+              </w:rPr>
+              <w:t>n_estimators=164, max_depth=25, min_samples_split=3, min_samples_leaf=3</w:t>
+            </w:r>
+          </w:p>
+        </w:tc>
+      </w:tr>
+    </w:tbl>
+    <w:p>
+      <w:pPr>
+        <w:pStyle w:val="Caption"/>
+      </w:pPr>
+      <w:r>
+        <w:t xml:space="preserve">Tabela </w:t>
+      </w:r>
+      <w:fldSimple w:instr=" SEQ Tabela \* ARABIC ">
+        <w:r>
+          <w:rPr>
+            <w:noProof/>
+          </w:rPr>
+          <w:t>8</w:t>
+        </w:r>
+      </w:fldSimple>
+      <w:r>
+        <w:t xml:space="preserve"> </w:t>
+      </w:r>
+      <w:r>
+        <w:t>Trokorak pipeline TE</w:t>
+      </w:r>
+    </w:p>
+    <w:tbl>
+      <w:tblPr>
+        <w:tblW w:w="100.0%" w:type="pct"/>
+        <w:tblBorders>
+          <w:top w:val="single" w:sz="4" w:space="0" w:color="auto"/>
+          <w:start w:val="single" w:sz="4" w:space="0" w:color="auto"/>
+          <w:bottom w:val="single" w:sz="4" w:space="0" w:color="auto"/>
+          <w:end w:val="single" w:sz="4" w:space="0" w:color="auto"/>
+          <w:insideH w:val="single" w:sz="4" w:space="0" w:color="auto"/>
+          <w:insideV w:val="single" w:sz="4" w:space="0" w:color="auto"/>
+        </w:tblBorders>
+        <w:tblCellMar>
+          <w:start w:w="0.50pt" w:type="dxa"/>
+          <w:end w:w="0.50pt" w:type="dxa"/>
+        </w:tblCellMar>
+        <w:tblLook w:firstRow="0" w:lastRow="0" w:firstColumn="0" w:lastColumn="0" w:noHBand="0" w:noVBand="0"/>
+      </w:tblPr>
+      <w:tblGrid>
+        <w:gridCol w:w="1228"/>
+        <w:gridCol w:w="3636"/>
+      </w:tblGrid>
+      <w:tr>
+        <w:tblPrEx>
+          <w:tblCellMar>
+            <w:top w:w="0pt" w:type="dxa"/>
+            <w:bottom w:w="0pt" w:type="dxa"/>
+          </w:tblCellMar>
+        </w:tblPrEx>
+        <w:trPr>
+          <w:tblHeader/>
+        </w:trPr>
+        <w:tc>
+          <w:tcPr>
+            <w:tcW w:w="21.36%" w:type="pct"/>
+            <w:tcBorders>
+              <w:top w:val="single" w:sz="1" w:space="0" w:color="CCCCCC"/>
+              <w:start w:val="single" w:sz="1" w:space="0" w:color="CCCCCC"/>
+              <w:bottom w:val="single" w:sz="1" w:space="0" w:color="CCCCCC"/>
+              <w:end w:val="single" w:sz="1" w:space="0" w:color="CCCCCC"/>
+            </w:tcBorders>
+            <w:shd w:val="clear" w:color="auto" w:fill="2E4057"/>
+            <w:tcMar>
+              <w:top w:w="4pt" w:type="dxa"/>
+              <w:start w:w="6pt" w:type="dxa"/>
+              <w:bottom w:w="4pt" w:type="dxa"/>
+              <w:end w:w="6pt" w:type="dxa"/>
+            </w:tcMar>
+          </w:tcPr>
+          <w:p>
+            <w:pPr>
+              <w:rPr>
+                <w:sz w:val="14"/>
+                <w:szCs w:val="14"/>
+              </w:rPr>
+            </w:pPr>
+            <w:r>
+              <w:rPr>
+                <w:rFonts w:eastAsia="Arial"/>
+                <w:b/>
+                <w:bCs/>
+                <w:color w:val="FFFFFF"/>
+                <w:sz w:val="14"/>
+                <w:szCs w:val="14"/>
+              </w:rPr>
+              <w:t>Model</w:t>
+            </w:r>
+          </w:p>
+        </w:tc>
+        <w:tc>
+          <w:tcPr>
+            <w:tcW w:w="78.64%" w:type="pct"/>
+            <w:tcBorders>
+              <w:top w:val="single" w:sz="1" w:space="0" w:color="CCCCCC"/>
+              <w:start w:val="single" w:sz="1" w:space="0" w:color="CCCCCC"/>
+              <w:bottom w:val="single" w:sz="1" w:space="0" w:color="CCCCCC"/>
+              <w:end w:val="single" w:sz="1" w:space="0" w:color="CCCCCC"/>
+            </w:tcBorders>
+            <w:shd w:val="clear" w:color="auto" w:fill="2E4057"/>
+            <w:tcMar>
+              <w:top w:w="4pt" w:type="dxa"/>
+              <w:start w:w="6pt" w:type="dxa"/>
+              <w:bottom w:w="4pt" w:type="dxa"/>
+              <w:end w:w="6pt" w:type="dxa"/>
+            </w:tcMar>
+          </w:tcPr>
+          <w:p>
+            <w:pPr>
+              <w:rPr>
+                <w:sz w:val="14"/>
+                <w:szCs w:val="14"/>
+              </w:rPr>
+            </w:pPr>
+            <w:r>
+              <w:rPr>
+                <w:rFonts w:eastAsia="Arial"/>
+                <w:b/>
+                <w:bCs/>
+                <w:color w:val="FFFFFF"/>
+                <w:sz w:val="14"/>
+                <w:szCs w:val="14"/>
+              </w:rPr>
+              <w:t>Najbolji parametri</w:t>
+            </w:r>
+          </w:p>
+        </w:tc>
+      </w:tr>
+      <w:tr>
+        <w:tblPrEx>
+          <w:tblCellMar>
+            <w:top w:w="0pt" w:type="dxa"/>
+            <w:bottom w:w="0pt" w:type="dxa"/>
+          </w:tblCellMar>
+        </w:tblPrEx>
+        <w:tc>
+          <w:tcPr>
+            <w:tcW w:w="21.36%" w:type="pct"/>
+            <w:tcBorders>
+              <w:top w:val="single" w:sz="1" w:space="0" w:color="CCCCCC"/>
+              <w:start w:val="single" w:sz="1" w:space="0" w:color="CCCCCC"/>
+              <w:bottom w:val="single" w:sz="1" w:space="0" w:color="CCCCCC"/>
+              <w:end w:val="single" w:sz="1" w:space="0" w:color="CCCCCC"/>
+            </w:tcBorders>
+            <w:shd w:val="clear" w:color="auto" w:fill="F5F7FA"/>
+            <w:tcMar>
+              <w:top w:w="3pt" w:type="dxa"/>
+              <w:start w:w="6pt" w:type="dxa"/>
+              <w:bottom w:w="3pt" w:type="dxa"/>
+              <w:end w:w="6pt" w:type="dxa"/>
+            </w:tcMar>
+          </w:tcPr>
+          <w:p>
+            <w:pPr>
+              <w:rPr>
+                <w:sz w:val="14"/>
+                <w:szCs w:val="14"/>
+              </w:rPr>
+            </w:pPr>
+            <w:r>
+              <w:rPr>
+                <w:rFonts w:eastAsia="Courier New"/>
+                <w:sz w:val="14"/>
+                <w:szCs w:val="14"/>
+              </w:rPr>
+              <w:t>LinearRegression</w:t>
+            </w:r>
+          </w:p>
+        </w:tc>
+        <w:tc>
+          <w:tcPr>
+            <w:tcW w:w="78.64%" w:type="pct"/>
+            <w:tcBorders>
+              <w:top w:val="single" w:sz="1" w:space="0" w:color="CCCCCC"/>
+              <w:start w:val="single" w:sz="1" w:space="0" w:color="CCCCCC"/>
+              <w:bottom w:val="single" w:sz="1" w:space="0" w:color="CCCCCC"/>
+              <w:end w:val="single" w:sz="1" w:space="0" w:color="CCCCCC"/>
+            </w:tcBorders>
+            <w:shd w:val="clear" w:color="auto" w:fill="F5F7FA"/>
+            <w:tcMar>
+              <w:top w:w="3pt" w:type="dxa"/>
+              <w:start w:w="6pt" w:type="dxa"/>
+              <w:bottom w:w="3pt" w:type="dxa"/>
+              <w:end w:w="6pt" w:type="dxa"/>
+            </w:tcMar>
+          </w:tcPr>
+          <w:p>
+            <w:pPr>
+              <w:rPr>
+                <w:sz w:val="14"/>
+                <w:szCs w:val="14"/>
+              </w:rPr>
+            </w:pPr>
+            <w:r>
+              <w:rPr>
+                <w:rFonts w:eastAsia="Courier New"/>
+                <w:sz w:val="14"/>
+                <w:szCs w:val="14"/>
+              </w:rPr>
+              <w:t>-</w:t>
+            </w:r>
+          </w:p>
+        </w:tc>
+      </w:tr>
+      <w:tr>
+        <w:tblPrEx>
+          <w:tblCellMar>
+            <w:top w:w="0pt" w:type="dxa"/>
+            <w:bottom w:w="0pt" w:type="dxa"/>
+          </w:tblCellMar>
+        </w:tblPrEx>
+        <w:tc>
+          <w:tcPr>
+            <w:tcW w:w="21.36%" w:type="pct"/>
+            <w:tcBorders>
+              <w:top w:val="single" w:sz="1" w:space="0" w:color="CCCCCC"/>
+              <w:start w:val="single" w:sz="1" w:space="0" w:color="CCCCCC"/>
+              <w:bottom w:val="single" w:sz="1" w:space="0" w:color="CCCCCC"/>
+              <w:end w:val="single" w:sz="1" w:space="0" w:color="CCCCCC"/>
+            </w:tcBorders>
+            <w:shd w:val="clear" w:color="auto" w:fill="FFFFFF"/>
+            <w:tcMar>
+              <w:top w:w="3pt" w:type="dxa"/>
+              <w:start w:w="6pt" w:type="dxa"/>
+              <w:bottom w:w="3pt" w:type="dxa"/>
+              <w:end w:w="6pt" w:type="dxa"/>
+            </w:tcMar>
+          </w:tcPr>
+          <w:p>
+            <w:pPr>
+              <w:rPr>
+                <w:sz w:val="14"/>
+                <w:szCs w:val="14"/>
+              </w:rPr>
+            </w:pPr>
+            <w:r>
+              <w:rPr>
+                <w:rFonts w:eastAsia="Courier New"/>
+                <w:sz w:val="14"/>
+                <w:szCs w:val="14"/>
+              </w:rPr>
+              <w:t>Ridge</w:t>
+            </w:r>
+          </w:p>
+        </w:tc>
+        <w:tc>
+          <w:tcPr>
+            <w:tcW w:w="78.64%" w:type="pct"/>
+            <w:tcBorders>
+              <w:top w:val="single" w:sz="1" w:space="0" w:color="CCCCCC"/>
+              <w:start w:val="single" w:sz="1" w:space="0" w:color="CCCCCC"/>
+              <w:bottom w:val="single" w:sz="1" w:space="0" w:color="CCCCCC"/>
+              <w:end w:val="single" w:sz="1" w:space="0" w:color="CCCCCC"/>
+            </w:tcBorders>
+            <w:shd w:val="clear" w:color="auto" w:fill="FFFFFF"/>
+            <w:tcMar>
+              <w:top w:w="3pt" w:type="dxa"/>
+              <w:start w:w="6pt" w:type="dxa"/>
+              <w:bottom w:w="3pt" w:type="dxa"/>
+              <w:end w:w="6pt" w:type="dxa"/>
+            </w:tcMar>
+          </w:tcPr>
+          <w:p>
+            <w:pPr>
+              <w:rPr>
+                <w:sz w:val="14"/>
+                <w:szCs w:val="14"/>
+              </w:rPr>
+            </w:pPr>
+            <w:r>
+              <w:rPr>
+                <w:rFonts w:eastAsia="Courier New"/>
+                <w:sz w:val="14"/>
+                <w:szCs w:val="14"/>
+              </w:rPr>
+              <w:t>alpha=24.6583</w:t>
+            </w:r>
+          </w:p>
+        </w:tc>
+      </w:tr>
+      <w:tr>
+        <w:tblPrEx>
+          <w:tblCellMar>
+            <w:top w:w="0pt" w:type="dxa"/>
+            <w:bottom w:w="0pt" w:type="dxa"/>
+          </w:tblCellMar>
+        </w:tblPrEx>
+        <w:tc>
+          <w:tcPr>
+            <w:tcW w:w="21.36%" w:type="pct"/>
+            <w:tcBorders>
+              <w:top w:val="single" w:sz="1" w:space="0" w:color="CCCCCC"/>
+              <w:start w:val="single" w:sz="1" w:space="0" w:color="CCCCCC"/>
+              <w:bottom w:val="single" w:sz="1" w:space="0" w:color="CCCCCC"/>
+              <w:end w:val="single" w:sz="1" w:space="0" w:color="CCCCCC"/>
+            </w:tcBorders>
+            <w:shd w:val="clear" w:color="auto" w:fill="F5F7FA"/>
+            <w:tcMar>
+              <w:top w:w="3pt" w:type="dxa"/>
+              <w:start w:w="6pt" w:type="dxa"/>
+              <w:bottom w:w="3pt" w:type="dxa"/>
+              <w:end w:w="6pt" w:type="dxa"/>
+            </w:tcMar>
+          </w:tcPr>
+          <w:p>
+            <w:pPr>
+              <w:rPr>
+                <w:sz w:val="14"/>
+                <w:szCs w:val="14"/>
+              </w:rPr>
+            </w:pPr>
+            <w:r>
+              <w:rPr>
+                <w:rFonts w:eastAsia="Courier New"/>
+                <w:sz w:val="14"/>
+                <w:szCs w:val="14"/>
+              </w:rPr>
+              <w:t>Lasso</w:t>
+            </w:r>
+          </w:p>
+        </w:tc>
+        <w:tc>
+          <w:tcPr>
+            <w:tcW w:w="78.64%" w:type="pct"/>
+            <w:tcBorders>
+              <w:top w:val="single" w:sz="1" w:space="0" w:color="CCCCCC"/>
+              <w:start w:val="single" w:sz="1" w:space="0" w:color="CCCCCC"/>
+              <w:bottom w:val="single" w:sz="1" w:space="0" w:color="CCCCCC"/>
+              <w:end w:val="single" w:sz="1" w:space="0" w:color="CCCCCC"/>
+            </w:tcBorders>
+            <w:shd w:val="clear" w:color="auto" w:fill="F5F7FA"/>
+            <w:tcMar>
+              <w:top w:w="3pt" w:type="dxa"/>
+              <w:start w:w="6pt" w:type="dxa"/>
+              <w:bottom w:w="3pt" w:type="dxa"/>
+              <w:end w:w="6pt" w:type="dxa"/>
+            </w:tcMar>
+          </w:tcPr>
+          <w:p>
+            <w:pPr>
+              <w:rPr>
+                <w:sz w:val="14"/>
+                <w:szCs w:val="14"/>
+              </w:rPr>
+            </w:pPr>
+            <w:r>
+              <w:rPr>
+                <w:rFonts w:eastAsia="Courier New"/>
+                <w:sz w:val="14"/>
+                <w:szCs w:val="14"/>
+              </w:rPr>
+              <w:t>alpha=0.4571</w:t>
+            </w:r>
+          </w:p>
+        </w:tc>
+      </w:tr>
+      <w:tr>
+        <w:tblPrEx>
+          <w:tblCellMar>
+            <w:top w:w="0pt" w:type="dxa"/>
+            <w:bottom w:w="0pt" w:type="dxa"/>
+          </w:tblCellMar>
+        </w:tblPrEx>
+        <w:tc>
+          <w:tcPr>
+            <w:tcW w:w="21.36%" w:type="pct"/>
+            <w:tcBorders>
+              <w:top w:val="single" w:sz="1" w:space="0" w:color="CCCCCC"/>
+              <w:start w:val="single" w:sz="1" w:space="0" w:color="CCCCCC"/>
+              <w:bottom w:val="single" w:sz="1" w:space="0" w:color="CCCCCC"/>
+              <w:end w:val="single" w:sz="1" w:space="0" w:color="CCCCCC"/>
+            </w:tcBorders>
+            <w:shd w:val="clear" w:color="auto" w:fill="FFFFFF"/>
+            <w:tcMar>
+              <w:top w:w="3pt" w:type="dxa"/>
+              <w:start w:w="6pt" w:type="dxa"/>
+              <w:bottom w:w="3pt" w:type="dxa"/>
+              <w:end w:w="6pt" w:type="dxa"/>
+            </w:tcMar>
+          </w:tcPr>
+          <w:p>
+            <w:pPr>
+              <w:rPr>
+                <w:sz w:val="14"/>
+                <w:szCs w:val="14"/>
+              </w:rPr>
+            </w:pPr>
+            <w:r>
+              <w:rPr>
+                <w:rFonts w:eastAsia="Courier New"/>
+                <w:sz w:val="14"/>
+                <w:szCs w:val="14"/>
+              </w:rPr>
+              <w:t>ElasticNet</w:t>
+            </w:r>
+          </w:p>
+        </w:tc>
+        <w:tc>
+          <w:tcPr>
+            <w:tcW w:w="78.64%" w:type="pct"/>
+            <w:tcBorders>
+              <w:top w:val="single" w:sz="1" w:space="0" w:color="CCCCCC"/>
+              <w:start w:val="single" w:sz="1" w:space="0" w:color="CCCCCC"/>
+              <w:bottom w:val="single" w:sz="1" w:space="0" w:color="CCCCCC"/>
+              <w:end w:val="single" w:sz="1" w:space="0" w:color="CCCCCC"/>
+            </w:tcBorders>
+            <w:shd w:val="clear" w:color="auto" w:fill="FFFFFF"/>
+            <w:tcMar>
+              <w:top w:w="3pt" w:type="dxa"/>
+              <w:start w:w="6pt" w:type="dxa"/>
+              <w:bottom w:w="3pt" w:type="dxa"/>
+              <w:end w:w="6pt" w:type="dxa"/>
+            </w:tcMar>
+          </w:tcPr>
+          <w:p>
+            <w:pPr>
+              <w:rPr>
+                <w:sz w:val="14"/>
+                <w:szCs w:val="14"/>
+              </w:rPr>
+            </w:pPr>
+            <w:r>
+              <w:rPr>
+                <w:rFonts w:eastAsia="Courier New"/>
+                <w:sz w:val="14"/>
+                <w:szCs w:val="14"/>
+              </w:rPr>
+              <w:t>alpha=0.2637, l1_ratio=0.5461</w:t>
+            </w:r>
+          </w:p>
+        </w:tc>
+      </w:tr>
+      <w:tr>
+        <w:tblPrEx>
+          <w:tblCellMar>
+            <w:top w:w="0pt" w:type="dxa"/>
+            <w:bottom w:w="0pt" w:type="dxa"/>
+          </w:tblCellMar>
+        </w:tblPrEx>
+        <w:tc>
+          <w:tcPr>
+            <w:tcW w:w="21.36%" w:type="pct"/>
+            <w:tcBorders>
+              <w:top w:val="single" w:sz="1" w:space="0" w:color="CCCCCC"/>
+              <w:start w:val="single" w:sz="1" w:space="0" w:color="CCCCCC"/>
+              <w:bottom w:val="single" w:sz="1" w:space="0" w:color="CCCCCC"/>
+              <w:end w:val="single" w:sz="1" w:space="0" w:color="CCCCCC"/>
+            </w:tcBorders>
+            <w:shd w:val="clear" w:color="auto" w:fill="F5F7FA"/>
+            <w:tcMar>
+              <w:top w:w="3pt" w:type="dxa"/>
+              <w:start w:w="6pt" w:type="dxa"/>
+              <w:bottom w:w="3pt" w:type="dxa"/>
+              <w:end w:w="6pt" w:type="dxa"/>
+            </w:tcMar>
+          </w:tcPr>
+          <w:p>
+            <w:pPr>
+              <w:rPr>
+                <w:sz w:val="14"/>
+                <w:szCs w:val="14"/>
+              </w:rPr>
+            </w:pPr>
+            <w:r>
+              <w:rPr>
+                <w:rFonts w:eastAsia="Courier New"/>
+                <w:sz w:val="14"/>
+                <w:szCs w:val="14"/>
+              </w:rPr>
+              <w:t>XGBoost</w:t>
+            </w:r>
+          </w:p>
+        </w:tc>
+        <w:tc>
+          <w:tcPr>
+            <w:tcW w:w="78.64%" w:type="pct"/>
+            <w:tcBorders>
+              <w:top w:val="single" w:sz="1" w:space="0" w:color="CCCCCC"/>
+              <w:start w:val="single" w:sz="1" w:space="0" w:color="CCCCCC"/>
+              <w:bottom w:val="single" w:sz="1" w:space="0" w:color="CCCCCC"/>
+              <w:end w:val="single" w:sz="1" w:space="0" w:color="CCCCCC"/>
+            </w:tcBorders>
+            <w:shd w:val="clear" w:color="auto" w:fill="F5F7FA"/>
+            <w:tcMar>
+              <w:top w:w="3pt" w:type="dxa"/>
+              <w:start w:w="6pt" w:type="dxa"/>
+              <w:bottom w:w="3pt" w:type="dxa"/>
+              <w:end w:w="6pt" w:type="dxa"/>
+            </w:tcMar>
+          </w:tcPr>
+          <w:p>
+            <w:pPr>
+              <w:rPr>
+                <w:sz w:val="14"/>
+                <w:szCs w:val="14"/>
+              </w:rPr>
+            </w:pPr>
+            <w:r>
+              <w:rPr>
+                <w:rFonts w:eastAsia="Courier New"/>
+                <w:sz w:val="14"/>
+                <w:szCs w:val="14"/>
+              </w:rPr>
+              <w:t>n_estimators=299, max_depth=9, learning_rate=0.00745, subsample=0.5260, colsample_bytree=0.5085</w:t>
+            </w:r>
+          </w:p>
+        </w:tc>
+      </w:tr>
+      <w:tr>
+        <w:tblPrEx>
+          <w:tblCellMar>
+            <w:top w:w="0pt" w:type="dxa"/>
+            <w:bottom w:w="0pt" w:type="dxa"/>
+          </w:tblCellMar>
+        </w:tblPrEx>
+        <w:tc>
+          <w:tcPr>
+            <w:tcW w:w="21.36%" w:type="pct"/>
+            <w:tcBorders>
+              <w:top w:val="single" w:sz="1" w:space="0" w:color="CCCCCC"/>
+              <w:start w:val="single" w:sz="1" w:space="0" w:color="CCCCCC"/>
+              <w:bottom w:val="single" w:sz="1" w:space="0" w:color="CCCCCC"/>
+              <w:end w:val="single" w:sz="1" w:space="0" w:color="CCCCCC"/>
+            </w:tcBorders>
+            <w:shd w:val="clear" w:color="auto" w:fill="FFFFFF"/>
+            <w:tcMar>
+              <w:top w:w="3pt" w:type="dxa"/>
+              <w:start w:w="6pt" w:type="dxa"/>
+              <w:bottom w:w="3pt" w:type="dxa"/>
+              <w:end w:w="6pt" w:type="dxa"/>
+            </w:tcMar>
+          </w:tcPr>
+          <w:p>
+            <w:pPr>
+              <w:rPr>
+                <w:sz w:val="14"/>
+                <w:szCs w:val="14"/>
+              </w:rPr>
+            </w:pPr>
+            <w:r>
+              <w:rPr>
+                <w:rFonts w:eastAsia="Courier New"/>
+                <w:sz w:val="14"/>
+                <w:szCs w:val="14"/>
+              </w:rPr>
+              <w:t>LightGBM</w:t>
+            </w:r>
+          </w:p>
+        </w:tc>
+        <w:tc>
+          <w:tcPr>
+            <w:tcW w:w="78.64%" w:type="pct"/>
+            <w:tcBorders>
+              <w:top w:val="single" w:sz="1" w:space="0" w:color="CCCCCC"/>
+              <w:start w:val="single" w:sz="1" w:space="0" w:color="CCCCCC"/>
+              <w:bottom w:val="single" w:sz="1" w:space="0" w:color="CCCCCC"/>
+              <w:end w:val="single" w:sz="1" w:space="0" w:color="CCCCCC"/>
+            </w:tcBorders>
+            <w:shd w:val="clear" w:color="auto" w:fill="FFFFFF"/>
+            <w:tcMar>
+              <w:top w:w="3pt" w:type="dxa"/>
+              <w:start w:w="6pt" w:type="dxa"/>
+              <w:bottom w:w="3pt" w:type="dxa"/>
+              <w:end w:w="6pt" w:type="dxa"/>
+            </w:tcMar>
+          </w:tcPr>
+          <w:p>
+            <w:pPr>
+              <w:rPr>
+                <w:sz w:val="14"/>
+                <w:szCs w:val="14"/>
+              </w:rPr>
+            </w:pPr>
+            <w:r>
+              <w:rPr>
+                <w:rFonts w:eastAsia="Courier New"/>
+                <w:sz w:val="14"/>
+                <w:szCs w:val="14"/>
+              </w:rPr>
+              <w:t>n_estimators=96, max_depth=5, learning_rate=0.01995, num_leaves=49, subsample=0.6456</w:t>
+            </w:r>
+          </w:p>
+        </w:tc>
+      </w:tr>
+      <w:tr>
+        <w:tblPrEx>
+          <w:tblCellMar>
+            <w:top w:w="0pt" w:type="dxa"/>
+            <w:bottom w:w="0pt" w:type="dxa"/>
+          </w:tblCellMar>
+        </w:tblPrEx>
+        <w:tc>
+          <w:tcPr>
+            <w:tcW w:w="21.36%" w:type="pct"/>
+            <w:tcBorders>
+              <w:top w:val="single" w:sz="1" w:space="0" w:color="CCCCCC"/>
+              <w:start w:val="single" w:sz="1" w:space="0" w:color="CCCCCC"/>
+              <w:bottom w:val="single" w:sz="1" w:space="0" w:color="CCCCCC"/>
+              <w:end w:val="single" w:sz="1" w:space="0" w:color="CCCCCC"/>
+            </w:tcBorders>
+            <w:shd w:val="clear" w:color="auto" w:fill="F5F7FA"/>
+            <w:tcMar>
+              <w:top w:w="3pt" w:type="dxa"/>
+              <w:start w:w="6pt" w:type="dxa"/>
+              <w:bottom w:w="3pt" w:type="dxa"/>
+              <w:end w:w="6pt" w:type="dxa"/>
+            </w:tcMar>
+          </w:tcPr>
+          <w:p>
+            <w:pPr>
+              <w:rPr>
+                <w:sz w:val="14"/>
+                <w:szCs w:val="14"/>
+              </w:rPr>
+            </w:pPr>
+            <w:r>
+              <w:rPr>
+                <w:rFonts w:eastAsia="Courier New"/>
+                <w:sz w:val="14"/>
+                <w:szCs w:val="14"/>
+              </w:rPr>
+              <w:t>RandomForest</w:t>
+            </w:r>
+          </w:p>
+        </w:tc>
+        <w:tc>
+          <w:tcPr>
+            <w:tcW w:w="78.64%" w:type="pct"/>
+            <w:tcBorders>
+              <w:top w:val="single" w:sz="1" w:space="0" w:color="CCCCCC"/>
+              <w:start w:val="single" w:sz="1" w:space="0" w:color="CCCCCC"/>
+              <w:bottom w:val="single" w:sz="1" w:space="0" w:color="CCCCCC"/>
+              <w:end w:val="single" w:sz="1" w:space="0" w:color="CCCCCC"/>
+            </w:tcBorders>
+            <w:shd w:val="clear" w:color="auto" w:fill="F5F7FA"/>
+            <w:tcMar>
+              <w:top w:w="3pt" w:type="dxa"/>
+              <w:start w:w="6pt" w:type="dxa"/>
+              <w:bottom w:w="3pt" w:type="dxa"/>
+              <w:end w:w="6pt" w:type="dxa"/>
+            </w:tcMar>
+          </w:tcPr>
+          <w:p>
+            <w:pPr>
+              <w:keepNext/>
+              <w:rPr>
+                <w:sz w:val="14"/>
+                <w:szCs w:val="14"/>
+              </w:rPr>
+            </w:pPr>
+            <w:r>
+              <w:rPr>
+                <w:rFonts w:eastAsia="Courier New"/>
+                <w:sz w:val="14"/>
+                <w:szCs w:val="14"/>
+              </w:rPr>
+              <w:t>n_estimators=164, max_depth=25, min_samples_split=3, min_samples_leaf=3</w:t>
+            </w:r>
+          </w:p>
+        </w:tc>
+      </w:tr>
+    </w:tbl>
+    <w:p>
+      <w:pPr>
+        <w:pStyle w:val="Caption"/>
+      </w:pPr>
+      <w:r>
+        <w:t xml:space="preserve">Tabela </w:t>
+      </w:r>
+      <w:fldSimple w:instr=" SEQ Tabela \* ARABIC ">
+        <w:r>
+          <w:rPr>
+            <w:noProof/>
+          </w:rPr>
+          <w:t>9</w:t>
+        </w:r>
+      </w:fldSimple>
+      <w:r>
+        <w:t xml:space="preserve"> </w:t>
+      </w:r>
+      <w:r>
+        <w:t>Trokorak pipeline WR</w:t>
+      </w:r>
+    </w:p>
+    <w:p>
+      <w:pPr>
+        <w:pStyle w:val="BodyText"/>
+      </w:pPr>
+    </w:p>
+    <w:p>
+      <w:pPr>
+        <w:pStyle w:val="BodyText"/>
+      </w:pPr>
+    </w:p>
+    <w:p>
+      <w:pPr>
+        <w:pStyle w:val="BodyText"/>
+      </w:pPr>
+    </w:p>
+    <w:p>
+      <w:pPr>
+        <w:pStyle w:val="BodyText"/>
+      </w:pPr>
+    </w:p>
+    <w:p>
+      <w:pPr>
+        <w:pStyle w:val="BodyText"/>
+      </w:pPr>
+    </w:p>
+    <w:p>
+      <w:pPr>
+        <w:pStyle w:val="BodyText"/>
+      </w:pPr>
+    </w:p>
+    <w:p>
+      <w:pPr>
+        <w:pStyle w:val="BodyText"/>
+      </w:pPr>
+    </w:p>
+    <w:p>
+      <w:pPr>
+        <w:pStyle w:val="BodyText"/>
+      </w:pPr>
     </w:p>
     <w:p>
       <w:pPr>
@@ -2853,14 +8721,6 @@
     <w:p/>
     <w:p/>
     <w:p/>
-    <w:p/>
-    <w:p/>
-    <w:p/>
-    <w:p/>
-    <w:p/>
-    <w:p/>
-    <w:p/>
-    <w:p/>
     <w:p>
       <w:pPr>
         <w:pStyle w:val="Heading1"/>
@@ -2890,8 +8750,7 @@
         <w:pStyle w:val="references"/>
       </w:pPr>
       <w:r>
-        <w:lastRenderedPageBreak/>
-        <w:t>Elimam, R., Sutton-Charani, N., Prioux, J., Montmain, J. and Perrey, S., 2025. Multi-output regression for the prediction of world-class performances in women’s handball. IEEE Access.</w:t>
+        <w:t>Mondello, M. and Maxcy, J., 2009. The impact of salary dispersion and performance bonuses in NFL organizations. Management Decision, 47(1), pp.110-123.</w:t>
       </w:r>
     </w:p>
     <w:p>
@@ -2899,7 +8758,7 @@
         <w:pStyle w:val="references"/>
       </w:pPr>
       <w:r>
-        <w:t>Abadzic, A., Cheun, J. and Patel, M., 2024. Data Analysis on Predicting the Top 12 Fantasy Football Players by Position. SMU Data Science Review, 8(2), p.7.</w:t>
+        <w:t>Elimam, R., Sutton-Charani, N., Prioux, J., Montmain, J. and Perrey, S., 2025. Multi-output regression for the prediction of world-class performances in women’s handball. IEEE Access.</w:t>
       </w:r>
     </w:p>
     <w:p>
@@ -2907,7 +8766,7 @@
         <w:pStyle w:val="references"/>
       </w:pPr>
       <w:r>
-        <w:t>[4] Pro Football Reference, https://www.pro-football-reference.com/</w:t>
+        <w:t>Abadzic, A., Cheun, J. and Patel, M., 2024. Data Analysis on Predicting the Top 12 Fantasy Football Players by Position. SMU Data Science Review, 8(2), p.7.</w:t>
       </w:r>
     </w:p>
     <w:p>
@@ -2915,7 +8774,7 @@
         <w:pStyle w:val="references"/>
       </w:pPr>
       <w:r>
-        <w:t>[5] SebastianAndreu/24679_NFL_WR_Dataset_2025, https://huggingface.co/datasets/SebastianAndreu/24679_NFL_WR_Dataset_2025</w:t>
+        <w:t>Pro Football Reference, https://www.pro-football-reference.com/</w:t>
       </w:r>
     </w:p>
     <w:p>
@@ -2923,7 +8782,7 @@
         <w:pStyle w:val="references"/>
       </w:pPr>
       <w:r>
-        <w:t>[6] NFL Elo QB Rankings, https://www.nfeloapp.com/qb-rankings/</w:t>
+        <w:t>SebastianAndreu/24679_NFL_WR_Dataset_2025, https://huggingface.co/datasets/SebastianAndreu/24679_NFL_WR_Dataset_2025</w:t>
       </w:r>
     </w:p>
     <w:p>
@@ -2931,15 +8790,23 @@
         <w:pStyle w:val="references"/>
       </w:pPr>
       <w:r>
-        <w:t>[7] sklearn developers, scikit-learn documentation, https://scikit-learn.org/stable/</w:t>
-      </w:r>
+        <w:t xml:space="preserve">NFL Elo QB Rankings, </w:t>
+      </w:r>
+      <w:hyperlink r:id="rId17" w:history="1">
+        <w:r>
+          <w:rPr>
+            <w:rStyle w:val="Hyperlink"/>
+          </w:rPr>
+          <w:t>https://www.nfeloapp.com/qb-rankings/</w:t>
+        </w:r>
+      </w:hyperlink>
     </w:p>
     <w:p>
       <w:pPr>
         <w:pStyle w:val="references"/>
       </w:pPr>
       <w:r>
-        <w:t>[8] XGBoost documentation, https://xgboost.readthedocs.io/</w:t>
+        <w:t>Hoerl, A.E. and Kennard, R.W., 1970. Ridge regression: Biased estimation for nonorthogonal problems. Technometrics, 12(1), pp.55-67.</w:t>
       </w:r>
     </w:p>
     <w:p>
@@ -2947,7 +8814,47 @@
         <w:pStyle w:val="references"/>
       </w:pPr>
       <w:r>
-        <w:t>[9] LightGBM documentation, https://lightgbm.readthedocs.io/</w:t>
+        <w:t>Tibshirani, R., 1996. Regression shrinkage and selection via the lasso. Journal of the Royal Statistical Society Series B: Statistical Methodology, 58(1), pp.267-288.</w:t>
+      </w:r>
+    </w:p>
+    <w:p>
+      <w:pPr>
+        <w:pStyle w:val="references"/>
+      </w:pPr>
+      <w:r>
+        <w:t>Zou, H. and Hastie, T., 2005. Regularization and variable selection via the elastic net. Journal of the Royal Statistical Society Series B: Statistical Methodology, 67(2), pp.301-320.</w:t>
+      </w:r>
+    </w:p>
+    <w:p>
+      <w:pPr>
+        <w:pStyle w:val="references"/>
+      </w:pPr>
+      <w:r>
+        <w:t>Cover, T. and Hart, P., 1967. Nearest neighbor pattern classification. IEEE transactions on information theory, 13(1), pp.21-27.</w:t>
+      </w:r>
+    </w:p>
+    <w:p>
+      <w:pPr>
+        <w:pStyle w:val="references"/>
+      </w:pPr>
+      <w:r>
+        <w:t>Breiman, L., 2001. Random forests. Machine learning, 45(1), pp.5-32.</w:t>
+      </w:r>
+    </w:p>
+    <w:p>
+      <w:pPr>
+        <w:pStyle w:val="references"/>
+      </w:pPr>
+      <w:r>
+        <w:t>Chen, T. and Guestrin, C., 2016, August. Xgboost: A scalable tree boosting system. In Proceedings of the 22nd acm sigkdd international conference on knowledge discovery and data mining (pp. 785-794).</w:t>
+      </w:r>
+    </w:p>
+    <w:p>
+      <w:pPr>
+        <w:pStyle w:val="references"/>
+      </w:pPr>
+      <w:r>
+        <w:t>Ke, G., Meng, Q., Finley, T., Wang, T., Chen, W., Ma, W., Ye, Q. and Liu, T.Y., 2017. Lightgbm: A highly efficient gradient boosting decision tree. Advances in neural information processing systems, 30.</w:t>
       </w:r>
     </w:p>
     <w:sectPr>
@@ -3177,7 +9084,7 @@
   <w:abstractNum w:abstractNumId="2" w15:restartNumberingAfterBreak="0">
     <w:nsid w:val="FFFFFF7D"/>
     <w:multiLevelType w:val="singleLevel"/>
-    <w:tmpl w:val="4350A38C"/>
+    <w:tmpl w:val="744E30A2"/>
     <w:lvl w:ilvl="0">
       <w:start w:val="1"/>
       <w:numFmt w:val="decimal"/>
@@ -3194,7 +9101,7 @@
   <w:abstractNum w:abstractNumId="3" w15:restartNumberingAfterBreak="0">
     <w:nsid w:val="FFFFFF7E"/>
     <w:multiLevelType w:val="singleLevel"/>
-    <w:tmpl w:val="6854CC76"/>
+    <w:tmpl w:val="60B09E1E"/>
     <w:lvl w:ilvl="0">
       <w:start w:val="1"/>
       <w:numFmt w:val="decimal"/>
@@ -3250,7 +9157,7 @@
   <w:abstractNum w:abstractNumId="6" w15:restartNumberingAfterBreak="0">
     <w:nsid w:val="FFFFFF81"/>
     <w:multiLevelType w:val="singleLevel"/>
-    <w:tmpl w:val="A0426E20"/>
+    <w:tmpl w:val="DC66F6A2"/>
     <w:lvl w:ilvl="0">
       <w:start w:val="1"/>
       <w:numFmt w:val="bullet"/>
@@ -3270,7 +9177,7 @@
   <w:abstractNum w:abstractNumId="7" w15:restartNumberingAfterBreak="0">
     <w:nsid w:val="FFFFFF82"/>
     <w:multiLevelType w:val="singleLevel"/>
-    <w:tmpl w:val="D7EAACB8"/>
+    <w:tmpl w:val="B354176C"/>
     <w:lvl w:ilvl="0">
       <w:start w:val="1"/>
       <w:numFmt w:val="bullet"/>
@@ -3290,7 +9197,7 @@
   <w:abstractNum w:abstractNumId="8" w15:restartNumberingAfterBreak="0">
     <w:nsid w:val="FFFFFF83"/>
     <w:multiLevelType w:val="singleLevel"/>
-    <w:tmpl w:val="D96C8670"/>
+    <w:tmpl w:val="010EF7D0"/>
     <w:lvl w:ilvl="0">
       <w:start w:val="1"/>
       <w:numFmt w:val="bullet"/>
@@ -3310,7 +9217,7 @@
   <w:abstractNum w:abstractNumId="9" w15:restartNumberingAfterBreak="0">
     <w:nsid w:val="FFFFFF88"/>
     <w:multiLevelType w:val="singleLevel"/>
-    <w:tmpl w:val="1EC243FC"/>
+    <w:tmpl w:val="2D6C0FEE"/>
     <w:lvl w:ilvl="0">
       <w:start w:val="1"/>
       <w:numFmt w:val="decimal"/>
@@ -3327,7 +9234,7 @@
   <w:abstractNum w:abstractNumId="10" w15:restartNumberingAfterBreak="0">
     <w:nsid w:val="FFFFFF89"/>
     <w:multiLevelType w:val="singleLevel"/>
-    <w:tmpl w:val="AE4C497E"/>
+    <w:tmpl w:val="5F4A0108"/>
     <w:lvl w:ilvl="0">
       <w:start w:val="1"/>
       <w:numFmt w:val="bullet"/>
@@ -5634,6 +11541,27 @@
       <w:szCs w:val="18"/>
     </w:rPr>
   </w:style>
+  <w:style w:type="character" w:styleId="Hyperlink">
+    <w:name w:val="Hyperlink"/>
+    <w:basedOn w:val="DefaultParagraphFont"/>
+    <w:rsid w:val="00C83584"/>
+    <w:rPr>
+      <w:color w:val="0563C1" w:themeColor="hyperlink"/>
+      <w:u w:val="single"/>
+    </w:rPr>
+  </w:style>
+  <w:style w:type="character" w:styleId="UnresolvedMention">
+    <w:name w:val="Unresolved Mention"/>
+    <w:basedOn w:val="DefaultParagraphFont"/>
+    <w:uiPriority w:val="99"/>
+    <w:semiHidden/>
+    <w:unhideWhenUsed/>
+    <w:rsid w:val="00C83584"/>
+    <w:rPr>
+      <w:color w:val="605E5C"/>
+      <w:shd w:val="clear" w:color="auto" w:fill="E1DFDD"/>
+    </w:rPr>
+  </w:style>
 </w:styles>
 </file>
 
@@ -5899,11 +11827,29 @@
 </file>
 
 <file path=customXml/item1.xml><?xml version="1.0" encoding="utf-8"?>
-<b:Sources xmlns:b="http://schemas.openxmlformats.org/officeDocument/2006/bibliography" xmlns="http://schemas.openxmlformats.org/officeDocument/2006/bibliography" SelectedStyle="\APA.XSL" StyleName="APA"/>
+<b:Sources xmlns:b="http://schemas.openxmlformats.org/officeDocument/2006/bibliography" xmlns="http://schemas.openxmlformats.org/officeDocument/2006/bibliography" SelectedStyle="\APA.XSL" StyleName="APA">
+  <b:Source>
+    <b:Tag>Wei</b:Tag>
+    <b:SourceType>Book</b:SourceType>
+    <b:Guid>{F3787E1E-8F50-42AA-93A1-21743BD3CF71}</b:Guid>
+    <b:Author>
+      <b:Author>
+        <b:NameList>
+          <b:Person>
+            <b:Last>Weirich</b:Last>
+            <b:First>C.,</b:First>
+            <b:Middle>Kim</b:Middle>
+          </b:Person>
+        </b:NameList>
+      </b:Author>
+    </b:Author>
+    <b:RefOrder>1</b:RefOrder>
+  </b:Source>
+</b:Sources>
 </file>
 
 <file path=customXml/itemProps1.xml><?xml version="1.0" encoding="utf-8"?>
-<ds:datastoreItem xmlns:ds="http://purl.oclc.org/ooxml/officeDocument/customXml" ds:itemID="{9E966C7F-158E-4883-86A6-4454069232BB}">
+<ds:datastoreItem xmlns:ds="http://purl.oclc.org/ooxml/officeDocument/customXml" ds:itemID="{6C682B88-3D8D-4916-BFC5-90A322DF99CD}">
   <ds:schemaRefs>
     <ds:schemaRef ds:uri="http://schemas.openxmlformats.org/officeDocument/2006/bibliography"/>
   </ds:schemaRefs>
